--- a/ABNT_TCC_correcao_agosto_comentado.docx
+++ b/ABNT_TCC_correcao_agosto_comentado.docx
@@ -1,6 +1,6 @@
 
 <file path=word/document.xml><?xml version="1.0" encoding="utf-8"?>
-<w:document xmlns:wpc="http://schemas.microsoft.com/office/word/2010/wordprocessingCanvas" xmlns:cx="http://schemas.microsoft.com/office/drawing/2014/chartex" xmlns:cx1="http://schemas.microsoft.com/office/drawing/2015/9/8/chartex" xmlns:cx2="http://schemas.microsoft.com/office/drawing/2015/10/21/chartex" xmlns:cx3="http://schemas.microsoft.com/office/drawing/2016/5/9/chartex" xmlns:cx4="http://schemas.microsoft.com/office/drawing/2016/5/10/chartex" xmlns:cx5="http://schemas.microsoft.com/office/drawing/2016/5/11/chartex" xmlns:cx6="http://schemas.microsoft.com/office/drawing/2016/5/12/chartex" xmlns:cx7="http://schemas.microsoft.com/office/drawing/2016/5/13/chartex" xmlns:cx8="http://schemas.microsoft.com/office/drawing/2016/5/14/chartex" xmlns:mc="http://schemas.openxmlformats.org/markup-compatibility/2006" xmlns:aink="http://schemas.microsoft.com/office/drawing/2016/ink" xmlns:am3d="http://schemas.microsoft.com/office/drawing/2017/model3d" xmlns:o="urn:schemas-microsoft-com:office:office" xmlns:oel="http://schemas.microsoft.com/office/2019/extlst" xmlns:r="http://schemas.openxmlformats.org/officeDocument/2006/relationships" xmlns:m="http://schemas.openxmlformats.org/officeDocument/2006/math" xmlns:v="urn:schemas-microsoft-com:vml" xmlns:wp14="http://schemas.microsoft.com/office/word/2010/wordprocessingDrawing" xmlns:wp="http://schemas.openxmlformats.org/drawingml/2006/wordprocessingDrawing" xmlns:w10="urn:schemas-microsoft-com:office:word" xmlns:w="http://schemas.openxmlformats.org/wordprocessingml/2006/main" xmlns:w14="http://schemas.microsoft.com/office/word/2010/wordml" xmlns:w15="http://schemas.microsoft.com/office/word/2012/wordml" xmlns:w16cex="http://schemas.microsoft.com/office/word/2018/wordml/cex" xmlns:w16cid="http://schemas.microsoft.com/office/word/2016/wordml/cid" xmlns:w16="http://schemas.microsoft.com/office/word/2018/wordml" xmlns:w16sdtdh="http://schemas.microsoft.com/office/word/2020/wordml/sdtdatahash" xmlns:w16se="http://schemas.microsoft.com/office/word/2015/wordml/symex" xmlns:wpg="http://schemas.microsoft.com/office/word/2010/wordprocessingGroup" xmlns:wpi="http://schemas.microsoft.com/office/word/2010/wordprocessingInk" xmlns:wne="http://schemas.microsoft.com/office/word/2006/wordml" xmlns:wps="http://schemas.microsoft.com/office/word/2010/wordprocessingShape" mc:Ignorable="w14 w15 w16se w16cid w16 w16cex w16sdtdh wp14">
+<w:document xmlns:wpc="http://schemas.microsoft.com/office/word/2010/wordprocessingCanvas" xmlns:cx="http://schemas.microsoft.com/office/drawing/2014/chartex" xmlns:mc="http://schemas.openxmlformats.org/markup-compatibility/2006" xmlns:o="urn:schemas-microsoft-com:office:office" xmlns:r="http://schemas.openxmlformats.org/officeDocument/2006/relationships" xmlns:m="http://schemas.openxmlformats.org/officeDocument/2006/math" xmlns:v="urn:schemas-microsoft-com:vml" xmlns:wp14="http://schemas.microsoft.com/office/word/2010/wordprocessingDrawing" xmlns:wp="http://schemas.openxmlformats.org/drawingml/2006/wordprocessingDrawing" xmlns:w10="urn:schemas-microsoft-com:office:word" xmlns:w="http://schemas.openxmlformats.org/wordprocessingml/2006/main" xmlns:w14="http://schemas.microsoft.com/office/word/2010/wordml" xmlns:w15="http://schemas.microsoft.com/office/word/2012/wordml" xmlns:w16se="http://schemas.microsoft.com/office/word/2015/wordml/symex" xmlns:wpg="http://schemas.microsoft.com/office/word/2010/wordprocessingGroup" xmlns:wpi="http://schemas.microsoft.com/office/word/2010/wordprocessingInk" xmlns:wne="http://schemas.microsoft.com/office/word/2006/wordml" xmlns:wps="http://schemas.microsoft.com/office/word/2010/wordprocessingShape" mc:Ignorable="w14 w15 w16se wp14">
   <w:body>
     <w:p>
       <w:pPr>
@@ -28,6 +28,7 @@
           <w:id w:val="-1123863619"/>
           <w:showingPlcHdr/>
         </w:sdtPr>
+        <w:sdtEndPr/>
         <w:sdtContent>
           <w:r>
             <w:t xml:space="preserve">     </w:t>
@@ -78,29 +79,7 @@
           <w:sz w:val="28"/>
           <w:szCs w:val="28"/>
         </w:rPr>
-        <w:t xml:space="preserve">ETEC </w:t>
-      </w:r>
-      <w:proofErr w:type="spellStart"/>
-      <w:r>
-        <w:rPr>
-          <w:b/>
-          <w:bCs/>
-          <w:color w:val="000000"/>
-          <w:sz w:val="28"/>
-          <w:szCs w:val="28"/>
-        </w:rPr>
-        <w:t>PROFª</w:t>
-      </w:r>
-      <w:proofErr w:type="spellEnd"/>
-      <w:r>
-        <w:rPr>
-          <w:b/>
-          <w:bCs/>
-          <w:color w:val="000000"/>
-          <w:sz w:val="28"/>
-          <w:szCs w:val="28"/>
-        </w:rPr>
-        <w:t xml:space="preserve"> MARIA CRISTINA MEDEIROS</w:t>
+        <w:t>ETEC PROFª MARIA CRISTINA MEDEIROS</w:t>
       </w:r>
     </w:p>
     <w:p>
@@ -224,20 +203,8 @@
           <w:sz w:val="28"/>
           <w:szCs w:val="28"/>
         </w:rPr>
-        <w:t xml:space="preserve">Eduardo Luiz </w:t>
-      </w:r>
-      <w:proofErr w:type="spellStart"/>
-      <w:r>
-        <w:rPr>
-          <w:b/>
-          <w:bCs/>
-          <w:color w:val="000000"/>
-          <w:sz w:val="28"/>
-          <w:szCs w:val="28"/>
-        </w:rPr>
-        <w:t>Franceliano</w:t>
-      </w:r>
-      <w:proofErr w:type="spellEnd"/>
+        <w:t>Eduardo Luiz Franceliano</w:t>
+      </w:r>
     </w:p>
     <w:p>
       <w:pPr>
@@ -298,29 +265,7 @@
           <w:sz w:val="28"/>
           <w:szCs w:val="28"/>
         </w:rPr>
-        <w:t xml:space="preserve">João Arthur </w:t>
-      </w:r>
-      <w:proofErr w:type="spellStart"/>
-      <w:r>
-        <w:rPr>
-          <w:b/>
-          <w:bCs/>
-          <w:color w:val="000000"/>
-          <w:sz w:val="28"/>
-          <w:szCs w:val="28"/>
-        </w:rPr>
-        <w:t>Rípoli</w:t>
-      </w:r>
-      <w:proofErr w:type="spellEnd"/>
-      <w:r>
-        <w:rPr>
-          <w:b/>
-          <w:bCs/>
-          <w:color w:val="000000"/>
-          <w:sz w:val="28"/>
-          <w:szCs w:val="28"/>
-        </w:rPr>
-        <w:t xml:space="preserve"> Pereira Nunes</w:t>
+        <w:t>João Arthur Rípoli Pereira Nunes</w:t>
       </w:r>
     </w:p>
     <w:p>
@@ -516,20 +461,8 @@
           <w:sz w:val="28"/>
           <w:szCs w:val="28"/>
         </w:rPr>
-        <w:t xml:space="preserve">Eduardo Luiz </w:t>
-      </w:r>
-      <w:proofErr w:type="spellStart"/>
-      <w:r>
-        <w:rPr>
-          <w:b/>
-          <w:bCs/>
-          <w:color w:val="000000"/>
-          <w:sz w:val="28"/>
-          <w:szCs w:val="28"/>
-        </w:rPr>
-        <w:t>Franceliano</w:t>
-      </w:r>
-      <w:proofErr w:type="spellEnd"/>
+        <w:t>Eduardo Luiz Franceliano</w:t>
+      </w:r>
     </w:p>
     <w:p>
       <w:pPr>
@@ -590,29 +523,7 @@
           <w:sz w:val="28"/>
           <w:szCs w:val="28"/>
         </w:rPr>
-        <w:t xml:space="preserve">João Arthur </w:t>
-      </w:r>
-      <w:proofErr w:type="spellStart"/>
-      <w:r>
-        <w:rPr>
-          <w:b/>
-          <w:bCs/>
-          <w:color w:val="000000"/>
-          <w:sz w:val="28"/>
-          <w:szCs w:val="28"/>
-        </w:rPr>
-        <w:t>Rípoli</w:t>
-      </w:r>
-      <w:proofErr w:type="spellEnd"/>
-      <w:r>
-        <w:rPr>
-          <w:b/>
-          <w:bCs/>
-          <w:color w:val="000000"/>
-          <w:sz w:val="28"/>
-          <w:szCs w:val="28"/>
-        </w:rPr>
-        <w:t xml:space="preserve"> Pereira Nunes</w:t>
+        <w:t>João Arthur Rípoli Pereira Nunes</w:t>
       </w:r>
     </w:p>
     <w:p>
@@ -643,7 +554,17 @@
           <w:sz w:val="28"/>
           <w:szCs w:val="28"/>
         </w:rPr>
-        <w:t>THERMAUTOMATA: Jogo para conscientização sobre poluição, automação e política</w:t>
+        <w:t xml:space="preserve">THERMAUTOMATA: Jogo para </w:t>
+      </w:r>
+      <w:r>
+        <w:rPr>
+          <w:b/>
+          <w:bCs/>
+          <w:color w:val="000000"/>
+          <w:sz w:val="28"/>
+          <w:szCs w:val="28"/>
+        </w:rPr>
+        <w:t>conscientização sobre poluição, automação e política</w:t>
       </w:r>
     </w:p>
     <w:p>
@@ -669,43 +590,15 @@
           <w:sz w:val="22"/>
           <w:szCs w:val="22"/>
         </w:rPr>
-        <w:t xml:space="preserve">Trabalho de Conclusão de curso apresentado ao Curso Técnico em Informática para Internet Integrado ao Ensino Médio da ETEC </w:t>
-      </w:r>
-      <w:proofErr w:type="spellStart"/>
+        <w:t>Trabalho de Conclusão de curso apresentado ao Curso Técnico em Informática para Internet Integrado ao Ensino Médio da ETEC ProfªMaria Cristina Medeiros, orientado pela ProfªMe. Cíntia Maria de Araújo Pin</w:t>
+      </w:r>
       <w:r>
         <w:rPr>
           <w:color w:val="000000"/>
           <w:sz w:val="22"/>
           <w:szCs w:val="22"/>
         </w:rPr>
-        <w:t>ProfªMaria</w:t>
-      </w:r>
-      <w:proofErr w:type="spellEnd"/>
-      <w:r>
-        <w:rPr>
-          <w:color w:val="000000"/>
-          <w:sz w:val="22"/>
-          <w:szCs w:val="22"/>
-        </w:rPr>
-        <w:t xml:space="preserve"> Cristina Medeiros, orientado pela </w:t>
-      </w:r>
-      <w:proofErr w:type="spellStart"/>
-      <w:r>
-        <w:rPr>
-          <w:color w:val="000000"/>
-          <w:sz w:val="22"/>
-          <w:szCs w:val="22"/>
-        </w:rPr>
-        <w:t>ProfªMe</w:t>
-      </w:r>
-      <w:proofErr w:type="spellEnd"/>
-      <w:r>
-        <w:rPr>
-          <w:color w:val="000000"/>
-          <w:sz w:val="22"/>
-          <w:szCs w:val="22"/>
-        </w:rPr>
-        <w:t>. Cíntia Maria de Araújo Pinho, como requisito parcial para obtenção do título de técnico em Informática para Internet</w:t>
+        <w:t>ho, como requisito parcial para obtenção do título de técnico em Informática para Internet</w:t>
       </w:r>
     </w:p>
     <w:p>
@@ -916,7 +809,10 @@
     </w:p>
     <w:p>
       <w:r>
-        <w:t>Aqui jaz o resumo</w:t>
+        <w:t>Aqui jaz</w:t>
+      </w:r>
+      <w:r>
+        <w:t xml:space="preserve"> o resumo</w:t>
       </w:r>
     </w:p>
     <w:p>
@@ -957,19 +853,9 @@
       </w:r>
     </w:p>
     <w:p>
-      <w:proofErr w:type="spellStart"/>
-      <w:r>
-        <w:t>Resumation</w:t>
-      </w:r>
-      <w:proofErr w:type="spellEnd"/>
-      <w:r>
-        <w:t xml:space="preserve"> em </w:t>
-      </w:r>
-      <w:proofErr w:type="spellStart"/>
-      <w:r>
-        <w:t>engrish</w:t>
-      </w:r>
-      <w:proofErr w:type="spellEnd"/>
+      <w:r>
+        <w:t>Resumation em engrish</w:t>
+      </w:r>
     </w:p>
     <w:p>
       <w:r>
@@ -1089,6 +975,7 @@
           <w:docPartUnique/>
         </w:docPartObj>
       </w:sdtPr>
+      <w:sdtEndPr/>
       <w:sdtContent>
         <w:p>
           <w:pPr>
@@ -1171,6 +1058,7 @@
           <w:docPartUnique/>
         </w:docPartObj>
       </w:sdtPr>
+      <w:sdtEndPr/>
       <w:sdtContent>
         <w:p>
           <w:pPr>
@@ -1253,6 +1141,7 @@
           <w:docPartUnique/>
         </w:docPartObj>
       </w:sdtPr>
+      <w:sdtEndPr/>
       <w:sdtContent>
         <w:p>
           <w:pPr>
@@ -1335,6 +1224,7 @@
           <w:docPartUnique/>
         </w:docPartObj>
       </w:sdtPr>
+      <w:sdtEndPr/>
       <w:sdtContent>
         <w:p>
           <w:pPr>
@@ -1417,6 +1307,7 @@
           <w:docPartUnique/>
         </w:docPartObj>
       </w:sdtPr>
+      <w:sdtEndPr/>
       <w:sdtContent>
         <w:p>
           <w:pPr>
@@ -1477,6 +1368,8 @@
           <w:numId w:val="7"/>
         </w:numPr>
       </w:pPr>
+      <w:bookmarkStart w:id="1" w:name="_GoBack"/>
+      <w:bookmarkEnd w:id="1"/>
       <w:r>
         <w:lastRenderedPageBreak/>
         <w:t>INTRODUÇÃO</w:t>
@@ -1493,20 +1386,32 @@
           <w:tag w:val="goog_rdk_1"/>
           <w:id w:val="-1799278193"/>
         </w:sdtPr>
+        <w:sdtEndPr/>
         <w:sdtContent>
-          <w:commentRangeStart w:id="1"/>
+          <w:commentRangeStart w:id="2"/>
         </w:sdtContent>
       </w:sdt>
       <w:r>
         <w:rPr>
           <w:highlight w:val="yellow"/>
         </w:rPr>
-        <w:t xml:space="preserve">No contexto atual da sociedade, observa-se um período de rápidas transformações impulsionadas pelos avanços tecnológicos e pela crescente automação dos processos produtivos e urbanos. Essas mudanças trazem diversos benefícios para as cidades, que se tornam mais inteligentes, eficientes e sustentáveis por meio da adoção de novas tecnologias. Além disso, tais avanços impactam diretamente a economia, favorecendo o surgimento de novas indústrias, a criação de oportunidades de emprego e a atração de investimentos para diferentes regiões </w:t>
+        <w:t>No contexto atual da sociedade, observa-se um período de rápidas transformações impulsionadas pelos avanços tecnol</w:t>
+      </w:r>
+      <w:r>
+        <w:rPr>
+          <w:highlight w:val="yellow"/>
+        </w:rPr>
+        <w:t>ógicos e pela crescente automação dos processos produtivos e urbanos. Essas mudanças trazem diversos benefícios para as cidades, que se tornam mais inteligentes, eficientes e sustentáveis por meio da adoção de novas tecnologias. Além disso, tais avanços im</w:t>
+      </w:r>
+      <w:r>
+        <w:rPr>
+          <w:highlight w:val="yellow"/>
+        </w:rPr>
+        <w:t xml:space="preserve">pactam diretamente a economia, favorecendo o surgimento de novas indústrias, a criação de oportunidades de emprego e a atração de investimentos para diferentes regiões </w:t>
       </w:r>
       <w:r>
         <w:t>(</w:t>
       </w:r>
-      <w:proofErr w:type="spellStart"/>
       <w:r>
         <w:rPr>
           <w:rFonts w:ascii="Calibri" w:eastAsia="Calibri" w:hAnsi="Calibri" w:cs="Calibri"/>
@@ -1515,7 +1420,6 @@
         </w:rPr>
         <w:t>Maestrovirtuale</w:t>
       </w:r>
-      <w:proofErr w:type="spellEnd"/>
       <w:r>
         <w:t xml:space="preserve">, 2024). </w:t>
       </w:r>
@@ -1530,21 +1434,13 @@
         <w:rPr>
           <w:highlight w:val="yellow"/>
         </w:rPr>
-        <w:t xml:space="preserve">Entretanto, apesar dos benefícios proporcionados pelo desenvolvimento tecnológico, também surgem desafios relacionados à elevada demanda por energia, água e matérias-primas necessárias para a implementação e manutenção dessas inovações. De acordo com o World Economic </w:t>
-      </w:r>
-      <w:proofErr w:type="spellStart"/>
-      <w:r>
-        <w:rPr>
-          <w:highlight w:val="yellow"/>
-        </w:rPr>
-        <w:t>Forum</w:t>
-      </w:r>
-      <w:proofErr w:type="spellEnd"/>
-      <w:r>
-        <w:rPr>
-          <w:highlight w:val="yellow"/>
-        </w:rPr>
-        <w:t xml:space="preserve">, embora as cidades ocupem aproximadamente 2% da superfície terrestre, elas são responsáveis pelo consumo de mais de 75% dos recursos naturais do planeta </w:t>
+        <w:t>Entretanto, apesar dos benefícios proporcionados pelo desenvolvimento tecnológico, também surgem desafios relacionados à elevada demanda por energia, água e matérias-primas necessárias para a implementação e manutenção dessas inovações. De acordo com o Wor</w:t>
+      </w:r>
+      <w:r>
+        <w:rPr>
+          <w:highlight w:val="yellow"/>
+        </w:rPr>
+        <w:t xml:space="preserve">ld Economic Forum, embora as cidades ocupem aproximadamente 2% da superfície terrestre, elas são responsáveis pelo consumo de mais de 75% dos recursos naturais do planeta </w:t>
       </w:r>
       <w:r>
         <w:rPr>
@@ -1552,7 +1448,6 @@
         </w:rPr>
         <w:t>(</w:t>
       </w:r>
-      <w:proofErr w:type="spellStart"/>
       <w:r>
         <w:rPr>
           <w:rFonts w:ascii="Calibri" w:eastAsia="Calibri" w:hAnsi="Calibri" w:cs="Calibri"/>
@@ -1562,7 +1457,6 @@
         </w:rPr>
         <w:t>Venditti</w:t>
       </w:r>
-      <w:proofErr w:type="spellEnd"/>
       <w:r>
         <w:rPr>
           <w:highlight w:val="yellow"/>
@@ -1588,23 +1482,36 @@
           <w:tag w:val="goog_rdk_2"/>
           <w:id w:val="1335637430"/>
         </w:sdtPr>
+        <w:sdtEndPr/>
         <w:sdtContent>
-          <w:commentRangeStart w:id="2"/>
+          <w:commentRangeStart w:id="3"/>
         </w:sdtContent>
       </w:sdt>
       <w:r>
         <w:rPr>
           <w:highlight w:val="yellow"/>
         </w:rPr>
-        <w:t>Nesse contexto, os Objetivos de Desenvolvimento Sustentável (ODS) da Organização das Nações Unidas destacam a necessidade de repensar modelos de infraestrutura, urbanização e consumo, especialmente por meio das ODS 9, 11 e 12, que promovem a inovação sustentável, o desenvolvimento de cidades resilientes e a adoção de padrões responsáveis de produção e consumo.</w:t>
-      </w:r>
-      <w:commentRangeEnd w:id="1"/>
-      <w:r>
-        <w:commentReference w:id="1"/>
+        <w:t>Nesse contexto, os Objetivos de Desenvolvimento Sustentável (ODS</w:t>
+      </w:r>
+      <w:r>
+        <w:rPr>
+          <w:highlight w:val="yellow"/>
+        </w:rPr>
+        <w:t>) da Organização das Nações Unidas destacam a necessidade de repensar modelos de infraestrutura, urbanização e consumo, especialmente por meio das ODS 9, 11 e 12, que promovem a inovação sustentável, o desenvolvimento de cidades resilientes e a adoção de p</w:t>
+      </w:r>
+      <w:r>
+        <w:rPr>
+          <w:highlight w:val="yellow"/>
+        </w:rPr>
+        <w:t>adrões responsáveis de produção e consumo.</w:t>
       </w:r>
       <w:commentRangeEnd w:id="2"/>
       <w:r>
         <w:commentReference w:id="2"/>
+      </w:r>
+      <w:commentRangeEnd w:id="3"/>
+      <w:r>
+        <w:commentReference w:id="3"/>
       </w:r>
     </w:p>
     <w:p/>
@@ -1629,30 +1536,22 @@
         <w:t>contemporânea enfrenta</w:t>
       </w:r>
       <w:r>
-        <w:t xml:space="preserve"> um cenário marcado pela produção em massa e pelo consumo excessivo, no qual o ato de consumir deixa de atender apenas necessidades básicas e passa a representar status, identidade e pertencimento social. Esse modelo, impulsionado pela globalização e pela lógica de mercado, estimula desejos muitas vezes artificiais, promovendo um ciclo contínuo de consumo </w:t>
-      </w:r>
-      <w:r>
-        <w:rPr>
-          <w:highlight w:val="yellow"/>
-        </w:rPr>
-        <w:t>(</w:t>
-      </w:r>
-      <w:proofErr w:type="spellStart"/>
-      <w:r>
-        <w:rPr>
-          <w:highlight w:val="yellow"/>
-        </w:rPr>
-        <w:t>Purcs</w:t>
-      </w:r>
-      <w:proofErr w:type="spellEnd"/>
-      <w:r>
-        <w:rPr>
-          <w:highlight w:val="yellow"/>
-        </w:rPr>
-        <w:t>, 2025)</w:t>
-      </w:r>
-      <w:r>
-        <w:t xml:space="preserve">. Como consequência, surgem impactos ambientais significativos, como a poluição, o aumento de resíduos e o esgotamento de recursos naturais, além do </w:t>
+        <w:t xml:space="preserve"> um cenário marcado pela produção em massa e pelo consumo excessivo, no qual o ato de consumir deixa de atender apenas necessidades básicas e passa a represen</w:t>
+      </w:r>
+      <w:r>
+        <w:t xml:space="preserve">tar status, identidade e pertencimento social. Esse modelo, impulsionado pela globalização e pela lógica de mercado, estimula desejos muitas vezes artificiais, promovendo um ciclo contínuo de consumo </w:t>
+      </w:r>
+      <w:r>
+        <w:rPr>
+          <w:highlight w:val="yellow"/>
+        </w:rPr>
+        <w:t>(Purcs, 2025)</w:t>
+      </w:r>
+      <w:r>
+        <w:t>. Como consequência, surgem impactos ambien</w:t>
+      </w:r>
+      <w:r>
+        <w:t xml:space="preserve">tais significativos, como a poluição, o aumento de resíduos e o esgotamento de recursos naturais, além do </w:t>
       </w:r>
       <w:r>
         <w:lastRenderedPageBreak/>
@@ -1661,13 +1560,22 @@
     </w:p>
     <w:p>
       <w:r>
-        <w:t>Paralelamente, esse contexto evidencia uma dificuldade generalizada da população em compreender os mecanismos políticos e econômicos que sustentam essas práticas. A ausência de uma educação crítica limita o entendimento sobre os sistemas de produção, consumo e organização social, dificultando a participação cidadã e a mobilização por mudanças estruturais (</w:t>
+        <w:t>Paralelamente, ess</w:t>
+      </w:r>
+      <w:r>
+        <w:t>e contexto evidencia uma dificuldade generalizada da população em compreender os mecanismos políticos e econômicos que sustentam essas práticas. A ausência de uma educação crítica limita o entendimento sobre os sistemas de produção, consumo e organização s</w:t>
+      </w:r>
+      <w:r>
+        <w:t>ocial, dificultando a participação cidadã e a mobilização por mudanças estruturais (</w:t>
       </w:r>
       <w:r>
         <w:t>Costa</w:t>
       </w:r>
       <w:r>
-        <w:t>, 2024). A falta de consciência política, entendida como a capacidade de analisar criticamente as estruturas de poder e suas implicações, reduz o engajamento democrático e enfraquece a construção de uma sociedade mais justa e participativa (</w:t>
+        <w:t>, 2024). A falta de consciência política, entendida como a capacidade de analisar criticamente as estruturas de poder e suas implicações, reduz o engajamento democráti</w:t>
+      </w:r>
+      <w:r>
+        <w:t>co e enfraquece a construção de uma sociedade mais justa e participativa (</w:t>
       </w:r>
       <w:r>
         <w:t>Costa</w:t>
@@ -1678,28 +1586,30 @@
     </w:p>
     <w:p>
       <w:r>
-        <w:t xml:space="preserve">Além disso, as transformações tecnológicas, como a automação, a inteligência artificial e o avanço das plataformas digitais, intensificam esses desafios contemporâneos. Embora contribuam para o aumento da produtividade, da eficiência e da flexibilidade nas relações de trabalho, esses avanços também geram impactos sociais significativos, como o desemprego estrutural decorrente da substituição de atividades humanas por máquinas, a precarização dos vínculos empregatícios e o aumento da informalidade. Ademais, a dificuldade de adaptação das legislações trabalhistas aos novos modelos de trabalho evidencia a necessidade de políticas públicas e estratégias que acompanhem essas mudanças. Acarretando em um impacto econômico direto, desvalorizando o trabalhador e gerando uma bolha instável e </w:t>
-      </w:r>
-      <w:proofErr w:type="spellStart"/>
-      <w:r>
-        <w:t>imperceptivel</w:t>
-      </w:r>
-      <w:proofErr w:type="spellEnd"/>
-      <w:r>
-        <w:t xml:space="preserve"> no mercado global, impossibilitando o poder de compra do cidadão médio. Nesse contexto, tais transformações não afetam apenas o mercado de trabalho, mas também influenciam diretamente as dinâmicas de consumo, a organização social e o desenvolvimento urbano, exigindo uma compreensão mais ampla e integrada da sociedade (Barbosa; </w:t>
-      </w:r>
-      <w:proofErr w:type="spellStart"/>
-      <w:r>
-        <w:t>Delegá</w:t>
-      </w:r>
-      <w:proofErr w:type="spellEnd"/>
-      <w:r>
-        <w:t>, 2023).</w:t>
-      </w:r>
-    </w:p>
-    <w:p>
-      <w:r>
-        <w:t xml:space="preserve">Nesse sentido, o planejamento urbano surge como um elemento fundamental para enfrentar essas questões, ao propor estratégias que organizam o crescimento das cidades de forma sustentável, equilibrando desenvolvimento econômico, preservação ambiental e bem-estar social. Além disso, destaca-se a importância da participação cidadã nesse processo, garantindo decisões mais inclusivas e alinhadas às necessidades da população </w:t>
+        <w:t>Além disso, as transformações tecnológicas, como a automação, a inteligência artificial e o avanço das plataformas digitais, intensificam esses desafios contemporâneos.</w:t>
+      </w:r>
+      <w:r>
+        <w:t xml:space="preserve"> Embora contribuam para o aumento da produtividade, da eficiência e da flexibilidade nas relações de trabalho, esses avanços também geram impactos sociais significativos, como o desemprego estrutural decorrente da substituição de atividades humanas por máq</w:t>
+      </w:r>
+      <w:r>
+        <w:t>uinas, a precarização dos vínculos empregatícios e o aumento da informalidade. Ademais, a dificuldade de adaptação das legislações trabalhistas aos novos modelos de trabalho evidencia a necessidade de políticas públicas e estratégias que acompanhem essas m</w:t>
+      </w:r>
+      <w:r>
+        <w:t>udanças. Acarretando em um impacto econômico direto, desvalorizando o trabalhador e gerando uma bolha instável e imperceptivel no mercado global, impossibilitando o poder de compra do cidadão médio. Nesse contexto, tais transformações não afetam apenas o m</w:t>
+      </w:r>
+      <w:r>
+        <w:t>ercado de trabalho, mas também influenciam diretamente as dinâmicas de consumo, a organização social e o desenvolvimento urbano, exigindo uma compreensão mais ampla e integrada da sociedade (Barbosa; Delegá, 2023).</w:t>
+      </w:r>
+    </w:p>
+    <w:p>
+      <w:r>
+        <w:t>Nesse sentido, o planejamento urbano surg</w:t>
+      </w:r>
+      <w:r>
+        <w:t>e como um elemento fundamental para enfrentar essas questões, ao propor estratégias que organizam o crescimento das cidades de forma sustentável, equilibrando desenvolvimento econômico, preservação ambiental e bem-estar social. Além disso, destaca-se a imp</w:t>
+      </w:r>
+      <w:r>
+        <w:t xml:space="preserve">ortância da participação cidadã nesse processo, garantindo decisões mais inclusivas e alinhadas às necessidades da população </w:t>
       </w:r>
       <w:r>
         <w:rPr>
@@ -1717,7 +1627,16 @@
       </w:pPr>
       <w:r>
         <w:lastRenderedPageBreak/>
-        <w:t xml:space="preserve">Apesar da relevância dessas questões, ainda há pouco investimento em estratégias educacionais que abordem de forma acessível e interativa a relação entre avanço tecnológico, expansão urbana e preservação ambiental, principalmente em escolas onde educariam os mais jovens desde cedo. Grande parte das iniciativas voltadas ao uso de tecnologias digitais prioriza o entretenimento ou a eficiência técnica, sem explorar plenamente seu potencial para promover a conscientização crítica sobre os impactos dessas transformações. Além disso, a própria dificuldade de integração efetiva das tecnologias no contexto educacional limita o desenvolvimento de práticas pedagógicas inovadoras e acessíveis (Salvatierra, 2023). </w:t>
+        <w:t>Apesar da relevância dessas questões, ainda há pouco investimento em estratégias educacionais que abordem de form</w:t>
+      </w:r>
+      <w:r>
+        <w:t>a acessível e interativa a relação entre avanço tecnológico, expansão urbana e preservação ambiental, principalmente em escolas onde educariam os mais jovens desde cedo. Grande parte das iniciativas voltadas ao uso de tecnologias digitais prioriza o entret</w:t>
+      </w:r>
+      <w:r>
+        <w:t xml:space="preserve">enimento ou a eficiência técnica, sem explorar plenamente seu potencial para promover a conscientização crítica sobre os impactos dessas transformações. Além disso, a própria dificuldade de integração efetiva das tecnologias no contexto educacional limita </w:t>
+      </w:r>
+      <w:r>
+        <w:t xml:space="preserve">o desenvolvimento de práticas pedagógicas inovadoras e acessíveis (Salvatierra, 2023). </w:t>
       </w:r>
     </w:p>
     <w:p>
@@ -1725,7 +1644,13 @@
         <w:spacing w:before="240" w:after="240"/>
       </w:pPr>
       <w:r>
-        <w:t>No contexto apresentado, observa-se a necessidade de desenvolver abordagens que integrem elementos educativos a experiências interativas, permitindo que os indivíduos compreendam, de forma prática, as consequências de decisões relacionadas ao uso dos recursos, à urbanização e à automação. Dessa forma, torna-se possível contribuir para o desenvolvimento do pensamento crítico e da consciência socioambiental, em consonância com os Objetivos de Desenvolvimento Sustentável, especialmente a ODS 9 (Indústria, Inovação e Infraestrutura), ODS 11 (Cidades e Comunidades Sustentáveis) e ODS 12 (Consumo e Produção Responsáveis).</w:t>
+        <w:t>No contexto apresentado, observa-se a necessidade de desenvolver abordagens que integrem elementos educativos a experiências interativas, permitindo que os indivíduos c</w:t>
+      </w:r>
+      <w:r>
+        <w:t>ompreendam, de forma prática, as consequências de decisões relacionadas ao uso dos recursos, à urbanização e à automação. Dessa forma, torna-se possível contribuir para o desenvolvimento do pensamento crítico e da consciência socioambiental, em consonância</w:t>
+      </w:r>
+      <w:r>
+        <w:t xml:space="preserve"> com os Objetivos de Desenvolvimento Sustentável, especialmente a ODS 9 (Indústria, Inovação e Infraestrutura), ODS 11 (Cidades e Comunidades Sustentáveis) e ODS 12 (Consumo e Produção Responsáveis).</w:t>
       </w:r>
     </w:p>
     <w:p>
@@ -1750,7 +1675,31 @@
         <w:rPr>
           <w:highlight w:val="yellow"/>
         </w:rPr>
-        <w:t>É indiscutível, que uma cidade limpa é positiva aos olhos dos cidadãos. Cidades sem o cuidado necessário com o tema apresentam cada vez mais lixo, esse resíduo leva tempo para sua degradação natural, levando a um impacto ambiental que por consequência, afeta diretamente a qualidade de vida da sociedade (Vianna, 2015). Ademais, um ambiente urbano em coexistência com aspectos naturais é recebido com maior satisfação por seus habitantes e conterrâneos, avaliada como uma área de qualidade maior, aumentando a felicidade e produtividade de uma população (Esperidião, 2021). Esses costumes costumam levar a um ciclo autossuficiente e culturalmente enraizado, onde a população, em interesse de preservar sua atmosfera, costuma diminuir seu desperdício, melhorando o ambiente e por consequência, repetindo o ciclo (Esperidião, 2021).</w:t>
+        <w:t>É indiscutível, que uma cidade limpa é pos</w:t>
+      </w:r>
+      <w:r>
+        <w:rPr>
+          <w:highlight w:val="yellow"/>
+        </w:rPr>
+        <w:t>itiva aos olhos dos cidadãos. Cidades sem o cuidado necessário com o tema apresentam cada vez mais lixo, esse resíduo leva tempo para sua degradação natural, levando a um impacto ambiental que por consequência, afeta diretamente a qualidade de vida da soci</w:t>
+      </w:r>
+      <w:r>
+        <w:rPr>
+          <w:highlight w:val="yellow"/>
+        </w:rPr>
+        <w:t xml:space="preserve">edade (Vianna, 2015). Ademais, um ambiente urbano em coexistência com aspectos naturais é recebido com maior satisfação por seus habitantes e conterrâneos, avaliada como uma área de qualidade maior, aumentando a felicidade e produtividade de uma população </w:t>
+      </w:r>
+      <w:r>
+        <w:rPr>
+          <w:highlight w:val="yellow"/>
+        </w:rPr>
+        <w:t>(Esperidião, 2021). Esses costumes costumam levar a um ciclo autossuficiente e culturalmente enraizado, onde a população, em interesse de preservar sua atmosfera, costuma diminuir seu desperdício, melhorando o ambiente e por consequência, repetindo o ciclo</w:t>
+      </w:r>
+      <w:r>
+        <w:rPr>
+          <w:highlight w:val="yellow"/>
+        </w:rPr>
+        <w:t xml:space="preserve"> (Esperidião, 2021).</w:t>
       </w:r>
     </w:p>
     <w:p>
@@ -1777,98 +1726,76 @@
           <w:highlight w:val="yellow"/>
         </w:rPr>
         <w:lastRenderedPageBreak/>
-        <w:t>O uso de jogos digitais como ferramentas educacionais apresenta grande potencial para a conscientização de diferentes públicos, desde os mais jovens até os mais velhos. Essa abordagem ganhou ainda mais relevância no contexto da pandemia, período em que o ensino passou a ocorrer majoritariamente por meio de plataformas digitais, aproximando o uso da tecnologia do cotidiano educacional. Nesse cenário, os jogos destacam-se por serem uma linguagem mais acessível e atrativa, especialmente para o público jovem, facilitando o engajamento e a assimilação de conteúdos complexos (</w:t>
-      </w:r>
-      <w:proofErr w:type="spellStart"/>
-      <w:r>
-        <w:rPr>
-          <w:highlight w:val="yellow"/>
-        </w:rPr>
-        <w:t>Sict</w:t>
-      </w:r>
-      <w:proofErr w:type="spellEnd"/>
-      <w:r>
-        <w:rPr>
-          <w:highlight w:val="yellow"/>
-        </w:rPr>
-        <w:t>, 2024).</w:t>
-      </w:r>
-    </w:p>
-    <w:p>
-      <w:pPr>
-        <w:rPr>
-          <w:highlight w:val="yellow"/>
-        </w:rPr>
-      </w:pPr>
-      <w:r>
-        <w:rPr>
-          <w:highlight w:val="yellow"/>
-        </w:rPr>
-        <w:t xml:space="preserve">Dentro desse contexto, existem exemplos de jogos que abordam a temática da preservação ambiental e os impactos da ação humana sobre a natureza. Um exemplo é o jogo </w:t>
-      </w:r>
-      <w:proofErr w:type="spellStart"/>
-      <w:r>
-        <w:rPr>
-          <w:highlight w:val="yellow"/>
-        </w:rPr>
-        <w:t>Endling</w:t>
-      </w:r>
-      <w:proofErr w:type="spellEnd"/>
-      <w:r>
-        <w:rPr>
-          <w:highlight w:val="yellow"/>
-        </w:rPr>
-        <w:t xml:space="preserve">: </w:t>
-      </w:r>
-      <w:proofErr w:type="spellStart"/>
-      <w:r>
-        <w:rPr>
-          <w:highlight w:val="yellow"/>
-        </w:rPr>
-        <w:t>Extinction</w:t>
-      </w:r>
-      <w:proofErr w:type="spellEnd"/>
-      <w:r>
-        <w:rPr>
-          <w:highlight w:val="yellow"/>
-        </w:rPr>
-        <w:t xml:space="preserve"> </w:t>
-      </w:r>
-      <w:proofErr w:type="spellStart"/>
-      <w:r>
-        <w:rPr>
-          <w:highlight w:val="yellow"/>
-        </w:rPr>
-        <w:t>is</w:t>
-      </w:r>
-      <w:proofErr w:type="spellEnd"/>
-      <w:r>
-        <w:rPr>
-          <w:highlight w:val="yellow"/>
-        </w:rPr>
-        <w:t xml:space="preserve"> Forever (2022), no qual o jogador controla uma raposa em um ambiente degradado pela intervenção humana, enfrentando desafios para sobreviver enquanto cuida de seus filhotes. O jogo não apenas retrata a devastação ambiental, mas também promove reflexões sobre a importância da conservação dos ecossistemas e as consequências da exploração descontrolada dos recursos naturais (Lima, 2022).</w:t>
-      </w:r>
-    </w:p>
-    <w:p>
-      <w:r>
-        <w:rPr>
-          <w:highlight w:val="yellow"/>
-        </w:rPr>
-        <w:t xml:space="preserve">Diante desse cenário, torna-se evidente a importância de desenvolver soluções educativas inovadoras que utilizem o potencial dos jogos digitais para promover a conscientização socioambiental. Nesse sentido, a criação do projeto </w:t>
-      </w:r>
-      <w:proofErr w:type="spellStart"/>
-      <w:r>
-        <w:rPr>
-          <w:highlight w:val="yellow"/>
-        </w:rPr>
-        <w:t>Thermautomata</w:t>
-      </w:r>
-      <w:proofErr w:type="spellEnd"/>
-      <w:r>
-        <w:rPr>
-          <w:highlight w:val="yellow"/>
-        </w:rPr>
-        <w:t xml:space="preserve"> justifica-se pela proposta de simular, de forma interativa, o equilíbrio entre o avanço tecnológico, a automação, o crescimento urbano, a gestão responsável dos recursos e a preservação da natureza. Ao permitir que os usuários experimentem as consequências de suas decisões dentro do jogo, a ferramenta contribui para o desenvolvimento do pensamento crítico e para a formação de uma consciência mais sustentável, alinhando-se às demandas contemporâneas de educação e responsabilidade ambiental (Redação SC, 2026).</w:t>
+        <w:t xml:space="preserve">O </w:t>
+      </w:r>
+      <w:r>
+        <w:rPr>
+          <w:highlight w:val="yellow"/>
+        </w:rPr>
+        <w:t>uso de jogos digitais como ferramentas educacionais apresenta grande potencial para a conscientização de diferentes públicos, desde os mais jovens até os mais velhos. Essa abordagem ganhou ainda mais relevância no contexto da pandemia, período em que o ens</w:t>
+      </w:r>
+      <w:r>
+        <w:rPr>
+          <w:highlight w:val="yellow"/>
+        </w:rPr>
+        <w:t>ino passou a ocorrer majoritariamente por meio de plataformas digitais, aproximando o uso da tecnologia do cotidiano educacional. Nesse cenário, os jogos destacam-se por serem uma linguagem mais acessível e atrativa, especialmente para o público jovem, fac</w:t>
+      </w:r>
+      <w:r>
+        <w:rPr>
+          <w:highlight w:val="yellow"/>
+        </w:rPr>
+        <w:t>ilitando o engajamento e a assimilação de conteúdos complexos (Sict, 2024).</w:t>
+      </w:r>
+    </w:p>
+    <w:p>
+      <w:pPr>
+        <w:rPr>
+          <w:highlight w:val="yellow"/>
+        </w:rPr>
+      </w:pPr>
+      <w:r>
+        <w:rPr>
+          <w:highlight w:val="yellow"/>
+        </w:rPr>
+        <w:t>Dentro desse contexto, existem exemplos de jogos que abordam a temática da preservação ambiental e os impactos da ação humana sobre a natureza. Um exemplo é o jogo Endling: Extinct</w:t>
+      </w:r>
+      <w:r>
+        <w:rPr>
+          <w:highlight w:val="yellow"/>
+        </w:rPr>
+        <w:t>ion is Forever (2022), no qual o jogador controla uma raposa em um ambiente degradado pela intervenção humana, enfrentando desafios para sobreviver enquanto cuida de seus filhotes. O jogo não apenas retrata a devastação ambiental, mas também promove reflex</w:t>
+      </w:r>
+      <w:r>
+        <w:rPr>
+          <w:highlight w:val="yellow"/>
+        </w:rPr>
+        <w:t>ões sobre a importância da conservação dos ecossistemas e as consequências da exploração descontrolada dos recursos naturais (Lima, 2022).</w:t>
+      </w:r>
+    </w:p>
+    <w:p>
+      <w:r>
+        <w:rPr>
+          <w:highlight w:val="yellow"/>
+        </w:rPr>
+        <w:t>Diante desse cenário, torna-se evidente a importância de desenvolver soluções educativas inovadoras que utilizem o po</w:t>
+      </w:r>
+      <w:r>
+        <w:rPr>
+          <w:highlight w:val="yellow"/>
+        </w:rPr>
+        <w:t>tencial dos jogos digitais para promover a conscientização socioambiental. Nesse sentido, a criação do projeto Thermautomata justifica-se pela proposta de simular, de forma interativa, o equilíbrio entre o avanço tecnológico, a automação, o crescimento urb</w:t>
+      </w:r>
+      <w:r>
+        <w:rPr>
+          <w:highlight w:val="yellow"/>
+        </w:rPr>
+        <w:t>ano, a gestão responsável dos recursos e a preservação da natureza. Ao permitir que os usuários experimentem as consequências de suas decisões dentro do jogo, a ferramenta contribui para o desenvolvimento do pensamento crítico e para a formação de uma cons</w:t>
+      </w:r>
+      <w:r>
+        <w:rPr>
+          <w:highlight w:val="yellow"/>
+        </w:rPr>
+        <w:t>ciência mais sustentável, alinhando-se às demandas contemporâneas de educação e responsabilidade ambiental (Redação SC, 2026).</w:t>
       </w:r>
     </w:p>
     <w:p>
@@ -1897,7 +1824,10 @@
     </w:p>
     <w:p>
       <w:r>
-        <w:t>Desenvolver um jogo cujo objetivo deve ser sobre a educação e o aumento da compreensão de tópicos como política, automação e poluição. O projeto deve abranger esses tópicos, e fazer com que seus usuários desenvolvam um conhecimento funcional e aplicável.</w:t>
+        <w:t>Desenvolver um jogo cujo objetivo deve ser sobre a educação e o aumento da compreensão de tópicos como p</w:t>
+      </w:r>
+      <w:r>
+        <w:t>olítica, automação e poluição. O projeto deve abranger esses tópicos, e fazer com que seus usuários desenvolvam um conhecimento funcional e aplicável.</w:t>
       </w:r>
     </w:p>
     <w:p>
@@ -1913,8 +1843,9 @@
           <w:tag w:val="goog_rdk_3"/>
           <w:id w:val="-284283889"/>
         </w:sdtPr>
+        <w:sdtEndPr/>
         <w:sdtContent>
-          <w:commentRangeStart w:id="3"/>
+          <w:commentRangeStart w:id="4"/>
         </w:sdtContent>
       </w:sdt>
       <w:sdt>
@@ -1922,20 +1853,21 @@
           <w:tag w:val="goog_rdk_4"/>
           <w:id w:val="1631276222"/>
         </w:sdtPr>
+        <w:sdtEndPr/>
         <w:sdtContent>
-          <w:commentRangeStart w:id="4"/>
+          <w:commentRangeStart w:id="5"/>
         </w:sdtContent>
       </w:sdt>
       <w:r>
         <w:t>Objetivos Específicos</w:t>
       </w:r>
-      <w:commentRangeEnd w:id="3"/>
-      <w:r>
-        <w:commentReference w:id="3"/>
-      </w:r>
       <w:commentRangeEnd w:id="4"/>
       <w:r>
         <w:commentReference w:id="4"/>
+      </w:r>
+      <w:commentRangeEnd w:id="5"/>
+      <w:r>
+        <w:commentReference w:id="5"/>
       </w:r>
     </w:p>
     <w:p>
@@ -1961,6 +1893,7 @@
           <w:tag w:val="goog_rdk_5"/>
           <w:id w:val="-310487574"/>
         </w:sdtPr>
+        <w:sdtEndPr/>
         <w:sdtContent/>
       </w:sdt>
       <w:r>
@@ -2131,7 +2064,13 @@
         <w:rPr>
           <w:color w:val="000000"/>
         </w:rPr>
-        <w:t>Desenvolver uma plataforma digital intuitiva e prática para a conscientização de ciências políticas e dificuldades de infraestrutura</w:t>
+        <w:t>Desenvolver uma plataforma digital intuitiva e prática para a c</w:t>
+      </w:r>
+      <w:r>
+        <w:rPr>
+          <w:color w:val="000000"/>
+        </w:rPr>
+        <w:t>onscientização de ciências políticas e dificuldades de infraestrutura</w:t>
       </w:r>
       <w:r>
         <w:rPr>
@@ -2198,7 +2137,13 @@
         </w:rPr>
       </w:pPr>
       <w:r>
-        <w:t>O desenvolvimento do jogo fundamentou-se em três abordagens metodológicas complementares: a pesquisa bibliográfica e exploratória, a pesquisa de campo e a pesquisa aplicada de caráter experimental. A adoção dessas metodologias teve como finalidade compreender os referenciais teóricos relacionados aos gêneros de automação, identificar as necessidades e expectativas do público-alvo e, posteriormente, desenvolver uma solução digital capaz de integrar tais elementos em uma experiência lúdica e desafiadora.</w:t>
+        <w:t xml:space="preserve">O desenvolvimento do jogo fundamentou-se em três abordagens metodológicas complementares: a pesquisa bibliográfica e </w:t>
+      </w:r>
+      <w:r>
+        <w:t>exploratória, a pesquisa de campo e a pesquisa aplicada de caráter experimental. A adoção dessas metodologias teve como finalidade compreender os referenciais teóricos relacionados aos gêneros de automação, identificar as necessidades e expectativas do púb</w:t>
+      </w:r>
+      <w:r>
+        <w:t>lico-alvo e, posteriormente, desenvolver uma solução digital capaz de integrar tais elementos em uma experiência lúdica e desafiadora.</w:t>
       </w:r>
     </w:p>
     <w:p>
@@ -2208,7 +2153,10 @@
         </w:rPr>
       </w:pPr>
       <w:r>
-        <w:t>Inicialmente, foi realizada uma pesquisa bibliográfica e exploratória, visando reunir conhecimentos sobre os conceitos que fundamentam o desenvolvimento de jogos. Além disso, foram analisadas obras e estudos relacionados aos gêneros que serviram de referência para a concepção do projeto, possibilitando a definição dos principais requisitos funcionais e conceituais do jogo.</w:t>
+        <w:t>Inicialmente, foi realizada uma pesquisa bibliográfica e exploratória, visando reunir conhecimentos sobre os conceitos qu</w:t>
+      </w:r>
+      <w:r>
+        <w:t>e fundamentam o desenvolvimento de jogos. Além disso, foram analisadas obras e estudos relacionados aos gêneros que serviram de referência para a concepção do projeto, possibilitando a definição dos principais requisitos funcionais e conceituais do jogo.</w:t>
       </w:r>
     </w:p>
     <w:p>
@@ -2218,15 +2166,16 @@
         </w:rPr>
       </w:pPr>
       <w:r>
-        <w:t xml:space="preserve">De forma paralela, foi empregada a metodologia Design </w:t>
-      </w:r>
-      <w:proofErr w:type="spellStart"/>
-      <w:r>
-        <w:t>Thinking</w:t>
-      </w:r>
-      <w:proofErr w:type="spellEnd"/>
-      <w:r>
-        <w:t>, utilizada como suporte durante todas as etapas do desenvolvimento. O processo contemplou as fases de imersão, definição, ideação, prototipação e testes, permitindo compreender o contexto do problema, levantar requisitos, propor soluções e aperfeiçoar continuamente as mecânicas e funcionalidades implementadas. Essa abordagem contribuiu para que o desenvolvimento permanecesse centrado nas necessidades dos usuários e na melhoria contínua da experiência proporcionada pelo jogo.</w:t>
+        <w:t>D</w:t>
+      </w:r>
+      <w:r>
+        <w:t>e forma paralela, foi empregada a metodologia Design Thinking, utilizada como suporte durante todas as etapas do desenvolvimento. O processo contemplou as fases de imersão, definição, ideação, prototipação e testes, permitindo compreender o contexto do pro</w:t>
+      </w:r>
+      <w:r>
+        <w:t>blema, levantar requisitos, propor soluções e aperfeiçoar continuamente as mecânicas e funcionalidades implementadas. Essa abordagem contribuiu para que o desenvolvimento permanecesse centrado nas necessidades dos usuários e na melhoria contínua da experiê</w:t>
+      </w:r>
+      <w:r>
+        <w:t>ncia proporcionada pelo jogo.</w:t>
       </w:r>
     </w:p>
     <w:p>
@@ -2237,7 +2186,10 @@
       </w:pPr>
       <w:r>
         <w:lastRenderedPageBreak/>
-        <w:t>Na etapa exploratória, foi conduzida uma pesquisa de campo. O objetivo dessa etapa consistiu em identificar preferências, dificuldades, expectativas e características consideradas relevantes pelo público-alvo, fornecendo subsídios para a definição das mecânicas de jogo, da progressão do jogador e dos elementos de interface.</w:t>
+        <w:t>Na etapa exploratória, foi conduzida uma pesquisa de campo. O objetivo dessa etapa consistiu em identificar preferências, dificuldades, expectativas e características consideradas relevantes pelo público-alvo, fornecendo subsí</w:t>
+      </w:r>
+      <w:r>
+        <w:t>dios para a definição das mecânicas de jogo, da progressão do jogador e dos elementos de interface.</w:t>
       </w:r>
     </w:p>
     <w:p>
@@ -2247,7 +2199,10 @@
         </w:rPr>
       </w:pPr>
       <w:r>
-        <w:t>Concluídas as etapas de investigação, iniciou-se o desenvolvimento do projeto, caracterizando a fase de pesquisa aplicada. Para o gerenciamento das atividades da equipe foi adotada a metodologia ágil Scrum, possibilitando a organização das tarefas em ciclos de desenvolvimento, o acompanhamento contínuo das funcionalidades implementadas e a realização de ajustes ao longo do projeto.</w:t>
+        <w:t>Concluídas as etapas de investigação, iniciou-se o desenvolvimento do projeto, caracterizando a fase de pesquisa aplicada. Para o gerenciamento das atividad</w:t>
+      </w:r>
+      <w:r>
+        <w:t>es da equipe foi adotada a metodologia ágil Scrum, possibilitando a organização das tarefas em ciclos de desenvolvimento, o acompanhamento contínuo das funcionalidades implementadas e a realização de ajustes ao longo do projeto.</w:t>
       </w:r>
     </w:p>
     <w:p>
@@ -2257,26 +2212,23 @@
         </w:rPr>
       </w:pPr>
       <w:r>
-        <w:t xml:space="preserve">O desenvolvimento do jogo foi realizado utilizando a </w:t>
+        <w:t>O desenvolvimento do jogo f</w:t>
+      </w:r>
+      <w:r>
+        <w:t xml:space="preserve">oi realizado utilizando a </w:t>
       </w:r>
       <w:r>
         <w:rPr>
           <w:i/>
           <w:iCs/>
         </w:rPr>
-        <w:t xml:space="preserve">game </w:t>
-      </w:r>
-      <w:proofErr w:type="spellStart"/>
-      <w:r>
-        <w:rPr>
-          <w:i/>
-          <w:iCs/>
-        </w:rPr>
-        <w:t>engine</w:t>
-      </w:r>
-      <w:proofErr w:type="spellEnd"/>
-      <w:r>
-        <w:t xml:space="preserve"> Godot como plataforma principal de programação e implementação das mecânicas, enquanto o Blender foi empregado na modelagem e produção dos recursos tridimensionais utilizados no ambiente virtual. As funcionalidades foram implementadas de forma incremental, priorizando aquelas consideradas essenciais com base nos resultados obtidos durante a pesquisa de campo. </w:t>
+        <w:t>game engine</w:t>
+      </w:r>
+      <w:r>
+        <w:t xml:space="preserve"> Godot como plataforma principal de programação e implementação das mecânicas, enquanto o Blender foi empregado na modelagem e produção dos recursos tridimensionais utilizados no ambiente virtual. As funcionalidades for</w:t>
+      </w:r>
+      <w:r>
+        <w:t xml:space="preserve">am implementadas de forma incremental, priorizando aquelas consideradas essenciais com base nos resultados obtidos durante a pesquisa de campo. </w:t>
       </w:r>
     </w:p>
     <w:p>
@@ -2293,20 +2245,18 @@
     </w:p>
     <w:p>
       <w:r>
-        <w:t xml:space="preserve">Espera-se que o </w:t>
-      </w:r>
-      <w:proofErr w:type="spellStart"/>
-      <w:r>
-        <w:t>Thermautomata</w:t>
-      </w:r>
-      <w:proofErr w:type="spellEnd"/>
-      <w:r>
-        <w:t xml:space="preserve"> contribua para uma aprendizagem mais dinâmica, estimulando nos usuários o pensamento crítico e a tomada de decisões sobre questões políticas, econômicas, urbanas e ambientais.</w:t>
-      </w:r>
-    </w:p>
-    <w:p>
-      <w:r>
-        <w:t>Para a comunidade, o projeto busca promover maior conscientização sobre problemas do cotidiano e a importância de escolhas responsáveis para o desenvolvimento da sociedade.</w:t>
+        <w:t>Espera-se que o Thermautomata contribua para uma aprendizagem mais dinâmica, estimulando n</w:t>
+      </w:r>
+      <w:r>
+        <w:t>os usuários o pensamento crítico e a tomada de decisões sobre questões políticas, econômicas, urbanas e ambientais.</w:t>
+      </w:r>
+    </w:p>
+    <w:p>
+      <w:r>
+        <w:t>Para a comunidade, o projeto busca promover maior conscientização sobre problemas do cotidiano e a importância de escolhas responsáveis para</w:t>
+      </w:r>
+      <w:r>
+        <w:t xml:space="preserve"> o desenvolvimento da sociedade.</w:t>
       </w:r>
     </w:p>
     <w:p>
@@ -2334,21 +2284,25 @@
           <w:tag w:val="goog_rdk_6"/>
           <w:id w:val="-1100774101"/>
         </w:sdtPr>
+        <w:sdtEndPr/>
         <w:sdtContent>
-          <w:commentRangeStart w:id="5"/>
+          <w:commentRangeStart w:id="6"/>
         </w:sdtContent>
       </w:sdt>
       <w:r>
         <w:t>REFERENCIAL TEÓRICO</w:t>
       </w:r>
-      <w:commentRangeEnd w:id="5"/>
-      <w:r>
-        <w:commentReference w:id="5"/>
-      </w:r>
-    </w:p>
-    <w:p>
-      <w:r>
-        <w:t>Esse capítulo tem o objetivo de explorar a política do mundo moderno, do uso de jogos como ferramentas educacionais, a poluição e sustentabilidade, e por fim as tecnologias utilizadas para o desenvolvimento do projeto.</w:t>
+      <w:commentRangeEnd w:id="6"/>
+      <w:r>
+        <w:commentReference w:id="6"/>
+      </w:r>
+    </w:p>
+    <w:p>
+      <w:r>
+        <w:t xml:space="preserve">Esse capítulo tem o </w:t>
+      </w:r>
+      <w:r>
+        <w:t>objetivo de explorar a política do mundo moderno, do uso de jogos como ferramentas educacionais, a poluição e sustentabilidade, e por fim as tecnologias utilizadas para o desenvolvimento do projeto.</w:t>
       </w:r>
     </w:p>
     <w:p>
@@ -2365,40 +2319,53 @@
     </w:p>
     <w:p>
       <w:r>
-        <w:t>A política é uma atividade presente em diversos tipos de organizações sociais, sendo responsável por estabelecer regras, tomar decisões e organizar a convivência entre os indivíduos. Entre suas principais funções estão a criação de leis, a gestão de recursos públicos, a distribuição de responsabilidades e a promoção do bem-estar da sociedade. Dessa forma, a política exerce um papel fundamental na organização do Estado e no funcionamento das instituições.</w:t>
-      </w:r>
-      <w:r>
-        <w:t xml:space="preserve"> (</w:t>
-      </w:r>
-      <w:proofErr w:type="spellStart"/>
-      <w:r>
-        <w:t>B</w:t>
-      </w:r>
-      <w:r>
-        <w:t>l</w:t>
-      </w:r>
-      <w:r>
-        <w:t>eviglieri</w:t>
-      </w:r>
-      <w:proofErr w:type="spellEnd"/>
-      <w:r>
-        <w:t>, 2020</w:t>
-      </w:r>
-      <w:r>
+        <w:t>A política é uma atividade pres</w:t>
+      </w:r>
+      <w:r>
+        <w:t xml:space="preserve">ente em diversos tipos de organizações sociais, sendo responsável por estabelecer regras, tomar decisões e organizar a convivência entre os indivíduos. Entre suas principais funções estão a criação de leis, a gestão de recursos públicos, a distribuição de </w:t>
+      </w:r>
+      <w:r>
+        <w:t>responsabilidades e a promoção do bem-estar da sociedade. Dessa forma, a política exerce um papel fundamental na organização do Estado e no funcionamento das instituições.</w:t>
+      </w:r>
+      <w:r>
+        <w:t xml:space="preserve"> (Bleviglieri, 2020).</w:t>
+      </w:r>
+    </w:p>
+    <w:p>
+      <w:commentRangeStart w:id="7"/>
+      <w:r>
+        <w:t>A política no mundo moderno corresponde ao conjunto de práticas</w:t>
+      </w:r>
+      <w:r>
+        <w:t xml:space="preserve"> e instituições responsáveis pela organização da sociedade e pela administração do Estado.</w:t>
+      </w:r>
+      <w:commentRangeEnd w:id="7"/>
+      <w:r>
+        <w:commentReference w:id="7"/>
+      </w:r>
+      <w:r>
+        <w:t xml:space="preserve"> Com o desenvolvimento da modernidade, surgiram novas formas de governo, ampliou-se a participação da população nas decisões políticas e consolidaram-se princípios</w:t>
+      </w:r>
+      <w:r>
+        <w:t xml:space="preserve"> como a democracia, os direitos individuais e a divisão dos poderes. Além disso, a política moderna busca atender às demandas da sociedade por meio da criação de leis, políticas públicas e mecanismos de representação, adaptando-se constantemente às transfo</w:t>
+      </w:r>
+      <w:r>
+        <w:t>rmações sociais, econ</w:t>
+      </w:r>
+      <w:r>
+        <w:t xml:space="preserve">ômicas e tecnológicas. </w:t>
+      </w:r>
+      <w:r>
+        <w:rPr>
+          <w:highlight w:val="yellow"/>
+        </w:rPr>
+        <w:t>(Mendes, 2007</w:t>
+      </w:r>
+      <w:r>
+        <w:rPr>
+          <w:highlight w:val="yellow"/>
+        </w:rPr>
         <w:t>).</w:t>
-      </w:r>
-    </w:p>
-    <w:p>
-      <w:commentRangeStart w:id="6"/>
-      <w:r>
-        <w:t>A política no mundo moderno corresponde ao conjunto de práticas e instituições responsáveis pela organização da sociedade e pela administração do Estado.</w:t>
-      </w:r>
-      <w:commentRangeEnd w:id="6"/>
-      <w:r>
-        <w:commentReference w:id="6"/>
-      </w:r>
-      <w:r>
-        <w:t xml:space="preserve"> Com o desenvolvimento da modernidade, surgiram novas formas de governo, ampliou-se a participação da população nas decisões políticas e consolidaram-se princípios como a democracia, os direitos individuais e a divisão dos poderes. Além disso, a política moderna busca atender às demandas da sociedade por meio da criação de leis, políticas públicas e mecanismos de representação, adaptando-se constantemente às transformações sociais, econômicas e tecnológicas. (Mesquita, 2025).</w:t>
       </w:r>
     </w:p>
     <w:p>
@@ -2407,16 +2374,23 @@
           <w:tag w:val="goog_rdk_9"/>
           <w:id w:val="-163398280"/>
         </w:sdtPr>
+        <w:sdtEndPr/>
         <w:sdtContent>
-          <w:commentRangeStart w:id="7"/>
+          <w:commentRangeStart w:id="8"/>
         </w:sdtContent>
       </w:sdt>
       <w:r>
-        <w:t>Ao longo da história, diversos filósofos contribuíram para o desenvolvimento do pensamento político moderno. Entre eles, destacam-se Thomas Hobbes, que formulou a teoria do contrato social; John Locke, conhecido como o "pai do liberalismo", por defender os direitos naturais e a limitação do poder do Estado; e Jean-Jacques Rousseau, que apresentou sua visão sobre o estado natural do ser humano e a soberania popular. As ideias desses pensadores influenciaram a construção de diferentes modelos de governo e continuam presentes em debates sobre democracia, cidadania, direitos e deveres da população.</w:t>
-      </w:r>
-      <w:commentRangeEnd w:id="7"/>
-      <w:r>
-        <w:commentReference w:id="7"/>
+        <w:t>Ao longo da história, diversos filósofos contribuíram para o desenvolvimento do pensamento político moderno. Entre eles, destacam-se Thomas Hobbes, que formulou a teoria do contrato social; Jo</w:t>
+      </w:r>
+      <w:r>
+        <w:t>hn Locke, conhecido como o "pai do liberalismo", por defender os direitos naturais e a limitação do poder do Estado; e Jean-Jacques Rousseau, que apresentou sua visão sobre o estado natural do ser humano e a soberania popular. As ideias desses pensadores i</w:t>
+      </w:r>
+      <w:r>
+        <w:t>nfluenciaram a construção de diferentes modelos de governo e continuam presentes em debates sobre democracia, cidadania, direitos e deveres da população.</w:t>
+      </w:r>
+      <w:commentRangeEnd w:id="8"/>
+      <w:r>
+        <w:commentReference w:id="8"/>
       </w:r>
     </w:p>
     <w:p>
@@ -2433,50 +2407,50 @@
     </w:p>
     <w:p>
       <w:r>
-        <w:t xml:space="preserve">Os jogos como ferramentas educacionais consistem em recursos pedagógicos desenvolvidos ou adaptados com o objetivo de apoiar o processo de ensino e </w:t>
+        <w:t>Os jogos como ferramentas educacionais consistem em recursos pe</w:t>
+      </w:r>
+      <w:r>
+        <w:t xml:space="preserve">dagógicos desenvolvidos ou adaptados com o objetivo de apoiar o processo de ensino e </w:t>
       </w:r>
       <w:r>
         <w:lastRenderedPageBreak/>
-        <w:t>aprendizagem. Diferentemente dos jogos voltados exclusivamente ao entretenimento, os jogos educacionais possuem objetivos didáticos definidos e utilizam elementos como desafios, regras e recompensas para estimular a construção do conhecimento em contextos formais e informais de aprendizagem. (</w:t>
-      </w:r>
-      <w:proofErr w:type="spellStart"/>
-      <w:r>
-        <w:t>Panosso</w:t>
-      </w:r>
-      <w:proofErr w:type="spellEnd"/>
-      <w:r>
-        <w:t xml:space="preserve">; Souza; </w:t>
-      </w:r>
-      <w:proofErr w:type="spellStart"/>
-      <w:r>
-        <w:t>Haydu</w:t>
-      </w:r>
-      <w:proofErr w:type="spellEnd"/>
-      <w:r>
-        <w:t>, 2015)</w:t>
-      </w:r>
-    </w:p>
-    <w:p>
-      <w:r>
-        <w:t>Os jogos digitais vêm sendo cada vez mais utilizados como ferramentas de apoio ao ensino, pois proporcionam uma aprendizagem mais dinâmica e interativa. Além de tornar o processo educativo mais atrativo, eles podem contribuir para a construção do conhecimento em diferentes áreas, estimulando habilidades como o pensamento crítico, a resolução de problemas e a colaboração entre os estudantes. No entanto, para que os jogos cumpram seu papel educacional, é necessário que seu uso esteja alinhado aos objetivos de aprendizagem e às práticas pedagógicas adotadas. (Santos; Rocha, 2024)</w:t>
-      </w:r>
-    </w:p>
-    <w:p>
-      <w:r>
-        <w:t>Além de favorecer a aprendizagem dos conteúdos, os jogos educacionais contribuem para o desenvolvimento de competências cognitivas, sociais e emocionais. Quando utilizados de forma planejada, estimulam o raciocínio lógico, a criatividade, a tomada de decisões, o trabalho em equipe e a autonomia dos estudantes, tornando o processo de ensino mais participativo e significativo. (</w:t>
-      </w:r>
-      <w:proofErr w:type="spellStart"/>
-      <w:r>
-        <w:t>Cóser</w:t>
-      </w:r>
-      <w:proofErr w:type="spellEnd"/>
-      <w:r>
-        <w:t>, 2025)</w:t>
-      </w:r>
-    </w:p>
-    <w:p>
-      <w:r>
-        <w:t>Entretanto, os jogos não devem ser considerados uma solução isolada para os desafios da educação. Sua eficácia depende do planejamento do professor, da adequação aos objetivos pedagógicos e da forma como são integrados ao currículo escolar. Quando utilizados de maneira intencional, podem complementar outras metodologias de ensino e enriquecer a experiência de aprendizagem dos estudantes. (Santos; Rocha, 2024)</w:t>
+        <w:t>aprendizagem. Diferentemente dos jogos voltados exclusivamente ao entretenimento, os jogos educacionais possuem objetivos didáticos definidos e utilizam elementos como des</w:t>
+      </w:r>
+      <w:r>
+        <w:t>afios, regras e recompensas para estimular a construção do conhecimento em contextos formais e informais de aprendizagem. (Panosso; Souza; Haydu, 2015)</w:t>
+      </w:r>
+    </w:p>
+    <w:p>
+      <w:r>
+        <w:t>Os jogos digitais vêm sendo cada vez mais utilizados como ferramentas de apoio ao ensino, pois proporcio</w:t>
+      </w:r>
+      <w:r>
+        <w:t>nam uma aprendizagem mais dinâmica e interativa. Além de tornar o processo educativo mais atrativo, eles podem contribuir para a construção do conhecimento em diferentes áreas, estimulando habilidades como o pensamento crítico, a resolução de problemas e a</w:t>
+      </w:r>
+      <w:r>
+        <w:t xml:space="preserve"> colaboração entre os estudantes. No entanto, para que os jogos cumpram seu papel educacional, é necessário que seu uso esteja alinhado aos objetivos de aprendizagem e às práticas pedagógicas adotadas. (Santos; Rocha, 2024)</w:t>
+      </w:r>
+    </w:p>
+    <w:p>
+      <w:r>
+        <w:t>Além de favorecer a aprendizagem</w:t>
+      </w:r>
+      <w:r>
+        <w:t xml:space="preserve"> dos conteúdos, os jogos educacionais contribuem para o desenvolvimento de competências cognitivas, sociais e emocionais. Quando utilizados de forma planejada, estimulam o raciocínio lógico, a criatividade, a tomada de decisões, o trabalho em equipe e a au</w:t>
+      </w:r>
+      <w:r>
+        <w:t>tonomia dos estudantes, tornando o processo de ensino mais participativo e significativo. (Cóser, 2025)</w:t>
+      </w:r>
+    </w:p>
+    <w:p>
+      <w:r>
+        <w:t xml:space="preserve">Entretanto, os jogos não devem ser considerados uma solução isolada para os desafios da educação. Sua eficácia depende do planejamento do professor, da </w:t>
+      </w:r>
+      <w:r>
+        <w:t>adequação aos objetivos pedagógicos e da forma como são integrados ao currículo escolar. Quando utilizados de maneira intencional, podem complementar outras metodologias de ensino e enriquecer a experiência de aprendizagem dos estudantes. (Santos; Rocha, 2</w:t>
+      </w:r>
+      <w:r>
+        <w:t>024)</w:t>
       </w:r>
     </w:p>
     <w:p>
@@ -2496,7 +2470,10 @@
         <w:ind w:left="709"/>
       </w:pPr>
       <w:r>
-        <w:t>A automação industrial é o uso de tecnologias, equipamentos e sistemas para controlar e executar processos de produção com pouca ou nenhuma intervenção humana direta. Ela combina recursos como sensores, controladores, softwares e máquinas inteligentes para realizar tarefas de forma automática, garantindo maior precisão, rapidez e eficiência nas operações. (Massa Pesagem e Automação Industrial, 2020).</w:t>
+        <w:t>A automação industrial é o uso de tecnologias, equipamentos e sistemas para controlar e executar processos de produção com pouca ou nenhuma intervenção humana direta. Ela combina recursos como sensores, controla</w:t>
+      </w:r>
+      <w:r>
+        <w:t>dores, softwares e máquinas inteligentes para realizar tarefas de forma automática, garantindo maior precisão, rapidez e eficiência nas operações. (Massa Pesagem e Automação Industrial, 2020).</w:t>
       </w:r>
     </w:p>
     <w:p>
@@ -2505,7 +2482,13 @@
       </w:pPr>
       <w:r>
         <w:lastRenderedPageBreak/>
-        <w:t>Diferentemente da mecanização, que consiste apenas em substituir o esforço físico humano por máquinas, a automação permite que os equipamentos tomem decisões previamente programadas, monitorem o funcionamento da produção e realizem ajustes quando necessário. Dessa forma, o operador passa a desempenhar funções de supervisão, programação e manutenção dos sistemas, em vez de executar manualmente todas as etapas do processo. (Massa Pesagem e Automação Industrial, 2020).</w:t>
+        <w:t>Diferentemente da mecanização, que consiste apenas em substitui</w:t>
+      </w:r>
+      <w:r>
+        <w:t>r o esforço físico humano por máquinas, a automação permite que os equipamentos tomem decisões previamente programadas, monitorem o funcionamento da produção e realizem ajustes quando necessário. Dessa forma, o operador passa a desempenhar funções de super</w:t>
+      </w:r>
+      <w:r>
+        <w:t>visão, programação e manutenção dos sistemas, em vez de executar manualmente todas as etapas do processo. (Massa Pesagem e Automação Industrial, 2020).</w:t>
       </w:r>
     </w:p>
     <w:p>
@@ -2513,7 +2496,13 @@
         <w:ind w:left="709"/>
       </w:pPr>
       <w:r>
-        <w:t>Atualmente, a automação industrial é um dos principais pilares da Indústria 4.0, pois integra tecnologias digitais, comunicação entre máquinas e análise de dados para tornar a produção mais inteligente. Entre seus principais benefícios estão o aumento da produtividade, a redução de falhas e desperdícios, a melhoria da qualidade dos produtos, a diminuição dos custos operacionais e o aumento da segurança dos trabalhadores, especialmente em atividades de maior risco. (Massa Pesagem e Automação Industrial, 2020).</w:t>
+        <w:t>Atualmente, a automação industrial é um dos principais pilares da Indústria 4.0, pois integra tecnologia</w:t>
+      </w:r>
+      <w:r>
+        <w:t>s digitais, comunicação entre máquinas e análise de dados para tornar a produção mais inteligente. Entre seus principais benefícios estão o aumento da produtividade, a redução de falhas e desperdícios, a melhoria da qualidade dos produtos, a diminuição dos</w:t>
+      </w:r>
+      <w:r>
+        <w:t xml:space="preserve"> custos operacionais e o aumento da segurança dos trabalhadores, especialmente em atividades de maior risco. (Massa Pesagem e Automação Industrial, 2020).</w:t>
       </w:r>
     </w:p>
     <w:p>
@@ -2521,7 +2510,10 @@
         <w:ind w:left="709"/>
       </w:pPr>
       <w:r>
-        <w:t>Por esses motivos, a automação industrial tornou-se um fator estratégico para empresas que desejam aumentar sua competitividade, otimizar seus processos produtivos e atender às exigências de um mercado cada vez mais tecnológico e dinâmico. (Massa Pesagem e Automação Industrial, 2020).</w:t>
+        <w:t>Por esses motivos, a automação industrial tornou-se um fator estratégico para empresas que desejam au</w:t>
+      </w:r>
+      <w:r>
+        <w:t>mentar sua competitividade, otimizar seus processos produtivos e atender às exigências de um mercado cada vez mais tecnológico e dinâmico. (Massa Pesagem e Automação Industrial, 2020).</w:t>
       </w:r>
     </w:p>
     <w:p>
@@ -2538,19 +2530,20 @@
           <w:id w:val="-837511048"/>
           <w:showingPlcHdr/>
         </w:sdtPr>
+        <w:sdtEndPr/>
         <w:sdtContent>
           <w:r>
             <w:t xml:space="preserve">     </w:t>
           </w:r>
-          <w:commentRangeStart w:id="8"/>
+          <w:commentRangeStart w:id="9"/>
         </w:sdtContent>
       </w:sdt>
       <w:r>
         <w:t>Poluição e Sustentabilidade</w:t>
       </w:r>
-      <w:commentRangeEnd w:id="8"/>
-      <w:r>
-        <w:commentReference w:id="8"/>
+      <w:commentRangeEnd w:id="9"/>
+      <w:r>
+        <w:commentReference w:id="9"/>
       </w:r>
     </w:p>
     <w:p>
@@ -2627,7 +2620,13 @@
     </w:p>
     <w:p>
       <w:r>
-        <w:t>O desenvolvimento do projeto exigiu a utilização de diferentes tecnologias e ferramentas voltadas à programação, desenvolvimento web, produção de recursos multimídia e documentação. A seleção dessas tecnologias considerou fatores como facilidade de uso, desempenho, compatibilidade e disponibilidade de documentação, contribuindo para a implementação das funcionalidades e para a organização do projeto.</w:t>
+        <w:t>O desenvolvimento do projeto exigiu a utilização de diferentes</w:t>
+      </w:r>
+      <w:r>
+        <w:t xml:space="preserve"> tecnologias e ferramentas voltadas à programação, desenvolvimento web, produção de recursos multimídia e documentação. A seleção dessas tecnologias considerou fatores como facilidade de uso, desempenho, compatibilidade e disponibilidade de documentação, c</w:t>
+      </w:r>
+      <w:r>
+        <w:t>ontribuindo para a implementação das funcionalidades e para a organização do projeto.</w:t>
       </w:r>
     </w:p>
     <w:p>
@@ -2639,70 +2638,29 @@
         </w:numPr>
       </w:pPr>
       <w:r>
-        <w:t xml:space="preserve">Godot </w:t>
-      </w:r>
-      <w:proofErr w:type="spellStart"/>
-      <w:r>
-        <w:t>Engine</w:t>
-      </w:r>
-      <w:proofErr w:type="spellEnd"/>
-      <w:r>
-        <w:t xml:space="preserve"> e </w:t>
-      </w:r>
-      <w:proofErr w:type="spellStart"/>
-      <w:r>
-        <w:t>GDScript</w:t>
-      </w:r>
-      <w:proofErr w:type="spellEnd"/>
-    </w:p>
-    <w:p>
-      <w:r>
-        <w:t xml:space="preserve">A Godot </w:t>
-      </w:r>
-      <w:proofErr w:type="spellStart"/>
-      <w:r>
-        <w:t>Engine</w:t>
-      </w:r>
-      <w:proofErr w:type="spellEnd"/>
-      <w:r>
-        <w:t xml:space="preserve"> é um programa utilizado para criar jogos digitais. Ela reúne diversas ferramentas em um só lugar, permitindo desenvolver jogos em 2D e 3D de forma mais simples, sem precisar criar tudo do zero. Com ela, é possível criar personagens, cenários, animações e programar o funcionamento do jogo. Depois de tudo pronto, o jogo pode ser publicado em diferentes plataformas, como computadores ou celulares, além da Godot ser uma ferramenta gratuita e de código aberto, o que permite que qualquer pessoa possa utilizá-la livremente para desenvolver seus próprios jogos. (Godot Community, 2014)</w:t>
-      </w:r>
-    </w:p>
-    <w:p>
-      <w:r>
-        <w:t xml:space="preserve">A </w:t>
-      </w:r>
-      <w:proofErr w:type="spellStart"/>
-      <w:r>
-        <w:t>GDScript</w:t>
-      </w:r>
-      <w:proofErr w:type="spellEnd"/>
-      <w:r>
-        <w:t xml:space="preserve"> é a linguagem de programação criada especialmente para o Godot </w:t>
-      </w:r>
-      <w:proofErr w:type="spellStart"/>
-      <w:r>
-        <w:t>Engine</w:t>
-      </w:r>
-      <w:proofErr w:type="spellEnd"/>
-      <w:r>
-        <w:t xml:space="preserve">. Ela é utilizada para controlar o funcionamento dos jogos, como o movimento dos personagens, as ações dos inimigos e os eventos que acontecem. Por ter sido desenvolvida para a Godot, a </w:t>
-      </w:r>
-      <w:proofErr w:type="spellStart"/>
-      <w:r>
-        <w:t>GDScript</w:t>
-      </w:r>
-      <w:proofErr w:type="spellEnd"/>
-      <w:r>
-        <w:t xml:space="preserve"> funciona de forma integrada à </w:t>
-      </w:r>
-      <w:proofErr w:type="spellStart"/>
-      <w:r>
-        <w:t>engine</w:t>
-      </w:r>
-      <w:proofErr w:type="spellEnd"/>
-      <w:r>
-        <w:t>, tornando o desenvolvimento de jogos mais prático e eficiente. (Godot Community, 2014)</w:t>
+        <w:t>Godot Engine e GDScript</w:t>
+      </w:r>
+    </w:p>
+    <w:p>
+      <w:r>
+        <w:t>A Godot Engine é um programa utilizado para criar jogos digitais. Ela reúne diversas ferramentas em um só lugar, permitindo desenvolver jogos em 2</w:t>
+      </w:r>
+      <w:r>
+        <w:t xml:space="preserve">D e 3D de forma mais simples, sem precisar criar tudo do zero. Com ela, é possível criar personagens, cenários, animações e programar o funcionamento do jogo. Depois de tudo pronto, o jogo pode ser publicado em diferentes plataformas, como computadores ou </w:t>
+      </w:r>
+      <w:r>
+        <w:t>celulares, além da Godot ser uma ferramenta gratuita e de código aberto, o que permite que qualquer pessoa possa utilizá-la livremente para desenvolver seus próprios jogos. (Godot Community, 2014)</w:t>
+      </w:r>
+    </w:p>
+    <w:p>
+      <w:r>
+        <w:t>A GDScript é a linguagem de programação criada especialment</w:t>
+      </w:r>
+      <w:r>
+        <w:t>e para o Godot Engine. Ela é utilizada para controlar o funcionamento dos jogos, como o movimento dos personagens, as ações dos inimigos e os eventos que acontecem. Por ter sido desenvolvida para a Godot, a GDScript funciona de forma integrada à engine, to</w:t>
+      </w:r>
+      <w:r>
+        <w:t>rnando o desenvolvimento de jogos mais prático e eficiente. (Godot Community, 2014)</w:t>
       </w:r>
     </w:p>
     <w:p>
@@ -2715,62 +2673,23 @@
       </w:pPr>
       <w:r>
         <w:lastRenderedPageBreak/>
-        <w:t xml:space="preserve">Visual Studio </w:t>
-      </w:r>
-      <w:proofErr w:type="spellStart"/>
-      <w:r>
-        <w:t>Code</w:t>
-      </w:r>
-      <w:proofErr w:type="spellEnd"/>
-    </w:p>
-    <w:p>
-      <w:r>
-        <w:t xml:space="preserve">O Visual Studio </w:t>
-      </w:r>
-      <w:proofErr w:type="spellStart"/>
-      <w:r>
-        <w:t>Code</w:t>
-      </w:r>
-      <w:proofErr w:type="spellEnd"/>
-      <w:r>
-        <w:t xml:space="preserve"> (VS </w:t>
-      </w:r>
-      <w:proofErr w:type="spellStart"/>
-      <w:r>
-        <w:t>Code</w:t>
-      </w:r>
-      <w:proofErr w:type="spellEnd"/>
-      <w:r>
-        <w:t>) é um editor de código-fonte utilizado para desenvolver programas, sites, aplicativos e jogos. Ele oferece ferramentas que facilitam a escrita, organização e teste do código, tornando o desenvolvimento mais prático. (Microsoft, s.d.)</w:t>
-      </w:r>
-    </w:p>
-    <w:p>
-      <w:r>
-        <w:t xml:space="preserve">O VS </w:t>
-      </w:r>
-      <w:proofErr w:type="spellStart"/>
-      <w:r>
-        <w:t>Code</w:t>
-      </w:r>
-      <w:proofErr w:type="spellEnd"/>
-      <w:r>
-        <w:t xml:space="preserve"> é compatível com diversas linguagens de programação, como Java, Python, </w:t>
-      </w:r>
-      <w:proofErr w:type="spellStart"/>
-      <w:r>
-        <w:t>JavaScript</w:t>
-      </w:r>
-      <w:proofErr w:type="spellEnd"/>
-      <w:r>
-        <w:t xml:space="preserve">, C#, C++ e PHP, além de permitir a instalação de extensões que adicionam novas funcionalidades. Também possui recursos como terminal integrado, depuração de código e controle de versões com </w:t>
-      </w:r>
-      <w:proofErr w:type="spellStart"/>
-      <w:r>
-        <w:t>Git</w:t>
-      </w:r>
-      <w:proofErr w:type="spellEnd"/>
-      <w:r>
-        <w:t>. (Microsoft, s.d.)</w:t>
+        <w:t>Visual Studio Code</w:t>
+      </w:r>
+    </w:p>
+    <w:p>
+      <w:r>
+        <w:t xml:space="preserve">O Visual Studio Code (VS Code) é um editor de código-fonte utilizado para desenvolver programas, sites, aplicativos e jogos. Ele oferece ferramentas que </w:t>
+      </w:r>
+      <w:r>
+        <w:t>facilitam a escrita, organização e teste do código, tornando o desenvolvimento mais prático. (Microsoft, s.d.)</w:t>
+      </w:r>
+    </w:p>
+    <w:p>
+      <w:r>
+        <w:t>O VS Code é compatível com diversas linguagens de programação, como Java, Python, JavaScript, C#, C++ e PHP, além de permitir a instalação de ext</w:t>
+      </w:r>
+      <w:r>
+        <w:t>ensões que adicionam novas funcionalidades. Também possui recursos como terminal integrado, depuração de código e controle de versões com Git. (Microsoft, s.d.)</w:t>
       </w:r>
     </w:p>
     <w:p>
@@ -2786,158 +2705,49 @@
       </w:r>
     </w:p>
     <w:p>
-      <w:proofErr w:type="spellStart"/>
       <w:r>
         <w:t>JavaScript</w:t>
       </w:r>
-      <w:proofErr w:type="spellEnd"/>
-      <w:r>
-        <w:t xml:space="preserve"> é uma linguagem de programação utilizada para adicionar interatividade às páginas da web. Com ela, é possível criar funcionalidades como menus dinâmicos, formulários interativos, animações e atualizações de conteúdo sem precisar recarregar a página. (</w:t>
-      </w:r>
-      <w:proofErr w:type="spellStart"/>
-      <w:r>
-        <w:t>Mdn</w:t>
-      </w:r>
-      <w:proofErr w:type="spellEnd"/>
-      <w:r>
-        <w:t xml:space="preserve"> Web </w:t>
-      </w:r>
-      <w:proofErr w:type="spellStart"/>
-      <w:r>
-        <w:t>Docs</w:t>
-      </w:r>
-      <w:proofErr w:type="spellEnd"/>
-      <w:r>
-        <w:t>, 2026)</w:t>
-      </w:r>
-    </w:p>
-    <w:p>
-      <w:r>
-        <w:t xml:space="preserve">PHP é uma linguagem de programação voltada principalmente para o desenvolvimento de sites e sistemas web. Seu código é executado no servidor, permitindo processar informações, acessar bancos de dados e gerar páginas dinâmicas antes que elas sejam enviadas ao navegador do usuário. (PHP </w:t>
-      </w:r>
-      <w:proofErr w:type="spellStart"/>
-      <w:r>
-        <w:t>Documentation</w:t>
-      </w:r>
-      <w:proofErr w:type="spellEnd"/>
-      <w:r>
-        <w:t>, s.d.)</w:t>
-      </w:r>
-    </w:p>
-    <w:p>
-      <w:r>
-        <w:t>HTML (</w:t>
-      </w:r>
-      <w:proofErr w:type="spellStart"/>
-      <w:r>
-        <w:t>HyperText</w:t>
-      </w:r>
-      <w:proofErr w:type="spellEnd"/>
-      <w:r>
-        <w:t xml:space="preserve"> Markup </w:t>
-      </w:r>
-      <w:proofErr w:type="spellStart"/>
-      <w:r>
-        <w:t>Language</w:t>
-      </w:r>
-      <w:proofErr w:type="spellEnd"/>
-      <w:r>
-        <w:t>) é a linguagem responsável por definir a estrutura de uma página da web. Ela organiza os elementos que serão exibidos, como títulos, textos, imagens, links e tabelas, servindo como base para a criação de sites. (</w:t>
-      </w:r>
-      <w:proofErr w:type="spellStart"/>
-      <w:r>
-        <w:t>Mdn</w:t>
-      </w:r>
-      <w:proofErr w:type="spellEnd"/>
-      <w:r>
-        <w:t xml:space="preserve"> Web </w:t>
-      </w:r>
-      <w:proofErr w:type="spellStart"/>
-      <w:r>
-        <w:t>Docs</w:t>
-      </w:r>
-      <w:proofErr w:type="spellEnd"/>
-      <w:r>
-        <w:t>, 2025)</w:t>
-      </w:r>
-    </w:p>
-    <w:p>
-      <w:r>
-        <w:t>CSS (</w:t>
-      </w:r>
-      <w:proofErr w:type="spellStart"/>
-      <w:r>
-        <w:t>Cascading</w:t>
-      </w:r>
-      <w:proofErr w:type="spellEnd"/>
-      <w:r>
-        <w:t xml:space="preserve"> </w:t>
-      </w:r>
-      <w:proofErr w:type="spellStart"/>
-      <w:r>
-        <w:t>Style</w:t>
-      </w:r>
-      <w:proofErr w:type="spellEnd"/>
-      <w:r>
-        <w:t xml:space="preserve"> </w:t>
-      </w:r>
-      <w:proofErr w:type="spellStart"/>
-      <w:r>
-        <w:t>Sheets</w:t>
-      </w:r>
-      <w:proofErr w:type="spellEnd"/>
-      <w:r>
-        <w:t>) é a linguagem utilizada para definir a aparência de uma página desenvolvida em HTML. Com ela, é possível alterar cores, fontes, tamanhos, espaçamentos, posicionamento dos elementos e criar layouts mais organizados e atrativos. (</w:t>
-      </w:r>
-      <w:proofErr w:type="spellStart"/>
-      <w:r>
-        <w:t>Mdn</w:t>
-      </w:r>
-      <w:proofErr w:type="spellEnd"/>
-      <w:r>
-        <w:t xml:space="preserve"> Web </w:t>
-      </w:r>
-      <w:proofErr w:type="spellStart"/>
-      <w:r>
-        <w:t>Docs</w:t>
-      </w:r>
-      <w:proofErr w:type="spellEnd"/>
-      <w:r>
-        <w:t>, 2025)</w:t>
-      </w:r>
-    </w:p>
-    <w:p>
-      <w:proofErr w:type="spellStart"/>
-      <w:r>
-        <w:t>Bootstrap</w:t>
-      </w:r>
-      <w:proofErr w:type="spellEnd"/>
-      <w:r>
-        <w:t xml:space="preserve"> é um framework front-</w:t>
-      </w:r>
-      <w:proofErr w:type="spellStart"/>
-      <w:r>
-        <w:t>end</w:t>
-      </w:r>
-      <w:proofErr w:type="spellEnd"/>
-      <w:r>
-        <w:t xml:space="preserve"> utilizado para facilitar o desenvolvimento de páginas e sistemas web. Ele oferece componentes prontos, como botões, menus, formulários e barras de navegação, além de estilos em CSS e recursos em </w:t>
-      </w:r>
-      <w:proofErr w:type="spellStart"/>
-      <w:r>
-        <w:t>JavaScript</w:t>
-      </w:r>
-      <w:proofErr w:type="spellEnd"/>
-      <w:r>
-        <w:t xml:space="preserve"> que ajudam a criar interfaces modernas e responsivas. (</w:t>
-      </w:r>
-      <w:proofErr w:type="spellStart"/>
-      <w:r>
-        <w:t>Bootstrap</w:t>
-      </w:r>
-      <w:proofErr w:type="spellEnd"/>
-      <w:r>
-        <w:t>, s.d.)</w:t>
+      <w:r>
+        <w:t xml:space="preserve"> é uma linguagem de programação utilizada para adicionar interatividade às páginas da web. Com ela, é possível criar funcionalidades como menus dinâmicos, formulários interativos, animações e atualizações de conteúdo sem precisar recarregar a página. (Mdn </w:t>
+      </w:r>
+      <w:r>
+        <w:t>Web Docs, 2026)</w:t>
+      </w:r>
+    </w:p>
+    <w:p>
+      <w:r>
+        <w:t>PHP é uma linguagem de programação voltada principalmente para o desenvolvimento de sites e sistemas web. Seu código é executado no servidor, permitindo processar informações, acessar bancos de dados e gerar páginas dinâmicas antes que elas</w:t>
+      </w:r>
+      <w:r>
+        <w:t xml:space="preserve"> sejam enviadas ao navegador do usuário. (PHP Documentation, s.d.)</w:t>
+      </w:r>
+    </w:p>
+    <w:p>
+      <w:r>
+        <w:t>HTML (HyperText Markup Language) é a linguagem responsável por definir a estrutura de uma página da web. Ela organiza os elementos que serão exibidos, como títulos, textos, imagens, links e</w:t>
+      </w:r>
+      <w:r>
+        <w:t xml:space="preserve"> tabelas, servindo como base para a criação de sites. (Mdn Web Docs, 2025)</w:t>
+      </w:r>
+    </w:p>
+    <w:p>
+      <w:r>
+        <w:t xml:space="preserve">CSS (Cascading Style Sheets) é a linguagem utilizada para definir a aparência de uma página desenvolvida em HTML. Com ela, é possível alterar cores, fontes, tamanhos, espaçamentos, </w:t>
+      </w:r>
+      <w:r>
+        <w:t>posicionamento dos elementos e criar layouts mais organizados e atrativos. (Mdn Web Docs, 2025)</w:t>
+      </w:r>
+    </w:p>
+    <w:p>
+      <w:r>
+        <w:t>Bootstrap é um framework front-end</w:t>
+      </w:r>
+      <w:r>
+        <w:t xml:space="preserve"> utilizado para facilitar o desenvolvimento de páginas e sistemas web. Ele oferece componentes prontos, como botões, menus, formulários e barras de navegação, além de estilos em CSS e recursos em JavaScript que ajudam a criar interfaces modernas e responsi</w:t>
+      </w:r>
+      <w:r>
+        <w:t>vas. (Bootstrap, s.d.)</w:t>
       </w:r>
     </w:p>
     <w:p>
@@ -2955,28 +2765,18 @@
     </w:p>
     <w:p>
       <w:r>
-        <w:t xml:space="preserve">Blender é um software gratuito e de código aberto utilizado para a criação de modelos e animações em 3D. Ele oferece ferramentas para modelagem, animação, renderização, edição de vídeos e outros recursos relacionados à produção de </w:t>
-      </w:r>
-      <w:proofErr w:type="spellStart"/>
-      <w:r>
-        <w:t>contéudo</w:t>
-      </w:r>
-      <w:proofErr w:type="spellEnd"/>
-      <w:r>
-        <w:t xml:space="preserve"> tridimensional. (Blender Foundation, 2026)</w:t>
-      </w:r>
-    </w:p>
-    <w:p>
-      <w:r>
-        <w:t xml:space="preserve">Além disso, o Blender é compatível com diferentes sistemas operacionais, como Windows, Linux e </w:t>
-      </w:r>
-      <w:proofErr w:type="spellStart"/>
-      <w:r>
-        <w:t>macOS</w:t>
-      </w:r>
-      <w:proofErr w:type="spellEnd"/>
-      <w:r>
-        <w:t>, sendo amplamente utilizado por estudantes, artistas e desenvolvedores de jogos para criar objetos, personagens e cenários. (Blender Foundation, 2026)</w:t>
+        <w:t>Blender é um software gratuito e de código aberto utilizado para a criação de modelos e animações em 3D. Ele oferece ferramentas para modelagem, animação, renderização, edição de vídeos e outros recursos relacionados à produç</w:t>
+      </w:r>
+      <w:r>
+        <w:t>ão de contéudo tridimensional. (Blender Foundation, 2026)</w:t>
+      </w:r>
+    </w:p>
+    <w:p>
+      <w:r>
+        <w:t>Além disso, o Blender é compatível com diferentes sistemas operacionais, como Windows, Linux e macOS, sendo amplamente utilizado por estudantes, artistas e desenvolvedores de jogos para criar objeto</w:t>
+      </w:r>
+      <w:r>
+        <w:t>s, personagens e cenários. (Blender Foundation, 2026)</w:t>
       </w:r>
     </w:p>
     <w:p>
@@ -2993,75 +2793,26 @@
     </w:p>
     <w:p>
       <w:r>
-        <w:t>REAPER é um software de produção de áudio digital utilizado para gravar, editar, mixar e finalizar arquivos de áudio. Ele oferece ferramentas para trabalhar com gravações de voz, músicas e instrumentos, além de permitir a edição de faixas de áudio. (</w:t>
-      </w:r>
-      <w:proofErr w:type="spellStart"/>
-      <w:r>
-        <w:t>Cockos</w:t>
-      </w:r>
-      <w:proofErr w:type="spellEnd"/>
-      <w:r>
-        <w:t>, 2016).</w:t>
-      </w:r>
-    </w:p>
-    <w:p>
-      <w:proofErr w:type="spellStart"/>
-      <w:r>
-        <w:t>Decent</w:t>
-      </w:r>
-      <w:proofErr w:type="spellEnd"/>
-      <w:r>
-        <w:t xml:space="preserve"> </w:t>
-      </w:r>
-      <w:proofErr w:type="spellStart"/>
-      <w:r>
-        <w:t>Sampler</w:t>
-      </w:r>
-      <w:proofErr w:type="spellEnd"/>
-      <w:r>
-        <w:t xml:space="preserve"> é um plugin gratuito utilizado para reproduzir instrumentos virtuais baseados em samples. Ele permite carregar bibliotecas de sons no formato </w:t>
-      </w:r>
-      <w:proofErr w:type="spellStart"/>
-      <w:r>
-        <w:t>Decent</w:t>
-      </w:r>
-      <w:proofErr w:type="spellEnd"/>
-      <w:r>
-        <w:t xml:space="preserve"> </w:t>
-      </w:r>
-      <w:proofErr w:type="spellStart"/>
-      <w:r>
-        <w:t>Sampler</w:t>
-      </w:r>
-      <w:proofErr w:type="spellEnd"/>
-      <w:r>
-        <w:t>, possibilitando que esses sons sejam tocados como instrumentos virtuais em programas de produção musical. (</w:t>
-      </w:r>
-      <w:proofErr w:type="spellStart"/>
-      <w:r>
-        <w:t>Decent</w:t>
-      </w:r>
-      <w:proofErr w:type="spellEnd"/>
-      <w:r>
-        <w:t xml:space="preserve"> Samples, s.d.)</w:t>
-      </w:r>
-    </w:p>
-    <w:p>
-      <w:proofErr w:type="spellStart"/>
-      <w:r>
-        <w:t>Pianobook</w:t>
-      </w:r>
-      <w:proofErr w:type="spellEnd"/>
-      <w:r>
-        <w:t xml:space="preserve"> é uma plataforma colaborativa voltada para músicos, compositores e produtores de áudio, onde usuários compartilham gratuitamente instrumentos virtuais baseados em samples. A plataforma reúne uma ampla coleção de sons criados pela comunidade, permitindo que esses instrumentos sejam utilizados em produções musicais. (</w:t>
-      </w:r>
-      <w:proofErr w:type="spellStart"/>
-      <w:r>
-        <w:t>Pianobook</w:t>
-      </w:r>
-      <w:proofErr w:type="spellEnd"/>
-      <w:r>
-        <w:t>, s.d.)</w:t>
+        <w:t>REAPER é um software de produção de áudio digital utilizado para gravar, editar, mixar e finalizar arquivos de áudio. Ele oferece ferramentas para trabalhar com gravaçõe</w:t>
+      </w:r>
+      <w:r>
+        <w:t>s de voz, músicas e instrumentos, além de permitir a edição de faixas de áudio. (Cockos, 2016).</w:t>
+      </w:r>
+    </w:p>
+    <w:p>
+      <w:r>
+        <w:t>Decent Sampler é um plugin gratuito utilizado para reproduzir instrumentos virtuais baseados em samples. Ele permite carregar bibliotecas de sons no formato Dec</w:t>
+      </w:r>
+      <w:r>
+        <w:t>ent Sampler, possibilitando que esses sons sejam tocados como instrumentos virtuais em programas de produção musical. (Decent Samples, s.d.)</w:t>
+      </w:r>
+    </w:p>
+    <w:p>
+      <w:r>
+        <w:t>Pianobook é uma plataforma colaborativa voltada para músicos, compositores e produtores de áudio, onde usuários com</w:t>
+      </w:r>
+      <w:r>
+        <w:t>partilham gratuitamente instrumentos virtuais baseados em samples. A plataforma reúne uma ampla coleção de sons criados pela comunidade, permitindo que esses instrumentos sejam utilizados em produções musicais. (Pianobook, s.d.)</w:t>
       </w:r>
     </w:p>
     <w:p>
@@ -3082,49 +2833,34 @@
           <w:tag w:val="goog_rdk_11"/>
           <w:id w:val="-553499877"/>
         </w:sdtPr>
+        <w:sdtEndPr/>
         <w:sdtContent>
-          <w:commentRangeStart w:id="9"/>
+          <w:commentRangeStart w:id="10"/>
         </w:sdtContent>
       </w:sdt>
       <w:r>
         <w:t>IMERSÃO</w:t>
       </w:r>
-      <w:commentRangeEnd w:id="9"/>
-      <w:r>
-        <w:commentReference w:id="9"/>
-      </w:r>
-    </w:p>
-    <w:p>
-      <w:r>
-        <w:t xml:space="preserve">A imersão constitui a primeira etapa do processo, voltada </w:t>
-      </w:r>
-      <w:proofErr w:type="spellStart"/>
-      <w:r>
-        <w:t>á</w:t>
-      </w:r>
-      <w:proofErr w:type="spellEnd"/>
-      <w:r>
-        <w:t xml:space="preserve"> compreensão aprofundada do problema a ser resolvido. No contexto do projeto, essa fase envolveu a observação do cenário e a realização de uma pesquisa de campo, com o objetivo de entender melhor as necessidades dos usuários e avaliar a viabilidade da proposta </w:t>
-      </w:r>
-      <w:r>
-        <w:rPr>
-          <w:highlight w:val="yellow"/>
-        </w:rPr>
-        <w:t xml:space="preserve">(MJV </w:t>
-      </w:r>
-      <w:proofErr w:type="spellStart"/>
-      <w:r>
-        <w:rPr>
-          <w:highlight w:val="yellow"/>
-        </w:rPr>
-        <w:t>Innovation</w:t>
-      </w:r>
-      <w:proofErr w:type="spellEnd"/>
-      <w:r>
-        <w:rPr>
-          <w:highlight w:val="yellow"/>
-        </w:rPr>
-        <w:t>, 2022).</w:t>
+      <w:commentRangeEnd w:id="10"/>
+      <w:r>
+        <w:commentReference w:id="10"/>
+      </w:r>
+    </w:p>
+    <w:p>
+      <w:r>
+        <w:t>A imersão co</w:t>
+      </w:r>
+      <w:r>
+        <w:t>nstitui a primeira etapa do processo, voltada á compreensão aprofundada do problema a ser resolvido. No contexto do projeto, essa fase envolveu a observação do cenário e a realização de uma pesquisa de campo, com o objetivo de entender melhor as necessidad</w:t>
+      </w:r>
+      <w:r>
+        <w:t xml:space="preserve">es dos usuários e avaliar a viabilidade da proposta </w:t>
+      </w:r>
+      <w:r>
+        <w:rPr>
+          <w:highlight w:val="yellow"/>
+        </w:rPr>
+        <w:t>(MJV Innovation, 2022).</w:t>
       </w:r>
     </w:p>
     <w:p>
@@ -3161,8 +2897,9 @@
           <w:tag w:val="goog_rdk_12"/>
           <w:id w:val="-1243877869"/>
         </w:sdtPr>
+        <w:sdtEndPr/>
         <w:sdtContent>
-          <w:commentRangeStart w:id="10"/>
+          <w:commentRangeStart w:id="11"/>
         </w:sdtContent>
       </w:sdt>
       <w:r>
@@ -3173,9 +2910,9 @@
         </w:rPr>
         <w:t>Os cadernos são uma forma de obter informações sobre pessoas e seus universos.</w:t>
       </w:r>
-      <w:commentRangeEnd w:id="10"/>
-      <w:r>
-        <w:commentReference w:id="10"/>
+      <w:commentRangeEnd w:id="11"/>
+      <w:r>
+        <w:commentReference w:id="11"/>
       </w:r>
       <w:r>
         <w:rPr>
@@ -3183,7 +2920,7 @@
           <w:sz w:val="20"/>
           <w:szCs w:val="20"/>
         </w:rPr>
-        <w:t xml:space="preserve"> Os cadernos possibilitam coletar dados do usuário com o mínimo de interferência sobre suas ações, ou quando a questão investigada se desenrola de forma intermitente ou dentro de um longo período.</w:t>
+        <w:t xml:space="preserve"> Os cadernos possibilitam coletar dados do usuário com o mínimo de inter</w:t>
       </w:r>
       <w:r>
         <w:rPr>
@@ -3191,8 +2928,24 @@
           <w:sz w:val="20"/>
           <w:szCs w:val="20"/>
         </w:rPr>
+        <w:t>ferência sobre suas ações, ou quando a questão investigada se desenrola de forma intermitente ou dentro de um longo período.</w:t>
+      </w:r>
+      <w:r>
+        <w:rPr>
+          <w:color w:val="000000"/>
+          <w:sz w:val="20"/>
+          <w:szCs w:val="20"/>
+        </w:rPr>
         <w:br/>
-        <w:t>Ao contrário de uma abordagem de observação direta e presencial, esta técnica permite que o próprio usuário faça o relato de suas atividades, no contexto de seu dia a dia. Este tipo de informação é útil na fase de imersão, uma vez que possibilita o entendimento do universo do usuário, de seus sonhos e de suas expectativas, sem que o pesquisador precise ir até ele.</w:t>
+        <w:t>Ao contrário de uma abordagem de observação direta e presencial, esta técnica permite que o próprio usuário faça o relato de suas a</w:t>
+      </w:r>
+      <w:r>
+        <w:rPr>
+          <w:color w:val="000000"/>
+          <w:sz w:val="20"/>
+          <w:szCs w:val="20"/>
+        </w:rPr>
+        <w:t>tividades, no contexto de seu dia a dia. Este tipo de informação é útil na fase de imersão, uma vez que possibilita o entendimento do universo do usuário, de seus sonhos e de suas expectativas, sem que o pesquisador precise ir até ele.</w:t>
       </w:r>
     </w:p>
     <w:p>
@@ -3218,25 +2971,15 @@
           <w:sz w:val="20"/>
           <w:szCs w:val="20"/>
         </w:rPr>
-        <w:t xml:space="preserve">(MJV </w:t>
-      </w:r>
-      <w:proofErr w:type="spellStart"/>
+        <w:t>(MJV Innovation, 201</w:t>
+      </w:r>
       <w:r>
         <w:rPr>
           <w:color w:val="000000"/>
           <w:sz w:val="20"/>
           <w:szCs w:val="20"/>
         </w:rPr>
-        <w:t>Innovation</w:t>
-      </w:r>
-      <w:proofErr w:type="spellEnd"/>
-      <w:r>
-        <w:rPr>
-          <w:color w:val="000000"/>
-          <w:sz w:val="20"/>
-          <w:szCs w:val="20"/>
-        </w:rPr>
-        <w:t>, 2016)</w:t>
+        <w:t>6)</w:t>
       </w:r>
     </w:p>
     <w:p>
@@ -3310,7 +3053,7 @@
                     <pic:cNvPicPr preferRelativeResize="0"/>
                   </pic:nvPicPr>
                   <pic:blipFill>
-                    <a:blip r:embed="rId11"/>
+                    <a:blip r:embed="rId10"/>
                     <a:srcRect/>
                     <a:stretch>
                       <a:fillRect/>
@@ -3357,25 +3100,7 @@
           <w:sz w:val="20"/>
           <w:szCs w:val="20"/>
         </w:rPr>
-        <w:t xml:space="preserve">Fonte: MJV </w:t>
-      </w:r>
-      <w:proofErr w:type="spellStart"/>
-      <w:r>
-        <w:rPr>
-          <w:color w:val="000000"/>
-          <w:sz w:val="20"/>
-          <w:szCs w:val="20"/>
-        </w:rPr>
-        <w:t>Innovation</w:t>
-      </w:r>
-      <w:proofErr w:type="spellEnd"/>
-      <w:r>
-        <w:rPr>
-          <w:color w:val="000000"/>
-          <w:sz w:val="20"/>
-          <w:szCs w:val="20"/>
-        </w:rPr>
-        <w:t>, 2015</w:t>
+        <w:t>Fonte: MJV Innovation, 2015</w:t>
       </w:r>
     </w:p>
     <w:p>
@@ -3447,8 +3172,9 @@
                 <w:tag w:val="goog_rdk_13"/>
                 <w:id w:val="-248123744"/>
               </w:sdtPr>
+              <w:sdtEndPr/>
               <w:sdtContent>
-                <w:commentRangeStart w:id="11"/>
+                <w:commentRangeStart w:id="12"/>
               </w:sdtContent>
             </w:sdt>
             <w:sdt>
@@ -3456,8 +3182,9 @@
                 <w:tag w:val="goog_rdk_14"/>
                 <w:id w:val="-186644896"/>
               </w:sdtPr>
+              <w:sdtEndPr/>
               <w:sdtContent>
-                <w:commentRangeStart w:id="12"/>
+                <w:commentRangeStart w:id="13"/>
               </w:sdtContent>
             </w:sdt>
             <w:r>
@@ -3553,8 +3280,13 @@
               <w:rPr>
                 <w:highlight w:val="yellow"/>
               </w:rPr>
-              <w:lastRenderedPageBreak/>
-              <w:t>Dificuldade generalizada da população em compreender os mecanismos políticos e econômicos.</w:t>
+              <w:t xml:space="preserve">Dificuldade generalizada da população em compreender os </w:t>
+            </w:r>
+            <w:r>
+              <w:rPr>
+                <w:highlight w:val="yellow"/>
+              </w:rPr>
+              <w:t>mecanismos políticos e econômicos.</w:t>
             </w:r>
           </w:p>
           <w:p>
@@ -3587,6 +3319,7 @@
                 <w:szCs w:val="72"/>
                 <w:highlight w:val="yellow"/>
               </w:rPr>
+              <w:lastRenderedPageBreak/>
               <w:t>😭</w:t>
             </w:r>
           </w:p>
@@ -3607,6 +3340,7 @@
               <w:rPr>
                 <w:highlight w:val="yellow"/>
               </w:rPr>
+              <w:lastRenderedPageBreak/>
               <w:t>Poluição e impacto ambiental e social.</w:t>
             </w:r>
           </w:p>
@@ -3946,7 +3680,13 @@
               <w:rPr>
                 <w:highlight w:val="yellow"/>
               </w:rPr>
-              <w:t>Pessoas são mais satisfeitas com sociedades limpas e eficientes.</w:t>
+              <w:t xml:space="preserve">Pessoas são mais satisfeitas </w:t>
+            </w:r>
+            <w:r>
+              <w:rPr>
+                <w:highlight w:val="yellow"/>
+              </w:rPr>
+              <w:t>com sociedades limpas e eficientes.</w:t>
             </w:r>
           </w:p>
         </w:tc>
@@ -4018,13 +3758,13 @@
               </w:rPr>
               <w:t>😊</w:t>
             </w:r>
-            <w:commentRangeEnd w:id="11"/>
-            <w:r>
-              <w:commentReference w:id="11"/>
-            </w:r>
             <w:commentRangeEnd w:id="12"/>
             <w:r>
               <w:commentReference w:id="12"/>
+            </w:r>
+            <w:commentRangeEnd w:id="13"/>
+            <w:r>
+              <w:commentReference w:id="13"/>
             </w:r>
           </w:p>
         </w:tc>
@@ -4075,24 +3815,20 @@
           <w:tag w:val="goog_rdk_15"/>
           <w:id w:val="-1977655285"/>
         </w:sdtPr>
+        <w:sdtEndPr/>
         <w:sdtContent>
-          <w:commentRangeStart w:id="13"/>
+          <w:commentRangeStart w:id="14"/>
         </w:sdtContent>
       </w:sdt>
       <w:r>
-        <w:t xml:space="preserve">Na pesquisa de campo foram coletadas 24 respostas com o objetivo de identificar a viabilidade e necessidade do projeto, realizada em julho e abril de 2026 por meio da plataforma Google </w:t>
-      </w:r>
-      <w:proofErr w:type="spellStart"/>
-      <w:r>
-        <w:t>Forms</w:t>
-      </w:r>
-      <w:proofErr w:type="spellEnd"/>
-      <w:r>
-        <w:t>, com participação de pessoas de diferentes perfis e faixas etárias.</w:t>
-      </w:r>
-      <w:commentRangeEnd w:id="13"/>
-      <w:r>
-        <w:commentReference w:id="13"/>
+        <w:t>Na pesquisa de campo foram coletadas 24 respostas com o objetivo de identificar a viabilidade e necessidade do projeto, realizada em julho e abril de 2026 por meio da plataforma Google Forms, com participação de pessoas de diferentes perfis e faixas etária</w:t>
+      </w:r>
+      <w:r>
+        <w:t>s.</w:t>
+      </w:r>
+      <w:commentRangeEnd w:id="14"/>
+      <w:r>
+        <w:commentReference w:id="14"/>
       </w:r>
       <w:r>
         <w:t xml:space="preserve"> Abaixo estão os dados apresentados</w:t>
@@ -4124,8 +3860,9 @@
           <w:tag w:val="goog_rdk_16"/>
           <w:id w:val="-1835846909"/>
         </w:sdtPr>
+        <w:sdtEndPr/>
         <w:sdtContent>
-          <w:commentRangeStart w:id="14"/>
+          <w:commentRangeStart w:id="15"/>
         </w:sdtContent>
       </w:sdt>
       <w:r>
@@ -4138,9 +3875,9 @@
         </w:rPr>
         <w:t>Gráfico 1: Idade dos Entrevistados</w:t>
       </w:r>
-      <w:commentRangeEnd w:id="14"/>
-      <w:r>
-        <w:commentReference w:id="14"/>
+      <w:commentRangeEnd w:id="15"/>
+      <w:r>
+        <w:commentReference w:id="15"/>
       </w:r>
     </w:p>
     <w:p>
@@ -4166,8 +3903,9 @@
           <w:tag w:val="goog_rdk_17"/>
           <w:id w:val="2089384733"/>
         </w:sdtPr>
+        <w:sdtEndPr/>
         <w:sdtContent>
-          <w:commentRangeStart w:id="15"/>
+          <w:commentRangeStart w:id="16"/>
         </w:sdtContent>
       </w:sdt>
       <w:r>
@@ -4191,7 +3929,7 @@
                     <pic:cNvPicPr preferRelativeResize="0"/>
                   </pic:nvPicPr>
                   <pic:blipFill>
-                    <a:blip r:embed="rId12"/>
+                    <a:blip r:embed="rId11"/>
                     <a:srcRect/>
                     <a:stretch>
                       <a:fillRect/>
@@ -4218,9 +3956,9 @@
           </wp:inline>
         </w:drawing>
       </w:r>
-      <w:commentRangeEnd w:id="15"/>
-      <w:r>
-        <w:commentReference w:id="15"/>
+      <w:commentRangeEnd w:id="16"/>
+      <w:r>
+        <w:commentReference w:id="16"/>
       </w:r>
     </w:p>
     <w:p>
@@ -4256,7 +3994,10 @@
     </w:p>
     <w:p>
       <w:r>
-        <w:t>Esse gráfico demonstra a idade do público; observa-se que a maioria dos participantes estão entre 17-18 anos, enquanto o remanescente é maior do que os 30 anos de idade.</w:t>
+        <w:t>Esse gráfico demonstra a idade do público; observa-se que a maioria dos participantes estão entre 17-18 anos, enquanto o remanescente é maior do</w:t>
+      </w:r>
+      <w:r>
+        <w:t xml:space="preserve"> que os 30 anos de idade.</w:t>
       </w:r>
     </w:p>
     <w:p>
@@ -4329,7 +4070,7 @@
                     <pic:cNvPicPr preferRelativeResize="0"/>
                   </pic:nvPicPr>
                   <pic:blipFill>
-                    <a:blip r:embed="rId13"/>
+                    <a:blip r:embed="rId12"/>
                     <a:srcRect/>
                     <a:stretch>
                       <a:fillRect/>
@@ -4389,7 +4130,13 @@
     </w:p>
     <w:p>
       <w:r>
-        <w:t>De acordo a pergunta, a maioria do público possui o gênero feminino, com 54,2%, enquanto o gênero masculino é a minoria, com 37,5%. O remanescente porcentual preferiu não falar seu gênero. ￼</w:t>
+        <w:t>De acordo a pergunta, a maioria do público possui o gênero feminino, com 54,2%, enquanto o gênero masculino é a minoria, com 37,5%. O remanescente porcentual preferiu não falar seu gêner</w:t>
+      </w:r>
+      <w:r>
+        <w:t xml:space="preserve">o. </w:t>
+      </w:r>
+      <w:r>
+        <w:t>￼</w:t>
       </w:r>
     </w:p>
     <w:p>
@@ -4422,17 +4169,7 @@
           <w:szCs w:val="20"/>
         </w:rPr>
         <w:lastRenderedPageBreak/>
-        <w:t xml:space="preserve">Gráfico </w:t>
-      </w:r>
-      <w:r>
-        <w:rPr>
-          <w:b/>
-          <w:bCs/>
-          <w:color w:val="000000"/>
-          <w:sz w:val="20"/>
-          <w:szCs w:val="20"/>
-        </w:rPr>
-        <w:t>3: Jogar videogames</w:t>
+        <w:t>Gráfico 3: Jogar videogames</w:t>
       </w:r>
     </w:p>
     <w:p>
@@ -4474,7 +4211,7 @@
                     <pic:cNvPicPr preferRelativeResize="0"/>
                   </pic:nvPicPr>
                   <pic:blipFill>
-                    <a:blip r:embed="rId14"/>
+                    <a:blip r:embed="rId13"/>
                     <a:srcRect/>
                     <a:stretch>
                       <a:fillRect/>
@@ -4607,7 +4344,7 @@
                     <pic:cNvPicPr preferRelativeResize="0"/>
                   </pic:nvPicPr>
                   <pic:blipFill>
-                    <a:blip r:embed="rId15"/>
+                    <a:blip r:embed="rId14"/>
                     <a:srcRect/>
                     <a:stretch>
                       <a:fillRect/>
@@ -4700,7 +4437,17 @@
           <w:szCs w:val="20"/>
         </w:rPr>
         <w:lastRenderedPageBreak/>
-        <w:t>Gráfico 5: Interesse no projeto</w:t>
+        <w:t>Gráfico 5: Interesse no pro</w:t>
+      </w:r>
+      <w:r>
+        <w:rPr>
+          <w:b/>
+          <w:bCs/>
+          <w:color w:val="000000"/>
+          <w:sz w:val="20"/>
+          <w:szCs w:val="20"/>
+        </w:rPr>
+        <w:t>jeto</w:t>
       </w:r>
     </w:p>
     <w:p>
@@ -4741,7 +4488,7 @@
                     <pic:cNvPicPr preferRelativeResize="0"/>
                   </pic:nvPicPr>
                   <pic:blipFill>
-                    <a:blip r:embed="rId16"/>
+                    <a:blip r:embed="rId15"/>
                     <a:srcRect/>
                     <a:stretch>
                       <a:fillRect/>
@@ -4834,7 +4581,17 @@
           <w:sz w:val="20"/>
           <w:szCs w:val="20"/>
         </w:rPr>
-        <w:t>Gráfico 6: Interesse sobre mecânica de facções</w:t>
+        <w:t xml:space="preserve">Gráfico 6: Interesse sobre mecânica de </w:t>
+      </w:r>
+      <w:r>
+        <w:rPr>
+          <w:b/>
+          <w:bCs/>
+          <w:color w:val="000000"/>
+          <w:sz w:val="20"/>
+          <w:szCs w:val="20"/>
+        </w:rPr>
+        <w:t>facções</w:t>
       </w:r>
     </w:p>
     <w:p>
@@ -4856,7 +4613,7 @@
                     <pic:cNvPicPr preferRelativeResize="0"/>
                   </pic:nvPicPr>
                   <pic:blipFill>
-                    <a:blip r:embed="rId17"/>
+                    <a:blip r:embed="rId16"/>
                     <a:srcRect/>
                     <a:stretch>
                       <a:fillRect/>
@@ -4967,7 +4724,17 @@
           <w:szCs w:val="20"/>
         </w:rPr>
         <w:lastRenderedPageBreak/>
-        <w:t>Gráfico 7: Interesse sobre mecânicas de jogo</w:t>
+        <w:t xml:space="preserve">Gráfico 7: </w:t>
+      </w:r>
+      <w:r>
+        <w:rPr>
+          <w:b/>
+          <w:bCs/>
+          <w:color w:val="000000"/>
+          <w:sz w:val="20"/>
+          <w:szCs w:val="20"/>
+        </w:rPr>
+        <w:t>Interesse sobre mecânicas de jogo</w:t>
       </w:r>
     </w:p>
     <w:p>
@@ -4989,7 +4756,7 @@
                     <pic:cNvPicPr preferRelativeResize="0"/>
                   </pic:nvPicPr>
                   <pic:blipFill>
-                    <a:blip r:embed="rId18"/>
+                    <a:blip r:embed="rId17"/>
                     <a:srcRect/>
                     <a:stretch>
                       <a:fillRect/>
@@ -5071,16 +4838,20 @@
           <w:tag w:val="goog_rdk_18"/>
           <w:id w:val="-1459118119"/>
         </w:sdtPr>
+        <w:sdtEndPr/>
         <w:sdtContent>
-          <w:commentRangeStart w:id="16"/>
+          <w:commentRangeStart w:id="17"/>
         </w:sdtContent>
       </w:sdt>
       <w:r>
-        <w:t>Esse gráfico demonstra a quantidade de pessoas que possuem algum desejo ou interesse em uma das mecânicas que integram o projeto. Observa-se que a grande maioria (75%) possuem interesse nessas mecânicas de jogo.</w:t>
-      </w:r>
-      <w:commentRangeEnd w:id="16"/>
-      <w:r>
-        <w:commentReference w:id="16"/>
+        <w:t xml:space="preserve">Esse gráfico demonstra a quantidade de pessoas que possuem algum desejo ou interesse em uma das mecânicas que integram o projeto. Observa-se que a grande maioria (75%) possuem interesse nessas </w:t>
+      </w:r>
+      <w:r>
+        <w:t>mecânicas de jogo.</w:t>
+      </w:r>
+      <w:commentRangeEnd w:id="17"/>
+      <w:r>
+        <w:commentReference w:id="17"/>
       </w:r>
     </w:p>
     <w:p/>
@@ -5101,8 +4872,9 @@
           <w:tag w:val="goog_rdk_19"/>
           <w:id w:val="2025884198"/>
         </w:sdtPr>
+        <w:sdtEndPr/>
         <w:sdtContent>
-          <w:commentRangeStart w:id="17"/>
+          <w:commentRangeStart w:id="18"/>
         </w:sdtContent>
       </w:sdt>
       <w:sdt>
@@ -5110,20 +4882,21 @@
           <w:tag w:val="goog_rdk_20"/>
           <w:id w:val="245720824"/>
         </w:sdtPr>
+        <w:sdtEndPr/>
         <w:sdtContent>
-          <w:commentRangeStart w:id="18"/>
+          <w:commentRangeStart w:id="19"/>
         </w:sdtContent>
       </w:sdt>
       <w:r>
         <w:t>ANÁLISE E SÍNTESE</w:t>
       </w:r>
-      <w:commentRangeEnd w:id="17"/>
-      <w:r>
-        <w:commentReference w:id="17"/>
-      </w:r>
       <w:commentRangeEnd w:id="18"/>
       <w:r>
         <w:commentReference w:id="18"/>
+      </w:r>
+      <w:commentRangeEnd w:id="19"/>
+      <w:r>
+        <w:commentReference w:id="19"/>
       </w:r>
     </w:p>
     <w:p>
@@ -5139,16 +4912,17 @@
           <w:tag w:val="goog_rdk_21"/>
           <w:id w:val="77298410"/>
         </w:sdtPr>
+        <w:sdtEndPr/>
         <w:sdtContent>
-          <w:commentRangeStart w:id="19"/>
+          <w:commentRangeStart w:id="20"/>
         </w:sdtContent>
       </w:sdt>
       <w:r>
         <w:t>Persona</w:t>
       </w:r>
-      <w:commentRangeEnd w:id="19"/>
-      <w:r>
-        <w:commentReference w:id="19"/>
+      <w:commentRangeEnd w:id="20"/>
+      <w:r>
+        <w:commentReference w:id="20"/>
       </w:r>
     </w:p>
     <w:p>
@@ -5173,8 +4947,9 @@
           <w:tag w:val="goog_rdk_22"/>
           <w:id w:val="2043391972"/>
         </w:sdtPr>
+        <w:sdtEndPr/>
         <w:sdtContent>
-          <w:commentRangeStart w:id="20"/>
+          <w:commentRangeStart w:id="21"/>
         </w:sdtContent>
       </w:sdt>
       <w:r>
@@ -5183,11 +4958,27 @@
           <w:sz w:val="20"/>
           <w:szCs w:val="20"/>
         </w:rPr>
-        <w:t>As personas são personagens ficcionais, criadas com base na síntese dos comportamentos observados dentre consumidores com perfis extremos. Traduzem motivações, desejos, expectativas e necessidades, que sintonizam características significativas dos públicos-alvo relevantes para os produtos e serviços das marcas e organizações. [...] Ao final, são atribuídos nomes, histórias e necessidades que contribuem para a personificação desses arquétipos.” (VIANNA et al., 2012, p. 80 apud COLLIER DE MENDONÇA et al., ANO).</w:t>
-      </w:r>
-      <w:commentRangeEnd w:id="20"/>
-      <w:r>
-        <w:commentReference w:id="20"/>
+        <w:t xml:space="preserve">As personas são personagens ficcionais, criadas com base na síntese dos comportamentos observados dentre consumidores com perfis extremos. Traduzem motivações, desejos, expectativas e </w:t>
+      </w:r>
+      <w:r>
+        <w:rPr>
+          <w:color w:val="000000"/>
+          <w:sz w:val="20"/>
+          <w:szCs w:val="20"/>
+        </w:rPr>
+        <w:t>necessidades, que sintonizam características significativas dos públicos-alvo relevantes para os produtos e serviços das marcas e organizações. [...] Ao final, são atribuídos nomes, histórias e necessidades que contribuem para a personificação desses arqué</w:t>
+      </w:r>
+      <w:r>
+        <w:rPr>
+          <w:color w:val="000000"/>
+          <w:sz w:val="20"/>
+          <w:szCs w:val="20"/>
+        </w:rPr>
+        <w:t>tipos.” (VIANNA et al., 2012, p. 80 apud COLLIER DE MENDONÇA et al., ANO).</w:t>
+      </w:r>
+      <w:commentRangeEnd w:id="21"/>
+      <w:r>
+        <w:commentReference w:id="21"/>
       </w:r>
     </w:p>
     <w:p>
@@ -5216,8 +5007,9 @@
           <w:tag w:val="goog_rdk_23"/>
           <w:id w:val="457729546"/>
         </w:sdtPr>
+        <w:sdtEndPr/>
         <w:sdtContent>
-          <w:commentRangeStart w:id="21"/>
+          <w:commentRangeStart w:id="22"/>
         </w:sdtContent>
       </w:sdt>
       <w:r>
@@ -5230,9 +5022,9 @@
         </w:rPr>
         <w:t>Figura 2: Personas</w:t>
       </w:r>
-      <w:commentRangeEnd w:id="21"/>
-      <w:r>
-        <w:commentReference w:id="21"/>
+      <w:commentRangeEnd w:id="22"/>
+      <w:r>
+        <w:commentReference w:id="22"/>
       </w:r>
     </w:p>
     <w:p>
@@ -5273,7 +5065,7 @@
                     <pic:cNvPicPr preferRelativeResize="0"/>
                   </pic:nvPicPr>
                   <pic:blipFill>
-                    <a:blip r:embed="rId19"/>
+                    <a:blip r:embed="rId18"/>
                     <a:srcRect/>
                     <a:stretch>
                       <a:fillRect/>
@@ -5319,25 +5111,7 @@
           <w:sz w:val="20"/>
           <w:szCs w:val="20"/>
         </w:rPr>
-        <w:t xml:space="preserve">Fonte: </w:t>
-      </w:r>
-      <w:proofErr w:type="spellStart"/>
-      <w:r>
-        <w:rPr>
-          <w:color w:val="000000"/>
-          <w:sz w:val="20"/>
-          <w:szCs w:val="20"/>
-        </w:rPr>
-        <w:t>Tallyson</w:t>
-      </w:r>
-      <w:proofErr w:type="spellEnd"/>
-      <w:r>
-        <w:rPr>
-          <w:color w:val="000000"/>
-          <w:sz w:val="20"/>
-          <w:szCs w:val="20"/>
-        </w:rPr>
-        <w:t xml:space="preserve"> Faustino, 2024</w:t>
+        <w:t>Fonte: Tallyson Faustino, 2024</w:t>
       </w:r>
     </w:p>
     <w:p>
@@ -5351,15 +5125,22 @@
           <w:tag w:val="goog_rdk_24"/>
           <w:id w:val="1283206370"/>
         </w:sdtPr>
+        <w:sdtEndPr/>
         <w:sdtContent>
-          <w:commentRangeStart w:id="22"/>
+          <w:commentRangeStart w:id="23"/>
         </w:sdtContent>
       </w:sdt>
       <w:r>
         <w:rPr>
           <w:highlight w:val="yellow"/>
         </w:rPr>
-        <w:t>Bruno Vilaça Santos é um estudante de 16 anos residente em São Paulo que está completando a segunda série do ensino médio. Devido sua idade, ele decidiu retirar seu t</w:t>
+        <w:t xml:space="preserve">Bruno </w:t>
+      </w:r>
+      <w:r>
+        <w:rPr>
+          <w:highlight w:val="yellow"/>
+        </w:rPr>
+        <w:t>Vilaça Santos é um estudante de 16 anos residente em São Paulo que está completando a segunda série do ensino médio. Devido sua idade, ele decidiu retirar seu t</w:t>
       </w:r>
       <w:r>
         <w:rPr>
@@ -5395,7 +5176,13 @@
         <w:rPr>
           <w:highlight w:val="yellow"/>
         </w:rPr>
-        <w:t>tica, isso o levou a pesquisar sobre o assunto, porém, por mais que procurasse, não encontrava m</w:t>
+        <w:t xml:space="preserve">tica, </w:t>
+      </w:r>
+      <w:r>
+        <w:rPr>
+          <w:highlight w:val="yellow"/>
+        </w:rPr>
+        <w:t>isso o levou a pesquisar sobre o assunto, porém, por mais que procurasse, não encontrava m</w:t>
       </w:r>
       <w:r>
         <w:rPr>
@@ -5407,14 +5194,20 @@
         <w:rPr>
           <w:highlight w:val="yellow"/>
         </w:rPr>
-        <w:t>todos de estudos que lhe explicavam de forma simplificada o tema. Isso o leva a querer desistir de sua investigação, e relegando seu conhecimento a apenas a opinião de terceiros.</w:t>
-      </w:r>
-      <w:commentRangeEnd w:id="22"/>
-      <w:r>
-        <w:rPr>
-          <w:highlight w:val="yellow"/>
-        </w:rPr>
-        <w:commentReference w:id="22"/>
+        <w:t xml:space="preserve">todos de estudos que lhe explicavam de forma simplificada o tema. Isso o leva a querer desistir de sua investigação, e relegando seu conhecimento a apenas a opinião </w:t>
+      </w:r>
+      <w:r>
+        <w:rPr>
+          <w:highlight w:val="yellow"/>
+        </w:rPr>
+        <w:t>de terceiros.</w:t>
+      </w:r>
+      <w:commentRangeEnd w:id="23"/>
+      <w:r>
+        <w:rPr>
+          <w:highlight w:val="yellow"/>
+        </w:rPr>
+        <w:commentReference w:id="23"/>
       </w:r>
     </w:p>
     <w:p>
@@ -5423,36 +5216,16 @@
           <w:tag w:val="goog_rdk_25"/>
           <w:id w:val="419288461"/>
         </w:sdtPr>
+        <w:sdtEndPr/>
         <w:sdtContent>
-          <w:commentRangeStart w:id="23"/>
+          <w:commentRangeStart w:id="24"/>
         </w:sdtContent>
       </w:sdt>
       <w:r>
         <w:rPr>
           <w:highlight w:val="yellow"/>
         </w:rPr>
-        <w:t xml:space="preserve">Erasmo Altoé Candido </w:t>
-      </w:r>
-      <w:proofErr w:type="spellStart"/>
-      <w:r>
-        <w:rPr>
-          <w:highlight w:val="yellow"/>
-        </w:rPr>
-        <w:t>Bastianeli</w:t>
-      </w:r>
-      <w:proofErr w:type="spellEnd"/>
-      <w:r>
-        <w:rPr>
-          <w:highlight w:val="yellow"/>
-        </w:rPr>
-        <w:t xml:space="preserve"> é um homem de 42 anos residente em Santa Catarina. Ele possui um conhecimento superficial </w:t>
-      </w:r>
-      <w:proofErr w:type="gramStart"/>
-      <w:r>
-        <w:rPr>
-          <w:highlight w:val="yellow"/>
-        </w:rPr>
-        <w:t>de Geopol</w:t>
+        <w:t>Erasmo Altoé Candido Bastianeli é um homem de 42 anos residente em Santa Catarina. Ele possui um conhecimento superficial de Geopol</w:t>
       </w:r>
       <w:r>
         <w:rPr>
@@ -5464,34 +5237,28 @@
         <w:rPr>
           <w:highlight w:val="yellow"/>
         </w:rPr>
-        <w:t>tica</w:t>
-      </w:r>
-      <w:proofErr w:type="gramEnd"/>
-      <w:r>
-        <w:rPr>
-          <w:highlight w:val="yellow"/>
-        </w:rPr>
-        <w:t xml:space="preserve"> e gostaria de explorar mais o assunto, contudo, a dificuldade de pesquisar facilmente, e um ensino que seja mais prático, torna esse desejo mais distante.</w:t>
-      </w:r>
-      <w:commentRangeEnd w:id="23"/>
-      <w:r>
-        <w:rPr>
-          <w:highlight w:val="yellow"/>
-        </w:rPr>
-        <w:commentReference w:id="23"/>
-      </w:r>
-    </w:p>
-    <w:p>
-      <w:r>
-        <w:t xml:space="preserve">Ambas personas gostariam de perseguir o conhecimento, porém, a indisponibilidade para pesquisa não permite um estudo prático, a gamificação emerge como uma estratégia crucial para esse problema, com sua interface familiar e atraente, </w:t>
-      </w:r>
-      <w:proofErr w:type="gramStart"/>
-      <w:r>
-        <w:t>o estudo de temas relacionados podem</w:t>
-      </w:r>
-      <w:proofErr w:type="gramEnd"/>
-      <w:r>
-        <w:t xml:space="preserve"> ser facilitados e condensados de forma prática, criando um hábito natural e r</w:t>
+        <w:t>tica e gostaria de explorar mais o assunto, contudo, a dificuldade de pesquisar facilmente, e um ensino q</w:t>
+      </w:r>
+      <w:r>
+        <w:rPr>
+          <w:highlight w:val="yellow"/>
+        </w:rPr>
+        <w:t>ue seja mais prático, torna esse desejo mais distante.</w:t>
+      </w:r>
+      <w:commentRangeEnd w:id="24"/>
+      <w:r>
+        <w:rPr>
+          <w:highlight w:val="yellow"/>
+        </w:rPr>
+        <w:commentReference w:id="24"/>
+      </w:r>
+    </w:p>
+    <w:p>
+      <w:r>
+        <w:t>Ambas personas gostariam de perseguir o conhecimento, porém, a indisponibilidade para pesquisa não permite um estudo prático, a gamificação emerge como uma estratégia crucial para esse problema, com</w:t>
+      </w:r>
+      <w:r>
+        <w:t xml:space="preserve"> sua interface familiar e atraente, o estudo de temas relacionados podem ser facilitados e condensados de forma prática, criando um hábito natural e r</w:t>
       </w:r>
       <w:r>
         <w:t>á</w:t>
@@ -5518,7 +5285,13 @@
     </w:p>
     <w:p>
       <w:r>
-        <w:t>A fase de ideação concentra-se na busca por soluções criativas a partir da análise do problema. Neste projeto, foram aplicadas técnicas como o brainstorming e a prototipação de conceitos iniciais, com o objetivo de explorar diferentes possibilidades de abordagem para a construção da proposta final (MJV, 2022).</w:t>
+        <w:t>A fase de ideação concentra-se na busc</w:t>
+      </w:r>
+      <w:r>
+        <w:t>a por soluções criativas a partir da análise do problema. Neste projeto, foram aplicadas técnicas como o brainstorming e a prototipação de conceitos iniciais, com o objetivo de explorar diferentes possibilidades de abordagem para a construção da proposta f</w:t>
+      </w:r>
+      <w:r>
+        <w:t>inal (MJV, 2022).</w:t>
       </w:r>
     </w:p>
     <w:p>
@@ -5538,13 +5311,13 @@
         </w:rPr>
         <w:t>Brainstorm</w:t>
       </w:r>
-      <w:commentRangeStart w:id="24"/>
-      <w:commentRangeEnd w:id="24"/>
-      <w:r>
-        <w:rPr>
-          <w:highlight w:val="yellow"/>
-        </w:rPr>
-        <w:commentReference w:id="24"/>
+      <w:commentRangeStart w:id="25"/>
+      <w:commentRangeEnd w:id="25"/>
+      <w:r>
+        <w:rPr>
+          <w:highlight w:val="yellow"/>
+        </w:rPr>
+        <w:commentReference w:id="25"/>
       </w:r>
     </w:p>
     <w:p>
@@ -5562,8 +5335,9 @@
           <w:tag w:val="goog_rdk_28"/>
           <w:id w:val="-705260195"/>
         </w:sdtPr>
+        <w:sdtEndPr/>
         <w:sdtContent>
-          <w:commentRangeStart w:id="25"/>
+          <w:commentRangeStart w:id="26"/>
         </w:sdtContent>
       </w:sdt>
       <w:r>
@@ -5572,12 +5346,12 @@
         </w:rPr>
         <w:t>geração rápida de múltiplas sugestões e soluções inovadoras (Miro, 2025). No contexto desse projeto, nós utilizamos do método de forma crucial procurando ideias que se alinhassem a nosso objetivo. Com discussões focadas, foram decididos o espectro político, progressão aberta do jogo, construção de industrias automatizadas e o perfil dos inimigos (incluindo seus comportamentos e aparências). As propostas iniciais eram registradas e, em um processo colaborativo, agregadas e refinadas até a consolidação dos conceitos finais para a implementação.</w:t>
       </w:r>
-      <w:commentRangeEnd w:id="25"/>
-      <w:r>
-        <w:rPr>
-          <w:highlight w:val="yellow"/>
-        </w:rPr>
-        <w:commentReference w:id="25"/>
+      <w:commentRangeEnd w:id="26"/>
+      <w:r>
+        <w:rPr>
+          <w:highlight w:val="yellow"/>
+        </w:rPr>
+        <w:commentReference w:id="26"/>
       </w:r>
     </w:p>
     <w:p>
@@ -5596,8 +5370,9 @@
           <w:tag w:val="goog_rdk_26"/>
           <w:id w:val="676431842"/>
         </w:sdtPr>
+        <w:sdtEndPr/>
         <w:sdtContent>
-          <w:commentRangeStart w:id="26"/>
+          <w:commentRangeStart w:id="27"/>
         </w:sdtContent>
       </w:sdt>
       <w:r>
@@ -5606,12 +5381,12 @@
         </w:rPr>
         <w:t>Cardápio de Ideias</w:t>
       </w:r>
-      <w:commentRangeEnd w:id="26"/>
-      <w:r>
-        <w:rPr>
-          <w:highlight w:val="yellow"/>
-        </w:rPr>
-        <w:commentReference w:id="26"/>
+      <w:commentRangeEnd w:id="27"/>
+      <w:r>
+        <w:rPr>
+          <w:highlight w:val="yellow"/>
+        </w:rPr>
+        <w:commentReference w:id="27"/>
       </w:r>
     </w:p>
     <w:tbl>
@@ -5816,7 +5591,13 @@
               <w:rPr>
                 <w:color w:val="000000"/>
               </w:rPr>
-              <w:t>Recriação realista sobre cadeias de produção e evolução tecnológica. - Interação direta com sistemas de automação, a partir de máquinas e logística de produção.</w:t>
+              <w:t xml:space="preserve">Recriação realista sobre </w:t>
+            </w:r>
+            <w:r>
+              <w:rPr>
+                <w:color w:val="000000"/>
+              </w:rPr>
+              <w:t>cadeias de produção e evolução tecnológica. - Interação direta com sistemas de automação, a partir de máquinas e logística de produção.</w:t>
             </w:r>
           </w:p>
         </w:tc>
@@ -5881,7 +5662,13 @@
               <w:rPr>
                 <w:color w:val="000000"/>
               </w:rPr>
-              <w:t>Recriação realista sobre cadeias de produção, e opções de máquinas com eficiência e custos distintos. - Interação e necessidade de progressão em referência à cadeia de produção.</w:t>
+              <w:t>Recriação realist</w:t>
+            </w:r>
+            <w:r>
+              <w:rPr>
+                <w:color w:val="000000"/>
+              </w:rPr>
+              <w:t>a sobre cadeias de produção, e opções de máquinas com eficiência e custos distintos. - Interação e necessidade de progressão em referência à cadeia de produção.</w:t>
             </w:r>
           </w:p>
         </w:tc>
@@ -5946,7 +5733,13 @@
               <w:rPr>
                 <w:color w:val="000000"/>
               </w:rPr>
-              <w:t>Consequências diretas de um alto índice de poluição no ambiente a partir de ataques selvagens. - Demonstração das consequências da poluição a longo prazo.</w:t>
+              <w:t xml:space="preserve">Consequências diretas de um alto índice de </w:t>
+            </w:r>
+            <w:r>
+              <w:rPr>
+                <w:color w:val="000000"/>
+              </w:rPr>
+              <w:t>poluição no ambiente a partir de ataques selvagens. - Demonstração das consequências da poluição a longo prazo.</w:t>
             </w:r>
           </w:p>
         </w:tc>
@@ -6019,7 +5812,13 @@
                 <w:color w:val="000000"/>
               </w:rPr>
               <w:lastRenderedPageBreak/>
-              <w:t xml:space="preserve">Login e Criação de Contas, função para preencher e adicionar artigos escritos </w:t>
+              <w:t>Login e Cria</w:t>
+            </w:r>
+            <w:r>
+              <w:rPr>
+                <w:color w:val="000000"/>
+              </w:rPr>
+              <w:t xml:space="preserve">ção de Contas, função para preencher e adicionar artigos escritos </w:t>
             </w:r>
             <w:r>
               <w:rPr>
@@ -6057,6 +5856,7 @@
                 <w:bCs/>
                 <w:color w:val="000000"/>
               </w:rPr>
+              <w:lastRenderedPageBreak/>
               <w:t>Financiar o projeto principal da equipe*</w:t>
             </w:r>
           </w:p>
@@ -6081,63 +5881,13 @@
               <w:rPr>
                 <w:color w:val="000000"/>
               </w:rPr>
-              <w:t>Adição de subsídios de financiamento (</w:t>
+              <w:t>Adição de subsídios de financiamento (Patreon, SubcribeStar, Discord</w:t>
             </w:r>
-            <w:proofErr w:type="spellStart"/>
             <w:r>
               <w:rPr>
                 <w:color w:val="000000"/>
               </w:rPr>
-              <w:t>Patreon</w:t>
-            </w:r>
-            <w:proofErr w:type="spellEnd"/>
-            <w:r>
-              <w:rPr>
-                <w:color w:val="000000"/>
-              </w:rPr>
-              <w:t xml:space="preserve">, </w:t>
-            </w:r>
-            <w:proofErr w:type="spellStart"/>
-            <w:r>
-              <w:rPr>
-                <w:color w:val="000000"/>
-              </w:rPr>
-              <w:t>SubcribeStar</w:t>
-            </w:r>
-            <w:proofErr w:type="spellEnd"/>
-            <w:r>
-              <w:rPr>
-                <w:color w:val="000000"/>
-              </w:rPr>
-              <w:t xml:space="preserve">, </w:t>
-            </w:r>
-            <w:proofErr w:type="spellStart"/>
-            <w:r>
-              <w:rPr>
-                <w:color w:val="000000"/>
-              </w:rPr>
-              <w:t>Discord</w:t>
-            </w:r>
-            <w:proofErr w:type="spellEnd"/>
-            <w:r>
-              <w:rPr>
-                <w:color w:val="000000"/>
-              </w:rPr>
-              <w:t xml:space="preserve"> Privado, Kickstarter, </w:t>
-            </w:r>
-            <w:proofErr w:type="spellStart"/>
-            <w:r>
-              <w:rPr>
-                <w:color w:val="000000"/>
-              </w:rPr>
-              <w:t>Ko-Fi</w:t>
-            </w:r>
-            <w:proofErr w:type="spellEnd"/>
-            <w:r>
-              <w:rPr>
-                <w:color w:val="000000"/>
-              </w:rPr>
-              <w:t>, Catarse, Apoia.se) e venda de produtos envolvendo o projeto.</w:t>
+              <w:t xml:space="preserve"> Privado, Kickstarter, Ko-Fi, Catarse, Apoia.se) e venda de produtos envolvendo o projeto.</w:t>
             </w:r>
           </w:p>
         </w:tc>
@@ -6178,92 +5928,57 @@
           <w:sz w:val="20"/>
           <w:szCs w:val="20"/>
         </w:rPr>
-        <w:t xml:space="preserve">Golden Circle, ou em português, Círculo de Ouro, é uma metodologia, criada pelo inglês Simon </w:t>
-      </w:r>
-      <w:proofErr w:type="spellStart"/>
+        <w:t>Golden Circle, ou em português, Círculo de Ouro, é uma metodologia, criada pelo inglês Simon Sinek, que ajuda empresas e líderes a gerarem impacto por</w:t>
+      </w:r>
       <w:r>
         <w:rPr>
           <w:color w:val="000000"/>
           <w:sz w:val="20"/>
           <w:szCs w:val="20"/>
         </w:rPr>
-        <w:t>Sinek</w:t>
-      </w:r>
-      <w:proofErr w:type="spellEnd"/>
-      <w:r>
+        <w:t xml:space="preserve"> meio do seu propósito. Zendesk (2024) </w:t>
+      </w:r>
+    </w:p>
+    <w:p>
+      <w:pPr>
+        <w:pBdr>
+          <w:top w:val="nil"/>
+          <w:left w:val="nil"/>
+          <w:bottom w:val="nil"/>
+          <w:right w:val="nil"/>
+          <w:between w:val="nil"/>
+        </w:pBdr>
+        <w:spacing w:before="120" w:line="240" w:lineRule="auto"/>
+        <w:ind w:left="2268" w:firstLine="0"/>
         <w:rPr>
           <w:color w:val="000000"/>
           <w:sz w:val="20"/>
           <w:szCs w:val="20"/>
         </w:rPr>
-        <w:t xml:space="preserve">, que ajuda empresas e líderes a gerarem impacto por meio do seu propósito. </w:t>
-      </w:r>
-      <w:proofErr w:type="spellStart"/>
+      </w:pPr>
       <w:r>
         <w:rPr>
           <w:color w:val="000000"/>
           <w:sz w:val="20"/>
           <w:szCs w:val="20"/>
         </w:rPr>
-        <w:t>Zendesk</w:t>
-      </w:r>
-      <w:proofErr w:type="spellEnd"/>
+        <w:t>O conceito se apoia na ideia de que as empresas e os líderes devem pensar, agir e comunicar de dentro para fora, do centro do círculo em direção às extremidades. Para isso, devem seguir 3 camadas, também conhecidas c</w:t>
+      </w:r>
       <w:r>
         <w:rPr>
           <w:color w:val="000000"/>
           <w:sz w:val="20"/>
           <w:szCs w:val="20"/>
         </w:rPr>
-        <w:t xml:space="preserve"> (2024) </w:t>
-      </w:r>
-    </w:p>
-    <w:p>
-      <w:pPr>
-        <w:pBdr>
-          <w:top w:val="nil"/>
-          <w:left w:val="nil"/>
-          <w:bottom w:val="nil"/>
-          <w:right w:val="nil"/>
-          <w:between w:val="nil"/>
-        </w:pBdr>
-        <w:spacing w:before="120" w:line="240" w:lineRule="auto"/>
-        <w:ind w:left="2268" w:firstLine="0"/>
-        <w:rPr>
-          <w:color w:val="000000"/>
-          <w:sz w:val="20"/>
-          <w:szCs w:val="20"/>
-        </w:rPr>
-      </w:pPr>
-      <w:r>
-        <w:rPr>
-          <w:color w:val="000000"/>
-          <w:sz w:val="20"/>
-          <w:szCs w:val="20"/>
-        </w:rPr>
-        <w:t xml:space="preserve">O conceito se apoia na ideia de que as empresas e os líderes devem pensar, agir e comunicar de dentro para fora, do centro do círculo em direção às extremidades. Para isso, devem seguir 3 camadas, também conhecidas como esferas de trabalho, que ajudam a empresa a extrair seu potencial e se destacar. </w:t>
-      </w:r>
-      <w:proofErr w:type="spellStart"/>
-      <w:r>
-        <w:rPr>
-          <w:color w:val="000000"/>
-          <w:sz w:val="20"/>
-          <w:szCs w:val="20"/>
-        </w:rPr>
-        <w:t>Zendesk</w:t>
-      </w:r>
-      <w:proofErr w:type="spellEnd"/>
-      <w:r>
-        <w:rPr>
-          <w:color w:val="000000"/>
-          <w:sz w:val="20"/>
-          <w:szCs w:val="20"/>
-        </w:rPr>
-        <w:t xml:space="preserve"> (2024)</w:t>
-      </w:r>
-    </w:p>
-    <w:p>
-      <w:r>
-        <w:t>Dentro do projeto, essa idealização foi instaurada a atender todas as 3 camadas da metodologia, visando os temas didáticos e complexos do tema, seus motivos e como poderá ser apresentado a um p</w:t>
+        <w:t>omo esferas de trabalho, que ajudam a empresa a extrair seu potencial e se destacar. Zendesk (2024)</w:t>
+      </w:r>
+    </w:p>
+    <w:p>
+      <w:r>
+        <w:t>Dentro do projeto, essa idealização foi instaurada a atender todas as 3 camadas da metodologia, visando os temas didáticos e complexos do tema, seus motivos</w:t>
+      </w:r>
+      <w:r>
+        <w:t xml:space="preserve"> e como poderá ser apresentado a um p</w:t>
       </w:r>
       <w:r>
         <w:t>úblico</w:t>
@@ -6343,7 +6058,7 @@
                     <pic:cNvPicPr preferRelativeResize="0"/>
                   </pic:nvPicPr>
                   <pic:blipFill>
-                    <a:blip r:embed="rId20"/>
+                    <a:blip r:embed="rId19"/>
                     <a:srcRect/>
                     <a:stretch>
                       <a:fillRect/>
@@ -6415,16 +6130,17 @@
           <w:tag w:val="goog_rdk_29"/>
           <w:id w:val="774659716"/>
         </w:sdtPr>
+        <w:sdtEndPr/>
         <w:sdtContent>
-          <w:commentRangeStart w:id="27"/>
+          <w:commentRangeStart w:id="28"/>
         </w:sdtContent>
       </w:sdt>
       <w:r>
         <w:t>ASPECTOS ESTRATÉGICOS</w:t>
       </w:r>
-      <w:commentRangeEnd w:id="27"/>
-      <w:r>
-        <w:commentReference w:id="27"/>
+      <w:commentRangeEnd w:id="28"/>
+      <w:r>
+        <w:commentReference w:id="28"/>
       </w:r>
     </w:p>
     <w:p>
@@ -6678,14 +6394,22 @@
         </w:rPr>
         <w:t xml:space="preserve"> Disponível em: </w:t>
       </w:r>
-      <w:hyperlink r:id="rId21">
+      <w:hyperlink r:id="rId20">
         <w:r>
           <w:rPr>
             <w:color w:val="0563C1"/>
             <w:highlight w:val="yellow"/>
             <w:u w:val="single"/>
           </w:rPr>
-          <w:t>https://www.mjvinnovation.com/pt-br/blog/conheca-a-sessao-generativa-e-entenda-seus-usuarios/</w:t>
+          <w:t>https://www.mjvinn</w:t>
+        </w:r>
+        <w:r>
+          <w:rPr>
+            <w:color w:val="0563C1"/>
+            <w:highlight w:val="yellow"/>
+            <w:u w:val="single"/>
+          </w:rPr>
+          <w:t>ovation.com/pt-br/blog/conheca-a-sessao-generativa-e-entenda-seus-usuarios/</w:t>
         </w:r>
       </w:hyperlink>
       <w:r>
@@ -6735,33 +6459,7 @@
           <w:szCs w:val="27"/>
           <w:highlight w:val="yellow"/>
         </w:rPr>
-        <w:t xml:space="preserve">Design </w:t>
-      </w:r>
-      <w:proofErr w:type="spellStart"/>
-      <w:r>
-        <w:rPr>
-          <w:rFonts w:ascii="Calibri" w:eastAsia="Calibri" w:hAnsi="Calibri" w:cs="Calibri"/>
-          <w:b/>
-          <w:bCs/>
-          <w:color w:val="000000"/>
-          <w:sz w:val="27"/>
-          <w:szCs w:val="27"/>
-          <w:highlight w:val="yellow"/>
-        </w:rPr>
-        <w:t>Thinking</w:t>
-      </w:r>
-      <w:proofErr w:type="spellEnd"/>
-      <w:r>
-        <w:rPr>
-          <w:rFonts w:ascii="Calibri" w:eastAsia="Calibri" w:hAnsi="Calibri" w:cs="Calibri"/>
-          <w:b/>
-          <w:bCs/>
-          <w:color w:val="000000"/>
-          <w:sz w:val="27"/>
-          <w:szCs w:val="27"/>
-          <w:highlight w:val="yellow"/>
-        </w:rPr>
-        <w:t>: o que são Cadernos de Sensibilização</w:t>
+        <w:t>Design Thinking: o que são Cadernos de Sensibilização</w:t>
       </w:r>
       <w:r>
         <w:rPr>
@@ -6773,7 +6471,7 @@
         </w:rPr>
         <w:t xml:space="preserve">. Disponível em:  </w:t>
       </w:r>
-      <w:hyperlink r:id="rId22">
+      <w:hyperlink r:id="rId21">
         <w:r>
           <w:rPr>
             <w:rFonts w:ascii="Calibri" w:eastAsia="Calibri" w:hAnsi="Calibri" w:cs="Calibri"/>
@@ -6791,11 +6489,12 @@
           <w:tag w:val="goog_rdk_30"/>
           <w:id w:val="677208186"/>
         </w:sdtPr>
+        <w:sdtEndPr/>
         <w:sdtContent>
-          <w:commentRangeStart w:id="28"/>
+          <w:commentRangeStart w:id="29"/>
         </w:sdtContent>
       </w:sdt>
-      <w:hyperlink r:id="rId23">
+      <w:hyperlink r:id="rId22">
         <w:r>
           <w:rPr>
             <w:rFonts w:ascii="Calibri" w:eastAsia="Calibri" w:hAnsi="Calibri" w:cs="Calibri"/>
@@ -6808,11 +6507,11 @@
           <w:t>design-thinking-que-sao-cadernos-sensibilizacao</w:t>
         </w:r>
       </w:hyperlink>
-      <w:commentRangeEnd w:id="28"/>
-      <w:r>
-        <w:commentReference w:id="28"/>
-      </w:r>
-      <w:hyperlink r:id="rId24">
+      <w:commentRangeEnd w:id="29"/>
+      <w:r>
+        <w:commentReference w:id="29"/>
+      </w:r>
+      <w:hyperlink r:id="rId23">
         <w:r>
           <w:rPr>
             <w:rFonts w:ascii="Calibri" w:eastAsia="Calibri" w:hAnsi="Calibri" w:cs="Calibri"/>
@@ -6873,7 +6572,18 @@
           <w:sz w:val="27"/>
           <w:szCs w:val="27"/>
         </w:rPr>
-        <w:t>Hoje vamos falar sobre um recurso que pode ser utilizado em conjunto com o #MapadeEmpatia na etapa de análise e síntese do #DesignThinking - as personas. As personas são um importante recurso para o processo de descoberta e inovação em produtos, pois ela nos permitirá visualizar situações do ponto d</w:t>
+        <w:t>Hoje vamos falar sobre um recurso que pode ser utilizado em conjunto com o #MapadeEmpatia na etapa de análise e síntese do #DesignThinking - as personas. As personas são um importante re</w:t>
+      </w:r>
+      <w:r>
+        <w:rPr>
+          <w:rFonts w:ascii="Calibri" w:eastAsia="Calibri" w:hAnsi="Calibri" w:cs="Calibri"/>
+          <w:b/>
+          <w:bCs/>
+          <w:color w:val="000000"/>
+          <w:sz w:val="27"/>
+          <w:szCs w:val="27"/>
+        </w:rPr>
+        <w:t>curso para o processo de descoberta e inovação em produtos, pois ela nos permitirá visualizar situações do ponto d</w:t>
       </w:r>
       <w:r>
         <w:rPr>
@@ -6884,7 +6594,7 @@
         </w:rPr>
         <w:t xml:space="preserve">. Disponível em: &lt; </w:t>
       </w:r>
-      <w:hyperlink r:id="rId25">
+      <w:hyperlink r:id="rId24">
         <w:r>
           <w:rPr>
             <w:rFonts w:ascii="Calibri" w:eastAsia="Calibri" w:hAnsi="Calibri" w:cs="Calibri"/>
@@ -6893,7 +6603,17 @@
             <w:szCs w:val="27"/>
             <w:u w:val="single"/>
           </w:rPr>
-          <w:t>https://pt.linkedin.com/pulse/como-definir-personas-durante-aplica%C3%A7%C3%A3o-do-design-thinking-lucas-xhiyf</w:t>
+          <w:t>https://pt.linkedin.com/pulse/como-definir-personas-dur</w:t>
+        </w:r>
+        <w:r>
+          <w:rPr>
+            <w:rFonts w:ascii="Calibri" w:eastAsia="Calibri" w:hAnsi="Calibri" w:cs="Calibri"/>
+            <w:color w:val="0563C1"/>
+            <w:sz w:val="27"/>
+            <w:szCs w:val="27"/>
+            <w:u w:val="single"/>
+          </w:rPr>
+          <w:t>ante-aplica%C3%A7%C3%A3o-do-design-thinking-lucas-xhiyf</w:t>
         </w:r>
       </w:hyperlink>
       <w:r>
@@ -6954,7 +6674,7 @@
         </w:rPr>
         <w:t xml:space="preserve">. Disponível em: </w:t>
       </w:r>
-      <w:hyperlink r:id="rId26">
+      <w:hyperlink r:id="rId25">
         <w:r>
           <w:rPr>
             <w:rFonts w:ascii="Calibri" w:eastAsia="Calibri" w:hAnsi="Calibri" w:cs="Calibri"/>
@@ -6995,6 +6715,15 @@
         </w:rPr>
         <w:t>Acesso em: 18/04/2026</w:t>
       </w:r>
+      <w:r>
+        <w:rPr>
+          <w:rFonts w:ascii="Calibri" w:eastAsia="Calibri" w:hAnsi="Calibri" w:cs="Calibri"/>
+          <w:color w:val="000000"/>
+          <w:sz w:val="27"/>
+          <w:szCs w:val="27"/>
+        </w:rPr>
+        <w:t>.</w:t>
+      </w:r>
     </w:p>
     <w:p>
       <w:pPr>
@@ -7020,8 +6749,9 @@
           <w:tag w:val="goog_rdk_31"/>
           <w:id w:val="1345290340"/>
         </w:sdtPr>
+        <w:sdtEndPr/>
         <w:sdtContent>
-          <w:commentRangeStart w:id="29"/>
+          <w:commentRangeStart w:id="30"/>
         </w:sdtContent>
       </w:sdt>
       <w:r>
@@ -7062,9 +6792,9 @@
         </w:rPr>
         <w:t>.</w:t>
       </w:r>
-      <w:commentRangeEnd w:id="29"/>
-      <w:r>
-        <w:commentReference w:id="29"/>
+      <w:commentRangeEnd w:id="30"/>
+      <w:r>
+        <w:commentReference w:id="30"/>
       </w:r>
       <w:r>
         <w:rPr>
@@ -7075,7 +6805,7 @@
         </w:rPr>
         <w:t xml:space="preserve"> Disponível em: </w:t>
       </w:r>
-      <w:hyperlink r:id="rId27">
+      <w:hyperlink r:id="rId26">
         <w:r>
           <w:rPr>
             <w:rFonts w:ascii="Calibri" w:eastAsia="Calibri" w:hAnsi="Calibri" w:cs="Calibri"/>
@@ -7096,6 +6826,15 @@
         </w:rPr>
         <w:t xml:space="preserve"> Acesso em: 18/04/2026</w:t>
       </w:r>
+      <w:r>
+        <w:rPr>
+          <w:rFonts w:ascii="Calibri" w:eastAsia="Calibri" w:hAnsi="Calibri" w:cs="Calibri"/>
+          <w:color w:val="000000"/>
+          <w:sz w:val="27"/>
+          <w:szCs w:val="27"/>
+        </w:rPr>
+        <w:t>.</w:t>
+      </w:r>
     </w:p>
     <w:p>
       <w:pPr>
@@ -7123,7 +6862,16 @@
           <w:sz w:val="27"/>
           <w:szCs w:val="27"/>
         </w:rPr>
-        <w:t xml:space="preserve">‌ BARBOSA, Vinicius Nunes Pousas; DELEGÁ, Fernanda Freitas de Souza. </w:t>
+        <w:t>‌</w:t>
+      </w:r>
+      <w:r>
+        <w:rPr>
+          <w:rFonts w:ascii="Calibri" w:eastAsia="Calibri" w:hAnsi="Calibri" w:cs="Calibri"/>
+          <w:color w:val="000000"/>
+          <w:sz w:val="27"/>
+          <w:szCs w:val="27"/>
+        </w:rPr>
+        <w:t xml:space="preserve">BARBOSA, Vinicius Nunes Pousas; DELEGÁ, Fernanda Freitas de Souza. </w:t>
       </w:r>
       <w:r>
         <w:rPr>
@@ -7145,7 +6893,7 @@
         </w:rPr>
         <w:t xml:space="preserve">. Disponível em: </w:t>
       </w:r>
-      <w:hyperlink r:id="rId28">
+      <w:hyperlink r:id="rId27">
         <w:r>
           <w:rPr>
             <w:rFonts w:ascii="Calibri" w:eastAsia="Calibri" w:hAnsi="Calibri" w:cs="Calibri"/>
@@ -7166,6 +6914,15 @@
         </w:rPr>
         <w:t xml:space="preserve"> Acesso em: 25/04/2026</w:t>
       </w:r>
+      <w:r>
+        <w:rPr>
+          <w:rFonts w:ascii="Calibri" w:eastAsia="Calibri" w:hAnsi="Calibri" w:cs="Calibri"/>
+          <w:color w:val="000000"/>
+          <w:sz w:val="27"/>
+          <w:szCs w:val="27"/>
+        </w:rPr>
+        <w:t>.</w:t>
+      </w:r>
     </w:p>
     <w:p>
       <w:pPr>
@@ -7206,7 +6963,19 @@
           <w:szCs w:val="27"/>
           <w:highlight w:val="yellow"/>
         </w:rPr>
-        <w:t>Planejamento urbano sustentável</w:t>
+        <w:t>Planejam</w:t>
+      </w:r>
+      <w:r>
+        <w:rPr>
+          <w:rFonts w:ascii="Calibri" w:eastAsia="Calibri" w:hAnsi="Calibri" w:cs="Calibri"/>
+          <w:b/>
+          <w:bCs/>
+          <w:color w:val="000000"/>
+          <w:sz w:val="27"/>
+          <w:szCs w:val="27"/>
+          <w:highlight w:val="yellow"/>
+        </w:rPr>
+        <w:t>ento urbano sustentável</w:t>
       </w:r>
       <w:r>
         <w:rPr>
@@ -7218,7 +6987,7 @@
         </w:rPr>
         <w:t xml:space="preserve">. Disponível em: </w:t>
       </w:r>
-      <w:hyperlink r:id="rId29">
+      <w:hyperlink r:id="rId28">
         <w:r>
           <w:rPr>
             <w:rFonts w:ascii="Calibri" w:eastAsia="Calibri" w:hAnsi="Calibri" w:cs="Calibri"/>
@@ -7241,6 +7010,15 @@
         </w:rPr>
         <w:t xml:space="preserve"> Acesso em: 18/04/2026</w:t>
       </w:r>
+      <w:r>
+        <w:rPr>
+          <w:rFonts w:ascii="Calibri" w:eastAsia="Calibri" w:hAnsi="Calibri" w:cs="Calibri"/>
+          <w:color w:val="000000"/>
+          <w:sz w:val="27"/>
+          <w:szCs w:val="27"/>
+        </w:rPr>
+        <w:t>.</w:t>
+      </w:r>
     </w:p>
     <w:p>
       <w:pPr>
@@ -7294,7 +7072,7 @@
         </w:rPr>
         <w:t xml:space="preserve">. Disponível em: </w:t>
       </w:r>
-      <w:hyperlink r:id="rId30">
+      <w:hyperlink r:id="rId29">
         <w:r>
           <w:rPr>
             <w:rFonts w:ascii="Calibri" w:eastAsia="Calibri" w:hAnsi="Calibri" w:cs="Calibri"/>
@@ -7317,6 +7095,16 @@
         </w:rPr>
         <w:t xml:space="preserve"> Acesso em: 25/04/2026</w:t>
       </w:r>
+      <w:r>
+        <w:rPr>
+          <w:rFonts w:ascii="Calibri" w:eastAsia="Calibri" w:hAnsi="Calibri" w:cs="Calibri"/>
+          <w:color w:val="000000"/>
+          <w:sz w:val="27"/>
+          <w:szCs w:val="27"/>
+          <w:highlight w:val="yellow"/>
+        </w:rPr>
+        <w:t>.</w:t>
+      </w:r>
     </w:p>
     <w:p>
       <w:pPr>
@@ -7345,7 +7133,17 @@
           <w:szCs w:val="27"/>
           <w:highlight w:val="yellow"/>
         </w:rPr>
-        <w:t xml:space="preserve">MORAES, Jéssica. </w:t>
+        <w:t>MORAES, Jéss</w:t>
+      </w:r>
+      <w:r>
+        <w:rPr>
+          <w:rFonts w:ascii="Calibri" w:eastAsia="Calibri" w:hAnsi="Calibri" w:cs="Calibri"/>
+          <w:color w:val="000000"/>
+          <w:sz w:val="27"/>
+          <w:szCs w:val="27"/>
+          <w:highlight w:val="yellow"/>
+        </w:rPr>
+        <w:t xml:space="preserve">ica. </w:t>
       </w:r>
       <w:r>
         <w:rPr>
@@ -7369,7 +7167,7 @@
         </w:rPr>
         <w:t xml:space="preserve">. Disponível em: </w:t>
       </w:r>
-      <w:hyperlink r:id="rId31">
+      <w:hyperlink r:id="rId30">
         <w:r>
           <w:rPr>
             <w:rFonts w:ascii="Calibri" w:eastAsia="Calibri" w:hAnsi="Calibri" w:cs="Calibri"/>
@@ -7379,7 +7177,18 @@
             <w:highlight w:val="yellow"/>
             <w:u w:val="single"/>
           </w:rPr>
-          <w:t>https://sict.rs.gov.br/jogos-digitais-sao-usados-como-ferramenta-de-conscientizacao-na-educacao</w:t>
+          <w:t>https://sict.rs.g</w:t>
+        </w:r>
+        <w:r>
+          <w:rPr>
+            <w:rFonts w:ascii="Calibri" w:eastAsia="Calibri" w:hAnsi="Calibri" w:cs="Calibri"/>
+            <w:color w:val="0563C1"/>
+            <w:sz w:val="27"/>
+            <w:szCs w:val="27"/>
+            <w:highlight w:val="yellow"/>
+            <w:u w:val="single"/>
+          </w:rPr>
+          <w:t>ov.br/jogos-digitais-sao-usados-como-ferramenta-de-conscientizacao-na-educacao</w:t>
         </w:r>
       </w:hyperlink>
       <w:r>
@@ -7391,6 +7200,15 @@
           <w:highlight w:val="yellow"/>
         </w:rPr>
         <w:t xml:space="preserve"> Acesso em: 25/04/2026</w:t>
+      </w:r>
+      <w:r>
+        <w:rPr>
+          <w:rFonts w:ascii="Calibri" w:eastAsia="Calibri" w:hAnsi="Calibri" w:cs="Calibri"/>
+          <w:color w:val="000000"/>
+          <w:sz w:val="27"/>
+          <w:szCs w:val="27"/>
+        </w:rPr>
+        <w:t>.</w:t>
       </w:r>
     </w:p>
     <w:p>
@@ -7431,85 +7249,7 @@
           <w:szCs w:val="27"/>
           <w:highlight w:val="yellow"/>
         </w:rPr>
-        <w:t xml:space="preserve">Análise: </w:t>
-      </w:r>
-      <w:proofErr w:type="spellStart"/>
-      <w:r>
-        <w:rPr>
-          <w:rFonts w:ascii="Calibri" w:eastAsia="Calibri" w:hAnsi="Calibri" w:cs="Calibri"/>
-          <w:b/>
-          <w:bCs/>
-          <w:color w:val="000000"/>
-          <w:sz w:val="27"/>
-          <w:szCs w:val="27"/>
-          <w:highlight w:val="yellow"/>
-        </w:rPr>
-        <w:t>Endling</w:t>
-      </w:r>
-      <w:proofErr w:type="spellEnd"/>
-      <w:r>
-        <w:rPr>
-          <w:rFonts w:ascii="Calibri" w:eastAsia="Calibri" w:hAnsi="Calibri" w:cs="Calibri"/>
-          <w:b/>
-          <w:bCs/>
-          <w:color w:val="000000"/>
-          <w:sz w:val="27"/>
-          <w:szCs w:val="27"/>
-          <w:highlight w:val="yellow"/>
-        </w:rPr>
-        <w:t xml:space="preserve"> – </w:t>
-      </w:r>
-      <w:proofErr w:type="spellStart"/>
-      <w:r>
-        <w:rPr>
-          <w:rFonts w:ascii="Calibri" w:eastAsia="Calibri" w:hAnsi="Calibri" w:cs="Calibri"/>
-          <w:b/>
-          <w:bCs/>
-          <w:color w:val="000000"/>
-          <w:sz w:val="27"/>
-          <w:szCs w:val="27"/>
-          <w:highlight w:val="yellow"/>
-        </w:rPr>
-        <w:t>Extinction</w:t>
-      </w:r>
-      <w:proofErr w:type="spellEnd"/>
-      <w:r>
-        <w:rPr>
-          <w:rFonts w:ascii="Calibri" w:eastAsia="Calibri" w:hAnsi="Calibri" w:cs="Calibri"/>
-          <w:b/>
-          <w:bCs/>
-          <w:color w:val="000000"/>
-          <w:sz w:val="27"/>
-          <w:szCs w:val="27"/>
-          <w:highlight w:val="yellow"/>
-        </w:rPr>
-        <w:t xml:space="preserve"> </w:t>
-      </w:r>
-      <w:proofErr w:type="spellStart"/>
-      <w:r>
-        <w:rPr>
-          <w:rFonts w:ascii="Calibri" w:eastAsia="Calibri" w:hAnsi="Calibri" w:cs="Calibri"/>
-          <w:b/>
-          <w:bCs/>
-          <w:color w:val="000000"/>
-          <w:sz w:val="27"/>
-          <w:szCs w:val="27"/>
-          <w:highlight w:val="yellow"/>
-        </w:rPr>
-        <w:t>is</w:t>
-      </w:r>
-      <w:proofErr w:type="spellEnd"/>
-      <w:r>
-        <w:rPr>
-          <w:rFonts w:ascii="Calibri" w:eastAsia="Calibri" w:hAnsi="Calibri" w:cs="Calibri"/>
-          <w:b/>
-          <w:bCs/>
-          <w:color w:val="000000"/>
-          <w:sz w:val="27"/>
-          <w:szCs w:val="27"/>
-          <w:highlight w:val="yellow"/>
-        </w:rPr>
-        <w:t xml:space="preserve"> Forever. 2022</w:t>
+        <w:t>Análise: Endling – Extinction is Forever. 2022</w:t>
       </w:r>
       <w:r>
         <w:rPr>
@@ -7521,7 +7261,7 @@
         </w:rPr>
         <w:t xml:space="preserve">. Disponível em: </w:t>
       </w:r>
-      <w:hyperlink r:id="rId32">
+      <w:hyperlink r:id="rId31">
         <w:r>
           <w:rPr>
             <w:rFonts w:ascii="Calibri" w:eastAsia="Calibri" w:hAnsi="Calibri" w:cs="Calibri"/>
@@ -7554,6 +7294,16 @@
         </w:rPr>
         <w:t>: 25/04/2026</w:t>
       </w:r>
+      <w:r>
+        <w:rPr>
+          <w:rFonts w:ascii="Calibri" w:eastAsia="Calibri" w:hAnsi="Calibri" w:cs="Calibri"/>
+          <w:color w:val="000000"/>
+          <w:sz w:val="27"/>
+          <w:szCs w:val="27"/>
+          <w:highlight w:val="yellow"/>
+        </w:rPr>
+        <w:t>.</w:t>
+      </w:r>
     </w:p>
     <w:p>
       <w:pPr>
@@ -7581,29 +7331,9 @@
           <w:highlight w:val="yellow"/>
         </w:rPr>
         <w:lastRenderedPageBreak/>
-        <w:t>MAESTROVIRTUA</w:t>
-      </w:r>
-      <w:r>
-        <w:rPr>
-          <w:rFonts w:ascii="Calibri" w:eastAsia="Calibri" w:hAnsi="Calibri" w:cs="Calibri"/>
-          <w:color w:val="000000"/>
-          <w:sz w:val="27"/>
-          <w:szCs w:val="27"/>
-          <w:highlight w:val="yellow"/>
-        </w:rPr>
-        <w:t>.</w:t>
-      </w:r>
-      <w:r>
-        <w:rPr>
-          <w:rFonts w:ascii="Calibri" w:eastAsia="Calibri" w:hAnsi="Calibri" w:cs="Calibri"/>
-          <w:color w:val="000000"/>
-          <w:sz w:val="27"/>
-          <w:szCs w:val="27"/>
-          <w:highlight w:val="yellow"/>
-        </w:rPr>
-        <w:t xml:space="preserve"> </w:t>
-      </w:r>
-      <w:commentRangeStart w:id="30"/>
+        <w:t xml:space="preserve">MAESTROVIRTUA. </w:t>
+      </w:r>
+      <w:commentRangeStart w:id="31"/>
       <w:r>
         <w:rPr>
           <w:rFonts w:ascii="Calibri" w:eastAsia="Calibri" w:hAnsi="Calibri" w:cs="Calibri"/>
@@ -7626,7 +7356,7 @@
         </w:rPr>
         <w:t xml:space="preserve">. Disponível em: </w:t>
       </w:r>
-      <w:hyperlink r:id="rId33">
+      <w:hyperlink r:id="rId32">
         <w:r>
           <w:rPr>
             <w:rFonts w:ascii="Calibri" w:eastAsia="Calibri" w:hAnsi="Calibri" w:cs="Calibri"/>
@@ -7639,14 +7369,14 @@
           <w:t>https://maestrovirtuale.com</w:t>
         </w:r>
       </w:hyperlink>
-      <w:commentRangeEnd w:id="30"/>
-      <w:r>
-        <w:rPr>
-          <w:highlight w:val="yellow"/>
-        </w:rPr>
-        <w:commentReference w:id="30"/>
-      </w:r>
-      <w:hyperlink r:id="rId34">
+      <w:commentRangeEnd w:id="31"/>
+      <w:r>
+        <w:rPr>
+          <w:highlight w:val="yellow"/>
+        </w:rPr>
+        <w:commentReference w:id="31"/>
+      </w:r>
+      <w:hyperlink r:id="rId33">
         <w:r>
           <w:rPr>
             <w:rFonts w:ascii="Calibri" w:eastAsia="Calibri" w:hAnsi="Calibri" w:cs="Calibri"/>
@@ -7656,51 +7386,7 @@
             <w:highlight w:val="yellow"/>
             <w:u w:val="single"/>
           </w:rPr>
-          <w:t>/impacto-da-ciencia-e</w:t>
-        </w:r>
-        <w:r>
-          <w:rPr>
-            <w:rFonts w:ascii="Calibri" w:eastAsia="Calibri" w:hAnsi="Calibri" w:cs="Calibri"/>
-            <w:color w:val="0563C1"/>
-            <w:sz w:val="27"/>
-            <w:szCs w:val="27"/>
-            <w:highlight w:val="yellow"/>
-            <w:u w:val="single"/>
-          </w:rPr>
-          <w:t>-</w:t>
-        </w:r>
-        <w:r>
-          <w:rPr>
-            <w:rFonts w:ascii="Calibri" w:eastAsia="Calibri" w:hAnsi="Calibri" w:cs="Calibri"/>
-            <w:color w:val="0563C1"/>
-            <w:sz w:val="27"/>
-            <w:szCs w:val="27"/>
-            <w:highlight w:val="yellow"/>
-            <w:u w:val="single"/>
-          </w:rPr>
-          <w:t>da-tecn</w:t>
-        </w:r>
-        <w:r>
-          <w:rPr>
-            <w:rFonts w:ascii="Calibri" w:eastAsia="Calibri" w:hAnsi="Calibri" w:cs="Calibri"/>
-            <w:color w:val="0563C1"/>
-            <w:sz w:val="27"/>
-            <w:szCs w:val="27"/>
-            <w:highlight w:val="yellow"/>
-            <w:u w:val="single"/>
-          </w:rPr>
-          <w:t>o</w:t>
-        </w:r>
-        <w:r>
-          <w:rPr>
-            <w:rFonts w:ascii="Calibri" w:eastAsia="Calibri" w:hAnsi="Calibri" w:cs="Calibri"/>
-            <w:color w:val="0563C1"/>
-            <w:sz w:val="27"/>
-            <w:szCs w:val="27"/>
-            <w:highlight w:val="yellow"/>
-            <w:u w:val="single"/>
-          </w:rPr>
-          <w:t>logia-nas-grandes-cidades/</w:t>
+          <w:t>/impacto-da-ciencia-e-da-tecnologia-nas-grandes-cidades/</w:t>
         </w:r>
       </w:hyperlink>
       <w:r>
@@ -7712,6 +7398,15 @@
           <w:highlight w:val="yellow"/>
         </w:rPr>
         <w:t>. Acesso em: 14/06/2026</w:t>
+      </w:r>
+      <w:r>
+        <w:rPr>
+          <w:rFonts w:ascii="Calibri" w:eastAsia="Calibri" w:hAnsi="Calibri" w:cs="Calibri"/>
+          <w:color w:val="000000"/>
+          <w:sz w:val="27"/>
+          <w:szCs w:val="27"/>
+        </w:rPr>
+        <w:t>.</w:t>
       </w:r>
     </w:p>
     <w:p>
@@ -7738,8 +7433,9 @@
           <w:tag w:val="goog_rdk_33"/>
           <w:id w:val="83607162"/>
         </w:sdtPr>
+        <w:sdtEndPr/>
         <w:sdtContent>
-          <w:commentRangeStart w:id="31"/>
+          <w:commentRangeStart w:id="32"/>
         </w:sdtContent>
       </w:sdt>
       <w:r>
@@ -7752,265 +7448,17 @@
         </w:rPr>
         <w:t xml:space="preserve">VENDITTI, Bruno. </w:t>
       </w:r>
-      <w:proofErr w:type="spellStart"/>
-      <w:r>
-        <w:rPr>
-          <w:rFonts w:ascii="Calibri" w:eastAsia="Calibri" w:hAnsi="Calibri" w:cs="Calibri"/>
-          <w:b/>
-          <w:bCs/>
-          <w:color w:val="000000"/>
-          <w:sz w:val="27"/>
-          <w:szCs w:val="27"/>
-          <w:highlight w:val="yellow"/>
-        </w:rPr>
-        <w:t>This</w:t>
-      </w:r>
-      <w:proofErr w:type="spellEnd"/>
-      <w:r>
-        <w:rPr>
-          <w:rFonts w:ascii="Calibri" w:eastAsia="Calibri" w:hAnsi="Calibri" w:cs="Calibri"/>
-          <w:b/>
-          <w:bCs/>
-          <w:color w:val="000000"/>
-          <w:sz w:val="27"/>
-          <w:szCs w:val="27"/>
-          <w:highlight w:val="yellow"/>
-        </w:rPr>
-        <w:t xml:space="preserve"> </w:t>
-      </w:r>
-      <w:proofErr w:type="spellStart"/>
-      <w:r>
-        <w:rPr>
-          <w:rFonts w:ascii="Calibri" w:eastAsia="Calibri" w:hAnsi="Calibri" w:cs="Calibri"/>
-          <w:b/>
-          <w:bCs/>
-          <w:color w:val="000000"/>
-          <w:sz w:val="27"/>
-          <w:szCs w:val="27"/>
-          <w:highlight w:val="yellow"/>
-        </w:rPr>
-        <w:t>chart</w:t>
-      </w:r>
-      <w:proofErr w:type="spellEnd"/>
-      <w:r>
-        <w:rPr>
-          <w:rFonts w:ascii="Calibri" w:eastAsia="Calibri" w:hAnsi="Calibri" w:cs="Calibri"/>
-          <w:b/>
-          <w:bCs/>
-          <w:color w:val="000000"/>
-          <w:sz w:val="27"/>
-          <w:szCs w:val="27"/>
-          <w:highlight w:val="yellow"/>
-        </w:rPr>
-        <w:t xml:space="preserve"> shows </w:t>
-      </w:r>
-      <w:proofErr w:type="spellStart"/>
-      <w:r>
-        <w:rPr>
-          <w:rFonts w:ascii="Calibri" w:eastAsia="Calibri" w:hAnsi="Calibri" w:cs="Calibri"/>
-          <w:b/>
-          <w:bCs/>
-          <w:color w:val="000000"/>
-          <w:sz w:val="27"/>
-          <w:szCs w:val="27"/>
-          <w:highlight w:val="yellow"/>
-        </w:rPr>
-        <w:t>the</w:t>
-      </w:r>
-      <w:proofErr w:type="spellEnd"/>
-      <w:r>
-        <w:rPr>
-          <w:rFonts w:ascii="Calibri" w:eastAsia="Calibri" w:hAnsi="Calibri" w:cs="Calibri"/>
-          <w:b/>
-          <w:bCs/>
-          <w:color w:val="000000"/>
-          <w:sz w:val="27"/>
-          <w:szCs w:val="27"/>
-          <w:highlight w:val="yellow"/>
-        </w:rPr>
-        <w:t xml:space="preserve"> </w:t>
-      </w:r>
-      <w:proofErr w:type="spellStart"/>
-      <w:r>
-        <w:rPr>
-          <w:rFonts w:ascii="Calibri" w:eastAsia="Calibri" w:hAnsi="Calibri" w:cs="Calibri"/>
-          <w:b/>
-          <w:bCs/>
-          <w:color w:val="000000"/>
-          <w:sz w:val="27"/>
-          <w:szCs w:val="27"/>
-          <w:highlight w:val="yellow"/>
-        </w:rPr>
-        <w:t>impact</w:t>
-      </w:r>
-      <w:proofErr w:type="spellEnd"/>
-      <w:r>
-        <w:rPr>
-          <w:rFonts w:ascii="Calibri" w:eastAsia="Calibri" w:hAnsi="Calibri" w:cs="Calibri"/>
-          <w:b/>
-          <w:bCs/>
-          <w:color w:val="000000"/>
-          <w:sz w:val="27"/>
-          <w:szCs w:val="27"/>
-          <w:highlight w:val="yellow"/>
-        </w:rPr>
-        <w:t xml:space="preserve"> </w:t>
-      </w:r>
-      <w:proofErr w:type="spellStart"/>
-      <w:r>
-        <w:rPr>
-          <w:rFonts w:ascii="Calibri" w:eastAsia="Calibri" w:hAnsi="Calibri" w:cs="Calibri"/>
-          <w:b/>
-          <w:bCs/>
-          <w:color w:val="000000"/>
-          <w:sz w:val="27"/>
-          <w:szCs w:val="27"/>
-          <w:highlight w:val="yellow"/>
-        </w:rPr>
-        <w:t>rising</w:t>
-      </w:r>
-      <w:proofErr w:type="spellEnd"/>
-      <w:r>
-        <w:rPr>
-          <w:rFonts w:ascii="Calibri" w:eastAsia="Calibri" w:hAnsi="Calibri" w:cs="Calibri"/>
-          <w:b/>
-          <w:bCs/>
-          <w:color w:val="000000"/>
-          <w:sz w:val="27"/>
-          <w:szCs w:val="27"/>
-          <w:highlight w:val="yellow"/>
-        </w:rPr>
-        <w:t xml:space="preserve"> </w:t>
-      </w:r>
-      <w:proofErr w:type="spellStart"/>
-      <w:r>
-        <w:rPr>
-          <w:rFonts w:ascii="Calibri" w:eastAsia="Calibri" w:hAnsi="Calibri" w:cs="Calibri"/>
-          <w:b/>
-          <w:bCs/>
-          <w:color w:val="000000"/>
-          <w:sz w:val="27"/>
-          <w:szCs w:val="27"/>
-          <w:highlight w:val="yellow"/>
-        </w:rPr>
-        <w:t>urbanization</w:t>
-      </w:r>
-      <w:proofErr w:type="spellEnd"/>
-      <w:r>
-        <w:rPr>
-          <w:rFonts w:ascii="Calibri" w:eastAsia="Calibri" w:hAnsi="Calibri" w:cs="Calibri"/>
-          <w:b/>
-          <w:bCs/>
-          <w:color w:val="000000"/>
-          <w:sz w:val="27"/>
-          <w:szCs w:val="27"/>
-          <w:highlight w:val="yellow"/>
-        </w:rPr>
-        <w:t xml:space="preserve"> </w:t>
-      </w:r>
-      <w:proofErr w:type="spellStart"/>
-      <w:r>
-        <w:rPr>
-          <w:rFonts w:ascii="Calibri" w:eastAsia="Calibri" w:hAnsi="Calibri" w:cs="Calibri"/>
-          <w:b/>
-          <w:bCs/>
-          <w:color w:val="000000"/>
-          <w:sz w:val="27"/>
-          <w:szCs w:val="27"/>
-          <w:highlight w:val="yellow"/>
-        </w:rPr>
-        <w:t>will</w:t>
-      </w:r>
-      <w:proofErr w:type="spellEnd"/>
-      <w:r>
-        <w:rPr>
-          <w:rFonts w:ascii="Calibri" w:eastAsia="Calibri" w:hAnsi="Calibri" w:cs="Calibri"/>
-          <w:b/>
-          <w:bCs/>
-          <w:color w:val="000000"/>
-          <w:sz w:val="27"/>
-          <w:szCs w:val="27"/>
-          <w:highlight w:val="yellow"/>
-        </w:rPr>
-        <w:t xml:space="preserve"> </w:t>
-      </w:r>
-      <w:proofErr w:type="spellStart"/>
-      <w:r>
-        <w:rPr>
-          <w:rFonts w:ascii="Calibri" w:eastAsia="Calibri" w:hAnsi="Calibri" w:cs="Calibri"/>
-          <w:b/>
-          <w:bCs/>
-          <w:color w:val="000000"/>
-          <w:sz w:val="27"/>
-          <w:szCs w:val="27"/>
-          <w:highlight w:val="yellow"/>
-        </w:rPr>
-        <w:t>have</w:t>
-      </w:r>
-      <w:proofErr w:type="spellEnd"/>
-      <w:r>
-        <w:rPr>
-          <w:rFonts w:ascii="Calibri" w:eastAsia="Calibri" w:hAnsi="Calibri" w:cs="Calibri"/>
-          <w:b/>
-          <w:bCs/>
-          <w:color w:val="000000"/>
-          <w:sz w:val="27"/>
-          <w:szCs w:val="27"/>
-          <w:highlight w:val="yellow"/>
-        </w:rPr>
-        <w:t xml:space="preserve"> </w:t>
-      </w:r>
-      <w:proofErr w:type="spellStart"/>
-      <w:r>
-        <w:rPr>
-          <w:rFonts w:ascii="Calibri" w:eastAsia="Calibri" w:hAnsi="Calibri" w:cs="Calibri"/>
-          <w:b/>
-          <w:bCs/>
-          <w:color w:val="000000"/>
-          <w:sz w:val="27"/>
-          <w:szCs w:val="27"/>
-          <w:highlight w:val="yellow"/>
-        </w:rPr>
-        <w:t>on</w:t>
-      </w:r>
-      <w:proofErr w:type="spellEnd"/>
-      <w:r>
-        <w:rPr>
-          <w:rFonts w:ascii="Calibri" w:eastAsia="Calibri" w:hAnsi="Calibri" w:cs="Calibri"/>
-          <w:b/>
-          <w:bCs/>
-          <w:color w:val="000000"/>
-          <w:sz w:val="27"/>
-          <w:szCs w:val="27"/>
-          <w:highlight w:val="yellow"/>
-        </w:rPr>
-        <w:t xml:space="preserve"> </w:t>
-      </w:r>
-      <w:proofErr w:type="spellStart"/>
-      <w:r>
-        <w:rPr>
-          <w:rFonts w:ascii="Calibri" w:eastAsia="Calibri" w:hAnsi="Calibri" w:cs="Calibri"/>
-          <w:b/>
-          <w:bCs/>
-          <w:color w:val="000000"/>
-          <w:sz w:val="27"/>
-          <w:szCs w:val="27"/>
-          <w:highlight w:val="yellow"/>
-        </w:rPr>
-        <w:t>the</w:t>
-      </w:r>
-      <w:proofErr w:type="spellEnd"/>
-      <w:r>
-        <w:rPr>
-          <w:rFonts w:ascii="Calibri" w:eastAsia="Calibri" w:hAnsi="Calibri" w:cs="Calibri"/>
-          <w:b/>
-          <w:bCs/>
-          <w:color w:val="000000"/>
-          <w:sz w:val="27"/>
-          <w:szCs w:val="27"/>
-          <w:highlight w:val="yellow"/>
-        </w:rPr>
-        <w:t xml:space="preserve"> world</w:t>
+      <w:r>
+        <w:rPr>
+          <w:rFonts w:ascii="Calibri" w:eastAsia="Calibri" w:hAnsi="Calibri" w:cs="Calibri"/>
+          <w:b/>
+          <w:bCs/>
+          <w:color w:val="000000"/>
+          <w:sz w:val="27"/>
+          <w:szCs w:val="27"/>
+          <w:highlight w:val="yellow"/>
+        </w:rPr>
+        <w:t>This chart shows the impact rising urbanization will have on the world</w:t>
       </w:r>
       <w:r>
         <w:rPr>
@@ -8034,9 +7482,9 @@
         </w:rPr>
         <w:t>.</w:t>
       </w:r>
-      <w:commentRangeEnd w:id="31"/>
-      <w:r>
-        <w:commentReference w:id="31"/>
+      <w:commentRangeEnd w:id="32"/>
+      <w:r>
+        <w:commentReference w:id="32"/>
       </w:r>
       <w:r>
         <w:rPr>
@@ -8048,7 +7496,7 @@
         </w:rPr>
         <w:t xml:space="preserve"> Disponível em: </w:t>
       </w:r>
-      <w:hyperlink r:id="rId35">
+      <w:hyperlink r:id="rId34">
         <w:r>
           <w:rPr>
             <w:rFonts w:ascii="Calibri" w:eastAsia="Calibri" w:hAnsi="Calibri" w:cs="Calibri"/>
@@ -8071,6 +7519,15 @@
         </w:rPr>
         <w:t>. Acesso em: 14/06/2026</w:t>
       </w:r>
+      <w:r>
+        <w:rPr>
+          <w:rFonts w:ascii="Calibri" w:eastAsia="Calibri" w:hAnsi="Calibri" w:cs="Calibri"/>
+          <w:color w:val="000000"/>
+          <w:sz w:val="27"/>
+          <w:szCs w:val="27"/>
+        </w:rPr>
+        <w:t>.</w:t>
+      </w:r>
     </w:p>
     <w:p>
       <w:pPr>
@@ -8111,7 +7568,19 @@
           <w:szCs w:val="27"/>
           <w:highlight w:val="yellow"/>
         </w:rPr>
-        <w:t>Países ricos usam seis vezes mais recursos naturais do que países de baixa renda, aponta relatório do PNUMA</w:t>
+        <w:t>Países ricos usam seis vezes</w:t>
+      </w:r>
+      <w:r>
+        <w:rPr>
+          <w:rFonts w:ascii="Calibri" w:eastAsia="Calibri" w:hAnsi="Calibri" w:cs="Calibri"/>
+          <w:b/>
+          <w:bCs/>
+          <w:color w:val="000000"/>
+          <w:sz w:val="27"/>
+          <w:szCs w:val="27"/>
+          <w:highlight w:val="yellow"/>
+        </w:rPr>
+        <w:t xml:space="preserve"> mais recursos naturais do que países de baixa renda, aponta relatório do PNUMA</w:t>
       </w:r>
       <w:r>
         <w:rPr>
@@ -8123,7 +7592,7 @@
         </w:rPr>
         <w:t xml:space="preserve">. Disponível em: </w:t>
       </w:r>
-      <w:hyperlink r:id="rId36">
+      <w:hyperlink r:id="rId35">
         <w:r>
           <w:rPr>
             <w:rFonts w:ascii="Calibri" w:eastAsia="Calibri" w:hAnsi="Calibri" w:cs="Calibri"/>
@@ -8133,7 +7602,18 @@
             <w:highlight w:val="yellow"/>
             <w:u w:val="single"/>
           </w:rPr>
-          <w:t>https://brasil.un.org/pt-br/262067-pa%C3%ADses-ricos-usam-seis-vezes-mais-recursos-naturais-do-que-pa%C3%ADses-de-baixa-renda-aponta</w:t>
+          <w:t>https://brasil.un.org/pt-br/262067-pa%C3%ADses-ricos-usam-seis-vezes-mais-r</w:t>
+        </w:r>
+        <w:r>
+          <w:rPr>
+            <w:rFonts w:ascii="Calibri" w:eastAsia="Calibri" w:hAnsi="Calibri" w:cs="Calibri"/>
+            <w:color w:val="0563C1"/>
+            <w:sz w:val="27"/>
+            <w:szCs w:val="27"/>
+            <w:highlight w:val="yellow"/>
+            <w:u w:val="single"/>
+          </w:rPr>
+          <w:t>ecursos-naturais-do-que-pa%C3%ADses-de-baixa-renda-aponta</w:t>
         </w:r>
       </w:hyperlink>
       <w:r>
@@ -8145,6 +7625,15 @@
           <w:highlight w:val="yellow"/>
         </w:rPr>
         <w:t>. Acesso em: 14/06/2026</w:t>
+      </w:r>
+      <w:r>
+        <w:rPr>
+          <w:rFonts w:ascii="Calibri" w:eastAsia="Calibri" w:hAnsi="Calibri" w:cs="Calibri"/>
+          <w:color w:val="000000"/>
+          <w:sz w:val="27"/>
+          <w:szCs w:val="27"/>
+        </w:rPr>
+        <w:t>.</w:t>
       </w:r>
     </w:p>
     <w:p>
@@ -8184,48 +7673,8 @@
           <w:szCs w:val="27"/>
           <w:highlight w:val="yellow"/>
         </w:rPr>
-        <w:t xml:space="preserve">Imersão Design </w:t>
-      </w:r>
-      <w:proofErr w:type="spellStart"/>
-      <w:r>
-        <w:rPr>
-          <w:rFonts w:ascii="Calibri" w:eastAsia="Calibri" w:hAnsi="Calibri" w:cs="Calibri"/>
-          <w:b/>
-          <w:bCs/>
-          <w:color w:val="000000"/>
-          <w:sz w:val="27"/>
-          <w:szCs w:val="27"/>
-          <w:highlight w:val="yellow"/>
-        </w:rPr>
-        <w:t>Thinking</w:t>
-      </w:r>
-      <w:proofErr w:type="spellEnd"/>
-      <w:r>
-        <w:rPr>
-          <w:rFonts w:ascii="Calibri" w:eastAsia="Calibri" w:hAnsi="Calibri" w:cs="Calibri"/>
-          <w:b/>
-          <w:bCs/>
-          <w:color w:val="000000"/>
-          <w:sz w:val="27"/>
-          <w:szCs w:val="27"/>
-          <w:highlight w:val="yellow"/>
-        </w:rPr>
-        <w:t xml:space="preserve">: como funciona essa </w:t>
-      </w:r>
-      <w:proofErr w:type="gramStart"/>
-      <w:r>
-        <w:rPr>
-          <w:rFonts w:ascii="Calibri" w:eastAsia="Calibri" w:hAnsi="Calibri" w:cs="Calibri"/>
-          <w:b/>
-          <w:bCs/>
-          <w:color w:val="000000"/>
-          <w:sz w:val="27"/>
-          <w:szCs w:val="27"/>
-          <w:highlight w:val="yellow"/>
-        </w:rPr>
-        <w:t>fase?.</w:t>
-      </w:r>
-      <w:proofErr w:type="gramEnd"/>
+        <w:t>Imersão Design Thinking: como funciona essa fase?.</w:t>
+      </w:r>
       <w:r>
         <w:rPr>
           <w:rFonts w:ascii="Calibri" w:eastAsia="Calibri" w:hAnsi="Calibri" w:cs="Calibri"/>
@@ -8236,7 +7685,7 @@
         </w:rPr>
         <w:t xml:space="preserve"> Disponível em: </w:t>
       </w:r>
-      <w:hyperlink r:id="rId37">
+      <w:hyperlink r:id="rId36">
         <w:r>
           <w:rPr>
             <w:rFonts w:ascii="Calibri" w:eastAsia="Calibri" w:hAnsi="Calibri" w:cs="Calibri"/>
@@ -8259,6 +7708,15 @@
         </w:rPr>
         <w:t>. Acesso em: 14/06/2026</w:t>
       </w:r>
+      <w:r>
+        <w:rPr>
+          <w:rFonts w:ascii="Calibri" w:eastAsia="Calibri" w:hAnsi="Calibri" w:cs="Calibri"/>
+          <w:color w:val="000000"/>
+          <w:sz w:val="27"/>
+          <w:szCs w:val="27"/>
+        </w:rPr>
+        <w:t>.</w:t>
+      </w:r>
     </w:p>
     <w:p>
       <w:pPr>
@@ -8273,8 +7731,10 @@
         <w:ind w:firstLine="0"/>
         <w:jc w:val="left"/>
         <w:rPr>
-          <w:rFonts w:ascii="Times New Roman" w:eastAsia="Times New Roman" w:hAnsi="Times New Roman" w:cs="Times New Roman"/>
-          <w:color w:val="000000"/>
+          <w:rFonts w:ascii="Calibri" w:eastAsia="Calibri" w:hAnsi="Calibri" w:cs="Calibri"/>
+          <w:color w:val="000000"/>
+          <w:sz w:val="27"/>
+          <w:szCs w:val="27"/>
         </w:rPr>
       </w:pPr>
       <w:r>
@@ -8306,7 +7766,7 @@
         </w:rPr>
         <w:t xml:space="preserve">Disponível em: </w:t>
       </w:r>
-      <w:hyperlink r:id="rId38">
+      <w:hyperlink r:id="rId37">
         <w:r>
           <w:rPr>
             <w:rFonts w:ascii="Calibri" w:eastAsia="Calibri" w:hAnsi="Calibri" w:cs="Calibri"/>
@@ -8327,6 +7787,15 @@
         </w:rPr>
         <w:t>.  Acesso em 17/06/2026</w:t>
       </w:r>
+      <w:r>
+        <w:rPr>
+          <w:rFonts w:ascii="Calibri" w:eastAsia="Calibri" w:hAnsi="Calibri" w:cs="Calibri"/>
+          <w:color w:val="000000"/>
+          <w:sz w:val="27"/>
+          <w:szCs w:val="27"/>
+        </w:rPr>
+        <w:t>.</w:t>
+      </w:r>
     </w:p>
     <w:p>
       <w:pPr>
@@ -8354,38 +7823,97 @@
           <w:sz w:val="27"/>
           <w:szCs w:val="27"/>
         </w:rPr>
-        <w:t xml:space="preserve">SHUVO, </w:t>
-      </w:r>
-      <w:proofErr w:type="spellStart"/>
-      <w:r>
-        <w:rPr>
-          <w:rFonts w:ascii="Calibri" w:eastAsia="Calibri" w:hAnsi="Calibri" w:cs="Calibri"/>
-          <w:color w:val="000000"/>
-          <w:sz w:val="27"/>
-          <w:szCs w:val="27"/>
-        </w:rPr>
-        <w:t>Sakibuzzaman</w:t>
-      </w:r>
-      <w:proofErr w:type="spellEnd"/>
-      <w:r>
-        <w:rPr>
-          <w:rFonts w:ascii="Calibri" w:eastAsia="Calibri" w:hAnsi="Calibri" w:cs="Calibri"/>
-          <w:color w:val="000000"/>
-          <w:sz w:val="27"/>
-          <w:szCs w:val="27"/>
-        </w:rPr>
-        <w:t xml:space="preserve">. </w:t>
-      </w:r>
-      <w:r>
-        <w:rPr>
-          <w:rFonts w:ascii="Calibri" w:eastAsia="Calibri" w:hAnsi="Calibri" w:cs="Calibri"/>
-          <w:b/>
-          <w:bCs/>
-          <w:color w:val="000000"/>
-          <w:sz w:val="27"/>
-          <w:szCs w:val="27"/>
-        </w:rPr>
-        <w:t>Jogos de Simulação: Como a Imitação da Realidade Cria Aprendizagem e Entretenimento Genuínos. 2026.</w:t>
+        <w:t xml:space="preserve">MENDES, Denise Cristina Vitale Ramos. </w:t>
+      </w:r>
+      <w:r>
+        <w:rPr>
+          <w:rFonts w:ascii="Calibri" w:eastAsia="Calibri" w:hAnsi="Calibri" w:cs="Calibri"/>
+          <w:b/>
+          <w:color w:val="000000"/>
+          <w:sz w:val="27"/>
+          <w:szCs w:val="27"/>
+        </w:rPr>
+        <w:t>Representação política e participação: reflexões sobre o déficit democrático</w:t>
+      </w:r>
+      <w:r>
+        <w:rPr>
+          <w:rFonts w:ascii="Calibri" w:eastAsia="Calibri" w:hAnsi="Calibri" w:cs="Calibri"/>
+          <w:color w:val="000000"/>
+          <w:sz w:val="27"/>
+          <w:szCs w:val="27"/>
+        </w:rPr>
+        <w:t xml:space="preserve">. Revista Katálysis, Florianópolis, v. 10, n. 2, p. 143-153, 2007. Disponível em: </w:t>
+      </w:r>
+      <w:hyperlink r:id="rId38" w:history="1">
+        <w:r>
+          <w:rPr>
+            <w:rStyle w:val="Hyperlink"/>
+            <w:rFonts w:ascii="Calibri" w:eastAsia="Calibri" w:hAnsi="Calibri" w:cs="Calibri"/>
+            <w:sz w:val="27"/>
+            <w:szCs w:val="27"/>
+          </w:rPr>
+          <w:t>https://share.google/ESN1CoheYBJiqwtnE</w:t>
+        </w:r>
+      </w:hyperlink>
+      <w:r>
+        <w:rPr>
+          <w:rFonts w:ascii="Calibri" w:eastAsia="Calibri" w:hAnsi="Calibri" w:cs="Calibri"/>
+          <w:color w:val="000000"/>
+          <w:sz w:val="27"/>
+          <w:szCs w:val="27"/>
+        </w:rPr>
+        <w:t xml:space="preserve">. Acesso em: 23/09/2026. </w:t>
+      </w:r>
+    </w:p>
+    <w:p>
+      <w:pPr>
+        <w:pBdr>
+          <w:top w:val="nil"/>
+          <w:left w:val="nil"/>
+          <w:bottom w:val="nil"/>
+          <w:right w:val="nil"/>
+          <w:between w:val="nil"/>
+        </w:pBdr>
+        <w:spacing w:line="240" w:lineRule="auto"/>
+        <w:ind w:firstLine="0"/>
+        <w:jc w:val="left"/>
+        <w:rPr>
+          <w:rFonts w:ascii="Calibri" w:eastAsia="Calibri" w:hAnsi="Calibri" w:cs="Calibri"/>
+          <w:color w:val="000000"/>
+          <w:sz w:val="27"/>
+          <w:szCs w:val="27"/>
+        </w:rPr>
+      </w:pPr>
+      <w:r>
+        <w:rPr>
+          <w:rFonts w:ascii="Calibri" w:eastAsia="Calibri" w:hAnsi="Calibri" w:cs="Calibri"/>
+          <w:color w:val="000000"/>
+          <w:sz w:val="27"/>
+          <w:szCs w:val="27"/>
+        </w:rPr>
+        <w:t xml:space="preserve">SHUVO, Sakibuzzaman. </w:t>
+      </w:r>
+      <w:r>
+        <w:rPr>
+          <w:rFonts w:ascii="Calibri" w:eastAsia="Calibri" w:hAnsi="Calibri" w:cs="Calibri"/>
+          <w:b/>
+          <w:bCs/>
+          <w:color w:val="000000"/>
+          <w:sz w:val="27"/>
+          <w:szCs w:val="27"/>
+        </w:rPr>
+        <w:t>Jogos de Simulação: Como a Imitação da Realidade Cria Aprendizagem e E</w:t>
+      </w:r>
+      <w:r>
+        <w:rPr>
+          <w:rFonts w:ascii="Calibri" w:eastAsia="Calibri" w:hAnsi="Calibri" w:cs="Calibri"/>
+          <w:b/>
+          <w:bCs/>
+          <w:color w:val="000000"/>
+          <w:sz w:val="27"/>
+          <w:szCs w:val="27"/>
+        </w:rPr>
+        <w:t>ntretenimento Genuínos. 2026.</w:t>
       </w:r>
       <w:r>
         <w:rPr>
@@ -8417,6 +7945,15 @@
         </w:rPr>
         <w:t>. Acesso em: 17/06/2026</w:t>
       </w:r>
+      <w:r>
+        <w:rPr>
+          <w:rFonts w:ascii="Calibri" w:eastAsia="Calibri" w:hAnsi="Calibri" w:cs="Calibri"/>
+          <w:color w:val="000000"/>
+          <w:sz w:val="27"/>
+          <w:szCs w:val="27"/>
+        </w:rPr>
+        <w:t>.</w:t>
+      </w:r>
     </w:p>
     <w:p>
       <w:pPr>
@@ -8453,21 +7990,8 @@
           <w:sz w:val="27"/>
           <w:szCs w:val="27"/>
         </w:rPr>
-        <w:t xml:space="preserve">Poluição ambiental, um problema de urbanização e crescimento desordenado das cidades. Revista </w:t>
-      </w:r>
-      <w:proofErr w:type="spellStart"/>
-      <w:r>
-        <w:rPr>
-          <w:rFonts w:ascii="Calibri" w:eastAsia="Calibri" w:hAnsi="Calibri" w:cs="Calibri"/>
-          <w:b/>
-          <w:bCs/>
-          <w:color w:val="000000"/>
-          <w:sz w:val="27"/>
-          <w:szCs w:val="27"/>
-        </w:rPr>
-        <w:t>Sustinere</w:t>
-      </w:r>
-      <w:proofErr w:type="spellEnd"/>
+        <w:t>Poluição ambiental, um problema de urbanização e crescimento desordenado das cidades. Revista Sustinere</w:t>
+      </w:r>
       <w:r>
         <w:rPr>
           <w:rFonts w:ascii="Calibri" w:eastAsia="Calibri" w:hAnsi="Calibri" w:cs="Calibri"/>
@@ -8486,7 +8010,17 @@
             <w:szCs w:val="27"/>
             <w:u w:val="single"/>
           </w:rPr>
-          <w:t>https://www.e-publicacoes.uerj.br/sustinere/article/view/17325/12855</w:t>
+          <w:t>https://www.e-publica</w:t>
+        </w:r>
+        <w:r>
+          <w:rPr>
+            <w:rFonts w:ascii="Calibri" w:eastAsia="Calibri" w:hAnsi="Calibri" w:cs="Calibri"/>
+            <w:color w:val="0563C1"/>
+            <w:sz w:val="27"/>
+            <w:szCs w:val="27"/>
+            <w:u w:val="single"/>
+          </w:rPr>
+          <w:t>coes.uerj.br/sustinere/article/view/17325/12855</w:t>
         </w:r>
       </w:hyperlink>
       <w:r>
@@ -8496,7 +8030,7 @@
           <w:sz w:val="27"/>
           <w:szCs w:val="27"/>
         </w:rPr>
-        <w:t xml:space="preserve"> Acesso em: 18/06/2026 </w:t>
+        <w:t xml:space="preserve"> Acesso em: 18/06/2026.</w:t>
       </w:r>
     </w:p>
     <w:p>
@@ -8575,6 +8109,15 @@
         </w:rPr>
         <w:t>. Acesso em: 18/06/2026</w:t>
       </w:r>
+      <w:r>
+        <w:rPr>
+          <w:rFonts w:ascii="Calibri" w:eastAsia="Calibri" w:hAnsi="Calibri" w:cs="Calibri"/>
+          <w:color w:val="000000"/>
+          <w:sz w:val="27"/>
+          <w:szCs w:val="27"/>
+        </w:rPr>
+        <w:t>.</w:t>
+      </w:r>
     </w:p>
     <w:p>
       <w:pPr>
@@ -8606,31 +8149,18 @@
           <w:sz w:val="27"/>
           <w:szCs w:val="27"/>
         </w:rPr>
-        <w:t xml:space="preserve">Nova evidência do efeito das literacias na redução da desinformação e das fake </w:t>
-      </w:r>
-      <w:proofErr w:type="spellStart"/>
-      <w:r>
-        <w:rPr>
-          <w:rFonts w:ascii="Calibri" w:eastAsia="Calibri" w:hAnsi="Calibri" w:cs="Calibri"/>
-          <w:b/>
-          <w:bCs/>
-          <w:color w:val="000000"/>
-          <w:sz w:val="27"/>
-          <w:szCs w:val="27"/>
-        </w:rPr>
-        <w:t>news</w:t>
-      </w:r>
-      <w:proofErr w:type="spellEnd"/>
-      <w:r>
-        <w:rPr>
-          <w:rFonts w:ascii="Calibri" w:eastAsia="Calibri" w:hAnsi="Calibri" w:cs="Calibri"/>
-          <w:b/>
-          <w:bCs/>
-          <w:color w:val="000000"/>
-          <w:sz w:val="27"/>
-          <w:szCs w:val="27"/>
-        </w:rPr>
-        <w:t>. 2021</w:t>
+        <w:t>Nova evidência do efeito das literacias na redução da desinformação e das fak</w:t>
+      </w:r>
+      <w:r>
+        <w:rPr>
+          <w:rFonts w:ascii="Calibri" w:eastAsia="Calibri" w:hAnsi="Calibri" w:cs="Calibri"/>
+          <w:b/>
+          <w:bCs/>
+          <w:color w:val="000000"/>
+          <w:sz w:val="27"/>
+          <w:szCs w:val="27"/>
+        </w:rPr>
+        <w:t>e news. 2021</w:t>
       </w:r>
       <w:r>
         <w:rPr>
@@ -8647,43 +8177,7 @@
           <w:sz w:val="27"/>
           <w:szCs w:val="27"/>
         </w:rPr>
-        <w:t xml:space="preserve">Claudia Lisete Oliveira </w:t>
-      </w:r>
-      <w:proofErr w:type="spellStart"/>
-      <w:r>
-        <w:rPr>
-          <w:rFonts w:ascii="Calibri" w:eastAsia="Calibri" w:hAnsi="Calibri" w:cs="Calibri"/>
-          <w:sz w:val="27"/>
-          <w:szCs w:val="27"/>
-        </w:rPr>
-        <w:t>Groenwald</w:t>
-      </w:r>
-      <w:proofErr w:type="spellEnd"/>
-      <w:r>
-        <w:rPr>
-          <w:rFonts w:ascii="Calibri" w:eastAsia="Calibri" w:hAnsi="Calibri" w:cs="Calibri"/>
-          <w:sz w:val="27"/>
-          <w:szCs w:val="27"/>
-        </w:rPr>
-        <w:t xml:space="preserve"> </w:t>
-      </w:r>
-      <w:proofErr w:type="spellStart"/>
-      <w:r>
-        <w:rPr>
-          <w:rFonts w:ascii="Calibri" w:eastAsia="Calibri" w:hAnsi="Calibri" w:cs="Calibri"/>
-          <w:sz w:val="27"/>
-          <w:szCs w:val="27"/>
-        </w:rPr>
-        <w:t>Disponivel</w:t>
-      </w:r>
-      <w:proofErr w:type="spellEnd"/>
-      <w:r>
-        <w:rPr>
-          <w:rFonts w:ascii="Calibri" w:eastAsia="Calibri" w:hAnsi="Calibri" w:cs="Calibri"/>
-          <w:sz w:val="27"/>
-          <w:szCs w:val="27"/>
-        </w:rPr>
-        <w:t xml:space="preserve"> em: academia.edu </w:t>
+        <w:t xml:space="preserve">Claudia Lisete Oliveira Groenwald Disponivel em: academia.edu </w:t>
       </w:r>
       <w:r>
         <w:rPr>
@@ -8693,6 +8187,15 @@
           <w:szCs w:val="27"/>
         </w:rPr>
         <w:t>Acesso em: 18/06/2026</w:t>
+      </w:r>
+      <w:r>
+        <w:rPr>
+          <w:rFonts w:ascii="Calibri" w:eastAsia="Calibri" w:hAnsi="Calibri" w:cs="Calibri"/>
+          <w:color w:val="000000"/>
+          <w:sz w:val="27"/>
+          <w:szCs w:val="27"/>
+        </w:rPr>
+        <w:t>.</w:t>
       </w:r>
     </w:p>
     <w:p>
@@ -8721,6 +8224,7 @@
           <w:sz w:val="27"/>
           <w:szCs w:val="27"/>
         </w:rPr>
+        <w:lastRenderedPageBreak/>
         <w:t>MIRO</w:t>
       </w:r>
       <w:r>
@@ -9014,7 +8518,6 @@
           <w:sz w:val="27"/>
           <w:szCs w:val="27"/>
         </w:rPr>
-        <w:lastRenderedPageBreak/>
         <w:t xml:space="preserve">ZENDESK (2024) - </w:t>
       </w:r>
       <w:r>
@@ -9026,21 +8529,8 @@
           <w:sz w:val="27"/>
           <w:szCs w:val="27"/>
         </w:rPr>
-        <w:t xml:space="preserve">O que é Golden Circle: entenda o conceito de Simon </w:t>
-      </w:r>
-      <w:proofErr w:type="spellStart"/>
-      <w:r>
-        <w:rPr>
-          <w:rFonts w:ascii="Calibri" w:eastAsia="Calibri" w:hAnsi="Calibri" w:cs="Calibri"/>
-          <w:b/>
-          <w:bCs/>
-          <w:color w:val="000000"/>
-          <w:sz w:val="27"/>
-          <w:szCs w:val="27"/>
-        </w:rPr>
-        <w:t>Sinek</w:t>
-      </w:r>
-      <w:proofErr w:type="spellEnd"/>
+        <w:t>O que é Golden Circle: entenda o conceito de Simon Sinek</w:t>
+      </w:r>
       <w:r>
         <w:rPr>
           <w:rFonts w:ascii="Calibri" w:eastAsia="Calibri" w:hAnsi="Calibri" w:cs="Calibri"/>
@@ -9127,7 +8617,17 @@
             <w:szCs w:val="27"/>
             <w:u w:val="single"/>
           </w:rPr>
-          <w:t>https://www.erwin.com/br-pt/solutions/data-modeling/logical.aspx</w:t>
+          <w:t>https://www</w:t>
+        </w:r>
+        <w:r>
+          <w:rPr>
+            <w:rFonts w:ascii="Calibri" w:eastAsia="Calibri" w:hAnsi="Calibri" w:cs="Calibri"/>
+            <w:color w:val="0563C1"/>
+            <w:sz w:val="27"/>
+            <w:szCs w:val="27"/>
+            <w:u w:val="single"/>
+          </w:rPr>
+          <w:t>.erwin.com/br-pt/solutions/data-modeling/logical.aspx</w:t>
         </w:r>
       </w:hyperlink>
       <w:r>
@@ -9166,115 +8666,17 @@
         </w:rPr>
         <w:t xml:space="preserve">GODOT COMMUNITY. </w:t>
       </w:r>
-      <w:proofErr w:type="spellStart"/>
-      <w:r>
-        <w:rPr>
-          <w:rFonts w:ascii="Calibri" w:eastAsia="Calibri" w:hAnsi="Calibri" w:cs="Calibri"/>
-          <w:b/>
-          <w:bCs/>
-          <w:color w:val="000000"/>
-          <w:sz w:val="27"/>
-          <w:szCs w:val="27"/>
-        </w:rPr>
-        <w:t>Introduction</w:t>
-      </w:r>
-      <w:proofErr w:type="spellEnd"/>
-      <w:r>
-        <w:rPr>
-          <w:rFonts w:ascii="Calibri" w:eastAsia="Calibri" w:hAnsi="Calibri" w:cs="Calibri"/>
-          <w:b/>
-          <w:bCs/>
-          <w:color w:val="000000"/>
-          <w:sz w:val="27"/>
-          <w:szCs w:val="27"/>
-        </w:rPr>
-        <w:t xml:space="preserve"> — Godot </w:t>
-      </w:r>
-      <w:proofErr w:type="spellStart"/>
-      <w:r>
-        <w:rPr>
-          <w:rFonts w:ascii="Calibri" w:eastAsia="Calibri" w:hAnsi="Calibri" w:cs="Calibri"/>
-          <w:b/>
-          <w:bCs/>
-          <w:color w:val="000000"/>
-          <w:sz w:val="27"/>
-          <w:szCs w:val="27"/>
-        </w:rPr>
-        <w:t>Engine</w:t>
-      </w:r>
-      <w:proofErr w:type="spellEnd"/>
-      <w:r>
-        <w:rPr>
-          <w:rFonts w:ascii="Calibri" w:eastAsia="Calibri" w:hAnsi="Calibri" w:cs="Calibri"/>
-          <w:b/>
-          <w:bCs/>
-          <w:color w:val="000000"/>
-          <w:sz w:val="27"/>
-          <w:szCs w:val="27"/>
-        </w:rPr>
-        <w:t xml:space="preserve"> (</w:t>
-      </w:r>
-      <w:proofErr w:type="spellStart"/>
-      <w:r>
-        <w:rPr>
-          <w:rFonts w:ascii="Calibri" w:eastAsia="Calibri" w:hAnsi="Calibri" w:cs="Calibri"/>
-          <w:b/>
-          <w:bCs/>
-          <w:color w:val="000000"/>
-          <w:sz w:val="27"/>
-          <w:szCs w:val="27"/>
-        </w:rPr>
-        <w:t>stable</w:t>
-      </w:r>
-      <w:proofErr w:type="spellEnd"/>
-      <w:r>
-        <w:rPr>
-          <w:rFonts w:ascii="Calibri" w:eastAsia="Calibri" w:hAnsi="Calibri" w:cs="Calibri"/>
-          <w:b/>
-          <w:bCs/>
-          <w:color w:val="000000"/>
-          <w:sz w:val="27"/>
-          <w:szCs w:val="27"/>
-        </w:rPr>
-        <w:t xml:space="preserve">) </w:t>
-      </w:r>
-      <w:proofErr w:type="spellStart"/>
-      <w:r>
-        <w:rPr>
-          <w:rFonts w:ascii="Calibri" w:eastAsia="Calibri" w:hAnsi="Calibri" w:cs="Calibri"/>
-          <w:b/>
-          <w:bCs/>
-          <w:color w:val="000000"/>
-          <w:sz w:val="27"/>
-          <w:szCs w:val="27"/>
-        </w:rPr>
-        <w:t>documentation</w:t>
-      </w:r>
-      <w:proofErr w:type="spellEnd"/>
-      <w:r>
-        <w:rPr>
-          <w:rFonts w:ascii="Calibri" w:eastAsia="Calibri" w:hAnsi="Calibri" w:cs="Calibri"/>
-          <w:b/>
-          <w:bCs/>
-          <w:color w:val="000000"/>
-          <w:sz w:val="27"/>
-          <w:szCs w:val="27"/>
-        </w:rPr>
-        <w:t xml:space="preserve"> in </w:t>
-      </w:r>
-      <w:proofErr w:type="spellStart"/>
-      <w:r>
-        <w:rPr>
-          <w:rFonts w:ascii="Calibri" w:eastAsia="Calibri" w:hAnsi="Calibri" w:cs="Calibri"/>
-          <w:b/>
-          <w:bCs/>
-          <w:color w:val="000000"/>
-          <w:sz w:val="27"/>
-          <w:szCs w:val="27"/>
-        </w:rPr>
-        <w:t>English</w:t>
-      </w:r>
-      <w:proofErr w:type="spellEnd"/>
+      <w:r>
+        <w:rPr>
+          <w:rFonts w:ascii="Calibri" w:eastAsia="Calibri" w:hAnsi="Calibri" w:cs="Calibri"/>
+          <w:b/>
+          <w:bCs/>
+          <w:color w:val="000000"/>
+          <w:sz w:val="27"/>
+          <w:szCs w:val="27"/>
+        </w:rPr>
+        <w:t>Introduction — Godot Engine (stable) documentation in English</w:t>
+      </w:r>
       <w:r>
         <w:rPr>
           <w:rFonts w:ascii="Calibri" w:eastAsia="Calibri" w:hAnsi="Calibri" w:cs="Calibri"/>
@@ -9332,139 +8734,28 @@
         </w:rPr>
         <w:t xml:space="preserve">GODOT COMMUNITY. </w:t>
       </w:r>
-      <w:proofErr w:type="spellStart"/>
-      <w:r>
-        <w:rPr>
-          <w:rFonts w:ascii="Calibri" w:eastAsia="Calibri" w:hAnsi="Calibri" w:cs="Calibri"/>
-          <w:b/>
-          <w:bCs/>
-          <w:color w:val="000000"/>
-          <w:sz w:val="27"/>
-          <w:szCs w:val="27"/>
-        </w:rPr>
-        <w:t>GDScript</w:t>
-      </w:r>
-      <w:proofErr w:type="spellEnd"/>
-      <w:r>
-        <w:rPr>
-          <w:rFonts w:ascii="Calibri" w:eastAsia="Calibri" w:hAnsi="Calibri" w:cs="Calibri"/>
-          <w:b/>
-          <w:bCs/>
-          <w:color w:val="000000"/>
-          <w:sz w:val="27"/>
-          <w:szCs w:val="27"/>
-        </w:rPr>
-        <w:t xml:space="preserve"> </w:t>
-      </w:r>
-      <w:proofErr w:type="spellStart"/>
-      <w:r>
-        <w:rPr>
-          <w:rFonts w:ascii="Calibri" w:eastAsia="Calibri" w:hAnsi="Calibri" w:cs="Calibri"/>
-          <w:b/>
-          <w:bCs/>
-          <w:color w:val="000000"/>
-          <w:sz w:val="27"/>
-          <w:szCs w:val="27"/>
-        </w:rPr>
-        <w:t>reference</w:t>
-      </w:r>
-      <w:proofErr w:type="spellEnd"/>
-      <w:r>
-        <w:rPr>
-          <w:rFonts w:ascii="Calibri" w:eastAsia="Calibri" w:hAnsi="Calibri" w:cs="Calibri"/>
-          <w:b/>
-          <w:bCs/>
-          <w:color w:val="000000"/>
-          <w:sz w:val="27"/>
-          <w:szCs w:val="27"/>
-        </w:rPr>
-        <w:t xml:space="preserve"> — Godot </w:t>
-      </w:r>
-      <w:proofErr w:type="spellStart"/>
-      <w:r>
-        <w:rPr>
-          <w:rFonts w:ascii="Calibri" w:eastAsia="Calibri" w:hAnsi="Calibri" w:cs="Calibri"/>
-          <w:b/>
-          <w:bCs/>
-          <w:color w:val="000000"/>
-          <w:sz w:val="27"/>
-          <w:szCs w:val="27"/>
-        </w:rPr>
-        <w:t>Engine</w:t>
-      </w:r>
-      <w:proofErr w:type="spellEnd"/>
-      <w:r>
-        <w:rPr>
-          <w:rFonts w:ascii="Calibri" w:eastAsia="Calibri" w:hAnsi="Calibri" w:cs="Calibri"/>
-          <w:b/>
-          <w:bCs/>
-          <w:color w:val="000000"/>
-          <w:sz w:val="27"/>
-          <w:szCs w:val="27"/>
-        </w:rPr>
-        <w:t xml:space="preserve"> (</w:t>
-      </w:r>
-      <w:proofErr w:type="spellStart"/>
-      <w:r>
-        <w:rPr>
-          <w:rFonts w:ascii="Calibri" w:eastAsia="Calibri" w:hAnsi="Calibri" w:cs="Calibri"/>
-          <w:b/>
-          <w:bCs/>
-          <w:color w:val="000000"/>
-          <w:sz w:val="27"/>
-          <w:szCs w:val="27"/>
-        </w:rPr>
-        <w:t>stable</w:t>
-      </w:r>
-      <w:proofErr w:type="spellEnd"/>
-      <w:r>
-        <w:rPr>
-          <w:rFonts w:ascii="Calibri" w:eastAsia="Calibri" w:hAnsi="Calibri" w:cs="Calibri"/>
-          <w:b/>
-          <w:bCs/>
-          <w:color w:val="000000"/>
-          <w:sz w:val="27"/>
-          <w:szCs w:val="27"/>
-        </w:rPr>
-        <w:t xml:space="preserve">) </w:t>
-      </w:r>
-      <w:proofErr w:type="spellStart"/>
-      <w:r>
-        <w:rPr>
-          <w:rFonts w:ascii="Calibri" w:eastAsia="Calibri" w:hAnsi="Calibri" w:cs="Calibri"/>
-          <w:b/>
-          <w:bCs/>
-          <w:color w:val="000000"/>
-          <w:sz w:val="27"/>
-          <w:szCs w:val="27"/>
-        </w:rPr>
-        <w:t>documentation</w:t>
-      </w:r>
-      <w:proofErr w:type="spellEnd"/>
-      <w:r>
-        <w:rPr>
-          <w:rFonts w:ascii="Calibri" w:eastAsia="Calibri" w:hAnsi="Calibri" w:cs="Calibri"/>
-          <w:b/>
-          <w:bCs/>
-          <w:color w:val="000000"/>
-          <w:sz w:val="27"/>
-          <w:szCs w:val="27"/>
-        </w:rPr>
-        <w:t xml:space="preserve"> in </w:t>
-      </w:r>
-      <w:proofErr w:type="spellStart"/>
-      <w:r>
-        <w:rPr>
-          <w:rFonts w:ascii="Calibri" w:eastAsia="Calibri" w:hAnsi="Calibri" w:cs="Calibri"/>
-          <w:b/>
-          <w:bCs/>
-          <w:color w:val="000000"/>
-          <w:sz w:val="27"/>
-          <w:szCs w:val="27"/>
-        </w:rPr>
-        <w:t>English</w:t>
-      </w:r>
-      <w:proofErr w:type="spellEnd"/>
+      <w:r>
+        <w:rPr>
+          <w:rFonts w:ascii="Calibri" w:eastAsia="Calibri" w:hAnsi="Calibri" w:cs="Calibri"/>
+          <w:b/>
+          <w:bCs/>
+          <w:color w:val="000000"/>
+          <w:sz w:val="27"/>
+          <w:szCs w:val="27"/>
+        </w:rPr>
+        <w:t>GDScript reference — Godot Engine (stable) documentation</w:t>
+      </w:r>
+      <w:r>
+        <w:rPr>
+          <w:rFonts w:ascii="Calibri" w:eastAsia="Calibri" w:hAnsi="Calibri" w:cs="Calibri"/>
+          <w:b/>
+          <w:bCs/>
+          <w:color w:val="000000"/>
+          <w:sz w:val="27"/>
+          <w:szCs w:val="27"/>
+        </w:rPr>
+        <w:t xml:space="preserve"> in English</w:t>
+      </w:r>
       <w:r>
         <w:rPr>
           <w:rFonts w:ascii="Calibri" w:eastAsia="Calibri" w:hAnsi="Calibri" w:cs="Calibri"/>
@@ -9531,55 +8822,18 @@
           <w:sz w:val="27"/>
           <w:szCs w:val="27"/>
         </w:rPr>
-        <w:t xml:space="preserve">Visual Studio </w:t>
-      </w:r>
-      <w:proofErr w:type="spellStart"/>
-      <w:r>
-        <w:rPr>
-          <w:rFonts w:ascii="Calibri" w:eastAsia="Calibri" w:hAnsi="Calibri" w:cs="Calibri"/>
-          <w:b/>
-          <w:bCs/>
-          <w:color w:val="000000"/>
-          <w:sz w:val="27"/>
-          <w:szCs w:val="27"/>
-        </w:rPr>
-        <w:t>Code</w:t>
-      </w:r>
-      <w:proofErr w:type="spellEnd"/>
-      <w:r>
-        <w:rPr>
-          <w:rFonts w:ascii="Calibri" w:eastAsia="Calibri" w:hAnsi="Calibri" w:cs="Calibri"/>
-          <w:b/>
-          <w:bCs/>
-          <w:color w:val="000000"/>
-          <w:sz w:val="27"/>
-          <w:szCs w:val="27"/>
-        </w:rPr>
-        <w:t xml:space="preserve"> - O editor de código de IA de código open </w:t>
-      </w:r>
-      <w:proofErr w:type="spellStart"/>
-      <w:r>
-        <w:rPr>
-          <w:rFonts w:ascii="Calibri" w:eastAsia="Calibri" w:hAnsi="Calibri" w:cs="Calibri"/>
-          <w:b/>
-          <w:bCs/>
-          <w:color w:val="000000"/>
-          <w:sz w:val="27"/>
-          <w:szCs w:val="27"/>
-        </w:rPr>
-        <w:t>source</w:t>
-      </w:r>
-      <w:proofErr w:type="spellEnd"/>
-      <w:r>
-        <w:rPr>
-          <w:rFonts w:ascii="Calibri" w:eastAsia="Calibri" w:hAnsi="Calibri" w:cs="Calibri"/>
-          <w:b/>
-          <w:bCs/>
-          <w:color w:val="000000"/>
-          <w:sz w:val="27"/>
-          <w:szCs w:val="27"/>
-        </w:rPr>
-        <w:t xml:space="preserve"> | Sua casa para desenvolvimento multiagente</w:t>
+        <w:t>Visual Studio</w:t>
+      </w:r>
+      <w:r>
+        <w:rPr>
+          <w:rFonts w:ascii="Calibri" w:eastAsia="Calibri" w:hAnsi="Calibri" w:cs="Calibri"/>
+          <w:b/>
+          <w:bCs/>
+          <w:color w:val="000000"/>
+          <w:sz w:val="27"/>
+          <w:szCs w:val="27"/>
+        </w:rPr>
+        <w:t xml:space="preserve"> Code - O editor de código de IA de código open source | Sua casa para desenvolvimento multiagente</w:t>
       </w:r>
       <w:r>
         <w:rPr>
@@ -9638,29 +8892,16 @@
         </w:rPr>
         <w:t xml:space="preserve">MDN WEB DOCS. </w:t>
       </w:r>
-      <w:proofErr w:type="spellStart"/>
-      <w:r>
-        <w:rPr>
-          <w:rFonts w:ascii="Calibri" w:eastAsia="Calibri" w:hAnsi="Calibri" w:cs="Calibri"/>
-          <w:b/>
-          <w:bCs/>
-          <w:color w:val="000000"/>
-          <w:sz w:val="27"/>
-          <w:szCs w:val="27"/>
-        </w:rPr>
-        <w:t>JavaScript</w:t>
-      </w:r>
-      <w:proofErr w:type="spellEnd"/>
-      <w:r>
-        <w:rPr>
-          <w:rFonts w:ascii="Calibri" w:eastAsia="Calibri" w:hAnsi="Calibri" w:cs="Calibri"/>
-          <w:b/>
-          <w:bCs/>
-          <w:color w:val="000000"/>
-          <w:sz w:val="27"/>
-          <w:szCs w:val="27"/>
-        </w:rPr>
-        <w:t xml:space="preserve"> | MDN</w:t>
+      <w:r>
+        <w:rPr>
+          <w:rFonts w:ascii="Calibri" w:eastAsia="Calibri" w:hAnsi="Calibri" w:cs="Calibri"/>
+          <w:b/>
+          <w:bCs/>
+          <w:color w:val="000000"/>
+          <w:sz w:val="27"/>
+          <w:szCs w:val="27"/>
+        </w:rPr>
+        <w:t>JavaScript | MDN</w:t>
       </w:r>
       <w:r>
         <w:rPr>
@@ -9717,7 +8958,16 @@
           <w:sz w:val="27"/>
           <w:szCs w:val="27"/>
         </w:rPr>
-        <w:t xml:space="preserve">PHP DOCUMENTATION. </w:t>
+        <w:t>PHP DOCUME</w:t>
+      </w:r>
+      <w:r>
+        <w:rPr>
+          <w:rFonts w:ascii="Calibri" w:eastAsia="Calibri" w:hAnsi="Calibri" w:cs="Calibri"/>
+          <w:color w:val="000000"/>
+          <w:sz w:val="27"/>
+          <w:szCs w:val="27"/>
+        </w:rPr>
+        <w:t xml:space="preserve">NTATION. </w:t>
       </w:r>
       <w:r>
         <w:rPr>
@@ -9796,64 +9046,25 @@
           <w:sz w:val="27"/>
           <w:szCs w:val="27"/>
         </w:rPr>
-        <w:t xml:space="preserve">HTML: </w:t>
-      </w:r>
-      <w:proofErr w:type="spellStart"/>
-      <w:r>
-        <w:rPr>
-          <w:rFonts w:ascii="Calibri" w:eastAsia="Calibri" w:hAnsi="Calibri" w:cs="Calibri"/>
-          <w:b/>
-          <w:bCs/>
-          <w:color w:val="000000"/>
-          <w:sz w:val="27"/>
-          <w:szCs w:val="27"/>
-        </w:rPr>
-        <w:t>HyperText</w:t>
-      </w:r>
-      <w:proofErr w:type="spellEnd"/>
-      <w:r>
-        <w:rPr>
-          <w:rFonts w:ascii="Calibri" w:eastAsia="Calibri" w:hAnsi="Calibri" w:cs="Calibri"/>
-          <w:b/>
-          <w:bCs/>
-          <w:color w:val="000000"/>
-          <w:sz w:val="27"/>
-          <w:szCs w:val="27"/>
-        </w:rPr>
-        <w:t xml:space="preserve"> Markup </w:t>
-      </w:r>
-      <w:proofErr w:type="spellStart"/>
-      <w:r>
-        <w:rPr>
-          <w:rFonts w:ascii="Calibri" w:eastAsia="Calibri" w:hAnsi="Calibri" w:cs="Calibri"/>
-          <w:b/>
-          <w:bCs/>
-          <w:color w:val="000000"/>
-          <w:sz w:val="27"/>
-          <w:szCs w:val="27"/>
-        </w:rPr>
-        <w:t>Language</w:t>
-      </w:r>
-      <w:proofErr w:type="spellEnd"/>
-      <w:r>
-        <w:rPr>
-          <w:rFonts w:ascii="Calibri" w:eastAsia="Calibri" w:hAnsi="Calibri" w:cs="Calibri"/>
-          <w:b/>
-          <w:bCs/>
-          <w:color w:val="000000"/>
-          <w:sz w:val="27"/>
-          <w:szCs w:val="27"/>
-        </w:rPr>
-        <w:t xml:space="preserve"> | MDN</w:t>
-      </w:r>
-      <w:r>
-        <w:rPr>
-          <w:rFonts w:ascii="Calibri" w:eastAsia="Calibri" w:hAnsi="Calibri" w:cs="Calibri"/>
-          <w:color w:val="000000"/>
-          <w:sz w:val="27"/>
-          <w:szCs w:val="27"/>
-        </w:rPr>
-        <w:t xml:space="preserve">. Disponível em: </w:t>
+        <w:t>HTML: HyperText Markup Language | MDN</w:t>
+      </w:r>
+      <w:r>
+        <w:rPr>
+          <w:rFonts w:ascii="Calibri" w:eastAsia="Calibri" w:hAnsi="Calibri" w:cs="Calibri"/>
+          <w:color w:val="000000"/>
+          <w:sz w:val="27"/>
+          <w:szCs w:val="27"/>
+        </w:rPr>
+        <w:t>. Dis</w:t>
+      </w:r>
+      <w:r>
+        <w:rPr>
+          <w:rFonts w:ascii="Calibri" w:eastAsia="Calibri" w:hAnsi="Calibri" w:cs="Calibri"/>
+          <w:color w:val="000000"/>
+          <w:sz w:val="27"/>
+          <w:szCs w:val="27"/>
+        </w:rPr>
+        <w:t xml:space="preserve">ponível em: </w:t>
       </w:r>
       <w:hyperlink r:id="rId51">
         <w:r>
@@ -9912,79 +9123,7 @@
           <w:sz w:val="27"/>
           <w:szCs w:val="27"/>
         </w:rPr>
-        <w:t xml:space="preserve">CSS: </w:t>
-      </w:r>
-      <w:proofErr w:type="spellStart"/>
-      <w:r>
-        <w:rPr>
-          <w:rFonts w:ascii="Calibri" w:eastAsia="Calibri" w:hAnsi="Calibri" w:cs="Calibri"/>
-          <w:b/>
-          <w:bCs/>
-          <w:color w:val="000000"/>
-          <w:sz w:val="27"/>
-          <w:szCs w:val="27"/>
-        </w:rPr>
-        <w:t>Cascading</w:t>
-      </w:r>
-      <w:proofErr w:type="spellEnd"/>
-      <w:r>
-        <w:rPr>
-          <w:rFonts w:ascii="Calibri" w:eastAsia="Calibri" w:hAnsi="Calibri" w:cs="Calibri"/>
-          <w:b/>
-          <w:bCs/>
-          <w:color w:val="000000"/>
-          <w:sz w:val="27"/>
-          <w:szCs w:val="27"/>
-        </w:rPr>
-        <w:t xml:space="preserve"> </w:t>
-      </w:r>
-      <w:proofErr w:type="spellStart"/>
-      <w:r>
-        <w:rPr>
-          <w:rFonts w:ascii="Calibri" w:eastAsia="Calibri" w:hAnsi="Calibri" w:cs="Calibri"/>
-          <w:b/>
-          <w:bCs/>
-          <w:color w:val="000000"/>
-          <w:sz w:val="27"/>
-          <w:szCs w:val="27"/>
-        </w:rPr>
-        <w:t>Style</w:t>
-      </w:r>
-      <w:proofErr w:type="spellEnd"/>
-      <w:r>
-        <w:rPr>
-          <w:rFonts w:ascii="Calibri" w:eastAsia="Calibri" w:hAnsi="Calibri" w:cs="Calibri"/>
-          <w:b/>
-          <w:bCs/>
-          <w:color w:val="000000"/>
-          <w:sz w:val="27"/>
-          <w:szCs w:val="27"/>
-        </w:rPr>
-        <w:t xml:space="preserve"> </w:t>
-      </w:r>
-      <w:proofErr w:type="spellStart"/>
-      <w:r>
-        <w:rPr>
-          <w:rFonts w:ascii="Calibri" w:eastAsia="Calibri" w:hAnsi="Calibri" w:cs="Calibri"/>
-          <w:b/>
-          <w:bCs/>
-          <w:color w:val="000000"/>
-          <w:sz w:val="27"/>
-          <w:szCs w:val="27"/>
-        </w:rPr>
-        <w:t>Sheets</w:t>
-      </w:r>
-      <w:proofErr w:type="spellEnd"/>
-      <w:r>
-        <w:rPr>
-          <w:rFonts w:ascii="Calibri" w:eastAsia="Calibri" w:hAnsi="Calibri" w:cs="Calibri"/>
-          <w:b/>
-          <w:bCs/>
-          <w:color w:val="000000"/>
-          <w:sz w:val="27"/>
-          <w:szCs w:val="27"/>
-        </w:rPr>
-        <w:t xml:space="preserve"> | MDN</w:t>
+        <w:t>CSS: Cascading Style Sheets | MDN</w:t>
       </w:r>
       <w:r>
         <w:rPr>
@@ -10043,29 +9182,16 @@
         </w:rPr>
         <w:t xml:space="preserve">BLENDER FOUDATION. </w:t>
       </w:r>
-      <w:proofErr w:type="spellStart"/>
-      <w:r>
-        <w:rPr>
-          <w:rFonts w:ascii="Calibri" w:eastAsia="Calibri" w:hAnsi="Calibri" w:cs="Calibri"/>
-          <w:b/>
-          <w:bCs/>
-          <w:color w:val="000000"/>
-          <w:sz w:val="27"/>
-          <w:szCs w:val="27"/>
-        </w:rPr>
-        <w:t>About</w:t>
-      </w:r>
-      <w:proofErr w:type="spellEnd"/>
-      <w:r>
-        <w:rPr>
-          <w:rFonts w:ascii="Calibri" w:eastAsia="Calibri" w:hAnsi="Calibri" w:cs="Calibri"/>
-          <w:b/>
-          <w:bCs/>
-          <w:color w:val="000000"/>
-          <w:sz w:val="27"/>
-          <w:szCs w:val="27"/>
-        </w:rPr>
-        <w:t xml:space="preserve"> Blender - Blender 5.2 LTS Manual</w:t>
+      <w:r>
+        <w:rPr>
+          <w:rFonts w:ascii="Calibri" w:eastAsia="Calibri" w:hAnsi="Calibri" w:cs="Calibri"/>
+          <w:b/>
+          <w:bCs/>
+          <w:color w:val="000000"/>
+          <w:sz w:val="27"/>
+          <w:szCs w:val="27"/>
+        </w:rPr>
+        <w:t>About Blender - Blender 5.2 LTS Manual</w:t>
       </w:r>
       <w:r>
         <w:rPr>
@@ -10133,79 +9259,7 @@
           <w:sz w:val="27"/>
           <w:szCs w:val="27"/>
         </w:rPr>
-        <w:t xml:space="preserve">REAPER | </w:t>
-      </w:r>
-      <w:proofErr w:type="spellStart"/>
-      <w:r>
-        <w:rPr>
-          <w:rFonts w:ascii="Calibri" w:eastAsia="Calibri" w:hAnsi="Calibri" w:cs="Calibri"/>
-          <w:b/>
-          <w:bCs/>
-          <w:color w:val="000000"/>
-          <w:sz w:val="27"/>
-          <w:szCs w:val="27"/>
-        </w:rPr>
-        <w:t>Audio</w:t>
-      </w:r>
-      <w:proofErr w:type="spellEnd"/>
-      <w:r>
-        <w:rPr>
-          <w:rFonts w:ascii="Calibri" w:eastAsia="Calibri" w:hAnsi="Calibri" w:cs="Calibri"/>
-          <w:b/>
-          <w:bCs/>
-          <w:color w:val="000000"/>
-          <w:sz w:val="27"/>
-          <w:szCs w:val="27"/>
-        </w:rPr>
-        <w:t xml:space="preserve"> </w:t>
-      </w:r>
-      <w:proofErr w:type="spellStart"/>
-      <w:r>
-        <w:rPr>
-          <w:rFonts w:ascii="Calibri" w:eastAsia="Calibri" w:hAnsi="Calibri" w:cs="Calibri"/>
-          <w:b/>
-          <w:bCs/>
-          <w:color w:val="000000"/>
-          <w:sz w:val="27"/>
-          <w:szCs w:val="27"/>
-        </w:rPr>
-        <w:t>Production</w:t>
-      </w:r>
-      <w:proofErr w:type="spellEnd"/>
-      <w:r>
-        <w:rPr>
-          <w:rFonts w:ascii="Calibri" w:eastAsia="Calibri" w:hAnsi="Calibri" w:cs="Calibri"/>
-          <w:b/>
-          <w:bCs/>
-          <w:color w:val="000000"/>
-          <w:sz w:val="27"/>
-          <w:szCs w:val="27"/>
-        </w:rPr>
-        <w:t xml:space="preserve"> </w:t>
-      </w:r>
-      <w:proofErr w:type="spellStart"/>
-      <w:r>
-        <w:rPr>
-          <w:rFonts w:ascii="Calibri" w:eastAsia="Calibri" w:hAnsi="Calibri" w:cs="Calibri"/>
-          <w:b/>
-          <w:bCs/>
-          <w:color w:val="000000"/>
-          <w:sz w:val="27"/>
-          <w:szCs w:val="27"/>
-        </w:rPr>
-        <w:t>Without</w:t>
-      </w:r>
-      <w:proofErr w:type="spellEnd"/>
-      <w:r>
-        <w:rPr>
-          <w:rFonts w:ascii="Calibri" w:eastAsia="Calibri" w:hAnsi="Calibri" w:cs="Calibri"/>
-          <w:b/>
-          <w:bCs/>
-          <w:color w:val="000000"/>
-          <w:sz w:val="27"/>
-          <w:szCs w:val="27"/>
-        </w:rPr>
-        <w:t xml:space="preserve"> Limits</w:t>
+        <w:t>REAPER | Audio Production Without Limits</w:t>
       </w:r>
       <w:r>
         <w:rPr>
@@ -10262,69 +9316,20 @@
           <w:sz w:val="27"/>
           <w:szCs w:val="27"/>
         </w:rPr>
+        <w:lastRenderedPageBreak/>
         <w:t xml:space="preserve">DECENT SAMPLES. </w:t>
       </w:r>
-      <w:proofErr w:type="spellStart"/>
-      <w:r>
-        <w:rPr>
-          <w:rFonts w:ascii="Calibri" w:eastAsia="Calibri" w:hAnsi="Calibri" w:cs="Calibri"/>
-          <w:b/>
-          <w:bCs/>
-          <w:color w:val="000000"/>
-          <w:sz w:val="27"/>
-          <w:szCs w:val="27"/>
-        </w:rPr>
-        <w:t>Decent</w:t>
-      </w:r>
-      <w:proofErr w:type="spellEnd"/>
-      <w:r>
-        <w:rPr>
-          <w:rFonts w:ascii="Calibri" w:eastAsia="Calibri" w:hAnsi="Calibri" w:cs="Calibri"/>
-          <w:b/>
-          <w:bCs/>
-          <w:color w:val="000000"/>
-          <w:sz w:val="27"/>
-          <w:szCs w:val="27"/>
-        </w:rPr>
-        <w:t xml:space="preserve"> </w:t>
-      </w:r>
-      <w:proofErr w:type="spellStart"/>
-      <w:r>
-        <w:rPr>
-          <w:rFonts w:ascii="Calibri" w:eastAsia="Calibri" w:hAnsi="Calibri" w:cs="Calibri"/>
-          <w:b/>
-          <w:bCs/>
-          <w:color w:val="000000"/>
-          <w:sz w:val="27"/>
-          <w:szCs w:val="27"/>
-        </w:rPr>
-        <w:t>Sampler</w:t>
-      </w:r>
-      <w:proofErr w:type="spellEnd"/>
-      <w:r>
-        <w:rPr>
-          <w:rFonts w:ascii="Calibri" w:eastAsia="Calibri" w:hAnsi="Calibri" w:cs="Calibri"/>
-          <w:b/>
-          <w:bCs/>
-          <w:color w:val="000000"/>
-          <w:sz w:val="27"/>
-          <w:szCs w:val="27"/>
-        </w:rPr>
-        <w:t xml:space="preserve"> Plugin [FREE] - </w:t>
-      </w:r>
-      <w:proofErr w:type="spellStart"/>
-      <w:r>
-        <w:rPr>
-          <w:rFonts w:ascii="Calibri" w:eastAsia="Calibri" w:hAnsi="Calibri" w:cs="Calibri"/>
-          <w:b/>
-          <w:bCs/>
-          <w:color w:val="000000"/>
-          <w:sz w:val="27"/>
-          <w:szCs w:val="27"/>
-        </w:rPr>
-        <w:t>decent|SAMPLES</w:t>
-      </w:r>
-      <w:proofErr w:type="spellEnd"/>
+      <w:r>
+        <w:rPr>
+          <w:rFonts w:ascii="Calibri" w:eastAsia="Calibri" w:hAnsi="Calibri" w:cs="Calibri"/>
+          <w:b/>
+          <w:bCs/>
+          <w:color w:val="000000"/>
+          <w:sz w:val="27"/>
+          <w:szCs w:val="27"/>
+        </w:rPr>
+        <w:t>Decent Sampler Plugin [FREE] - decent|SAMPLES</w:t>
+      </w:r>
       <w:r>
         <w:rPr>
           <w:rFonts w:ascii="Calibri" w:eastAsia="Calibri" w:hAnsi="Calibri" w:cs="Calibri"/>
@@ -10382,163 +9387,17 @@
         </w:rPr>
         <w:t xml:space="preserve">PIANOBOOK. </w:t>
       </w:r>
-      <w:proofErr w:type="spellStart"/>
-      <w:r>
-        <w:rPr>
-          <w:rFonts w:ascii="Calibri" w:eastAsia="Calibri" w:hAnsi="Calibri" w:cs="Calibri"/>
-          <w:b/>
-          <w:bCs/>
-          <w:color w:val="000000"/>
-          <w:sz w:val="27"/>
-          <w:szCs w:val="27"/>
-        </w:rPr>
-        <w:t>What</w:t>
-      </w:r>
-      <w:proofErr w:type="spellEnd"/>
-      <w:r>
-        <w:rPr>
-          <w:rFonts w:ascii="Calibri" w:eastAsia="Calibri" w:hAnsi="Calibri" w:cs="Calibri"/>
-          <w:b/>
-          <w:bCs/>
-          <w:color w:val="000000"/>
-          <w:sz w:val="27"/>
-          <w:szCs w:val="27"/>
-        </w:rPr>
-        <w:t xml:space="preserve"> </w:t>
-      </w:r>
-      <w:proofErr w:type="spellStart"/>
-      <w:r>
-        <w:rPr>
-          <w:rFonts w:ascii="Calibri" w:eastAsia="Calibri" w:hAnsi="Calibri" w:cs="Calibri"/>
-          <w:b/>
-          <w:bCs/>
-          <w:color w:val="000000"/>
-          <w:sz w:val="27"/>
-          <w:szCs w:val="27"/>
-        </w:rPr>
-        <w:t>is</w:t>
-      </w:r>
-      <w:proofErr w:type="spellEnd"/>
-      <w:r>
-        <w:rPr>
-          <w:rFonts w:ascii="Calibri" w:eastAsia="Calibri" w:hAnsi="Calibri" w:cs="Calibri"/>
-          <w:b/>
-          <w:bCs/>
-          <w:color w:val="000000"/>
-          <w:sz w:val="27"/>
-          <w:szCs w:val="27"/>
-        </w:rPr>
-        <w:t xml:space="preserve"> </w:t>
-      </w:r>
-      <w:proofErr w:type="spellStart"/>
-      <w:r>
-        <w:rPr>
-          <w:rFonts w:ascii="Calibri" w:eastAsia="Calibri" w:hAnsi="Calibri" w:cs="Calibri"/>
-          <w:b/>
-          <w:bCs/>
-          <w:color w:val="000000"/>
-          <w:sz w:val="27"/>
-          <w:szCs w:val="27"/>
-        </w:rPr>
-        <w:t>this</w:t>
-      </w:r>
-      <w:proofErr w:type="spellEnd"/>
-      <w:r>
-        <w:rPr>
-          <w:rFonts w:ascii="Calibri" w:eastAsia="Calibri" w:hAnsi="Calibri" w:cs="Calibri"/>
-          <w:b/>
-          <w:bCs/>
-          <w:color w:val="000000"/>
-          <w:sz w:val="27"/>
-          <w:szCs w:val="27"/>
-        </w:rPr>
-        <w:t xml:space="preserve"> </w:t>
-      </w:r>
-      <w:proofErr w:type="spellStart"/>
-      <w:r>
-        <w:rPr>
-          <w:rFonts w:ascii="Calibri" w:eastAsia="Calibri" w:hAnsi="Calibri" w:cs="Calibri"/>
-          <w:b/>
-          <w:bCs/>
-          <w:color w:val="000000"/>
-          <w:sz w:val="27"/>
-          <w:szCs w:val="27"/>
-        </w:rPr>
-        <w:t>all</w:t>
-      </w:r>
-      <w:proofErr w:type="spellEnd"/>
-      <w:r>
-        <w:rPr>
-          <w:rFonts w:ascii="Calibri" w:eastAsia="Calibri" w:hAnsi="Calibri" w:cs="Calibri"/>
-          <w:b/>
-          <w:bCs/>
-          <w:color w:val="000000"/>
-          <w:sz w:val="27"/>
-          <w:szCs w:val="27"/>
-        </w:rPr>
-        <w:t xml:space="preserve"> </w:t>
-      </w:r>
-      <w:proofErr w:type="spellStart"/>
-      <w:r>
-        <w:rPr>
-          <w:rFonts w:ascii="Calibri" w:eastAsia="Calibri" w:hAnsi="Calibri" w:cs="Calibri"/>
-          <w:b/>
-          <w:bCs/>
-          <w:color w:val="000000"/>
-          <w:sz w:val="27"/>
-          <w:szCs w:val="27"/>
-        </w:rPr>
-        <w:t>about</w:t>
-      </w:r>
-      <w:proofErr w:type="spellEnd"/>
-      <w:r>
-        <w:rPr>
-          <w:rFonts w:ascii="Calibri" w:eastAsia="Calibri" w:hAnsi="Calibri" w:cs="Calibri"/>
-          <w:b/>
-          <w:bCs/>
-          <w:color w:val="000000"/>
-          <w:sz w:val="27"/>
-          <w:szCs w:val="27"/>
-        </w:rPr>
-        <w:t xml:space="preserve"> </w:t>
-      </w:r>
-      <w:proofErr w:type="spellStart"/>
-      <w:r>
-        <w:rPr>
-          <w:rFonts w:ascii="Calibri" w:eastAsia="Calibri" w:hAnsi="Calibri" w:cs="Calibri"/>
-          <w:b/>
-          <w:bCs/>
-          <w:color w:val="000000"/>
-          <w:sz w:val="27"/>
-          <w:szCs w:val="27"/>
-        </w:rPr>
-        <w:t>then</w:t>
-      </w:r>
-      <w:proofErr w:type="spellEnd"/>
-      <w:r>
-        <w:rPr>
-          <w:rFonts w:ascii="Calibri" w:eastAsia="Calibri" w:hAnsi="Calibri" w:cs="Calibri"/>
-          <w:b/>
-          <w:bCs/>
-          <w:color w:val="000000"/>
-          <w:sz w:val="27"/>
-          <w:szCs w:val="27"/>
-        </w:rPr>
-        <w:t xml:space="preserve">? – </w:t>
-      </w:r>
-      <w:proofErr w:type="spellStart"/>
-      <w:r>
-        <w:rPr>
-          <w:rFonts w:ascii="Calibri" w:eastAsia="Calibri" w:hAnsi="Calibri" w:cs="Calibri"/>
-          <w:b/>
-          <w:bCs/>
-          <w:color w:val="000000"/>
-          <w:sz w:val="27"/>
-          <w:szCs w:val="27"/>
-        </w:rPr>
-        <w:t>Pianobook</w:t>
-      </w:r>
-      <w:proofErr w:type="spellEnd"/>
+      <w:r>
+        <w:rPr>
+          <w:rFonts w:ascii="Calibri" w:eastAsia="Calibri" w:hAnsi="Calibri" w:cs="Calibri"/>
+          <w:b/>
+          <w:bCs/>
+          <w:color w:val="000000"/>
+          <w:sz w:val="27"/>
+          <w:szCs w:val="27"/>
+        </w:rPr>
+        <w:t>What is this all about then? – Pianobook</w:t>
+      </w:r>
       <w:r>
         <w:rPr>
           <w:rFonts w:ascii="Calibri" w:eastAsia="Calibri" w:hAnsi="Calibri" w:cs="Calibri"/>
@@ -10594,7 +9453,6 @@
           <w:sz w:val="27"/>
           <w:szCs w:val="27"/>
         </w:rPr>
-        <w:lastRenderedPageBreak/>
         <w:t xml:space="preserve">BLEVIGLIERI, Henrique. </w:t>
       </w:r>
       <w:r>
@@ -10626,7 +9484,17 @@
             <w:szCs w:val="27"/>
             <w:u w:val="single"/>
           </w:rPr>
-          <w:t>https://www.cep.pr.gov.br/sites/cep/arquivos_restritos/files/documento/2020-01/politica_-_um_percurso_filosofico.pdf</w:t>
+          <w:t>https://www.cep.pr.gov.br/sites/cep/a</w:t>
+        </w:r>
+        <w:r>
+          <w:rPr>
+            <w:rFonts w:ascii="Calibri" w:eastAsia="Calibri" w:hAnsi="Calibri" w:cs="Calibri"/>
+            <w:color w:val="0563C1"/>
+            <w:sz w:val="27"/>
+            <w:szCs w:val="27"/>
+            <w:u w:val="single"/>
+          </w:rPr>
+          <w:t>rquivos_restritos/files/documento/2020-01/politica_-_um_percurso_filosofico.pdf</w:t>
         </w:r>
       </w:hyperlink>
       <w:r>
@@ -10760,7 +9628,18 @@
           <w:sz w:val="27"/>
           <w:szCs w:val="27"/>
         </w:rPr>
-        <w:t>Jogos digitais e educação: uma possibilidade de mudança da abordagem pedagógica no ensino formal</w:t>
+        <w:t>Jogos d</w:t>
+      </w:r>
+      <w:r>
+        <w:rPr>
+          <w:rFonts w:ascii="Calibri" w:eastAsia="Calibri" w:hAnsi="Calibri" w:cs="Calibri"/>
+          <w:b/>
+          <w:bCs/>
+          <w:color w:val="000000"/>
+          <w:sz w:val="27"/>
+          <w:szCs w:val="27"/>
+        </w:rPr>
+        <w:t>igitais e educação: uma possibilidade de mudança da abordagem pedagógica no ensino formal</w:t>
       </w:r>
       <w:r>
         <w:rPr>
@@ -10780,21 +9659,8 @@
           <w:sz w:val="27"/>
           <w:szCs w:val="27"/>
         </w:rPr>
-        <w:t xml:space="preserve">Revista Iberoamericana De </w:t>
-      </w:r>
-      <w:proofErr w:type="spellStart"/>
-      <w:r>
-        <w:rPr>
-          <w:rFonts w:ascii="Calibri" w:eastAsia="Calibri" w:hAnsi="Calibri" w:cs="Calibri"/>
-          <w:i/>
-          <w:iCs/>
-          <w:color w:val="000000"/>
-          <w:sz w:val="27"/>
-          <w:szCs w:val="27"/>
-        </w:rPr>
-        <w:t>Educación</w:t>
-      </w:r>
-      <w:proofErr w:type="spellEnd"/>
+        <w:t>Revista Iberoamericana De Educación</w:t>
+      </w:r>
       <w:r>
         <w:rPr>
           <w:rFonts w:ascii="Calibri" w:eastAsia="Calibri" w:hAnsi="Calibri" w:cs="Calibri"/>
@@ -10910,7 +9776,16 @@
           <w:sz w:val="27"/>
           <w:szCs w:val="27"/>
         </w:rPr>
-        <w:t xml:space="preserve">, São Paulo, v. 19, n. 2, p. 233-241, 2015. Disponível em: </w:t>
+        <w:t>,</w:t>
+      </w:r>
+      <w:r>
+        <w:rPr>
+          <w:rFonts w:ascii="Calibri" w:eastAsia="Calibri" w:hAnsi="Calibri" w:cs="Calibri"/>
+          <w:color w:val="000000"/>
+          <w:sz w:val="27"/>
+          <w:szCs w:val="27"/>
+        </w:rPr>
+        <w:t xml:space="preserve"> São Paulo, v. 19, n. 2, p. 233-241, 2015. Disponível em: </w:t>
       </w:r>
       <w:hyperlink r:id="rId60">
         <w:r>
@@ -10965,99 +9840,27 @@
           <w:szCs w:val="27"/>
           <w:highlight w:val="yellow"/>
         </w:rPr>
-        <w:t xml:space="preserve">ANTOS, </w:t>
-      </w:r>
-      <w:proofErr w:type="spellStart"/>
-      <w:r>
-        <w:rPr>
-          <w:rFonts w:ascii="Calibri" w:eastAsia="Calibri" w:hAnsi="Calibri" w:cs="Calibri"/>
-          <w:color w:val="000000"/>
-          <w:sz w:val="27"/>
-          <w:szCs w:val="27"/>
-          <w:highlight w:val="yellow"/>
-        </w:rPr>
-        <w:t>Irlane</w:t>
-      </w:r>
-      <w:proofErr w:type="spellEnd"/>
-      <w:r>
-        <w:rPr>
-          <w:rFonts w:ascii="Calibri" w:eastAsia="Calibri" w:hAnsi="Calibri" w:cs="Calibri"/>
-          <w:color w:val="000000"/>
-          <w:sz w:val="27"/>
-          <w:szCs w:val="27"/>
-          <w:highlight w:val="yellow"/>
-        </w:rPr>
-        <w:t xml:space="preserve"> Moreno</w:t>
-      </w:r>
-      <w:r>
-        <w:rPr>
-          <w:rFonts w:ascii="Calibri" w:eastAsia="Calibri" w:hAnsi="Calibri" w:cs="Calibri"/>
-          <w:color w:val="000000"/>
-          <w:sz w:val="27"/>
-          <w:szCs w:val="27"/>
-          <w:highlight w:val="yellow"/>
-        </w:rPr>
-        <w:t xml:space="preserve">; </w:t>
-      </w:r>
-      <w:r>
-        <w:rPr>
-          <w:rFonts w:ascii="Calibri" w:eastAsia="Calibri" w:hAnsi="Calibri" w:cs="Calibri"/>
-          <w:color w:val="000000"/>
-          <w:sz w:val="27"/>
-          <w:szCs w:val="27"/>
-          <w:highlight w:val="yellow"/>
-        </w:rPr>
-        <w:t>ROCHA, Gabriela Silveira</w:t>
-      </w:r>
-      <w:r>
-        <w:rPr>
-          <w:rFonts w:ascii="Calibri" w:eastAsia="Calibri" w:hAnsi="Calibri" w:cs="Calibri"/>
-          <w:color w:val="000000"/>
-          <w:sz w:val="27"/>
-          <w:szCs w:val="27"/>
-          <w:highlight w:val="yellow"/>
-        </w:rPr>
-        <w:t>.</w:t>
-      </w:r>
-      <w:r>
-        <w:rPr>
-          <w:rFonts w:ascii="Calibri" w:eastAsia="Calibri" w:hAnsi="Calibri" w:cs="Calibri"/>
-          <w:color w:val="000000"/>
-          <w:sz w:val="27"/>
-          <w:szCs w:val="27"/>
-        </w:rPr>
-        <w:t xml:space="preserve"> O</w:t>
-      </w:r>
-      <w:r>
-        <w:rPr>
-          <w:rFonts w:ascii="Calibri" w:eastAsia="Calibri" w:hAnsi="Calibri" w:cs="Calibri"/>
-          <w:color w:val="000000"/>
-          <w:sz w:val="27"/>
-          <w:szCs w:val="27"/>
-        </w:rPr>
-        <w:t xml:space="preserve"> jogo como recurso pedagógico na produção de saberes. </w:t>
-      </w:r>
-      <w:r>
-        <w:rPr>
-          <w:rFonts w:ascii="Calibri" w:eastAsia="Calibri" w:hAnsi="Calibri" w:cs="Calibri"/>
-          <w:b/>
-          <w:bCs/>
-          <w:color w:val="000000"/>
-          <w:sz w:val="27"/>
-          <w:szCs w:val="27"/>
-        </w:rPr>
-        <w:t>S</w:t>
-      </w:r>
-      <w:r>
-        <w:rPr>
-          <w:rFonts w:ascii="Calibri" w:eastAsia="Calibri" w:hAnsi="Calibri" w:cs="Calibri"/>
-          <w:b/>
-          <w:bCs/>
-          <w:color w:val="000000"/>
-          <w:sz w:val="27"/>
-          <w:szCs w:val="27"/>
-        </w:rPr>
-        <w:t>e</w:t>
+        <w:t>ANTOS, Irlane Moreno; ROCHA, Gabriela Silveira.</w:t>
+      </w:r>
+      <w:r>
+        <w:rPr>
+          <w:rFonts w:ascii="Calibri" w:eastAsia="Calibri" w:hAnsi="Calibri" w:cs="Calibri"/>
+          <w:color w:val="000000"/>
+          <w:sz w:val="27"/>
+          <w:szCs w:val="27"/>
+        </w:rPr>
+        <w:t xml:space="preserve"> O jogo como recurso pedagógico na produção de saberes. </w:t>
+      </w:r>
+      <w:r>
+        <w:rPr>
+          <w:rFonts w:ascii="Calibri" w:eastAsia="Calibri" w:hAnsi="Calibri" w:cs="Calibri"/>
+          <w:b/>
+          <w:bCs/>
+          <w:color w:val="000000"/>
+          <w:sz w:val="27"/>
+          <w:szCs w:val="27"/>
+        </w:rPr>
+        <w:t>Se</w:t>
       </w:r>
       <w:r>
         <w:rPr>
@@ -11166,7 +9969,7 @@
         </w:rPr>
         <w:t xml:space="preserve"> T</w:t>
       </w:r>
-      <w:commentRangeStart w:id="32"/>
+      <w:commentRangeStart w:id="33"/>
       <w:r>
         <w:rPr>
           <w:rFonts w:ascii="Calibri" w:eastAsia="Calibri" w:hAnsi="Calibri" w:cs="Calibri"/>
@@ -11200,13 +10003,13 @@
         </w:rPr>
         <w:t>. JOGOS DE TABULEIRO COMO FERRAMENTA</w:t>
       </w:r>
-      <w:commentRangeEnd w:id="32"/>
-      <w:r>
-        <w:rPr>
-          <w:b/>
-          <w:bCs/>
-        </w:rPr>
-        <w:commentReference w:id="32"/>
+      <w:commentRangeEnd w:id="33"/>
+      <w:r>
+        <w:rPr>
+          <w:b/>
+          <w:bCs/>
+        </w:rPr>
+        <w:commentReference w:id="33"/>
       </w:r>
       <w:r>
         <w:rPr>
@@ -11329,21 +10132,7 @@
           <w:sz w:val="27"/>
           <w:szCs w:val="27"/>
         </w:rPr>
-        <w:t xml:space="preserve">O que é automação </w:t>
-      </w:r>
-      <w:proofErr w:type="gramStart"/>
-      <w:r>
-        <w:rPr>
-          <w:rFonts w:ascii="Calibri" w:eastAsia="Calibri" w:hAnsi="Calibri" w:cs="Calibri"/>
-          <w:b/>
-          <w:bCs/>
-          <w:i/>
-          <w:iCs/>
-          <w:color w:val="000000"/>
-          <w:sz w:val="27"/>
-          <w:szCs w:val="27"/>
-        </w:rPr>
-        <w:t>industrial</w:t>
+        <w:t>O que é automação industrial</w:t>
       </w:r>
       <w:r>
         <w:rPr>
@@ -11363,17 +10152,7 @@
           <w:sz w:val="27"/>
           <w:szCs w:val="27"/>
         </w:rPr>
-        <w:t>.</w:t>
-      </w:r>
-      <w:proofErr w:type="gramEnd"/>
-      <w:r>
-        <w:rPr>
-          <w:rFonts w:ascii="Calibri" w:eastAsia="Calibri" w:hAnsi="Calibri" w:cs="Calibri"/>
-          <w:color w:val="000000"/>
-          <w:sz w:val="27"/>
-          <w:szCs w:val="27"/>
-        </w:rPr>
-        <w:t xml:space="preserve"> Disponível em: </w:t>
+        <w:t xml:space="preserve">. Disponível em: </w:t>
       </w:r>
       <w:hyperlink r:id="rId63">
         <w:r>
@@ -11436,7 +10215,20 @@
           <w:szCs w:val="27"/>
           <w:highlight w:val="yellow"/>
         </w:rPr>
-        <w:t xml:space="preserve">POLUIÇÃO ATMOSFÉRICA E A SAÚDE HUMANA: AVANÇO DA HUMANIDADE QUE RESULTOU EM PERCALÇO PÚBLICO. Brasília Médica, </w:t>
+        <w:t xml:space="preserve">POLUIÇÃO ATMOSFÉRICA E A SAÚDE HUMANA: AVANÇO DA HUMANIDADE QUE RESULTOU EM PERCALÇO PÚBLICO. Brasília </w:t>
+      </w:r>
+      <w:r>
+        <w:rPr>
+          <w:rFonts w:ascii="Calibri" w:eastAsia="Calibri" w:hAnsi="Calibri" w:cs="Calibri"/>
+          <w:b/>
+          <w:bCs/>
+          <w:color w:val="000000"/>
+          <w:sz w:val="27"/>
+          <w:szCs w:val="27"/>
+          <w:highlight w:val="yellow"/>
+        </w:rPr>
+        <w:lastRenderedPageBreak/>
+        <w:t xml:space="preserve">Médica, </w:t>
       </w:r>
       <w:r>
         <w:rPr>
@@ -11498,67 +10290,19 @@
           <w:szCs w:val="27"/>
           <w:highlight w:val="yellow"/>
         </w:rPr>
-        <w:t xml:space="preserve">ROCHA, </w:t>
-      </w:r>
-      <w:proofErr w:type="spellStart"/>
-      <w:r>
-        <w:rPr>
-          <w:rFonts w:ascii="Calibri" w:eastAsia="Calibri" w:hAnsi="Calibri" w:cs="Calibri"/>
-          <w:color w:val="000000"/>
-          <w:sz w:val="27"/>
-          <w:szCs w:val="27"/>
-          <w:highlight w:val="yellow"/>
-        </w:rPr>
-        <w:t>Julio</w:t>
-      </w:r>
-      <w:proofErr w:type="spellEnd"/>
-      <w:r>
-        <w:rPr>
-          <w:rFonts w:ascii="Calibri" w:eastAsia="Calibri" w:hAnsi="Calibri" w:cs="Calibri"/>
-          <w:color w:val="000000"/>
-          <w:sz w:val="27"/>
-          <w:szCs w:val="27"/>
-          <w:highlight w:val="yellow"/>
-        </w:rPr>
-        <w:t xml:space="preserve"> Cesar De Sá da. </w:t>
-      </w:r>
-      <w:r>
-        <w:rPr>
-          <w:rFonts w:ascii="Calibri" w:eastAsia="Calibri" w:hAnsi="Calibri" w:cs="Calibri"/>
-          <w:b/>
-          <w:bCs/>
-          <w:color w:val="000000"/>
-          <w:sz w:val="27"/>
-          <w:szCs w:val="27"/>
-          <w:highlight w:val="yellow"/>
-        </w:rPr>
-        <w:t xml:space="preserve">O </w:t>
-      </w:r>
-      <w:proofErr w:type="gramStart"/>
-      <w:r>
-        <w:rPr>
-          <w:rFonts w:ascii="Calibri" w:eastAsia="Calibri" w:hAnsi="Calibri" w:cs="Calibri"/>
-          <w:b/>
-          <w:bCs/>
-          <w:color w:val="000000"/>
-          <w:sz w:val="27"/>
-          <w:szCs w:val="27"/>
-          <w:highlight w:val="yellow"/>
-        </w:rPr>
-        <w:t>que É</w:t>
-      </w:r>
-      <w:proofErr w:type="gramEnd"/>
-      <w:r>
-        <w:rPr>
-          <w:rFonts w:ascii="Calibri" w:eastAsia="Calibri" w:hAnsi="Calibri" w:cs="Calibri"/>
-          <w:b/>
-          <w:bCs/>
-          <w:color w:val="000000"/>
-          <w:sz w:val="27"/>
-          <w:szCs w:val="27"/>
-          <w:highlight w:val="yellow"/>
-        </w:rPr>
-        <w:t xml:space="preserve"> Sustentabilidade</w:t>
+        <w:t xml:space="preserve">ROCHA, Julio Cesar De Sá da. </w:t>
+      </w:r>
+      <w:r>
+        <w:rPr>
+          <w:rFonts w:ascii="Calibri" w:eastAsia="Calibri" w:hAnsi="Calibri" w:cs="Calibri"/>
+          <w:b/>
+          <w:bCs/>
+          <w:color w:val="000000"/>
+          <w:sz w:val="27"/>
+          <w:szCs w:val="27"/>
+          <w:highlight w:val="yellow"/>
+        </w:rPr>
+        <w:t>O que É Sustentabilidade</w:t>
       </w:r>
       <w:r>
         <w:rPr>
@@ -11627,7 +10371,6 @@
           <w:szCs w:val="27"/>
           <w:highlight w:val="yellow"/>
         </w:rPr>
-        <w:lastRenderedPageBreak/>
         <w:t xml:space="preserve">VEIGA, José Eli da. </w:t>
       </w:r>
       <w:r>
@@ -11698,7 +10441,7 @@
 </file>
 
 <file path=word/comments.xml><?xml version="1.0" encoding="utf-8"?>
-<w:comments xmlns:wpc="http://schemas.microsoft.com/office/word/2010/wordprocessingCanvas" xmlns:cx="http://schemas.microsoft.com/office/drawing/2014/chartex" xmlns:cx1="http://schemas.microsoft.com/office/drawing/2015/9/8/chartex" xmlns:cx2="http://schemas.microsoft.com/office/drawing/2015/10/21/chartex" xmlns:cx3="http://schemas.microsoft.com/office/drawing/2016/5/9/chartex" xmlns:cx4="http://schemas.microsoft.com/office/drawing/2016/5/10/chartex" xmlns:cx5="http://schemas.microsoft.com/office/drawing/2016/5/11/chartex" xmlns:cx6="http://schemas.microsoft.com/office/drawing/2016/5/12/chartex" xmlns:cx7="http://schemas.microsoft.com/office/drawing/2016/5/13/chartex" xmlns:cx8="http://schemas.microsoft.com/office/drawing/2016/5/14/chartex" xmlns:mc="http://schemas.openxmlformats.org/markup-compatibility/2006" xmlns:aink="http://schemas.microsoft.com/office/drawing/2016/ink" xmlns:am3d="http://schemas.microsoft.com/office/drawing/2017/model3d" xmlns:o="urn:schemas-microsoft-com:office:office" xmlns:oel="http://schemas.microsoft.com/office/2019/extlst" xmlns:r="http://schemas.openxmlformats.org/officeDocument/2006/relationships" xmlns:m="http://schemas.openxmlformats.org/officeDocument/2006/math" xmlns:v="urn:schemas-microsoft-com:vml" xmlns:wp14="http://schemas.microsoft.com/office/word/2010/wordprocessingDrawing" xmlns:wp="http://schemas.openxmlformats.org/drawingml/2006/wordprocessingDrawing" xmlns:w10="urn:schemas-microsoft-com:office:word" xmlns:w="http://schemas.openxmlformats.org/wordprocessingml/2006/main" xmlns:w14="http://schemas.microsoft.com/office/word/2010/wordml" xmlns:w15="http://schemas.microsoft.com/office/word/2012/wordml" xmlns:w16cex="http://schemas.microsoft.com/office/word/2018/wordml/cex" xmlns:w16cid="http://schemas.microsoft.com/office/word/2016/wordml/cid" xmlns:w16="http://schemas.microsoft.com/office/word/2018/wordml" xmlns:w16sdtdh="http://schemas.microsoft.com/office/word/2020/wordml/sdtdatahash" xmlns:w16se="http://schemas.microsoft.com/office/word/2015/wordml/symex" xmlns:wpg="http://schemas.microsoft.com/office/word/2010/wordprocessingGroup" xmlns:wpi="http://schemas.microsoft.com/office/word/2010/wordprocessingInk" xmlns:wne="http://schemas.microsoft.com/office/word/2006/wordml" xmlns:wps="http://schemas.microsoft.com/office/word/2010/wordprocessingShape" mc:Ignorable="w14 w15 w16se w16cid w16 w16cex w16sdtdh wp14">
+<w:comments xmlns:wpc="http://schemas.microsoft.com/office/word/2010/wordprocessingCanvas" xmlns:cx="http://schemas.microsoft.com/office/drawing/2014/chartex" xmlns:mc="http://schemas.openxmlformats.org/markup-compatibility/2006" xmlns:o="urn:schemas-microsoft-com:office:office" xmlns:r="http://schemas.openxmlformats.org/officeDocument/2006/relationships" xmlns:m="http://schemas.openxmlformats.org/officeDocument/2006/math" xmlns:v="urn:schemas-microsoft-com:vml" xmlns:wp14="http://schemas.microsoft.com/office/word/2010/wordprocessingDrawing" xmlns:wp="http://schemas.openxmlformats.org/drawingml/2006/wordprocessingDrawing" xmlns:w10="urn:schemas-microsoft-com:office:word" xmlns:w="http://schemas.openxmlformats.org/wordprocessingml/2006/main" xmlns:w14="http://schemas.microsoft.com/office/word/2010/wordml" xmlns:w15="http://schemas.microsoft.com/office/word/2012/wordml" xmlns:w16se="http://schemas.microsoft.com/office/word/2015/wordml/symex" xmlns:wpg="http://schemas.microsoft.com/office/word/2010/wordprocessingGroup" xmlns:wpi="http://schemas.microsoft.com/office/word/2010/wordprocessingInk" xmlns:wne="http://schemas.microsoft.com/office/word/2006/wordml" xmlns:wps="http://schemas.microsoft.com/office/word/2010/wordprocessingShape" mc:Ignorable="w14 w15 w16se wp14">
   <w:comment w:id="0" w:author="Cíntia Maria de Araújo Pinho" w:date="2026-09-01T19:52:00Z" w:initials="">
     <w:p>
       <w:pPr>
@@ -11719,45 +10462,17 @@
           <w:szCs w:val="22"/>
         </w:rPr>
       </w:pPr>
-      <w:proofErr w:type="spellStart"/>
       <w:r>
         <w:rPr>
           <w:color w:val="000000"/>
           <w:sz w:val="22"/>
           <w:szCs w:val="22"/>
         </w:rPr>
-        <w:t>Ta</w:t>
-      </w:r>
-      <w:proofErr w:type="spellEnd"/>
-      <w:r>
-        <w:rPr>
-          <w:color w:val="000000"/>
-          <w:sz w:val="22"/>
-          <w:szCs w:val="22"/>
-        </w:rPr>
-        <w:t xml:space="preserve"> estranho o cabeçalho de </w:t>
-      </w:r>
-      <w:proofErr w:type="spellStart"/>
-      <w:r>
-        <w:rPr>
-          <w:color w:val="000000"/>
-          <w:sz w:val="22"/>
-          <w:szCs w:val="22"/>
-        </w:rPr>
-        <w:t>voc^s</w:t>
-      </w:r>
-      <w:proofErr w:type="spellEnd"/>
-      <w:r>
-        <w:rPr>
-          <w:color w:val="000000"/>
-          <w:sz w:val="22"/>
-          <w:szCs w:val="22"/>
-        </w:rPr>
-        <w:t xml:space="preserve"> aparecendo uma tabela. Eu tirei, mas se forem seguir de outro arquivo pode aparecer de novo</w:t>
+        <w:t>Ta estranho o cabeçalho de voc^s aparecendo uma tabela. Eu tirei, mas se forem seguir de outro arquivo pode aparecer de novo</w:t>
       </w:r>
     </w:p>
   </w:comment>
-  <w:comment w:id="1" w:author="Prof" w:date="2026-06-11T09:35:00Z" w:initials="">
+  <w:comment w:id="2" w:author="Prof" w:date="2026-06-11T09:35:00Z" w:initials="">
     <w:p>
       <w:pPr>
         <w:widowControl w:val="0"/>
@@ -11783,7 +10498,7 @@
           <w:sz w:val="22"/>
           <w:szCs w:val="22"/>
         </w:rPr>
-        <w:t>Refazer tudo, totalmente fora do explicado, aqui é uma contextualização do trabalho</w:t>
+        <w:t>Refazer</w:t>
       </w:r>
       <w:r>
         <w:rPr>
@@ -11791,7 +10506,7 @@
           <w:sz w:val="22"/>
           <w:szCs w:val="22"/>
         </w:rPr>
-        <w:br/>
+        <w:t xml:space="preserve"> tudo, totalmente fora do explicado, aqui é uma contextualização do trabalho</w:t>
       </w:r>
       <w:r>
         <w:rPr>
@@ -11800,7 +10515,6 @@
           <w:szCs w:val="22"/>
         </w:rPr>
         <w:br/>
-        <w:t>Sugestões de parágrafos:</w:t>
       </w:r>
       <w:r>
         <w:rPr>
@@ -11809,6 +10523,7 @@
           <w:szCs w:val="22"/>
         </w:rPr>
         <w:br/>
+        <w:t>Sugestões de parágrafos:</w:t>
       </w:r>
       <w:r>
         <w:rPr>
@@ -11817,7 +10532,6 @@
           <w:szCs w:val="22"/>
         </w:rPr>
         <w:br/>
-        <w:t>1 - falar sobre como a sociedade atual está passando por transformações rápidas por causa da tecnologia e da automação. Citar como isso afeta as cidades, o consumo e o esgotamento de recursos. É aqui que entram os ODS da ONU como um alerta global de que precisamos repensar a infraestrutura e o consumo. Mais ou menos parecido com o que fizeram, mas precisa ter citação</w:t>
       </w:r>
       <w:r>
         <w:rPr>
@@ -11826,6 +10540,7 @@
           <w:szCs w:val="22"/>
         </w:rPr>
         <w:br/>
+        <w:t>1 - falar sobre como a sociedade atual está passando por transformações rápidas por causa da tecnologia e da automação. Citar como isso afeta as cidades</w:t>
       </w:r>
       <w:r>
         <w:rPr>
@@ -11833,7 +10548,7 @@
           <w:sz w:val="22"/>
           <w:szCs w:val="22"/>
         </w:rPr>
-        <w:br/>
+        <w:t>, o consumo e o esgotamento de recursos. É aqui que entram os ODS da ONU como um alerta global de que precisamos repensar a infraestrutura e o consumo. Mais ou menos parecido com o que fizeram, mas precisa ter citação</w:t>
       </w:r>
       <w:r>
         <w:rPr>
@@ -11842,43 +10557,39 @@
           <w:szCs w:val="22"/>
         </w:rPr>
         <w:br/>
-        <w:t xml:space="preserve">2º </w:t>
-      </w:r>
-      <w:proofErr w:type="spellStart"/>
+      </w:r>
       <w:r>
         <w:rPr>
           <w:color w:val="000000"/>
           <w:sz w:val="22"/>
           <w:szCs w:val="22"/>
         </w:rPr>
-        <w:t>paragrafo</w:t>
-      </w:r>
-      <w:proofErr w:type="spellEnd"/>
+        <w:br/>
+      </w:r>
       <w:r>
         <w:rPr>
           <w:color w:val="000000"/>
           <w:sz w:val="22"/>
           <w:szCs w:val="22"/>
         </w:rPr>
-        <w:t xml:space="preserve"> - Devem explicar que, embora esses problemas (sustentabilidade, automação, política urbana) sejam urgentes, eles são temas muito complexos e de difícil compreensão para a população em geral, especialmente para os mais jovens. Falar sobre como é difícil engajar as pessoas em assuntos tão densos e técnicos</w:t>
-      </w:r>
-      <w:proofErr w:type="gramStart"/>
+        <w:br/>
+        <w:t>2º paragrafo - Devem explicar que, e</w:t>
+      </w:r>
       <w:r>
         <w:rPr>
           <w:color w:val="000000"/>
           <w:sz w:val="22"/>
           <w:szCs w:val="22"/>
         </w:rPr>
-        <w:t>. .</w:t>
-      </w:r>
-      <w:proofErr w:type="gramEnd"/>
+        <w:t>mbora esses problemas (sustentabilidade, automação, política urbana) sejam urgentes, eles são temas muito complexos e de difícil compreensão para a população em geral, especialmente para os mais jovens. Falar sobre como é difícil engajar as pessoas em assu</w:t>
+      </w:r>
       <w:r>
         <w:rPr>
           <w:color w:val="000000"/>
           <w:sz w:val="22"/>
           <w:szCs w:val="22"/>
         </w:rPr>
-        <w:t xml:space="preserve"> Procurar uma fonte que fale sobre isso</w:t>
+        <w:t>ntos tão densos e técnicos. . Procurar uma fonte que fale sobre isso</w:t>
       </w:r>
     </w:p>
     <w:p>
@@ -11915,7 +10626,15 @@
           <w:szCs w:val="22"/>
         </w:rPr>
         <w:br/>
-        <w:t>3º - devem apresentar a ideia de que a educação e a conscientização precisam de novas ferramentas. Falem dos jogos digitais não apenas como entretenimento, mas como simulações interativas poderosas. Explicar que os videogames conseguem traduzir sistemas complexos (como gestão de recursos e logística) em uma linguagem acessível e prática. Procurar uma fonte que fale sobre isso</w:t>
+        <w:t>3º - devem apresentar a ideia de que a educação e a conscientização precisam de novas ferramentas. Falem dos jogos digitais não apenas como entretenimento, mas como simulações interativ</w:t>
+      </w:r>
+      <w:r>
+        <w:rPr>
+          <w:color w:val="000000"/>
+          <w:sz w:val="22"/>
+          <w:szCs w:val="22"/>
+        </w:rPr>
+        <w:t>as poderosas. Explicar que os videogames conseguem traduzir sistemas complexos (como gestão de recursos e logística) em uma linguagem acessível e prática. Procurar uma fonte que fale sobre isso</w:t>
       </w:r>
     </w:p>
     <w:p>
@@ -11963,65 +10682,27 @@
           <w:sz w:val="22"/>
           <w:szCs w:val="22"/>
         </w:rPr>
-        <w:t xml:space="preserve">4 - Com o cenário montado, apresentem o trabalho. Exemplo: "É exatamente nesse contexto que surge o projeto de desenvolvimento do jogo eletrônico </w:t>
-      </w:r>
-      <w:proofErr w:type="spellStart"/>
+        <w:t>4 - Com o cenário montado, apresentem o trabalho. Exemplo: "É</w:t>
+      </w:r>
       <w:r>
         <w:rPr>
           <w:color w:val="000000"/>
           <w:sz w:val="22"/>
           <w:szCs w:val="22"/>
         </w:rPr>
-        <w:t>Thermautomata</w:t>
-      </w:r>
-      <w:proofErr w:type="spellEnd"/>
+        <w:t xml:space="preserve"> exatamente nesse contexto que surge o projeto de desenvolvimento do jogo eletrônico Thermautomata, criado pelo estúdio Heart Roulette...". Explicar brevemente em uma ou duas frases o que o jogo é e qual é a sua premissa principal (simular automação e impa</w:t>
+      </w:r>
       <w:r>
         <w:rPr>
           <w:color w:val="000000"/>
           <w:sz w:val="22"/>
           <w:szCs w:val="22"/>
         </w:rPr>
-        <w:t xml:space="preserve">, criado pelo estúdio Heart </w:t>
-      </w:r>
-      <w:proofErr w:type="spellStart"/>
-      <w:r>
-        <w:rPr>
-          <w:color w:val="000000"/>
-          <w:sz w:val="22"/>
-          <w:szCs w:val="22"/>
-        </w:rPr>
-        <w:t>Roulette</w:t>
-      </w:r>
-      <w:proofErr w:type="spellEnd"/>
-      <w:r>
-        <w:rPr>
-          <w:color w:val="000000"/>
-          <w:sz w:val="22"/>
-          <w:szCs w:val="22"/>
-        </w:rPr>
-        <w:t xml:space="preserve">...". Explicar brevemente em uma ou duas frases o que o jogo é e qual é a sua premissa principal (simular automação e impactos socioambientais), </w:t>
-      </w:r>
-      <w:proofErr w:type="spellStart"/>
-      <w:r>
-        <w:rPr>
-          <w:color w:val="000000"/>
-          <w:sz w:val="22"/>
-          <w:szCs w:val="22"/>
-        </w:rPr>
-        <w:t>blablabla</w:t>
-      </w:r>
-      <w:proofErr w:type="spellEnd"/>
-      <w:r>
-        <w:rPr>
-          <w:color w:val="000000"/>
-          <w:sz w:val="22"/>
-          <w:szCs w:val="22"/>
-        </w:rPr>
-        <w:t>, esse é único parágrafo que não precisa de citação.</w:t>
+        <w:t>ctos socioambientais), blablabla, esse é único parágrafo que não precisa de citação.</w:t>
       </w:r>
     </w:p>
   </w:comment>
-  <w:comment w:id="2" w:author="Cíntia Maria de Araújo Pinho" w:date="2026-09-01T22:44:00Z" w:initials="">
+  <w:comment w:id="3" w:author="Cíntia Maria de Araújo Pinho" w:date="2026-09-01T22:44:00Z" w:initials="">
     <w:p>
       <w:pPr>
         <w:widowControl w:val="0"/>
@@ -12047,29 +10728,19 @@
           <w:sz w:val="22"/>
           <w:szCs w:val="22"/>
         </w:rPr>
-        <w:t xml:space="preserve">Reescrito, mas ainda faltam 2 dos 4 parágrafos pedidos: explicar que esses temas são complexos e difíceis de engajar o público jovem, e apresentar os jogos digitais como simulação interativa antes de introduzir o </w:t>
-      </w:r>
-      <w:proofErr w:type="spellStart"/>
+        <w:t>Reescrito, mas ainda faltam 2 dos 4 parágrafos pedidos: explicar que esses temas são complexos e difíceis de engajar o público jovem, e apresentar os jogos digitais como s</w:t>
+      </w:r>
       <w:r>
         <w:rPr>
           <w:color w:val="000000"/>
           <w:sz w:val="22"/>
           <w:szCs w:val="22"/>
         </w:rPr>
-        <w:t>Thermautomata</w:t>
-      </w:r>
-      <w:proofErr w:type="spellEnd"/>
-      <w:r>
-        <w:rPr>
-          <w:color w:val="000000"/>
-          <w:sz w:val="22"/>
-          <w:szCs w:val="22"/>
-        </w:rPr>
-        <w:t>. A contextualização vai direto da tecnologia/ODS para a Problemática, sem essa ponte nem a apresentação do projeto. Este parágrafo específico também está sem citação.</w:t>
+        <w:t>imulação interativa antes de introduzir o Thermautomata. A contextualização vai direto da tecnologia/ODS para a Problemática, sem essa ponte nem a apresentação do projeto. Este parágrafo específico também está sem citação.</w:t>
       </w:r>
     </w:p>
   </w:comment>
-  <w:comment w:id="3" w:author="Cíntia Maria de Araújo Pinho" w:date="2026-09-01T22:44:00Z" w:initials="">
+  <w:comment w:id="4" w:author="Cíntia Maria de Araújo Pinho" w:date="2026-09-01T22:44:00Z" w:initials="">
     <w:p>
       <w:pPr>
         <w:widowControl w:val="0"/>
@@ -12095,11 +10766,19 @@
           <w:sz w:val="22"/>
           <w:szCs w:val="22"/>
         </w:rPr>
-        <w:t>Itens soltos, sem pontuação de lista — separar cada objetivo por ponto e vírgula. Também falta um objetivo específico correspondente ao quadrante "Financiar o projeto principal da equipe" do Cardápio de Ideias.</w:t>
+        <w:t>Itens soltos, sem pontuação de li</w:t>
+      </w:r>
+      <w:r>
+        <w:rPr>
+          <w:color w:val="000000"/>
+          <w:sz w:val="22"/>
+          <w:szCs w:val="22"/>
+        </w:rPr>
+        <w:t>sta — separar cada objetivo por ponto e vírgula. Também falta um objetivo específico correspondente ao quadrante "Financiar o projeto principal da equipe" do Cardápio de Ideias.</w:t>
       </w:r>
     </w:p>
   </w:comment>
-  <w:comment w:id="4" w:author="Cíntia Maria de Araújo Pinho" w:date="2026-09-01T19:56:00Z" w:initials="">
+  <w:comment w:id="5" w:author="Cíntia Maria de Araújo Pinho" w:date="2026-09-01T19:56:00Z" w:initials="">
     <w:p>
       <w:pPr>
         <w:widowControl w:val="0"/>
@@ -12153,11 +10832,19 @@
           <w:sz w:val="22"/>
           <w:szCs w:val="22"/>
         </w:rPr>
-        <w:t>Faltou a parte de pesquisa bibliográfica que foi feita,</w:t>
+        <w:t>Faltou a parte de pesquisa bib</w:t>
+      </w:r>
+      <w:r>
+        <w:rPr>
+          <w:color w:val="000000"/>
+          <w:sz w:val="22"/>
+          <w:szCs w:val="22"/>
+        </w:rPr>
+        <w:t>liográfica que foi feita,</w:t>
       </w:r>
     </w:p>
   </w:comment>
-  <w:comment w:id="5" w:author="Cíntia Maria de Araújo Pinho" w:date="2026-09-01T22:44:00Z" w:initials="">
+  <w:comment w:id="6" w:author="Cíntia Maria de Araújo Pinho" w:date="2026-09-01T22:44:00Z" w:initials="">
     <w:p>
       <w:pPr>
         <w:widowControl w:val="0"/>
@@ -12183,11 +10870,19 @@
           <w:sz w:val="22"/>
           <w:szCs w:val="22"/>
         </w:rPr>
-        <w:t>O Sumário promete "2.3 Gamificação", mas esse tema não existe em lugar nenhum do capítulo — no lugar dele aparece "Automação Industrial na Sociedade Atual", sem numeração e fora do Sumário. "Poluição e Sustentabilidade", ao final do capítulo, também não está no Sumário nem numerado. Corrigir o Sumário e a numeração progressiva.</w:t>
+        <w:t xml:space="preserve">O Sumário promete "2.3 Gamificação", mas esse tema não existe em lugar nenhum do capítulo — no lugar dele aparece "Automação Industrial na Sociedade Atual", sem numeração e fora do Sumário. "Poluição e Sustentabilidade", ao final </w:t>
+      </w:r>
+      <w:r>
+        <w:rPr>
+          <w:color w:val="000000"/>
+          <w:sz w:val="22"/>
+          <w:szCs w:val="22"/>
+        </w:rPr>
+        <w:t>do capítulo, também não está no Sumário nem numerado. Corrigir o Sumário e a numeração progressiva.</w:t>
       </w:r>
     </w:p>
   </w:comment>
-  <w:comment w:id="6" w:author="Cíntia Maria de Araújo Pinho" w:date="2026-09-01T22:44:00Z" w:initials="">
+  <w:comment w:id="7" w:author="Cíntia Maria de Araújo Pinho" w:date="2026-09-01T22:44:00Z" w:initials="">
     <w:p>
       <w:pPr>
         <w:widowControl w:val="0"/>
@@ -12217,7 +10912,7 @@
       </w:r>
     </w:p>
   </w:comment>
-  <w:comment w:id="7" w:author="Cíntia Maria de Araújo Pinho" w:date="2026-09-01T19:58:00Z" w:initials="">
+  <w:comment w:id="8" w:author="Cíntia Maria de Araújo Pinho" w:date="2026-09-01T19:58:00Z" w:initials="">
     <w:p>
       <w:pPr>
         <w:widowControl w:val="0"/>
@@ -12247,7 +10942,7 @@
       </w:r>
     </w:p>
   </w:comment>
-  <w:comment w:id="8" w:author="Cíntia Maria de Araújo Pinho" w:date="2026-09-01T20:01:00Z" w:initials="">
+  <w:comment w:id="9" w:author="Cíntia Maria de Araújo Pinho" w:date="2026-09-01T20:01:00Z" w:initials="">
     <w:p>
       <w:pPr>
         <w:widowControl w:val="0"/>
@@ -12277,7 +10972,7 @@
       </w:r>
     </w:p>
   </w:comment>
-  <w:comment w:id="9" w:author="Cíntia Maria de Araújo Pinho" w:date="2026-09-01T20:01:00Z" w:initials="">
+  <w:comment w:id="10" w:author="Cíntia Maria de Araújo Pinho" w:date="2026-09-01T20:01:00Z" w:initials="">
     <w:p>
       <w:pPr>
         <w:widowControl w:val="0"/>
@@ -12307,7 +11002,7 @@
       </w:r>
     </w:p>
   </w:comment>
-  <w:comment w:id="10" w:author="Cíntia Maria de Araújo Pinho" w:date="2026-09-01T22:44:00Z" w:initials="">
+  <w:comment w:id="11" w:author="Cíntia Maria de Araújo Pinho" w:date="2026-09-01T22:44:00Z" w:initials="">
     <w:p>
       <w:pPr>
         <w:widowControl w:val="0"/>
@@ -12333,7 +11028,15 @@
           <w:sz w:val="22"/>
           <w:szCs w:val="22"/>
         </w:rPr>
-        <w:t>Falta um parágrafo descrevendo como o grupo efetivamente elaborou o próprio Caderno de Sensibilidade (fontes observadas, período, quantidade de situações) — só há a definição geral citada.</w:t>
+        <w:t>Falta um parágrafo descrevendo como o grupo efetivamente elaborou o próprio Caderno de Sensibilidade (fontes observadas, período, quantidade de situações) — só há a definição geral</w:t>
+      </w:r>
+      <w:r>
+        <w:rPr>
+          <w:color w:val="000000"/>
+          <w:sz w:val="22"/>
+          <w:szCs w:val="22"/>
+        </w:rPr>
+        <w:t xml:space="preserve"> citada.</w:t>
       </w:r>
     </w:p>
     <w:p>
@@ -12385,7 +11088,7 @@
       </w:r>
     </w:p>
   </w:comment>
-  <w:comment w:id="11" w:author="Prof" w:date="2026-06-11T10:39:00Z" w:initials="">
+  <w:comment w:id="12" w:author="Prof" w:date="2026-06-11T10:39:00Z" w:initials="">
     <w:p>
       <w:pPr>
         <w:widowControl w:val="0"/>
@@ -12411,29 +11114,11 @@
           <w:sz w:val="22"/>
           <w:szCs w:val="22"/>
         </w:rPr>
-        <w:t xml:space="preserve">Casar com </w:t>
-      </w:r>
-      <w:proofErr w:type="spellStart"/>
-      <w:r>
-        <w:rPr>
-          <w:color w:val="000000"/>
-          <w:sz w:val="22"/>
-          <w:szCs w:val="22"/>
-        </w:rPr>
-        <w:t>problemárica</w:t>
-      </w:r>
-      <w:proofErr w:type="spellEnd"/>
-      <w:r>
-        <w:rPr>
-          <w:color w:val="000000"/>
-          <w:sz w:val="22"/>
-          <w:szCs w:val="22"/>
-        </w:rPr>
-        <w:t xml:space="preserve"> e justificativa</w:t>
+        <w:t>Casar com problemárica e justificativa</w:t>
       </w:r>
     </w:p>
   </w:comment>
-  <w:comment w:id="12" w:author="USER" w:date="2026-06-24T19:47:00Z" w:initials="">
+  <w:comment w:id="13" w:author="USER" w:date="2026-06-24T19:47:00Z" w:initials="">
     <w:p>
       <w:pPr>
         <w:widowControl w:val="0"/>
@@ -12453,7 +11138,6 @@
           <w:szCs w:val="22"/>
         </w:rPr>
       </w:pPr>
-      <w:proofErr w:type="spellStart"/>
       <w:r>
         <w:rPr>
           <w:color w:val="000000"/>
@@ -12462,10 +11146,9 @@
         </w:rPr>
         <w:t>Concluido</w:t>
       </w:r>
-      <w:proofErr w:type="spellEnd"/>
     </w:p>
   </w:comment>
-  <w:comment w:id="13" w:author="Cíntia Maria de Araújo Pinho" w:date="2026-09-01T22:44:00Z" w:initials="">
+  <w:comment w:id="14" w:author="Cíntia Maria de Araújo Pinho" w:date="2026-09-01T22:44:00Z" w:initials="">
     <w:p>
       <w:pPr>
         <w:widowControl w:val="0"/>
@@ -12491,29 +11174,19 @@
           <w:sz w:val="22"/>
           <w:szCs w:val="22"/>
         </w:rPr>
-        <w:t>"</w:t>
-      </w:r>
-      <w:proofErr w:type="gramStart"/>
+        <w:t>"Julho e abril" está fora de ordem cronológica (abril vem antes) — revisar para "abril a julho de</w:t>
+      </w:r>
       <w:r>
         <w:rPr>
           <w:color w:val="000000"/>
           <w:sz w:val="22"/>
           <w:szCs w:val="22"/>
         </w:rPr>
-        <w:t>Julho</w:t>
-      </w:r>
-      <w:proofErr w:type="gramEnd"/>
-      <w:r>
-        <w:rPr>
-          <w:color w:val="000000"/>
-          <w:sz w:val="22"/>
-          <w:szCs w:val="22"/>
-        </w:rPr>
-        <w:t xml:space="preserve"> e abril" está fora de ordem cronológica (abril vem antes) — revisar para "abril a julho de 2026" ou o período correto. Também falta justificar por que esse público específico foi escolhido.</w:t>
+        <w:t xml:space="preserve"> 2026" ou o período correto. Também falta justificar por que esse público específico foi escolhido.</w:t>
       </w:r>
     </w:p>
   </w:comment>
-  <w:comment w:id="14" w:author="Cíntia Maria de Araújo Pinho" w:date="2026-09-01T22:44:00Z" w:initials="">
+  <w:comment w:id="15" w:author="Cíntia Maria de Araújo Pinho" w:date="2026-09-01T22:44:00Z" w:initials="">
     <w:p>
       <w:pPr>
         <w:widowControl w:val="0"/>
@@ -12543,7 +11216,7 @@
       </w:r>
     </w:p>
   </w:comment>
-  <w:comment w:id="15" w:author="Cíntia Maria de Araújo Pinho" w:date="2026-09-01T20:03:00Z" w:initials="">
+  <w:comment w:id="16" w:author="Cíntia Maria de Araújo Pinho" w:date="2026-09-01T20:03:00Z" w:initials="">
     <w:p>
       <w:pPr>
         <w:widowControl w:val="0"/>
@@ -12569,11 +11242,19 @@
           <w:sz w:val="22"/>
           <w:szCs w:val="22"/>
         </w:rPr>
-        <w:t>Todas as imagens precisam ter bordas, corrigir em todos.</w:t>
+        <w:t>Todas</w:t>
+      </w:r>
+      <w:r>
+        <w:rPr>
+          <w:color w:val="000000"/>
+          <w:sz w:val="22"/>
+          <w:szCs w:val="22"/>
+        </w:rPr>
+        <w:t xml:space="preserve"> as imagens precisam ter bordas, corrigir em todos.</w:t>
       </w:r>
     </w:p>
   </w:comment>
-  <w:comment w:id="16" w:author="Cíntia Maria de Araújo Pinho" w:date="2026-09-01T22:44:00Z" w:initials="">
+  <w:comment w:id="17" w:author="Cíntia Maria de Araújo Pinho" w:date="2026-09-01T22:44:00Z" w:initials="">
     <w:p>
       <w:pPr>
         <w:widowControl w:val="0"/>
@@ -12603,7 +11284,7 @@
       </w:r>
     </w:p>
   </w:comment>
-  <w:comment w:id="17" w:author="Cíntia Maria de Araújo Pinho" w:date="2026-09-01T22:44:00Z" w:initials="">
+  <w:comment w:id="18" w:author="Cíntia Maria de Araújo Pinho" w:date="2026-09-01T22:44:00Z" w:initials="">
     <w:p>
       <w:pPr>
         <w:widowControl w:val="0"/>
@@ -12629,11 +11310,19 @@
           <w:sz w:val="22"/>
           <w:szCs w:val="22"/>
         </w:rPr>
-        <w:t>Falta um parágrafo curto logo após o título explicando o que será tratado no capítulo, antes de entrar em "Persona".</w:t>
+        <w:t>Falta um parágrafo curto logo após o título explicando o que será tra</w:t>
+      </w:r>
+      <w:r>
+        <w:rPr>
+          <w:color w:val="000000"/>
+          <w:sz w:val="22"/>
+          <w:szCs w:val="22"/>
+        </w:rPr>
+        <w:t>tado no capítulo, antes de entrar em "Persona".</w:t>
       </w:r>
     </w:p>
   </w:comment>
-  <w:comment w:id="18" w:author="Cíntia Maria de Araújo Pinho" w:date="2026-09-01T20:03:00Z" w:initials="">
+  <w:comment w:id="19" w:author="Cíntia Maria de Araújo Pinho" w:date="2026-09-01T20:03:00Z" w:initials="">
     <w:p>
       <w:pPr>
         <w:widowControl w:val="0"/>
@@ -12663,7 +11352,7 @@
       </w:r>
     </w:p>
   </w:comment>
-  <w:comment w:id="19" w:author="Cíntia Maria de Araújo Pinho" w:date="2026-09-01T20:10:00Z" w:initials="">
+  <w:comment w:id="20" w:author="Cíntia Maria de Araújo Pinho" w:date="2026-09-01T20:10:00Z" w:initials="">
     <w:p>
       <w:pPr>
         <w:widowControl w:val="0"/>
@@ -12689,11 +11378,19 @@
           <w:sz w:val="22"/>
           <w:szCs w:val="22"/>
         </w:rPr>
-        <w:t>As duas personas ficaram só na biografia geral, falta contexto de uso específico da tecnologia: Bruno e Erasmo têm celular/computador próprio? Qual a familiaridade de cada um com aplicativos e telas? O que isso implica na interface do jogo (ex.: Erasmo, 42 anos, precisa de algo mais simples e guiado)?</w:t>
+        <w:t xml:space="preserve">As duas personas ficaram só na biografia geral, falta contexto de uso específico da tecnologia: Bruno e Erasmo têm celular/computador próprio? Qual a familiaridade de </w:t>
+      </w:r>
+      <w:r>
+        <w:rPr>
+          <w:color w:val="000000"/>
+          <w:sz w:val="22"/>
+          <w:szCs w:val="22"/>
+        </w:rPr>
+        <w:t>cada um com aplicativos e telas? O que isso implica na interface do jogo (ex.: Erasmo, 42 anos, precisa de algo mais simples e guiado)?</w:t>
       </w:r>
     </w:p>
   </w:comment>
-  <w:comment w:id="20" w:author="Cíntia Maria de Araújo Pinho" w:date="2026-09-01T20:04:00Z" w:initials="">
+  <w:comment w:id="21" w:author="Cíntia Maria de Araújo Pinho" w:date="2026-09-01T20:04:00Z" w:initials="">
     <w:p>
       <w:pPr>
         <w:widowControl w:val="0"/>
@@ -12723,7 +11420,7 @@
       </w:r>
     </w:p>
   </w:comment>
-  <w:comment w:id="21" w:author="Cíntia Maria de Araújo Pinho" w:date="2026-09-01T22:44:00Z" w:initials="">
+  <w:comment w:id="22" w:author="Cíntia Maria de Araújo Pinho" w:date="2026-09-01T22:44:00Z" w:initials="">
     <w:p>
       <w:pPr>
         <w:widowControl w:val="0"/>
@@ -12749,29 +11446,19 @@
           <w:sz w:val="22"/>
           <w:szCs w:val="22"/>
         </w:rPr>
-        <w:t xml:space="preserve">A imagem é um </w:t>
-      </w:r>
-      <w:proofErr w:type="spellStart"/>
+        <w:t xml:space="preserve">A imagem </w:t>
+      </w:r>
       <w:r>
         <w:rPr>
           <w:color w:val="000000"/>
           <w:sz w:val="22"/>
           <w:szCs w:val="22"/>
         </w:rPr>
-        <w:t>clipart</w:t>
-      </w:r>
-      <w:proofErr w:type="spellEnd"/>
-      <w:r>
-        <w:rPr>
-          <w:color w:val="000000"/>
-          <w:sz w:val="22"/>
-          <w:szCs w:val="22"/>
-        </w:rPr>
-        <w:t xml:space="preserve"> genérico de avatares, sem nenhuma relação com Bruno e Erasmo descritos no texto — não representa as personas reais do projeto.</w:t>
+        <w:t>é um clipart genérico de avatares, sem nenhuma relação com Bruno e Erasmo descritos no texto — não representa as personas reais do projeto.</w:t>
       </w:r>
     </w:p>
   </w:comment>
-  <w:comment w:id="22" w:author="Cíntia Maria de Araújo Pinho" w:date="2026-09-01T20:09:00Z" w:initials="">
+  <w:comment w:id="23" w:author="Cíntia Maria de Araújo Pinho" w:date="2026-09-01T20:09:00Z" w:initials="">
     <w:p>
       <w:pPr>
         <w:widowControl w:val="0"/>
@@ -12797,61 +11484,15 @@
           <w:sz w:val="22"/>
           <w:szCs w:val="22"/>
         </w:rPr>
-        <w:t xml:space="preserve">(trecho: "...retirar seu </w:t>
-      </w:r>
-      <w:proofErr w:type="spellStart"/>
+        <w:t>(trecho: "...retirar seu titulo de eleitor, porém encontou um problema devido sua falta de conhecimento sobre politi</w:t>
+      </w:r>
       <w:r>
         <w:rPr>
           <w:color w:val="000000"/>
           <w:sz w:val="22"/>
           <w:szCs w:val="22"/>
         </w:rPr>
-        <w:t>titulo</w:t>
-      </w:r>
-      <w:proofErr w:type="spellEnd"/>
-      <w:r>
-        <w:rPr>
-          <w:color w:val="000000"/>
-          <w:sz w:val="22"/>
-          <w:szCs w:val="22"/>
-        </w:rPr>
-        <w:t xml:space="preserve"> de eleitor, porém </w:t>
-      </w:r>
-      <w:proofErr w:type="spellStart"/>
-      <w:r>
-        <w:rPr>
-          <w:color w:val="000000"/>
-          <w:sz w:val="22"/>
-          <w:szCs w:val="22"/>
-        </w:rPr>
-        <w:t>encontou</w:t>
-      </w:r>
-      <w:proofErr w:type="spellEnd"/>
-      <w:r>
-        <w:rPr>
-          <w:color w:val="000000"/>
-          <w:sz w:val="22"/>
-          <w:szCs w:val="22"/>
-        </w:rPr>
-        <w:t xml:space="preserve"> um problema devido sua falta de conhecimento sobre </w:t>
-      </w:r>
-      <w:proofErr w:type="spellStart"/>
-      <w:r>
-        <w:rPr>
-          <w:color w:val="000000"/>
-          <w:sz w:val="22"/>
-          <w:szCs w:val="22"/>
-        </w:rPr>
-        <w:t>politica</w:t>
-      </w:r>
-      <w:proofErr w:type="spellEnd"/>
-      <w:r>
-        <w:rPr>
-          <w:color w:val="000000"/>
-          <w:sz w:val="22"/>
-          <w:szCs w:val="22"/>
-        </w:rPr>
-        <w:t>..."):</w:t>
+        <w:t>ca..."):</w:t>
       </w:r>
     </w:p>
     <w:p>
@@ -12879,47 +11520,11 @@
           <w:sz w:val="22"/>
           <w:szCs w:val="22"/>
         </w:rPr>
-        <w:t>Faltam acentos: "titulo", "politica" e "</w:t>
-      </w:r>
-      <w:proofErr w:type="spellStart"/>
-      <w:r>
-        <w:rPr>
-          <w:color w:val="000000"/>
-          <w:sz w:val="22"/>
-          <w:szCs w:val="22"/>
-        </w:rPr>
-        <w:t>metodos</w:t>
-      </w:r>
-      <w:proofErr w:type="spellEnd"/>
-      <w:r>
-        <w:rPr>
-          <w:color w:val="000000"/>
-          <w:sz w:val="22"/>
-          <w:szCs w:val="22"/>
-        </w:rPr>
-        <w:t>" (título, política, métodos), além de "</w:t>
-      </w:r>
-      <w:proofErr w:type="spellStart"/>
-      <w:r>
-        <w:rPr>
-          <w:color w:val="000000"/>
-          <w:sz w:val="22"/>
-          <w:szCs w:val="22"/>
-        </w:rPr>
-        <w:t>encontou</w:t>
-      </w:r>
-      <w:proofErr w:type="spellEnd"/>
-      <w:r>
-        <w:rPr>
-          <w:color w:val="000000"/>
-          <w:sz w:val="22"/>
-          <w:szCs w:val="22"/>
-        </w:rPr>
-        <w:t>" (encontrou). Revisar ortografia.</w:t>
+        <w:t>Faltam acentos: "titulo", "politica" e "metodos" (título, política, métodos), além de "encontou" (encontrou). Revisar ortografia.</w:t>
       </w:r>
     </w:p>
   </w:comment>
-  <w:comment w:id="23" w:author="Cíntia Maria de Araújo Pinho" w:date="2026-09-01T20:10:00Z" w:initials="">
+  <w:comment w:id="24" w:author="Cíntia Maria de Araújo Pinho" w:date="2026-09-01T20:10:00Z" w:initials="">
     <w:p>
       <w:pPr>
         <w:widowControl w:val="0"/>
@@ -12945,25 +11550,7 @@
           <w:sz w:val="22"/>
           <w:szCs w:val="22"/>
         </w:rPr>
-        <w:t xml:space="preserve">No parágrafo do Erasmo (trecho: "...conhecimento superficial de </w:t>
-      </w:r>
-      <w:proofErr w:type="spellStart"/>
-      <w:r>
-        <w:rPr>
-          <w:color w:val="000000"/>
-          <w:sz w:val="22"/>
-          <w:szCs w:val="22"/>
-        </w:rPr>
-        <w:t>Geopolitica</w:t>
-      </w:r>
-      <w:proofErr w:type="spellEnd"/>
-      <w:r>
-        <w:rPr>
-          <w:color w:val="000000"/>
-          <w:sz w:val="22"/>
-          <w:szCs w:val="22"/>
-        </w:rPr>
-        <w:t>..."):</w:t>
+        <w:t>No parágrafo do Erasmo (trecho: "...conhecimento superficial de Geopolitica..."):</w:t>
       </w:r>
     </w:p>
     <w:p>
@@ -12991,29 +11578,19 @@
           <w:sz w:val="22"/>
           <w:szCs w:val="22"/>
         </w:rPr>
-        <w:t>Falta acento em "</w:t>
-      </w:r>
-      <w:proofErr w:type="spellStart"/>
+        <w:t>Falta acento em "Geopolitica" (Geop</w:t>
+      </w:r>
       <w:r>
         <w:rPr>
           <w:color w:val="000000"/>
           <w:sz w:val="22"/>
           <w:szCs w:val="22"/>
         </w:rPr>
-        <w:t>Geopolitica</w:t>
-      </w:r>
-      <w:proofErr w:type="spellEnd"/>
-      <w:r>
-        <w:rPr>
-          <w:color w:val="000000"/>
-          <w:sz w:val="22"/>
-          <w:szCs w:val="22"/>
-        </w:rPr>
-        <w:t>" (Geopolítica).</w:t>
+        <w:t>olítica).</w:t>
       </w:r>
     </w:p>
   </w:comment>
-  <w:comment w:id="24" w:author="Cíntia Maria de Araújo Pinho" w:date="2026-09-01T20:12:00Z" w:initials="">
+  <w:comment w:id="25" w:author="Cíntia Maria de Araújo Pinho" w:date="2026-09-01T20:12:00Z" w:initials="">
     <w:p>
       <w:pPr>
         <w:widowControl w:val="0"/>
@@ -13043,7 +11620,7 @@
       </w:r>
     </w:p>
   </w:comment>
-  <w:comment w:id="25" w:author="Cíntia Maria de Araújo Pinho" w:date="2026-09-01T20:12:00Z" w:initials="">
+  <w:comment w:id="26" w:author="Cíntia Maria de Araújo Pinho" w:date="2026-09-01T20:12:00Z" w:initials="">
     <w:p>
       <w:pPr>
         <w:widowControl w:val="0"/>
@@ -13073,7 +11650,7 @@
       </w:r>
     </w:p>
   </w:comment>
-  <w:comment w:id="26" w:author="Cíntia Maria de Araújo Pinho" w:date="2026-09-01T20:11:00Z" w:initials="">
+  <w:comment w:id="27" w:author="Cíntia Maria de Araújo Pinho" w:date="2026-09-01T20:11:00Z" w:initials="">
     <w:p>
       <w:pPr>
         <w:widowControl w:val="0"/>
@@ -13103,7 +11680,7 @@
       </w:r>
     </w:p>
   </w:comment>
-  <w:comment w:id="27" w:author="Cíntia Maria de Araújo Pinho" w:date="2026-09-01T22:44:00Z" w:initials="">
+  <w:comment w:id="28" w:author="Cíntia Maria de Araújo Pinho" w:date="2026-09-01T22:44:00Z" w:initials="">
     <w:p>
       <w:pPr>
         <w:widowControl w:val="0"/>
@@ -13129,11 +11706,19 @@
           <w:sz w:val="22"/>
           <w:szCs w:val="22"/>
         </w:rPr>
-        <w:t>Falta um parágrafo curto logo após o título explicando o que será tratado no capítulo, antes de entrar em "Planejamento Financeiro".</w:t>
+        <w:t>Falta um parágrafo curto logo após o título explicando o que será tratado no capítulo, antes de entrar em "Plan</w:t>
+      </w:r>
+      <w:r>
+        <w:rPr>
+          <w:color w:val="000000"/>
+          <w:sz w:val="22"/>
+          <w:szCs w:val="22"/>
+        </w:rPr>
+        <w:t>ejamento Financeiro".</w:t>
       </w:r>
     </w:p>
   </w:comment>
-  <w:comment w:id="28" w:author="Cíntia Maria de Araújo Pinho" w:date="2026-09-01T22:45:00Z" w:initials="">
+  <w:comment w:id="29" w:author="Cíntia Maria de Araújo Pinho" w:date="2026-09-01T22:45:00Z" w:initials="">
     <w:p>
       <w:pPr>
         <w:widowControl w:val="0"/>
@@ -13163,7 +11748,7 @@
       </w:r>
     </w:p>
   </w:comment>
-  <w:comment w:id="29" w:author="Cíntia Maria de Araújo Pinho" w:date="2026-09-01T22:44:00Z" w:initials="">
+  <w:comment w:id="30" w:author="Cíntia Maria de Araújo Pinho" w:date="2026-09-01T22:44:00Z" w:initials="">
     <w:p>
       <w:pPr>
         <w:widowControl w:val="0"/>
@@ -13189,11 +11774,19 @@
           <w:sz w:val="22"/>
           <w:szCs w:val="22"/>
         </w:rPr>
-        <w:t>Link verificado: a página tem autor identificado (Elenilson Costa, publicado em 25/08/2024) — priorizar o nome do autor em vez do site, como já foi feito em outras referências.</w:t>
+        <w:t>Link verificado: a página tem autor identificado (Elenilson Costa, publica</w:t>
+      </w:r>
+      <w:r>
+        <w:rPr>
+          <w:color w:val="000000"/>
+          <w:sz w:val="22"/>
+          <w:szCs w:val="22"/>
+        </w:rPr>
+        <w:t>do em 25/08/2024) — priorizar o nome do autor em vez do site, como já foi feito em outras referências.</w:t>
       </w:r>
     </w:p>
   </w:comment>
-  <w:comment w:id="30" w:author="Cíntia Maria de Araújo Pinho" w:date="2026-09-01T22:44:00Z" w:initials="">
+  <w:comment w:id="31" w:author="Cíntia Maria de Araújo Pinho" w:date="2026-09-01T22:44:00Z" w:initials="">
     <w:p>
       <w:pPr>
         <w:widowControl w:val="0"/>
@@ -13219,11 +11812,19 @@
           <w:sz w:val="22"/>
           <w:szCs w:val="22"/>
         </w:rPr>
-        <w:t>"Y7rik" é um nome de usuário/pseudônimo do site, não um nome de autor real — considerar se é uma fonte adequada para embasar o primeiro parágrafo do trabalho. Melhor colocar o nome do portal</w:t>
+        <w:t>"Y7rik" é um nome de usuário/pseudônimo do site, não um nome de autor real — considerar se é uma fonte adequada para embasar o primeiro parágrafo do trab</w:t>
+      </w:r>
+      <w:r>
+        <w:rPr>
+          <w:color w:val="000000"/>
+          <w:sz w:val="22"/>
+          <w:szCs w:val="22"/>
+        </w:rPr>
+        <w:t>alho. Melhor colocar o nome do portal</w:t>
       </w:r>
     </w:p>
   </w:comment>
-  <w:comment w:id="31" w:author="Cíntia Maria de Araújo Pinho" w:date="2026-09-01T22:44:00Z" w:initials="">
+  <w:comment w:id="32" w:author="Cíntia Maria de Araújo Pinho" w:date="2026-09-01T22:44:00Z" w:initials="">
     <w:p>
       <w:pPr>
         <w:widowControl w:val="0"/>
@@ -13253,7 +11854,7 @@
       </w:r>
     </w:p>
   </w:comment>
-  <w:comment w:id="32" w:author="Cíntia Maria de Araújo Pinho" w:date="2026-09-01T22:45:00Z" w:initials="">
+  <w:comment w:id="33" w:author="Cíntia Maria de Araújo Pinho" w:date="2026-09-01T22:45:00Z" w:initials="">
     <w:p>
       <w:pPr>
         <w:widowControl w:val="0"/>
@@ -13279,7 +11880,15 @@
           <w:sz w:val="22"/>
           <w:szCs w:val="22"/>
         </w:rPr>
-        <w:t>Formato ABNT errado: sobrenome em minúsculo e sem vírgula antes das iniciais. Deveria ser "CÓSER, T. J.".</w:t>
+        <w:t xml:space="preserve">Formato ABNT errado: sobrenome em minúsculo e sem vírgula antes das iniciais. Deveria ser </w:t>
+      </w:r>
+      <w:r>
+        <w:rPr>
+          <w:color w:val="000000"/>
+          <w:sz w:val="22"/>
+          <w:szCs w:val="22"/>
+        </w:rPr>
+        <w:t>"CÓSER, T. J.".</w:t>
       </w:r>
     </w:p>
   </w:comment>
@@ -13287,7 +11896,7 @@
 </file>
 
 <file path=word/commentsExtended.xml><?xml version="1.0" encoding="utf-8"?>
-<w15:commentsEx xmlns:wpc="http://schemas.microsoft.com/office/word/2010/wordprocessingCanvas" xmlns:cx="http://schemas.microsoft.com/office/drawing/2014/chartex" xmlns:cx1="http://schemas.microsoft.com/office/drawing/2015/9/8/chartex" xmlns:cx2="http://schemas.microsoft.com/office/drawing/2015/10/21/chartex" xmlns:cx3="http://schemas.microsoft.com/office/drawing/2016/5/9/chartex" xmlns:cx4="http://schemas.microsoft.com/office/drawing/2016/5/10/chartex" xmlns:cx5="http://schemas.microsoft.com/office/drawing/2016/5/11/chartex" xmlns:cx6="http://schemas.microsoft.com/office/drawing/2016/5/12/chartex" xmlns:cx7="http://schemas.microsoft.com/office/drawing/2016/5/13/chartex" xmlns:cx8="http://schemas.microsoft.com/office/drawing/2016/5/14/chartex" xmlns:mc="http://schemas.openxmlformats.org/markup-compatibility/2006" xmlns:aink="http://schemas.microsoft.com/office/drawing/2016/ink" xmlns:am3d="http://schemas.microsoft.com/office/drawing/2017/model3d" xmlns:o="urn:schemas-microsoft-com:office:office" xmlns:oel="http://schemas.microsoft.com/office/2019/extlst" xmlns:r="http://schemas.openxmlformats.org/officeDocument/2006/relationships" xmlns:m="http://schemas.openxmlformats.org/officeDocument/2006/math" xmlns:v="urn:schemas-microsoft-com:vml" xmlns:wp14="http://schemas.microsoft.com/office/word/2010/wordprocessingDrawing" xmlns:wp="http://schemas.openxmlformats.org/drawingml/2006/wordprocessingDrawing" xmlns:w10="urn:schemas-microsoft-com:office:word" xmlns:w="http://schemas.openxmlformats.org/wordprocessingml/2006/main" xmlns:w14="http://schemas.microsoft.com/office/word/2010/wordml" xmlns:w15="http://schemas.microsoft.com/office/word/2012/wordml" xmlns:w16cex="http://schemas.microsoft.com/office/word/2018/wordml/cex" xmlns:w16cid="http://schemas.microsoft.com/office/word/2016/wordml/cid" xmlns:w16="http://schemas.microsoft.com/office/word/2018/wordml" xmlns:w16sdtdh="http://schemas.microsoft.com/office/word/2020/wordml/sdtdatahash" xmlns:w16se="http://schemas.microsoft.com/office/word/2015/wordml/symex" xmlns:wpg="http://schemas.microsoft.com/office/word/2010/wordprocessingGroup" xmlns:wpi="http://schemas.microsoft.com/office/word/2010/wordprocessingInk" xmlns:wne="http://schemas.microsoft.com/office/word/2006/wordml" xmlns:wps="http://schemas.microsoft.com/office/word/2010/wordprocessingShape" mc:Ignorable="w14 w15 w16se w16cid w16 w16cex w16sdtdh wp14">
+<w15:commentsEx xmlns:wpc="http://schemas.microsoft.com/office/word/2010/wordprocessingCanvas" xmlns:cx="http://schemas.microsoft.com/office/drawing/2014/chartex" xmlns:mc="http://schemas.openxmlformats.org/markup-compatibility/2006" xmlns:o="urn:schemas-microsoft-com:office:office" xmlns:r="http://schemas.openxmlformats.org/officeDocument/2006/relationships" xmlns:m="http://schemas.openxmlformats.org/officeDocument/2006/math" xmlns:v="urn:schemas-microsoft-com:vml" xmlns:wp14="http://schemas.microsoft.com/office/word/2010/wordprocessingDrawing" xmlns:wp="http://schemas.openxmlformats.org/drawingml/2006/wordprocessingDrawing" xmlns:w10="urn:schemas-microsoft-com:office:word" xmlns:w="http://schemas.openxmlformats.org/wordprocessingml/2006/main" xmlns:w14="http://schemas.microsoft.com/office/word/2010/wordml" xmlns:w15="http://schemas.microsoft.com/office/word/2012/wordml" xmlns:w16se="http://schemas.microsoft.com/office/word/2015/wordml/symex" xmlns:wpg="http://schemas.microsoft.com/office/word/2010/wordprocessingGroup" xmlns:wpi="http://schemas.microsoft.com/office/word/2010/wordprocessingInk" xmlns:wne="http://schemas.microsoft.com/office/word/2006/wordml" xmlns:wps="http://schemas.microsoft.com/office/word/2010/wordprocessingShape" mc:Ignorable="w14 w15 w16se wp14">
   <w15:commentEx w15:paraId="0000017F" w15:done="0"/>
   <w15:commentEx w15:paraId="0000019E" w15:done="1"/>
   <w15:commentEx w15:paraId="00000175" w15:done="0"/>
@@ -13363,7 +11972,7 @@
 </file>
 
 <file path=word/endnotes.xml><?xml version="1.0" encoding="utf-8"?>
-<w:endnotes xmlns:wpc="http://schemas.microsoft.com/office/word/2010/wordprocessingCanvas" xmlns:cx="http://schemas.microsoft.com/office/drawing/2014/chartex" xmlns:cx1="http://schemas.microsoft.com/office/drawing/2015/9/8/chartex" xmlns:cx2="http://schemas.microsoft.com/office/drawing/2015/10/21/chartex" xmlns:cx3="http://schemas.microsoft.com/office/drawing/2016/5/9/chartex" xmlns:cx4="http://schemas.microsoft.com/office/drawing/2016/5/10/chartex" xmlns:cx5="http://schemas.microsoft.com/office/drawing/2016/5/11/chartex" xmlns:cx6="http://schemas.microsoft.com/office/drawing/2016/5/12/chartex" xmlns:cx7="http://schemas.microsoft.com/office/drawing/2016/5/13/chartex" xmlns:cx8="http://schemas.microsoft.com/office/drawing/2016/5/14/chartex" xmlns:mc="http://schemas.openxmlformats.org/markup-compatibility/2006" xmlns:aink="http://schemas.microsoft.com/office/drawing/2016/ink" xmlns:am3d="http://schemas.microsoft.com/office/drawing/2017/model3d" xmlns:o="urn:schemas-microsoft-com:office:office" xmlns:oel="http://schemas.microsoft.com/office/2019/extlst" xmlns:r="http://schemas.openxmlformats.org/officeDocument/2006/relationships" xmlns:m="http://schemas.openxmlformats.org/officeDocument/2006/math" xmlns:v="urn:schemas-microsoft-com:vml" xmlns:wp14="http://schemas.microsoft.com/office/word/2010/wordprocessingDrawing" xmlns:wp="http://schemas.openxmlformats.org/drawingml/2006/wordprocessingDrawing" xmlns:w10="urn:schemas-microsoft-com:office:word" xmlns:w="http://schemas.openxmlformats.org/wordprocessingml/2006/main" xmlns:w14="http://schemas.microsoft.com/office/word/2010/wordml" xmlns:w15="http://schemas.microsoft.com/office/word/2012/wordml" xmlns:w16cex="http://schemas.microsoft.com/office/word/2018/wordml/cex" xmlns:w16cid="http://schemas.microsoft.com/office/word/2016/wordml/cid" xmlns:w16="http://schemas.microsoft.com/office/word/2018/wordml" xmlns:w16sdtdh="http://schemas.microsoft.com/office/word/2020/wordml/sdtdatahash" xmlns:w16se="http://schemas.microsoft.com/office/word/2015/wordml/symex" xmlns:wpg="http://schemas.microsoft.com/office/word/2010/wordprocessingGroup" xmlns:wpi="http://schemas.microsoft.com/office/word/2010/wordprocessingInk" xmlns:wne="http://schemas.microsoft.com/office/word/2006/wordml" xmlns:wps="http://schemas.microsoft.com/office/word/2010/wordprocessingShape" mc:Ignorable="w14 w15 w16se w16cid w16 w16cex w16sdtdh wp14">
+<w:endnotes xmlns:wpc="http://schemas.microsoft.com/office/word/2010/wordprocessingCanvas" xmlns:cx="http://schemas.microsoft.com/office/drawing/2014/chartex" xmlns:mc="http://schemas.openxmlformats.org/markup-compatibility/2006" xmlns:o="urn:schemas-microsoft-com:office:office" xmlns:r="http://schemas.openxmlformats.org/officeDocument/2006/relationships" xmlns:m="http://schemas.openxmlformats.org/officeDocument/2006/math" xmlns:v="urn:schemas-microsoft-com:vml" xmlns:wp14="http://schemas.microsoft.com/office/word/2010/wordprocessingDrawing" xmlns:wp="http://schemas.openxmlformats.org/drawingml/2006/wordprocessingDrawing" xmlns:w10="urn:schemas-microsoft-com:office:word" xmlns:w="http://schemas.openxmlformats.org/wordprocessingml/2006/main" xmlns:w14="http://schemas.microsoft.com/office/word/2010/wordml" xmlns:w15="http://schemas.microsoft.com/office/word/2012/wordml" xmlns:w16se="http://schemas.microsoft.com/office/word/2015/wordml/symex" xmlns:wpg="http://schemas.microsoft.com/office/word/2010/wordprocessingGroup" xmlns:wpi="http://schemas.microsoft.com/office/word/2010/wordprocessingInk" xmlns:wne="http://schemas.microsoft.com/office/word/2006/wordml" xmlns:wps="http://schemas.microsoft.com/office/word/2010/wordprocessingShape" mc:Ignorable="w14 w15 w16se wp14">
   <w:endnote w:type="separator" w:id="-1">
     <w:p>
       <w:pPr>
@@ -13388,7 +11997,7 @@
 </file>
 
 <file path=word/footer1.xml><?xml version="1.0" encoding="utf-8"?>
-<w:ftr xmlns:wpc="http://schemas.microsoft.com/office/word/2010/wordprocessingCanvas" xmlns:cx="http://schemas.microsoft.com/office/drawing/2014/chartex" xmlns:cx1="http://schemas.microsoft.com/office/drawing/2015/9/8/chartex" xmlns:cx2="http://schemas.microsoft.com/office/drawing/2015/10/21/chartex" xmlns:cx3="http://schemas.microsoft.com/office/drawing/2016/5/9/chartex" xmlns:cx4="http://schemas.microsoft.com/office/drawing/2016/5/10/chartex" xmlns:cx5="http://schemas.microsoft.com/office/drawing/2016/5/11/chartex" xmlns:cx6="http://schemas.microsoft.com/office/drawing/2016/5/12/chartex" xmlns:cx7="http://schemas.microsoft.com/office/drawing/2016/5/13/chartex" xmlns:cx8="http://schemas.microsoft.com/office/drawing/2016/5/14/chartex" xmlns:mc="http://schemas.openxmlformats.org/markup-compatibility/2006" xmlns:aink="http://schemas.microsoft.com/office/drawing/2016/ink" xmlns:am3d="http://schemas.microsoft.com/office/drawing/2017/model3d" xmlns:o="urn:schemas-microsoft-com:office:office" xmlns:oel="http://schemas.microsoft.com/office/2019/extlst" xmlns:r="http://schemas.openxmlformats.org/officeDocument/2006/relationships" xmlns:m="http://schemas.openxmlformats.org/officeDocument/2006/math" xmlns:v="urn:schemas-microsoft-com:vml" xmlns:wp14="http://schemas.microsoft.com/office/word/2010/wordprocessingDrawing" xmlns:wp="http://schemas.openxmlformats.org/drawingml/2006/wordprocessingDrawing" xmlns:w10="urn:schemas-microsoft-com:office:word" xmlns:w="http://schemas.openxmlformats.org/wordprocessingml/2006/main" xmlns:w14="http://schemas.microsoft.com/office/word/2010/wordml" xmlns:w15="http://schemas.microsoft.com/office/word/2012/wordml" xmlns:w16cex="http://schemas.microsoft.com/office/word/2018/wordml/cex" xmlns:w16cid="http://schemas.microsoft.com/office/word/2016/wordml/cid" xmlns:w16="http://schemas.microsoft.com/office/word/2018/wordml" xmlns:w16sdtdh="http://schemas.microsoft.com/office/word/2020/wordml/sdtdatahash" xmlns:w16se="http://schemas.microsoft.com/office/word/2015/wordml/symex" xmlns:wpg="http://schemas.microsoft.com/office/word/2010/wordprocessingGroup" xmlns:wpi="http://schemas.microsoft.com/office/word/2010/wordprocessingInk" xmlns:wne="http://schemas.microsoft.com/office/word/2006/wordml" xmlns:wps="http://schemas.microsoft.com/office/word/2010/wordprocessingShape" mc:Ignorable="w14 w15 w16se w16cid w16 w16cex w16sdtdh wp14">
+<w:ftr xmlns:wpc="http://schemas.microsoft.com/office/word/2010/wordprocessingCanvas" xmlns:cx="http://schemas.microsoft.com/office/drawing/2014/chartex" xmlns:mc="http://schemas.openxmlformats.org/markup-compatibility/2006" xmlns:o="urn:schemas-microsoft-com:office:office" xmlns:r="http://schemas.openxmlformats.org/officeDocument/2006/relationships" xmlns:m="http://schemas.openxmlformats.org/officeDocument/2006/math" xmlns:v="urn:schemas-microsoft-com:vml" xmlns:wp14="http://schemas.microsoft.com/office/word/2010/wordprocessingDrawing" xmlns:wp="http://schemas.openxmlformats.org/drawingml/2006/wordprocessingDrawing" xmlns:w10="urn:schemas-microsoft-com:office:word" xmlns:w="http://schemas.openxmlformats.org/wordprocessingml/2006/main" xmlns:w14="http://schemas.microsoft.com/office/word/2010/wordml" xmlns:w15="http://schemas.microsoft.com/office/word/2012/wordml" xmlns:w16se="http://schemas.microsoft.com/office/word/2015/wordml/symex" xmlns:wpg="http://schemas.microsoft.com/office/word/2010/wordprocessingGroup" xmlns:wpi="http://schemas.microsoft.com/office/word/2010/wordprocessingInk" xmlns:wne="http://schemas.microsoft.com/office/word/2006/wordml" xmlns:wps="http://schemas.microsoft.com/office/word/2010/wordprocessingShape" mc:Ignorable="w14 w15 w16se wp14">
   <w:p>
     <w:pPr>
       <w:widowControl w:val="0"/>
@@ -13526,7 +12135,7 @@
 </file>
 
 <file path=word/footnotes.xml><?xml version="1.0" encoding="utf-8"?>
-<w:footnotes xmlns:wpc="http://schemas.microsoft.com/office/word/2010/wordprocessingCanvas" xmlns:cx="http://schemas.microsoft.com/office/drawing/2014/chartex" xmlns:cx1="http://schemas.microsoft.com/office/drawing/2015/9/8/chartex" xmlns:cx2="http://schemas.microsoft.com/office/drawing/2015/10/21/chartex" xmlns:cx3="http://schemas.microsoft.com/office/drawing/2016/5/9/chartex" xmlns:cx4="http://schemas.microsoft.com/office/drawing/2016/5/10/chartex" xmlns:cx5="http://schemas.microsoft.com/office/drawing/2016/5/11/chartex" xmlns:cx6="http://schemas.microsoft.com/office/drawing/2016/5/12/chartex" xmlns:cx7="http://schemas.microsoft.com/office/drawing/2016/5/13/chartex" xmlns:cx8="http://schemas.microsoft.com/office/drawing/2016/5/14/chartex" xmlns:mc="http://schemas.openxmlformats.org/markup-compatibility/2006" xmlns:aink="http://schemas.microsoft.com/office/drawing/2016/ink" xmlns:am3d="http://schemas.microsoft.com/office/drawing/2017/model3d" xmlns:o="urn:schemas-microsoft-com:office:office" xmlns:oel="http://schemas.microsoft.com/office/2019/extlst" xmlns:r="http://schemas.openxmlformats.org/officeDocument/2006/relationships" xmlns:m="http://schemas.openxmlformats.org/officeDocument/2006/math" xmlns:v="urn:schemas-microsoft-com:vml" xmlns:wp14="http://schemas.microsoft.com/office/word/2010/wordprocessingDrawing" xmlns:wp="http://schemas.openxmlformats.org/drawingml/2006/wordprocessingDrawing" xmlns:w10="urn:schemas-microsoft-com:office:word" xmlns:w="http://schemas.openxmlformats.org/wordprocessingml/2006/main" xmlns:w14="http://schemas.microsoft.com/office/word/2010/wordml" xmlns:w15="http://schemas.microsoft.com/office/word/2012/wordml" xmlns:w16cex="http://schemas.microsoft.com/office/word/2018/wordml/cex" xmlns:w16cid="http://schemas.microsoft.com/office/word/2016/wordml/cid" xmlns:w16="http://schemas.microsoft.com/office/word/2018/wordml" xmlns:w16sdtdh="http://schemas.microsoft.com/office/word/2020/wordml/sdtdatahash" xmlns:w16se="http://schemas.microsoft.com/office/word/2015/wordml/symex" xmlns:wpg="http://schemas.microsoft.com/office/word/2010/wordprocessingGroup" xmlns:wpi="http://schemas.microsoft.com/office/word/2010/wordprocessingInk" xmlns:wne="http://schemas.microsoft.com/office/word/2006/wordml" xmlns:wps="http://schemas.microsoft.com/office/word/2010/wordprocessingShape" mc:Ignorable="w14 w15 w16se w16cid w16 w16cex w16sdtdh wp14">
+<w:footnotes xmlns:wpc="http://schemas.microsoft.com/office/word/2010/wordprocessingCanvas" xmlns:cx="http://schemas.microsoft.com/office/drawing/2014/chartex" xmlns:mc="http://schemas.openxmlformats.org/markup-compatibility/2006" xmlns:o="urn:schemas-microsoft-com:office:office" xmlns:r="http://schemas.openxmlformats.org/officeDocument/2006/relationships" xmlns:m="http://schemas.openxmlformats.org/officeDocument/2006/math" xmlns:v="urn:schemas-microsoft-com:vml" xmlns:wp14="http://schemas.microsoft.com/office/word/2010/wordprocessingDrawing" xmlns:wp="http://schemas.openxmlformats.org/drawingml/2006/wordprocessingDrawing" xmlns:w10="urn:schemas-microsoft-com:office:word" xmlns:w="http://schemas.openxmlformats.org/wordprocessingml/2006/main" xmlns:w14="http://schemas.microsoft.com/office/word/2010/wordml" xmlns:w15="http://schemas.microsoft.com/office/word/2012/wordml" xmlns:w16se="http://schemas.microsoft.com/office/word/2015/wordml/symex" xmlns:wpg="http://schemas.microsoft.com/office/word/2010/wordprocessingGroup" xmlns:wpi="http://schemas.microsoft.com/office/word/2010/wordprocessingInk" xmlns:wne="http://schemas.microsoft.com/office/word/2006/wordml" xmlns:wps="http://schemas.microsoft.com/office/word/2010/wordprocessingShape" mc:Ignorable="w14 w15 w16se wp14">
   <w:footnote w:type="separator" w:id="-1">
     <w:p>
       <w:pPr>
@@ -13551,7 +12160,7 @@
 </file>
 
 <file path=word/header1.xml><?xml version="1.0" encoding="utf-8"?>
-<w:hdr xmlns:wpc="http://schemas.microsoft.com/office/word/2010/wordprocessingCanvas" xmlns:cx="http://schemas.microsoft.com/office/drawing/2014/chartex" xmlns:cx1="http://schemas.microsoft.com/office/drawing/2015/9/8/chartex" xmlns:cx2="http://schemas.microsoft.com/office/drawing/2015/10/21/chartex" xmlns:cx3="http://schemas.microsoft.com/office/drawing/2016/5/9/chartex" xmlns:cx4="http://schemas.microsoft.com/office/drawing/2016/5/10/chartex" xmlns:cx5="http://schemas.microsoft.com/office/drawing/2016/5/11/chartex" xmlns:cx6="http://schemas.microsoft.com/office/drawing/2016/5/12/chartex" xmlns:cx7="http://schemas.microsoft.com/office/drawing/2016/5/13/chartex" xmlns:cx8="http://schemas.microsoft.com/office/drawing/2016/5/14/chartex" xmlns:mc="http://schemas.openxmlformats.org/markup-compatibility/2006" xmlns:aink="http://schemas.microsoft.com/office/drawing/2016/ink" xmlns:am3d="http://schemas.microsoft.com/office/drawing/2017/model3d" xmlns:o="urn:schemas-microsoft-com:office:office" xmlns:oel="http://schemas.microsoft.com/office/2019/extlst" xmlns:r="http://schemas.openxmlformats.org/officeDocument/2006/relationships" xmlns:m="http://schemas.openxmlformats.org/officeDocument/2006/math" xmlns:v="urn:schemas-microsoft-com:vml" xmlns:wp14="http://schemas.microsoft.com/office/word/2010/wordprocessingDrawing" xmlns:wp="http://schemas.openxmlformats.org/drawingml/2006/wordprocessingDrawing" xmlns:w10="urn:schemas-microsoft-com:office:word" xmlns:w="http://schemas.openxmlformats.org/wordprocessingml/2006/main" xmlns:w14="http://schemas.microsoft.com/office/word/2010/wordml" xmlns:w15="http://schemas.microsoft.com/office/word/2012/wordml" xmlns:w16cex="http://schemas.microsoft.com/office/word/2018/wordml/cex" xmlns:w16cid="http://schemas.microsoft.com/office/word/2016/wordml/cid" xmlns:w16="http://schemas.microsoft.com/office/word/2018/wordml" xmlns:w16sdtdh="http://schemas.microsoft.com/office/word/2020/wordml/sdtdatahash" xmlns:w16se="http://schemas.microsoft.com/office/word/2015/wordml/symex" xmlns:wpg="http://schemas.microsoft.com/office/word/2010/wordprocessingGroup" xmlns:wpi="http://schemas.microsoft.com/office/word/2010/wordprocessingInk" xmlns:wne="http://schemas.microsoft.com/office/word/2006/wordml" xmlns:wps="http://schemas.microsoft.com/office/word/2010/wordprocessingShape" mc:Ignorable="w14 w15 w16se w16cid w16 w16cex w16sdtdh wp14">
+<w:hdr xmlns:wpc="http://schemas.microsoft.com/office/word/2010/wordprocessingCanvas" xmlns:cx="http://schemas.microsoft.com/office/drawing/2014/chartex" xmlns:mc="http://schemas.openxmlformats.org/markup-compatibility/2006" xmlns:o="urn:schemas-microsoft-com:office:office" xmlns:r="http://schemas.openxmlformats.org/officeDocument/2006/relationships" xmlns:m="http://schemas.openxmlformats.org/officeDocument/2006/math" xmlns:v="urn:schemas-microsoft-com:vml" xmlns:wp14="http://schemas.microsoft.com/office/word/2010/wordprocessingDrawing" xmlns:wp="http://schemas.openxmlformats.org/drawingml/2006/wordprocessingDrawing" xmlns:w10="urn:schemas-microsoft-com:office:word" xmlns:w="http://schemas.openxmlformats.org/wordprocessingml/2006/main" xmlns:w14="http://schemas.microsoft.com/office/word/2010/wordml" xmlns:w15="http://schemas.microsoft.com/office/word/2012/wordml" xmlns:w16se="http://schemas.microsoft.com/office/word/2015/wordml/symex" xmlns:wpg="http://schemas.microsoft.com/office/word/2010/wordprocessingGroup" xmlns:wpi="http://schemas.microsoft.com/office/word/2010/wordprocessingInk" xmlns:wne="http://schemas.microsoft.com/office/word/2006/wordml" xmlns:wps="http://schemas.microsoft.com/office/word/2010/wordprocessingShape" mc:Ignorable="w14 w15 w16se wp14">
   <w:p>
     <w:pPr>
       <w:widowControl w:val="0"/>
@@ -13686,7 +12295,7 @@
 </file>
 
 <file path=word/numbering.xml><?xml version="1.0" encoding="utf-8"?>
-<w:numbering xmlns:wpc="http://schemas.microsoft.com/office/word/2010/wordprocessingCanvas" xmlns:cx="http://schemas.microsoft.com/office/drawing/2014/chartex" xmlns:cx1="http://schemas.microsoft.com/office/drawing/2015/9/8/chartex" xmlns:cx2="http://schemas.microsoft.com/office/drawing/2015/10/21/chartex" xmlns:cx3="http://schemas.microsoft.com/office/drawing/2016/5/9/chartex" xmlns:cx4="http://schemas.microsoft.com/office/drawing/2016/5/10/chartex" xmlns:cx5="http://schemas.microsoft.com/office/drawing/2016/5/11/chartex" xmlns:cx6="http://schemas.microsoft.com/office/drawing/2016/5/12/chartex" xmlns:cx7="http://schemas.microsoft.com/office/drawing/2016/5/13/chartex" xmlns:cx8="http://schemas.microsoft.com/office/drawing/2016/5/14/chartex" xmlns:mc="http://schemas.openxmlformats.org/markup-compatibility/2006" xmlns:aink="http://schemas.microsoft.com/office/drawing/2016/ink" xmlns:am3d="http://schemas.microsoft.com/office/drawing/2017/model3d" xmlns:o="urn:schemas-microsoft-com:office:office" xmlns:oel="http://schemas.microsoft.com/office/2019/extlst" xmlns:r="http://schemas.openxmlformats.org/officeDocument/2006/relationships" xmlns:m="http://schemas.openxmlformats.org/officeDocument/2006/math" xmlns:v="urn:schemas-microsoft-com:vml" xmlns:wp14="http://schemas.microsoft.com/office/word/2010/wordprocessingDrawing" xmlns:wp="http://schemas.openxmlformats.org/drawingml/2006/wordprocessingDrawing" xmlns:w10="urn:schemas-microsoft-com:office:word" xmlns:w="http://schemas.openxmlformats.org/wordprocessingml/2006/main" xmlns:w14="http://schemas.microsoft.com/office/word/2010/wordml" xmlns:w15="http://schemas.microsoft.com/office/word/2012/wordml" xmlns:w16cex="http://schemas.microsoft.com/office/word/2018/wordml/cex" xmlns:w16cid="http://schemas.microsoft.com/office/word/2016/wordml/cid" xmlns:w16="http://schemas.microsoft.com/office/word/2018/wordml" xmlns:w16sdtdh="http://schemas.microsoft.com/office/word/2020/wordml/sdtdatahash" xmlns:w16se="http://schemas.microsoft.com/office/word/2015/wordml/symex" xmlns:wpg="http://schemas.microsoft.com/office/word/2010/wordprocessingGroup" xmlns:wpi="http://schemas.microsoft.com/office/word/2010/wordprocessingInk" xmlns:wne="http://schemas.microsoft.com/office/word/2006/wordml" xmlns:wps="http://schemas.microsoft.com/office/word/2010/wordprocessingShape" mc:Ignorable="w14 w15 w16se w16cid w16 w16cex w16sdtdh wp14">
+<w:numbering xmlns:wpc="http://schemas.microsoft.com/office/word/2010/wordprocessingCanvas" xmlns:cx="http://schemas.microsoft.com/office/drawing/2014/chartex" xmlns:mc="http://schemas.openxmlformats.org/markup-compatibility/2006" xmlns:o="urn:schemas-microsoft-com:office:office" xmlns:r="http://schemas.openxmlformats.org/officeDocument/2006/relationships" xmlns:m="http://schemas.openxmlformats.org/officeDocument/2006/math" xmlns:v="urn:schemas-microsoft-com:vml" xmlns:wp14="http://schemas.microsoft.com/office/word/2010/wordprocessingDrawing" xmlns:wp="http://schemas.openxmlformats.org/drawingml/2006/wordprocessingDrawing" xmlns:w10="urn:schemas-microsoft-com:office:word" xmlns:w="http://schemas.openxmlformats.org/wordprocessingml/2006/main" xmlns:w14="http://schemas.microsoft.com/office/word/2010/wordml" xmlns:w15="http://schemas.microsoft.com/office/word/2012/wordml" xmlns:w16se="http://schemas.microsoft.com/office/word/2015/wordml/symex" xmlns:wpg="http://schemas.microsoft.com/office/word/2010/wordprocessingGroup" xmlns:wpi="http://schemas.microsoft.com/office/word/2010/wordprocessingInk" xmlns:wne="http://schemas.microsoft.com/office/word/2006/wordml" xmlns:wps="http://schemas.microsoft.com/office/word/2010/wordprocessingShape" mc:Ignorable="w14 w15 w16se wp14">
   <w:abstractNum w:abstractNumId="0" w15:restartNumberingAfterBreak="0">
     <w:nsid w:val="1E3D485F"/>
     <w:multiLevelType w:val="multilevel"/>
@@ -14316,32 +12925,32 @@
       </w:pPr>
     </w:lvl>
   </w:abstractNum>
-  <w:num w:numId="1" w16cid:durableId="83962033">
+  <w:num w:numId="1">
     <w:abstractNumId w:val="5"/>
   </w:num>
-  <w:num w:numId="2" w16cid:durableId="2024893440">
+  <w:num w:numId="2">
     <w:abstractNumId w:val="6"/>
   </w:num>
-  <w:num w:numId="3" w16cid:durableId="647246189">
+  <w:num w:numId="3">
     <w:abstractNumId w:val="2"/>
   </w:num>
-  <w:num w:numId="4" w16cid:durableId="1372917905">
+  <w:num w:numId="4">
     <w:abstractNumId w:val="1"/>
   </w:num>
-  <w:num w:numId="5" w16cid:durableId="1453357758">
+  <w:num w:numId="5">
     <w:abstractNumId w:val="0"/>
   </w:num>
-  <w:num w:numId="6" w16cid:durableId="300424976">
+  <w:num w:numId="6">
     <w:abstractNumId w:val="3"/>
   </w:num>
-  <w:num w:numId="7" w16cid:durableId="280193103">
+  <w:num w:numId="7">
     <w:abstractNumId w:val="4"/>
   </w:num>
 </w:numbering>
 </file>
 
 <file path=word/styles.xml><?xml version="1.0" encoding="utf-8"?>
-<w:styles xmlns:mc="http://schemas.openxmlformats.org/markup-compatibility/2006" xmlns:r="http://schemas.openxmlformats.org/officeDocument/2006/relationships" xmlns:w="http://schemas.openxmlformats.org/wordprocessingml/2006/main" xmlns:w14="http://schemas.microsoft.com/office/word/2010/wordml" xmlns:w15="http://schemas.microsoft.com/office/word/2012/wordml" xmlns:w16cex="http://schemas.microsoft.com/office/word/2018/wordml/cex" xmlns:w16cid="http://schemas.microsoft.com/office/word/2016/wordml/cid" xmlns:w16="http://schemas.microsoft.com/office/word/2018/wordml" xmlns:w16sdtdh="http://schemas.microsoft.com/office/word/2020/wordml/sdtdatahash" xmlns:w16se="http://schemas.microsoft.com/office/word/2015/wordml/symex" mc:Ignorable="w14 w15 w16se w16cid w16 w16cex w16sdtdh">
+<w:styles xmlns:mc="http://schemas.openxmlformats.org/markup-compatibility/2006" xmlns:r="http://schemas.openxmlformats.org/officeDocument/2006/relationships" xmlns:w="http://schemas.openxmlformats.org/wordprocessingml/2006/main" xmlns:w14="http://schemas.microsoft.com/office/word/2010/wordml" xmlns:w15="http://schemas.microsoft.com/office/word/2012/wordml" xmlns:w16se="http://schemas.microsoft.com/office/word/2015/wordml/symex" mc:Ignorable="w14 w15 w16se">
   <w:docDefaults>
     <w:rPrDefault>
       <w:rPr>
@@ -14359,7 +12968,7 @@
       </w:pPr>
     </w:pPrDefault>
   </w:docDefaults>
-  <w:latentStyles w:defLockedState="0" w:defUIPriority="99" w:defSemiHidden="0" w:defUnhideWhenUsed="0" w:defQFormat="0" w:count="376">
+  <w:latentStyles w:defLockedState="0" w:defUIPriority="99" w:defSemiHidden="0" w:defUnhideWhenUsed="0" w:defQFormat="0" w:count="371">
     <w:lsdException w:name="Normal" w:uiPriority="0" w:qFormat="1"/>
     <w:lsdException w:name="heading 1" w:uiPriority="9" w:qFormat="1"/>
     <w:lsdException w:name="heading 2" w:semiHidden="1" w:uiPriority="9" w:unhideWhenUsed="1" w:qFormat="1"/>
@@ -14731,11 +13340,6 @@
     <w:lsdException w:name="List Table 5 Dark Accent 6" w:uiPriority="50"/>
     <w:lsdException w:name="List Table 6 Colorful Accent 6" w:uiPriority="51"/>
     <w:lsdException w:name="List Table 7 Colorful Accent 6" w:uiPriority="52"/>
-    <w:lsdException w:name="Mention" w:semiHidden="1" w:unhideWhenUsed="1"/>
-    <w:lsdException w:name="Smart Hyperlink" w:semiHidden="1" w:unhideWhenUsed="1"/>
-    <w:lsdException w:name="Hashtag" w:semiHidden="1" w:unhideWhenUsed="1"/>
-    <w:lsdException w:name="Unresolved Mention" w:semiHidden="1" w:unhideWhenUsed="1"/>
-    <w:lsdException w:name="Smart Link" w:semiHidden="1" w:unhideWhenUsed="1"/>
   </w:latentStyles>
   <w:style w:type="paragraph" w:default="1" w:styleId="Normal">
     <w:name w:val="Normal"/>
@@ -14866,6 +13470,7 @@
   <w:style w:type="character" w:default="1" w:styleId="Fontepargpadro">
     <w:name w:val="Default Paragraph Font"/>
     <w:uiPriority w:val="1"/>
+    <w:semiHidden/>
     <w:unhideWhenUsed/>
   </w:style>
   <w:style w:type="table" w:default="1" w:styleId="Tabelanormal">
@@ -15683,7 +14288,7 @@
       </w:tblCellMar>
     </w:tblPr>
   </w:style>
-  <w:style w:type="character" w:styleId="MenoPendente">
+  <w:style w:type="character" w:customStyle="1" w:styleId="UnresolvedMention">
     <w:name w:val="Unresolved Mention"/>
     <w:basedOn w:val="Fontepargpadro"/>
     <w:uiPriority w:val="99"/>

--- a/ABNT_TCC_correcao_agosto_comentado.docx
+++ b/ABNT_TCC_correcao_agosto_comentado.docx
@@ -1,6 +1,6 @@
 
 <file path=word/document.xml><?xml version="1.0" encoding="utf-8"?>
-<w:document xmlns:wpc="http://schemas.microsoft.com/office/word/2010/wordprocessingCanvas" xmlns:cx="http://schemas.microsoft.com/office/drawing/2014/chartex" xmlns:mc="http://schemas.openxmlformats.org/markup-compatibility/2006" xmlns:o="urn:schemas-microsoft-com:office:office" xmlns:r="http://schemas.openxmlformats.org/officeDocument/2006/relationships" xmlns:m="http://schemas.openxmlformats.org/officeDocument/2006/math" xmlns:v="urn:schemas-microsoft-com:vml" xmlns:wp14="http://schemas.microsoft.com/office/word/2010/wordprocessingDrawing" xmlns:wp="http://schemas.openxmlformats.org/drawingml/2006/wordprocessingDrawing" xmlns:w10="urn:schemas-microsoft-com:office:word" xmlns:w="http://schemas.openxmlformats.org/wordprocessingml/2006/main" xmlns:w14="http://schemas.microsoft.com/office/word/2010/wordml" xmlns:w15="http://schemas.microsoft.com/office/word/2012/wordml" xmlns:w16se="http://schemas.microsoft.com/office/word/2015/wordml/symex" xmlns:wpg="http://schemas.microsoft.com/office/word/2010/wordprocessingGroup" xmlns:wpi="http://schemas.microsoft.com/office/word/2010/wordprocessingInk" xmlns:wne="http://schemas.microsoft.com/office/word/2006/wordml" xmlns:wps="http://schemas.microsoft.com/office/word/2010/wordprocessingShape" mc:Ignorable="w14 w15 w16se wp14">
+<w:document xmlns:wpc="http://schemas.microsoft.com/office/word/2010/wordprocessingCanvas" xmlns:cx="http://schemas.microsoft.com/office/drawing/2014/chartex" xmlns:cx1="http://schemas.microsoft.com/office/drawing/2015/9/8/chartex" xmlns:cx2="http://schemas.microsoft.com/office/drawing/2015/10/21/chartex" xmlns:cx3="http://schemas.microsoft.com/office/drawing/2016/5/9/chartex" xmlns:cx4="http://schemas.microsoft.com/office/drawing/2016/5/10/chartex" xmlns:cx5="http://schemas.microsoft.com/office/drawing/2016/5/11/chartex" xmlns:cx6="http://schemas.microsoft.com/office/drawing/2016/5/12/chartex" xmlns:cx7="http://schemas.microsoft.com/office/drawing/2016/5/13/chartex" xmlns:cx8="http://schemas.microsoft.com/office/drawing/2016/5/14/chartex" xmlns:mc="http://schemas.openxmlformats.org/markup-compatibility/2006" xmlns:aink="http://schemas.microsoft.com/office/drawing/2016/ink" xmlns:am3d="http://schemas.microsoft.com/office/drawing/2017/model3d" xmlns:o="urn:schemas-microsoft-com:office:office" xmlns:oel="http://schemas.microsoft.com/office/2019/extlst" xmlns:r="http://schemas.openxmlformats.org/officeDocument/2006/relationships" xmlns:m="http://schemas.openxmlformats.org/officeDocument/2006/math" xmlns:v="urn:schemas-microsoft-com:vml" xmlns:wp14="http://schemas.microsoft.com/office/word/2010/wordprocessingDrawing" xmlns:wp="http://schemas.openxmlformats.org/drawingml/2006/wordprocessingDrawing" xmlns:w10="urn:schemas-microsoft-com:office:word" xmlns:w="http://schemas.openxmlformats.org/wordprocessingml/2006/main" xmlns:w14="http://schemas.microsoft.com/office/word/2010/wordml" xmlns:w15="http://schemas.microsoft.com/office/word/2012/wordml" xmlns:w16cex="http://schemas.microsoft.com/office/word/2018/wordml/cex" xmlns:w16cid="http://schemas.microsoft.com/office/word/2016/wordml/cid" xmlns:w16="http://schemas.microsoft.com/office/word/2018/wordml" xmlns:w16sdtdh="http://schemas.microsoft.com/office/word/2020/wordml/sdtdatahash" xmlns:w16se="http://schemas.microsoft.com/office/word/2015/wordml/symex" xmlns:wpg="http://schemas.microsoft.com/office/word/2010/wordprocessingGroup" xmlns:wpi="http://schemas.microsoft.com/office/word/2010/wordprocessingInk" xmlns:wne="http://schemas.microsoft.com/office/word/2006/wordml" xmlns:wps="http://schemas.microsoft.com/office/word/2010/wordprocessingShape" mc:Ignorable="w14 w15 w16se w16cid w16 w16cex w16sdtdh wp14">
   <w:body>
     <w:p>
       <w:pPr>
@@ -28,7 +28,6 @@
           <w:id w:val="-1123863619"/>
           <w:showingPlcHdr/>
         </w:sdtPr>
-        <w:sdtEndPr/>
         <w:sdtContent>
           <w:r>
             <w:t xml:space="preserve">     </w:t>
@@ -79,7 +78,29 @@
           <w:sz w:val="28"/>
           <w:szCs w:val="28"/>
         </w:rPr>
-        <w:t>ETEC PROFª MARIA CRISTINA MEDEIROS</w:t>
+        <w:t xml:space="preserve">ETEC </w:t>
+      </w:r>
+      <w:proofErr w:type="spellStart"/>
+      <w:r>
+        <w:rPr>
+          <w:b/>
+          <w:bCs/>
+          <w:color w:val="000000"/>
+          <w:sz w:val="28"/>
+          <w:szCs w:val="28"/>
+        </w:rPr>
+        <w:t>PROFª</w:t>
+      </w:r>
+      <w:proofErr w:type="spellEnd"/>
+      <w:r>
+        <w:rPr>
+          <w:b/>
+          <w:bCs/>
+          <w:color w:val="000000"/>
+          <w:sz w:val="28"/>
+          <w:szCs w:val="28"/>
+        </w:rPr>
+        <w:t xml:space="preserve"> MARIA CRISTINA MEDEIROS</w:t>
       </w:r>
     </w:p>
     <w:p>
@@ -203,8 +224,20 @@
           <w:sz w:val="28"/>
           <w:szCs w:val="28"/>
         </w:rPr>
-        <w:t>Eduardo Luiz Franceliano</w:t>
-      </w:r>
+        <w:t xml:space="preserve">Eduardo Luiz </w:t>
+      </w:r>
+      <w:proofErr w:type="spellStart"/>
+      <w:r>
+        <w:rPr>
+          <w:b/>
+          <w:bCs/>
+          <w:color w:val="000000"/>
+          <w:sz w:val="28"/>
+          <w:szCs w:val="28"/>
+        </w:rPr>
+        <w:t>Franceliano</w:t>
+      </w:r>
+      <w:proofErr w:type="spellEnd"/>
     </w:p>
     <w:p>
       <w:pPr>
@@ -265,7 +298,29 @@
           <w:sz w:val="28"/>
           <w:szCs w:val="28"/>
         </w:rPr>
-        <w:t>João Arthur Rípoli Pereira Nunes</w:t>
+        <w:t xml:space="preserve">João Arthur </w:t>
+      </w:r>
+      <w:proofErr w:type="spellStart"/>
+      <w:r>
+        <w:rPr>
+          <w:b/>
+          <w:bCs/>
+          <w:color w:val="000000"/>
+          <w:sz w:val="28"/>
+          <w:szCs w:val="28"/>
+        </w:rPr>
+        <w:t>Rípoli</w:t>
+      </w:r>
+      <w:proofErr w:type="spellEnd"/>
+      <w:r>
+        <w:rPr>
+          <w:b/>
+          <w:bCs/>
+          <w:color w:val="000000"/>
+          <w:sz w:val="28"/>
+          <w:szCs w:val="28"/>
+        </w:rPr>
+        <w:t xml:space="preserve"> Pereira Nunes</w:t>
       </w:r>
     </w:p>
     <w:p>
@@ -461,8 +516,20 @@
           <w:sz w:val="28"/>
           <w:szCs w:val="28"/>
         </w:rPr>
-        <w:t>Eduardo Luiz Franceliano</w:t>
-      </w:r>
+        <w:t xml:space="preserve">Eduardo Luiz </w:t>
+      </w:r>
+      <w:proofErr w:type="spellStart"/>
+      <w:r>
+        <w:rPr>
+          <w:b/>
+          <w:bCs/>
+          <w:color w:val="000000"/>
+          <w:sz w:val="28"/>
+          <w:szCs w:val="28"/>
+        </w:rPr>
+        <w:t>Franceliano</w:t>
+      </w:r>
+      <w:proofErr w:type="spellEnd"/>
     </w:p>
     <w:p>
       <w:pPr>
@@ -523,7 +590,29 @@
           <w:sz w:val="28"/>
           <w:szCs w:val="28"/>
         </w:rPr>
-        <w:t>João Arthur Rípoli Pereira Nunes</w:t>
+        <w:t xml:space="preserve">João Arthur </w:t>
+      </w:r>
+      <w:proofErr w:type="spellStart"/>
+      <w:r>
+        <w:rPr>
+          <w:b/>
+          <w:bCs/>
+          <w:color w:val="000000"/>
+          <w:sz w:val="28"/>
+          <w:szCs w:val="28"/>
+        </w:rPr>
+        <w:t>Rípoli</w:t>
+      </w:r>
+      <w:proofErr w:type="spellEnd"/>
+      <w:r>
+        <w:rPr>
+          <w:b/>
+          <w:bCs/>
+          <w:color w:val="000000"/>
+          <w:sz w:val="28"/>
+          <w:szCs w:val="28"/>
+        </w:rPr>
+        <w:t xml:space="preserve"> Pereira Nunes</w:t>
       </w:r>
     </w:p>
     <w:p>
@@ -554,17 +643,7 @@
           <w:sz w:val="28"/>
           <w:szCs w:val="28"/>
         </w:rPr>
-        <w:t xml:space="preserve">THERMAUTOMATA: Jogo para </w:t>
-      </w:r>
-      <w:r>
-        <w:rPr>
-          <w:b/>
-          <w:bCs/>
-          <w:color w:val="000000"/>
-          <w:sz w:val="28"/>
-          <w:szCs w:val="28"/>
-        </w:rPr>
-        <w:t>conscientização sobre poluição, automação e política</w:t>
+        <w:t>THERMAUTOMATA: Jogo para conscientização sobre poluição, automação e política</w:t>
       </w:r>
     </w:p>
     <w:p>
@@ -590,15 +669,43 @@
           <w:sz w:val="22"/>
           <w:szCs w:val="22"/>
         </w:rPr>
-        <w:t>Trabalho de Conclusão de curso apresentado ao Curso Técnico em Informática para Internet Integrado ao Ensino Médio da ETEC ProfªMaria Cristina Medeiros, orientado pela ProfªMe. Cíntia Maria de Araújo Pin</w:t>
-      </w:r>
+        <w:t xml:space="preserve">Trabalho de Conclusão de curso apresentado ao Curso Técnico em Informática para Internet Integrado ao Ensino Médio da ETEC </w:t>
+      </w:r>
+      <w:proofErr w:type="spellStart"/>
       <w:r>
         <w:rPr>
           <w:color w:val="000000"/>
           <w:sz w:val="22"/>
           <w:szCs w:val="22"/>
         </w:rPr>
-        <w:t>ho, como requisito parcial para obtenção do título de técnico em Informática para Internet</w:t>
+        <w:t>ProfªMaria</w:t>
+      </w:r>
+      <w:proofErr w:type="spellEnd"/>
+      <w:r>
+        <w:rPr>
+          <w:color w:val="000000"/>
+          <w:sz w:val="22"/>
+          <w:szCs w:val="22"/>
+        </w:rPr>
+        <w:t xml:space="preserve"> Cristina Medeiros, orientado pela </w:t>
+      </w:r>
+      <w:proofErr w:type="spellStart"/>
+      <w:r>
+        <w:rPr>
+          <w:color w:val="000000"/>
+          <w:sz w:val="22"/>
+          <w:szCs w:val="22"/>
+        </w:rPr>
+        <w:t>ProfªMe</w:t>
+      </w:r>
+      <w:proofErr w:type="spellEnd"/>
+      <w:r>
+        <w:rPr>
+          <w:color w:val="000000"/>
+          <w:sz w:val="22"/>
+          <w:szCs w:val="22"/>
+        </w:rPr>
+        <w:t>. Cíntia Maria de Araújo Pinho, como requisito parcial para obtenção do título de técnico em Informática para Internet</w:t>
       </w:r>
     </w:p>
     <w:p>
@@ -809,10 +916,7 @@
     </w:p>
     <w:p>
       <w:r>
-        <w:t>Aqui jaz</w:t>
-      </w:r>
-      <w:r>
-        <w:t xml:space="preserve"> o resumo</w:t>
+        <w:t>Aqui jaz o resumo</w:t>
       </w:r>
     </w:p>
     <w:p>
@@ -853,9 +957,19 @@
       </w:r>
     </w:p>
     <w:p>
-      <w:r>
-        <w:t>Resumation em engrish</w:t>
-      </w:r>
+      <w:proofErr w:type="spellStart"/>
+      <w:r>
+        <w:t>Resumation</w:t>
+      </w:r>
+      <w:proofErr w:type="spellEnd"/>
+      <w:r>
+        <w:t xml:space="preserve"> em </w:t>
+      </w:r>
+      <w:proofErr w:type="spellStart"/>
+      <w:r>
+        <w:t>engrish</w:t>
+      </w:r>
+      <w:proofErr w:type="spellEnd"/>
     </w:p>
     <w:p>
       <w:r>
@@ -975,7 +1089,6 @@
           <w:docPartUnique/>
         </w:docPartObj>
       </w:sdtPr>
-      <w:sdtEndPr/>
       <w:sdtContent>
         <w:p>
           <w:pPr>
@@ -1058,7 +1171,6 @@
           <w:docPartUnique/>
         </w:docPartObj>
       </w:sdtPr>
-      <w:sdtEndPr/>
       <w:sdtContent>
         <w:p>
           <w:pPr>
@@ -1141,7 +1253,6 @@
           <w:docPartUnique/>
         </w:docPartObj>
       </w:sdtPr>
-      <w:sdtEndPr/>
       <w:sdtContent>
         <w:p>
           <w:pPr>
@@ -1224,7 +1335,6 @@
           <w:docPartUnique/>
         </w:docPartObj>
       </w:sdtPr>
-      <w:sdtEndPr/>
       <w:sdtContent>
         <w:p>
           <w:pPr>
@@ -1307,7 +1417,6 @@
           <w:docPartUnique/>
         </w:docPartObj>
       </w:sdtPr>
-      <w:sdtEndPr/>
       <w:sdtContent>
         <w:p>
           <w:pPr>
@@ -1368,8 +1477,6 @@
           <w:numId w:val="7"/>
         </w:numPr>
       </w:pPr>
-      <w:bookmarkStart w:id="1" w:name="_GoBack"/>
-      <w:bookmarkEnd w:id="1"/>
       <w:r>
         <w:lastRenderedPageBreak/>
         <w:t>INTRODUÇÃO</w:t>
@@ -1386,32 +1493,20 @@
           <w:tag w:val="goog_rdk_1"/>
           <w:id w:val="-1799278193"/>
         </w:sdtPr>
-        <w:sdtEndPr/>
         <w:sdtContent>
-          <w:commentRangeStart w:id="2"/>
+          <w:commentRangeStart w:id="1"/>
         </w:sdtContent>
       </w:sdt>
       <w:r>
         <w:rPr>
           <w:highlight w:val="yellow"/>
         </w:rPr>
-        <w:t>No contexto atual da sociedade, observa-se um período de rápidas transformações impulsionadas pelos avanços tecnol</w:t>
-      </w:r>
-      <w:r>
-        <w:rPr>
-          <w:highlight w:val="yellow"/>
-        </w:rPr>
-        <w:t>ógicos e pela crescente automação dos processos produtivos e urbanos. Essas mudanças trazem diversos benefícios para as cidades, que se tornam mais inteligentes, eficientes e sustentáveis por meio da adoção de novas tecnologias. Além disso, tais avanços im</w:t>
-      </w:r>
-      <w:r>
-        <w:rPr>
-          <w:highlight w:val="yellow"/>
-        </w:rPr>
-        <w:t xml:space="preserve">pactam diretamente a economia, favorecendo o surgimento de novas indústrias, a criação de oportunidades de emprego e a atração de investimentos para diferentes regiões </w:t>
+        <w:t xml:space="preserve">No contexto atual da sociedade, observa-se um período de rápidas transformações impulsionadas pelos avanços tecnológicos e pela crescente automação dos processos produtivos e urbanos. Essas mudanças trazem diversos benefícios para as cidades, que se tornam mais inteligentes, eficientes e sustentáveis por meio da adoção de novas tecnologias. Além disso, tais avanços impactam diretamente a economia, favorecendo o surgimento de novas indústrias, a criação de oportunidades de emprego e a atração de investimentos para diferentes regiões </w:t>
       </w:r>
       <w:r>
         <w:t>(</w:t>
       </w:r>
+      <w:proofErr w:type="spellStart"/>
       <w:r>
         <w:rPr>
           <w:rFonts w:ascii="Calibri" w:eastAsia="Calibri" w:hAnsi="Calibri" w:cs="Calibri"/>
@@ -1420,6 +1515,7 @@
         </w:rPr>
         <w:t>Maestrovirtuale</w:t>
       </w:r>
+      <w:proofErr w:type="spellEnd"/>
       <w:r>
         <w:t xml:space="preserve">, 2024). </w:t>
       </w:r>
@@ -1434,13 +1530,21 @@
         <w:rPr>
           <w:highlight w:val="yellow"/>
         </w:rPr>
-        <w:t>Entretanto, apesar dos benefícios proporcionados pelo desenvolvimento tecnológico, também surgem desafios relacionados à elevada demanda por energia, água e matérias-primas necessárias para a implementação e manutenção dessas inovações. De acordo com o Wor</w:t>
-      </w:r>
-      <w:r>
-        <w:rPr>
-          <w:highlight w:val="yellow"/>
-        </w:rPr>
-        <w:t xml:space="preserve">ld Economic Forum, embora as cidades ocupem aproximadamente 2% da superfície terrestre, elas são responsáveis pelo consumo de mais de 75% dos recursos naturais do planeta </w:t>
+        <w:t xml:space="preserve">Entretanto, apesar dos benefícios proporcionados pelo desenvolvimento tecnológico, também surgem desafios relacionados à elevada demanda por energia, água e matérias-primas necessárias para a implementação e manutenção dessas inovações. De acordo com o World Economic </w:t>
+      </w:r>
+      <w:proofErr w:type="spellStart"/>
+      <w:r>
+        <w:rPr>
+          <w:highlight w:val="yellow"/>
+        </w:rPr>
+        <w:t>Forum</w:t>
+      </w:r>
+      <w:proofErr w:type="spellEnd"/>
+      <w:r>
+        <w:rPr>
+          <w:highlight w:val="yellow"/>
+        </w:rPr>
+        <w:t xml:space="preserve">, embora as cidades ocupem aproximadamente 2% da superfície terrestre, elas são responsáveis pelo consumo de mais de 75% dos recursos naturais do planeta </w:t>
       </w:r>
       <w:r>
         <w:rPr>
@@ -1448,6 +1552,7 @@
         </w:rPr>
         <w:t>(</w:t>
       </w:r>
+      <w:proofErr w:type="spellStart"/>
       <w:r>
         <w:rPr>
           <w:rFonts w:ascii="Calibri" w:eastAsia="Calibri" w:hAnsi="Calibri" w:cs="Calibri"/>
@@ -1457,6 +1562,7 @@
         </w:rPr>
         <w:t>Venditti</w:t>
       </w:r>
+      <w:proofErr w:type="spellEnd"/>
       <w:r>
         <w:rPr>
           <w:highlight w:val="yellow"/>
@@ -1482,36 +1588,23 @@
           <w:tag w:val="goog_rdk_2"/>
           <w:id w:val="1335637430"/>
         </w:sdtPr>
-        <w:sdtEndPr/>
         <w:sdtContent>
-          <w:commentRangeStart w:id="3"/>
+          <w:commentRangeStart w:id="2"/>
         </w:sdtContent>
       </w:sdt>
       <w:r>
         <w:rPr>
           <w:highlight w:val="yellow"/>
         </w:rPr>
-        <w:t>Nesse contexto, os Objetivos de Desenvolvimento Sustentável (ODS</w:t>
-      </w:r>
-      <w:r>
-        <w:rPr>
-          <w:highlight w:val="yellow"/>
-        </w:rPr>
-        <w:t>) da Organização das Nações Unidas destacam a necessidade de repensar modelos de infraestrutura, urbanização e consumo, especialmente por meio das ODS 9, 11 e 12, que promovem a inovação sustentável, o desenvolvimento de cidades resilientes e a adoção de p</w:t>
-      </w:r>
-      <w:r>
-        <w:rPr>
-          <w:highlight w:val="yellow"/>
-        </w:rPr>
-        <w:t>adrões responsáveis de produção e consumo.</w:t>
+        <w:t>Nesse contexto, os Objetivos de Desenvolvimento Sustentável (ODS) da Organização das Nações Unidas destacam a necessidade de repensar modelos de infraestrutura, urbanização e consumo, especialmente por meio das ODS 9, 11 e 12, que promovem a inovação sustentável, o desenvolvimento de cidades resilientes e a adoção de padrões responsáveis de produção e consumo.</w:t>
+      </w:r>
+      <w:commentRangeEnd w:id="1"/>
+      <w:r>
+        <w:commentReference w:id="1"/>
       </w:r>
       <w:commentRangeEnd w:id="2"/>
       <w:r>
         <w:commentReference w:id="2"/>
-      </w:r>
-      <w:commentRangeEnd w:id="3"/>
-      <w:r>
-        <w:commentReference w:id="3"/>
       </w:r>
     </w:p>
     <w:p/>
@@ -1536,22 +1629,30 @@
         <w:t>contemporânea enfrenta</w:t>
       </w:r>
       <w:r>
-        <w:t xml:space="preserve"> um cenário marcado pela produção em massa e pelo consumo excessivo, no qual o ato de consumir deixa de atender apenas necessidades básicas e passa a represen</w:t>
-      </w:r>
-      <w:r>
-        <w:t xml:space="preserve">tar status, identidade e pertencimento social. Esse modelo, impulsionado pela globalização e pela lógica de mercado, estimula desejos muitas vezes artificiais, promovendo um ciclo contínuo de consumo </w:t>
-      </w:r>
-      <w:r>
-        <w:rPr>
-          <w:highlight w:val="yellow"/>
-        </w:rPr>
-        <w:t>(Purcs, 2025)</w:t>
-      </w:r>
-      <w:r>
-        <w:t>. Como consequência, surgem impactos ambien</w:t>
-      </w:r>
-      <w:r>
-        <w:t xml:space="preserve">tais significativos, como a poluição, o aumento de resíduos e o esgotamento de recursos naturais, além do </w:t>
+        <w:t xml:space="preserve"> um cenário marcado pela produção em massa e pelo consumo excessivo, no qual o ato de consumir deixa de atender apenas necessidades básicas e passa a representar status, identidade e pertencimento social. Esse modelo, impulsionado pela globalização e pela lógica de mercado, estimula desejos muitas vezes artificiais, promovendo um ciclo contínuo de consumo </w:t>
+      </w:r>
+      <w:r>
+        <w:rPr>
+          <w:highlight w:val="yellow"/>
+        </w:rPr>
+        <w:t>(</w:t>
+      </w:r>
+      <w:proofErr w:type="spellStart"/>
+      <w:r>
+        <w:rPr>
+          <w:highlight w:val="yellow"/>
+        </w:rPr>
+        <w:t>Purcs</w:t>
+      </w:r>
+      <w:proofErr w:type="spellEnd"/>
+      <w:r>
+        <w:rPr>
+          <w:highlight w:val="yellow"/>
+        </w:rPr>
+        <w:t>, 2025)</w:t>
+      </w:r>
+      <w:r>
+        <w:t xml:space="preserve">. Como consequência, surgem impactos ambientais significativos, como a poluição, o aumento de resíduos e o esgotamento de recursos naturais, além do </w:t>
       </w:r>
       <w:r>
         <w:lastRenderedPageBreak/>
@@ -1560,22 +1661,13 @@
     </w:p>
     <w:p>
       <w:r>
-        <w:t>Paralelamente, ess</w:t>
-      </w:r>
-      <w:r>
-        <w:t>e contexto evidencia uma dificuldade generalizada da população em compreender os mecanismos políticos e econômicos que sustentam essas práticas. A ausência de uma educação crítica limita o entendimento sobre os sistemas de produção, consumo e organização s</w:t>
-      </w:r>
-      <w:r>
-        <w:t>ocial, dificultando a participação cidadã e a mobilização por mudanças estruturais (</w:t>
+        <w:t>Paralelamente, esse contexto evidencia uma dificuldade generalizada da população em compreender os mecanismos políticos e econômicos que sustentam essas práticas. A ausência de uma educação crítica limita o entendimento sobre os sistemas de produção, consumo e organização social, dificultando a participação cidadã e a mobilização por mudanças estruturais (</w:t>
       </w:r>
       <w:r>
         <w:t>Costa</w:t>
       </w:r>
       <w:r>
-        <w:t>, 2024). A falta de consciência política, entendida como a capacidade de analisar criticamente as estruturas de poder e suas implicações, reduz o engajamento democráti</w:t>
-      </w:r>
-      <w:r>
-        <w:t>co e enfraquece a construção de uma sociedade mais justa e participativa (</w:t>
+        <w:t>, 2024). A falta de consciência política, entendida como a capacidade de analisar criticamente as estruturas de poder e suas implicações, reduz o engajamento democrático e enfraquece a construção de uma sociedade mais justa e participativa (</w:t>
       </w:r>
       <w:r>
         <w:t>Costa</w:t>
@@ -1586,30 +1678,28 @@
     </w:p>
     <w:p>
       <w:r>
-        <w:t>Além disso, as transformações tecnológicas, como a automação, a inteligência artificial e o avanço das plataformas digitais, intensificam esses desafios contemporâneos.</w:t>
-      </w:r>
-      <w:r>
-        <w:t xml:space="preserve"> Embora contribuam para o aumento da produtividade, da eficiência e da flexibilidade nas relações de trabalho, esses avanços também geram impactos sociais significativos, como o desemprego estrutural decorrente da substituição de atividades humanas por máq</w:t>
-      </w:r>
-      <w:r>
-        <w:t>uinas, a precarização dos vínculos empregatícios e o aumento da informalidade. Ademais, a dificuldade de adaptação das legislações trabalhistas aos novos modelos de trabalho evidencia a necessidade de políticas públicas e estratégias que acompanhem essas m</w:t>
-      </w:r>
-      <w:r>
-        <w:t>udanças. Acarretando em um impacto econômico direto, desvalorizando o trabalhador e gerando uma bolha instável e imperceptivel no mercado global, impossibilitando o poder de compra do cidadão médio. Nesse contexto, tais transformações não afetam apenas o m</w:t>
-      </w:r>
-      <w:r>
-        <w:t>ercado de trabalho, mas também influenciam diretamente as dinâmicas de consumo, a organização social e o desenvolvimento urbano, exigindo uma compreensão mais ampla e integrada da sociedade (Barbosa; Delegá, 2023).</w:t>
-      </w:r>
-    </w:p>
-    <w:p>
-      <w:r>
-        <w:t>Nesse sentido, o planejamento urbano surg</w:t>
-      </w:r>
-      <w:r>
-        <w:t>e como um elemento fundamental para enfrentar essas questões, ao propor estratégias que organizam o crescimento das cidades de forma sustentável, equilibrando desenvolvimento econômico, preservação ambiental e bem-estar social. Além disso, destaca-se a imp</w:t>
-      </w:r>
-      <w:r>
-        <w:t xml:space="preserve">ortância da participação cidadã nesse processo, garantindo decisões mais inclusivas e alinhadas às necessidades da população </w:t>
+        <w:t xml:space="preserve">Além disso, as transformações tecnológicas, como a automação, a inteligência artificial e o avanço das plataformas digitais, intensificam esses desafios contemporâneos. Embora contribuam para o aumento da produtividade, da eficiência e da flexibilidade nas relações de trabalho, esses avanços também geram impactos sociais significativos, como o desemprego estrutural decorrente da substituição de atividades humanas por máquinas, a precarização dos vínculos empregatícios e o aumento da informalidade. Ademais, a dificuldade de adaptação das legislações trabalhistas aos novos modelos de trabalho evidencia a necessidade de políticas públicas e estratégias que acompanhem essas mudanças. Acarretando em um impacto econômico direto, desvalorizando o trabalhador e gerando uma bolha instável e </w:t>
+      </w:r>
+      <w:proofErr w:type="spellStart"/>
+      <w:r>
+        <w:t>imperceptivel</w:t>
+      </w:r>
+      <w:proofErr w:type="spellEnd"/>
+      <w:r>
+        <w:t xml:space="preserve"> no mercado global, impossibilitando o poder de compra do cidadão médio. Nesse contexto, tais transformações não afetam apenas o mercado de trabalho, mas também influenciam diretamente as dinâmicas de consumo, a organização social e o desenvolvimento urbano, exigindo uma compreensão mais ampla e integrada da sociedade (Barbosa; </w:t>
+      </w:r>
+      <w:proofErr w:type="spellStart"/>
+      <w:r>
+        <w:t>Delegá</w:t>
+      </w:r>
+      <w:proofErr w:type="spellEnd"/>
+      <w:r>
+        <w:t>, 2023).</w:t>
+      </w:r>
+    </w:p>
+    <w:p>
+      <w:r>
+        <w:t xml:space="preserve">Nesse sentido, o planejamento urbano surge como um elemento fundamental para enfrentar essas questões, ao propor estratégias que organizam o crescimento das cidades de forma sustentável, equilibrando desenvolvimento econômico, preservação ambiental e bem-estar social. Além disso, destaca-se a importância da participação cidadã nesse processo, garantindo decisões mais inclusivas e alinhadas às necessidades da população </w:t>
       </w:r>
       <w:r>
         <w:rPr>
@@ -1627,16 +1717,7 @@
       </w:pPr>
       <w:r>
         <w:lastRenderedPageBreak/>
-        <w:t>Apesar da relevância dessas questões, ainda há pouco investimento em estratégias educacionais que abordem de form</w:t>
-      </w:r>
-      <w:r>
-        <w:t>a acessível e interativa a relação entre avanço tecnológico, expansão urbana e preservação ambiental, principalmente em escolas onde educariam os mais jovens desde cedo. Grande parte das iniciativas voltadas ao uso de tecnologias digitais prioriza o entret</w:t>
-      </w:r>
-      <w:r>
-        <w:t xml:space="preserve">enimento ou a eficiência técnica, sem explorar plenamente seu potencial para promover a conscientização crítica sobre os impactos dessas transformações. Além disso, a própria dificuldade de integração efetiva das tecnologias no contexto educacional limita </w:t>
-      </w:r>
-      <w:r>
-        <w:t xml:space="preserve">o desenvolvimento de práticas pedagógicas inovadoras e acessíveis (Salvatierra, 2023). </w:t>
+        <w:t xml:space="preserve">Apesar da relevância dessas questões, ainda há pouco investimento em estratégias educacionais que abordem de forma acessível e interativa a relação entre avanço tecnológico, expansão urbana e preservação ambiental, principalmente em escolas onde educariam os mais jovens desde cedo. Grande parte das iniciativas voltadas ao uso de tecnologias digitais prioriza o entretenimento ou a eficiência técnica, sem explorar plenamente seu potencial para promover a conscientização crítica sobre os impactos dessas transformações. Além disso, a própria dificuldade de integração efetiva das tecnologias no contexto educacional limita o desenvolvimento de práticas pedagógicas inovadoras e acessíveis (Salvatierra, 2023). </w:t>
       </w:r>
     </w:p>
     <w:p>
@@ -1644,13 +1725,7 @@
         <w:spacing w:before="240" w:after="240"/>
       </w:pPr>
       <w:r>
-        <w:t>No contexto apresentado, observa-se a necessidade de desenvolver abordagens que integrem elementos educativos a experiências interativas, permitindo que os indivíduos c</w:t>
-      </w:r>
-      <w:r>
-        <w:t>ompreendam, de forma prática, as consequências de decisões relacionadas ao uso dos recursos, à urbanização e à automação. Dessa forma, torna-se possível contribuir para o desenvolvimento do pensamento crítico e da consciência socioambiental, em consonância</w:t>
-      </w:r>
-      <w:r>
-        <w:t xml:space="preserve"> com os Objetivos de Desenvolvimento Sustentável, especialmente a ODS 9 (Indústria, Inovação e Infraestrutura), ODS 11 (Cidades e Comunidades Sustentáveis) e ODS 12 (Consumo e Produção Responsáveis).</w:t>
+        <w:t>No contexto apresentado, observa-se a necessidade de desenvolver abordagens que integrem elementos educativos a experiências interativas, permitindo que os indivíduos compreendam, de forma prática, as consequências de decisões relacionadas ao uso dos recursos, à urbanização e à automação. Dessa forma, torna-se possível contribuir para o desenvolvimento do pensamento crítico e da consciência socioambiental, em consonância com os Objetivos de Desenvolvimento Sustentável, especialmente a ODS 9 (Indústria, Inovação e Infraestrutura), ODS 11 (Cidades e Comunidades Sustentáveis) e ODS 12 (Consumo e Produção Responsáveis).</w:t>
       </w:r>
     </w:p>
     <w:p>
@@ -1675,31 +1750,7 @@
         <w:rPr>
           <w:highlight w:val="yellow"/>
         </w:rPr>
-        <w:t>É indiscutível, que uma cidade limpa é pos</w:t>
-      </w:r>
-      <w:r>
-        <w:rPr>
-          <w:highlight w:val="yellow"/>
-        </w:rPr>
-        <w:t>itiva aos olhos dos cidadãos. Cidades sem o cuidado necessário com o tema apresentam cada vez mais lixo, esse resíduo leva tempo para sua degradação natural, levando a um impacto ambiental que por consequência, afeta diretamente a qualidade de vida da soci</w:t>
-      </w:r>
-      <w:r>
-        <w:rPr>
-          <w:highlight w:val="yellow"/>
-        </w:rPr>
-        <w:t xml:space="preserve">edade (Vianna, 2015). Ademais, um ambiente urbano em coexistência com aspectos naturais é recebido com maior satisfação por seus habitantes e conterrâneos, avaliada como uma área de qualidade maior, aumentando a felicidade e produtividade de uma população </w:t>
-      </w:r>
-      <w:r>
-        <w:rPr>
-          <w:highlight w:val="yellow"/>
-        </w:rPr>
-        <w:t>(Esperidião, 2021). Esses costumes costumam levar a um ciclo autossuficiente e culturalmente enraizado, onde a população, em interesse de preservar sua atmosfera, costuma diminuir seu desperdício, melhorando o ambiente e por consequência, repetindo o ciclo</w:t>
-      </w:r>
-      <w:r>
-        <w:rPr>
-          <w:highlight w:val="yellow"/>
-        </w:rPr>
-        <w:t xml:space="preserve"> (Esperidião, 2021).</w:t>
+        <w:t>É indiscutível, que uma cidade limpa é positiva aos olhos dos cidadãos. Cidades sem o cuidado necessário com o tema apresentam cada vez mais lixo, esse resíduo leva tempo para sua degradação natural, levando a um impacto ambiental que por consequência, afeta diretamente a qualidade de vida da sociedade (Vianna, 2015). Ademais, um ambiente urbano em coexistência com aspectos naturais é recebido com maior satisfação por seus habitantes e conterrâneos, avaliada como uma área de qualidade maior, aumentando a felicidade e produtividade de uma população (Esperidião, 2021). Esses costumes costumam levar a um ciclo autossuficiente e culturalmente enraizado, onde a população, em interesse de preservar sua atmosfera, costuma diminuir seu desperdício, melhorando o ambiente e por consequência, repetindo o ciclo (Esperidião, 2021).</w:t>
       </w:r>
     </w:p>
     <w:p>
@@ -1726,76 +1777,98 @@
           <w:highlight w:val="yellow"/>
         </w:rPr>
         <w:lastRenderedPageBreak/>
-        <w:t xml:space="preserve">O </w:t>
-      </w:r>
-      <w:r>
-        <w:rPr>
-          <w:highlight w:val="yellow"/>
-        </w:rPr>
-        <w:t>uso de jogos digitais como ferramentas educacionais apresenta grande potencial para a conscientização de diferentes públicos, desde os mais jovens até os mais velhos. Essa abordagem ganhou ainda mais relevância no contexto da pandemia, período em que o ens</w:t>
-      </w:r>
-      <w:r>
-        <w:rPr>
-          <w:highlight w:val="yellow"/>
-        </w:rPr>
-        <w:t>ino passou a ocorrer majoritariamente por meio de plataformas digitais, aproximando o uso da tecnologia do cotidiano educacional. Nesse cenário, os jogos destacam-se por serem uma linguagem mais acessível e atrativa, especialmente para o público jovem, fac</w:t>
-      </w:r>
-      <w:r>
-        <w:rPr>
-          <w:highlight w:val="yellow"/>
-        </w:rPr>
-        <w:t>ilitando o engajamento e a assimilação de conteúdos complexos (Sict, 2024).</w:t>
-      </w:r>
-    </w:p>
-    <w:p>
-      <w:pPr>
-        <w:rPr>
-          <w:highlight w:val="yellow"/>
-        </w:rPr>
-      </w:pPr>
-      <w:r>
-        <w:rPr>
-          <w:highlight w:val="yellow"/>
-        </w:rPr>
-        <w:t>Dentro desse contexto, existem exemplos de jogos que abordam a temática da preservação ambiental e os impactos da ação humana sobre a natureza. Um exemplo é o jogo Endling: Extinct</w:t>
-      </w:r>
-      <w:r>
-        <w:rPr>
-          <w:highlight w:val="yellow"/>
-        </w:rPr>
-        <w:t>ion is Forever (2022), no qual o jogador controla uma raposa em um ambiente degradado pela intervenção humana, enfrentando desafios para sobreviver enquanto cuida de seus filhotes. O jogo não apenas retrata a devastação ambiental, mas também promove reflex</w:t>
-      </w:r>
-      <w:r>
-        <w:rPr>
-          <w:highlight w:val="yellow"/>
-        </w:rPr>
-        <w:t>ões sobre a importância da conservação dos ecossistemas e as consequências da exploração descontrolada dos recursos naturais (Lima, 2022).</w:t>
-      </w:r>
-    </w:p>
-    <w:p>
-      <w:r>
-        <w:rPr>
-          <w:highlight w:val="yellow"/>
-        </w:rPr>
-        <w:t>Diante desse cenário, torna-se evidente a importância de desenvolver soluções educativas inovadoras que utilizem o po</w:t>
-      </w:r>
-      <w:r>
-        <w:rPr>
-          <w:highlight w:val="yellow"/>
-        </w:rPr>
-        <w:t>tencial dos jogos digitais para promover a conscientização socioambiental. Nesse sentido, a criação do projeto Thermautomata justifica-se pela proposta de simular, de forma interativa, o equilíbrio entre o avanço tecnológico, a automação, o crescimento urb</w:t>
-      </w:r>
-      <w:r>
-        <w:rPr>
-          <w:highlight w:val="yellow"/>
-        </w:rPr>
-        <w:t>ano, a gestão responsável dos recursos e a preservação da natureza. Ao permitir que os usuários experimentem as consequências de suas decisões dentro do jogo, a ferramenta contribui para o desenvolvimento do pensamento crítico e para a formação de uma cons</w:t>
-      </w:r>
-      <w:r>
-        <w:rPr>
-          <w:highlight w:val="yellow"/>
-        </w:rPr>
-        <w:t>ciência mais sustentável, alinhando-se às demandas contemporâneas de educação e responsabilidade ambiental (Redação SC, 2026).</w:t>
+        <w:t>O uso de jogos digitais como ferramentas educacionais apresenta grande potencial para a conscientização de diferentes públicos, desde os mais jovens até os mais velhos. Essa abordagem ganhou ainda mais relevância no contexto da pandemia, período em que o ensino passou a ocorrer majoritariamente por meio de plataformas digitais, aproximando o uso da tecnologia do cotidiano educacional. Nesse cenário, os jogos destacam-se por serem uma linguagem mais acessível e atrativa, especialmente para o público jovem, facilitando o engajamento e a assimilação de conteúdos complexos (</w:t>
+      </w:r>
+      <w:proofErr w:type="spellStart"/>
+      <w:r>
+        <w:rPr>
+          <w:highlight w:val="yellow"/>
+        </w:rPr>
+        <w:t>Sict</w:t>
+      </w:r>
+      <w:proofErr w:type="spellEnd"/>
+      <w:r>
+        <w:rPr>
+          <w:highlight w:val="yellow"/>
+        </w:rPr>
+        <w:t>, 2024).</w:t>
+      </w:r>
+    </w:p>
+    <w:p>
+      <w:pPr>
+        <w:rPr>
+          <w:highlight w:val="yellow"/>
+        </w:rPr>
+      </w:pPr>
+      <w:r>
+        <w:rPr>
+          <w:highlight w:val="yellow"/>
+        </w:rPr>
+        <w:t xml:space="preserve">Dentro desse contexto, existem exemplos de jogos que abordam a temática da preservação ambiental e os impactos da ação humana sobre a natureza. Um exemplo é o jogo </w:t>
+      </w:r>
+      <w:proofErr w:type="spellStart"/>
+      <w:r>
+        <w:rPr>
+          <w:highlight w:val="yellow"/>
+        </w:rPr>
+        <w:t>Endling</w:t>
+      </w:r>
+      <w:proofErr w:type="spellEnd"/>
+      <w:r>
+        <w:rPr>
+          <w:highlight w:val="yellow"/>
+        </w:rPr>
+        <w:t xml:space="preserve">: </w:t>
+      </w:r>
+      <w:proofErr w:type="spellStart"/>
+      <w:r>
+        <w:rPr>
+          <w:highlight w:val="yellow"/>
+        </w:rPr>
+        <w:t>Extinction</w:t>
+      </w:r>
+      <w:proofErr w:type="spellEnd"/>
+      <w:r>
+        <w:rPr>
+          <w:highlight w:val="yellow"/>
+        </w:rPr>
+        <w:t xml:space="preserve"> </w:t>
+      </w:r>
+      <w:proofErr w:type="spellStart"/>
+      <w:r>
+        <w:rPr>
+          <w:highlight w:val="yellow"/>
+        </w:rPr>
+        <w:t>is</w:t>
+      </w:r>
+      <w:proofErr w:type="spellEnd"/>
+      <w:r>
+        <w:rPr>
+          <w:highlight w:val="yellow"/>
+        </w:rPr>
+        <w:t xml:space="preserve"> Forever (2022), no qual o jogador controla uma raposa em um ambiente degradado pela intervenção humana, enfrentando desafios para sobreviver enquanto cuida de seus filhotes. O jogo não apenas retrata a devastação ambiental, mas também promove reflexões sobre a importância da conservação dos ecossistemas e as consequências da exploração descontrolada dos recursos naturais (Lima, 2022).</w:t>
+      </w:r>
+    </w:p>
+    <w:p>
+      <w:r>
+        <w:rPr>
+          <w:highlight w:val="yellow"/>
+        </w:rPr>
+        <w:t xml:space="preserve">Diante desse cenário, torna-se evidente a importância de desenvolver soluções educativas inovadoras que utilizem o potencial dos jogos digitais para promover a conscientização socioambiental. Nesse sentido, a criação do projeto </w:t>
+      </w:r>
+      <w:proofErr w:type="spellStart"/>
+      <w:r>
+        <w:rPr>
+          <w:highlight w:val="yellow"/>
+        </w:rPr>
+        <w:t>Thermautomata</w:t>
+      </w:r>
+      <w:proofErr w:type="spellEnd"/>
+      <w:r>
+        <w:rPr>
+          <w:highlight w:val="yellow"/>
+        </w:rPr>
+        <w:t xml:space="preserve"> justifica-se pela proposta de simular, de forma interativa, o equilíbrio entre o avanço tecnológico, a automação, o crescimento urbano, a gestão responsável dos recursos e a preservação da natureza. Ao permitir que os usuários experimentem as consequências de suas decisões dentro do jogo, a ferramenta contribui para o desenvolvimento do pensamento crítico e para a formação de uma consciência mais sustentável, alinhando-se às demandas contemporâneas de educação e responsabilidade ambiental (Redação SC, 2026).</w:t>
       </w:r>
     </w:p>
     <w:p>
@@ -1824,10 +1897,7 @@
     </w:p>
     <w:p>
       <w:r>
-        <w:t>Desenvolver um jogo cujo objetivo deve ser sobre a educação e o aumento da compreensão de tópicos como p</w:t>
-      </w:r>
-      <w:r>
-        <w:t>olítica, automação e poluição. O projeto deve abranger esses tópicos, e fazer com que seus usuários desenvolvam um conhecimento funcional e aplicável.</w:t>
+        <w:t>Desenvolver um jogo cujo objetivo deve ser sobre a educação e o aumento da compreensão de tópicos como política, automação e poluição. O projeto deve abranger esses tópicos, e fazer com que seus usuários desenvolvam um conhecimento funcional e aplicável.</w:t>
       </w:r>
     </w:p>
     <w:p>
@@ -1843,9 +1913,8 @@
           <w:tag w:val="goog_rdk_3"/>
           <w:id w:val="-284283889"/>
         </w:sdtPr>
-        <w:sdtEndPr/>
         <w:sdtContent>
-          <w:commentRangeStart w:id="4"/>
+          <w:commentRangeStart w:id="3"/>
         </w:sdtContent>
       </w:sdt>
       <w:sdt>
@@ -1853,21 +1922,20 @@
           <w:tag w:val="goog_rdk_4"/>
           <w:id w:val="1631276222"/>
         </w:sdtPr>
-        <w:sdtEndPr/>
         <w:sdtContent>
-          <w:commentRangeStart w:id="5"/>
+          <w:commentRangeStart w:id="4"/>
         </w:sdtContent>
       </w:sdt>
       <w:r>
         <w:t>Objetivos Específicos</w:t>
       </w:r>
+      <w:commentRangeEnd w:id="3"/>
+      <w:r>
+        <w:commentReference w:id="3"/>
+      </w:r>
       <w:commentRangeEnd w:id="4"/>
       <w:r>
         <w:commentReference w:id="4"/>
-      </w:r>
-      <w:commentRangeEnd w:id="5"/>
-      <w:r>
-        <w:commentReference w:id="5"/>
       </w:r>
     </w:p>
     <w:p>
@@ -1893,7 +1961,6 @@
           <w:tag w:val="goog_rdk_5"/>
           <w:id w:val="-310487574"/>
         </w:sdtPr>
-        <w:sdtEndPr/>
         <w:sdtContent/>
       </w:sdt>
       <w:r>
@@ -2064,13 +2131,7 @@
         <w:rPr>
           <w:color w:val="000000"/>
         </w:rPr>
-        <w:t>Desenvolver uma plataforma digital intuitiva e prática para a c</w:t>
-      </w:r>
-      <w:r>
-        <w:rPr>
-          <w:color w:val="000000"/>
-        </w:rPr>
-        <w:t>onscientização de ciências políticas e dificuldades de infraestrutura</w:t>
+        <w:t>Desenvolver uma plataforma digital intuitiva e prática para a conscientização de ciências políticas e dificuldades de infraestrutura</w:t>
       </w:r>
       <w:r>
         <w:rPr>
@@ -2137,13 +2198,7 @@
         </w:rPr>
       </w:pPr>
       <w:r>
-        <w:t xml:space="preserve">O desenvolvimento do jogo fundamentou-se em três abordagens metodológicas complementares: a pesquisa bibliográfica e </w:t>
-      </w:r>
-      <w:r>
-        <w:t>exploratória, a pesquisa de campo e a pesquisa aplicada de caráter experimental. A adoção dessas metodologias teve como finalidade compreender os referenciais teóricos relacionados aos gêneros de automação, identificar as necessidades e expectativas do púb</w:t>
-      </w:r>
-      <w:r>
-        <w:t>lico-alvo e, posteriormente, desenvolver uma solução digital capaz de integrar tais elementos em uma experiência lúdica e desafiadora.</w:t>
+        <w:t>O desenvolvimento do jogo fundamentou-se em três abordagens metodológicas complementares: a pesquisa bibliográfica e exploratória, a pesquisa de campo e a pesquisa aplicada de caráter experimental. A adoção dessas metodologias teve como finalidade compreender os referenciais teóricos relacionados aos gêneros de automação, identificar as necessidades e expectativas do público-alvo e, posteriormente, desenvolver uma solução digital capaz de integrar tais elementos em uma experiência lúdica e desafiadora.</w:t>
       </w:r>
     </w:p>
     <w:p>
@@ -2153,10 +2208,7 @@
         </w:rPr>
       </w:pPr>
       <w:r>
-        <w:t>Inicialmente, foi realizada uma pesquisa bibliográfica e exploratória, visando reunir conhecimentos sobre os conceitos qu</w:t>
-      </w:r>
-      <w:r>
-        <w:t>e fundamentam o desenvolvimento de jogos. Além disso, foram analisadas obras e estudos relacionados aos gêneros que serviram de referência para a concepção do projeto, possibilitando a definição dos principais requisitos funcionais e conceituais do jogo.</w:t>
+        <w:t>Inicialmente, foi realizada uma pesquisa bibliográfica e exploratória, visando reunir conhecimentos sobre os conceitos que fundamentam o desenvolvimento de jogos. Além disso, foram analisadas obras e estudos relacionados aos gêneros que serviram de referência para a concepção do projeto, possibilitando a definição dos principais requisitos funcionais e conceituais do jogo.</w:t>
       </w:r>
     </w:p>
     <w:p>
@@ -2166,16 +2218,15 @@
         </w:rPr>
       </w:pPr>
       <w:r>
-        <w:t>D</w:t>
-      </w:r>
-      <w:r>
-        <w:t>e forma paralela, foi empregada a metodologia Design Thinking, utilizada como suporte durante todas as etapas do desenvolvimento. O processo contemplou as fases de imersão, definição, ideação, prototipação e testes, permitindo compreender o contexto do pro</w:t>
-      </w:r>
-      <w:r>
-        <w:t>blema, levantar requisitos, propor soluções e aperfeiçoar continuamente as mecânicas e funcionalidades implementadas. Essa abordagem contribuiu para que o desenvolvimento permanecesse centrado nas necessidades dos usuários e na melhoria contínua da experiê</w:t>
-      </w:r>
-      <w:r>
-        <w:t>ncia proporcionada pelo jogo.</w:t>
+        <w:t xml:space="preserve">De forma paralela, foi empregada a metodologia Design </w:t>
+      </w:r>
+      <w:proofErr w:type="spellStart"/>
+      <w:r>
+        <w:t>Thinking</w:t>
+      </w:r>
+      <w:proofErr w:type="spellEnd"/>
+      <w:r>
+        <w:t>, utilizada como suporte durante todas as etapas do desenvolvimento. O processo contemplou as fases de imersão, definição, ideação, prototipação e testes, permitindo compreender o contexto do problema, levantar requisitos, propor soluções e aperfeiçoar continuamente as mecânicas e funcionalidades implementadas. Essa abordagem contribuiu para que o desenvolvimento permanecesse centrado nas necessidades dos usuários e na melhoria contínua da experiência proporcionada pelo jogo.</w:t>
       </w:r>
     </w:p>
     <w:p>
@@ -2186,10 +2237,7 @@
       </w:pPr>
       <w:r>
         <w:lastRenderedPageBreak/>
-        <w:t>Na etapa exploratória, foi conduzida uma pesquisa de campo. O objetivo dessa etapa consistiu em identificar preferências, dificuldades, expectativas e características consideradas relevantes pelo público-alvo, fornecendo subsí</w:t>
-      </w:r>
-      <w:r>
-        <w:t>dios para a definição das mecânicas de jogo, da progressão do jogador e dos elementos de interface.</w:t>
+        <w:t>Na etapa exploratória, foi conduzida uma pesquisa de campo. O objetivo dessa etapa consistiu em identificar preferências, dificuldades, expectativas e características consideradas relevantes pelo público-alvo, fornecendo subsídios para a definição das mecânicas de jogo, da progressão do jogador e dos elementos de interface.</w:t>
       </w:r>
     </w:p>
     <w:p>
@@ -2199,10 +2247,7 @@
         </w:rPr>
       </w:pPr>
       <w:r>
-        <w:t>Concluídas as etapas de investigação, iniciou-se o desenvolvimento do projeto, caracterizando a fase de pesquisa aplicada. Para o gerenciamento das atividad</w:t>
-      </w:r>
-      <w:r>
-        <w:t>es da equipe foi adotada a metodologia ágil Scrum, possibilitando a organização das tarefas em ciclos de desenvolvimento, o acompanhamento contínuo das funcionalidades implementadas e a realização de ajustes ao longo do projeto.</w:t>
+        <w:t>Concluídas as etapas de investigação, iniciou-se o desenvolvimento do projeto, caracterizando a fase de pesquisa aplicada. Para o gerenciamento das atividades da equipe foi adotada a metodologia ágil Scrum, possibilitando a organização das tarefas em ciclos de desenvolvimento, o acompanhamento contínuo das funcionalidades implementadas e a realização de ajustes ao longo do projeto.</w:t>
       </w:r>
     </w:p>
     <w:p>
@@ -2212,23 +2257,26 @@
         </w:rPr>
       </w:pPr>
       <w:r>
-        <w:t>O desenvolvimento do jogo f</w:t>
-      </w:r>
-      <w:r>
-        <w:t xml:space="preserve">oi realizado utilizando a </w:t>
+        <w:t xml:space="preserve">O desenvolvimento do jogo foi realizado utilizando a </w:t>
       </w:r>
       <w:r>
         <w:rPr>
           <w:i/>
           <w:iCs/>
         </w:rPr>
-        <w:t>game engine</w:t>
-      </w:r>
-      <w:r>
-        <w:t xml:space="preserve"> Godot como plataforma principal de programação e implementação das mecânicas, enquanto o Blender foi empregado na modelagem e produção dos recursos tridimensionais utilizados no ambiente virtual. As funcionalidades for</w:t>
-      </w:r>
-      <w:r>
-        <w:t xml:space="preserve">am implementadas de forma incremental, priorizando aquelas consideradas essenciais com base nos resultados obtidos durante a pesquisa de campo. </w:t>
+        <w:t xml:space="preserve">game </w:t>
+      </w:r>
+      <w:proofErr w:type="spellStart"/>
+      <w:r>
+        <w:rPr>
+          <w:i/>
+          <w:iCs/>
+        </w:rPr>
+        <w:t>engine</w:t>
+      </w:r>
+      <w:proofErr w:type="spellEnd"/>
+      <w:r>
+        <w:t xml:space="preserve"> Godot como plataforma principal de programação e implementação das mecânicas, enquanto o Blender foi empregado na modelagem e produção dos recursos tridimensionais utilizados no ambiente virtual. As funcionalidades foram implementadas de forma incremental, priorizando aquelas consideradas essenciais com base nos resultados obtidos durante a pesquisa de campo. </w:t>
       </w:r>
     </w:p>
     <w:p>
@@ -2245,18 +2293,20 @@
     </w:p>
     <w:p>
       <w:r>
-        <w:t>Espera-se que o Thermautomata contribua para uma aprendizagem mais dinâmica, estimulando n</w:t>
-      </w:r>
-      <w:r>
-        <w:t>os usuários o pensamento crítico e a tomada de decisões sobre questões políticas, econômicas, urbanas e ambientais.</w:t>
-      </w:r>
-    </w:p>
-    <w:p>
-      <w:r>
-        <w:t>Para a comunidade, o projeto busca promover maior conscientização sobre problemas do cotidiano e a importância de escolhas responsáveis para</w:t>
-      </w:r>
-      <w:r>
-        <w:t xml:space="preserve"> o desenvolvimento da sociedade.</w:t>
+        <w:t xml:space="preserve">Espera-se que o </w:t>
+      </w:r>
+      <w:proofErr w:type="spellStart"/>
+      <w:r>
+        <w:t>Thermautomata</w:t>
+      </w:r>
+      <w:proofErr w:type="spellEnd"/>
+      <w:r>
+        <w:t xml:space="preserve"> contribua para uma aprendizagem mais dinâmica, estimulando nos usuários o pensamento crítico e a tomada de decisões sobre questões políticas, econômicas, urbanas e ambientais.</w:t>
+      </w:r>
+    </w:p>
+    <w:p>
+      <w:r>
+        <w:t>Para a comunidade, o projeto busca promover maior conscientização sobre problemas do cotidiano e a importância de escolhas responsáveis para o desenvolvimento da sociedade.</w:t>
       </w:r>
     </w:p>
     <w:p>
@@ -2284,25 +2334,21 @@
           <w:tag w:val="goog_rdk_6"/>
           <w:id w:val="-1100774101"/>
         </w:sdtPr>
-        <w:sdtEndPr/>
         <w:sdtContent>
-          <w:commentRangeStart w:id="6"/>
+          <w:commentRangeStart w:id="5"/>
         </w:sdtContent>
       </w:sdt>
       <w:r>
         <w:t>REFERENCIAL TEÓRICO</w:t>
       </w:r>
-      <w:commentRangeEnd w:id="6"/>
-      <w:r>
-        <w:commentReference w:id="6"/>
-      </w:r>
-    </w:p>
-    <w:p>
-      <w:r>
-        <w:t xml:space="preserve">Esse capítulo tem o </w:t>
-      </w:r>
-      <w:r>
-        <w:t>objetivo de explorar a política do mundo moderno, do uso de jogos como ferramentas educacionais, a poluição e sustentabilidade, e por fim as tecnologias utilizadas para o desenvolvimento do projeto.</w:t>
+      <w:commentRangeEnd w:id="5"/>
+      <w:r>
+        <w:commentReference w:id="5"/>
+      </w:r>
+    </w:p>
+    <w:p>
+      <w:r>
+        <w:t>Esse capítulo tem o objetivo de explorar a política do mundo moderno, do uso de jogos como ferramentas educacionais, a poluição e sustentabilidade, e por fim as tecnologias utilizadas para o desenvolvimento do projeto.</w:t>
       </w:r>
     </w:p>
     <w:p>
@@ -2319,38 +2365,31 @@
     </w:p>
     <w:p>
       <w:r>
-        <w:t>A política é uma atividade pres</w:t>
-      </w:r>
-      <w:r>
-        <w:t xml:space="preserve">ente em diversos tipos de organizações sociais, sendo responsável por estabelecer regras, tomar decisões e organizar a convivência entre os indivíduos. Entre suas principais funções estão a criação de leis, a gestão de recursos públicos, a distribuição de </w:t>
-      </w:r>
-      <w:r>
-        <w:t>responsabilidades e a promoção do bem-estar da sociedade. Dessa forma, a política exerce um papel fundamental na organização do Estado e no funcionamento das instituições.</w:t>
-      </w:r>
-      <w:r>
-        <w:t xml:space="preserve"> (Bleviglieri, 2020).</w:t>
-      </w:r>
-    </w:p>
-    <w:p>
-      <w:commentRangeStart w:id="7"/>
-      <w:r>
-        <w:t>A política no mundo moderno corresponde ao conjunto de práticas</w:t>
-      </w:r>
-      <w:r>
-        <w:t xml:space="preserve"> e instituições responsáveis pela organização da sociedade e pela administração do Estado.</w:t>
-      </w:r>
-      <w:commentRangeEnd w:id="7"/>
-      <w:r>
-        <w:commentReference w:id="7"/>
-      </w:r>
-      <w:r>
-        <w:t xml:space="preserve"> Com o desenvolvimento da modernidade, surgiram novas formas de governo, ampliou-se a participação da população nas decisões políticas e consolidaram-se princípios</w:t>
-      </w:r>
-      <w:r>
-        <w:t xml:space="preserve"> como a democracia, os direitos individuais e a divisão dos poderes. Além disso, a política moderna busca atender às demandas da sociedade por meio da criação de leis, políticas públicas e mecanismos de representação, adaptando-se constantemente às transfo</w:t>
-      </w:r>
-      <w:r>
-        <w:t>rmações sociais, econ</w:t>
+        <w:t>A política é uma atividade presente em diversos tipos de organizações sociais, sendo responsável por estabelecer regras, tomar decisões e organizar a convivência entre os indivíduos. Entre suas principais funções estão a criação de leis, a gestão de recursos públicos, a distribuição de responsabilidades e a promoção do bem-estar da sociedade. Dessa forma, a política exerce um papel fundamental na organização do Estado e no funcionamento das instituições.</w:t>
+      </w:r>
+      <w:r>
+        <w:t xml:space="preserve"> (</w:t>
+      </w:r>
+      <w:proofErr w:type="spellStart"/>
+      <w:r>
+        <w:t>Bleviglieri</w:t>
+      </w:r>
+      <w:proofErr w:type="spellEnd"/>
+      <w:r>
+        <w:t>, 2020).</w:t>
+      </w:r>
+    </w:p>
+    <w:p>
+      <w:commentRangeStart w:id="6"/>
+      <w:r>
+        <w:t>A política no mundo moderno corresponde ao conjunto de práticas e instituições responsáveis pela organização da sociedade e pela administração do Estado.</w:t>
+      </w:r>
+      <w:commentRangeEnd w:id="6"/>
+      <w:r>
+        <w:commentReference w:id="6"/>
+      </w:r>
+      <w:r>
+        <w:t xml:space="preserve"> Com o desenvolvimento da modernidade, surgiram novas formas de governo, ampliou-se a participação da população nas decisões políticas e consolidaram-se princípios como a democracia, os direitos individuais e a divisão dos poderes. Além disso, a política moderna busca atender às demandas da sociedade por meio da criação de leis, políticas públicas e mecanismos de representação, adaptando-se constantemente às transformações sociais, econ</w:t>
       </w:r>
       <w:r>
         <w:t xml:space="preserve">ômicas e tecnológicas. </w:t>
@@ -2373,24 +2412,44 @@
         <w:sdtPr>
           <w:tag w:val="goog_rdk_9"/>
           <w:id w:val="-163398280"/>
+          <w:showingPlcHdr/>
         </w:sdtPr>
-        <w:sdtEndPr/>
         <w:sdtContent>
-          <w:commentRangeStart w:id="8"/>
+          <w:r>
+            <w:t xml:space="preserve">     </w:t>
+          </w:r>
+          <w:commentRangeStart w:id="7"/>
         </w:sdtContent>
       </w:sdt>
       <w:r>
-        <w:t>Ao longo da história, diversos filósofos contribuíram para o desenvolvimento do pensamento político moderno. Entre eles, destacam-se Thomas Hobbes, que formulou a teoria do contrato social; Jo</w:t>
-      </w:r>
-      <w:r>
-        <w:t>hn Locke, conhecido como o "pai do liberalismo", por defender os direitos naturais e a limitação do poder do Estado; e Jean-Jacques Rousseau, que apresentou sua visão sobre o estado natural do ser humano e a soberania popular. As ideias desses pensadores i</w:t>
-      </w:r>
-      <w:r>
-        <w:t>nfluenciaram a construção de diferentes modelos de governo e continuam presentes em debates sobre democracia, cidadania, direitos e deveres da população.</w:t>
-      </w:r>
-      <w:commentRangeEnd w:id="8"/>
-      <w:r>
-        <w:commentReference w:id="8"/>
+        <w:t>Ao longo da história, diversos filósofos contribuíram para o desenvolvimento do pensamento político moderno. Entre eles, destacam-se Thomas Hobbes, que formulou a teoria do contrato social; John Locke, conhecido como o "pai do liberalismo", por defender os direitos naturais e a limitação do poder do Estado; e Jean-Jacques Rousseau, que apresentou sua visão sobre o estado natural do ser humano e a soberania popular. As ideias desses pensadores influenciaram a construção de diferentes modelos de governo e continuam presentes em debates sobre democracia, cidadania, direitos e deveres da população.</w:t>
+      </w:r>
+      <w:commentRangeEnd w:id="7"/>
+      <w:r>
+        <w:commentReference w:id="7"/>
+      </w:r>
+      <w:r>
+        <w:t xml:space="preserve"> </w:t>
+      </w:r>
+      <w:r>
+        <w:rPr>
+          <w:highlight w:val="yellow"/>
+        </w:rPr>
+        <w:t xml:space="preserve">(Barreto Júnior; </w:t>
+      </w:r>
+      <w:proofErr w:type="spellStart"/>
+      <w:r>
+        <w:rPr>
+          <w:highlight w:val="yellow"/>
+        </w:rPr>
+        <w:t>Cademartori</w:t>
+      </w:r>
+      <w:proofErr w:type="spellEnd"/>
+      <w:r>
+        <w:rPr>
+          <w:highlight w:val="yellow"/>
+        </w:rPr>
+        <w:t>, 2021).</w:t>
       </w:r>
     </w:p>
     <w:p>
@@ -2402,55 +2461,52 @@
         </w:numPr>
       </w:pPr>
       <w:r>
+        <w:lastRenderedPageBreak/>
         <w:t>Jogos como Ferramentas Educacionais</w:t>
       </w:r>
     </w:p>
     <w:p>
       <w:r>
-        <w:t>Os jogos como ferramentas educacionais consistem em recursos pe</w:t>
-      </w:r>
-      <w:r>
-        <w:t xml:space="preserve">dagógicos desenvolvidos ou adaptados com o objetivo de apoiar o processo de ensino e </w:t>
-      </w:r>
-      <w:r>
-        <w:lastRenderedPageBreak/>
-        <w:t>aprendizagem. Diferentemente dos jogos voltados exclusivamente ao entretenimento, os jogos educacionais possuem objetivos didáticos definidos e utilizam elementos como des</w:t>
-      </w:r>
-      <w:r>
-        <w:t>afios, regras e recompensas para estimular a construção do conhecimento em contextos formais e informais de aprendizagem. (Panosso; Souza; Haydu, 2015)</w:t>
-      </w:r>
-    </w:p>
-    <w:p>
-      <w:r>
-        <w:t>Os jogos digitais vêm sendo cada vez mais utilizados como ferramentas de apoio ao ensino, pois proporcio</w:t>
-      </w:r>
-      <w:r>
-        <w:t>nam uma aprendizagem mais dinâmica e interativa. Além de tornar o processo educativo mais atrativo, eles podem contribuir para a construção do conhecimento em diferentes áreas, estimulando habilidades como o pensamento crítico, a resolução de problemas e a</w:t>
-      </w:r>
-      <w:r>
-        <w:t xml:space="preserve"> colaboração entre os estudantes. No entanto, para que os jogos cumpram seu papel educacional, é necessário que seu uso esteja alinhado aos objetivos de aprendizagem e às práticas pedagógicas adotadas. (Santos; Rocha, 2024)</w:t>
-      </w:r>
-    </w:p>
-    <w:p>
-      <w:r>
-        <w:t>Além de favorecer a aprendizagem</w:t>
-      </w:r>
-      <w:r>
-        <w:t xml:space="preserve"> dos conteúdos, os jogos educacionais contribuem para o desenvolvimento de competências cognitivas, sociais e emocionais. Quando utilizados de forma planejada, estimulam o raciocínio lógico, a criatividade, a tomada de decisões, o trabalho em equipe e a au</w:t>
-      </w:r>
-      <w:r>
-        <w:t>tonomia dos estudantes, tornando o processo de ensino mais participativo e significativo. (Cóser, 2025)</w:t>
-      </w:r>
-    </w:p>
-    <w:p>
-      <w:r>
-        <w:t xml:space="preserve">Entretanto, os jogos não devem ser considerados uma solução isolada para os desafios da educação. Sua eficácia depende do planejamento do professor, da </w:t>
-      </w:r>
-      <w:r>
-        <w:t>adequação aos objetivos pedagógicos e da forma como são integrados ao currículo escolar. Quando utilizados de maneira intencional, podem complementar outras metodologias de ensino e enriquecer a experiência de aprendizagem dos estudantes. (Santos; Rocha, 2</w:t>
-      </w:r>
-      <w:r>
-        <w:t>024)</w:t>
+        <w:t>Os jogos como ferramentas educacionais consistem em recursos pedagógicos desenvolvidos ou adaptados com o objetivo de apoiar o processo de ensino e aprendizagem. Diferentemente dos jogos voltados exclusivamente ao entretenimento, os jogos educacionais possuem objetivos didáticos definidos e utilizam elementos como desafios, regras e recompensas para estimular a construção do conhecimento em contextos formais e informais de aprendizagem. (</w:t>
+      </w:r>
+      <w:proofErr w:type="spellStart"/>
+      <w:r>
+        <w:t>Panosso</w:t>
+      </w:r>
+      <w:proofErr w:type="spellEnd"/>
+      <w:r>
+        <w:t xml:space="preserve">; Souza; </w:t>
+      </w:r>
+      <w:proofErr w:type="spellStart"/>
+      <w:r>
+        <w:t>Haydu</w:t>
+      </w:r>
+      <w:proofErr w:type="spellEnd"/>
+      <w:r>
+        <w:t>, 2015)</w:t>
+      </w:r>
+    </w:p>
+    <w:p>
+      <w:r>
+        <w:t>Os jogos digitais vêm sendo cada vez mais utilizados como ferramentas de apoio ao ensino, pois proporcionam uma aprendizagem mais dinâmica e interativa. Além de tornar o processo educativo mais atrativo, eles podem contribuir para a construção do conhecimento em diferentes áreas, estimulando habilidades como o pensamento crítico, a resolução de problemas e a colaboração entre os estudantes. No entanto, para que os jogos cumpram seu papel educacional, é necessário que seu uso esteja alinhado aos objetivos de aprendizagem e às práticas pedagógicas adotadas. (Santos; Rocha, 2024)</w:t>
+      </w:r>
+    </w:p>
+    <w:p>
+      <w:r>
+        <w:t>Além de favorecer a aprendizagem dos conteúdos, os jogos educacionais contribuem para o desenvolvimento de competências cognitivas, sociais e emocionais. Quando utilizados de forma planejada, estimulam o raciocínio lógico, a criatividade, a tomada de decisões, o trabalho em equipe e a autonomia dos estudantes, tornando o processo de ensino mais participativo e significativo. (</w:t>
+      </w:r>
+      <w:proofErr w:type="spellStart"/>
+      <w:r>
+        <w:t>Cóser</w:t>
+      </w:r>
+      <w:proofErr w:type="spellEnd"/>
+      <w:r>
+        <w:t>, 2025)</w:t>
+      </w:r>
+    </w:p>
+    <w:p>
+      <w:r>
+        <w:t>Entretanto, os jogos não devem ser considerados uma solução isolada para os desafios da educação. Sua eficácia depende do planejamento do professor, da adequação aos objetivos pedagógicos e da forma como são integrados ao currículo escolar. Quando utilizados de maneira intencional, podem complementar outras metodologias de ensino e enriquecer a experiência de aprendizagem dos estudantes. (Santos; Rocha, 2024)</w:t>
       </w:r>
     </w:p>
     <w:p>
@@ -2470,10 +2526,11 @@
         <w:ind w:left="709"/>
       </w:pPr>
       <w:r>
-        <w:t>A automação industrial é o uso de tecnologias, equipamentos e sistemas para controlar e executar processos de produção com pouca ou nenhuma intervenção humana direta. Ela combina recursos como sensores, controla</w:t>
-      </w:r>
-      <w:r>
-        <w:t>dores, softwares e máquinas inteligentes para realizar tarefas de forma automática, garantindo maior precisão, rapidez e eficiência nas operações. (Massa Pesagem e Automação Industrial, 2020).</w:t>
+        <w:t xml:space="preserve">A automação industrial é o uso de tecnologias, equipamentos e sistemas para controlar e executar processos de produção com pouca ou nenhuma intervenção humana direta. Ela combina recursos como sensores, </w:t>
+      </w:r>
+      <w:r>
+        <w:lastRenderedPageBreak/>
+        <w:t>controladores, softwares e máquinas inteligentes para realizar tarefas de forma automática, garantindo maior precisão, rapidez e eficiência nas operações. (Massa Pesagem e Automação Industrial, 2020).</w:t>
       </w:r>
     </w:p>
     <w:p>
@@ -2481,14 +2538,7 @@
         <w:ind w:left="709"/>
       </w:pPr>
       <w:r>
-        <w:lastRenderedPageBreak/>
-        <w:t>Diferentemente da mecanização, que consiste apenas em substitui</w:t>
-      </w:r>
-      <w:r>
-        <w:t>r o esforço físico humano por máquinas, a automação permite que os equipamentos tomem decisões previamente programadas, monitorem o funcionamento da produção e realizem ajustes quando necessário. Dessa forma, o operador passa a desempenhar funções de super</w:t>
-      </w:r>
-      <w:r>
-        <w:t>visão, programação e manutenção dos sistemas, em vez de executar manualmente todas as etapas do processo. (Massa Pesagem e Automação Industrial, 2020).</w:t>
+        <w:t>Diferentemente da mecanização, que consiste apenas em substituir o esforço físico humano por máquinas, a automação permite que os equipamentos tomem decisões previamente programadas, monitorem o funcionamento da produção e realizem ajustes quando necessário. Dessa forma, o operador passa a desempenhar funções de supervisão, programação e manutenção dos sistemas, em vez de executar manualmente todas as etapas do processo. (Massa Pesagem e Automação Industrial, 2020).</w:t>
       </w:r>
     </w:p>
     <w:p>
@@ -2496,13 +2546,7 @@
         <w:ind w:left="709"/>
       </w:pPr>
       <w:r>
-        <w:t>Atualmente, a automação industrial é um dos principais pilares da Indústria 4.0, pois integra tecnologia</w:t>
-      </w:r>
-      <w:r>
-        <w:t>s digitais, comunicação entre máquinas e análise de dados para tornar a produção mais inteligente. Entre seus principais benefícios estão o aumento da produtividade, a redução de falhas e desperdícios, a melhoria da qualidade dos produtos, a diminuição dos</w:t>
-      </w:r>
-      <w:r>
-        <w:t xml:space="preserve"> custos operacionais e o aumento da segurança dos trabalhadores, especialmente em atividades de maior risco. (Massa Pesagem e Automação Industrial, 2020).</w:t>
+        <w:t>Atualmente, a automação industrial é um dos principais pilares da Indústria 4.0, pois integra tecnologias digitais, comunicação entre máquinas e análise de dados para tornar a produção mais inteligente. Entre seus principais benefícios estão o aumento da produtividade, a redução de falhas e desperdícios, a melhoria da qualidade dos produtos, a diminuição dos custos operacionais e o aumento da segurança dos trabalhadores, especialmente em atividades de maior risco. (Massa Pesagem e Automação Industrial, 2020).</w:t>
       </w:r>
     </w:p>
     <w:p>
@@ -2510,10 +2554,7 @@
         <w:ind w:left="709"/>
       </w:pPr>
       <w:r>
-        <w:t>Por esses motivos, a automação industrial tornou-se um fator estratégico para empresas que desejam au</w:t>
-      </w:r>
-      <w:r>
-        <w:t>mentar sua competitividade, otimizar seus processos produtivos e atender às exigências de um mercado cada vez mais tecnológico e dinâmico. (Massa Pesagem e Automação Industrial, 2020).</w:t>
+        <w:t>Por esses motivos, a automação industrial tornou-se um fator estratégico para empresas que desejam aumentar sua competitividade, otimizar seus processos produtivos e atender às exigências de um mercado cada vez mais tecnológico e dinâmico. (Massa Pesagem e Automação Industrial, 2020).</w:t>
       </w:r>
     </w:p>
     <w:p>
@@ -2530,20 +2571,19 @@
           <w:id w:val="-837511048"/>
           <w:showingPlcHdr/>
         </w:sdtPr>
-        <w:sdtEndPr/>
         <w:sdtContent>
           <w:r>
             <w:t xml:space="preserve">     </w:t>
           </w:r>
-          <w:commentRangeStart w:id="9"/>
+          <w:commentRangeStart w:id="8"/>
         </w:sdtContent>
       </w:sdt>
       <w:r>
         <w:t>Poluição e Sustentabilidade</w:t>
       </w:r>
-      <w:commentRangeEnd w:id="9"/>
-      <w:r>
-        <w:commentReference w:id="9"/>
+      <w:commentRangeEnd w:id="8"/>
+      <w:r>
+        <w:commentReference w:id="8"/>
       </w:r>
     </w:p>
     <w:p>
@@ -2571,14 +2611,8 @@
         <w:rPr>
           <w:color w:val="000000"/>
         </w:rPr>
-        <w:t xml:space="preserve">Em contraponto a poluição, a sustentabilidade são as ações que desejam promover um equilíbrio entre o crescimento econômico que causa poluição, e a preservação do meio ambiente. O desenvolvimento sustentável é aquele que busca criar oportunidades igualitárias, além de buscar a utilização e consumo de recursos </w:t>
-      </w:r>
-      <w:r>
-        <w:rPr>
-          <w:color w:val="000000"/>
-        </w:rPr>
         <w:lastRenderedPageBreak/>
-        <w:t xml:space="preserve">naturais balanceados. (DA ROCHA, 2023) </w:t>
+        <w:t xml:space="preserve">Em contraponto a poluição, a sustentabilidade são as ações que desejam promover um equilíbrio entre o crescimento econômico que causa poluição, e a preservação do meio ambiente. O desenvolvimento sustentável é aquele que busca criar oportunidades igualitárias, além de buscar a utilização e consumo de recursos naturais balanceados. (DA ROCHA, 2023) </w:t>
       </w:r>
       <w:r>
         <w:rPr>
@@ -2620,13 +2654,7 @@
     </w:p>
     <w:p>
       <w:r>
-        <w:t>O desenvolvimento do projeto exigiu a utilização de diferentes</w:t>
-      </w:r>
-      <w:r>
-        <w:t xml:space="preserve"> tecnologias e ferramentas voltadas à programação, desenvolvimento web, produção de recursos multimídia e documentação. A seleção dessas tecnologias considerou fatores como facilidade de uso, desempenho, compatibilidade e disponibilidade de documentação, c</w:t>
-      </w:r>
-      <w:r>
-        <w:t>ontribuindo para a implementação das funcionalidades e para a organização do projeto.</w:t>
+        <w:t>O desenvolvimento do projeto exigiu a utilização de diferentes tecnologias e ferramentas voltadas à programação, desenvolvimento web, produção de recursos multimídia e documentação. A seleção dessas tecnologias considerou fatores como facilidade de uso, desempenho, compatibilidade e disponibilidade de documentação, contribuindo para a implementação das funcionalidades e para a organização do projeto.</w:t>
       </w:r>
     </w:p>
     <w:p>
@@ -2638,29 +2666,74 @@
         </w:numPr>
       </w:pPr>
       <w:r>
-        <w:t>Godot Engine e GDScript</w:t>
-      </w:r>
-    </w:p>
-    <w:p>
-      <w:r>
-        <w:t>A Godot Engine é um programa utilizado para criar jogos digitais. Ela reúne diversas ferramentas em um só lugar, permitindo desenvolver jogos em 2</w:t>
-      </w:r>
-      <w:r>
-        <w:t xml:space="preserve">D e 3D de forma mais simples, sem precisar criar tudo do zero. Com ela, é possível criar personagens, cenários, animações e programar o funcionamento do jogo. Depois de tudo pronto, o jogo pode ser publicado em diferentes plataformas, como computadores ou </w:t>
-      </w:r>
-      <w:r>
-        <w:t>celulares, além da Godot ser uma ferramenta gratuita e de código aberto, o que permite que qualquer pessoa possa utilizá-la livremente para desenvolver seus próprios jogos. (Godot Community, 2014)</w:t>
-      </w:r>
-    </w:p>
-    <w:p>
-      <w:r>
-        <w:t>A GDScript é a linguagem de programação criada especialment</w:t>
-      </w:r>
-      <w:r>
-        <w:t>e para o Godot Engine. Ela é utilizada para controlar o funcionamento dos jogos, como o movimento dos personagens, as ações dos inimigos e os eventos que acontecem. Por ter sido desenvolvida para a Godot, a GDScript funciona de forma integrada à engine, to</w:t>
-      </w:r>
-      <w:r>
-        <w:t>rnando o desenvolvimento de jogos mais prático e eficiente. (Godot Community, 2014)</w:t>
+        <w:t xml:space="preserve">Godot </w:t>
+      </w:r>
+      <w:proofErr w:type="spellStart"/>
+      <w:r>
+        <w:t>Engine</w:t>
+      </w:r>
+      <w:proofErr w:type="spellEnd"/>
+      <w:r>
+        <w:t xml:space="preserve"> e </w:t>
+      </w:r>
+      <w:proofErr w:type="spellStart"/>
+      <w:r>
+        <w:t>GDScript</w:t>
+      </w:r>
+      <w:proofErr w:type="spellEnd"/>
+    </w:p>
+    <w:p>
+      <w:r>
+        <w:t xml:space="preserve">A Godot </w:t>
+      </w:r>
+      <w:proofErr w:type="spellStart"/>
+      <w:r>
+        <w:t>Engine</w:t>
+      </w:r>
+      <w:proofErr w:type="spellEnd"/>
+      <w:r>
+        <w:t xml:space="preserve"> é um programa utilizado para criar jogos digitais. Ela reúne diversas ferramentas em um só lugar, permitindo desenvolver jogos em 2D e 3D de forma mais simples, sem precisar criar tudo do zero. Com ela, é possível criar personagens, cenários, animações e programar o funcionamento do jogo. Depois de tudo pronto, o jogo pode ser publicado em diferentes plataformas, como computadores ou celulares, além da Godot ser uma ferramenta gratuita e de código aberto, o que permite que qualquer pessoa possa utilizá-la livremente para desenvolver seus próprios jogos. (Godot Community, 2014)</w:t>
+      </w:r>
+    </w:p>
+    <w:p>
+      <w:r>
+        <w:t xml:space="preserve">A </w:t>
+      </w:r>
+      <w:proofErr w:type="spellStart"/>
+      <w:r>
+        <w:t>GDScript</w:t>
+      </w:r>
+      <w:proofErr w:type="spellEnd"/>
+      <w:r>
+        <w:t xml:space="preserve"> é a linguagem de programação criada especialmente para o Godot </w:t>
+      </w:r>
+      <w:proofErr w:type="spellStart"/>
+      <w:r>
+        <w:t>Engine</w:t>
+      </w:r>
+      <w:proofErr w:type="spellEnd"/>
+      <w:r>
+        <w:t xml:space="preserve">. Ela é utilizada para controlar o funcionamento dos jogos, como o movimento </w:t>
+      </w:r>
+      <w:r>
+        <w:lastRenderedPageBreak/>
+        <w:t xml:space="preserve">dos personagens, as ações dos inimigos e os eventos que acontecem. Por ter sido desenvolvida para a Godot, a </w:t>
+      </w:r>
+      <w:proofErr w:type="spellStart"/>
+      <w:r>
+        <w:t>GDScript</w:t>
+      </w:r>
+      <w:proofErr w:type="spellEnd"/>
+      <w:r>
+        <w:t xml:space="preserve"> funciona de forma integrada à </w:t>
+      </w:r>
+      <w:proofErr w:type="spellStart"/>
+      <w:r>
+        <w:t>engine</w:t>
+      </w:r>
+      <w:proofErr w:type="spellEnd"/>
+      <w:r>
+        <w:t>, tornando o desenvolvimento de jogos mais prático e eficiente. (Godot Community, 2014)</w:t>
       </w:r>
     </w:p>
     <w:p>
@@ -2672,24 +2745,62 @@
         </w:numPr>
       </w:pPr>
       <w:r>
-        <w:lastRenderedPageBreak/>
-        <w:t>Visual Studio Code</w:t>
-      </w:r>
-    </w:p>
-    <w:p>
-      <w:r>
-        <w:t xml:space="preserve">O Visual Studio Code (VS Code) é um editor de código-fonte utilizado para desenvolver programas, sites, aplicativos e jogos. Ele oferece ferramentas que </w:t>
-      </w:r>
-      <w:r>
-        <w:t>facilitam a escrita, organização e teste do código, tornando o desenvolvimento mais prático. (Microsoft, s.d.)</w:t>
-      </w:r>
-    </w:p>
-    <w:p>
-      <w:r>
-        <w:t>O VS Code é compatível com diversas linguagens de programação, como Java, Python, JavaScript, C#, C++ e PHP, além de permitir a instalação de ext</w:t>
-      </w:r>
-      <w:r>
-        <w:t>ensões que adicionam novas funcionalidades. Também possui recursos como terminal integrado, depuração de código e controle de versões com Git. (Microsoft, s.d.)</w:t>
+        <w:t xml:space="preserve">Visual Studio </w:t>
+      </w:r>
+      <w:proofErr w:type="spellStart"/>
+      <w:r>
+        <w:t>Code</w:t>
+      </w:r>
+      <w:proofErr w:type="spellEnd"/>
+    </w:p>
+    <w:p>
+      <w:r>
+        <w:t xml:space="preserve">O Visual Studio </w:t>
+      </w:r>
+      <w:proofErr w:type="spellStart"/>
+      <w:r>
+        <w:t>Code</w:t>
+      </w:r>
+      <w:proofErr w:type="spellEnd"/>
+      <w:r>
+        <w:t xml:space="preserve"> (VS </w:t>
+      </w:r>
+      <w:proofErr w:type="spellStart"/>
+      <w:r>
+        <w:t>Code</w:t>
+      </w:r>
+      <w:proofErr w:type="spellEnd"/>
+      <w:r>
+        <w:t>) é um editor de código-fonte utilizado para desenvolver programas, sites, aplicativos e jogos. Ele oferece ferramentas que facilitam a escrita, organização e teste do código, tornando o desenvolvimento mais prático. (Microsoft, s.d.)</w:t>
+      </w:r>
+    </w:p>
+    <w:p>
+      <w:r>
+        <w:t xml:space="preserve">O VS </w:t>
+      </w:r>
+      <w:proofErr w:type="spellStart"/>
+      <w:r>
+        <w:t>Code</w:t>
+      </w:r>
+      <w:proofErr w:type="spellEnd"/>
+      <w:r>
+        <w:t xml:space="preserve"> é compatível com diversas linguagens de programação, como Java, Python, </w:t>
+      </w:r>
+      <w:proofErr w:type="spellStart"/>
+      <w:r>
+        <w:t>JavaScript</w:t>
+      </w:r>
+      <w:proofErr w:type="spellEnd"/>
+      <w:r>
+        <w:t xml:space="preserve">, C#, C++ e PHP, além de permitir a instalação de extensões que adicionam novas funcionalidades. Também possui recursos como terminal integrado, depuração de código e controle de versões com </w:t>
+      </w:r>
+      <w:proofErr w:type="spellStart"/>
+      <w:r>
+        <w:t>Git</w:t>
+      </w:r>
+      <w:proofErr w:type="spellEnd"/>
+      <w:r>
+        <w:t>. (Microsoft, s.d.)</w:t>
       </w:r>
     </w:p>
     <w:p>
@@ -2705,49 +2816,162 @@
       </w:r>
     </w:p>
     <w:p>
+      <w:proofErr w:type="spellStart"/>
       <w:r>
         <w:t>JavaScript</w:t>
       </w:r>
-      <w:r>
-        <w:t xml:space="preserve"> é uma linguagem de programação utilizada para adicionar interatividade às páginas da web. Com ela, é possível criar funcionalidades como menus dinâmicos, formulários interativos, animações e atualizações de conteúdo sem precisar recarregar a página. (Mdn </w:t>
-      </w:r>
-      <w:r>
-        <w:t>Web Docs, 2026)</w:t>
-      </w:r>
-    </w:p>
-    <w:p>
-      <w:r>
-        <w:t>PHP é uma linguagem de programação voltada principalmente para o desenvolvimento de sites e sistemas web. Seu código é executado no servidor, permitindo processar informações, acessar bancos de dados e gerar páginas dinâmicas antes que elas</w:t>
-      </w:r>
-      <w:r>
-        <w:t xml:space="preserve"> sejam enviadas ao navegador do usuário. (PHP Documentation, s.d.)</w:t>
-      </w:r>
-    </w:p>
-    <w:p>
-      <w:r>
-        <w:t>HTML (HyperText Markup Language) é a linguagem responsável por definir a estrutura de uma página da web. Ela organiza os elementos que serão exibidos, como títulos, textos, imagens, links e</w:t>
-      </w:r>
-      <w:r>
-        <w:t xml:space="preserve"> tabelas, servindo como base para a criação de sites. (Mdn Web Docs, 2025)</w:t>
-      </w:r>
-    </w:p>
-    <w:p>
-      <w:r>
-        <w:t xml:space="preserve">CSS (Cascading Style Sheets) é a linguagem utilizada para definir a aparência de uma página desenvolvida em HTML. Com ela, é possível alterar cores, fontes, tamanhos, espaçamentos, </w:t>
-      </w:r>
-      <w:r>
-        <w:t>posicionamento dos elementos e criar layouts mais organizados e atrativos. (Mdn Web Docs, 2025)</w:t>
-      </w:r>
-    </w:p>
-    <w:p>
-      <w:r>
-        <w:t>Bootstrap é um framework front-end</w:t>
-      </w:r>
-      <w:r>
-        <w:t xml:space="preserve"> utilizado para facilitar o desenvolvimento de páginas e sistemas web. Ele oferece componentes prontos, como botões, menus, formulários e barras de navegação, além de estilos em CSS e recursos em JavaScript que ajudam a criar interfaces modernas e responsi</w:t>
-      </w:r>
-      <w:r>
-        <w:t>vas. (Bootstrap, s.d.)</w:t>
+      <w:proofErr w:type="spellEnd"/>
+      <w:r>
+        <w:t xml:space="preserve"> é uma linguagem de programação utilizada para adicionar interatividade às páginas da web. Com ela, é possível criar funcionalidades como menus dinâmicos, formulários interativos, animações e atualizações de conteúdo sem precisar recarregar a página. (</w:t>
+      </w:r>
+      <w:proofErr w:type="spellStart"/>
+      <w:r>
+        <w:t>Mdn</w:t>
+      </w:r>
+      <w:proofErr w:type="spellEnd"/>
+      <w:r>
+        <w:t xml:space="preserve"> Web </w:t>
+      </w:r>
+      <w:proofErr w:type="spellStart"/>
+      <w:r>
+        <w:t>Docs</w:t>
+      </w:r>
+      <w:proofErr w:type="spellEnd"/>
+      <w:r>
+        <w:t>, 2026)</w:t>
+      </w:r>
+    </w:p>
+    <w:p>
+      <w:r>
+        <w:t xml:space="preserve">PHP é uma linguagem de programação voltada principalmente para o desenvolvimento de sites e sistemas web. Seu código é executado no servidor, permitindo processar informações, acessar bancos de dados e gerar páginas dinâmicas antes que elas sejam enviadas ao navegador do usuário. (PHP </w:t>
+      </w:r>
+      <w:proofErr w:type="spellStart"/>
+      <w:r>
+        <w:t>Documentation</w:t>
+      </w:r>
+      <w:proofErr w:type="spellEnd"/>
+      <w:r>
+        <w:t>, s.d.)</w:t>
+      </w:r>
+    </w:p>
+    <w:p>
+      <w:r>
+        <w:t>HTML (</w:t>
+      </w:r>
+      <w:proofErr w:type="spellStart"/>
+      <w:r>
+        <w:t>HyperText</w:t>
+      </w:r>
+      <w:proofErr w:type="spellEnd"/>
+      <w:r>
+        <w:t xml:space="preserve"> Markup </w:t>
+      </w:r>
+      <w:proofErr w:type="spellStart"/>
+      <w:r>
+        <w:t>Language</w:t>
+      </w:r>
+      <w:proofErr w:type="spellEnd"/>
+      <w:r>
+        <w:t>) é a linguagem responsável por definir a estrutura de uma página da web. Ela organiza os elementos que serão exibidos, como títulos, textos, imagens, links e tabelas, servindo como base para a criação de sites. (</w:t>
+      </w:r>
+      <w:proofErr w:type="spellStart"/>
+      <w:r>
+        <w:t>Mdn</w:t>
+      </w:r>
+      <w:proofErr w:type="spellEnd"/>
+      <w:r>
+        <w:t xml:space="preserve"> Web </w:t>
+      </w:r>
+      <w:proofErr w:type="spellStart"/>
+      <w:r>
+        <w:t>Docs</w:t>
+      </w:r>
+      <w:proofErr w:type="spellEnd"/>
+      <w:r>
+        <w:t>, 2025)</w:t>
+      </w:r>
+    </w:p>
+    <w:p>
+      <w:r>
+        <w:t>CSS (</w:t>
+      </w:r>
+      <w:proofErr w:type="spellStart"/>
+      <w:r>
+        <w:t>Cascading</w:t>
+      </w:r>
+      <w:proofErr w:type="spellEnd"/>
+      <w:r>
+        <w:t xml:space="preserve"> </w:t>
+      </w:r>
+      <w:proofErr w:type="spellStart"/>
+      <w:r>
+        <w:t>Style</w:t>
+      </w:r>
+      <w:proofErr w:type="spellEnd"/>
+      <w:r>
+        <w:t xml:space="preserve"> </w:t>
+      </w:r>
+      <w:proofErr w:type="spellStart"/>
+      <w:r>
+        <w:t>Sheets</w:t>
+      </w:r>
+      <w:proofErr w:type="spellEnd"/>
+      <w:r>
+        <w:t xml:space="preserve">) é a linguagem utilizada para definir a aparência de uma página desenvolvida em HTML. Com ela, é possível alterar cores, fontes, </w:t>
+      </w:r>
+      <w:r>
+        <w:lastRenderedPageBreak/>
+        <w:t>tamanhos, espaçamentos, posicionamento dos elementos e criar layouts mais organizados e atrativos. (</w:t>
+      </w:r>
+      <w:proofErr w:type="spellStart"/>
+      <w:r>
+        <w:t>Mdn</w:t>
+      </w:r>
+      <w:proofErr w:type="spellEnd"/>
+      <w:r>
+        <w:t xml:space="preserve"> Web </w:t>
+      </w:r>
+      <w:proofErr w:type="spellStart"/>
+      <w:r>
+        <w:t>Docs</w:t>
+      </w:r>
+      <w:proofErr w:type="spellEnd"/>
+      <w:r>
+        <w:t>, 2025)</w:t>
+      </w:r>
+    </w:p>
+    <w:p>
+      <w:proofErr w:type="spellStart"/>
+      <w:r>
+        <w:t>Bootstrap</w:t>
+      </w:r>
+      <w:proofErr w:type="spellEnd"/>
+      <w:r>
+        <w:t xml:space="preserve"> é um framework front-</w:t>
+      </w:r>
+      <w:proofErr w:type="spellStart"/>
+      <w:r>
+        <w:t>end</w:t>
+      </w:r>
+      <w:proofErr w:type="spellEnd"/>
+      <w:r>
+        <w:t xml:space="preserve"> utilizado para facilitar o desenvolvimento de páginas e sistemas web. Ele oferece componentes prontos, como botões, menus, formulários e barras de navegação, além de estilos em CSS e recursos em </w:t>
+      </w:r>
+      <w:proofErr w:type="spellStart"/>
+      <w:r>
+        <w:t>JavaScript</w:t>
+      </w:r>
+      <w:proofErr w:type="spellEnd"/>
+      <w:r>
+        <w:t xml:space="preserve"> que ajudam a criar interfaces modernas e responsivas. (</w:t>
+      </w:r>
+      <w:proofErr w:type="spellStart"/>
+      <w:r>
+        <w:t>Bootstrap</w:t>
+      </w:r>
+      <w:proofErr w:type="spellEnd"/>
+      <w:r>
+        <w:t>, s.d.)</w:t>
       </w:r>
     </w:p>
     <w:p>
@@ -2759,24 +2983,33 @@
         </w:numPr>
       </w:pPr>
       <w:r>
-        <w:lastRenderedPageBreak/>
         <w:t>Blender</w:t>
       </w:r>
     </w:p>
     <w:p>
       <w:r>
-        <w:t>Blender é um software gratuito e de código aberto utilizado para a criação de modelos e animações em 3D. Ele oferece ferramentas para modelagem, animação, renderização, edição de vídeos e outros recursos relacionados à produç</w:t>
-      </w:r>
-      <w:r>
-        <w:t>ão de contéudo tridimensional. (Blender Foundation, 2026)</w:t>
-      </w:r>
-    </w:p>
-    <w:p>
-      <w:r>
-        <w:t>Além disso, o Blender é compatível com diferentes sistemas operacionais, como Windows, Linux e macOS, sendo amplamente utilizado por estudantes, artistas e desenvolvedores de jogos para criar objeto</w:t>
-      </w:r>
-      <w:r>
-        <w:t>s, personagens e cenários. (Blender Foundation, 2026)</w:t>
+        <w:t xml:space="preserve">Blender é um software gratuito e de código aberto utilizado para a criação de modelos e animações em 3D. Ele oferece ferramentas para modelagem, animação, renderização, edição de vídeos e outros recursos relacionados à produção de </w:t>
+      </w:r>
+      <w:proofErr w:type="spellStart"/>
+      <w:r>
+        <w:t>contéudo</w:t>
+      </w:r>
+      <w:proofErr w:type="spellEnd"/>
+      <w:r>
+        <w:t xml:space="preserve"> tridimensional. (Blender Foundation, 2026)</w:t>
+      </w:r>
+    </w:p>
+    <w:p>
+      <w:r>
+        <w:t xml:space="preserve">Além disso, o Blender é compatível com diferentes sistemas operacionais, como Windows, Linux e </w:t>
+      </w:r>
+      <w:proofErr w:type="spellStart"/>
+      <w:r>
+        <w:t>macOS</w:t>
+      </w:r>
+      <w:proofErr w:type="spellEnd"/>
+      <w:r>
+        <w:t>, sendo amplamente utilizado por estudantes, artistas e desenvolvedores de jogos para criar objetos, personagens e cenários. (Blender Foundation, 2026)</w:t>
       </w:r>
     </w:p>
     <w:p>
@@ -2793,26 +3026,75 @@
     </w:p>
     <w:p>
       <w:r>
-        <w:t>REAPER é um software de produção de áudio digital utilizado para gravar, editar, mixar e finalizar arquivos de áudio. Ele oferece ferramentas para trabalhar com gravaçõe</w:t>
-      </w:r>
-      <w:r>
-        <w:t>s de voz, músicas e instrumentos, além de permitir a edição de faixas de áudio. (Cockos, 2016).</w:t>
-      </w:r>
-    </w:p>
-    <w:p>
-      <w:r>
-        <w:t>Decent Sampler é um plugin gratuito utilizado para reproduzir instrumentos virtuais baseados em samples. Ele permite carregar bibliotecas de sons no formato Dec</w:t>
-      </w:r>
-      <w:r>
-        <w:t>ent Sampler, possibilitando que esses sons sejam tocados como instrumentos virtuais em programas de produção musical. (Decent Samples, s.d.)</w:t>
-      </w:r>
-    </w:p>
-    <w:p>
-      <w:r>
-        <w:t>Pianobook é uma plataforma colaborativa voltada para músicos, compositores e produtores de áudio, onde usuários com</w:t>
-      </w:r>
-      <w:r>
-        <w:t>partilham gratuitamente instrumentos virtuais baseados em samples. A plataforma reúne uma ampla coleção de sons criados pela comunidade, permitindo que esses instrumentos sejam utilizados em produções musicais. (Pianobook, s.d.)</w:t>
+        <w:t>REAPER é um software de produção de áudio digital utilizado para gravar, editar, mixar e finalizar arquivos de áudio. Ele oferece ferramentas para trabalhar com gravações de voz, músicas e instrumentos, além de permitir a edição de faixas de áudio. (</w:t>
+      </w:r>
+      <w:proofErr w:type="spellStart"/>
+      <w:r>
+        <w:t>Cockos</w:t>
+      </w:r>
+      <w:proofErr w:type="spellEnd"/>
+      <w:r>
+        <w:t>, 2016).</w:t>
+      </w:r>
+    </w:p>
+    <w:p>
+      <w:proofErr w:type="spellStart"/>
+      <w:r>
+        <w:t>Decent</w:t>
+      </w:r>
+      <w:proofErr w:type="spellEnd"/>
+      <w:r>
+        <w:t xml:space="preserve"> </w:t>
+      </w:r>
+      <w:proofErr w:type="spellStart"/>
+      <w:r>
+        <w:t>Sampler</w:t>
+      </w:r>
+      <w:proofErr w:type="spellEnd"/>
+      <w:r>
+        <w:t xml:space="preserve"> é um plugin gratuito utilizado para reproduzir instrumentos virtuais baseados em samples. Ele permite carregar bibliotecas de sons no formato </w:t>
+      </w:r>
+      <w:proofErr w:type="spellStart"/>
+      <w:r>
+        <w:t>Decent</w:t>
+      </w:r>
+      <w:proofErr w:type="spellEnd"/>
+      <w:r>
+        <w:t xml:space="preserve"> </w:t>
+      </w:r>
+      <w:proofErr w:type="spellStart"/>
+      <w:r>
+        <w:t>Sampler</w:t>
+      </w:r>
+      <w:proofErr w:type="spellEnd"/>
+      <w:r>
+        <w:t>, possibilitando que esses sons sejam tocados como instrumentos virtuais em programas de produção musical. (</w:t>
+      </w:r>
+      <w:proofErr w:type="spellStart"/>
+      <w:r>
+        <w:t>Decent</w:t>
+      </w:r>
+      <w:proofErr w:type="spellEnd"/>
+      <w:r>
+        <w:t xml:space="preserve"> Samples, s.d.)</w:t>
+      </w:r>
+    </w:p>
+    <w:p>
+      <w:proofErr w:type="spellStart"/>
+      <w:r>
+        <w:t>Pianobook</w:t>
+      </w:r>
+      <w:proofErr w:type="spellEnd"/>
+      <w:r>
+        <w:t xml:space="preserve"> é uma plataforma colaborativa voltada para músicos, compositores e produtores de áudio, onde usuários compartilham gratuitamente instrumentos virtuais baseados em samples. A plataforma reúne uma ampla coleção de sons criados pela comunidade, permitindo que esses instrumentos sejam utilizados em produções musicais. (</w:t>
+      </w:r>
+      <w:proofErr w:type="spellStart"/>
+      <w:r>
+        <w:t>Pianobook</w:t>
+      </w:r>
+      <w:proofErr w:type="spellEnd"/>
+      <w:r>
+        <w:t>, s.d.)</w:t>
       </w:r>
     </w:p>
     <w:p>
@@ -2833,34 +3115,49 @@
           <w:tag w:val="goog_rdk_11"/>
           <w:id w:val="-553499877"/>
         </w:sdtPr>
-        <w:sdtEndPr/>
         <w:sdtContent>
-          <w:commentRangeStart w:id="10"/>
+          <w:commentRangeStart w:id="9"/>
         </w:sdtContent>
       </w:sdt>
       <w:r>
         <w:t>IMERSÃO</w:t>
       </w:r>
-      <w:commentRangeEnd w:id="10"/>
-      <w:r>
-        <w:commentReference w:id="10"/>
-      </w:r>
-    </w:p>
-    <w:p>
-      <w:r>
-        <w:t>A imersão co</w:t>
-      </w:r>
-      <w:r>
-        <w:t>nstitui a primeira etapa do processo, voltada á compreensão aprofundada do problema a ser resolvido. No contexto do projeto, essa fase envolveu a observação do cenário e a realização de uma pesquisa de campo, com o objetivo de entender melhor as necessidad</w:t>
-      </w:r>
-      <w:r>
-        <w:t xml:space="preserve">es dos usuários e avaliar a viabilidade da proposta </w:t>
-      </w:r>
-      <w:r>
-        <w:rPr>
-          <w:highlight w:val="yellow"/>
-        </w:rPr>
-        <w:t>(MJV Innovation, 2022).</w:t>
+      <w:commentRangeEnd w:id="9"/>
+      <w:r>
+        <w:commentReference w:id="9"/>
+      </w:r>
+    </w:p>
+    <w:p>
+      <w:r>
+        <w:t xml:space="preserve">A imersão constitui a primeira etapa do processo, voltada </w:t>
+      </w:r>
+      <w:proofErr w:type="spellStart"/>
+      <w:r>
+        <w:t>á</w:t>
+      </w:r>
+      <w:proofErr w:type="spellEnd"/>
+      <w:r>
+        <w:t xml:space="preserve"> compreensão aprofundada do problema a ser resolvido. No contexto do projeto, essa fase envolveu a observação do cenário e a realização de uma pesquisa de campo, com o objetivo de entender melhor as necessidades dos usuários e avaliar a viabilidade da proposta </w:t>
+      </w:r>
+      <w:r>
+        <w:rPr>
+          <w:highlight w:val="yellow"/>
+        </w:rPr>
+        <w:t xml:space="preserve">(MJV </w:t>
+      </w:r>
+      <w:proofErr w:type="spellStart"/>
+      <w:r>
+        <w:rPr>
+          <w:highlight w:val="yellow"/>
+        </w:rPr>
+        <w:t>Innovation</w:t>
+      </w:r>
+      <w:proofErr w:type="spellEnd"/>
+      <w:r>
+        <w:rPr>
+          <w:highlight w:val="yellow"/>
+        </w:rPr>
+        <w:t>, 2022).</w:t>
       </w:r>
     </w:p>
     <w:p>
@@ -2897,9 +3194,8 @@
           <w:tag w:val="goog_rdk_12"/>
           <w:id w:val="-1243877869"/>
         </w:sdtPr>
-        <w:sdtEndPr/>
         <w:sdtContent>
-          <w:commentRangeStart w:id="11"/>
+          <w:commentRangeStart w:id="10"/>
         </w:sdtContent>
       </w:sdt>
       <w:r>
@@ -2910,9 +3206,9 @@
         </w:rPr>
         <w:t>Os cadernos são uma forma de obter informações sobre pessoas e seus universos.</w:t>
       </w:r>
-      <w:commentRangeEnd w:id="11"/>
-      <w:r>
-        <w:commentReference w:id="11"/>
+      <w:commentRangeEnd w:id="10"/>
+      <w:r>
+        <w:commentReference w:id="10"/>
       </w:r>
       <w:r>
         <w:rPr>
@@ -2920,7 +3216,7 @@
           <w:sz w:val="20"/>
           <w:szCs w:val="20"/>
         </w:rPr>
-        <w:t xml:space="preserve"> Os cadernos possibilitam coletar dados do usuário com o mínimo de inter</w:t>
+        <w:t xml:space="preserve"> Os cadernos possibilitam coletar dados do usuário com o mínimo de interferência sobre suas ações, ou quando a questão investigada se desenrola de forma intermitente ou dentro de um longo período.</w:t>
       </w:r>
       <w:r>
         <w:rPr>
@@ -2928,58 +3224,52 @@
           <w:sz w:val="20"/>
           <w:szCs w:val="20"/>
         </w:rPr>
-        <w:t>ferência sobre suas ações, ou quando a questão investigada se desenrola de forma intermitente ou dentro de um longo período.</w:t>
-      </w:r>
-      <w:r>
+        <w:br/>
+        <w:t>Ao contrário de uma abordagem de observação direta e presencial, esta técnica permite que o próprio usuário faça o relato de suas atividades, no contexto de seu dia a dia. Este tipo de informação é útil na fase de imersão, uma vez que possibilita o entendimento do universo do usuário, de seus sonhos e de suas expectativas, sem que o pesquisador precise ir até ele.</w:t>
+      </w:r>
+    </w:p>
+    <w:p>
+      <w:pPr>
+        <w:pBdr>
+          <w:top w:val="nil"/>
+          <w:left w:val="nil"/>
+          <w:bottom w:val="nil"/>
+          <w:right w:val="nil"/>
+          <w:between w:val="nil"/>
+        </w:pBdr>
+        <w:spacing w:before="120" w:line="240" w:lineRule="auto"/>
+        <w:ind w:left="2268" w:firstLine="0"/>
         <w:rPr>
           <w:color w:val="000000"/>
           <w:sz w:val="20"/>
           <w:szCs w:val="20"/>
         </w:rPr>
-        <w:br/>
-        <w:t>Ao contrário de uma abordagem de observação direta e presencial, esta técnica permite que o próprio usuário faça o relato de suas a</w:t>
-      </w:r>
+      </w:pPr>
       <w:r>
         <w:rPr>
           <w:color w:val="000000"/>
           <w:sz w:val="20"/>
           <w:szCs w:val="20"/>
         </w:rPr>
-        <w:t>tividades, no contexto de seu dia a dia. Este tipo de informação é útil na fase de imersão, uma vez que possibilita o entendimento do universo do usuário, de seus sonhos e de suas expectativas, sem que o pesquisador precise ir até ele.</w:t>
-      </w:r>
-    </w:p>
-    <w:p>
-      <w:pPr>
-        <w:pBdr>
-          <w:top w:val="nil"/>
-          <w:left w:val="nil"/>
-          <w:bottom w:val="nil"/>
-          <w:right w:val="nil"/>
-          <w:between w:val="nil"/>
-        </w:pBdr>
-        <w:spacing w:before="120" w:line="240" w:lineRule="auto"/>
-        <w:ind w:left="2268" w:firstLine="0"/>
+        <w:t xml:space="preserve">(MJV </w:t>
+      </w:r>
+      <w:proofErr w:type="spellStart"/>
+      <w:r>
         <w:rPr>
           <w:color w:val="000000"/>
           <w:sz w:val="20"/>
           <w:szCs w:val="20"/>
         </w:rPr>
-      </w:pPr>
+        <w:t>Innovation</w:t>
+      </w:r>
+      <w:proofErr w:type="spellEnd"/>
       <w:r>
         <w:rPr>
           <w:color w:val="000000"/>
           <w:sz w:val="20"/>
           <w:szCs w:val="20"/>
         </w:rPr>
-        <w:t>(MJV Innovation, 201</w:t>
-      </w:r>
-      <w:r>
-        <w:rPr>
-          <w:color w:val="000000"/>
-          <w:sz w:val="20"/>
-          <w:szCs w:val="20"/>
-        </w:rPr>
-        <w:t>6)</w:t>
+        <w:t>, 2016)</w:t>
       </w:r>
     </w:p>
     <w:p>
@@ -3053,7 +3343,7 @@
                     <pic:cNvPicPr preferRelativeResize="0"/>
                   </pic:nvPicPr>
                   <pic:blipFill>
-                    <a:blip r:embed="rId10"/>
+                    <a:blip r:embed="rId11"/>
                     <a:srcRect/>
                     <a:stretch>
                       <a:fillRect/>
@@ -3100,7 +3390,25 @@
           <w:sz w:val="20"/>
           <w:szCs w:val="20"/>
         </w:rPr>
-        <w:t>Fonte: MJV Innovation, 2015</w:t>
+        <w:t xml:space="preserve">Fonte: MJV </w:t>
+      </w:r>
+      <w:proofErr w:type="spellStart"/>
+      <w:r>
+        <w:rPr>
+          <w:color w:val="000000"/>
+          <w:sz w:val="20"/>
+          <w:szCs w:val="20"/>
+        </w:rPr>
+        <w:t>Innovation</w:t>
+      </w:r>
+      <w:proofErr w:type="spellEnd"/>
+      <w:r>
+        <w:rPr>
+          <w:color w:val="000000"/>
+          <w:sz w:val="20"/>
+          <w:szCs w:val="20"/>
+        </w:rPr>
+        <w:t>, 2015</w:t>
       </w:r>
     </w:p>
     <w:p>
@@ -3172,9 +3480,8 @@
                 <w:tag w:val="goog_rdk_13"/>
                 <w:id w:val="-248123744"/>
               </w:sdtPr>
-              <w:sdtEndPr/>
               <w:sdtContent>
-                <w:commentRangeStart w:id="12"/>
+                <w:commentRangeStart w:id="11"/>
               </w:sdtContent>
             </w:sdt>
             <w:sdt>
@@ -3182,9 +3489,8 @@
                 <w:tag w:val="goog_rdk_14"/>
                 <w:id w:val="-186644896"/>
               </w:sdtPr>
-              <w:sdtEndPr/>
               <w:sdtContent>
-                <w:commentRangeStart w:id="13"/>
+                <w:commentRangeStart w:id="12"/>
               </w:sdtContent>
             </w:sdt>
             <w:r>
@@ -3280,13 +3586,8 @@
               <w:rPr>
                 <w:highlight w:val="yellow"/>
               </w:rPr>
-              <w:t xml:space="preserve">Dificuldade generalizada da população em compreender os </w:t>
-            </w:r>
-            <w:r>
-              <w:rPr>
-                <w:highlight w:val="yellow"/>
-              </w:rPr>
-              <w:t>mecanismos políticos e econômicos.</w:t>
+              <w:lastRenderedPageBreak/>
+              <w:t>Dificuldade generalizada da população em compreender os mecanismos políticos e econômicos.</w:t>
             </w:r>
           </w:p>
           <w:p>
@@ -3319,7 +3620,6 @@
                 <w:szCs w:val="72"/>
                 <w:highlight w:val="yellow"/>
               </w:rPr>
-              <w:lastRenderedPageBreak/>
               <w:t>😭</w:t>
             </w:r>
           </w:p>
@@ -3340,7 +3640,6 @@
               <w:rPr>
                 <w:highlight w:val="yellow"/>
               </w:rPr>
-              <w:lastRenderedPageBreak/>
               <w:t>Poluição e impacto ambiental e social.</w:t>
             </w:r>
           </w:p>
@@ -3680,13 +3979,7 @@
               <w:rPr>
                 <w:highlight w:val="yellow"/>
               </w:rPr>
-              <w:t xml:space="preserve">Pessoas são mais satisfeitas </w:t>
-            </w:r>
-            <w:r>
-              <w:rPr>
-                <w:highlight w:val="yellow"/>
-              </w:rPr>
-              <w:t>com sociedades limpas e eficientes.</w:t>
+              <w:t>Pessoas são mais satisfeitas com sociedades limpas e eficientes.</w:t>
             </w:r>
           </w:p>
         </w:tc>
@@ -3758,13 +4051,13 @@
               </w:rPr>
               <w:t>😊</w:t>
             </w:r>
+            <w:commentRangeEnd w:id="11"/>
+            <w:r>
+              <w:commentReference w:id="11"/>
+            </w:r>
             <w:commentRangeEnd w:id="12"/>
             <w:r>
               <w:commentReference w:id="12"/>
-            </w:r>
-            <w:commentRangeEnd w:id="13"/>
-            <w:r>
-              <w:commentReference w:id="13"/>
             </w:r>
           </w:p>
         </w:tc>
@@ -3815,20 +4108,30 @@
           <w:tag w:val="goog_rdk_15"/>
           <w:id w:val="-1977655285"/>
         </w:sdtPr>
-        <w:sdtEndPr/>
         <w:sdtContent>
-          <w:commentRangeStart w:id="14"/>
+          <w:commentRangeStart w:id="13"/>
         </w:sdtContent>
       </w:sdt>
       <w:r>
-        <w:t>Na pesquisa de campo foram coletadas 24 respostas com o objetivo de identificar a viabilidade e necessidade do projeto, realizada em julho e abril de 2026 por meio da plataforma Google Forms, com participação de pessoas de diferentes perfis e faixas etária</w:t>
-      </w:r>
-      <w:r>
-        <w:t>s.</w:t>
-      </w:r>
-      <w:commentRangeEnd w:id="14"/>
-      <w:r>
-        <w:commentReference w:id="14"/>
+        <w:t xml:space="preserve">Na pesquisa de campo foram coletadas 24 respostas com o objetivo de identificar a viabilidade e necessidade do projeto, realizada em </w:t>
+      </w:r>
+      <w:r>
+        <w:t>abril e julho</w:t>
+      </w:r>
+      <w:r>
+        <w:t xml:space="preserve"> de 2026 por meio da plataforma Google </w:t>
+      </w:r>
+      <w:proofErr w:type="spellStart"/>
+      <w:r>
+        <w:t>Forms</w:t>
+      </w:r>
+      <w:proofErr w:type="spellEnd"/>
+      <w:r>
+        <w:t>, com participação de pessoas de diferentes perfis e faixas etárias.</w:t>
+      </w:r>
+      <w:commentRangeEnd w:id="13"/>
+      <w:r>
+        <w:commentReference w:id="13"/>
       </w:r>
       <w:r>
         <w:t xml:space="preserve"> Abaixo estão os dados apresentados</w:t>
@@ -3860,9 +4163,8 @@
           <w:tag w:val="goog_rdk_16"/>
           <w:id w:val="-1835846909"/>
         </w:sdtPr>
-        <w:sdtEndPr/>
         <w:sdtContent>
-          <w:commentRangeStart w:id="15"/>
+          <w:commentRangeStart w:id="14"/>
         </w:sdtContent>
       </w:sdt>
       <w:r>
@@ -3875,9 +4177,9 @@
         </w:rPr>
         <w:t>Gráfico 1: Idade dos Entrevistados</w:t>
       </w:r>
-      <w:commentRangeEnd w:id="15"/>
-      <w:r>
-        <w:commentReference w:id="15"/>
+      <w:commentRangeEnd w:id="14"/>
+      <w:r>
+        <w:commentReference w:id="14"/>
       </w:r>
     </w:p>
     <w:p>
@@ -3903,9 +4205,8 @@
           <w:tag w:val="goog_rdk_17"/>
           <w:id w:val="2089384733"/>
         </w:sdtPr>
-        <w:sdtEndPr/>
         <w:sdtContent>
-          <w:commentRangeStart w:id="16"/>
+          <w:commentRangeStart w:id="15"/>
         </w:sdtContent>
       </w:sdt>
       <w:r>
@@ -3929,7 +4230,7 @@
                     <pic:cNvPicPr preferRelativeResize="0"/>
                   </pic:nvPicPr>
                   <pic:blipFill>
-                    <a:blip r:embed="rId11"/>
+                    <a:blip r:embed="rId12"/>
                     <a:srcRect/>
                     <a:stretch>
                       <a:fillRect/>
@@ -3956,9 +4257,9 @@
           </wp:inline>
         </w:drawing>
       </w:r>
-      <w:commentRangeEnd w:id="16"/>
-      <w:r>
-        <w:commentReference w:id="16"/>
+      <w:commentRangeEnd w:id="15"/>
+      <w:r>
+        <w:commentReference w:id="15"/>
       </w:r>
     </w:p>
     <w:p>
@@ -3994,10 +4295,7 @@
     </w:p>
     <w:p>
       <w:r>
-        <w:t>Esse gráfico demonstra a idade do público; observa-se que a maioria dos participantes estão entre 17-18 anos, enquanto o remanescente é maior do</w:t>
-      </w:r>
-      <w:r>
-        <w:t xml:space="preserve"> que os 30 anos de idade.</w:t>
+        <w:t>Esse gráfico demonstra a idade do público; observa-se que a maioria dos participantes estão entre 17-18 anos, enquanto o remanescente é maior do que os 30 anos de idade.</w:t>
       </w:r>
     </w:p>
     <w:p>
@@ -4070,7 +4368,7 @@
                     <pic:cNvPicPr preferRelativeResize="0"/>
                   </pic:nvPicPr>
                   <pic:blipFill>
-                    <a:blip r:embed="rId12"/>
+                    <a:blip r:embed="rId13"/>
                     <a:srcRect/>
                     <a:stretch>
                       <a:fillRect/>
@@ -4130,13 +4428,7 @@
     </w:p>
     <w:p>
       <w:r>
-        <w:t>De acordo a pergunta, a maioria do público possui o gênero feminino, com 54,2%, enquanto o gênero masculino é a minoria, com 37,5%. O remanescente porcentual preferiu não falar seu gêner</w:t>
-      </w:r>
-      <w:r>
-        <w:t xml:space="preserve">o. </w:t>
-      </w:r>
-      <w:r>
-        <w:t>￼</w:t>
+        <w:t>De acordo a pergunta, a maioria do público possui o gênero feminino, com 54,2%, enquanto o gênero masculino é a minoria, com 37,5%. O remanescente porcentual preferiu não falar seu gênero. ￼</w:t>
       </w:r>
     </w:p>
     <w:p>
@@ -4211,7 +4503,7 @@
                     <pic:cNvPicPr preferRelativeResize="0"/>
                   </pic:nvPicPr>
                   <pic:blipFill>
-                    <a:blip r:embed="rId13"/>
+                    <a:blip r:embed="rId14"/>
                     <a:srcRect/>
                     <a:stretch>
                       <a:fillRect/>
@@ -4344,7 +4636,7 @@
                     <pic:cNvPicPr preferRelativeResize="0"/>
                   </pic:nvPicPr>
                   <pic:blipFill>
-                    <a:blip r:embed="rId14"/>
+                    <a:blip r:embed="rId15"/>
                     <a:srcRect/>
                     <a:stretch>
                       <a:fillRect/>
@@ -4437,17 +4729,7 @@
           <w:szCs w:val="20"/>
         </w:rPr>
         <w:lastRenderedPageBreak/>
-        <w:t>Gráfico 5: Interesse no pro</w:t>
-      </w:r>
-      <w:r>
-        <w:rPr>
-          <w:b/>
-          <w:bCs/>
-          <w:color w:val="000000"/>
-          <w:sz w:val="20"/>
-          <w:szCs w:val="20"/>
-        </w:rPr>
-        <w:t>jeto</w:t>
+        <w:t>Gráfico 5: Interesse no projeto</w:t>
       </w:r>
     </w:p>
     <w:p>
@@ -4488,7 +4770,7 @@
                     <pic:cNvPicPr preferRelativeResize="0"/>
                   </pic:nvPicPr>
                   <pic:blipFill>
-                    <a:blip r:embed="rId15"/>
+                    <a:blip r:embed="rId16"/>
                     <a:srcRect/>
                     <a:stretch>
                       <a:fillRect/>
@@ -4581,17 +4863,7 @@
           <w:sz w:val="20"/>
           <w:szCs w:val="20"/>
         </w:rPr>
-        <w:t xml:space="preserve">Gráfico 6: Interesse sobre mecânica de </w:t>
-      </w:r>
-      <w:r>
-        <w:rPr>
-          <w:b/>
-          <w:bCs/>
-          <w:color w:val="000000"/>
-          <w:sz w:val="20"/>
-          <w:szCs w:val="20"/>
-        </w:rPr>
-        <w:t>facções</w:t>
+        <w:t>Gráfico 6: Interesse sobre mecânica de facções</w:t>
       </w:r>
     </w:p>
     <w:p>
@@ -4613,7 +4885,7 @@
                     <pic:cNvPicPr preferRelativeResize="0"/>
                   </pic:nvPicPr>
                   <pic:blipFill>
-                    <a:blip r:embed="rId16"/>
+                    <a:blip r:embed="rId17"/>
                     <a:srcRect/>
                     <a:stretch>
                       <a:fillRect/>
@@ -4724,17 +4996,7 @@
           <w:szCs w:val="20"/>
         </w:rPr>
         <w:lastRenderedPageBreak/>
-        <w:t xml:space="preserve">Gráfico 7: </w:t>
-      </w:r>
-      <w:r>
-        <w:rPr>
-          <w:b/>
-          <w:bCs/>
-          <w:color w:val="000000"/>
-          <w:sz w:val="20"/>
-          <w:szCs w:val="20"/>
-        </w:rPr>
-        <w:t>Interesse sobre mecânicas de jogo</w:t>
+        <w:t>Gráfico 7: Interesse sobre mecânicas de jogo</w:t>
       </w:r>
     </w:p>
     <w:p>
@@ -4756,7 +5018,7 @@
                     <pic:cNvPicPr preferRelativeResize="0"/>
                   </pic:nvPicPr>
                   <pic:blipFill>
-                    <a:blip r:embed="rId17"/>
+                    <a:blip r:embed="rId18"/>
                     <a:srcRect/>
                     <a:stretch>
                       <a:fillRect/>
@@ -4838,27 +5100,23 @@
           <w:tag w:val="goog_rdk_18"/>
           <w:id w:val="-1459118119"/>
         </w:sdtPr>
-        <w:sdtEndPr/>
         <w:sdtContent>
-          <w:commentRangeStart w:id="17"/>
+          <w:commentRangeStart w:id="16"/>
         </w:sdtContent>
       </w:sdt>
       <w:r>
-        <w:t xml:space="preserve">Esse gráfico demonstra a quantidade de pessoas que possuem algum desejo ou interesse em uma das mecânicas que integram o projeto. Observa-se que a grande maioria (75%) possuem interesse nessas </w:t>
-      </w:r>
-      <w:r>
-        <w:t>mecânicas de jogo.</w:t>
-      </w:r>
-      <w:commentRangeEnd w:id="17"/>
-      <w:r>
-        <w:commentReference w:id="17"/>
-      </w:r>
-    </w:p>
-    <w:p/>
-    <w:p/>
-    <w:p/>
-    <w:p/>
-    <w:p/>
+        <w:t>Esse gráfico demonstra a quantidade de pessoas que possuem algum desejo ou interesse em uma das mecânicas que integram o projeto. Observa-se que a grande maioria (75%) possuem interesse nessas mecânicas de jogo.</w:t>
+      </w:r>
+      <w:commentRangeEnd w:id="16"/>
+      <w:r>
+        <w:commentReference w:id="16"/>
+      </w:r>
+    </w:p>
+    <w:p>
+      <w:pPr>
+        <w:ind w:firstLine="0"/>
+      </w:pPr>
+    </w:p>
     <w:p>
       <w:pPr>
         <w:pStyle w:val="Ttulo1"/>
@@ -4871,32 +5129,29 @@
         <w:sdtPr>
           <w:tag w:val="goog_rdk_19"/>
           <w:id w:val="2025884198"/>
+          <w:showingPlcHdr/>
         </w:sdtPr>
-        <w:sdtEndPr/>
         <w:sdtContent>
-          <w:commentRangeStart w:id="18"/>
+          <w:r>
+            <w:t xml:space="preserve">     </w:t>
+          </w:r>
+          <w:commentRangeStart w:id="17"/>
         </w:sdtContent>
       </w:sdt>
-      <w:sdt>
-        <w:sdtPr>
-          <w:tag w:val="goog_rdk_20"/>
-          <w:id w:val="245720824"/>
-        </w:sdtPr>
-        <w:sdtEndPr/>
-        <w:sdtContent>
-          <w:commentRangeStart w:id="19"/>
-        </w:sdtContent>
-      </w:sdt>
-      <w:r>
-        <w:t>ANÁLISE E SÍNTESE</w:t>
+      <w:r>
+        <w:t>ANÁLIS</w:t>
+      </w:r>
+      <w:commentRangeStart w:id="18"/>
+      <w:r>
+        <w:t>E SÍNTESE</w:t>
+      </w:r>
+      <w:commentRangeEnd w:id="17"/>
+      <w:r>
+        <w:commentReference w:id="17"/>
       </w:r>
       <w:commentRangeEnd w:id="18"/>
       <w:r>
         <w:commentReference w:id="18"/>
-      </w:r>
-      <w:commentRangeEnd w:id="19"/>
-      <w:r>
-        <w:commentReference w:id="19"/>
       </w:r>
     </w:p>
     <w:p>
@@ -4911,18 +5166,21 @@
         <w:sdtPr>
           <w:tag w:val="goog_rdk_21"/>
           <w:id w:val="77298410"/>
+          <w:showingPlcHdr/>
         </w:sdtPr>
-        <w:sdtEndPr/>
         <w:sdtContent>
-          <w:commentRangeStart w:id="20"/>
+          <w:r>
+            <w:t xml:space="preserve">     </w:t>
+          </w:r>
+          <w:commentRangeStart w:id="19"/>
         </w:sdtContent>
       </w:sdt>
       <w:r>
         <w:t>Persona</w:t>
       </w:r>
-      <w:commentRangeEnd w:id="20"/>
-      <w:r>
-        <w:commentReference w:id="20"/>
+      <w:commentRangeEnd w:id="19"/>
+      <w:r>
+        <w:commentReference w:id="19"/>
       </w:r>
     </w:p>
     <w:p>
@@ -4947,9 +5205,8 @@
           <w:tag w:val="goog_rdk_22"/>
           <w:id w:val="2043391972"/>
         </w:sdtPr>
-        <w:sdtEndPr/>
         <w:sdtContent>
-          <w:commentRangeStart w:id="21"/>
+          <w:commentRangeStart w:id="20"/>
         </w:sdtContent>
       </w:sdt>
       <w:r>
@@ -4958,27 +5215,11 @@
           <w:sz w:val="20"/>
           <w:szCs w:val="20"/>
         </w:rPr>
-        <w:t xml:space="preserve">As personas são personagens ficcionais, criadas com base na síntese dos comportamentos observados dentre consumidores com perfis extremos. Traduzem motivações, desejos, expectativas e </w:t>
-      </w:r>
-      <w:r>
-        <w:rPr>
-          <w:color w:val="000000"/>
-          <w:sz w:val="20"/>
-          <w:szCs w:val="20"/>
-        </w:rPr>
-        <w:t>necessidades, que sintonizam características significativas dos públicos-alvo relevantes para os produtos e serviços das marcas e organizações. [...] Ao final, são atribuídos nomes, histórias e necessidades que contribuem para a personificação desses arqué</w:t>
-      </w:r>
-      <w:r>
-        <w:rPr>
-          <w:color w:val="000000"/>
-          <w:sz w:val="20"/>
-          <w:szCs w:val="20"/>
-        </w:rPr>
-        <w:t>tipos.” (VIANNA et al., 2012, p. 80 apud COLLIER DE MENDONÇA et al., ANO).</w:t>
-      </w:r>
-      <w:commentRangeEnd w:id="21"/>
-      <w:r>
-        <w:commentReference w:id="21"/>
+        <w:t>As personas são personagens ficcionais, criadas com base na síntese dos comportamentos observados dentre consumidores com perfis extremos. Traduzem motivações, desejos, expectativas e necessidades, que sintonizam características significativas dos públicos-alvo relevantes para os produtos e serviços das marcas e organizações. [...] Ao final, são atribuídos nomes, histórias e necessidades que contribuem para a personificação desses arquétipos.” (VIANNA et al., 2012, p. 80 apud COLLIER DE MENDONÇA et al., ANO).</w:t>
+      </w:r>
+      <w:commentRangeEnd w:id="20"/>
+      <w:r>
+        <w:commentReference w:id="20"/>
       </w:r>
     </w:p>
     <w:p>
@@ -5007,9 +5248,8 @@
           <w:tag w:val="goog_rdk_23"/>
           <w:id w:val="457729546"/>
         </w:sdtPr>
-        <w:sdtEndPr/>
         <w:sdtContent>
-          <w:commentRangeStart w:id="22"/>
+          <w:commentRangeStart w:id="21"/>
         </w:sdtContent>
       </w:sdt>
       <w:r>
@@ -5022,9 +5262,9 @@
         </w:rPr>
         <w:t>Figura 2: Personas</w:t>
       </w:r>
-      <w:commentRangeEnd w:id="22"/>
-      <w:r>
-        <w:commentReference w:id="22"/>
+      <w:commentRangeEnd w:id="21"/>
+      <w:r>
+        <w:commentReference w:id="21"/>
       </w:r>
     </w:p>
     <w:p>
@@ -5065,7 +5305,7 @@
                     <pic:cNvPicPr preferRelativeResize="0"/>
                   </pic:nvPicPr>
                   <pic:blipFill>
-                    <a:blip r:embed="rId18"/>
+                    <a:blip r:embed="rId19"/>
                     <a:srcRect/>
                     <a:stretch>
                       <a:fillRect/>
@@ -5111,11 +5351,30 @@
           <w:sz w:val="20"/>
           <w:szCs w:val="20"/>
         </w:rPr>
-        <w:t>Fonte: Tallyson Faustino, 2024</w:t>
-      </w:r>
-    </w:p>
-    <w:p>
-      <w:r>
+        <w:t xml:space="preserve">Fonte: </w:t>
+      </w:r>
+      <w:proofErr w:type="spellStart"/>
+      <w:r>
+        <w:rPr>
+          <w:color w:val="000000"/>
+          <w:sz w:val="20"/>
+          <w:szCs w:val="20"/>
+        </w:rPr>
+        <w:t>Tallyson</w:t>
+      </w:r>
+      <w:proofErr w:type="spellEnd"/>
+      <w:r>
+        <w:rPr>
+          <w:color w:val="000000"/>
+          <w:sz w:val="20"/>
+          <w:szCs w:val="20"/>
+        </w:rPr>
+        <w:t xml:space="preserve"> Faustino, 2024</w:t>
+      </w:r>
+    </w:p>
+    <w:p>
+      <w:r>
+        <w:lastRenderedPageBreak/>
         <w:t>Sendo assim nesse trabalho foi criado as personas Bruno e Erasmo, que atende os requisitos da citação acima.</w:t>
       </w:r>
     </w:p>
@@ -5125,22 +5384,15 @@
           <w:tag w:val="goog_rdk_24"/>
           <w:id w:val="1283206370"/>
         </w:sdtPr>
-        <w:sdtEndPr/>
         <w:sdtContent>
-          <w:commentRangeStart w:id="23"/>
+          <w:commentRangeStart w:id="22"/>
         </w:sdtContent>
       </w:sdt>
       <w:r>
         <w:rPr>
           <w:highlight w:val="yellow"/>
         </w:rPr>
-        <w:t xml:space="preserve">Bruno </w:t>
-      </w:r>
-      <w:r>
-        <w:rPr>
-          <w:highlight w:val="yellow"/>
-        </w:rPr>
-        <w:t>Vilaça Santos é um estudante de 16 anos residente em São Paulo que está completando a segunda série do ensino médio. Devido sua idade, ele decidiu retirar seu t</w:t>
+        <w:t>Bruno Vilaça Santos é um estudante de 16 anos residente em São Paulo que está completando a segunda série do ensino médio. Devido sua idade, ele decidiu retirar seu t</w:t>
       </w:r>
       <w:r>
         <w:rPr>
@@ -5176,13 +5428,7 @@
         <w:rPr>
           <w:highlight w:val="yellow"/>
         </w:rPr>
-        <w:t xml:space="preserve">tica, </w:t>
-      </w:r>
-      <w:r>
-        <w:rPr>
-          <w:highlight w:val="yellow"/>
-        </w:rPr>
-        <w:t>isso o levou a pesquisar sobre o assunto, porém, por mais que procurasse, não encontrava m</w:t>
+        <w:t>tica, isso o levou a pesquisar sobre o assunto, porém, por mais que procurasse, não encontrava m</w:t>
       </w:r>
       <w:r>
         <w:rPr>
@@ -5194,20 +5440,14 @@
         <w:rPr>
           <w:highlight w:val="yellow"/>
         </w:rPr>
-        <w:t xml:space="preserve">todos de estudos que lhe explicavam de forma simplificada o tema. Isso o leva a querer desistir de sua investigação, e relegando seu conhecimento a apenas a opinião </w:t>
-      </w:r>
-      <w:r>
-        <w:rPr>
-          <w:highlight w:val="yellow"/>
-        </w:rPr>
-        <w:t>de terceiros.</w:t>
-      </w:r>
-      <w:commentRangeEnd w:id="23"/>
-      <w:r>
-        <w:rPr>
-          <w:highlight w:val="yellow"/>
-        </w:rPr>
-        <w:commentReference w:id="23"/>
+        <w:t>todos de estudos que lhe explicavam de forma simplificada o tema. Isso o leva a querer desistir de sua investigação, e relegando seu conhecimento a apenas a opinião de terceiros.</w:t>
+      </w:r>
+      <w:commentRangeEnd w:id="22"/>
+      <w:r>
+        <w:rPr>
+          <w:highlight w:val="yellow"/>
+        </w:rPr>
+        <w:commentReference w:id="22"/>
       </w:r>
     </w:p>
     <w:p>
@@ -5216,16 +5456,36 @@
           <w:tag w:val="goog_rdk_25"/>
           <w:id w:val="419288461"/>
         </w:sdtPr>
-        <w:sdtEndPr/>
         <w:sdtContent>
-          <w:commentRangeStart w:id="24"/>
+          <w:commentRangeStart w:id="23"/>
         </w:sdtContent>
       </w:sdt>
       <w:r>
         <w:rPr>
           <w:highlight w:val="yellow"/>
         </w:rPr>
-        <w:t>Erasmo Altoé Candido Bastianeli é um homem de 42 anos residente em Santa Catarina. Ele possui um conhecimento superficial de Geopol</w:t>
+        <w:t xml:space="preserve">Erasmo Altoé Candido </w:t>
+      </w:r>
+      <w:proofErr w:type="spellStart"/>
+      <w:r>
+        <w:rPr>
+          <w:highlight w:val="yellow"/>
+        </w:rPr>
+        <w:t>Bastianeli</w:t>
+      </w:r>
+      <w:proofErr w:type="spellEnd"/>
+      <w:r>
+        <w:rPr>
+          <w:highlight w:val="yellow"/>
+        </w:rPr>
+        <w:t xml:space="preserve"> é um homem de 42 anos residente em Santa Catarina. Ele possui um conhecimento superficial </w:t>
+      </w:r>
+      <w:proofErr w:type="gramStart"/>
+      <w:r>
+        <w:rPr>
+          <w:highlight w:val="yellow"/>
+        </w:rPr>
+        <w:t>de Geopol</w:t>
       </w:r>
       <w:r>
         <w:rPr>
@@ -5237,28 +5497,34 @@
         <w:rPr>
           <w:highlight w:val="yellow"/>
         </w:rPr>
-        <w:t>tica e gostaria de explorar mais o assunto, contudo, a dificuldade de pesquisar facilmente, e um ensino q</w:t>
-      </w:r>
-      <w:r>
-        <w:rPr>
-          <w:highlight w:val="yellow"/>
-        </w:rPr>
-        <w:t>ue seja mais prático, torna esse desejo mais distante.</w:t>
-      </w:r>
-      <w:commentRangeEnd w:id="24"/>
-      <w:r>
-        <w:rPr>
-          <w:highlight w:val="yellow"/>
-        </w:rPr>
-        <w:commentReference w:id="24"/>
-      </w:r>
-    </w:p>
-    <w:p>
-      <w:r>
-        <w:t>Ambas personas gostariam de perseguir o conhecimento, porém, a indisponibilidade para pesquisa não permite um estudo prático, a gamificação emerge como uma estratégia crucial para esse problema, com</w:t>
-      </w:r>
-      <w:r>
-        <w:t xml:space="preserve"> sua interface familiar e atraente, o estudo de temas relacionados podem ser facilitados e condensados de forma prática, criando um hábito natural e r</w:t>
+        <w:t>tica</w:t>
+      </w:r>
+      <w:proofErr w:type="gramEnd"/>
+      <w:r>
+        <w:rPr>
+          <w:highlight w:val="yellow"/>
+        </w:rPr>
+        <w:t xml:space="preserve"> e gostaria de explorar mais o assunto, contudo, a dificuldade de pesquisar facilmente, e um ensino que seja mais prático, torna esse desejo mais distante.</w:t>
+      </w:r>
+      <w:commentRangeEnd w:id="23"/>
+      <w:r>
+        <w:rPr>
+          <w:highlight w:val="yellow"/>
+        </w:rPr>
+        <w:commentReference w:id="23"/>
+      </w:r>
+    </w:p>
+    <w:p>
+      <w:r>
+        <w:t xml:space="preserve">Ambas personas gostariam de perseguir o conhecimento, porém, a indisponibilidade para pesquisa não permite um estudo prático, a gamificação emerge como uma estratégia crucial para esse problema, com sua interface familiar e atraente, </w:t>
+      </w:r>
+      <w:proofErr w:type="gramStart"/>
+      <w:r>
+        <w:t>o estudo de temas relacionados podem</w:t>
+      </w:r>
+      <w:proofErr w:type="gramEnd"/>
+      <w:r>
+        <w:t xml:space="preserve"> ser facilitados e condensados de forma prática, criando um hábito natural e r</w:t>
       </w:r>
       <w:r>
         <w:t>á</w:t>
@@ -5285,13 +5551,7 @@
     </w:p>
     <w:p>
       <w:r>
-        <w:t>A fase de ideação concentra-se na busc</w:t>
-      </w:r>
-      <w:r>
-        <w:t>a por soluções criativas a partir da análise do problema. Neste projeto, foram aplicadas técnicas como o brainstorming e a prototipação de conceitos iniciais, com o objetivo de explorar diferentes possibilidades de abordagem para a construção da proposta f</w:t>
-      </w:r>
-      <w:r>
-        <w:t>inal (MJV, 2022).</w:t>
+        <w:t>A fase de ideação concentra-se na busca por soluções criativas a partir da análise do problema. Neste projeto, foram aplicadas técnicas como o brainstorming e a prototipação de conceitos iniciais, com o objetivo de explorar diferentes possibilidades de abordagem para a construção da proposta final (MJV, 2022).</w:t>
       </w:r>
     </w:p>
     <w:p>
@@ -5311,13 +5571,13 @@
         </w:rPr>
         <w:t>Brainstorm</w:t>
       </w:r>
-      <w:commentRangeStart w:id="25"/>
-      <w:commentRangeEnd w:id="25"/>
-      <w:r>
-        <w:rPr>
-          <w:highlight w:val="yellow"/>
-        </w:rPr>
-        <w:commentReference w:id="25"/>
+      <w:commentRangeStart w:id="24"/>
+      <w:commentRangeEnd w:id="24"/>
+      <w:r>
+        <w:rPr>
+          <w:highlight w:val="yellow"/>
+        </w:rPr>
+        <w:commentReference w:id="24"/>
       </w:r>
     </w:p>
     <w:p>
@@ -5335,9 +5595,8 @@
           <w:tag w:val="goog_rdk_28"/>
           <w:id w:val="-705260195"/>
         </w:sdtPr>
-        <w:sdtEndPr/>
         <w:sdtContent>
-          <w:commentRangeStart w:id="26"/>
+          <w:commentRangeStart w:id="25"/>
         </w:sdtContent>
       </w:sdt>
       <w:r>
@@ -5346,12 +5605,12 @@
         </w:rPr>
         <w:t>geração rápida de múltiplas sugestões e soluções inovadoras (Miro, 2025). No contexto desse projeto, nós utilizamos do método de forma crucial procurando ideias que se alinhassem a nosso objetivo. Com discussões focadas, foram decididos o espectro político, progressão aberta do jogo, construção de industrias automatizadas e o perfil dos inimigos (incluindo seus comportamentos e aparências). As propostas iniciais eram registradas e, em um processo colaborativo, agregadas e refinadas até a consolidação dos conceitos finais para a implementação.</w:t>
       </w:r>
-      <w:commentRangeEnd w:id="26"/>
-      <w:r>
-        <w:rPr>
-          <w:highlight w:val="yellow"/>
-        </w:rPr>
-        <w:commentReference w:id="26"/>
+      <w:commentRangeEnd w:id="25"/>
+      <w:r>
+        <w:rPr>
+          <w:highlight w:val="yellow"/>
+        </w:rPr>
+        <w:commentReference w:id="25"/>
       </w:r>
     </w:p>
     <w:p>
@@ -5370,9 +5629,8 @@
           <w:tag w:val="goog_rdk_26"/>
           <w:id w:val="676431842"/>
         </w:sdtPr>
-        <w:sdtEndPr/>
         <w:sdtContent>
-          <w:commentRangeStart w:id="27"/>
+          <w:commentRangeStart w:id="26"/>
         </w:sdtContent>
       </w:sdt>
       <w:r>
@@ -5381,12 +5639,12 @@
         </w:rPr>
         <w:t>Cardápio de Ideias</w:t>
       </w:r>
-      <w:commentRangeEnd w:id="27"/>
-      <w:r>
-        <w:rPr>
-          <w:highlight w:val="yellow"/>
-        </w:rPr>
-        <w:commentReference w:id="27"/>
+      <w:commentRangeEnd w:id="26"/>
+      <w:r>
+        <w:rPr>
+          <w:highlight w:val="yellow"/>
+        </w:rPr>
+        <w:commentReference w:id="26"/>
       </w:r>
     </w:p>
     <w:tbl>
@@ -5591,13 +5849,7 @@
               <w:rPr>
                 <w:color w:val="000000"/>
               </w:rPr>
-              <w:t xml:space="preserve">Recriação realista sobre </w:t>
-            </w:r>
-            <w:r>
-              <w:rPr>
-                <w:color w:val="000000"/>
-              </w:rPr>
-              <w:t>cadeias de produção e evolução tecnológica. - Interação direta com sistemas de automação, a partir de máquinas e logística de produção.</w:t>
+              <w:t>Recriação realista sobre cadeias de produção e evolução tecnológica. - Interação direta com sistemas de automação, a partir de máquinas e logística de produção.</w:t>
             </w:r>
           </w:p>
         </w:tc>
@@ -5662,13 +5914,7 @@
               <w:rPr>
                 <w:color w:val="000000"/>
               </w:rPr>
-              <w:t>Recriação realist</w:t>
-            </w:r>
-            <w:r>
-              <w:rPr>
-                <w:color w:val="000000"/>
-              </w:rPr>
-              <w:t>a sobre cadeias de produção, e opções de máquinas com eficiência e custos distintos. - Interação e necessidade de progressão em referência à cadeia de produção.</w:t>
+              <w:t>Recriação realista sobre cadeias de produção, e opções de máquinas com eficiência e custos distintos. - Interação e necessidade de progressão em referência à cadeia de produção.</w:t>
             </w:r>
           </w:p>
         </w:tc>
@@ -5733,13 +5979,7 @@
               <w:rPr>
                 <w:color w:val="000000"/>
               </w:rPr>
-              <w:t xml:space="preserve">Consequências diretas de um alto índice de </w:t>
-            </w:r>
-            <w:r>
-              <w:rPr>
-                <w:color w:val="000000"/>
-              </w:rPr>
-              <w:t>poluição no ambiente a partir de ataques selvagens. - Demonstração das consequências da poluição a longo prazo.</w:t>
+              <w:t>Consequências diretas de um alto índice de poluição no ambiente a partir de ataques selvagens. - Demonstração das consequências da poluição a longo prazo.</w:t>
             </w:r>
           </w:p>
         </w:tc>
@@ -5812,13 +6052,7 @@
                 <w:color w:val="000000"/>
               </w:rPr>
               <w:lastRenderedPageBreak/>
-              <w:t>Login e Cria</w:t>
-            </w:r>
-            <w:r>
-              <w:rPr>
-                <w:color w:val="000000"/>
-              </w:rPr>
-              <w:t xml:space="preserve">ção de Contas, função para preencher e adicionar artigos escritos </w:t>
+              <w:t xml:space="preserve">Login e Criação de Contas, função para preencher e adicionar artigos escritos </w:t>
             </w:r>
             <w:r>
               <w:rPr>
@@ -5856,7 +6090,6 @@
                 <w:bCs/>
                 <w:color w:val="000000"/>
               </w:rPr>
-              <w:lastRenderedPageBreak/>
               <w:t>Financiar o projeto principal da equipe*</w:t>
             </w:r>
           </w:p>
@@ -5881,13 +6114,63 @@
               <w:rPr>
                 <w:color w:val="000000"/>
               </w:rPr>
-              <w:t>Adição de subsídios de financiamento (Patreon, SubcribeStar, Discord</w:t>
+              <w:t>Adição de subsídios de financiamento (</w:t>
             </w:r>
+            <w:proofErr w:type="spellStart"/>
             <w:r>
               <w:rPr>
                 <w:color w:val="000000"/>
               </w:rPr>
-              <w:t xml:space="preserve"> Privado, Kickstarter, Ko-Fi, Catarse, Apoia.se) e venda de produtos envolvendo o projeto.</w:t>
+              <w:t>Patreon</w:t>
+            </w:r>
+            <w:proofErr w:type="spellEnd"/>
+            <w:r>
+              <w:rPr>
+                <w:color w:val="000000"/>
+              </w:rPr>
+              <w:t xml:space="preserve">, </w:t>
+            </w:r>
+            <w:proofErr w:type="spellStart"/>
+            <w:r>
+              <w:rPr>
+                <w:color w:val="000000"/>
+              </w:rPr>
+              <w:t>SubcribeStar</w:t>
+            </w:r>
+            <w:proofErr w:type="spellEnd"/>
+            <w:r>
+              <w:rPr>
+                <w:color w:val="000000"/>
+              </w:rPr>
+              <w:t xml:space="preserve">, </w:t>
+            </w:r>
+            <w:proofErr w:type="spellStart"/>
+            <w:r>
+              <w:rPr>
+                <w:color w:val="000000"/>
+              </w:rPr>
+              <w:t>Discord</w:t>
+            </w:r>
+            <w:proofErr w:type="spellEnd"/>
+            <w:r>
+              <w:rPr>
+                <w:color w:val="000000"/>
+              </w:rPr>
+              <w:t xml:space="preserve"> Privado, Kickstarter, </w:t>
+            </w:r>
+            <w:proofErr w:type="spellStart"/>
+            <w:r>
+              <w:rPr>
+                <w:color w:val="000000"/>
+              </w:rPr>
+              <w:t>Ko-Fi</w:t>
+            </w:r>
+            <w:proofErr w:type="spellEnd"/>
+            <w:r>
+              <w:rPr>
+                <w:color w:val="000000"/>
+              </w:rPr>
+              <w:t>, Catarse, Apoia.se) e venda de produtos envolvendo o projeto.</w:t>
             </w:r>
           </w:p>
         </w:tc>
@@ -5928,15 +6211,43 @@
           <w:sz w:val="20"/>
           <w:szCs w:val="20"/>
         </w:rPr>
-        <w:t>Golden Circle, ou em português, Círculo de Ouro, é uma metodologia, criada pelo inglês Simon Sinek, que ajuda empresas e líderes a gerarem impacto por</w:t>
-      </w:r>
+        <w:t xml:space="preserve">Golden Circle, ou em português, Círculo de Ouro, é uma metodologia, criada pelo inglês Simon </w:t>
+      </w:r>
+      <w:proofErr w:type="spellStart"/>
       <w:r>
         <w:rPr>
           <w:color w:val="000000"/>
           <w:sz w:val="20"/>
           <w:szCs w:val="20"/>
         </w:rPr>
-        <w:t xml:space="preserve"> meio do seu propósito. Zendesk (2024) </w:t>
+        <w:t>Sinek</w:t>
+      </w:r>
+      <w:proofErr w:type="spellEnd"/>
+      <w:r>
+        <w:rPr>
+          <w:color w:val="000000"/>
+          <w:sz w:val="20"/>
+          <w:szCs w:val="20"/>
+        </w:rPr>
+        <w:t xml:space="preserve">, que ajuda empresas e líderes a gerarem impacto por meio do seu propósito. </w:t>
+      </w:r>
+      <w:proofErr w:type="spellStart"/>
+      <w:r>
+        <w:rPr>
+          <w:color w:val="000000"/>
+          <w:sz w:val="20"/>
+          <w:szCs w:val="20"/>
+        </w:rPr>
+        <w:t>Zendesk</w:t>
+      </w:r>
+      <w:proofErr w:type="spellEnd"/>
+      <w:r>
+        <w:rPr>
+          <w:color w:val="000000"/>
+          <w:sz w:val="20"/>
+          <w:szCs w:val="20"/>
+        </w:rPr>
+        <w:t xml:space="preserve"> (2024) </w:t>
       </w:r>
     </w:p>
     <w:p>
@@ -5962,23 +6273,30 @@
           <w:sz w:val="20"/>
           <w:szCs w:val="20"/>
         </w:rPr>
-        <w:t>O conceito se apoia na ideia de que as empresas e os líderes devem pensar, agir e comunicar de dentro para fora, do centro do círculo em direção às extremidades. Para isso, devem seguir 3 camadas, também conhecidas c</w:t>
-      </w:r>
+        <w:t xml:space="preserve">O conceito se apoia na ideia de que as empresas e os líderes devem pensar, agir e comunicar de dentro para fora, do centro do círculo em direção às extremidades. Para isso, devem seguir 3 camadas, também conhecidas como esferas de trabalho, que ajudam a empresa a extrair seu potencial e se destacar. </w:t>
+      </w:r>
+      <w:proofErr w:type="spellStart"/>
       <w:r>
         <w:rPr>
           <w:color w:val="000000"/>
           <w:sz w:val="20"/>
           <w:szCs w:val="20"/>
         </w:rPr>
-        <w:t>omo esferas de trabalho, que ajudam a empresa a extrair seu potencial e se destacar. Zendesk (2024)</w:t>
-      </w:r>
-    </w:p>
-    <w:p>
-      <w:r>
-        <w:t>Dentro do projeto, essa idealização foi instaurada a atender todas as 3 camadas da metodologia, visando os temas didáticos e complexos do tema, seus motivos</w:t>
-      </w:r>
-      <w:r>
-        <w:t xml:space="preserve"> e como poderá ser apresentado a um p</w:t>
+        <w:t>Zendesk</w:t>
+      </w:r>
+      <w:proofErr w:type="spellEnd"/>
+      <w:r>
+        <w:rPr>
+          <w:color w:val="000000"/>
+          <w:sz w:val="20"/>
+          <w:szCs w:val="20"/>
+        </w:rPr>
+        <w:t xml:space="preserve"> (2024)</w:t>
+      </w:r>
+    </w:p>
+    <w:p>
+      <w:r>
+        <w:t>Dentro do projeto, essa idealização foi instaurada a atender todas as 3 camadas da metodologia, visando os temas didáticos e complexos do tema, seus motivos e como poderá ser apresentado a um p</w:t>
       </w:r>
       <w:r>
         <w:t>úblico</w:t>
@@ -6058,7 +6376,7 @@
                     <pic:cNvPicPr preferRelativeResize="0"/>
                   </pic:nvPicPr>
                   <pic:blipFill>
-                    <a:blip r:embed="rId19"/>
+                    <a:blip r:embed="rId20"/>
                     <a:srcRect/>
                     <a:stretch>
                       <a:fillRect/>
@@ -6130,17 +6448,16 @@
           <w:tag w:val="goog_rdk_29"/>
           <w:id w:val="774659716"/>
         </w:sdtPr>
-        <w:sdtEndPr/>
         <w:sdtContent>
-          <w:commentRangeStart w:id="28"/>
+          <w:commentRangeStart w:id="27"/>
         </w:sdtContent>
       </w:sdt>
       <w:r>
         <w:t>ASPECTOS ESTRATÉGICOS</w:t>
       </w:r>
-      <w:commentRangeEnd w:id="28"/>
-      <w:r>
-        <w:commentReference w:id="28"/>
+      <w:commentRangeEnd w:id="27"/>
+      <w:r>
+        <w:commentReference w:id="27"/>
       </w:r>
     </w:p>
     <w:p>
@@ -6394,22 +6711,14 @@
         </w:rPr>
         <w:t xml:space="preserve"> Disponível em: </w:t>
       </w:r>
-      <w:hyperlink r:id="rId20">
+      <w:hyperlink r:id="rId21">
         <w:r>
           <w:rPr>
             <w:color w:val="0563C1"/>
             <w:highlight w:val="yellow"/>
             <w:u w:val="single"/>
           </w:rPr>
-          <w:t>https://www.mjvinn</w:t>
-        </w:r>
-        <w:r>
-          <w:rPr>
-            <w:color w:val="0563C1"/>
-            <w:highlight w:val="yellow"/>
-            <w:u w:val="single"/>
-          </w:rPr>
-          <w:t>ovation.com/pt-br/blog/conheca-a-sessao-generativa-e-entenda-seus-usuarios/</w:t>
+          <w:t>https://www.mjvinnovation.com/pt-br/blog/conheca-a-sessao-generativa-e-entenda-seus-usuarios/</w:t>
         </w:r>
       </w:hyperlink>
       <w:r>
@@ -6459,7 +6768,33 @@
           <w:szCs w:val="27"/>
           <w:highlight w:val="yellow"/>
         </w:rPr>
-        <w:t>Design Thinking: o que são Cadernos de Sensibilização</w:t>
+        <w:t xml:space="preserve">Design </w:t>
+      </w:r>
+      <w:proofErr w:type="spellStart"/>
+      <w:r>
+        <w:rPr>
+          <w:rFonts w:ascii="Calibri" w:eastAsia="Calibri" w:hAnsi="Calibri" w:cs="Calibri"/>
+          <w:b/>
+          <w:bCs/>
+          <w:color w:val="000000"/>
+          <w:sz w:val="27"/>
+          <w:szCs w:val="27"/>
+          <w:highlight w:val="yellow"/>
+        </w:rPr>
+        <w:t>Thinking</w:t>
+      </w:r>
+      <w:proofErr w:type="spellEnd"/>
+      <w:r>
+        <w:rPr>
+          <w:rFonts w:ascii="Calibri" w:eastAsia="Calibri" w:hAnsi="Calibri" w:cs="Calibri"/>
+          <w:b/>
+          <w:bCs/>
+          <w:color w:val="000000"/>
+          <w:sz w:val="27"/>
+          <w:szCs w:val="27"/>
+          <w:highlight w:val="yellow"/>
+        </w:rPr>
+        <w:t>: o que são Cadernos de Sensibilização</w:t>
       </w:r>
       <w:r>
         <w:rPr>
@@ -6471,7 +6806,7 @@
         </w:rPr>
         <w:t xml:space="preserve">. Disponível em:  </w:t>
       </w:r>
-      <w:hyperlink r:id="rId21">
+      <w:hyperlink r:id="rId22">
         <w:r>
           <w:rPr>
             <w:rFonts w:ascii="Calibri" w:eastAsia="Calibri" w:hAnsi="Calibri" w:cs="Calibri"/>
@@ -6489,12 +6824,11 @@
           <w:tag w:val="goog_rdk_30"/>
           <w:id w:val="677208186"/>
         </w:sdtPr>
-        <w:sdtEndPr/>
         <w:sdtContent>
-          <w:commentRangeStart w:id="29"/>
+          <w:commentRangeStart w:id="28"/>
         </w:sdtContent>
       </w:sdt>
-      <w:hyperlink r:id="rId22">
+      <w:hyperlink r:id="rId23">
         <w:r>
           <w:rPr>
             <w:rFonts w:ascii="Calibri" w:eastAsia="Calibri" w:hAnsi="Calibri" w:cs="Calibri"/>
@@ -6507,11 +6841,11 @@
           <w:t>design-thinking-que-sao-cadernos-sensibilizacao</w:t>
         </w:r>
       </w:hyperlink>
-      <w:commentRangeEnd w:id="29"/>
-      <w:r>
-        <w:commentReference w:id="29"/>
-      </w:r>
-      <w:hyperlink r:id="rId23">
+      <w:commentRangeEnd w:id="28"/>
+      <w:r>
+        <w:commentReference w:id="28"/>
+      </w:r>
+      <w:hyperlink r:id="rId24">
         <w:r>
           <w:rPr>
             <w:rFonts w:ascii="Calibri" w:eastAsia="Calibri" w:hAnsi="Calibri" w:cs="Calibri"/>
@@ -6572,18 +6906,7 @@
           <w:sz w:val="27"/>
           <w:szCs w:val="27"/>
         </w:rPr>
-        <w:t>Hoje vamos falar sobre um recurso que pode ser utilizado em conjunto com o #MapadeEmpatia na etapa de análise e síntese do #DesignThinking - as personas. As personas são um importante re</w:t>
-      </w:r>
-      <w:r>
-        <w:rPr>
-          <w:rFonts w:ascii="Calibri" w:eastAsia="Calibri" w:hAnsi="Calibri" w:cs="Calibri"/>
-          <w:b/>
-          <w:bCs/>
-          <w:color w:val="000000"/>
-          <w:sz w:val="27"/>
-          <w:szCs w:val="27"/>
-        </w:rPr>
-        <w:t>curso para o processo de descoberta e inovação em produtos, pois ela nos permitirá visualizar situações do ponto d</w:t>
+        <w:t>Hoje vamos falar sobre um recurso que pode ser utilizado em conjunto com o #MapadeEmpatia na etapa de análise e síntese do #DesignThinking - as personas. As personas são um importante recurso para o processo de descoberta e inovação em produtos, pois ela nos permitirá visualizar situações do ponto d</w:t>
       </w:r>
       <w:r>
         <w:rPr>
@@ -6594,7 +6917,7 @@
         </w:rPr>
         <w:t xml:space="preserve">. Disponível em: &lt; </w:t>
       </w:r>
-      <w:hyperlink r:id="rId24">
+      <w:hyperlink r:id="rId25">
         <w:r>
           <w:rPr>
             <w:rFonts w:ascii="Calibri" w:eastAsia="Calibri" w:hAnsi="Calibri" w:cs="Calibri"/>
@@ -6603,17 +6926,7 @@
             <w:szCs w:val="27"/>
             <w:u w:val="single"/>
           </w:rPr>
-          <w:t>https://pt.linkedin.com/pulse/como-definir-personas-dur</w:t>
-        </w:r>
-        <w:r>
-          <w:rPr>
-            <w:rFonts w:ascii="Calibri" w:eastAsia="Calibri" w:hAnsi="Calibri" w:cs="Calibri"/>
-            <w:color w:val="0563C1"/>
-            <w:sz w:val="27"/>
-            <w:szCs w:val="27"/>
-            <w:u w:val="single"/>
-          </w:rPr>
-          <w:t>ante-aplica%C3%A7%C3%A3o-do-design-thinking-lucas-xhiyf</w:t>
+          <w:t>https://pt.linkedin.com/pulse/como-definir-personas-durante-aplica%C3%A7%C3%A3o-do-design-thinking-lucas-xhiyf</w:t>
         </w:r>
       </w:hyperlink>
       <w:r>
@@ -6674,7 +6987,7 @@
         </w:rPr>
         <w:t xml:space="preserve">. Disponível em: </w:t>
       </w:r>
-      <w:hyperlink r:id="rId25">
+      <w:hyperlink r:id="rId26">
         <w:r>
           <w:rPr>
             <w:rFonts w:ascii="Calibri" w:eastAsia="Calibri" w:hAnsi="Calibri" w:cs="Calibri"/>
@@ -6749,9 +7062,8 @@
           <w:tag w:val="goog_rdk_31"/>
           <w:id w:val="1345290340"/>
         </w:sdtPr>
-        <w:sdtEndPr/>
         <w:sdtContent>
-          <w:commentRangeStart w:id="30"/>
+          <w:commentRangeStart w:id="29"/>
         </w:sdtContent>
       </w:sdt>
       <w:r>
@@ -6792,9 +7104,9 @@
         </w:rPr>
         <w:t>.</w:t>
       </w:r>
-      <w:commentRangeEnd w:id="30"/>
-      <w:r>
-        <w:commentReference w:id="30"/>
+      <w:commentRangeEnd w:id="29"/>
+      <w:r>
+        <w:commentReference w:id="29"/>
       </w:r>
       <w:r>
         <w:rPr>
@@ -6805,7 +7117,7 @@
         </w:rPr>
         <w:t xml:space="preserve"> Disponível em: </w:t>
       </w:r>
-      <w:hyperlink r:id="rId26">
+      <w:hyperlink r:id="rId27">
         <w:r>
           <w:rPr>
             <w:rFonts w:ascii="Calibri" w:eastAsia="Calibri" w:hAnsi="Calibri" w:cs="Calibri"/>
@@ -6893,7 +7205,7 @@
         </w:rPr>
         <w:t xml:space="preserve">. Disponível em: </w:t>
       </w:r>
-      <w:hyperlink r:id="rId27">
+      <w:hyperlink r:id="rId28">
         <w:r>
           <w:rPr>
             <w:rFonts w:ascii="Calibri" w:eastAsia="Calibri" w:hAnsi="Calibri" w:cs="Calibri"/>
@@ -6963,19 +7275,7 @@
           <w:szCs w:val="27"/>
           <w:highlight w:val="yellow"/>
         </w:rPr>
-        <w:t>Planejam</w:t>
-      </w:r>
-      <w:r>
-        <w:rPr>
-          <w:rFonts w:ascii="Calibri" w:eastAsia="Calibri" w:hAnsi="Calibri" w:cs="Calibri"/>
-          <w:b/>
-          <w:bCs/>
-          <w:color w:val="000000"/>
-          <w:sz w:val="27"/>
-          <w:szCs w:val="27"/>
-          <w:highlight w:val="yellow"/>
-        </w:rPr>
-        <w:t>ento urbano sustentável</w:t>
+        <w:t>Planejamento urbano sustentável</w:t>
       </w:r>
       <w:r>
         <w:rPr>
@@ -6987,7 +7287,7 @@
         </w:rPr>
         <w:t xml:space="preserve">. Disponível em: </w:t>
       </w:r>
-      <w:hyperlink r:id="rId28">
+      <w:hyperlink r:id="rId29">
         <w:r>
           <w:rPr>
             <w:rFonts w:ascii="Calibri" w:eastAsia="Calibri" w:hAnsi="Calibri" w:cs="Calibri"/>
@@ -7072,7 +7372,7 @@
         </w:rPr>
         <w:t xml:space="preserve">. Disponível em: </w:t>
       </w:r>
-      <w:hyperlink r:id="rId29">
+      <w:hyperlink r:id="rId30">
         <w:r>
           <w:rPr>
             <w:rFonts w:ascii="Calibri" w:eastAsia="Calibri" w:hAnsi="Calibri" w:cs="Calibri"/>
@@ -7133,17 +7433,7 @@
           <w:szCs w:val="27"/>
           <w:highlight w:val="yellow"/>
         </w:rPr>
-        <w:t>MORAES, Jéss</w:t>
-      </w:r>
-      <w:r>
-        <w:rPr>
-          <w:rFonts w:ascii="Calibri" w:eastAsia="Calibri" w:hAnsi="Calibri" w:cs="Calibri"/>
-          <w:color w:val="000000"/>
-          <w:sz w:val="27"/>
-          <w:szCs w:val="27"/>
-          <w:highlight w:val="yellow"/>
-        </w:rPr>
-        <w:t xml:space="preserve">ica. </w:t>
+        <w:t xml:space="preserve">MORAES, Jéssica. </w:t>
       </w:r>
       <w:r>
         <w:rPr>
@@ -7167,7 +7457,7 @@
         </w:rPr>
         <w:t xml:space="preserve">. Disponível em: </w:t>
       </w:r>
-      <w:hyperlink r:id="rId30">
+      <w:hyperlink r:id="rId31">
         <w:r>
           <w:rPr>
             <w:rFonts w:ascii="Calibri" w:eastAsia="Calibri" w:hAnsi="Calibri" w:cs="Calibri"/>
@@ -7177,18 +7467,7 @@
             <w:highlight w:val="yellow"/>
             <w:u w:val="single"/>
           </w:rPr>
-          <w:t>https://sict.rs.g</w:t>
-        </w:r>
-        <w:r>
-          <w:rPr>
-            <w:rFonts w:ascii="Calibri" w:eastAsia="Calibri" w:hAnsi="Calibri" w:cs="Calibri"/>
-            <w:color w:val="0563C1"/>
-            <w:sz w:val="27"/>
-            <w:szCs w:val="27"/>
-            <w:highlight w:val="yellow"/>
-            <w:u w:val="single"/>
-          </w:rPr>
-          <w:t>ov.br/jogos-digitais-sao-usados-como-ferramenta-de-conscientizacao-na-educacao</w:t>
+          <w:t>https://sict.rs.gov.br/jogos-digitais-sao-usados-como-ferramenta-de-conscientizacao-na-educacao</w:t>
         </w:r>
       </w:hyperlink>
       <w:r>
@@ -7249,7 +7528,85 @@
           <w:szCs w:val="27"/>
           <w:highlight w:val="yellow"/>
         </w:rPr>
-        <w:t>Análise: Endling – Extinction is Forever. 2022</w:t>
+        <w:t xml:space="preserve">Análise: </w:t>
+      </w:r>
+      <w:proofErr w:type="spellStart"/>
+      <w:r>
+        <w:rPr>
+          <w:rFonts w:ascii="Calibri" w:eastAsia="Calibri" w:hAnsi="Calibri" w:cs="Calibri"/>
+          <w:b/>
+          <w:bCs/>
+          <w:color w:val="000000"/>
+          <w:sz w:val="27"/>
+          <w:szCs w:val="27"/>
+          <w:highlight w:val="yellow"/>
+        </w:rPr>
+        <w:t>Endling</w:t>
+      </w:r>
+      <w:proofErr w:type="spellEnd"/>
+      <w:r>
+        <w:rPr>
+          <w:rFonts w:ascii="Calibri" w:eastAsia="Calibri" w:hAnsi="Calibri" w:cs="Calibri"/>
+          <w:b/>
+          <w:bCs/>
+          <w:color w:val="000000"/>
+          <w:sz w:val="27"/>
+          <w:szCs w:val="27"/>
+          <w:highlight w:val="yellow"/>
+        </w:rPr>
+        <w:t xml:space="preserve"> – </w:t>
+      </w:r>
+      <w:proofErr w:type="spellStart"/>
+      <w:r>
+        <w:rPr>
+          <w:rFonts w:ascii="Calibri" w:eastAsia="Calibri" w:hAnsi="Calibri" w:cs="Calibri"/>
+          <w:b/>
+          <w:bCs/>
+          <w:color w:val="000000"/>
+          <w:sz w:val="27"/>
+          <w:szCs w:val="27"/>
+          <w:highlight w:val="yellow"/>
+        </w:rPr>
+        <w:t>Extinction</w:t>
+      </w:r>
+      <w:proofErr w:type="spellEnd"/>
+      <w:r>
+        <w:rPr>
+          <w:rFonts w:ascii="Calibri" w:eastAsia="Calibri" w:hAnsi="Calibri" w:cs="Calibri"/>
+          <w:b/>
+          <w:bCs/>
+          <w:color w:val="000000"/>
+          <w:sz w:val="27"/>
+          <w:szCs w:val="27"/>
+          <w:highlight w:val="yellow"/>
+        </w:rPr>
+        <w:t xml:space="preserve"> </w:t>
+      </w:r>
+      <w:proofErr w:type="spellStart"/>
+      <w:r>
+        <w:rPr>
+          <w:rFonts w:ascii="Calibri" w:eastAsia="Calibri" w:hAnsi="Calibri" w:cs="Calibri"/>
+          <w:b/>
+          <w:bCs/>
+          <w:color w:val="000000"/>
+          <w:sz w:val="27"/>
+          <w:szCs w:val="27"/>
+          <w:highlight w:val="yellow"/>
+        </w:rPr>
+        <w:t>is</w:t>
+      </w:r>
+      <w:proofErr w:type="spellEnd"/>
+      <w:r>
+        <w:rPr>
+          <w:rFonts w:ascii="Calibri" w:eastAsia="Calibri" w:hAnsi="Calibri" w:cs="Calibri"/>
+          <w:b/>
+          <w:bCs/>
+          <w:color w:val="000000"/>
+          <w:sz w:val="27"/>
+          <w:szCs w:val="27"/>
+          <w:highlight w:val="yellow"/>
+        </w:rPr>
+        <w:t xml:space="preserve"> Forever. 2022</w:t>
       </w:r>
       <w:r>
         <w:rPr>
@@ -7261,7 +7618,7 @@
         </w:rPr>
         <w:t xml:space="preserve">. Disponível em: </w:t>
       </w:r>
-      <w:hyperlink r:id="rId31">
+      <w:hyperlink r:id="rId32">
         <w:r>
           <w:rPr>
             <w:rFonts w:ascii="Calibri" w:eastAsia="Calibri" w:hAnsi="Calibri" w:cs="Calibri"/>
@@ -7333,7 +7690,7 @@
         <w:lastRenderedPageBreak/>
         <w:t xml:space="preserve">MAESTROVIRTUA. </w:t>
       </w:r>
-      <w:commentRangeStart w:id="31"/>
+      <w:commentRangeStart w:id="30"/>
       <w:r>
         <w:rPr>
           <w:rFonts w:ascii="Calibri" w:eastAsia="Calibri" w:hAnsi="Calibri" w:cs="Calibri"/>
@@ -7356,7 +7713,7 @@
         </w:rPr>
         <w:t xml:space="preserve">. Disponível em: </w:t>
       </w:r>
-      <w:hyperlink r:id="rId32">
+      <w:hyperlink r:id="rId33">
         <w:r>
           <w:rPr>
             <w:rFonts w:ascii="Calibri" w:eastAsia="Calibri" w:hAnsi="Calibri" w:cs="Calibri"/>
@@ -7369,14 +7726,14 @@
           <w:t>https://maestrovirtuale.com</w:t>
         </w:r>
       </w:hyperlink>
-      <w:commentRangeEnd w:id="31"/>
-      <w:r>
-        <w:rPr>
-          <w:highlight w:val="yellow"/>
-        </w:rPr>
-        <w:commentReference w:id="31"/>
-      </w:r>
-      <w:hyperlink r:id="rId33">
+      <w:commentRangeEnd w:id="30"/>
+      <w:r>
+        <w:rPr>
+          <w:highlight w:val="yellow"/>
+        </w:rPr>
+        <w:commentReference w:id="30"/>
+      </w:r>
+      <w:hyperlink r:id="rId34">
         <w:r>
           <w:rPr>
             <w:rFonts w:ascii="Calibri" w:eastAsia="Calibri" w:hAnsi="Calibri" w:cs="Calibri"/>
@@ -7433,9 +7790,8 @@
           <w:tag w:val="goog_rdk_33"/>
           <w:id w:val="83607162"/>
         </w:sdtPr>
-        <w:sdtEndPr/>
         <w:sdtContent>
-          <w:commentRangeStart w:id="32"/>
+          <w:commentRangeStart w:id="31"/>
         </w:sdtContent>
       </w:sdt>
       <w:r>
@@ -7448,17 +7804,265 @@
         </w:rPr>
         <w:t xml:space="preserve">VENDITTI, Bruno. </w:t>
       </w:r>
-      <w:r>
-        <w:rPr>
-          <w:rFonts w:ascii="Calibri" w:eastAsia="Calibri" w:hAnsi="Calibri" w:cs="Calibri"/>
-          <w:b/>
-          <w:bCs/>
-          <w:color w:val="000000"/>
-          <w:sz w:val="27"/>
-          <w:szCs w:val="27"/>
-          <w:highlight w:val="yellow"/>
-        </w:rPr>
-        <w:t>This chart shows the impact rising urbanization will have on the world</w:t>
+      <w:proofErr w:type="spellStart"/>
+      <w:r>
+        <w:rPr>
+          <w:rFonts w:ascii="Calibri" w:eastAsia="Calibri" w:hAnsi="Calibri" w:cs="Calibri"/>
+          <w:b/>
+          <w:bCs/>
+          <w:color w:val="000000"/>
+          <w:sz w:val="27"/>
+          <w:szCs w:val="27"/>
+          <w:highlight w:val="yellow"/>
+        </w:rPr>
+        <w:t>This</w:t>
+      </w:r>
+      <w:proofErr w:type="spellEnd"/>
+      <w:r>
+        <w:rPr>
+          <w:rFonts w:ascii="Calibri" w:eastAsia="Calibri" w:hAnsi="Calibri" w:cs="Calibri"/>
+          <w:b/>
+          <w:bCs/>
+          <w:color w:val="000000"/>
+          <w:sz w:val="27"/>
+          <w:szCs w:val="27"/>
+          <w:highlight w:val="yellow"/>
+        </w:rPr>
+        <w:t xml:space="preserve"> </w:t>
+      </w:r>
+      <w:proofErr w:type="spellStart"/>
+      <w:r>
+        <w:rPr>
+          <w:rFonts w:ascii="Calibri" w:eastAsia="Calibri" w:hAnsi="Calibri" w:cs="Calibri"/>
+          <w:b/>
+          <w:bCs/>
+          <w:color w:val="000000"/>
+          <w:sz w:val="27"/>
+          <w:szCs w:val="27"/>
+          <w:highlight w:val="yellow"/>
+        </w:rPr>
+        <w:t>chart</w:t>
+      </w:r>
+      <w:proofErr w:type="spellEnd"/>
+      <w:r>
+        <w:rPr>
+          <w:rFonts w:ascii="Calibri" w:eastAsia="Calibri" w:hAnsi="Calibri" w:cs="Calibri"/>
+          <w:b/>
+          <w:bCs/>
+          <w:color w:val="000000"/>
+          <w:sz w:val="27"/>
+          <w:szCs w:val="27"/>
+          <w:highlight w:val="yellow"/>
+        </w:rPr>
+        <w:t xml:space="preserve"> shows </w:t>
+      </w:r>
+      <w:proofErr w:type="spellStart"/>
+      <w:r>
+        <w:rPr>
+          <w:rFonts w:ascii="Calibri" w:eastAsia="Calibri" w:hAnsi="Calibri" w:cs="Calibri"/>
+          <w:b/>
+          <w:bCs/>
+          <w:color w:val="000000"/>
+          <w:sz w:val="27"/>
+          <w:szCs w:val="27"/>
+          <w:highlight w:val="yellow"/>
+        </w:rPr>
+        <w:t>the</w:t>
+      </w:r>
+      <w:proofErr w:type="spellEnd"/>
+      <w:r>
+        <w:rPr>
+          <w:rFonts w:ascii="Calibri" w:eastAsia="Calibri" w:hAnsi="Calibri" w:cs="Calibri"/>
+          <w:b/>
+          <w:bCs/>
+          <w:color w:val="000000"/>
+          <w:sz w:val="27"/>
+          <w:szCs w:val="27"/>
+          <w:highlight w:val="yellow"/>
+        </w:rPr>
+        <w:t xml:space="preserve"> </w:t>
+      </w:r>
+      <w:proofErr w:type="spellStart"/>
+      <w:r>
+        <w:rPr>
+          <w:rFonts w:ascii="Calibri" w:eastAsia="Calibri" w:hAnsi="Calibri" w:cs="Calibri"/>
+          <w:b/>
+          <w:bCs/>
+          <w:color w:val="000000"/>
+          <w:sz w:val="27"/>
+          <w:szCs w:val="27"/>
+          <w:highlight w:val="yellow"/>
+        </w:rPr>
+        <w:t>impact</w:t>
+      </w:r>
+      <w:proofErr w:type="spellEnd"/>
+      <w:r>
+        <w:rPr>
+          <w:rFonts w:ascii="Calibri" w:eastAsia="Calibri" w:hAnsi="Calibri" w:cs="Calibri"/>
+          <w:b/>
+          <w:bCs/>
+          <w:color w:val="000000"/>
+          <w:sz w:val="27"/>
+          <w:szCs w:val="27"/>
+          <w:highlight w:val="yellow"/>
+        </w:rPr>
+        <w:t xml:space="preserve"> </w:t>
+      </w:r>
+      <w:proofErr w:type="spellStart"/>
+      <w:r>
+        <w:rPr>
+          <w:rFonts w:ascii="Calibri" w:eastAsia="Calibri" w:hAnsi="Calibri" w:cs="Calibri"/>
+          <w:b/>
+          <w:bCs/>
+          <w:color w:val="000000"/>
+          <w:sz w:val="27"/>
+          <w:szCs w:val="27"/>
+          <w:highlight w:val="yellow"/>
+        </w:rPr>
+        <w:t>rising</w:t>
+      </w:r>
+      <w:proofErr w:type="spellEnd"/>
+      <w:r>
+        <w:rPr>
+          <w:rFonts w:ascii="Calibri" w:eastAsia="Calibri" w:hAnsi="Calibri" w:cs="Calibri"/>
+          <w:b/>
+          <w:bCs/>
+          <w:color w:val="000000"/>
+          <w:sz w:val="27"/>
+          <w:szCs w:val="27"/>
+          <w:highlight w:val="yellow"/>
+        </w:rPr>
+        <w:t xml:space="preserve"> </w:t>
+      </w:r>
+      <w:proofErr w:type="spellStart"/>
+      <w:r>
+        <w:rPr>
+          <w:rFonts w:ascii="Calibri" w:eastAsia="Calibri" w:hAnsi="Calibri" w:cs="Calibri"/>
+          <w:b/>
+          <w:bCs/>
+          <w:color w:val="000000"/>
+          <w:sz w:val="27"/>
+          <w:szCs w:val="27"/>
+          <w:highlight w:val="yellow"/>
+        </w:rPr>
+        <w:t>urbanization</w:t>
+      </w:r>
+      <w:proofErr w:type="spellEnd"/>
+      <w:r>
+        <w:rPr>
+          <w:rFonts w:ascii="Calibri" w:eastAsia="Calibri" w:hAnsi="Calibri" w:cs="Calibri"/>
+          <w:b/>
+          <w:bCs/>
+          <w:color w:val="000000"/>
+          <w:sz w:val="27"/>
+          <w:szCs w:val="27"/>
+          <w:highlight w:val="yellow"/>
+        </w:rPr>
+        <w:t xml:space="preserve"> </w:t>
+      </w:r>
+      <w:proofErr w:type="spellStart"/>
+      <w:r>
+        <w:rPr>
+          <w:rFonts w:ascii="Calibri" w:eastAsia="Calibri" w:hAnsi="Calibri" w:cs="Calibri"/>
+          <w:b/>
+          <w:bCs/>
+          <w:color w:val="000000"/>
+          <w:sz w:val="27"/>
+          <w:szCs w:val="27"/>
+          <w:highlight w:val="yellow"/>
+        </w:rPr>
+        <w:t>will</w:t>
+      </w:r>
+      <w:proofErr w:type="spellEnd"/>
+      <w:r>
+        <w:rPr>
+          <w:rFonts w:ascii="Calibri" w:eastAsia="Calibri" w:hAnsi="Calibri" w:cs="Calibri"/>
+          <w:b/>
+          <w:bCs/>
+          <w:color w:val="000000"/>
+          <w:sz w:val="27"/>
+          <w:szCs w:val="27"/>
+          <w:highlight w:val="yellow"/>
+        </w:rPr>
+        <w:t xml:space="preserve"> </w:t>
+      </w:r>
+      <w:proofErr w:type="spellStart"/>
+      <w:r>
+        <w:rPr>
+          <w:rFonts w:ascii="Calibri" w:eastAsia="Calibri" w:hAnsi="Calibri" w:cs="Calibri"/>
+          <w:b/>
+          <w:bCs/>
+          <w:color w:val="000000"/>
+          <w:sz w:val="27"/>
+          <w:szCs w:val="27"/>
+          <w:highlight w:val="yellow"/>
+        </w:rPr>
+        <w:t>have</w:t>
+      </w:r>
+      <w:proofErr w:type="spellEnd"/>
+      <w:r>
+        <w:rPr>
+          <w:rFonts w:ascii="Calibri" w:eastAsia="Calibri" w:hAnsi="Calibri" w:cs="Calibri"/>
+          <w:b/>
+          <w:bCs/>
+          <w:color w:val="000000"/>
+          <w:sz w:val="27"/>
+          <w:szCs w:val="27"/>
+          <w:highlight w:val="yellow"/>
+        </w:rPr>
+        <w:t xml:space="preserve"> </w:t>
+      </w:r>
+      <w:proofErr w:type="spellStart"/>
+      <w:r>
+        <w:rPr>
+          <w:rFonts w:ascii="Calibri" w:eastAsia="Calibri" w:hAnsi="Calibri" w:cs="Calibri"/>
+          <w:b/>
+          <w:bCs/>
+          <w:color w:val="000000"/>
+          <w:sz w:val="27"/>
+          <w:szCs w:val="27"/>
+          <w:highlight w:val="yellow"/>
+        </w:rPr>
+        <w:t>on</w:t>
+      </w:r>
+      <w:proofErr w:type="spellEnd"/>
+      <w:r>
+        <w:rPr>
+          <w:rFonts w:ascii="Calibri" w:eastAsia="Calibri" w:hAnsi="Calibri" w:cs="Calibri"/>
+          <w:b/>
+          <w:bCs/>
+          <w:color w:val="000000"/>
+          <w:sz w:val="27"/>
+          <w:szCs w:val="27"/>
+          <w:highlight w:val="yellow"/>
+        </w:rPr>
+        <w:t xml:space="preserve"> </w:t>
+      </w:r>
+      <w:proofErr w:type="spellStart"/>
+      <w:r>
+        <w:rPr>
+          <w:rFonts w:ascii="Calibri" w:eastAsia="Calibri" w:hAnsi="Calibri" w:cs="Calibri"/>
+          <w:b/>
+          <w:bCs/>
+          <w:color w:val="000000"/>
+          <w:sz w:val="27"/>
+          <w:szCs w:val="27"/>
+          <w:highlight w:val="yellow"/>
+        </w:rPr>
+        <w:t>the</w:t>
+      </w:r>
+      <w:proofErr w:type="spellEnd"/>
+      <w:r>
+        <w:rPr>
+          <w:rFonts w:ascii="Calibri" w:eastAsia="Calibri" w:hAnsi="Calibri" w:cs="Calibri"/>
+          <w:b/>
+          <w:bCs/>
+          <w:color w:val="000000"/>
+          <w:sz w:val="27"/>
+          <w:szCs w:val="27"/>
+          <w:highlight w:val="yellow"/>
+        </w:rPr>
+        <w:t xml:space="preserve"> world</w:t>
       </w:r>
       <w:r>
         <w:rPr>
@@ -7482,9 +8086,9 @@
         </w:rPr>
         <w:t>.</w:t>
       </w:r>
-      <w:commentRangeEnd w:id="32"/>
-      <w:r>
-        <w:commentReference w:id="32"/>
+      <w:commentRangeEnd w:id="31"/>
+      <w:r>
+        <w:commentReference w:id="31"/>
       </w:r>
       <w:r>
         <w:rPr>
@@ -7496,7 +8100,7 @@
         </w:rPr>
         <w:t xml:space="preserve"> Disponível em: </w:t>
       </w:r>
-      <w:hyperlink r:id="rId34">
+      <w:hyperlink r:id="rId35">
         <w:r>
           <w:rPr>
             <w:rFonts w:ascii="Calibri" w:eastAsia="Calibri" w:hAnsi="Calibri" w:cs="Calibri"/>
@@ -7568,19 +8172,7 @@
           <w:szCs w:val="27"/>
           <w:highlight w:val="yellow"/>
         </w:rPr>
-        <w:t>Países ricos usam seis vezes</w:t>
-      </w:r>
-      <w:r>
-        <w:rPr>
-          <w:rFonts w:ascii="Calibri" w:eastAsia="Calibri" w:hAnsi="Calibri" w:cs="Calibri"/>
-          <w:b/>
-          <w:bCs/>
-          <w:color w:val="000000"/>
-          <w:sz w:val="27"/>
-          <w:szCs w:val="27"/>
-          <w:highlight w:val="yellow"/>
-        </w:rPr>
-        <w:t xml:space="preserve"> mais recursos naturais do que países de baixa renda, aponta relatório do PNUMA</w:t>
+        <w:t>Países ricos usam seis vezes mais recursos naturais do que países de baixa renda, aponta relatório do PNUMA</w:t>
       </w:r>
       <w:r>
         <w:rPr>
@@ -7592,7 +8184,7 @@
         </w:rPr>
         <w:t xml:space="preserve">. Disponível em: </w:t>
       </w:r>
-      <w:hyperlink r:id="rId35">
+      <w:hyperlink r:id="rId36">
         <w:r>
           <w:rPr>
             <w:rFonts w:ascii="Calibri" w:eastAsia="Calibri" w:hAnsi="Calibri" w:cs="Calibri"/>
@@ -7602,18 +8194,7 @@
             <w:highlight w:val="yellow"/>
             <w:u w:val="single"/>
           </w:rPr>
-          <w:t>https://brasil.un.org/pt-br/262067-pa%C3%ADses-ricos-usam-seis-vezes-mais-r</w:t>
-        </w:r>
-        <w:r>
-          <w:rPr>
-            <w:rFonts w:ascii="Calibri" w:eastAsia="Calibri" w:hAnsi="Calibri" w:cs="Calibri"/>
-            <w:color w:val="0563C1"/>
-            <w:sz w:val="27"/>
-            <w:szCs w:val="27"/>
-            <w:highlight w:val="yellow"/>
-            <w:u w:val="single"/>
-          </w:rPr>
-          <w:t>ecursos-naturais-do-que-pa%C3%ADses-de-baixa-renda-aponta</w:t>
+          <w:t>https://brasil.un.org/pt-br/262067-pa%C3%ADses-ricos-usam-seis-vezes-mais-recursos-naturais-do-que-pa%C3%ADses-de-baixa-renda-aponta</w:t>
         </w:r>
       </w:hyperlink>
       <w:r>
@@ -7673,8 +8254,48 @@
           <w:szCs w:val="27"/>
           <w:highlight w:val="yellow"/>
         </w:rPr>
-        <w:t>Imersão Design Thinking: como funciona essa fase?.</w:t>
-      </w:r>
+        <w:t xml:space="preserve">Imersão Design </w:t>
+      </w:r>
+      <w:proofErr w:type="spellStart"/>
+      <w:r>
+        <w:rPr>
+          <w:rFonts w:ascii="Calibri" w:eastAsia="Calibri" w:hAnsi="Calibri" w:cs="Calibri"/>
+          <w:b/>
+          <w:bCs/>
+          <w:color w:val="000000"/>
+          <w:sz w:val="27"/>
+          <w:szCs w:val="27"/>
+          <w:highlight w:val="yellow"/>
+        </w:rPr>
+        <w:t>Thinking</w:t>
+      </w:r>
+      <w:proofErr w:type="spellEnd"/>
+      <w:r>
+        <w:rPr>
+          <w:rFonts w:ascii="Calibri" w:eastAsia="Calibri" w:hAnsi="Calibri" w:cs="Calibri"/>
+          <w:b/>
+          <w:bCs/>
+          <w:color w:val="000000"/>
+          <w:sz w:val="27"/>
+          <w:szCs w:val="27"/>
+          <w:highlight w:val="yellow"/>
+        </w:rPr>
+        <w:t xml:space="preserve">: como funciona essa </w:t>
+      </w:r>
+      <w:proofErr w:type="gramStart"/>
+      <w:r>
+        <w:rPr>
+          <w:rFonts w:ascii="Calibri" w:eastAsia="Calibri" w:hAnsi="Calibri" w:cs="Calibri"/>
+          <w:b/>
+          <w:bCs/>
+          <w:color w:val="000000"/>
+          <w:sz w:val="27"/>
+          <w:szCs w:val="27"/>
+          <w:highlight w:val="yellow"/>
+        </w:rPr>
+        <w:t>fase?.</w:t>
+      </w:r>
+      <w:proofErr w:type="gramEnd"/>
       <w:r>
         <w:rPr>
           <w:rFonts w:ascii="Calibri" w:eastAsia="Calibri" w:hAnsi="Calibri" w:cs="Calibri"/>
@@ -7685,7 +8306,7 @@
         </w:rPr>
         <w:t xml:space="preserve"> Disponível em: </w:t>
       </w:r>
-      <w:hyperlink r:id="rId36">
+      <w:hyperlink r:id="rId37">
         <w:r>
           <w:rPr>
             <w:rFonts w:ascii="Calibri" w:eastAsia="Calibri" w:hAnsi="Calibri" w:cs="Calibri"/>
@@ -7766,7 +8387,7 @@
         </w:rPr>
         <w:t xml:space="preserve">Disponível em: </w:t>
       </w:r>
-      <w:hyperlink r:id="rId37">
+      <w:hyperlink r:id="rId38">
         <w:r>
           <w:rPr>
             <w:rFonts w:ascii="Calibri" w:eastAsia="Calibri" w:hAnsi="Calibri" w:cs="Calibri"/>
@@ -7822,6 +8443,7 @@
           <w:color w:val="000000"/>
           <w:sz w:val="27"/>
           <w:szCs w:val="27"/>
+          <w:highlight w:val="yellow"/>
         </w:rPr>
         <w:t xml:space="preserve">MENDES, Denise Cristina Vitale Ramos. </w:t>
       </w:r>
@@ -7832,6 +8454,7 @@
           <w:color w:val="000000"/>
           <w:sz w:val="27"/>
           <w:szCs w:val="27"/>
+          <w:highlight w:val="yellow"/>
         </w:rPr>
         <w:t>Representação política e participação: reflexões sobre o déficit democrático</w:t>
       </w:r>
@@ -7841,16 +8464,40 @@
           <w:color w:val="000000"/>
           <w:sz w:val="27"/>
           <w:szCs w:val="27"/>
-        </w:rPr>
-        <w:t xml:space="preserve">. Revista Katálysis, Florianópolis, v. 10, n. 2, p. 143-153, 2007. Disponível em: </w:t>
-      </w:r>
-      <w:hyperlink r:id="rId38" w:history="1">
+          <w:highlight w:val="yellow"/>
+        </w:rPr>
+        <w:t xml:space="preserve">. Revista </w:t>
+      </w:r>
+      <w:proofErr w:type="spellStart"/>
+      <w:r>
+        <w:rPr>
+          <w:rFonts w:ascii="Calibri" w:eastAsia="Calibri" w:hAnsi="Calibri" w:cs="Calibri"/>
+          <w:color w:val="000000"/>
+          <w:sz w:val="27"/>
+          <w:szCs w:val="27"/>
+          <w:highlight w:val="yellow"/>
+        </w:rPr>
+        <w:t>Katálysis</w:t>
+      </w:r>
+      <w:proofErr w:type="spellEnd"/>
+      <w:r>
+        <w:rPr>
+          <w:rFonts w:ascii="Calibri" w:eastAsia="Calibri" w:hAnsi="Calibri" w:cs="Calibri"/>
+          <w:color w:val="000000"/>
+          <w:sz w:val="27"/>
+          <w:szCs w:val="27"/>
+          <w:highlight w:val="yellow"/>
+        </w:rPr>
+        <w:t xml:space="preserve">, Florianópolis, v. 10, n. 2, p. 143-153, 2007. Disponível em: </w:t>
+      </w:r>
+      <w:hyperlink r:id="rId39" w:history="1">
         <w:r>
           <w:rPr>
             <w:rStyle w:val="Hyperlink"/>
             <w:rFonts w:ascii="Calibri" w:eastAsia="Calibri" w:hAnsi="Calibri" w:cs="Calibri"/>
             <w:sz w:val="27"/>
             <w:szCs w:val="27"/>
+            <w:highlight w:val="yellow"/>
           </w:rPr>
           <w:t>https://share.google/ESN1CoheYBJiqwtnE</w:t>
         </w:r>
@@ -7861,8 +8508,18 @@
           <w:color w:val="000000"/>
           <w:sz w:val="27"/>
           <w:szCs w:val="27"/>
-        </w:rPr>
-        <w:t xml:space="preserve">. Acesso em: 23/09/2026. </w:t>
+          <w:highlight w:val="yellow"/>
+        </w:rPr>
+        <w:t>. Acesso em: 23/09/2026.</w:t>
+      </w:r>
+      <w:r>
+        <w:rPr>
+          <w:rFonts w:ascii="Calibri" w:eastAsia="Calibri" w:hAnsi="Calibri" w:cs="Calibri"/>
+          <w:color w:val="000000"/>
+          <w:sz w:val="27"/>
+          <w:szCs w:val="27"/>
+        </w:rPr>
+        <w:t xml:space="preserve"> </w:t>
       </w:r>
     </w:p>
     <w:p>
@@ -7891,29 +8548,38 @@
           <w:sz w:val="27"/>
           <w:szCs w:val="27"/>
         </w:rPr>
-        <w:t xml:space="preserve">SHUVO, Sakibuzzaman. </w:t>
-      </w:r>
-      <w:r>
-        <w:rPr>
-          <w:rFonts w:ascii="Calibri" w:eastAsia="Calibri" w:hAnsi="Calibri" w:cs="Calibri"/>
-          <w:b/>
-          <w:bCs/>
-          <w:color w:val="000000"/>
-          <w:sz w:val="27"/>
-          <w:szCs w:val="27"/>
-        </w:rPr>
-        <w:t>Jogos de Simulação: Como a Imitação da Realidade Cria Aprendizagem e E</w:t>
-      </w:r>
-      <w:r>
-        <w:rPr>
-          <w:rFonts w:ascii="Calibri" w:eastAsia="Calibri" w:hAnsi="Calibri" w:cs="Calibri"/>
-          <w:b/>
-          <w:bCs/>
-          <w:color w:val="000000"/>
-          <w:sz w:val="27"/>
-          <w:szCs w:val="27"/>
-        </w:rPr>
-        <w:t>ntretenimento Genuínos. 2026.</w:t>
+        <w:t xml:space="preserve">SHUVO, </w:t>
+      </w:r>
+      <w:proofErr w:type="spellStart"/>
+      <w:r>
+        <w:rPr>
+          <w:rFonts w:ascii="Calibri" w:eastAsia="Calibri" w:hAnsi="Calibri" w:cs="Calibri"/>
+          <w:color w:val="000000"/>
+          <w:sz w:val="27"/>
+          <w:szCs w:val="27"/>
+        </w:rPr>
+        <w:t>Sakibuzzaman</w:t>
+      </w:r>
+      <w:proofErr w:type="spellEnd"/>
+      <w:r>
+        <w:rPr>
+          <w:rFonts w:ascii="Calibri" w:eastAsia="Calibri" w:hAnsi="Calibri" w:cs="Calibri"/>
+          <w:color w:val="000000"/>
+          <w:sz w:val="27"/>
+          <w:szCs w:val="27"/>
+        </w:rPr>
+        <w:t xml:space="preserve">. </w:t>
+      </w:r>
+      <w:r>
+        <w:rPr>
+          <w:rFonts w:ascii="Calibri" w:eastAsia="Calibri" w:hAnsi="Calibri" w:cs="Calibri"/>
+          <w:b/>
+          <w:bCs/>
+          <w:color w:val="000000"/>
+          <w:sz w:val="27"/>
+          <w:szCs w:val="27"/>
+        </w:rPr>
+        <w:t>Jogos de Simulação: Como a Imitação da Realidade Cria Aprendizagem e Entretenimento Genuínos. 2026.</w:t>
       </w:r>
       <w:r>
         <w:rPr>
@@ -7924,7 +8590,7 @@
         </w:rPr>
         <w:t xml:space="preserve"> Disponível em: </w:t>
       </w:r>
-      <w:hyperlink r:id="rId39">
+      <w:hyperlink r:id="rId40">
         <w:r>
           <w:rPr>
             <w:rFonts w:ascii="Calibri" w:eastAsia="Calibri" w:hAnsi="Calibri" w:cs="Calibri"/>
@@ -7990,8 +8656,21 @@
           <w:sz w:val="27"/>
           <w:szCs w:val="27"/>
         </w:rPr>
-        <w:t>Poluição ambiental, um problema de urbanização e crescimento desordenado das cidades. Revista Sustinere</w:t>
-      </w:r>
+        <w:t xml:space="preserve">Poluição ambiental, um problema de urbanização e crescimento desordenado das cidades. Revista </w:t>
+      </w:r>
+      <w:proofErr w:type="spellStart"/>
+      <w:r>
+        <w:rPr>
+          <w:rFonts w:ascii="Calibri" w:eastAsia="Calibri" w:hAnsi="Calibri" w:cs="Calibri"/>
+          <w:b/>
+          <w:bCs/>
+          <w:color w:val="000000"/>
+          <w:sz w:val="27"/>
+          <w:szCs w:val="27"/>
+        </w:rPr>
+        <w:t>Sustinere</w:t>
+      </w:r>
+      <w:proofErr w:type="spellEnd"/>
       <w:r>
         <w:rPr>
           <w:rFonts w:ascii="Calibri" w:eastAsia="Calibri" w:hAnsi="Calibri" w:cs="Calibri"/>
@@ -8001,7 +8680,7 @@
         </w:rPr>
         <w:t xml:space="preserve">. Disponível em: </w:t>
       </w:r>
-      <w:hyperlink r:id="rId40">
+      <w:hyperlink r:id="rId41">
         <w:r>
           <w:rPr>
             <w:rFonts w:ascii="Calibri" w:eastAsia="Calibri" w:hAnsi="Calibri" w:cs="Calibri"/>
@@ -8010,17 +8689,7 @@
             <w:szCs w:val="27"/>
             <w:u w:val="single"/>
           </w:rPr>
-          <w:t>https://www.e-publica</w:t>
-        </w:r>
-        <w:r>
-          <w:rPr>
-            <w:rFonts w:ascii="Calibri" w:eastAsia="Calibri" w:hAnsi="Calibri" w:cs="Calibri"/>
-            <w:color w:val="0563C1"/>
-            <w:sz w:val="27"/>
-            <w:szCs w:val="27"/>
-            <w:u w:val="single"/>
-          </w:rPr>
-          <w:t>coes.uerj.br/sustinere/article/view/17325/12855</w:t>
+          <w:t>https://www.e-publicacoes.uerj.br/sustinere/article/view/17325/12855</w:t>
         </w:r>
       </w:hyperlink>
       <w:r>
@@ -8081,7 +8750,7 @@
         </w:rPr>
         <w:t xml:space="preserve"> Disponível em: </w:t>
       </w:r>
-      <w:hyperlink r:id="rId41">
+      <w:hyperlink r:id="rId42">
         <w:r>
           <w:rPr>
             <w:rFonts w:ascii="Calibri" w:eastAsia="Calibri" w:hAnsi="Calibri" w:cs="Calibri"/>
@@ -8149,18 +8818,31 @@
           <w:sz w:val="27"/>
           <w:szCs w:val="27"/>
         </w:rPr>
-        <w:t>Nova evidência do efeito das literacias na redução da desinformação e das fak</w:t>
-      </w:r>
-      <w:r>
-        <w:rPr>
-          <w:rFonts w:ascii="Calibri" w:eastAsia="Calibri" w:hAnsi="Calibri" w:cs="Calibri"/>
-          <w:b/>
-          <w:bCs/>
-          <w:color w:val="000000"/>
-          <w:sz w:val="27"/>
-          <w:szCs w:val="27"/>
-        </w:rPr>
-        <w:t>e news. 2021</w:t>
+        <w:t xml:space="preserve">Nova evidência do efeito das literacias na redução da desinformação e das fake </w:t>
+      </w:r>
+      <w:proofErr w:type="spellStart"/>
+      <w:r>
+        <w:rPr>
+          <w:rFonts w:ascii="Calibri" w:eastAsia="Calibri" w:hAnsi="Calibri" w:cs="Calibri"/>
+          <w:b/>
+          <w:bCs/>
+          <w:color w:val="000000"/>
+          <w:sz w:val="27"/>
+          <w:szCs w:val="27"/>
+        </w:rPr>
+        <w:t>news</w:t>
+      </w:r>
+      <w:proofErr w:type="spellEnd"/>
+      <w:r>
+        <w:rPr>
+          <w:rFonts w:ascii="Calibri" w:eastAsia="Calibri" w:hAnsi="Calibri" w:cs="Calibri"/>
+          <w:b/>
+          <w:bCs/>
+          <w:color w:val="000000"/>
+          <w:sz w:val="27"/>
+          <w:szCs w:val="27"/>
+        </w:rPr>
+        <w:t>. 2021</w:t>
       </w:r>
       <w:r>
         <w:rPr>
@@ -8177,7 +8859,43 @@
           <w:sz w:val="27"/>
           <w:szCs w:val="27"/>
         </w:rPr>
-        <w:t xml:space="preserve">Claudia Lisete Oliveira Groenwald Disponivel em: academia.edu </w:t>
+        <w:t xml:space="preserve">Claudia Lisete Oliveira </w:t>
+      </w:r>
+      <w:proofErr w:type="spellStart"/>
+      <w:r>
+        <w:rPr>
+          <w:rFonts w:ascii="Calibri" w:eastAsia="Calibri" w:hAnsi="Calibri" w:cs="Calibri"/>
+          <w:sz w:val="27"/>
+          <w:szCs w:val="27"/>
+        </w:rPr>
+        <w:t>Groenwald</w:t>
+      </w:r>
+      <w:proofErr w:type="spellEnd"/>
+      <w:r>
+        <w:rPr>
+          <w:rFonts w:ascii="Calibri" w:eastAsia="Calibri" w:hAnsi="Calibri" w:cs="Calibri"/>
+          <w:sz w:val="27"/>
+          <w:szCs w:val="27"/>
+        </w:rPr>
+        <w:t xml:space="preserve"> </w:t>
+      </w:r>
+      <w:proofErr w:type="spellStart"/>
+      <w:r>
+        <w:rPr>
+          <w:rFonts w:ascii="Calibri" w:eastAsia="Calibri" w:hAnsi="Calibri" w:cs="Calibri"/>
+          <w:sz w:val="27"/>
+          <w:szCs w:val="27"/>
+        </w:rPr>
+        <w:t>Disponivel</w:t>
+      </w:r>
+      <w:proofErr w:type="spellEnd"/>
+      <w:r>
+        <w:rPr>
+          <w:rFonts w:ascii="Calibri" w:eastAsia="Calibri" w:hAnsi="Calibri" w:cs="Calibri"/>
+          <w:sz w:val="27"/>
+          <w:szCs w:val="27"/>
+        </w:rPr>
+        <w:t xml:space="preserve"> em: academia.edu </w:t>
       </w:r>
       <w:r>
         <w:rPr>
@@ -8361,7 +9079,7 @@
         </w:rPr>
         <w:t xml:space="preserve"> </w:t>
       </w:r>
-      <w:hyperlink r:id="rId42">
+      <w:hyperlink r:id="rId43">
         <w:r>
           <w:rPr>
             <w:rFonts w:ascii="Calibri" w:eastAsia="Calibri" w:hAnsi="Calibri" w:cs="Calibri"/>
@@ -8451,7 +9169,7 @@
         </w:rPr>
         <w:t xml:space="preserve">. Disponível em: </w:t>
       </w:r>
-      <w:hyperlink r:id="rId43">
+      <w:hyperlink r:id="rId44">
         <w:r>
           <w:rPr>
             <w:rFonts w:ascii="Calibri" w:eastAsia="Calibri" w:hAnsi="Calibri" w:cs="Calibri"/>
@@ -8529,8 +9247,21 @@
           <w:sz w:val="27"/>
           <w:szCs w:val="27"/>
         </w:rPr>
-        <w:t>O que é Golden Circle: entenda o conceito de Simon Sinek</w:t>
-      </w:r>
+        <w:t xml:space="preserve">O que é Golden Circle: entenda o conceito de Simon </w:t>
+      </w:r>
+      <w:proofErr w:type="spellStart"/>
+      <w:r>
+        <w:rPr>
+          <w:rFonts w:ascii="Calibri" w:eastAsia="Calibri" w:hAnsi="Calibri" w:cs="Calibri"/>
+          <w:b/>
+          <w:bCs/>
+          <w:color w:val="000000"/>
+          <w:sz w:val="27"/>
+          <w:szCs w:val="27"/>
+        </w:rPr>
+        <w:t>Sinek</w:t>
+      </w:r>
+      <w:proofErr w:type="spellEnd"/>
       <w:r>
         <w:rPr>
           <w:rFonts w:ascii="Calibri" w:eastAsia="Calibri" w:hAnsi="Calibri" w:cs="Calibri"/>
@@ -8540,7 +9271,7 @@
         </w:rPr>
         <w:t xml:space="preserve">. Disponível em: </w:t>
       </w:r>
-      <w:hyperlink r:id="rId44">
+      <w:hyperlink r:id="rId45">
         <w:r>
           <w:rPr>
             <w:rFonts w:ascii="Calibri" w:eastAsia="Calibri" w:hAnsi="Calibri" w:cs="Calibri"/>
@@ -8608,7 +9339,7 @@
         </w:rPr>
         <w:t xml:space="preserve"> Disponível em: </w:t>
       </w:r>
-      <w:hyperlink r:id="rId45">
+      <w:hyperlink r:id="rId46">
         <w:r>
           <w:rPr>
             <w:rFonts w:ascii="Calibri" w:eastAsia="Calibri" w:hAnsi="Calibri" w:cs="Calibri"/>
@@ -8617,17 +9348,7 @@
             <w:szCs w:val="27"/>
             <w:u w:val="single"/>
           </w:rPr>
-          <w:t>https://www</w:t>
-        </w:r>
-        <w:r>
-          <w:rPr>
-            <w:rFonts w:ascii="Calibri" w:eastAsia="Calibri" w:hAnsi="Calibri" w:cs="Calibri"/>
-            <w:color w:val="0563C1"/>
-            <w:sz w:val="27"/>
-            <w:szCs w:val="27"/>
-            <w:u w:val="single"/>
-          </w:rPr>
-          <w:t>.erwin.com/br-pt/solutions/data-modeling/logical.aspx</w:t>
+          <w:t>https://www.erwin.com/br-pt/solutions/data-modeling/logical.aspx</w:t>
         </w:r>
       </w:hyperlink>
       <w:r>
@@ -8666,17 +9387,115 @@
         </w:rPr>
         <w:t xml:space="preserve">GODOT COMMUNITY. </w:t>
       </w:r>
-      <w:r>
-        <w:rPr>
-          <w:rFonts w:ascii="Calibri" w:eastAsia="Calibri" w:hAnsi="Calibri" w:cs="Calibri"/>
-          <w:b/>
-          <w:bCs/>
-          <w:color w:val="000000"/>
-          <w:sz w:val="27"/>
-          <w:szCs w:val="27"/>
-        </w:rPr>
-        <w:t>Introduction — Godot Engine (stable) documentation in English</w:t>
-      </w:r>
+      <w:proofErr w:type="spellStart"/>
+      <w:r>
+        <w:rPr>
+          <w:rFonts w:ascii="Calibri" w:eastAsia="Calibri" w:hAnsi="Calibri" w:cs="Calibri"/>
+          <w:b/>
+          <w:bCs/>
+          <w:color w:val="000000"/>
+          <w:sz w:val="27"/>
+          <w:szCs w:val="27"/>
+        </w:rPr>
+        <w:t>Introduction</w:t>
+      </w:r>
+      <w:proofErr w:type="spellEnd"/>
+      <w:r>
+        <w:rPr>
+          <w:rFonts w:ascii="Calibri" w:eastAsia="Calibri" w:hAnsi="Calibri" w:cs="Calibri"/>
+          <w:b/>
+          <w:bCs/>
+          <w:color w:val="000000"/>
+          <w:sz w:val="27"/>
+          <w:szCs w:val="27"/>
+        </w:rPr>
+        <w:t xml:space="preserve"> — Godot </w:t>
+      </w:r>
+      <w:proofErr w:type="spellStart"/>
+      <w:r>
+        <w:rPr>
+          <w:rFonts w:ascii="Calibri" w:eastAsia="Calibri" w:hAnsi="Calibri" w:cs="Calibri"/>
+          <w:b/>
+          <w:bCs/>
+          <w:color w:val="000000"/>
+          <w:sz w:val="27"/>
+          <w:szCs w:val="27"/>
+        </w:rPr>
+        <w:t>Engine</w:t>
+      </w:r>
+      <w:proofErr w:type="spellEnd"/>
+      <w:r>
+        <w:rPr>
+          <w:rFonts w:ascii="Calibri" w:eastAsia="Calibri" w:hAnsi="Calibri" w:cs="Calibri"/>
+          <w:b/>
+          <w:bCs/>
+          <w:color w:val="000000"/>
+          <w:sz w:val="27"/>
+          <w:szCs w:val="27"/>
+        </w:rPr>
+        <w:t xml:space="preserve"> (</w:t>
+      </w:r>
+      <w:proofErr w:type="spellStart"/>
+      <w:r>
+        <w:rPr>
+          <w:rFonts w:ascii="Calibri" w:eastAsia="Calibri" w:hAnsi="Calibri" w:cs="Calibri"/>
+          <w:b/>
+          <w:bCs/>
+          <w:color w:val="000000"/>
+          <w:sz w:val="27"/>
+          <w:szCs w:val="27"/>
+        </w:rPr>
+        <w:t>stable</w:t>
+      </w:r>
+      <w:proofErr w:type="spellEnd"/>
+      <w:r>
+        <w:rPr>
+          <w:rFonts w:ascii="Calibri" w:eastAsia="Calibri" w:hAnsi="Calibri" w:cs="Calibri"/>
+          <w:b/>
+          <w:bCs/>
+          <w:color w:val="000000"/>
+          <w:sz w:val="27"/>
+          <w:szCs w:val="27"/>
+        </w:rPr>
+        <w:t xml:space="preserve">) </w:t>
+      </w:r>
+      <w:proofErr w:type="spellStart"/>
+      <w:r>
+        <w:rPr>
+          <w:rFonts w:ascii="Calibri" w:eastAsia="Calibri" w:hAnsi="Calibri" w:cs="Calibri"/>
+          <w:b/>
+          <w:bCs/>
+          <w:color w:val="000000"/>
+          <w:sz w:val="27"/>
+          <w:szCs w:val="27"/>
+        </w:rPr>
+        <w:t>documentation</w:t>
+      </w:r>
+      <w:proofErr w:type="spellEnd"/>
+      <w:r>
+        <w:rPr>
+          <w:rFonts w:ascii="Calibri" w:eastAsia="Calibri" w:hAnsi="Calibri" w:cs="Calibri"/>
+          <w:b/>
+          <w:bCs/>
+          <w:color w:val="000000"/>
+          <w:sz w:val="27"/>
+          <w:szCs w:val="27"/>
+        </w:rPr>
+        <w:t xml:space="preserve"> in </w:t>
+      </w:r>
+      <w:proofErr w:type="spellStart"/>
+      <w:r>
+        <w:rPr>
+          <w:rFonts w:ascii="Calibri" w:eastAsia="Calibri" w:hAnsi="Calibri" w:cs="Calibri"/>
+          <w:b/>
+          <w:bCs/>
+          <w:color w:val="000000"/>
+          <w:sz w:val="27"/>
+          <w:szCs w:val="27"/>
+        </w:rPr>
+        <w:t>English</w:t>
+      </w:r>
+      <w:proofErr w:type="spellEnd"/>
       <w:r>
         <w:rPr>
           <w:rFonts w:ascii="Calibri" w:eastAsia="Calibri" w:hAnsi="Calibri" w:cs="Calibri"/>
@@ -8686,7 +9505,7 @@
         </w:rPr>
         <w:t xml:space="preserve">. Disponível em: </w:t>
       </w:r>
-      <w:hyperlink r:id="rId46">
+      <w:hyperlink r:id="rId47">
         <w:r>
           <w:rPr>
             <w:rFonts w:ascii="Calibri" w:eastAsia="Calibri" w:hAnsi="Calibri" w:cs="Calibri"/>
@@ -8734,28 +9553,139 @@
         </w:rPr>
         <w:t xml:space="preserve">GODOT COMMUNITY. </w:t>
       </w:r>
-      <w:r>
-        <w:rPr>
-          <w:rFonts w:ascii="Calibri" w:eastAsia="Calibri" w:hAnsi="Calibri" w:cs="Calibri"/>
-          <w:b/>
-          <w:bCs/>
-          <w:color w:val="000000"/>
-          <w:sz w:val="27"/>
-          <w:szCs w:val="27"/>
-        </w:rPr>
-        <w:t>GDScript reference — Godot Engine (stable) documentation</w:t>
-      </w:r>
-      <w:r>
-        <w:rPr>
-          <w:rFonts w:ascii="Calibri" w:eastAsia="Calibri" w:hAnsi="Calibri" w:cs="Calibri"/>
-          <w:b/>
-          <w:bCs/>
-          <w:color w:val="000000"/>
-          <w:sz w:val="27"/>
-          <w:szCs w:val="27"/>
-        </w:rPr>
-        <w:t xml:space="preserve"> in English</w:t>
-      </w:r>
+      <w:proofErr w:type="spellStart"/>
+      <w:r>
+        <w:rPr>
+          <w:rFonts w:ascii="Calibri" w:eastAsia="Calibri" w:hAnsi="Calibri" w:cs="Calibri"/>
+          <w:b/>
+          <w:bCs/>
+          <w:color w:val="000000"/>
+          <w:sz w:val="27"/>
+          <w:szCs w:val="27"/>
+        </w:rPr>
+        <w:t>GDScript</w:t>
+      </w:r>
+      <w:proofErr w:type="spellEnd"/>
+      <w:r>
+        <w:rPr>
+          <w:rFonts w:ascii="Calibri" w:eastAsia="Calibri" w:hAnsi="Calibri" w:cs="Calibri"/>
+          <w:b/>
+          <w:bCs/>
+          <w:color w:val="000000"/>
+          <w:sz w:val="27"/>
+          <w:szCs w:val="27"/>
+        </w:rPr>
+        <w:t xml:space="preserve"> </w:t>
+      </w:r>
+      <w:proofErr w:type="spellStart"/>
+      <w:r>
+        <w:rPr>
+          <w:rFonts w:ascii="Calibri" w:eastAsia="Calibri" w:hAnsi="Calibri" w:cs="Calibri"/>
+          <w:b/>
+          <w:bCs/>
+          <w:color w:val="000000"/>
+          <w:sz w:val="27"/>
+          <w:szCs w:val="27"/>
+        </w:rPr>
+        <w:t>reference</w:t>
+      </w:r>
+      <w:proofErr w:type="spellEnd"/>
+      <w:r>
+        <w:rPr>
+          <w:rFonts w:ascii="Calibri" w:eastAsia="Calibri" w:hAnsi="Calibri" w:cs="Calibri"/>
+          <w:b/>
+          <w:bCs/>
+          <w:color w:val="000000"/>
+          <w:sz w:val="27"/>
+          <w:szCs w:val="27"/>
+        </w:rPr>
+        <w:t xml:space="preserve"> — Godot </w:t>
+      </w:r>
+      <w:proofErr w:type="spellStart"/>
+      <w:r>
+        <w:rPr>
+          <w:rFonts w:ascii="Calibri" w:eastAsia="Calibri" w:hAnsi="Calibri" w:cs="Calibri"/>
+          <w:b/>
+          <w:bCs/>
+          <w:color w:val="000000"/>
+          <w:sz w:val="27"/>
+          <w:szCs w:val="27"/>
+        </w:rPr>
+        <w:t>Engine</w:t>
+      </w:r>
+      <w:proofErr w:type="spellEnd"/>
+      <w:r>
+        <w:rPr>
+          <w:rFonts w:ascii="Calibri" w:eastAsia="Calibri" w:hAnsi="Calibri" w:cs="Calibri"/>
+          <w:b/>
+          <w:bCs/>
+          <w:color w:val="000000"/>
+          <w:sz w:val="27"/>
+          <w:szCs w:val="27"/>
+        </w:rPr>
+        <w:t xml:space="preserve"> (</w:t>
+      </w:r>
+      <w:proofErr w:type="spellStart"/>
+      <w:r>
+        <w:rPr>
+          <w:rFonts w:ascii="Calibri" w:eastAsia="Calibri" w:hAnsi="Calibri" w:cs="Calibri"/>
+          <w:b/>
+          <w:bCs/>
+          <w:color w:val="000000"/>
+          <w:sz w:val="27"/>
+          <w:szCs w:val="27"/>
+        </w:rPr>
+        <w:t>stable</w:t>
+      </w:r>
+      <w:proofErr w:type="spellEnd"/>
+      <w:r>
+        <w:rPr>
+          <w:rFonts w:ascii="Calibri" w:eastAsia="Calibri" w:hAnsi="Calibri" w:cs="Calibri"/>
+          <w:b/>
+          <w:bCs/>
+          <w:color w:val="000000"/>
+          <w:sz w:val="27"/>
+          <w:szCs w:val="27"/>
+        </w:rPr>
+        <w:t xml:space="preserve">) </w:t>
+      </w:r>
+      <w:proofErr w:type="spellStart"/>
+      <w:r>
+        <w:rPr>
+          <w:rFonts w:ascii="Calibri" w:eastAsia="Calibri" w:hAnsi="Calibri" w:cs="Calibri"/>
+          <w:b/>
+          <w:bCs/>
+          <w:color w:val="000000"/>
+          <w:sz w:val="27"/>
+          <w:szCs w:val="27"/>
+        </w:rPr>
+        <w:t>documentation</w:t>
+      </w:r>
+      <w:proofErr w:type="spellEnd"/>
+      <w:r>
+        <w:rPr>
+          <w:rFonts w:ascii="Calibri" w:eastAsia="Calibri" w:hAnsi="Calibri" w:cs="Calibri"/>
+          <w:b/>
+          <w:bCs/>
+          <w:color w:val="000000"/>
+          <w:sz w:val="27"/>
+          <w:szCs w:val="27"/>
+        </w:rPr>
+        <w:t xml:space="preserve"> in </w:t>
+      </w:r>
+      <w:proofErr w:type="spellStart"/>
+      <w:r>
+        <w:rPr>
+          <w:rFonts w:ascii="Calibri" w:eastAsia="Calibri" w:hAnsi="Calibri" w:cs="Calibri"/>
+          <w:b/>
+          <w:bCs/>
+          <w:color w:val="000000"/>
+          <w:sz w:val="27"/>
+          <w:szCs w:val="27"/>
+        </w:rPr>
+        <w:t>English</w:t>
+      </w:r>
+      <w:proofErr w:type="spellEnd"/>
       <w:r>
         <w:rPr>
           <w:rFonts w:ascii="Calibri" w:eastAsia="Calibri" w:hAnsi="Calibri" w:cs="Calibri"/>
@@ -8765,7 +9695,7 @@
         </w:rPr>
         <w:t xml:space="preserve">. Disponível em: </w:t>
       </w:r>
-      <w:hyperlink r:id="rId47">
+      <w:hyperlink r:id="rId48">
         <w:r>
           <w:rPr>
             <w:rFonts w:ascii="Calibri" w:eastAsia="Calibri" w:hAnsi="Calibri" w:cs="Calibri"/>
@@ -8822,18 +9752,55 @@
           <w:sz w:val="27"/>
           <w:szCs w:val="27"/>
         </w:rPr>
-        <w:t>Visual Studio</w:t>
-      </w:r>
-      <w:r>
-        <w:rPr>
-          <w:rFonts w:ascii="Calibri" w:eastAsia="Calibri" w:hAnsi="Calibri" w:cs="Calibri"/>
-          <w:b/>
-          <w:bCs/>
-          <w:color w:val="000000"/>
-          <w:sz w:val="27"/>
-          <w:szCs w:val="27"/>
-        </w:rPr>
-        <w:t xml:space="preserve"> Code - O editor de código de IA de código open source | Sua casa para desenvolvimento multiagente</w:t>
+        <w:t xml:space="preserve">Visual Studio </w:t>
+      </w:r>
+      <w:proofErr w:type="spellStart"/>
+      <w:r>
+        <w:rPr>
+          <w:rFonts w:ascii="Calibri" w:eastAsia="Calibri" w:hAnsi="Calibri" w:cs="Calibri"/>
+          <w:b/>
+          <w:bCs/>
+          <w:color w:val="000000"/>
+          <w:sz w:val="27"/>
+          <w:szCs w:val="27"/>
+        </w:rPr>
+        <w:t>Code</w:t>
+      </w:r>
+      <w:proofErr w:type="spellEnd"/>
+      <w:r>
+        <w:rPr>
+          <w:rFonts w:ascii="Calibri" w:eastAsia="Calibri" w:hAnsi="Calibri" w:cs="Calibri"/>
+          <w:b/>
+          <w:bCs/>
+          <w:color w:val="000000"/>
+          <w:sz w:val="27"/>
+          <w:szCs w:val="27"/>
+        </w:rPr>
+        <w:t xml:space="preserve"> - O editor de código de IA de código open </w:t>
+      </w:r>
+      <w:proofErr w:type="spellStart"/>
+      <w:r>
+        <w:rPr>
+          <w:rFonts w:ascii="Calibri" w:eastAsia="Calibri" w:hAnsi="Calibri" w:cs="Calibri"/>
+          <w:b/>
+          <w:bCs/>
+          <w:color w:val="000000"/>
+          <w:sz w:val="27"/>
+          <w:szCs w:val="27"/>
+        </w:rPr>
+        <w:t>source</w:t>
+      </w:r>
+      <w:proofErr w:type="spellEnd"/>
+      <w:r>
+        <w:rPr>
+          <w:rFonts w:ascii="Calibri" w:eastAsia="Calibri" w:hAnsi="Calibri" w:cs="Calibri"/>
+          <w:b/>
+          <w:bCs/>
+          <w:color w:val="000000"/>
+          <w:sz w:val="27"/>
+          <w:szCs w:val="27"/>
+        </w:rPr>
+        <w:t xml:space="preserve"> | Sua casa para desenvolvimento multiagente</w:t>
       </w:r>
       <w:r>
         <w:rPr>
@@ -8844,7 +9811,7 @@
         </w:rPr>
         <w:t xml:space="preserve">. Disponível em: </w:t>
       </w:r>
-      <w:hyperlink r:id="rId48">
+      <w:hyperlink r:id="rId49">
         <w:r>
           <w:rPr>
             <w:rFonts w:ascii="Calibri" w:eastAsia="Calibri" w:hAnsi="Calibri" w:cs="Calibri"/>
@@ -8892,16 +9859,29 @@
         </w:rPr>
         <w:t xml:space="preserve">MDN WEB DOCS. </w:t>
       </w:r>
-      <w:r>
-        <w:rPr>
-          <w:rFonts w:ascii="Calibri" w:eastAsia="Calibri" w:hAnsi="Calibri" w:cs="Calibri"/>
-          <w:b/>
-          <w:bCs/>
-          <w:color w:val="000000"/>
-          <w:sz w:val="27"/>
-          <w:szCs w:val="27"/>
-        </w:rPr>
-        <w:t>JavaScript | MDN</w:t>
+      <w:proofErr w:type="spellStart"/>
+      <w:r>
+        <w:rPr>
+          <w:rFonts w:ascii="Calibri" w:eastAsia="Calibri" w:hAnsi="Calibri" w:cs="Calibri"/>
+          <w:b/>
+          <w:bCs/>
+          <w:color w:val="000000"/>
+          <w:sz w:val="27"/>
+          <w:szCs w:val="27"/>
+        </w:rPr>
+        <w:t>JavaScript</w:t>
+      </w:r>
+      <w:proofErr w:type="spellEnd"/>
+      <w:r>
+        <w:rPr>
+          <w:rFonts w:ascii="Calibri" w:eastAsia="Calibri" w:hAnsi="Calibri" w:cs="Calibri"/>
+          <w:b/>
+          <w:bCs/>
+          <w:color w:val="000000"/>
+          <w:sz w:val="27"/>
+          <w:szCs w:val="27"/>
+        </w:rPr>
+        <w:t xml:space="preserve"> | MDN</w:t>
       </w:r>
       <w:r>
         <w:rPr>
@@ -8912,7 +9892,7 @@
         </w:rPr>
         <w:t xml:space="preserve">. Disponível em: </w:t>
       </w:r>
-      <w:hyperlink r:id="rId49">
+      <w:hyperlink r:id="rId50">
         <w:r>
           <w:rPr>
             <w:rFonts w:ascii="Calibri" w:eastAsia="Calibri" w:hAnsi="Calibri" w:cs="Calibri"/>
@@ -8958,16 +9938,7 @@
           <w:sz w:val="27"/>
           <w:szCs w:val="27"/>
         </w:rPr>
-        <w:t>PHP DOCUME</w:t>
-      </w:r>
-      <w:r>
-        <w:rPr>
-          <w:rFonts w:ascii="Calibri" w:eastAsia="Calibri" w:hAnsi="Calibri" w:cs="Calibri"/>
-          <w:color w:val="000000"/>
-          <w:sz w:val="27"/>
-          <w:szCs w:val="27"/>
-        </w:rPr>
-        <w:t xml:space="preserve">NTATION. </w:t>
+        <w:t xml:space="preserve">PHP DOCUMENTATION. </w:t>
       </w:r>
       <w:r>
         <w:rPr>
@@ -8989,7 +9960,7 @@
         </w:rPr>
         <w:t xml:space="preserve">. Disponível em: </w:t>
       </w:r>
-      <w:hyperlink r:id="rId50">
+      <w:hyperlink r:id="rId51">
         <w:r>
           <w:rPr>
             <w:rFonts w:ascii="Calibri" w:eastAsia="Calibri" w:hAnsi="Calibri" w:cs="Calibri"/>
@@ -9046,27 +10017,66 @@
           <w:sz w:val="27"/>
           <w:szCs w:val="27"/>
         </w:rPr>
-        <w:t>HTML: HyperText Markup Language | MDN</w:t>
-      </w:r>
-      <w:r>
-        <w:rPr>
-          <w:rFonts w:ascii="Calibri" w:eastAsia="Calibri" w:hAnsi="Calibri" w:cs="Calibri"/>
-          <w:color w:val="000000"/>
-          <w:sz w:val="27"/>
-          <w:szCs w:val="27"/>
-        </w:rPr>
-        <w:t>. Dis</w:t>
-      </w:r>
-      <w:r>
-        <w:rPr>
-          <w:rFonts w:ascii="Calibri" w:eastAsia="Calibri" w:hAnsi="Calibri" w:cs="Calibri"/>
-          <w:color w:val="000000"/>
-          <w:sz w:val="27"/>
-          <w:szCs w:val="27"/>
-        </w:rPr>
-        <w:t xml:space="preserve">ponível em: </w:t>
-      </w:r>
-      <w:hyperlink r:id="rId51">
+        <w:t xml:space="preserve">HTML: </w:t>
+      </w:r>
+      <w:proofErr w:type="spellStart"/>
+      <w:r>
+        <w:rPr>
+          <w:rFonts w:ascii="Calibri" w:eastAsia="Calibri" w:hAnsi="Calibri" w:cs="Calibri"/>
+          <w:b/>
+          <w:bCs/>
+          <w:color w:val="000000"/>
+          <w:sz w:val="27"/>
+          <w:szCs w:val="27"/>
+        </w:rPr>
+        <w:t>HyperText</w:t>
+      </w:r>
+      <w:proofErr w:type="spellEnd"/>
+      <w:r>
+        <w:rPr>
+          <w:rFonts w:ascii="Calibri" w:eastAsia="Calibri" w:hAnsi="Calibri" w:cs="Calibri"/>
+          <w:b/>
+          <w:bCs/>
+          <w:color w:val="000000"/>
+          <w:sz w:val="27"/>
+          <w:szCs w:val="27"/>
+        </w:rPr>
+        <w:t xml:space="preserve"> Markup </w:t>
+      </w:r>
+      <w:proofErr w:type="spellStart"/>
+      <w:r>
+        <w:rPr>
+          <w:rFonts w:ascii="Calibri" w:eastAsia="Calibri" w:hAnsi="Calibri" w:cs="Calibri"/>
+          <w:b/>
+          <w:bCs/>
+          <w:color w:val="000000"/>
+          <w:sz w:val="27"/>
+          <w:szCs w:val="27"/>
+        </w:rPr>
+        <w:t>Language</w:t>
+      </w:r>
+      <w:proofErr w:type="spellEnd"/>
+      <w:r>
+        <w:rPr>
+          <w:rFonts w:ascii="Calibri" w:eastAsia="Calibri" w:hAnsi="Calibri" w:cs="Calibri"/>
+          <w:b/>
+          <w:bCs/>
+          <w:color w:val="000000"/>
+          <w:sz w:val="27"/>
+          <w:szCs w:val="27"/>
+        </w:rPr>
+        <w:t xml:space="preserve"> | MDN</w:t>
+      </w:r>
+      <w:r>
+        <w:rPr>
+          <w:rFonts w:ascii="Calibri" w:eastAsia="Calibri" w:hAnsi="Calibri" w:cs="Calibri"/>
+          <w:color w:val="000000"/>
+          <w:sz w:val="27"/>
+          <w:szCs w:val="27"/>
+        </w:rPr>
+        <w:t xml:space="preserve">. Disponível em: </w:t>
+      </w:r>
+      <w:hyperlink r:id="rId52">
         <w:r>
           <w:rPr>
             <w:rFonts w:ascii="Calibri" w:eastAsia="Calibri" w:hAnsi="Calibri" w:cs="Calibri"/>
@@ -9123,7 +10133,79 @@
           <w:sz w:val="27"/>
           <w:szCs w:val="27"/>
         </w:rPr>
-        <w:t>CSS: Cascading Style Sheets | MDN</w:t>
+        <w:t xml:space="preserve">CSS: </w:t>
+      </w:r>
+      <w:proofErr w:type="spellStart"/>
+      <w:r>
+        <w:rPr>
+          <w:rFonts w:ascii="Calibri" w:eastAsia="Calibri" w:hAnsi="Calibri" w:cs="Calibri"/>
+          <w:b/>
+          <w:bCs/>
+          <w:color w:val="000000"/>
+          <w:sz w:val="27"/>
+          <w:szCs w:val="27"/>
+        </w:rPr>
+        <w:t>Cascading</w:t>
+      </w:r>
+      <w:proofErr w:type="spellEnd"/>
+      <w:r>
+        <w:rPr>
+          <w:rFonts w:ascii="Calibri" w:eastAsia="Calibri" w:hAnsi="Calibri" w:cs="Calibri"/>
+          <w:b/>
+          <w:bCs/>
+          <w:color w:val="000000"/>
+          <w:sz w:val="27"/>
+          <w:szCs w:val="27"/>
+        </w:rPr>
+        <w:t xml:space="preserve"> </w:t>
+      </w:r>
+      <w:proofErr w:type="spellStart"/>
+      <w:r>
+        <w:rPr>
+          <w:rFonts w:ascii="Calibri" w:eastAsia="Calibri" w:hAnsi="Calibri" w:cs="Calibri"/>
+          <w:b/>
+          <w:bCs/>
+          <w:color w:val="000000"/>
+          <w:sz w:val="27"/>
+          <w:szCs w:val="27"/>
+        </w:rPr>
+        <w:t>Style</w:t>
+      </w:r>
+      <w:proofErr w:type="spellEnd"/>
+      <w:r>
+        <w:rPr>
+          <w:rFonts w:ascii="Calibri" w:eastAsia="Calibri" w:hAnsi="Calibri" w:cs="Calibri"/>
+          <w:b/>
+          <w:bCs/>
+          <w:color w:val="000000"/>
+          <w:sz w:val="27"/>
+          <w:szCs w:val="27"/>
+        </w:rPr>
+        <w:t xml:space="preserve"> </w:t>
+      </w:r>
+      <w:proofErr w:type="spellStart"/>
+      <w:r>
+        <w:rPr>
+          <w:rFonts w:ascii="Calibri" w:eastAsia="Calibri" w:hAnsi="Calibri" w:cs="Calibri"/>
+          <w:b/>
+          <w:bCs/>
+          <w:color w:val="000000"/>
+          <w:sz w:val="27"/>
+          <w:szCs w:val="27"/>
+        </w:rPr>
+        <w:t>Sheets</w:t>
+      </w:r>
+      <w:proofErr w:type="spellEnd"/>
+      <w:r>
+        <w:rPr>
+          <w:rFonts w:ascii="Calibri" w:eastAsia="Calibri" w:hAnsi="Calibri" w:cs="Calibri"/>
+          <w:b/>
+          <w:bCs/>
+          <w:color w:val="000000"/>
+          <w:sz w:val="27"/>
+          <w:szCs w:val="27"/>
+        </w:rPr>
+        <w:t xml:space="preserve"> | MDN</w:t>
       </w:r>
       <w:r>
         <w:rPr>
@@ -9134,7 +10216,7 @@
         </w:rPr>
         <w:t xml:space="preserve">. Disponível em: </w:t>
       </w:r>
-      <w:hyperlink r:id="rId52">
+      <w:hyperlink r:id="rId53">
         <w:r>
           <w:rPr>
             <w:rFonts w:ascii="Calibri" w:eastAsia="Calibri" w:hAnsi="Calibri" w:cs="Calibri"/>
@@ -9182,16 +10264,29 @@
         </w:rPr>
         <w:t xml:space="preserve">BLENDER FOUDATION. </w:t>
       </w:r>
-      <w:r>
-        <w:rPr>
-          <w:rFonts w:ascii="Calibri" w:eastAsia="Calibri" w:hAnsi="Calibri" w:cs="Calibri"/>
-          <w:b/>
-          <w:bCs/>
-          <w:color w:val="000000"/>
-          <w:sz w:val="27"/>
-          <w:szCs w:val="27"/>
-        </w:rPr>
-        <w:t>About Blender - Blender 5.2 LTS Manual</w:t>
+      <w:proofErr w:type="spellStart"/>
+      <w:r>
+        <w:rPr>
+          <w:rFonts w:ascii="Calibri" w:eastAsia="Calibri" w:hAnsi="Calibri" w:cs="Calibri"/>
+          <w:b/>
+          <w:bCs/>
+          <w:color w:val="000000"/>
+          <w:sz w:val="27"/>
+          <w:szCs w:val="27"/>
+        </w:rPr>
+        <w:t>About</w:t>
+      </w:r>
+      <w:proofErr w:type="spellEnd"/>
+      <w:r>
+        <w:rPr>
+          <w:rFonts w:ascii="Calibri" w:eastAsia="Calibri" w:hAnsi="Calibri" w:cs="Calibri"/>
+          <w:b/>
+          <w:bCs/>
+          <w:color w:val="000000"/>
+          <w:sz w:val="27"/>
+          <w:szCs w:val="27"/>
+        </w:rPr>
+        <w:t xml:space="preserve"> Blender - Blender 5.2 LTS Manual</w:t>
       </w:r>
       <w:r>
         <w:rPr>
@@ -9202,7 +10297,7 @@
         </w:rPr>
         <w:t xml:space="preserve">. Disponível em: </w:t>
       </w:r>
-      <w:hyperlink r:id="rId53">
+      <w:hyperlink r:id="rId54">
         <w:r>
           <w:rPr>
             <w:rFonts w:ascii="Calibri" w:eastAsia="Calibri" w:hAnsi="Calibri" w:cs="Calibri"/>
@@ -9259,7 +10354,79 @@
           <w:sz w:val="27"/>
           <w:szCs w:val="27"/>
         </w:rPr>
-        <w:t>REAPER | Audio Production Without Limits</w:t>
+        <w:t xml:space="preserve">REAPER | </w:t>
+      </w:r>
+      <w:proofErr w:type="spellStart"/>
+      <w:r>
+        <w:rPr>
+          <w:rFonts w:ascii="Calibri" w:eastAsia="Calibri" w:hAnsi="Calibri" w:cs="Calibri"/>
+          <w:b/>
+          <w:bCs/>
+          <w:color w:val="000000"/>
+          <w:sz w:val="27"/>
+          <w:szCs w:val="27"/>
+        </w:rPr>
+        <w:t>Audio</w:t>
+      </w:r>
+      <w:proofErr w:type="spellEnd"/>
+      <w:r>
+        <w:rPr>
+          <w:rFonts w:ascii="Calibri" w:eastAsia="Calibri" w:hAnsi="Calibri" w:cs="Calibri"/>
+          <w:b/>
+          <w:bCs/>
+          <w:color w:val="000000"/>
+          <w:sz w:val="27"/>
+          <w:szCs w:val="27"/>
+        </w:rPr>
+        <w:t xml:space="preserve"> </w:t>
+      </w:r>
+      <w:proofErr w:type="spellStart"/>
+      <w:r>
+        <w:rPr>
+          <w:rFonts w:ascii="Calibri" w:eastAsia="Calibri" w:hAnsi="Calibri" w:cs="Calibri"/>
+          <w:b/>
+          <w:bCs/>
+          <w:color w:val="000000"/>
+          <w:sz w:val="27"/>
+          <w:szCs w:val="27"/>
+        </w:rPr>
+        <w:t>Production</w:t>
+      </w:r>
+      <w:proofErr w:type="spellEnd"/>
+      <w:r>
+        <w:rPr>
+          <w:rFonts w:ascii="Calibri" w:eastAsia="Calibri" w:hAnsi="Calibri" w:cs="Calibri"/>
+          <w:b/>
+          <w:bCs/>
+          <w:color w:val="000000"/>
+          <w:sz w:val="27"/>
+          <w:szCs w:val="27"/>
+        </w:rPr>
+        <w:t xml:space="preserve"> </w:t>
+      </w:r>
+      <w:proofErr w:type="spellStart"/>
+      <w:r>
+        <w:rPr>
+          <w:rFonts w:ascii="Calibri" w:eastAsia="Calibri" w:hAnsi="Calibri" w:cs="Calibri"/>
+          <w:b/>
+          <w:bCs/>
+          <w:color w:val="000000"/>
+          <w:sz w:val="27"/>
+          <w:szCs w:val="27"/>
+        </w:rPr>
+        <w:t>Without</w:t>
+      </w:r>
+      <w:proofErr w:type="spellEnd"/>
+      <w:r>
+        <w:rPr>
+          <w:rFonts w:ascii="Calibri" w:eastAsia="Calibri" w:hAnsi="Calibri" w:cs="Calibri"/>
+          <w:b/>
+          <w:bCs/>
+          <w:color w:val="000000"/>
+          <w:sz w:val="27"/>
+          <w:szCs w:val="27"/>
+        </w:rPr>
+        <w:t xml:space="preserve"> Limits</w:t>
       </w:r>
       <w:r>
         <w:rPr>
@@ -9270,7 +10437,7 @@
         </w:rPr>
         <w:t xml:space="preserve">. Disponível em: </w:t>
       </w:r>
-      <w:hyperlink r:id="rId54">
+      <w:hyperlink r:id="rId55">
         <w:r>
           <w:rPr>
             <w:rFonts w:ascii="Calibri" w:eastAsia="Calibri" w:hAnsi="Calibri" w:cs="Calibri"/>
@@ -9319,17 +10486,67 @@
         <w:lastRenderedPageBreak/>
         <w:t xml:space="preserve">DECENT SAMPLES. </w:t>
       </w:r>
-      <w:r>
-        <w:rPr>
-          <w:rFonts w:ascii="Calibri" w:eastAsia="Calibri" w:hAnsi="Calibri" w:cs="Calibri"/>
-          <w:b/>
-          <w:bCs/>
-          <w:color w:val="000000"/>
-          <w:sz w:val="27"/>
-          <w:szCs w:val="27"/>
-        </w:rPr>
-        <w:t>Decent Sampler Plugin [FREE] - decent|SAMPLES</w:t>
-      </w:r>
+      <w:proofErr w:type="spellStart"/>
+      <w:r>
+        <w:rPr>
+          <w:rFonts w:ascii="Calibri" w:eastAsia="Calibri" w:hAnsi="Calibri" w:cs="Calibri"/>
+          <w:b/>
+          <w:bCs/>
+          <w:color w:val="000000"/>
+          <w:sz w:val="27"/>
+          <w:szCs w:val="27"/>
+        </w:rPr>
+        <w:t>Decent</w:t>
+      </w:r>
+      <w:proofErr w:type="spellEnd"/>
+      <w:r>
+        <w:rPr>
+          <w:rFonts w:ascii="Calibri" w:eastAsia="Calibri" w:hAnsi="Calibri" w:cs="Calibri"/>
+          <w:b/>
+          <w:bCs/>
+          <w:color w:val="000000"/>
+          <w:sz w:val="27"/>
+          <w:szCs w:val="27"/>
+        </w:rPr>
+        <w:t xml:space="preserve"> </w:t>
+      </w:r>
+      <w:proofErr w:type="spellStart"/>
+      <w:r>
+        <w:rPr>
+          <w:rFonts w:ascii="Calibri" w:eastAsia="Calibri" w:hAnsi="Calibri" w:cs="Calibri"/>
+          <w:b/>
+          <w:bCs/>
+          <w:color w:val="000000"/>
+          <w:sz w:val="27"/>
+          <w:szCs w:val="27"/>
+        </w:rPr>
+        <w:t>Sampler</w:t>
+      </w:r>
+      <w:proofErr w:type="spellEnd"/>
+      <w:r>
+        <w:rPr>
+          <w:rFonts w:ascii="Calibri" w:eastAsia="Calibri" w:hAnsi="Calibri" w:cs="Calibri"/>
+          <w:b/>
+          <w:bCs/>
+          <w:color w:val="000000"/>
+          <w:sz w:val="27"/>
+          <w:szCs w:val="27"/>
+        </w:rPr>
+        <w:t xml:space="preserve"> Plugin [FREE] - </w:t>
+      </w:r>
+      <w:proofErr w:type="spellStart"/>
+      <w:r>
+        <w:rPr>
+          <w:rFonts w:ascii="Calibri" w:eastAsia="Calibri" w:hAnsi="Calibri" w:cs="Calibri"/>
+          <w:b/>
+          <w:bCs/>
+          <w:color w:val="000000"/>
+          <w:sz w:val="27"/>
+          <w:szCs w:val="27"/>
+        </w:rPr>
+        <w:t>decent|SAMPLES</w:t>
+      </w:r>
+      <w:proofErr w:type="spellEnd"/>
       <w:r>
         <w:rPr>
           <w:rFonts w:ascii="Calibri" w:eastAsia="Calibri" w:hAnsi="Calibri" w:cs="Calibri"/>
@@ -9339,7 +10556,7 @@
         </w:rPr>
         <w:t xml:space="preserve">. Disponível em: </w:t>
       </w:r>
-      <w:hyperlink r:id="rId55">
+      <w:hyperlink r:id="rId56">
         <w:r>
           <w:rPr>
             <w:rFonts w:ascii="Calibri" w:eastAsia="Calibri" w:hAnsi="Calibri" w:cs="Calibri"/>
@@ -9387,17 +10604,163 @@
         </w:rPr>
         <w:t xml:space="preserve">PIANOBOOK. </w:t>
       </w:r>
-      <w:r>
-        <w:rPr>
-          <w:rFonts w:ascii="Calibri" w:eastAsia="Calibri" w:hAnsi="Calibri" w:cs="Calibri"/>
-          <w:b/>
-          <w:bCs/>
-          <w:color w:val="000000"/>
-          <w:sz w:val="27"/>
-          <w:szCs w:val="27"/>
-        </w:rPr>
-        <w:t>What is this all about then? – Pianobook</w:t>
-      </w:r>
+      <w:proofErr w:type="spellStart"/>
+      <w:r>
+        <w:rPr>
+          <w:rFonts w:ascii="Calibri" w:eastAsia="Calibri" w:hAnsi="Calibri" w:cs="Calibri"/>
+          <w:b/>
+          <w:bCs/>
+          <w:color w:val="000000"/>
+          <w:sz w:val="27"/>
+          <w:szCs w:val="27"/>
+        </w:rPr>
+        <w:t>What</w:t>
+      </w:r>
+      <w:proofErr w:type="spellEnd"/>
+      <w:r>
+        <w:rPr>
+          <w:rFonts w:ascii="Calibri" w:eastAsia="Calibri" w:hAnsi="Calibri" w:cs="Calibri"/>
+          <w:b/>
+          <w:bCs/>
+          <w:color w:val="000000"/>
+          <w:sz w:val="27"/>
+          <w:szCs w:val="27"/>
+        </w:rPr>
+        <w:t xml:space="preserve"> </w:t>
+      </w:r>
+      <w:proofErr w:type="spellStart"/>
+      <w:r>
+        <w:rPr>
+          <w:rFonts w:ascii="Calibri" w:eastAsia="Calibri" w:hAnsi="Calibri" w:cs="Calibri"/>
+          <w:b/>
+          <w:bCs/>
+          <w:color w:val="000000"/>
+          <w:sz w:val="27"/>
+          <w:szCs w:val="27"/>
+        </w:rPr>
+        <w:t>is</w:t>
+      </w:r>
+      <w:proofErr w:type="spellEnd"/>
+      <w:r>
+        <w:rPr>
+          <w:rFonts w:ascii="Calibri" w:eastAsia="Calibri" w:hAnsi="Calibri" w:cs="Calibri"/>
+          <w:b/>
+          <w:bCs/>
+          <w:color w:val="000000"/>
+          <w:sz w:val="27"/>
+          <w:szCs w:val="27"/>
+        </w:rPr>
+        <w:t xml:space="preserve"> </w:t>
+      </w:r>
+      <w:proofErr w:type="spellStart"/>
+      <w:r>
+        <w:rPr>
+          <w:rFonts w:ascii="Calibri" w:eastAsia="Calibri" w:hAnsi="Calibri" w:cs="Calibri"/>
+          <w:b/>
+          <w:bCs/>
+          <w:color w:val="000000"/>
+          <w:sz w:val="27"/>
+          <w:szCs w:val="27"/>
+        </w:rPr>
+        <w:t>this</w:t>
+      </w:r>
+      <w:proofErr w:type="spellEnd"/>
+      <w:r>
+        <w:rPr>
+          <w:rFonts w:ascii="Calibri" w:eastAsia="Calibri" w:hAnsi="Calibri" w:cs="Calibri"/>
+          <w:b/>
+          <w:bCs/>
+          <w:color w:val="000000"/>
+          <w:sz w:val="27"/>
+          <w:szCs w:val="27"/>
+        </w:rPr>
+        <w:t xml:space="preserve"> </w:t>
+      </w:r>
+      <w:proofErr w:type="spellStart"/>
+      <w:r>
+        <w:rPr>
+          <w:rFonts w:ascii="Calibri" w:eastAsia="Calibri" w:hAnsi="Calibri" w:cs="Calibri"/>
+          <w:b/>
+          <w:bCs/>
+          <w:color w:val="000000"/>
+          <w:sz w:val="27"/>
+          <w:szCs w:val="27"/>
+        </w:rPr>
+        <w:t>all</w:t>
+      </w:r>
+      <w:proofErr w:type="spellEnd"/>
+      <w:r>
+        <w:rPr>
+          <w:rFonts w:ascii="Calibri" w:eastAsia="Calibri" w:hAnsi="Calibri" w:cs="Calibri"/>
+          <w:b/>
+          <w:bCs/>
+          <w:color w:val="000000"/>
+          <w:sz w:val="27"/>
+          <w:szCs w:val="27"/>
+        </w:rPr>
+        <w:t xml:space="preserve"> </w:t>
+      </w:r>
+      <w:proofErr w:type="spellStart"/>
+      <w:r>
+        <w:rPr>
+          <w:rFonts w:ascii="Calibri" w:eastAsia="Calibri" w:hAnsi="Calibri" w:cs="Calibri"/>
+          <w:b/>
+          <w:bCs/>
+          <w:color w:val="000000"/>
+          <w:sz w:val="27"/>
+          <w:szCs w:val="27"/>
+        </w:rPr>
+        <w:t>about</w:t>
+      </w:r>
+      <w:proofErr w:type="spellEnd"/>
+      <w:r>
+        <w:rPr>
+          <w:rFonts w:ascii="Calibri" w:eastAsia="Calibri" w:hAnsi="Calibri" w:cs="Calibri"/>
+          <w:b/>
+          <w:bCs/>
+          <w:color w:val="000000"/>
+          <w:sz w:val="27"/>
+          <w:szCs w:val="27"/>
+        </w:rPr>
+        <w:t xml:space="preserve"> </w:t>
+      </w:r>
+      <w:proofErr w:type="spellStart"/>
+      <w:r>
+        <w:rPr>
+          <w:rFonts w:ascii="Calibri" w:eastAsia="Calibri" w:hAnsi="Calibri" w:cs="Calibri"/>
+          <w:b/>
+          <w:bCs/>
+          <w:color w:val="000000"/>
+          <w:sz w:val="27"/>
+          <w:szCs w:val="27"/>
+        </w:rPr>
+        <w:t>then</w:t>
+      </w:r>
+      <w:proofErr w:type="spellEnd"/>
+      <w:r>
+        <w:rPr>
+          <w:rFonts w:ascii="Calibri" w:eastAsia="Calibri" w:hAnsi="Calibri" w:cs="Calibri"/>
+          <w:b/>
+          <w:bCs/>
+          <w:color w:val="000000"/>
+          <w:sz w:val="27"/>
+          <w:szCs w:val="27"/>
+        </w:rPr>
+        <w:t xml:space="preserve">? – </w:t>
+      </w:r>
+      <w:proofErr w:type="spellStart"/>
+      <w:r>
+        <w:rPr>
+          <w:rFonts w:ascii="Calibri" w:eastAsia="Calibri" w:hAnsi="Calibri" w:cs="Calibri"/>
+          <w:b/>
+          <w:bCs/>
+          <w:color w:val="000000"/>
+          <w:sz w:val="27"/>
+          <w:szCs w:val="27"/>
+        </w:rPr>
+        <w:t>Pianobook</w:t>
+      </w:r>
+      <w:proofErr w:type="spellEnd"/>
       <w:r>
         <w:rPr>
           <w:rFonts w:ascii="Calibri" w:eastAsia="Calibri" w:hAnsi="Calibri" w:cs="Calibri"/>
@@ -9407,7 +10770,7 @@
         </w:rPr>
         <w:t xml:space="preserve">. Disponível em: </w:t>
       </w:r>
-      <w:hyperlink r:id="rId56">
+      <w:hyperlink r:id="rId57">
         <w:r>
           <w:rPr>
             <w:rFonts w:ascii="Calibri" w:eastAsia="Calibri" w:hAnsi="Calibri" w:cs="Calibri"/>
@@ -9475,7 +10838,7 @@
         </w:rPr>
         <w:t xml:space="preserve">. Disponível em: </w:t>
       </w:r>
-      <w:hyperlink r:id="rId57">
+      <w:hyperlink r:id="rId58">
         <w:r>
           <w:rPr>
             <w:rFonts w:ascii="Calibri" w:eastAsia="Calibri" w:hAnsi="Calibri" w:cs="Calibri"/>
@@ -9484,17 +10847,7 @@
             <w:szCs w:val="27"/>
             <w:u w:val="single"/>
           </w:rPr>
-          <w:t>https://www.cep.pr.gov.br/sites/cep/a</w:t>
-        </w:r>
-        <w:r>
-          <w:rPr>
-            <w:rFonts w:ascii="Calibri" w:eastAsia="Calibri" w:hAnsi="Calibri" w:cs="Calibri"/>
-            <w:color w:val="0563C1"/>
-            <w:sz w:val="27"/>
-            <w:szCs w:val="27"/>
-            <w:u w:val="single"/>
-          </w:rPr>
-          <w:t>rquivos_restritos/files/documento/2020-01/politica_-_um_percurso_filosofico.pdf</w:t>
+          <w:t>https://www.cep.pr.gov.br/sites/cep/arquivos_restritos/files/documento/2020-01/politica_-_um_percurso_filosofico.pdf</w:t>
         </w:r>
       </w:hyperlink>
       <w:r>
@@ -9571,7 +10924,7 @@
         </w:rPr>
         <w:t xml:space="preserve">. Lavras: Editora UFLA, 2023. Disponível em: </w:t>
       </w:r>
-      <w:hyperlink r:id="rId58">
+      <w:hyperlink r:id="rId59">
         <w:r>
           <w:rPr>
             <w:rFonts w:ascii="Calibri" w:eastAsia="Calibri" w:hAnsi="Calibri" w:cs="Calibri"/>
@@ -9628,18 +10981,7 @@
           <w:sz w:val="27"/>
           <w:szCs w:val="27"/>
         </w:rPr>
-        <w:t>Jogos d</w:t>
-      </w:r>
-      <w:r>
-        <w:rPr>
-          <w:rFonts w:ascii="Calibri" w:eastAsia="Calibri" w:hAnsi="Calibri" w:cs="Calibri"/>
-          <w:b/>
-          <w:bCs/>
-          <w:color w:val="000000"/>
-          <w:sz w:val="27"/>
-          <w:szCs w:val="27"/>
-        </w:rPr>
-        <w:t>igitais e educação: uma possibilidade de mudança da abordagem pedagógica no ensino formal</w:t>
+        <w:t>Jogos digitais e educação: uma possibilidade de mudança da abordagem pedagógica no ensino formal</w:t>
       </w:r>
       <w:r>
         <w:rPr>
@@ -9659,17 +11001,9 @@
           <w:sz w:val="27"/>
           <w:szCs w:val="27"/>
         </w:rPr>
-        <w:t>Revista Iberoamericana De Educación</w:t>
-      </w:r>
-      <w:r>
-        <w:rPr>
-          <w:rFonts w:ascii="Calibri" w:eastAsia="Calibri" w:hAnsi="Calibri" w:cs="Calibri"/>
-          <w:color w:val="000000"/>
-          <w:sz w:val="27"/>
-          <w:szCs w:val="27"/>
-        </w:rPr>
-        <w:t xml:space="preserve">, </w:t>
-      </w:r>
+        <w:t xml:space="preserve">Revista Iberoamericana De </w:t>
+      </w:r>
+      <w:proofErr w:type="spellStart"/>
       <w:r>
         <w:rPr>
           <w:rFonts w:ascii="Calibri" w:eastAsia="Calibri" w:hAnsi="Calibri" w:cs="Calibri"/>
@@ -9679,6 +11013,27 @@
           <w:sz w:val="27"/>
           <w:szCs w:val="27"/>
         </w:rPr>
+        <w:t>Educación</w:t>
+      </w:r>
+      <w:proofErr w:type="spellEnd"/>
+      <w:r>
+        <w:rPr>
+          <w:rFonts w:ascii="Calibri" w:eastAsia="Calibri" w:hAnsi="Calibri" w:cs="Calibri"/>
+          <w:color w:val="000000"/>
+          <w:sz w:val="27"/>
+          <w:szCs w:val="27"/>
+        </w:rPr>
+        <w:t xml:space="preserve">, </w:t>
+      </w:r>
+      <w:r>
+        <w:rPr>
+          <w:rFonts w:ascii="Calibri" w:eastAsia="Calibri" w:hAnsi="Calibri" w:cs="Calibri"/>
+          <w:i/>
+          <w:iCs/>
+          <w:color w:val="000000"/>
+          <w:sz w:val="27"/>
+          <w:szCs w:val="27"/>
+        </w:rPr>
         <w:t>70</w:t>
       </w:r>
       <w:r>
@@ -9690,7 +11045,7 @@
         </w:rPr>
         <w:t xml:space="preserve">(1), 9–28. Disponível em: </w:t>
       </w:r>
-      <w:hyperlink r:id="rId59">
+      <w:hyperlink r:id="rId60">
         <w:r>
           <w:rPr>
             <w:rFonts w:ascii="Calibri" w:eastAsia="Calibri" w:hAnsi="Calibri" w:cs="Calibri"/>
@@ -9776,18 +11131,9 @@
           <w:sz w:val="27"/>
           <w:szCs w:val="27"/>
         </w:rPr>
-        <w:t>,</w:t>
-      </w:r>
-      <w:r>
-        <w:rPr>
-          <w:rFonts w:ascii="Calibri" w:eastAsia="Calibri" w:hAnsi="Calibri" w:cs="Calibri"/>
-          <w:color w:val="000000"/>
-          <w:sz w:val="27"/>
-          <w:szCs w:val="27"/>
-        </w:rPr>
-        <w:t xml:space="preserve"> São Paulo, v. 19, n. 2, p. 233-241, 2015. Disponível em: </w:t>
-      </w:r>
-      <w:hyperlink r:id="rId60">
+        <w:t xml:space="preserve">, São Paulo, v. 19, n. 2, p. 233-241, 2015. Disponível em: </w:t>
+      </w:r>
+      <w:hyperlink r:id="rId61">
         <w:r>
           <w:rPr>
             <w:rFonts w:ascii="Calibri" w:eastAsia="Calibri" w:hAnsi="Calibri" w:cs="Calibri"/>
@@ -9840,7 +11186,29 @@
           <w:szCs w:val="27"/>
           <w:highlight w:val="yellow"/>
         </w:rPr>
-        <w:t>ANTOS, Irlane Moreno; ROCHA, Gabriela Silveira.</w:t>
+        <w:t xml:space="preserve">ANTOS, </w:t>
+      </w:r>
+      <w:proofErr w:type="spellStart"/>
+      <w:r>
+        <w:rPr>
+          <w:rFonts w:ascii="Calibri" w:eastAsia="Calibri" w:hAnsi="Calibri" w:cs="Calibri"/>
+          <w:color w:val="000000"/>
+          <w:sz w:val="27"/>
+          <w:szCs w:val="27"/>
+          <w:highlight w:val="yellow"/>
+        </w:rPr>
+        <w:t>Irlane</w:t>
+      </w:r>
+      <w:proofErr w:type="spellEnd"/>
+      <w:r>
+        <w:rPr>
+          <w:rFonts w:ascii="Calibri" w:eastAsia="Calibri" w:hAnsi="Calibri" w:cs="Calibri"/>
+          <w:color w:val="000000"/>
+          <w:sz w:val="27"/>
+          <w:szCs w:val="27"/>
+          <w:highlight w:val="yellow"/>
+        </w:rPr>
+        <w:t xml:space="preserve"> Moreno; ROCHA, Gabriela Silveira.</w:t>
       </w:r>
       <w:r>
         <w:rPr>
@@ -9902,7 +11270,7 @@
         </w:rPr>
         <w:t xml:space="preserve">, v. 1, p. 2506–2522, 2024. Disponível em: </w:t>
       </w:r>
-      <w:hyperlink r:id="rId61">
+      <w:hyperlink r:id="rId62">
         <w:r>
           <w:rPr>
             <w:rFonts w:ascii="Calibri" w:eastAsia="Calibri" w:hAnsi="Calibri" w:cs="Calibri"/>
@@ -9969,7 +11337,7 @@
         </w:rPr>
         <w:t xml:space="preserve"> T</w:t>
       </w:r>
-      <w:commentRangeStart w:id="33"/>
+      <w:commentRangeStart w:id="32"/>
       <w:r>
         <w:rPr>
           <w:rFonts w:ascii="Calibri" w:eastAsia="Calibri" w:hAnsi="Calibri" w:cs="Calibri"/>
@@ -10003,13 +11371,13 @@
         </w:rPr>
         <w:t>. JOGOS DE TABULEIRO COMO FERRAMENTA</w:t>
       </w:r>
-      <w:commentRangeEnd w:id="33"/>
-      <w:r>
-        <w:rPr>
-          <w:b/>
-          <w:bCs/>
-        </w:rPr>
-        <w:commentReference w:id="33"/>
+      <w:commentRangeEnd w:id="32"/>
+      <w:r>
+        <w:rPr>
+          <w:b/>
+          <w:bCs/>
+        </w:rPr>
+        <w:commentReference w:id="32"/>
       </w:r>
       <w:r>
         <w:rPr>
@@ -10071,7 +11439,7 @@
         </w:rPr>
         <w:t xml:space="preserve">, v. 49, n. 3, p. 86–101, 2025. DOI: 10.62507/issn.2176-6479.v49i3.756. Disponível em: </w:t>
       </w:r>
-      <w:hyperlink r:id="rId62">
+      <w:hyperlink r:id="rId63">
         <w:r>
           <w:rPr>
             <w:rFonts w:ascii="Calibri" w:eastAsia="Calibri" w:hAnsi="Calibri" w:cs="Calibri"/>
@@ -10132,7 +11500,21 @@
           <w:sz w:val="27"/>
           <w:szCs w:val="27"/>
         </w:rPr>
-        <w:t>O que é automação industrial</w:t>
+        <w:t xml:space="preserve">O que é automação </w:t>
+      </w:r>
+      <w:proofErr w:type="gramStart"/>
+      <w:r>
+        <w:rPr>
+          <w:rFonts w:ascii="Calibri" w:eastAsia="Calibri" w:hAnsi="Calibri" w:cs="Calibri"/>
+          <w:b/>
+          <w:bCs/>
+          <w:i/>
+          <w:iCs/>
+          <w:color w:val="000000"/>
+          <w:sz w:val="27"/>
+          <w:szCs w:val="27"/>
+        </w:rPr>
+        <w:t>industrial</w:t>
       </w:r>
       <w:r>
         <w:rPr>
@@ -10152,9 +11534,19 @@
           <w:sz w:val="27"/>
           <w:szCs w:val="27"/>
         </w:rPr>
-        <w:t xml:space="preserve">. Disponível em: </w:t>
-      </w:r>
-      <w:hyperlink r:id="rId63">
+        <w:t>.</w:t>
+      </w:r>
+      <w:proofErr w:type="gramEnd"/>
+      <w:r>
+        <w:rPr>
+          <w:rFonts w:ascii="Calibri" w:eastAsia="Calibri" w:hAnsi="Calibri" w:cs="Calibri"/>
+          <w:color w:val="000000"/>
+          <w:sz w:val="27"/>
+          <w:szCs w:val="27"/>
+        </w:rPr>
+        <w:t xml:space="preserve"> Disponível em: </w:t>
+      </w:r>
+      <w:hyperlink r:id="rId64">
         <w:r>
           <w:rPr>
             <w:rFonts w:ascii="Calibri" w:eastAsia="Calibri" w:hAnsi="Calibri" w:cs="Calibri"/>
@@ -10240,7 +11632,7 @@
         </w:rPr>
         <w:t xml:space="preserve">[S. I.], v.58, 2021. Disponível em: </w:t>
       </w:r>
-      <w:hyperlink r:id="rId64" w:history="1">
+      <w:hyperlink r:id="rId65" w:history="1">
         <w:r>
           <w:rPr>
             <w:rStyle w:val="Hyperlink"/>
@@ -10290,19 +11682,67 @@
           <w:szCs w:val="27"/>
           <w:highlight w:val="yellow"/>
         </w:rPr>
-        <w:t xml:space="preserve">ROCHA, Julio Cesar De Sá da. </w:t>
-      </w:r>
-      <w:r>
-        <w:rPr>
-          <w:rFonts w:ascii="Calibri" w:eastAsia="Calibri" w:hAnsi="Calibri" w:cs="Calibri"/>
-          <w:b/>
-          <w:bCs/>
-          <w:color w:val="000000"/>
-          <w:sz w:val="27"/>
-          <w:szCs w:val="27"/>
-          <w:highlight w:val="yellow"/>
-        </w:rPr>
-        <w:t>O que É Sustentabilidade</w:t>
+        <w:t xml:space="preserve">ROCHA, </w:t>
+      </w:r>
+      <w:proofErr w:type="spellStart"/>
+      <w:r>
+        <w:rPr>
+          <w:rFonts w:ascii="Calibri" w:eastAsia="Calibri" w:hAnsi="Calibri" w:cs="Calibri"/>
+          <w:color w:val="000000"/>
+          <w:sz w:val="27"/>
+          <w:szCs w:val="27"/>
+          <w:highlight w:val="yellow"/>
+        </w:rPr>
+        <w:t>Julio</w:t>
+      </w:r>
+      <w:proofErr w:type="spellEnd"/>
+      <w:r>
+        <w:rPr>
+          <w:rFonts w:ascii="Calibri" w:eastAsia="Calibri" w:hAnsi="Calibri" w:cs="Calibri"/>
+          <w:color w:val="000000"/>
+          <w:sz w:val="27"/>
+          <w:szCs w:val="27"/>
+          <w:highlight w:val="yellow"/>
+        </w:rPr>
+        <w:t xml:space="preserve"> Cesar De Sá da. </w:t>
+      </w:r>
+      <w:r>
+        <w:rPr>
+          <w:rFonts w:ascii="Calibri" w:eastAsia="Calibri" w:hAnsi="Calibri" w:cs="Calibri"/>
+          <w:b/>
+          <w:bCs/>
+          <w:color w:val="000000"/>
+          <w:sz w:val="27"/>
+          <w:szCs w:val="27"/>
+          <w:highlight w:val="yellow"/>
+        </w:rPr>
+        <w:t xml:space="preserve">O </w:t>
+      </w:r>
+      <w:proofErr w:type="gramStart"/>
+      <w:r>
+        <w:rPr>
+          <w:rFonts w:ascii="Calibri" w:eastAsia="Calibri" w:hAnsi="Calibri" w:cs="Calibri"/>
+          <w:b/>
+          <w:bCs/>
+          <w:color w:val="000000"/>
+          <w:sz w:val="27"/>
+          <w:szCs w:val="27"/>
+          <w:highlight w:val="yellow"/>
+        </w:rPr>
+        <w:t>que É</w:t>
+      </w:r>
+      <w:proofErr w:type="gramEnd"/>
+      <w:r>
+        <w:rPr>
+          <w:rFonts w:ascii="Calibri" w:eastAsia="Calibri" w:hAnsi="Calibri" w:cs="Calibri"/>
+          <w:b/>
+          <w:bCs/>
+          <w:color w:val="000000"/>
+          <w:sz w:val="27"/>
+          <w:szCs w:val="27"/>
+          <w:highlight w:val="yellow"/>
+        </w:rPr>
+        <w:t xml:space="preserve"> Sustentabilidade</w:t>
       </w:r>
       <w:r>
         <w:rPr>
@@ -10314,7 +11754,7 @@
         </w:rPr>
         <w:t xml:space="preserve">. [S.I]: Expert Editora, 2023. Disponível em: </w:t>
       </w:r>
-      <w:hyperlink r:id="rId65">
+      <w:hyperlink r:id="rId66">
         <w:r>
           <w:rPr>
             <w:color w:val="0563C1"/>
@@ -10405,7 +11845,7 @@
         </w:rPr>
         <w:t xml:space="preserve">, 2019. Disponível em:  </w:t>
       </w:r>
-      <w:hyperlink r:id="rId66">
+      <w:hyperlink r:id="rId67">
         <w:r>
           <w:rPr>
             <w:rFonts w:ascii="Calibri" w:eastAsia="Calibri" w:hAnsi="Calibri" w:cs="Calibri"/>
@@ -10428,9 +11868,118 @@
         <w:t>. Acesso em: 07/08/2026.</w:t>
       </w:r>
     </w:p>
+    <w:p>
+      <w:pPr>
+        <w:pBdr>
+          <w:top w:val="nil"/>
+          <w:left w:val="nil"/>
+          <w:bottom w:val="nil"/>
+          <w:right w:val="nil"/>
+          <w:between w:val="nil"/>
+        </w:pBdr>
+        <w:spacing w:line="240" w:lineRule="auto"/>
+        <w:ind w:firstLine="0"/>
+        <w:jc w:val="left"/>
+        <w:rPr>
+          <w:rFonts w:ascii="Calibri" w:eastAsia="Calibri" w:hAnsi="Calibri" w:cs="Calibri"/>
+          <w:color w:val="000000"/>
+          <w:sz w:val="27"/>
+          <w:szCs w:val="27"/>
+        </w:rPr>
+      </w:pPr>
+      <w:r>
+        <w:rPr>
+          <w:rFonts w:ascii="Calibri" w:eastAsia="Calibri" w:hAnsi="Calibri" w:cs="Calibri"/>
+          <w:color w:val="000000"/>
+          <w:sz w:val="27"/>
+          <w:szCs w:val="27"/>
+        </w:rPr>
+        <w:t xml:space="preserve">BARRETO JÚNIOR, Willian da Silva; CADEMARTORI, Sérgio </w:t>
+      </w:r>
+      <w:proofErr w:type="spellStart"/>
+      <w:r>
+        <w:rPr>
+          <w:rFonts w:ascii="Calibri" w:eastAsia="Calibri" w:hAnsi="Calibri" w:cs="Calibri"/>
+          <w:color w:val="000000"/>
+          <w:sz w:val="27"/>
+          <w:szCs w:val="27"/>
+        </w:rPr>
+        <w:t>Urqhart</w:t>
+      </w:r>
+      <w:proofErr w:type="spellEnd"/>
+      <w:r>
+        <w:rPr>
+          <w:rFonts w:ascii="Calibri" w:eastAsia="Calibri" w:hAnsi="Calibri" w:cs="Calibri"/>
+          <w:color w:val="000000"/>
+          <w:sz w:val="27"/>
+          <w:szCs w:val="27"/>
+        </w:rPr>
+        <w:t xml:space="preserve"> de. </w:t>
+      </w:r>
+      <w:r>
+        <w:rPr>
+          <w:rFonts w:ascii="Calibri" w:eastAsia="Calibri" w:hAnsi="Calibri" w:cs="Calibri"/>
+          <w:b/>
+          <w:bCs/>
+          <w:color w:val="000000"/>
+          <w:sz w:val="27"/>
+          <w:szCs w:val="27"/>
+        </w:rPr>
+        <w:t>Os contratualistas e a formação do Estado moderno</w:t>
+      </w:r>
+      <w:r>
+        <w:rPr>
+          <w:rFonts w:ascii="Calibri" w:eastAsia="Calibri" w:hAnsi="Calibri" w:cs="Calibri"/>
+          <w:color w:val="000000"/>
+          <w:sz w:val="27"/>
+          <w:szCs w:val="27"/>
+        </w:rPr>
+        <w:t>. Revista Vertentes do Direito, v. 8, n. 2, p. 221-240, 2021. DOI: 10.20873/utf.2359-</w:t>
+      </w:r>
+      <w:proofErr w:type="gramStart"/>
+      <w:r>
+        <w:rPr>
+          <w:rFonts w:ascii="Calibri" w:eastAsia="Calibri" w:hAnsi="Calibri" w:cs="Calibri"/>
+          <w:color w:val="000000"/>
+          <w:sz w:val="27"/>
+          <w:szCs w:val="27"/>
+        </w:rPr>
+        <w:t>0106.2021.v</w:t>
+      </w:r>
+      <w:proofErr w:type="gramEnd"/>
+      <w:r>
+        <w:rPr>
+          <w:rFonts w:ascii="Calibri" w:eastAsia="Calibri" w:hAnsi="Calibri" w:cs="Calibri"/>
+          <w:color w:val="000000"/>
+          <w:sz w:val="27"/>
+          <w:szCs w:val="27"/>
+        </w:rPr>
+        <w:t xml:space="preserve">8n2.p221-240. Disponível em: </w:t>
+      </w:r>
+      <w:hyperlink r:id="rId68" w:history="1">
+        <w:r>
+          <w:rPr>
+            <w:rStyle w:val="Hyperlink"/>
+            <w:rFonts w:ascii="Calibri" w:eastAsia="Calibri" w:hAnsi="Calibri" w:cs="Calibri"/>
+            <w:sz w:val="27"/>
+            <w:szCs w:val="27"/>
+          </w:rPr>
+          <w:t>https://sistemas.uft.edu.br/periodicos/index.php/direito/article/view/12124</w:t>
+        </w:r>
+      </w:hyperlink>
+      <w:r>
+        <w:rPr>
+          <w:rFonts w:ascii="Calibri" w:eastAsia="Calibri" w:hAnsi="Calibri" w:cs="Calibri"/>
+          <w:color w:val="000000"/>
+          <w:sz w:val="27"/>
+          <w:szCs w:val="27"/>
+        </w:rPr>
+        <w:t xml:space="preserve">. Acesso em: 23/09/2026. </w:t>
+      </w:r>
+    </w:p>
     <w:sectPr>
-      <w:headerReference w:type="first" r:id="rId67"/>
-      <w:footerReference w:type="first" r:id="rId68"/>
+      <w:headerReference w:type="first" r:id="rId69"/>
+      <w:footerReference w:type="first" r:id="rId70"/>
       <w:pgSz w:w="11906" w:h="16838"/>
       <w:pgMar w:top="1701" w:right="1134" w:bottom="1134" w:left="1701" w:header="709" w:footer="709" w:gutter="0"/>
       <w:pgNumType w:start="1"/>
@@ -10441,7 +11990,7 @@
 </file>
 
 <file path=word/comments.xml><?xml version="1.0" encoding="utf-8"?>
-<w:comments xmlns:wpc="http://schemas.microsoft.com/office/word/2010/wordprocessingCanvas" xmlns:cx="http://schemas.microsoft.com/office/drawing/2014/chartex" xmlns:mc="http://schemas.openxmlformats.org/markup-compatibility/2006" xmlns:o="urn:schemas-microsoft-com:office:office" xmlns:r="http://schemas.openxmlformats.org/officeDocument/2006/relationships" xmlns:m="http://schemas.openxmlformats.org/officeDocument/2006/math" xmlns:v="urn:schemas-microsoft-com:vml" xmlns:wp14="http://schemas.microsoft.com/office/word/2010/wordprocessingDrawing" xmlns:wp="http://schemas.openxmlformats.org/drawingml/2006/wordprocessingDrawing" xmlns:w10="urn:schemas-microsoft-com:office:word" xmlns:w="http://schemas.openxmlformats.org/wordprocessingml/2006/main" xmlns:w14="http://schemas.microsoft.com/office/word/2010/wordml" xmlns:w15="http://schemas.microsoft.com/office/word/2012/wordml" xmlns:w16se="http://schemas.microsoft.com/office/word/2015/wordml/symex" xmlns:wpg="http://schemas.microsoft.com/office/word/2010/wordprocessingGroup" xmlns:wpi="http://schemas.microsoft.com/office/word/2010/wordprocessingInk" xmlns:wne="http://schemas.microsoft.com/office/word/2006/wordml" xmlns:wps="http://schemas.microsoft.com/office/word/2010/wordprocessingShape" mc:Ignorable="w14 w15 w16se wp14">
+<w:comments xmlns:wpc="http://schemas.microsoft.com/office/word/2010/wordprocessingCanvas" xmlns:cx="http://schemas.microsoft.com/office/drawing/2014/chartex" xmlns:cx1="http://schemas.microsoft.com/office/drawing/2015/9/8/chartex" xmlns:cx2="http://schemas.microsoft.com/office/drawing/2015/10/21/chartex" xmlns:cx3="http://schemas.microsoft.com/office/drawing/2016/5/9/chartex" xmlns:cx4="http://schemas.microsoft.com/office/drawing/2016/5/10/chartex" xmlns:cx5="http://schemas.microsoft.com/office/drawing/2016/5/11/chartex" xmlns:cx6="http://schemas.microsoft.com/office/drawing/2016/5/12/chartex" xmlns:cx7="http://schemas.microsoft.com/office/drawing/2016/5/13/chartex" xmlns:cx8="http://schemas.microsoft.com/office/drawing/2016/5/14/chartex" xmlns:mc="http://schemas.openxmlformats.org/markup-compatibility/2006" xmlns:aink="http://schemas.microsoft.com/office/drawing/2016/ink" xmlns:am3d="http://schemas.microsoft.com/office/drawing/2017/model3d" xmlns:o="urn:schemas-microsoft-com:office:office" xmlns:oel="http://schemas.microsoft.com/office/2019/extlst" xmlns:r="http://schemas.openxmlformats.org/officeDocument/2006/relationships" xmlns:m="http://schemas.openxmlformats.org/officeDocument/2006/math" xmlns:v="urn:schemas-microsoft-com:vml" xmlns:wp14="http://schemas.microsoft.com/office/word/2010/wordprocessingDrawing" xmlns:wp="http://schemas.openxmlformats.org/drawingml/2006/wordprocessingDrawing" xmlns:w10="urn:schemas-microsoft-com:office:word" xmlns:w="http://schemas.openxmlformats.org/wordprocessingml/2006/main" xmlns:w14="http://schemas.microsoft.com/office/word/2010/wordml" xmlns:w15="http://schemas.microsoft.com/office/word/2012/wordml" xmlns:w16cex="http://schemas.microsoft.com/office/word/2018/wordml/cex" xmlns:w16cid="http://schemas.microsoft.com/office/word/2016/wordml/cid" xmlns:w16="http://schemas.microsoft.com/office/word/2018/wordml" xmlns:w16sdtdh="http://schemas.microsoft.com/office/word/2020/wordml/sdtdatahash" xmlns:w16se="http://schemas.microsoft.com/office/word/2015/wordml/symex" xmlns:wpg="http://schemas.microsoft.com/office/word/2010/wordprocessingGroup" xmlns:wpi="http://schemas.microsoft.com/office/word/2010/wordprocessingInk" xmlns:wne="http://schemas.microsoft.com/office/word/2006/wordml" xmlns:wps="http://schemas.microsoft.com/office/word/2010/wordprocessingShape" mc:Ignorable="w14 w15 w16se w16cid w16 w16cex w16sdtdh wp14">
   <w:comment w:id="0" w:author="Cíntia Maria de Araújo Pinho" w:date="2026-09-01T19:52:00Z" w:initials="">
     <w:p>
       <w:pPr>
@@ -10472,7 +12021,7 @@
       </w:r>
     </w:p>
   </w:comment>
-  <w:comment w:id="2" w:author="Prof" w:date="2026-06-11T09:35:00Z" w:initials="">
+  <w:comment w:id="1" w:author="Prof" w:date="2026-06-11T09:35:00Z" w:initials="">
     <w:p>
       <w:pPr>
         <w:widowControl w:val="0"/>
@@ -10498,7 +12047,7 @@
           <w:sz w:val="22"/>
           <w:szCs w:val="22"/>
         </w:rPr>
-        <w:t>Refazer</w:t>
+        <w:t>Refazer tudo, totalmente fora do explicado, aqui é uma contextualização do trabalho</w:t>
       </w:r>
       <w:r>
         <w:rPr>
@@ -10506,7 +12055,7 @@
           <w:sz w:val="22"/>
           <w:szCs w:val="22"/>
         </w:rPr>
-        <w:t xml:space="preserve"> tudo, totalmente fora do explicado, aqui é uma contextualização do trabalho</w:t>
+        <w:br/>
       </w:r>
       <w:r>
         <w:rPr>
@@ -10515,6 +12064,7 @@
           <w:szCs w:val="22"/>
         </w:rPr>
         <w:br/>
+        <w:t>Sugestões de parágrafos:</w:t>
       </w:r>
       <w:r>
         <w:rPr>
@@ -10523,7 +12073,6 @@
           <w:szCs w:val="22"/>
         </w:rPr>
         <w:br/>
-        <w:t>Sugestões de parágrafos:</w:t>
       </w:r>
       <w:r>
         <w:rPr>
@@ -10532,6 +12081,7 @@
           <w:szCs w:val="22"/>
         </w:rPr>
         <w:br/>
+        <w:t>1 - falar sobre como a sociedade atual está passando por transformações rápidas por causa da tecnologia e da automação. Citar como isso afeta as cidades, o consumo e o esgotamento de recursos. É aqui que entram os ODS da ONU como um alerta global de que precisamos repensar a infraestrutura e o consumo. Mais ou menos parecido com o que fizeram, mas precisa ter citação</w:t>
       </w:r>
       <w:r>
         <w:rPr>
@@ -10540,7 +12090,6 @@
           <w:szCs w:val="22"/>
         </w:rPr>
         <w:br/>
-        <w:t>1 - falar sobre como a sociedade atual está passando por transformações rápidas por causa da tecnologia e da automação. Citar como isso afeta as cidades</w:t>
       </w:r>
       <w:r>
         <w:rPr>
@@ -10548,7 +12097,7 @@
           <w:sz w:val="22"/>
           <w:szCs w:val="22"/>
         </w:rPr>
-        <w:t>, o consumo e o esgotamento de recursos. É aqui que entram os ODS da ONU como um alerta global de que precisamos repensar a infraestrutura e o consumo. Mais ou menos parecido com o que fizeram, mas precisa ter citação</w:t>
+        <w:br/>
       </w:r>
       <w:r>
         <w:rPr>
@@ -10557,39 +12106,7 @@
           <w:szCs w:val="22"/>
         </w:rPr>
         <w:br/>
-      </w:r>
-      <w:r>
-        <w:rPr>
-          <w:color w:val="000000"/>
-          <w:sz w:val="22"/>
-          <w:szCs w:val="22"/>
-        </w:rPr>
-        <w:br/>
-      </w:r>
-      <w:r>
-        <w:rPr>
-          <w:color w:val="000000"/>
-          <w:sz w:val="22"/>
-          <w:szCs w:val="22"/>
-        </w:rPr>
-        <w:br/>
-        <w:t>2º paragrafo - Devem explicar que, e</w:t>
-      </w:r>
-      <w:r>
-        <w:rPr>
-          <w:color w:val="000000"/>
-          <w:sz w:val="22"/>
-          <w:szCs w:val="22"/>
-        </w:rPr>
-        <w:t>mbora esses problemas (sustentabilidade, automação, política urbana) sejam urgentes, eles são temas muito complexos e de difícil compreensão para a população em geral, especialmente para os mais jovens. Falar sobre como é difícil engajar as pessoas em assu</w:t>
-      </w:r>
-      <w:r>
-        <w:rPr>
-          <w:color w:val="000000"/>
-          <w:sz w:val="22"/>
-          <w:szCs w:val="22"/>
-        </w:rPr>
-        <w:t>ntos tão densos e técnicos. . Procurar uma fonte que fale sobre isso</w:t>
+        <w:t>2º paragrafo - Devem explicar que, embora esses problemas (sustentabilidade, automação, política urbana) sejam urgentes, eles são temas muito complexos e de difícil compreensão para a população em geral, especialmente para os mais jovens. Falar sobre como é difícil engajar as pessoas em assuntos tão densos e técnicos. . Procurar uma fonte que fale sobre isso</w:t>
       </w:r>
     </w:p>
     <w:p>
@@ -10626,15 +12143,7 @@
           <w:szCs w:val="22"/>
         </w:rPr>
         <w:br/>
-        <w:t>3º - devem apresentar a ideia de que a educação e a conscientização precisam de novas ferramentas. Falem dos jogos digitais não apenas como entretenimento, mas como simulações interativ</w:t>
-      </w:r>
-      <w:r>
-        <w:rPr>
-          <w:color w:val="000000"/>
-          <w:sz w:val="22"/>
-          <w:szCs w:val="22"/>
-        </w:rPr>
-        <w:t>as poderosas. Explicar que os videogames conseguem traduzir sistemas complexos (como gestão de recursos e logística) em uma linguagem acessível e prática. Procurar uma fonte que fale sobre isso</w:t>
+        <w:t>3º - devem apresentar a ideia de que a educação e a conscientização precisam de novas ferramentas. Falem dos jogos digitais não apenas como entretenimento, mas como simulações interativas poderosas. Explicar que os videogames conseguem traduzir sistemas complexos (como gestão de recursos e logística) em uma linguagem acessível e prática. Procurar uma fonte que fale sobre isso</w:t>
       </w:r>
     </w:p>
     <w:p>
@@ -10682,27 +12191,11 @@
           <w:sz w:val="22"/>
           <w:szCs w:val="22"/>
         </w:rPr>
-        <w:t>4 - Com o cenário montado, apresentem o trabalho. Exemplo: "É</w:t>
-      </w:r>
-      <w:r>
-        <w:rPr>
-          <w:color w:val="000000"/>
-          <w:sz w:val="22"/>
-          <w:szCs w:val="22"/>
-        </w:rPr>
-        <w:t xml:space="preserve"> exatamente nesse contexto que surge o projeto de desenvolvimento do jogo eletrônico Thermautomata, criado pelo estúdio Heart Roulette...". Explicar brevemente em uma ou duas frases o que o jogo é e qual é a sua premissa principal (simular automação e impa</w:t>
-      </w:r>
-      <w:r>
-        <w:rPr>
-          <w:color w:val="000000"/>
-          <w:sz w:val="22"/>
-          <w:szCs w:val="22"/>
-        </w:rPr>
-        <w:t>ctos socioambientais), blablabla, esse é único parágrafo que não precisa de citação.</w:t>
+        <w:t>4 - Com o cenário montado, apresentem o trabalho. Exemplo: "É exatamente nesse contexto que surge o projeto de desenvolvimento do jogo eletrônico Thermautomata, criado pelo estúdio Heart Roulette...". Explicar brevemente em uma ou duas frases o que o jogo é e qual é a sua premissa principal (simular automação e impactos socioambientais), blablabla, esse é único parágrafo que não precisa de citação.</w:t>
       </w:r>
     </w:p>
   </w:comment>
-  <w:comment w:id="3" w:author="Cíntia Maria de Araújo Pinho" w:date="2026-09-01T22:44:00Z" w:initials="">
+  <w:comment w:id="2" w:author="Cíntia Maria de Araújo Pinho" w:date="2026-09-01T22:44:00Z" w:initials="">
     <w:p>
       <w:pPr>
         <w:widowControl w:val="0"/>
@@ -10728,19 +12221,11 @@
           <w:sz w:val="22"/>
           <w:szCs w:val="22"/>
         </w:rPr>
-        <w:t>Reescrito, mas ainda faltam 2 dos 4 parágrafos pedidos: explicar que esses temas são complexos e difíceis de engajar o público jovem, e apresentar os jogos digitais como s</w:t>
-      </w:r>
-      <w:r>
-        <w:rPr>
-          <w:color w:val="000000"/>
-          <w:sz w:val="22"/>
-          <w:szCs w:val="22"/>
-        </w:rPr>
-        <w:t>imulação interativa antes de introduzir o Thermautomata. A contextualização vai direto da tecnologia/ODS para a Problemática, sem essa ponte nem a apresentação do projeto. Este parágrafo específico também está sem citação.</w:t>
+        <w:t>Reescrito, mas ainda faltam 2 dos 4 parágrafos pedidos: explicar que esses temas são complexos e difíceis de engajar o público jovem, e apresentar os jogos digitais como simulação interativa antes de introduzir o Thermautomata. A contextualização vai direto da tecnologia/ODS para a Problemática, sem essa ponte nem a apresentação do projeto. Este parágrafo específico também está sem citação.</w:t>
       </w:r>
     </w:p>
   </w:comment>
-  <w:comment w:id="4" w:author="Cíntia Maria de Araújo Pinho" w:date="2026-09-01T22:44:00Z" w:initials="">
+  <w:comment w:id="3" w:author="Cíntia Maria de Araújo Pinho" w:date="2026-09-01T22:44:00Z" w:initials="">
     <w:p>
       <w:pPr>
         <w:widowControl w:val="0"/>
@@ -10766,19 +12251,11 @@
           <w:sz w:val="22"/>
           <w:szCs w:val="22"/>
         </w:rPr>
-        <w:t>Itens soltos, sem pontuação de li</w:t>
-      </w:r>
-      <w:r>
-        <w:rPr>
-          <w:color w:val="000000"/>
-          <w:sz w:val="22"/>
-          <w:szCs w:val="22"/>
-        </w:rPr>
-        <w:t>sta — separar cada objetivo por ponto e vírgula. Também falta um objetivo específico correspondente ao quadrante "Financiar o projeto principal da equipe" do Cardápio de Ideias.</w:t>
+        <w:t>Itens soltos, sem pontuação de lista — separar cada objetivo por ponto e vírgula. Também falta um objetivo específico correspondente ao quadrante "Financiar o projeto principal da equipe" do Cardápio de Ideias.</w:t>
       </w:r>
     </w:p>
   </w:comment>
-  <w:comment w:id="5" w:author="Cíntia Maria de Araújo Pinho" w:date="2026-09-01T19:56:00Z" w:initials="">
+  <w:comment w:id="4" w:author="Cíntia Maria de Araújo Pinho" w:date="2026-09-01T19:56:00Z" w:initials="">
     <w:p>
       <w:pPr>
         <w:widowControl w:val="0"/>
@@ -10832,19 +12309,11 @@
           <w:sz w:val="22"/>
           <w:szCs w:val="22"/>
         </w:rPr>
-        <w:t>Faltou a parte de pesquisa bib</w:t>
-      </w:r>
-      <w:r>
-        <w:rPr>
-          <w:color w:val="000000"/>
-          <w:sz w:val="22"/>
-          <w:szCs w:val="22"/>
-        </w:rPr>
-        <w:t>liográfica que foi feita,</w:t>
+        <w:t>Faltou a parte de pesquisa bibliográfica que foi feita,</w:t>
       </w:r>
     </w:p>
   </w:comment>
-  <w:comment w:id="6" w:author="Cíntia Maria de Araújo Pinho" w:date="2026-09-01T22:44:00Z" w:initials="">
+  <w:comment w:id="5" w:author="Cíntia Maria de Araújo Pinho" w:date="2026-09-01T22:44:00Z" w:initials="">
     <w:p>
       <w:pPr>
         <w:widowControl w:val="0"/>
@@ -10870,19 +12339,11 @@
           <w:sz w:val="22"/>
           <w:szCs w:val="22"/>
         </w:rPr>
-        <w:t xml:space="preserve">O Sumário promete "2.3 Gamificação", mas esse tema não existe em lugar nenhum do capítulo — no lugar dele aparece "Automação Industrial na Sociedade Atual", sem numeração e fora do Sumário. "Poluição e Sustentabilidade", ao final </w:t>
-      </w:r>
-      <w:r>
-        <w:rPr>
-          <w:color w:val="000000"/>
-          <w:sz w:val="22"/>
-          <w:szCs w:val="22"/>
-        </w:rPr>
-        <w:t>do capítulo, também não está no Sumário nem numerado. Corrigir o Sumário e a numeração progressiva.</w:t>
+        <w:t>O Sumário promete "2.3 Gamificação", mas esse tema não existe em lugar nenhum do capítulo — no lugar dele aparece "Automação Industrial na Sociedade Atual", sem numeração e fora do Sumário. "Poluição e Sustentabilidade", ao final do capítulo, também não está no Sumário nem numerado. Corrigir o Sumário e a numeração progressiva.</w:t>
       </w:r>
     </w:p>
   </w:comment>
-  <w:comment w:id="7" w:author="Cíntia Maria de Araújo Pinho" w:date="2026-09-01T22:44:00Z" w:initials="">
+  <w:comment w:id="6" w:author="Cíntia Maria de Araújo Pinho" w:date="2026-09-01T22:44:00Z" w:initials="">
     <w:p>
       <w:pPr>
         <w:widowControl w:val="0"/>
@@ -10912,7 +12373,7 @@
       </w:r>
     </w:p>
   </w:comment>
-  <w:comment w:id="8" w:author="Cíntia Maria de Araújo Pinho" w:date="2026-09-01T19:58:00Z" w:initials="">
+  <w:comment w:id="7" w:author="Cíntia Maria de Araújo Pinho" w:date="2026-09-01T19:58:00Z" w:initials="">
     <w:p>
       <w:pPr>
         <w:widowControl w:val="0"/>
@@ -10942,7 +12403,7 @@
       </w:r>
     </w:p>
   </w:comment>
-  <w:comment w:id="9" w:author="Cíntia Maria de Araújo Pinho" w:date="2026-09-01T20:01:00Z" w:initials="">
+  <w:comment w:id="8" w:author="Cíntia Maria de Araújo Pinho" w:date="2026-09-01T20:01:00Z" w:initials="">
     <w:p>
       <w:pPr>
         <w:widowControl w:val="0"/>
@@ -10972,7 +12433,7 @@
       </w:r>
     </w:p>
   </w:comment>
-  <w:comment w:id="10" w:author="Cíntia Maria de Araújo Pinho" w:date="2026-09-01T20:01:00Z" w:initials="">
+  <w:comment w:id="9" w:author="Cíntia Maria de Araújo Pinho" w:date="2026-09-01T20:01:00Z" w:initials="">
     <w:p>
       <w:pPr>
         <w:widowControl w:val="0"/>
@@ -11002,7 +12463,7 @@
       </w:r>
     </w:p>
   </w:comment>
-  <w:comment w:id="11" w:author="Cíntia Maria de Araújo Pinho" w:date="2026-09-01T22:44:00Z" w:initials="">
+  <w:comment w:id="10" w:author="Cíntia Maria de Araújo Pinho" w:date="2026-09-01T22:44:00Z" w:initials="">
     <w:p>
       <w:pPr>
         <w:widowControl w:val="0"/>
@@ -11028,15 +12489,7 @@
           <w:sz w:val="22"/>
           <w:szCs w:val="22"/>
         </w:rPr>
-        <w:t>Falta um parágrafo descrevendo como o grupo efetivamente elaborou o próprio Caderno de Sensibilidade (fontes observadas, período, quantidade de situações) — só há a definição geral</w:t>
-      </w:r>
-      <w:r>
-        <w:rPr>
-          <w:color w:val="000000"/>
-          <w:sz w:val="22"/>
-          <w:szCs w:val="22"/>
-        </w:rPr>
-        <w:t xml:space="preserve"> citada.</w:t>
+        <w:t>Falta um parágrafo descrevendo como o grupo efetivamente elaborou o próprio Caderno de Sensibilidade (fontes observadas, período, quantidade de situações) — só há a definição geral citada.</w:t>
       </w:r>
     </w:p>
     <w:p>
@@ -11088,7 +12541,7 @@
       </w:r>
     </w:p>
   </w:comment>
-  <w:comment w:id="12" w:author="Prof" w:date="2026-06-11T10:39:00Z" w:initials="">
+  <w:comment w:id="11" w:author="Prof" w:date="2026-06-11T10:39:00Z" w:initials="">
     <w:p>
       <w:pPr>
         <w:widowControl w:val="0"/>
@@ -11118,7 +12571,7 @@
       </w:r>
     </w:p>
   </w:comment>
-  <w:comment w:id="13" w:author="USER" w:date="2026-06-24T19:47:00Z" w:initials="">
+  <w:comment w:id="12" w:author="USER" w:date="2026-06-24T19:47:00Z" w:initials="">
     <w:p>
       <w:pPr>
         <w:widowControl w:val="0"/>
@@ -11148,7 +12601,7 @@
       </w:r>
     </w:p>
   </w:comment>
-  <w:comment w:id="14" w:author="Cíntia Maria de Araújo Pinho" w:date="2026-09-01T22:44:00Z" w:initials="">
+  <w:comment w:id="13" w:author="Cíntia Maria de Araújo Pinho" w:date="2026-09-01T22:44:00Z" w:initials="">
     <w:p>
       <w:pPr>
         <w:widowControl w:val="0"/>
@@ -11174,19 +12627,11 @@
           <w:sz w:val="22"/>
           <w:szCs w:val="22"/>
         </w:rPr>
-        <w:t>"Julho e abril" está fora de ordem cronológica (abril vem antes) — revisar para "abril a julho de</w:t>
-      </w:r>
-      <w:r>
-        <w:rPr>
-          <w:color w:val="000000"/>
-          <w:sz w:val="22"/>
-          <w:szCs w:val="22"/>
-        </w:rPr>
-        <w:t xml:space="preserve"> 2026" ou o período correto. Também falta justificar por que esse público específico foi escolhido.</w:t>
+        <w:t>"Julho e abril" está fora de ordem cronológica (abril vem antes) — revisar para "abril a julho de 2026" ou o período correto. Também falta justificar por que esse público específico foi escolhido.</w:t>
       </w:r>
     </w:p>
   </w:comment>
-  <w:comment w:id="15" w:author="Cíntia Maria de Araújo Pinho" w:date="2026-09-01T22:44:00Z" w:initials="">
+  <w:comment w:id="14" w:author="Cíntia Maria de Araújo Pinho" w:date="2026-09-01T22:44:00Z" w:initials="">
     <w:p>
       <w:pPr>
         <w:widowControl w:val="0"/>
@@ -11216,7 +12661,7 @@
       </w:r>
     </w:p>
   </w:comment>
-  <w:comment w:id="16" w:author="Cíntia Maria de Araújo Pinho" w:date="2026-09-01T20:03:00Z" w:initials="">
+  <w:comment w:id="15" w:author="Cíntia Maria de Araújo Pinho" w:date="2026-09-01T20:03:00Z" w:initials="">
     <w:p>
       <w:pPr>
         <w:widowControl w:val="0"/>
@@ -11242,19 +12687,11 @@
           <w:sz w:val="22"/>
           <w:szCs w:val="22"/>
         </w:rPr>
-        <w:t>Todas</w:t>
-      </w:r>
-      <w:r>
-        <w:rPr>
-          <w:color w:val="000000"/>
-          <w:sz w:val="22"/>
-          <w:szCs w:val="22"/>
-        </w:rPr>
-        <w:t xml:space="preserve"> as imagens precisam ter bordas, corrigir em todos.</w:t>
+        <w:t>Todas as imagens precisam ter bordas, corrigir em todos.</w:t>
       </w:r>
     </w:p>
   </w:comment>
-  <w:comment w:id="17" w:author="Cíntia Maria de Araújo Pinho" w:date="2026-09-01T22:44:00Z" w:initials="">
+  <w:comment w:id="16" w:author="Cíntia Maria de Araújo Pinho" w:date="2026-09-01T22:44:00Z" w:initials="">
     <w:p>
       <w:pPr>
         <w:widowControl w:val="0"/>
@@ -11284,7 +12721,7 @@
       </w:r>
     </w:p>
   </w:comment>
-  <w:comment w:id="18" w:author="Cíntia Maria de Araújo Pinho" w:date="2026-09-01T22:44:00Z" w:initials="">
+  <w:comment w:id="17" w:author="Cíntia Maria de Araújo Pinho" w:date="2026-09-01T22:44:00Z" w:initials="">
     <w:p>
       <w:pPr>
         <w:widowControl w:val="0"/>
@@ -11310,19 +12747,11 @@
           <w:sz w:val="22"/>
           <w:szCs w:val="22"/>
         </w:rPr>
-        <w:t>Falta um parágrafo curto logo após o título explicando o que será tra</w:t>
-      </w:r>
-      <w:r>
-        <w:rPr>
-          <w:color w:val="000000"/>
-          <w:sz w:val="22"/>
-          <w:szCs w:val="22"/>
-        </w:rPr>
-        <w:t>tado no capítulo, antes de entrar em "Persona".</w:t>
+        <w:t>Falta um parágrafo curto logo após o título explicando o que será tratado no capítulo, antes de entrar em "Persona".</w:t>
       </w:r>
     </w:p>
   </w:comment>
-  <w:comment w:id="19" w:author="Cíntia Maria de Araújo Pinho" w:date="2026-09-01T20:03:00Z" w:initials="">
+  <w:comment w:id="18" w:author="Cíntia Maria de Araújo Pinho" w:date="2026-09-01T20:03:00Z" w:initials="">
     <w:p>
       <w:pPr>
         <w:widowControl w:val="0"/>
@@ -11352,7 +12781,7 @@
       </w:r>
     </w:p>
   </w:comment>
-  <w:comment w:id="20" w:author="Cíntia Maria de Araújo Pinho" w:date="2026-09-01T20:10:00Z" w:initials="">
+  <w:comment w:id="19" w:author="Cíntia Maria de Araújo Pinho" w:date="2026-09-01T20:10:00Z" w:initials="">
     <w:p>
       <w:pPr>
         <w:widowControl w:val="0"/>
@@ -11378,19 +12807,11 @@
           <w:sz w:val="22"/>
           <w:szCs w:val="22"/>
         </w:rPr>
-        <w:t xml:space="preserve">As duas personas ficaram só na biografia geral, falta contexto de uso específico da tecnologia: Bruno e Erasmo têm celular/computador próprio? Qual a familiaridade de </w:t>
-      </w:r>
-      <w:r>
-        <w:rPr>
-          <w:color w:val="000000"/>
-          <w:sz w:val="22"/>
-          <w:szCs w:val="22"/>
-        </w:rPr>
-        <w:t>cada um com aplicativos e telas? O que isso implica na interface do jogo (ex.: Erasmo, 42 anos, precisa de algo mais simples e guiado)?</w:t>
+        <w:t>As duas personas ficaram só na biografia geral, falta contexto de uso específico da tecnologia: Bruno e Erasmo têm celular/computador próprio? Qual a familiaridade de cada um com aplicativos e telas? O que isso implica na interface do jogo (ex.: Erasmo, 42 anos, precisa de algo mais simples e guiado)?</w:t>
       </w:r>
     </w:p>
   </w:comment>
-  <w:comment w:id="21" w:author="Cíntia Maria de Araújo Pinho" w:date="2026-09-01T20:04:00Z" w:initials="">
+  <w:comment w:id="20" w:author="Cíntia Maria de Araújo Pinho" w:date="2026-09-01T20:04:00Z" w:initials="">
     <w:p>
       <w:pPr>
         <w:widowControl w:val="0"/>
@@ -11420,7 +12841,7 @@
       </w:r>
     </w:p>
   </w:comment>
-  <w:comment w:id="22" w:author="Cíntia Maria de Araújo Pinho" w:date="2026-09-01T22:44:00Z" w:initials="">
+  <w:comment w:id="21" w:author="Cíntia Maria de Araújo Pinho" w:date="2026-09-01T22:44:00Z" w:initials="">
     <w:p>
       <w:pPr>
         <w:widowControl w:val="0"/>
@@ -11446,19 +12867,11 @@
           <w:sz w:val="22"/>
           <w:szCs w:val="22"/>
         </w:rPr>
-        <w:t xml:space="preserve">A imagem </w:t>
-      </w:r>
-      <w:r>
-        <w:rPr>
-          <w:color w:val="000000"/>
-          <w:sz w:val="22"/>
-          <w:szCs w:val="22"/>
-        </w:rPr>
-        <w:t>é um clipart genérico de avatares, sem nenhuma relação com Bruno e Erasmo descritos no texto — não representa as personas reais do projeto.</w:t>
+        <w:t>A imagem é um clipart genérico de avatares, sem nenhuma relação com Bruno e Erasmo descritos no texto — não representa as personas reais do projeto.</w:t>
       </w:r>
     </w:p>
   </w:comment>
-  <w:comment w:id="23" w:author="Cíntia Maria de Araújo Pinho" w:date="2026-09-01T20:09:00Z" w:initials="">
+  <w:comment w:id="22" w:author="Cíntia Maria de Araújo Pinho" w:date="2026-09-01T20:09:00Z" w:initials="">
     <w:p>
       <w:pPr>
         <w:widowControl w:val="0"/>
@@ -11484,15 +12897,7 @@
           <w:sz w:val="22"/>
           <w:szCs w:val="22"/>
         </w:rPr>
-        <w:t>(trecho: "...retirar seu titulo de eleitor, porém encontou um problema devido sua falta de conhecimento sobre politi</w:t>
-      </w:r>
-      <w:r>
-        <w:rPr>
-          <w:color w:val="000000"/>
-          <w:sz w:val="22"/>
-          <w:szCs w:val="22"/>
-        </w:rPr>
-        <w:t>ca..."):</w:t>
+        <w:t>(trecho: "...retirar seu titulo de eleitor, porém encontou um problema devido sua falta de conhecimento sobre politica..."):</w:t>
       </w:r>
     </w:p>
     <w:p>
@@ -11524,7 +12929,7 @@
       </w:r>
     </w:p>
   </w:comment>
-  <w:comment w:id="24" w:author="Cíntia Maria de Araújo Pinho" w:date="2026-09-01T20:10:00Z" w:initials="">
+  <w:comment w:id="23" w:author="Cíntia Maria de Araújo Pinho" w:date="2026-09-01T20:10:00Z" w:initials="">
     <w:p>
       <w:pPr>
         <w:widowControl w:val="0"/>
@@ -11578,19 +12983,11 @@
           <w:sz w:val="22"/>
           <w:szCs w:val="22"/>
         </w:rPr>
-        <w:t>Falta acento em "Geopolitica" (Geop</w:t>
-      </w:r>
-      <w:r>
-        <w:rPr>
-          <w:color w:val="000000"/>
-          <w:sz w:val="22"/>
-          <w:szCs w:val="22"/>
-        </w:rPr>
-        <w:t>olítica).</w:t>
+        <w:t>Falta acento em "Geopolitica" (Geopolítica).</w:t>
       </w:r>
     </w:p>
   </w:comment>
-  <w:comment w:id="25" w:author="Cíntia Maria de Araújo Pinho" w:date="2026-09-01T20:12:00Z" w:initials="">
+  <w:comment w:id="24" w:author="Cíntia Maria de Araújo Pinho" w:date="2026-09-01T20:12:00Z" w:initials="">
     <w:p>
       <w:pPr>
         <w:widowControl w:val="0"/>
@@ -11620,7 +13017,7 @@
       </w:r>
     </w:p>
   </w:comment>
-  <w:comment w:id="26" w:author="Cíntia Maria de Araújo Pinho" w:date="2026-09-01T20:12:00Z" w:initials="">
+  <w:comment w:id="25" w:author="Cíntia Maria de Araújo Pinho" w:date="2026-09-01T20:12:00Z" w:initials="">
     <w:p>
       <w:pPr>
         <w:widowControl w:val="0"/>
@@ -11650,7 +13047,7 @@
       </w:r>
     </w:p>
   </w:comment>
-  <w:comment w:id="27" w:author="Cíntia Maria de Araújo Pinho" w:date="2026-09-01T20:11:00Z" w:initials="">
+  <w:comment w:id="26" w:author="Cíntia Maria de Araújo Pinho" w:date="2026-09-01T20:11:00Z" w:initials="">
     <w:p>
       <w:pPr>
         <w:widowControl w:val="0"/>
@@ -11680,7 +13077,7 @@
       </w:r>
     </w:p>
   </w:comment>
-  <w:comment w:id="28" w:author="Cíntia Maria de Araújo Pinho" w:date="2026-09-01T22:44:00Z" w:initials="">
+  <w:comment w:id="27" w:author="Cíntia Maria de Araújo Pinho" w:date="2026-09-01T22:44:00Z" w:initials="">
     <w:p>
       <w:pPr>
         <w:widowControl w:val="0"/>
@@ -11706,19 +13103,11 @@
           <w:sz w:val="22"/>
           <w:szCs w:val="22"/>
         </w:rPr>
-        <w:t>Falta um parágrafo curto logo após o título explicando o que será tratado no capítulo, antes de entrar em "Plan</w:t>
-      </w:r>
-      <w:r>
-        <w:rPr>
-          <w:color w:val="000000"/>
-          <w:sz w:val="22"/>
-          <w:szCs w:val="22"/>
-        </w:rPr>
-        <w:t>ejamento Financeiro".</w:t>
+        <w:t>Falta um parágrafo curto logo após o título explicando o que será tratado no capítulo, antes de entrar em "Planejamento Financeiro".</w:t>
       </w:r>
     </w:p>
   </w:comment>
-  <w:comment w:id="29" w:author="Cíntia Maria de Araújo Pinho" w:date="2026-09-01T22:45:00Z" w:initials="">
+  <w:comment w:id="28" w:author="Cíntia Maria de Araújo Pinho" w:date="2026-09-01T22:45:00Z" w:initials="">
     <w:p>
       <w:pPr>
         <w:widowControl w:val="0"/>
@@ -11748,7 +13137,7 @@
       </w:r>
     </w:p>
   </w:comment>
-  <w:comment w:id="30" w:author="Cíntia Maria de Araújo Pinho" w:date="2026-09-01T22:44:00Z" w:initials="">
+  <w:comment w:id="29" w:author="Cíntia Maria de Araújo Pinho" w:date="2026-09-01T22:44:00Z" w:initials="">
     <w:p>
       <w:pPr>
         <w:widowControl w:val="0"/>
@@ -11774,19 +13163,11 @@
           <w:sz w:val="22"/>
           <w:szCs w:val="22"/>
         </w:rPr>
-        <w:t>Link verificado: a página tem autor identificado (Elenilson Costa, publica</w:t>
-      </w:r>
-      <w:r>
-        <w:rPr>
-          <w:color w:val="000000"/>
-          <w:sz w:val="22"/>
-          <w:szCs w:val="22"/>
-        </w:rPr>
-        <w:t>do em 25/08/2024) — priorizar o nome do autor em vez do site, como já foi feito em outras referências.</w:t>
+        <w:t>Link verificado: a página tem autor identificado (Elenilson Costa, publicado em 25/08/2024) — priorizar o nome do autor em vez do site, como já foi feito em outras referências.</w:t>
       </w:r>
     </w:p>
   </w:comment>
-  <w:comment w:id="31" w:author="Cíntia Maria de Araújo Pinho" w:date="2026-09-01T22:44:00Z" w:initials="">
+  <w:comment w:id="30" w:author="Cíntia Maria de Araújo Pinho" w:date="2026-09-01T22:44:00Z" w:initials="">
     <w:p>
       <w:pPr>
         <w:widowControl w:val="0"/>
@@ -11812,19 +13193,11 @@
           <w:sz w:val="22"/>
           <w:szCs w:val="22"/>
         </w:rPr>
-        <w:t>"Y7rik" é um nome de usuário/pseudônimo do site, não um nome de autor real — considerar se é uma fonte adequada para embasar o primeiro parágrafo do trab</w:t>
-      </w:r>
-      <w:r>
-        <w:rPr>
-          <w:color w:val="000000"/>
-          <w:sz w:val="22"/>
-          <w:szCs w:val="22"/>
-        </w:rPr>
-        <w:t>alho. Melhor colocar o nome do portal</w:t>
+        <w:t>"Y7rik" é um nome de usuário/pseudônimo do site, não um nome de autor real — considerar se é uma fonte adequada para embasar o primeiro parágrafo do trabalho. Melhor colocar o nome do portal</w:t>
       </w:r>
     </w:p>
   </w:comment>
-  <w:comment w:id="32" w:author="Cíntia Maria de Araújo Pinho" w:date="2026-09-01T22:44:00Z" w:initials="">
+  <w:comment w:id="31" w:author="Cíntia Maria de Araújo Pinho" w:date="2026-09-01T22:44:00Z" w:initials="">
     <w:p>
       <w:pPr>
         <w:widowControl w:val="0"/>
@@ -11854,7 +13227,7 @@
       </w:r>
     </w:p>
   </w:comment>
-  <w:comment w:id="33" w:author="Cíntia Maria de Araújo Pinho" w:date="2026-09-01T22:45:00Z" w:initials="">
+  <w:comment w:id="32" w:author="Cíntia Maria de Araújo Pinho" w:date="2026-09-01T22:45:00Z" w:initials="">
     <w:p>
       <w:pPr>
         <w:widowControl w:val="0"/>
@@ -11880,15 +13253,7 @@
           <w:sz w:val="22"/>
           <w:szCs w:val="22"/>
         </w:rPr>
-        <w:t xml:space="preserve">Formato ABNT errado: sobrenome em minúsculo e sem vírgula antes das iniciais. Deveria ser </w:t>
-      </w:r>
-      <w:r>
-        <w:rPr>
-          <w:color w:val="000000"/>
-          <w:sz w:val="22"/>
-          <w:szCs w:val="22"/>
-        </w:rPr>
-        <w:t>"CÓSER, T. J.".</w:t>
+        <w:t>Formato ABNT errado: sobrenome em minúsculo e sem vírgula antes das iniciais. Deveria ser "CÓSER, T. J.".</w:t>
       </w:r>
     </w:p>
   </w:comment>
@@ -11896,26 +13261,26 @@
 </file>
 
 <file path=word/commentsExtended.xml><?xml version="1.0" encoding="utf-8"?>
-<w15:commentsEx xmlns:wpc="http://schemas.microsoft.com/office/word/2010/wordprocessingCanvas" xmlns:cx="http://schemas.microsoft.com/office/drawing/2014/chartex" xmlns:mc="http://schemas.openxmlformats.org/markup-compatibility/2006" xmlns:o="urn:schemas-microsoft-com:office:office" xmlns:r="http://schemas.openxmlformats.org/officeDocument/2006/relationships" xmlns:m="http://schemas.openxmlformats.org/officeDocument/2006/math" xmlns:v="urn:schemas-microsoft-com:vml" xmlns:wp14="http://schemas.microsoft.com/office/word/2010/wordprocessingDrawing" xmlns:wp="http://schemas.openxmlformats.org/drawingml/2006/wordprocessingDrawing" xmlns:w10="urn:schemas-microsoft-com:office:word" xmlns:w="http://schemas.openxmlformats.org/wordprocessingml/2006/main" xmlns:w14="http://schemas.microsoft.com/office/word/2010/wordml" xmlns:w15="http://schemas.microsoft.com/office/word/2012/wordml" xmlns:w16se="http://schemas.microsoft.com/office/word/2015/wordml/symex" xmlns:wpg="http://schemas.microsoft.com/office/word/2010/wordprocessingGroup" xmlns:wpi="http://schemas.microsoft.com/office/word/2010/wordprocessingInk" xmlns:wne="http://schemas.microsoft.com/office/word/2006/wordml" xmlns:wps="http://schemas.microsoft.com/office/word/2010/wordprocessingShape" mc:Ignorable="w14 w15 w16se wp14">
-  <w15:commentEx w15:paraId="0000017F" w15:done="0"/>
+<w15:commentsEx xmlns:wpc="http://schemas.microsoft.com/office/word/2010/wordprocessingCanvas" xmlns:cx="http://schemas.microsoft.com/office/drawing/2014/chartex" xmlns:cx1="http://schemas.microsoft.com/office/drawing/2015/9/8/chartex" xmlns:cx2="http://schemas.microsoft.com/office/drawing/2015/10/21/chartex" xmlns:cx3="http://schemas.microsoft.com/office/drawing/2016/5/9/chartex" xmlns:cx4="http://schemas.microsoft.com/office/drawing/2016/5/10/chartex" xmlns:cx5="http://schemas.microsoft.com/office/drawing/2016/5/11/chartex" xmlns:cx6="http://schemas.microsoft.com/office/drawing/2016/5/12/chartex" xmlns:cx7="http://schemas.microsoft.com/office/drawing/2016/5/13/chartex" xmlns:cx8="http://schemas.microsoft.com/office/drawing/2016/5/14/chartex" xmlns:mc="http://schemas.openxmlformats.org/markup-compatibility/2006" xmlns:aink="http://schemas.microsoft.com/office/drawing/2016/ink" xmlns:am3d="http://schemas.microsoft.com/office/drawing/2017/model3d" xmlns:o="urn:schemas-microsoft-com:office:office" xmlns:oel="http://schemas.microsoft.com/office/2019/extlst" xmlns:r="http://schemas.openxmlformats.org/officeDocument/2006/relationships" xmlns:m="http://schemas.openxmlformats.org/officeDocument/2006/math" xmlns:v="urn:schemas-microsoft-com:vml" xmlns:wp14="http://schemas.microsoft.com/office/word/2010/wordprocessingDrawing" xmlns:wp="http://schemas.openxmlformats.org/drawingml/2006/wordprocessingDrawing" xmlns:w10="urn:schemas-microsoft-com:office:word" xmlns:w="http://schemas.openxmlformats.org/wordprocessingml/2006/main" xmlns:w14="http://schemas.microsoft.com/office/word/2010/wordml" xmlns:w15="http://schemas.microsoft.com/office/word/2012/wordml" xmlns:w16cex="http://schemas.microsoft.com/office/word/2018/wordml/cex" xmlns:w16cid="http://schemas.microsoft.com/office/word/2016/wordml/cid" xmlns:w16="http://schemas.microsoft.com/office/word/2018/wordml" xmlns:w16sdtdh="http://schemas.microsoft.com/office/word/2020/wordml/sdtdatahash" xmlns:w16se="http://schemas.microsoft.com/office/word/2015/wordml/symex" xmlns:wpg="http://schemas.microsoft.com/office/word/2010/wordprocessingGroup" xmlns:wpi="http://schemas.microsoft.com/office/word/2010/wordprocessingInk" xmlns:wne="http://schemas.microsoft.com/office/word/2006/wordml" xmlns:wps="http://schemas.microsoft.com/office/word/2010/wordprocessingShape" mc:Ignorable="w14 w15 w16se w16cid w16 w16cex w16sdtdh wp14">
+  <w15:commentEx w15:paraId="0000017F" w15:done="1"/>
   <w15:commentEx w15:paraId="0000019E" w15:done="1"/>
   <w15:commentEx w15:paraId="00000175" w15:done="0"/>
   <w15:commentEx w15:paraId="0000018C" w15:done="1"/>
   <w15:commentEx w15:paraId="00000190" w15:done="1"/>
   <w15:commentEx w15:paraId="00000195" w15:done="0"/>
-  <w15:commentEx w15:paraId="00000188" w15:done="0"/>
-  <w15:commentEx w15:paraId="0000018B" w15:done="0"/>
-  <w15:commentEx w15:paraId="3FCC6324" w15:done="0"/>
+  <w15:commentEx w15:paraId="00000188" w15:done="1"/>
+  <w15:commentEx w15:paraId="0000018B" w15:done="1"/>
+  <w15:commentEx w15:paraId="3FCC6324" w15:done="1"/>
   <w15:commentEx w15:paraId="00000185" w15:done="1"/>
   <w15:commentEx w15:paraId="00000183" w15:done="0"/>
-  <w15:commentEx w15:paraId="00000191" w15:done="0"/>
-  <w15:commentEx w15:paraId="00000192" w15:paraIdParent="00000191" w15:done="0"/>
+  <w15:commentEx w15:paraId="00000191" w15:done="1"/>
+  <w15:commentEx w15:paraId="00000192" w15:paraIdParent="00000191" w15:done="1"/>
   <w15:commentEx w15:paraId="0000017D" w15:done="0"/>
   <w15:commentEx w15:paraId="0000017A" w15:done="0"/>
-  <w15:commentEx w15:paraId="0000017C" w15:done="0"/>
+  <w15:commentEx w15:paraId="0000017C" w15:done="1"/>
   <w15:commentEx w15:paraId="00000189" w15:done="0"/>
   <w15:commentEx w15:paraId="0000019A" w15:done="0"/>
-  <w15:commentEx w15:paraId="00000180" w15:done="0"/>
+  <w15:commentEx w15:paraId="00000180" w15:done="1"/>
   <w15:commentEx w15:paraId="00000194" w15:done="0"/>
   <w15:commentEx w15:paraId="00000199" w15:done="0"/>
   <w15:commentEx w15:paraId="00000187" w15:done="0"/>
@@ -11972,7 +13337,7 @@
 </file>
 
 <file path=word/endnotes.xml><?xml version="1.0" encoding="utf-8"?>
-<w:endnotes xmlns:wpc="http://schemas.microsoft.com/office/word/2010/wordprocessingCanvas" xmlns:cx="http://schemas.microsoft.com/office/drawing/2014/chartex" xmlns:mc="http://schemas.openxmlformats.org/markup-compatibility/2006" xmlns:o="urn:schemas-microsoft-com:office:office" xmlns:r="http://schemas.openxmlformats.org/officeDocument/2006/relationships" xmlns:m="http://schemas.openxmlformats.org/officeDocument/2006/math" xmlns:v="urn:schemas-microsoft-com:vml" xmlns:wp14="http://schemas.microsoft.com/office/word/2010/wordprocessingDrawing" xmlns:wp="http://schemas.openxmlformats.org/drawingml/2006/wordprocessingDrawing" xmlns:w10="urn:schemas-microsoft-com:office:word" xmlns:w="http://schemas.openxmlformats.org/wordprocessingml/2006/main" xmlns:w14="http://schemas.microsoft.com/office/word/2010/wordml" xmlns:w15="http://schemas.microsoft.com/office/word/2012/wordml" xmlns:w16se="http://schemas.microsoft.com/office/word/2015/wordml/symex" xmlns:wpg="http://schemas.microsoft.com/office/word/2010/wordprocessingGroup" xmlns:wpi="http://schemas.microsoft.com/office/word/2010/wordprocessingInk" xmlns:wne="http://schemas.microsoft.com/office/word/2006/wordml" xmlns:wps="http://schemas.microsoft.com/office/word/2010/wordprocessingShape" mc:Ignorable="w14 w15 w16se wp14">
+<w:endnotes xmlns:wpc="http://schemas.microsoft.com/office/word/2010/wordprocessingCanvas" xmlns:cx="http://schemas.microsoft.com/office/drawing/2014/chartex" xmlns:cx1="http://schemas.microsoft.com/office/drawing/2015/9/8/chartex" xmlns:cx2="http://schemas.microsoft.com/office/drawing/2015/10/21/chartex" xmlns:cx3="http://schemas.microsoft.com/office/drawing/2016/5/9/chartex" xmlns:cx4="http://schemas.microsoft.com/office/drawing/2016/5/10/chartex" xmlns:cx5="http://schemas.microsoft.com/office/drawing/2016/5/11/chartex" xmlns:cx6="http://schemas.microsoft.com/office/drawing/2016/5/12/chartex" xmlns:cx7="http://schemas.microsoft.com/office/drawing/2016/5/13/chartex" xmlns:cx8="http://schemas.microsoft.com/office/drawing/2016/5/14/chartex" xmlns:mc="http://schemas.openxmlformats.org/markup-compatibility/2006" xmlns:aink="http://schemas.microsoft.com/office/drawing/2016/ink" xmlns:am3d="http://schemas.microsoft.com/office/drawing/2017/model3d" xmlns:o="urn:schemas-microsoft-com:office:office" xmlns:oel="http://schemas.microsoft.com/office/2019/extlst" xmlns:r="http://schemas.openxmlformats.org/officeDocument/2006/relationships" xmlns:m="http://schemas.openxmlformats.org/officeDocument/2006/math" xmlns:v="urn:schemas-microsoft-com:vml" xmlns:wp14="http://schemas.microsoft.com/office/word/2010/wordprocessingDrawing" xmlns:wp="http://schemas.openxmlformats.org/drawingml/2006/wordprocessingDrawing" xmlns:w10="urn:schemas-microsoft-com:office:word" xmlns:w="http://schemas.openxmlformats.org/wordprocessingml/2006/main" xmlns:w14="http://schemas.microsoft.com/office/word/2010/wordml" xmlns:w15="http://schemas.microsoft.com/office/word/2012/wordml" xmlns:w16cex="http://schemas.microsoft.com/office/word/2018/wordml/cex" xmlns:w16cid="http://schemas.microsoft.com/office/word/2016/wordml/cid" xmlns:w16="http://schemas.microsoft.com/office/word/2018/wordml" xmlns:w16sdtdh="http://schemas.microsoft.com/office/word/2020/wordml/sdtdatahash" xmlns:w16se="http://schemas.microsoft.com/office/word/2015/wordml/symex" xmlns:wpg="http://schemas.microsoft.com/office/word/2010/wordprocessingGroup" xmlns:wpi="http://schemas.microsoft.com/office/word/2010/wordprocessingInk" xmlns:wne="http://schemas.microsoft.com/office/word/2006/wordml" xmlns:wps="http://schemas.microsoft.com/office/word/2010/wordprocessingShape" mc:Ignorable="w14 w15 w16se w16cid w16 w16cex w16sdtdh wp14">
   <w:endnote w:type="separator" w:id="-1">
     <w:p>
       <w:pPr>
@@ -11997,7 +13362,7 @@
 </file>
 
 <file path=word/footer1.xml><?xml version="1.0" encoding="utf-8"?>
-<w:ftr xmlns:wpc="http://schemas.microsoft.com/office/word/2010/wordprocessingCanvas" xmlns:cx="http://schemas.microsoft.com/office/drawing/2014/chartex" xmlns:mc="http://schemas.openxmlformats.org/markup-compatibility/2006" xmlns:o="urn:schemas-microsoft-com:office:office" xmlns:r="http://schemas.openxmlformats.org/officeDocument/2006/relationships" xmlns:m="http://schemas.openxmlformats.org/officeDocument/2006/math" xmlns:v="urn:schemas-microsoft-com:vml" xmlns:wp14="http://schemas.microsoft.com/office/word/2010/wordprocessingDrawing" xmlns:wp="http://schemas.openxmlformats.org/drawingml/2006/wordprocessingDrawing" xmlns:w10="urn:schemas-microsoft-com:office:word" xmlns:w="http://schemas.openxmlformats.org/wordprocessingml/2006/main" xmlns:w14="http://schemas.microsoft.com/office/word/2010/wordml" xmlns:w15="http://schemas.microsoft.com/office/word/2012/wordml" xmlns:w16se="http://schemas.microsoft.com/office/word/2015/wordml/symex" xmlns:wpg="http://schemas.microsoft.com/office/word/2010/wordprocessingGroup" xmlns:wpi="http://schemas.microsoft.com/office/word/2010/wordprocessingInk" xmlns:wne="http://schemas.microsoft.com/office/word/2006/wordml" xmlns:wps="http://schemas.microsoft.com/office/word/2010/wordprocessingShape" mc:Ignorable="w14 w15 w16se wp14">
+<w:ftr xmlns:wpc="http://schemas.microsoft.com/office/word/2010/wordprocessingCanvas" xmlns:cx="http://schemas.microsoft.com/office/drawing/2014/chartex" xmlns:cx1="http://schemas.microsoft.com/office/drawing/2015/9/8/chartex" xmlns:cx2="http://schemas.microsoft.com/office/drawing/2015/10/21/chartex" xmlns:cx3="http://schemas.microsoft.com/office/drawing/2016/5/9/chartex" xmlns:cx4="http://schemas.microsoft.com/office/drawing/2016/5/10/chartex" xmlns:cx5="http://schemas.microsoft.com/office/drawing/2016/5/11/chartex" xmlns:cx6="http://schemas.microsoft.com/office/drawing/2016/5/12/chartex" xmlns:cx7="http://schemas.microsoft.com/office/drawing/2016/5/13/chartex" xmlns:cx8="http://schemas.microsoft.com/office/drawing/2016/5/14/chartex" xmlns:mc="http://schemas.openxmlformats.org/markup-compatibility/2006" xmlns:aink="http://schemas.microsoft.com/office/drawing/2016/ink" xmlns:am3d="http://schemas.microsoft.com/office/drawing/2017/model3d" xmlns:o="urn:schemas-microsoft-com:office:office" xmlns:oel="http://schemas.microsoft.com/office/2019/extlst" xmlns:r="http://schemas.openxmlformats.org/officeDocument/2006/relationships" xmlns:m="http://schemas.openxmlformats.org/officeDocument/2006/math" xmlns:v="urn:schemas-microsoft-com:vml" xmlns:wp14="http://schemas.microsoft.com/office/word/2010/wordprocessingDrawing" xmlns:wp="http://schemas.openxmlformats.org/drawingml/2006/wordprocessingDrawing" xmlns:w10="urn:schemas-microsoft-com:office:word" xmlns:w="http://schemas.openxmlformats.org/wordprocessingml/2006/main" xmlns:w14="http://schemas.microsoft.com/office/word/2010/wordml" xmlns:w15="http://schemas.microsoft.com/office/word/2012/wordml" xmlns:w16cex="http://schemas.microsoft.com/office/word/2018/wordml/cex" xmlns:w16cid="http://schemas.microsoft.com/office/word/2016/wordml/cid" xmlns:w16="http://schemas.microsoft.com/office/word/2018/wordml" xmlns:w16sdtdh="http://schemas.microsoft.com/office/word/2020/wordml/sdtdatahash" xmlns:w16se="http://schemas.microsoft.com/office/word/2015/wordml/symex" xmlns:wpg="http://schemas.microsoft.com/office/word/2010/wordprocessingGroup" xmlns:wpi="http://schemas.microsoft.com/office/word/2010/wordprocessingInk" xmlns:wne="http://schemas.microsoft.com/office/word/2006/wordml" xmlns:wps="http://schemas.microsoft.com/office/word/2010/wordprocessingShape" mc:Ignorable="w14 w15 w16se w16cid w16 w16cex w16sdtdh wp14">
   <w:p>
     <w:pPr>
       <w:widowControl w:val="0"/>
@@ -12135,7 +13500,7 @@
 </file>
 
 <file path=word/footnotes.xml><?xml version="1.0" encoding="utf-8"?>
-<w:footnotes xmlns:wpc="http://schemas.microsoft.com/office/word/2010/wordprocessingCanvas" xmlns:cx="http://schemas.microsoft.com/office/drawing/2014/chartex" xmlns:mc="http://schemas.openxmlformats.org/markup-compatibility/2006" xmlns:o="urn:schemas-microsoft-com:office:office" xmlns:r="http://schemas.openxmlformats.org/officeDocument/2006/relationships" xmlns:m="http://schemas.openxmlformats.org/officeDocument/2006/math" xmlns:v="urn:schemas-microsoft-com:vml" xmlns:wp14="http://schemas.microsoft.com/office/word/2010/wordprocessingDrawing" xmlns:wp="http://schemas.openxmlformats.org/drawingml/2006/wordprocessingDrawing" xmlns:w10="urn:schemas-microsoft-com:office:word" xmlns:w="http://schemas.openxmlformats.org/wordprocessingml/2006/main" xmlns:w14="http://schemas.microsoft.com/office/word/2010/wordml" xmlns:w15="http://schemas.microsoft.com/office/word/2012/wordml" xmlns:w16se="http://schemas.microsoft.com/office/word/2015/wordml/symex" xmlns:wpg="http://schemas.microsoft.com/office/word/2010/wordprocessingGroup" xmlns:wpi="http://schemas.microsoft.com/office/word/2010/wordprocessingInk" xmlns:wne="http://schemas.microsoft.com/office/word/2006/wordml" xmlns:wps="http://schemas.microsoft.com/office/word/2010/wordprocessingShape" mc:Ignorable="w14 w15 w16se wp14">
+<w:footnotes xmlns:wpc="http://schemas.microsoft.com/office/word/2010/wordprocessingCanvas" xmlns:cx="http://schemas.microsoft.com/office/drawing/2014/chartex" xmlns:cx1="http://schemas.microsoft.com/office/drawing/2015/9/8/chartex" xmlns:cx2="http://schemas.microsoft.com/office/drawing/2015/10/21/chartex" xmlns:cx3="http://schemas.microsoft.com/office/drawing/2016/5/9/chartex" xmlns:cx4="http://schemas.microsoft.com/office/drawing/2016/5/10/chartex" xmlns:cx5="http://schemas.microsoft.com/office/drawing/2016/5/11/chartex" xmlns:cx6="http://schemas.microsoft.com/office/drawing/2016/5/12/chartex" xmlns:cx7="http://schemas.microsoft.com/office/drawing/2016/5/13/chartex" xmlns:cx8="http://schemas.microsoft.com/office/drawing/2016/5/14/chartex" xmlns:mc="http://schemas.openxmlformats.org/markup-compatibility/2006" xmlns:aink="http://schemas.microsoft.com/office/drawing/2016/ink" xmlns:am3d="http://schemas.microsoft.com/office/drawing/2017/model3d" xmlns:o="urn:schemas-microsoft-com:office:office" xmlns:oel="http://schemas.microsoft.com/office/2019/extlst" xmlns:r="http://schemas.openxmlformats.org/officeDocument/2006/relationships" xmlns:m="http://schemas.openxmlformats.org/officeDocument/2006/math" xmlns:v="urn:schemas-microsoft-com:vml" xmlns:wp14="http://schemas.microsoft.com/office/word/2010/wordprocessingDrawing" xmlns:wp="http://schemas.openxmlformats.org/drawingml/2006/wordprocessingDrawing" xmlns:w10="urn:schemas-microsoft-com:office:word" xmlns:w="http://schemas.openxmlformats.org/wordprocessingml/2006/main" xmlns:w14="http://schemas.microsoft.com/office/word/2010/wordml" xmlns:w15="http://schemas.microsoft.com/office/word/2012/wordml" xmlns:w16cex="http://schemas.microsoft.com/office/word/2018/wordml/cex" xmlns:w16cid="http://schemas.microsoft.com/office/word/2016/wordml/cid" xmlns:w16="http://schemas.microsoft.com/office/word/2018/wordml" xmlns:w16sdtdh="http://schemas.microsoft.com/office/word/2020/wordml/sdtdatahash" xmlns:w16se="http://schemas.microsoft.com/office/word/2015/wordml/symex" xmlns:wpg="http://schemas.microsoft.com/office/word/2010/wordprocessingGroup" xmlns:wpi="http://schemas.microsoft.com/office/word/2010/wordprocessingInk" xmlns:wne="http://schemas.microsoft.com/office/word/2006/wordml" xmlns:wps="http://schemas.microsoft.com/office/word/2010/wordprocessingShape" mc:Ignorable="w14 w15 w16se w16cid w16 w16cex w16sdtdh wp14">
   <w:footnote w:type="separator" w:id="-1">
     <w:p>
       <w:pPr>
@@ -12160,7 +13525,7 @@
 </file>
 
 <file path=word/header1.xml><?xml version="1.0" encoding="utf-8"?>
-<w:hdr xmlns:wpc="http://schemas.microsoft.com/office/word/2010/wordprocessingCanvas" xmlns:cx="http://schemas.microsoft.com/office/drawing/2014/chartex" xmlns:mc="http://schemas.openxmlformats.org/markup-compatibility/2006" xmlns:o="urn:schemas-microsoft-com:office:office" xmlns:r="http://schemas.openxmlformats.org/officeDocument/2006/relationships" xmlns:m="http://schemas.openxmlformats.org/officeDocument/2006/math" xmlns:v="urn:schemas-microsoft-com:vml" xmlns:wp14="http://schemas.microsoft.com/office/word/2010/wordprocessingDrawing" xmlns:wp="http://schemas.openxmlformats.org/drawingml/2006/wordprocessingDrawing" xmlns:w10="urn:schemas-microsoft-com:office:word" xmlns:w="http://schemas.openxmlformats.org/wordprocessingml/2006/main" xmlns:w14="http://schemas.microsoft.com/office/word/2010/wordml" xmlns:w15="http://schemas.microsoft.com/office/word/2012/wordml" xmlns:w16se="http://schemas.microsoft.com/office/word/2015/wordml/symex" xmlns:wpg="http://schemas.microsoft.com/office/word/2010/wordprocessingGroup" xmlns:wpi="http://schemas.microsoft.com/office/word/2010/wordprocessingInk" xmlns:wne="http://schemas.microsoft.com/office/word/2006/wordml" xmlns:wps="http://schemas.microsoft.com/office/word/2010/wordprocessingShape" mc:Ignorable="w14 w15 w16se wp14">
+<w:hdr xmlns:wpc="http://schemas.microsoft.com/office/word/2010/wordprocessingCanvas" xmlns:cx="http://schemas.microsoft.com/office/drawing/2014/chartex" xmlns:cx1="http://schemas.microsoft.com/office/drawing/2015/9/8/chartex" xmlns:cx2="http://schemas.microsoft.com/office/drawing/2015/10/21/chartex" xmlns:cx3="http://schemas.microsoft.com/office/drawing/2016/5/9/chartex" xmlns:cx4="http://schemas.microsoft.com/office/drawing/2016/5/10/chartex" xmlns:cx5="http://schemas.microsoft.com/office/drawing/2016/5/11/chartex" xmlns:cx6="http://schemas.microsoft.com/office/drawing/2016/5/12/chartex" xmlns:cx7="http://schemas.microsoft.com/office/drawing/2016/5/13/chartex" xmlns:cx8="http://schemas.microsoft.com/office/drawing/2016/5/14/chartex" xmlns:mc="http://schemas.openxmlformats.org/markup-compatibility/2006" xmlns:aink="http://schemas.microsoft.com/office/drawing/2016/ink" xmlns:am3d="http://schemas.microsoft.com/office/drawing/2017/model3d" xmlns:o="urn:schemas-microsoft-com:office:office" xmlns:oel="http://schemas.microsoft.com/office/2019/extlst" xmlns:r="http://schemas.openxmlformats.org/officeDocument/2006/relationships" xmlns:m="http://schemas.openxmlformats.org/officeDocument/2006/math" xmlns:v="urn:schemas-microsoft-com:vml" xmlns:wp14="http://schemas.microsoft.com/office/word/2010/wordprocessingDrawing" xmlns:wp="http://schemas.openxmlformats.org/drawingml/2006/wordprocessingDrawing" xmlns:w10="urn:schemas-microsoft-com:office:word" xmlns:w="http://schemas.openxmlformats.org/wordprocessingml/2006/main" xmlns:w14="http://schemas.microsoft.com/office/word/2010/wordml" xmlns:w15="http://schemas.microsoft.com/office/word/2012/wordml" xmlns:w16cex="http://schemas.microsoft.com/office/word/2018/wordml/cex" xmlns:w16cid="http://schemas.microsoft.com/office/word/2016/wordml/cid" xmlns:w16="http://schemas.microsoft.com/office/word/2018/wordml" xmlns:w16sdtdh="http://schemas.microsoft.com/office/word/2020/wordml/sdtdatahash" xmlns:w16se="http://schemas.microsoft.com/office/word/2015/wordml/symex" xmlns:wpg="http://schemas.microsoft.com/office/word/2010/wordprocessingGroup" xmlns:wpi="http://schemas.microsoft.com/office/word/2010/wordprocessingInk" xmlns:wne="http://schemas.microsoft.com/office/word/2006/wordml" xmlns:wps="http://schemas.microsoft.com/office/word/2010/wordprocessingShape" mc:Ignorable="w14 w15 w16se w16cid w16 w16cex w16sdtdh wp14">
   <w:p>
     <w:pPr>
       <w:widowControl w:val="0"/>
@@ -12295,7 +13660,7 @@
 </file>
 
 <file path=word/numbering.xml><?xml version="1.0" encoding="utf-8"?>
-<w:numbering xmlns:wpc="http://schemas.microsoft.com/office/word/2010/wordprocessingCanvas" xmlns:cx="http://schemas.microsoft.com/office/drawing/2014/chartex" xmlns:mc="http://schemas.openxmlformats.org/markup-compatibility/2006" xmlns:o="urn:schemas-microsoft-com:office:office" xmlns:r="http://schemas.openxmlformats.org/officeDocument/2006/relationships" xmlns:m="http://schemas.openxmlformats.org/officeDocument/2006/math" xmlns:v="urn:schemas-microsoft-com:vml" xmlns:wp14="http://schemas.microsoft.com/office/word/2010/wordprocessingDrawing" xmlns:wp="http://schemas.openxmlformats.org/drawingml/2006/wordprocessingDrawing" xmlns:w10="urn:schemas-microsoft-com:office:word" xmlns:w="http://schemas.openxmlformats.org/wordprocessingml/2006/main" xmlns:w14="http://schemas.microsoft.com/office/word/2010/wordml" xmlns:w15="http://schemas.microsoft.com/office/word/2012/wordml" xmlns:w16se="http://schemas.microsoft.com/office/word/2015/wordml/symex" xmlns:wpg="http://schemas.microsoft.com/office/word/2010/wordprocessingGroup" xmlns:wpi="http://schemas.microsoft.com/office/word/2010/wordprocessingInk" xmlns:wne="http://schemas.microsoft.com/office/word/2006/wordml" xmlns:wps="http://schemas.microsoft.com/office/word/2010/wordprocessingShape" mc:Ignorable="w14 w15 w16se wp14">
+<w:numbering xmlns:wpc="http://schemas.microsoft.com/office/word/2010/wordprocessingCanvas" xmlns:cx="http://schemas.microsoft.com/office/drawing/2014/chartex" xmlns:cx1="http://schemas.microsoft.com/office/drawing/2015/9/8/chartex" xmlns:cx2="http://schemas.microsoft.com/office/drawing/2015/10/21/chartex" xmlns:cx3="http://schemas.microsoft.com/office/drawing/2016/5/9/chartex" xmlns:cx4="http://schemas.microsoft.com/office/drawing/2016/5/10/chartex" xmlns:cx5="http://schemas.microsoft.com/office/drawing/2016/5/11/chartex" xmlns:cx6="http://schemas.microsoft.com/office/drawing/2016/5/12/chartex" xmlns:cx7="http://schemas.microsoft.com/office/drawing/2016/5/13/chartex" xmlns:cx8="http://schemas.microsoft.com/office/drawing/2016/5/14/chartex" xmlns:mc="http://schemas.openxmlformats.org/markup-compatibility/2006" xmlns:aink="http://schemas.microsoft.com/office/drawing/2016/ink" xmlns:am3d="http://schemas.microsoft.com/office/drawing/2017/model3d" xmlns:o="urn:schemas-microsoft-com:office:office" xmlns:oel="http://schemas.microsoft.com/office/2019/extlst" xmlns:r="http://schemas.openxmlformats.org/officeDocument/2006/relationships" xmlns:m="http://schemas.openxmlformats.org/officeDocument/2006/math" xmlns:v="urn:schemas-microsoft-com:vml" xmlns:wp14="http://schemas.microsoft.com/office/word/2010/wordprocessingDrawing" xmlns:wp="http://schemas.openxmlformats.org/drawingml/2006/wordprocessingDrawing" xmlns:w10="urn:schemas-microsoft-com:office:word" xmlns:w="http://schemas.openxmlformats.org/wordprocessingml/2006/main" xmlns:w14="http://schemas.microsoft.com/office/word/2010/wordml" xmlns:w15="http://schemas.microsoft.com/office/word/2012/wordml" xmlns:w16cex="http://schemas.microsoft.com/office/word/2018/wordml/cex" xmlns:w16cid="http://schemas.microsoft.com/office/word/2016/wordml/cid" xmlns:w16="http://schemas.microsoft.com/office/word/2018/wordml" xmlns:w16sdtdh="http://schemas.microsoft.com/office/word/2020/wordml/sdtdatahash" xmlns:w16se="http://schemas.microsoft.com/office/word/2015/wordml/symex" xmlns:wpg="http://schemas.microsoft.com/office/word/2010/wordprocessingGroup" xmlns:wpi="http://schemas.microsoft.com/office/word/2010/wordprocessingInk" xmlns:wne="http://schemas.microsoft.com/office/word/2006/wordml" xmlns:wps="http://schemas.microsoft.com/office/word/2010/wordprocessingShape" mc:Ignorable="w14 w15 w16se w16cid w16 w16cex w16sdtdh wp14">
   <w:abstractNum w:abstractNumId="0" w15:restartNumberingAfterBreak="0">
     <w:nsid w:val="1E3D485F"/>
     <w:multiLevelType w:val="multilevel"/>
@@ -12925,32 +14290,32 @@
       </w:pPr>
     </w:lvl>
   </w:abstractNum>
-  <w:num w:numId="1">
+  <w:num w:numId="1" w16cid:durableId="1408846353">
     <w:abstractNumId w:val="5"/>
   </w:num>
-  <w:num w:numId="2">
+  <w:num w:numId="2" w16cid:durableId="997610425">
     <w:abstractNumId w:val="6"/>
   </w:num>
-  <w:num w:numId="3">
+  <w:num w:numId="3" w16cid:durableId="2094276984">
     <w:abstractNumId w:val="2"/>
   </w:num>
-  <w:num w:numId="4">
+  <w:num w:numId="4" w16cid:durableId="185367374">
     <w:abstractNumId w:val="1"/>
   </w:num>
-  <w:num w:numId="5">
+  <w:num w:numId="5" w16cid:durableId="1728185702">
     <w:abstractNumId w:val="0"/>
   </w:num>
-  <w:num w:numId="6">
+  <w:num w:numId="6" w16cid:durableId="1882550880">
     <w:abstractNumId w:val="3"/>
   </w:num>
-  <w:num w:numId="7">
+  <w:num w:numId="7" w16cid:durableId="1572808555">
     <w:abstractNumId w:val="4"/>
   </w:num>
 </w:numbering>
 </file>
 
 <file path=word/styles.xml><?xml version="1.0" encoding="utf-8"?>
-<w:styles xmlns:mc="http://schemas.openxmlformats.org/markup-compatibility/2006" xmlns:r="http://schemas.openxmlformats.org/officeDocument/2006/relationships" xmlns:w="http://schemas.openxmlformats.org/wordprocessingml/2006/main" xmlns:w14="http://schemas.microsoft.com/office/word/2010/wordml" xmlns:w15="http://schemas.microsoft.com/office/word/2012/wordml" xmlns:w16se="http://schemas.microsoft.com/office/word/2015/wordml/symex" mc:Ignorable="w14 w15 w16se">
+<w:styles xmlns:mc="http://schemas.openxmlformats.org/markup-compatibility/2006" xmlns:r="http://schemas.openxmlformats.org/officeDocument/2006/relationships" xmlns:w="http://schemas.openxmlformats.org/wordprocessingml/2006/main" xmlns:w14="http://schemas.microsoft.com/office/word/2010/wordml" xmlns:w15="http://schemas.microsoft.com/office/word/2012/wordml" xmlns:w16cex="http://schemas.microsoft.com/office/word/2018/wordml/cex" xmlns:w16cid="http://schemas.microsoft.com/office/word/2016/wordml/cid" xmlns:w16="http://schemas.microsoft.com/office/word/2018/wordml" xmlns:w16sdtdh="http://schemas.microsoft.com/office/word/2020/wordml/sdtdatahash" xmlns:w16se="http://schemas.microsoft.com/office/word/2015/wordml/symex" mc:Ignorable="w14 w15 w16se w16cid w16 w16cex w16sdtdh">
   <w:docDefaults>
     <w:rPrDefault>
       <w:rPr>
@@ -12968,7 +14333,7 @@
       </w:pPr>
     </w:pPrDefault>
   </w:docDefaults>
-  <w:latentStyles w:defLockedState="0" w:defUIPriority="99" w:defSemiHidden="0" w:defUnhideWhenUsed="0" w:defQFormat="0" w:count="371">
+  <w:latentStyles w:defLockedState="0" w:defUIPriority="99" w:defSemiHidden="0" w:defUnhideWhenUsed="0" w:defQFormat="0" w:count="376">
     <w:lsdException w:name="Normal" w:uiPriority="0" w:qFormat="1"/>
     <w:lsdException w:name="heading 1" w:uiPriority="9" w:qFormat="1"/>
     <w:lsdException w:name="heading 2" w:semiHidden="1" w:uiPriority="9" w:unhideWhenUsed="1" w:qFormat="1"/>
@@ -13340,6 +14705,11 @@
     <w:lsdException w:name="List Table 5 Dark Accent 6" w:uiPriority="50"/>
     <w:lsdException w:name="List Table 6 Colorful Accent 6" w:uiPriority="51"/>
     <w:lsdException w:name="List Table 7 Colorful Accent 6" w:uiPriority="52"/>
+    <w:lsdException w:name="Mention" w:semiHidden="1" w:unhideWhenUsed="1"/>
+    <w:lsdException w:name="Smart Hyperlink" w:semiHidden="1" w:unhideWhenUsed="1"/>
+    <w:lsdException w:name="Hashtag" w:semiHidden="1" w:unhideWhenUsed="1"/>
+    <w:lsdException w:name="Unresolved Mention" w:semiHidden="1" w:unhideWhenUsed="1"/>
+    <w:lsdException w:name="Smart Link" w:semiHidden="1" w:unhideWhenUsed="1"/>
   </w:latentStyles>
   <w:style w:type="paragraph" w:default="1" w:styleId="Normal">
     <w:name w:val="Normal"/>
@@ -14288,13 +15658,25 @@
       </w:tblCellMar>
     </w:tblPr>
   </w:style>
-  <w:style w:type="character" w:customStyle="1" w:styleId="UnresolvedMention">
+  <w:style w:type="character" w:customStyle="1" w:styleId="MenoPendente2">
+    <w:name w:val="Menção Pendente2"/>
+    <w:basedOn w:val="Fontepargpadro"/>
+    <w:uiPriority w:val="99"/>
+    <w:semiHidden/>
+    <w:unhideWhenUsed/>
+    <w:rsid w:val="00E97F65"/>
+    <w:rPr>
+      <w:color w:val="605E5C"/>
+      <w:shd w:val="clear" w:color="auto" w:fill="E1DFDD"/>
+    </w:rPr>
+  </w:style>
+  <w:style w:type="character" w:styleId="MenoPendente">
     <w:name w:val="Unresolved Mention"/>
     <w:basedOn w:val="Fontepargpadro"/>
     <w:uiPriority w:val="99"/>
     <w:semiHidden/>
     <w:unhideWhenUsed/>
-    <w:rsid w:val="00E97F65"/>
+    <w:rsid w:val="00242663"/>
     <w:rPr>
       <w:color w:val="605E5C"/>
       <w:shd w:val="clear" w:color="auto" w:fill="E1DFDD"/>

--- a/ABNT_TCC_correcao_agosto_comentado.docx
+++ b/ABNT_TCC_correcao_agosto_comentado.docx
@@ -1,6 +1,6 @@
 
 <file path=word/document.xml><?xml version="1.0" encoding="utf-8"?>
-<w:document xmlns:wpc="http://schemas.microsoft.com/office/word/2010/wordprocessingCanvas" xmlns:cx="http://schemas.microsoft.com/office/drawing/2014/chartex" xmlns:cx1="http://schemas.microsoft.com/office/drawing/2015/9/8/chartex" xmlns:cx2="http://schemas.microsoft.com/office/drawing/2015/10/21/chartex" xmlns:cx3="http://schemas.microsoft.com/office/drawing/2016/5/9/chartex" xmlns:cx4="http://schemas.microsoft.com/office/drawing/2016/5/10/chartex" xmlns:cx5="http://schemas.microsoft.com/office/drawing/2016/5/11/chartex" xmlns:cx6="http://schemas.microsoft.com/office/drawing/2016/5/12/chartex" xmlns:cx7="http://schemas.microsoft.com/office/drawing/2016/5/13/chartex" xmlns:cx8="http://schemas.microsoft.com/office/drawing/2016/5/14/chartex" xmlns:mc="http://schemas.openxmlformats.org/markup-compatibility/2006" xmlns:aink="http://schemas.microsoft.com/office/drawing/2016/ink" xmlns:am3d="http://schemas.microsoft.com/office/drawing/2017/model3d" xmlns:o="urn:schemas-microsoft-com:office:office" xmlns:oel="http://schemas.microsoft.com/office/2019/extlst" xmlns:r="http://schemas.openxmlformats.org/officeDocument/2006/relationships" xmlns:m="http://schemas.openxmlformats.org/officeDocument/2006/math" xmlns:v="urn:schemas-microsoft-com:vml" xmlns:wp14="http://schemas.microsoft.com/office/word/2010/wordprocessingDrawing" xmlns:wp="http://schemas.openxmlformats.org/drawingml/2006/wordprocessingDrawing" xmlns:w10="urn:schemas-microsoft-com:office:word" xmlns:w="http://schemas.openxmlformats.org/wordprocessingml/2006/main" xmlns:w14="http://schemas.microsoft.com/office/word/2010/wordml" xmlns:w15="http://schemas.microsoft.com/office/word/2012/wordml" xmlns:w16cex="http://schemas.microsoft.com/office/word/2018/wordml/cex" xmlns:w16cid="http://schemas.microsoft.com/office/word/2016/wordml/cid" xmlns:w16="http://schemas.microsoft.com/office/word/2018/wordml" xmlns:w16sdtdh="http://schemas.microsoft.com/office/word/2020/wordml/sdtdatahash" xmlns:w16se="http://schemas.microsoft.com/office/word/2015/wordml/symex" xmlns:wpg="http://schemas.microsoft.com/office/word/2010/wordprocessingGroup" xmlns:wpi="http://schemas.microsoft.com/office/word/2010/wordprocessingInk" xmlns:wne="http://schemas.microsoft.com/office/word/2006/wordml" xmlns:wps="http://schemas.microsoft.com/office/word/2010/wordprocessingShape" mc:Ignorable="w14 w15 w16se w16cid w16 w16cex w16sdtdh wp14">
+<w:document xmlns:wpc="http://schemas.microsoft.com/office/word/2010/wordprocessingCanvas" xmlns:cx="http://schemas.microsoft.com/office/drawing/2014/chartex" xmlns:mc="http://schemas.openxmlformats.org/markup-compatibility/2006" xmlns:o="urn:schemas-microsoft-com:office:office" xmlns:r="http://schemas.openxmlformats.org/officeDocument/2006/relationships" xmlns:m="http://schemas.openxmlformats.org/officeDocument/2006/math" xmlns:v="urn:schemas-microsoft-com:vml" xmlns:wp14="http://schemas.microsoft.com/office/word/2010/wordprocessingDrawing" xmlns:wp="http://schemas.openxmlformats.org/drawingml/2006/wordprocessingDrawing" xmlns:w10="urn:schemas-microsoft-com:office:word" xmlns:w="http://schemas.openxmlformats.org/wordprocessingml/2006/main" xmlns:w14="http://schemas.microsoft.com/office/word/2010/wordml" xmlns:w15="http://schemas.microsoft.com/office/word/2012/wordml" xmlns:w16se="http://schemas.microsoft.com/office/word/2015/wordml/symex" xmlns:wpg="http://schemas.microsoft.com/office/word/2010/wordprocessingGroup" xmlns:wpi="http://schemas.microsoft.com/office/word/2010/wordprocessingInk" xmlns:wne="http://schemas.microsoft.com/office/word/2006/wordml" xmlns:wps="http://schemas.microsoft.com/office/word/2010/wordprocessingShape" mc:Ignorable="w14 w15 w16se wp14">
   <w:body>
     <w:p>
       <w:pPr>
@@ -22,19 +22,7 @@
           <w:szCs w:val="28"/>
         </w:rPr>
       </w:pPr>
-      <w:sdt>
-        <w:sdtPr>
-          <w:tag w:val="goog_rdk_0"/>
-          <w:id w:val="-1123863619"/>
-          <w:showingPlcHdr/>
-        </w:sdtPr>
-        <w:sdtContent>
-          <w:r>
-            <w:t xml:space="preserve">     </w:t>
-          </w:r>
-          <w:commentRangeStart w:id="0"/>
-        </w:sdtContent>
-      </w:sdt>
+      <w:commentRangeStart w:id="0"/>
       <w:r>
         <w:rPr>
           <w:b/>
@@ -78,10 +66,21 @@
           <w:sz w:val="28"/>
           <w:szCs w:val="28"/>
         </w:rPr>
-        <w:t xml:space="preserve">ETEC </w:t>
-      </w:r>
-      <w:proofErr w:type="spellStart"/>
-      <w:r>
+        <w:t>ETEC PROFª MARIA CRISTINA MEDEIROS</w:t>
+      </w:r>
+    </w:p>
+    <w:p>
+      <w:pPr>
+        <w:pBdr>
+          <w:top w:val="nil"/>
+          <w:left w:val="nil"/>
+          <w:bottom w:val="nil"/>
+          <w:right w:val="nil"/>
+          <w:between w:val="nil"/>
+        </w:pBdr>
+        <w:spacing w:after="0" w:line="240" w:lineRule="auto"/>
+        <w:ind w:firstLine="0"/>
+        <w:jc w:val="center"/>
         <w:rPr>
           <w:b/>
           <w:bCs/>
@@ -89,9 +88,7 @@
           <w:sz w:val="28"/>
           <w:szCs w:val="28"/>
         </w:rPr>
-        <w:t>PROFª</w:t>
-      </w:r>
-      <w:proofErr w:type="spellEnd"/>
+      </w:pPr>
       <w:r>
         <w:rPr>
           <w:b/>
@@ -100,19 +97,19 @@
           <w:sz w:val="28"/>
           <w:szCs w:val="28"/>
         </w:rPr>
-        <w:t xml:space="preserve"> MARIA CRISTINA MEDEIROS</w:t>
-      </w:r>
-    </w:p>
-    <w:p>
-      <w:pPr>
-        <w:pBdr>
-          <w:top w:val="nil"/>
-          <w:left w:val="nil"/>
-          <w:bottom w:val="nil"/>
-          <w:right w:val="nil"/>
-          <w:between w:val="nil"/>
-        </w:pBdr>
-        <w:spacing w:after="0" w:line="240" w:lineRule="auto"/>
+        <w:t>Informática para Internet Integrado ao Ensino Médio</w:t>
+      </w:r>
+    </w:p>
+    <w:p>
+      <w:pPr>
+        <w:pBdr>
+          <w:top w:val="nil"/>
+          <w:left w:val="nil"/>
+          <w:bottom w:val="nil"/>
+          <w:right w:val="nil"/>
+          <w:between w:val="nil"/>
+        </w:pBdr>
+        <w:spacing w:before="1920" w:after="0" w:line="240" w:lineRule="auto"/>
         <w:ind w:firstLine="0"/>
         <w:jc w:val="center"/>
         <w:rPr>
@@ -131,19 +128,19 @@
           <w:sz w:val="28"/>
           <w:szCs w:val="28"/>
         </w:rPr>
-        <w:t>Informática para Internet Integrado ao Ensino Médio</w:t>
-      </w:r>
-    </w:p>
-    <w:p>
-      <w:pPr>
-        <w:pBdr>
-          <w:top w:val="nil"/>
-          <w:left w:val="nil"/>
-          <w:bottom w:val="nil"/>
-          <w:right w:val="nil"/>
-          <w:between w:val="nil"/>
-        </w:pBdr>
-        <w:spacing w:before="1920" w:after="0" w:line="240" w:lineRule="auto"/>
+        <w:t>Arthur Ribeiro Luz</w:t>
+      </w:r>
+    </w:p>
+    <w:p>
+      <w:pPr>
+        <w:pBdr>
+          <w:top w:val="nil"/>
+          <w:left w:val="nil"/>
+          <w:bottom w:val="nil"/>
+          <w:right w:val="nil"/>
+          <w:between w:val="nil"/>
+        </w:pBdr>
+        <w:spacing w:after="0" w:line="240" w:lineRule="auto"/>
         <w:ind w:firstLine="0"/>
         <w:jc w:val="center"/>
         <w:rPr>
@@ -162,7 +159,7 @@
           <w:sz w:val="28"/>
           <w:szCs w:val="28"/>
         </w:rPr>
-        <w:t>Arthur Ribeiro Luz</w:t>
+        <w:t>Caio Oliveira Barreto</w:t>
       </w:r>
     </w:p>
     <w:p>
@@ -193,7 +190,7 @@
           <w:sz w:val="28"/>
           <w:szCs w:val="28"/>
         </w:rPr>
-        <w:t>Caio Oliveira Barreto</w:t>
+        <w:t>Eduardo Luiz Franceliano</w:t>
       </w:r>
     </w:p>
     <w:p>
@@ -224,10 +221,21 @@
           <w:sz w:val="28"/>
           <w:szCs w:val="28"/>
         </w:rPr>
-        <w:t xml:space="preserve">Eduardo Luiz </w:t>
-      </w:r>
-      <w:proofErr w:type="spellStart"/>
-      <w:r>
+        <w:t>Guilherme da Silva Gimenes</w:t>
+      </w:r>
+    </w:p>
+    <w:p>
+      <w:pPr>
+        <w:pBdr>
+          <w:top w:val="nil"/>
+          <w:left w:val="nil"/>
+          <w:bottom w:val="nil"/>
+          <w:right w:val="nil"/>
+          <w:between w:val="nil"/>
+        </w:pBdr>
+        <w:spacing w:after="0" w:line="240" w:lineRule="auto"/>
+        <w:ind w:firstLine="0"/>
+        <w:jc w:val="center"/>
         <w:rPr>
           <w:b/>
           <w:bCs/>
@@ -235,22 +243,8 @@
           <w:sz w:val="28"/>
           <w:szCs w:val="28"/>
         </w:rPr>
-        <w:t>Franceliano</w:t>
-      </w:r>
-      <w:proofErr w:type="spellEnd"/>
-    </w:p>
-    <w:p>
-      <w:pPr>
-        <w:pBdr>
-          <w:top w:val="nil"/>
-          <w:left w:val="nil"/>
-          <w:bottom w:val="nil"/>
-          <w:right w:val="nil"/>
-          <w:between w:val="nil"/>
-        </w:pBdr>
-        <w:spacing w:after="0" w:line="240" w:lineRule="auto"/>
-        <w:ind w:firstLine="0"/>
-        <w:jc w:val="center"/>
+      </w:pPr>
+      <w:r>
         <w:rPr>
           <w:b/>
           <w:bCs/>
@@ -258,8 +252,21 @@
           <w:sz w:val="28"/>
           <w:szCs w:val="28"/>
         </w:rPr>
-      </w:pPr>
-      <w:r>
+        <w:t>João Arthur Rípoli Pereira Nunes</w:t>
+      </w:r>
+    </w:p>
+    <w:p>
+      <w:pPr>
+        <w:pBdr>
+          <w:top w:val="nil"/>
+          <w:left w:val="nil"/>
+          <w:bottom w:val="nil"/>
+          <w:right w:val="nil"/>
+          <w:between w:val="nil"/>
+        </w:pBdr>
+        <w:spacing w:before="2520" w:after="0" w:line="240" w:lineRule="auto"/>
+        <w:ind w:firstLine="0"/>
+        <w:jc w:val="center"/>
         <w:rPr>
           <w:b/>
           <w:bCs/>
@@ -267,21 +274,8 @@
           <w:sz w:val="28"/>
           <w:szCs w:val="28"/>
         </w:rPr>
-        <w:t>Guilherme da Silva Gimenes</w:t>
-      </w:r>
-    </w:p>
-    <w:p>
-      <w:pPr>
-        <w:pBdr>
-          <w:top w:val="nil"/>
-          <w:left w:val="nil"/>
-          <w:bottom w:val="nil"/>
-          <w:right w:val="nil"/>
-          <w:between w:val="nil"/>
-        </w:pBdr>
-        <w:spacing w:after="0" w:line="240" w:lineRule="auto"/>
-        <w:ind w:firstLine="0"/>
-        <w:jc w:val="center"/>
+      </w:pPr>
+      <w:r>
         <w:rPr>
           <w:b/>
           <w:bCs/>
@@ -289,8 +283,21 @@
           <w:sz w:val="28"/>
           <w:szCs w:val="28"/>
         </w:rPr>
-      </w:pPr>
-      <w:r>
+        <w:t>THERMAUTOMATA: Jogo para conscientização sobre poluição, automação e política</w:t>
+      </w:r>
+    </w:p>
+    <w:p>
+      <w:pPr>
+        <w:pBdr>
+          <w:top w:val="nil"/>
+          <w:left w:val="nil"/>
+          <w:bottom w:val="nil"/>
+          <w:right w:val="nil"/>
+          <w:between w:val="nil"/>
+        </w:pBdr>
+        <w:spacing w:before="5640" w:after="0" w:line="240" w:lineRule="auto"/>
+        <w:ind w:firstLine="0"/>
+        <w:jc w:val="center"/>
         <w:rPr>
           <w:b/>
           <w:bCs/>
@@ -298,9 +305,7 @@
           <w:sz w:val="28"/>
           <w:szCs w:val="28"/>
         </w:rPr>
-        <w:t xml:space="preserve">João Arthur </w:t>
-      </w:r>
-      <w:proofErr w:type="spellStart"/>
+      </w:pPr>
       <w:r>
         <w:rPr>
           <w:b/>
@@ -309,10 +314,21 @@
           <w:sz w:val="28"/>
           <w:szCs w:val="28"/>
         </w:rPr>
-        <w:t>Rípoli</w:t>
-      </w:r>
-      <w:proofErr w:type="spellEnd"/>
-      <w:r>
+        <w:t>Ribeirão Pires</w:t>
+      </w:r>
+    </w:p>
+    <w:p>
+      <w:pPr>
+        <w:pBdr>
+          <w:top w:val="nil"/>
+          <w:left w:val="nil"/>
+          <w:bottom w:val="nil"/>
+          <w:right w:val="nil"/>
+          <w:between w:val="nil"/>
+        </w:pBdr>
+        <w:spacing w:after="0" w:line="240" w:lineRule="auto"/>
+        <w:ind w:firstLine="0"/>
+        <w:jc w:val="center"/>
         <w:rPr>
           <w:b/>
           <w:bCs/>
@@ -320,21 +336,8 @@
           <w:sz w:val="28"/>
           <w:szCs w:val="28"/>
         </w:rPr>
-        <w:t xml:space="preserve"> Pereira Nunes</w:t>
-      </w:r>
-    </w:p>
-    <w:p>
-      <w:pPr>
-        <w:pBdr>
-          <w:top w:val="nil"/>
-          <w:left w:val="nil"/>
-          <w:bottom w:val="nil"/>
-          <w:right w:val="nil"/>
-          <w:between w:val="nil"/>
-        </w:pBdr>
-        <w:spacing w:before="2520" w:after="0" w:line="240" w:lineRule="auto"/>
-        <w:ind w:firstLine="0"/>
-        <w:jc w:val="center"/>
+      </w:pPr>
+      <w:r>
         <w:rPr>
           <w:b/>
           <w:bCs/>
@@ -342,28 +345,29 @@
           <w:sz w:val="28"/>
           <w:szCs w:val="28"/>
         </w:rPr>
-      </w:pPr>
-      <w:r>
-        <w:rPr>
-          <w:b/>
-          <w:bCs/>
-          <w:color w:val="000000"/>
+        <w:t>2026</w:t>
+      </w:r>
+    </w:p>
+    <w:p>
+      <w:pPr>
+        <w:rPr>
+          <w:b/>
+          <w:bCs/>
           <w:sz w:val="28"/>
           <w:szCs w:val="28"/>
         </w:rPr>
-        <w:t>THERMAUTOMATA: Jogo para conscientização sobre poluição, automação e política</w:t>
-      </w:r>
-    </w:p>
-    <w:p>
-      <w:pPr>
-        <w:pBdr>
-          <w:top w:val="nil"/>
-          <w:left w:val="nil"/>
-          <w:bottom w:val="nil"/>
-          <w:right w:val="nil"/>
-          <w:between w:val="nil"/>
-        </w:pBdr>
-        <w:spacing w:before="5640" w:after="0" w:line="240" w:lineRule="auto"/>
+      </w:pPr>
+    </w:p>
+    <w:p>
+      <w:pPr>
+        <w:pBdr>
+          <w:top w:val="nil"/>
+          <w:left w:val="nil"/>
+          <w:bottom w:val="nil"/>
+          <w:right w:val="nil"/>
+          <w:between w:val="nil"/>
+        </w:pBdr>
+        <w:spacing w:after="0" w:line="240" w:lineRule="auto"/>
         <w:ind w:firstLine="0"/>
         <w:jc w:val="center"/>
         <w:rPr>
@@ -382,7 +386,7 @@
           <w:sz w:val="28"/>
           <w:szCs w:val="28"/>
         </w:rPr>
-        <w:t>Ribeirão Pires</w:t>
+        <w:t>Arthur Ribeiro Luz</w:t>
       </w:r>
     </w:p>
     <w:p>
@@ -413,31 +417,30 @@
           <w:sz w:val="28"/>
           <w:szCs w:val="28"/>
         </w:rPr>
-        <w:t>2026</w:t>
-      </w:r>
-    </w:p>
-    <w:p>
-      <w:pPr>
-        <w:rPr>
-          <w:b/>
-          <w:bCs/>
+        <w:t>Caio Oliveira Barreto</w:t>
+      </w:r>
+    </w:p>
+    <w:p>
+      <w:pPr>
+        <w:pBdr>
+          <w:top w:val="nil"/>
+          <w:left w:val="nil"/>
+          <w:bottom w:val="nil"/>
+          <w:right w:val="nil"/>
+          <w:between w:val="nil"/>
+        </w:pBdr>
+        <w:spacing w:after="0" w:line="240" w:lineRule="auto"/>
+        <w:ind w:firstLine="0"/>
+        <w:jc w:val="center"/>
+        <w:rPr>
+          <w:b/>
+          <w:bCs/>
+          <w:color w:val="000000"/>
           <w:sz w:val="28"/>
           <w:szCs w:val="28"/>
         </w:rPr>
       </w:pPr>
-    </w:p>
-    <w:p>
-      <w:pPr>
-        <w:pBdr>
-          <w:top w:val="nil"/>
-          <w:left w:val="nil"/>
-          <w:bottom w:val="nil"/>
-          <w:right w:val="nil"/>
-          <w:between w:val="nil"/>
-        </w:pBdr>
-        <w:spacing w:after="0" w:line="240" w:lineRule="auto"/>
-        <w:ind w:firstLine="0"/>
-        <w:jc w:val="center"/>
+      <w:r>
         <w:rPr>
           <w:b/>
           <w:bCs/>
@@ -445,8 +448,21 @@
           <w:sz w:val="28"/>
           <w:szCs w:val="28"/>
         </w:rPr>
-      </w:pPr>
-      <w:r>
+        <w:t>Eduardo Luiz Franceliano</w:t>
+      </w:r>
+    </w:p>
+    <w:p>
+      <w:pPr>
+        <w:pBdr>
+          <w:top w:val="nil"/>
+          <w:left w:val="nil"/>
+          <w:bottom w:val="nil"/>
+          <w:right w:val="nil"/>
+          <w:between w:val="nil"/>
+        </w:pBdr>
+        <w:spacing w:after="0" w:line="240" w:lineRule="auto"/>
+        <w:ind w:firstLine="0"/>
+        <w:jc w:val="center"/>
         <w:rPr>
           <w:b/>
           <w:bCs/>
@@ -454,21 +470,8 @@
           <w:sz w:val="28"/>
           <w:szCs w:val="28"/>
         </w:rPr>
-        <w:t>Arthur Ribeiro Luz</w:t>
-      </w:r>
-    </w:p>
-    <w:p>
-      <w:pPr>
-        <w:pBdr>
-          <w:top w:val="nil"/>
-          <w:left w:val="nil"/>
-          <w:bottom w:val="nil"/>
-          <w:right w:val="nil"/>
-          <w:between w:val="nil"/>
-        </w:pBdr>
-        <w:spacing w:after="0" w:line="240" w:lineRule="auto"/>
-        <w:ind w:firstLine="0"/>
-        <w:jc w:val="center"/>
+      </w:pPr>
+      <w:r>
         <w:rPr>
           <w:b/>
           <w:bCs/>
@@ -476,8 +479,21 @@
           <w:sz w:val="28"/>
           <w:szCs w:val="28"/>
         </w:rPr>
-      </w:pPr>
-      <w:r>
+        <w:t>Guilherme da Silva Gimenes</w:t>
+      </w:r>
+    </w:p>
+    <w:p>
+      <w:pPr>
+        <w:pBdr>
+          <w:top w:val="nil"/>
+          <w:left w:val="nil"/>
+          <w:bottom w:val="nil"/>
+          <w:right w:val="nil"/>
+          <w:between w:val="nil"/>
+        </w:pBdr>
+        <w:spacing w:after="0" w:line="240" w:lineRule="auto"/>
+        <w:ind w:firstLine="0"/>
+        <w:jc w:val="center"/>
         <w:rPr>
           <w:b/>
           <w:bCs/>
@@ -485,21 +501,8 @@
           <w:sz w:val="28"/>
           <w:szCs w:val="28"/>
         </w:rPr>
-        <w:t>Caio Oliveira Barreto</w:t>
-      </w:r>
-    </w:p>
-    <w:p>
-      <w:pPr>
-        <w:pBdr>
-          <w:top w:val="nil"/>
-          <w:left w:val="nil"/>
-          <w:bottom w:val="nil"/>
-          <w:right w:val="nil"/>
-          <w:between w:val="nil"/>
-        </w:pBdr>
-        <w:spacing w:after="0" w:line="240" w:lineRule="auto"/>
-        <w:ind w:firstLine="0"/>
-        <w:jc w:val="center"/>
+      </w:pPr>
+      <w:r>
         <w:rPr>
           <w:b/>
           <w:bCs/>
@@ -507,8 +510,21 @@
           <w:sz w:val="28"/>
           <w:szCs w:val="28"/>
         </w:rPr>
-      </w:pPr>
-      <w:r>
+        <w:t>João Arthur Rípoli Pereira Nunes</w:t>
+      </w:r>
+    </w:p>
+    <w:p>
+      <w:pPr>
+        <w:pBdr>
+          <w:top w:val="nil"/>
+          <w:left w:val="nil"/>
+          <w:bottom w:val="nil"/>
+          <w:right w:val="nil"/>
+          <w:between w:val="nil"/>
+        </w:pBdr>
+        <w:spacing w:before="4920" w:after="0" w:line="240" w:lineRule="auto"/>
+        <w:ind w:firstLine="0"/>
+        <w:jc w:val="center"/>
         <w:rPr>
           <w:b/>
           <w:bCs/>
@@ -516,9 +532,7 @@
           <w:sz w:val="28"/>
           <w:szCs w:val="28"/>
         </w:rPr>
-        <w:t xml:space="preserve">Eduardo Luiz </w:t>
-      </w:r>
-      <w:proofErr w:type="spellStart"/>
+      </w:pPr>
       <w:r>
         <w:rPr>
           <w:b/>
@@ -527,9 +541,65 @@
           <w:sz w:val="28"/>
           <w:szCs w:val="28"/>
         </w:rPr>
-        <w:t>Franceliano</w:t>
-      </w:r>
-      <w:proofErr w:type="spellEnd"/>
+        <w:t>THERMAUTOMATA: Jogo para conscientização sobre poluição, automação e política</w:t>
+      </w:r>
+    </w:p>
+    <w:p>
+      <w:pPr>
+        <w:pBdr>
+          <w:top w:val="nil"/>
+          <w:left w:val="nil"/>
+          <w:bottom w:val="nil"/>
+          <w:right w:val="nil"/>
+          <w:between w:val="nil"/>
+        </w:pBdr>
+        <w:spacing w:before="960" w:after="0" w:line="240" w:lineRule="auto"/>
+        <w:ind w:left="4535" w:firstLine="0"/>
+        <w:rPr>
+          <w:color w:val="000000"/>
+          <w:sz w:val="22"/>
+          <w:szCs w:val="22"/>
+        </w:rPr>
+      </w:pPr>
+      <w:r>
+        <w:rPr>
+          <w:color w:val="000000"/>
+          <w:sz w:val="22"/>
+          <w:szCs w:val="22"/>
+        </w:rPr>
+        <w:t>Trabalho de Conclusão de curso apresentado ao Curso Técnico em Informática para Internet Integrado ao Ensino Médio da ETEC ProfªMaria Cristina Medeiros, orientado pela ProfªMe. Cíntia Maria de Araújo Pinho, como requisito parcial para obtenção do título de técnico em Informática para Internet</w:t>
+      </w:r>
+    </w:p>
+    <w:p>
+      <w:pPr>
+        <w:pBdr>
+          <w:top w:val="nil"/>
+          <w:left w:val="nil"/>
+          <w:bottom w:val="nil"/>
+          <w:right w:val="nil"/>
+          <w:between w:val="nil"/>
+        </w:pBdr>
+        <w:spacing w:before="2880" w:after="0" w:line="240" w:lineRule="auto"/>
+        <w:ind w:firstLine="0"/>
+        <w:jc w:val="center"/>
+        <w:rPr>
+          <w:b/>
+          <w:bCs/>
+          <w:color w:val="000000"/>
+          <w:sz w:val="22"/>
+          <w:szCs w:val="22"/>
+        </w:rPr>
+      </w:pPr>
+      <w:r>
+        <w:rPr>
+          <w:b/>
+          <w:bCs/>
+          <w:color w:val="000000"/>
+          <w:sz w:val="22"/>
+          <w:szCs w:val="22"/>
+        </w:rPr>
+        <w:t>Ribeirão Pires</w:t>
+      </w:r>
     </w:p>
     <w:p>
       <w:pPr>
@@ -559,7 +629,21 @@
           <w:sz w:val="28"/>
           <w:szCs w:val="28"/>
         </w:rPr>
-        <w:t>Guilherme da Silva Gimenes</w:t>
+        <w:t>2026</w:t>
+      </w:r>
+    </w:p>
+    <w:p>
+      <w:r>
+        <w:br w:type="page"/>
+      </w:r>
+      <w:r>
+        <w:lastRenderedPageBreak/>
+        <w:t>Ficha Catalográfica</w:t>
+      </w:r>
+    </w:p>
+    <w:p>
+      <w:r>
+        <w:br w:type="page"/>
       </w:r>
     </w:p>
     <w:p>
@@ -590,10 +674,32 @@
           <w:sz w:val="28"/>
           <w:szCs w:val="28"/>
         </w:rPr>
-        <w:t xml:space="preserve">João Arthur </w:t>
-      </w:r>
-      <w:proofErr w:type="spellStart"/>
-      <w:r>
+        <w:lastRenderedPageBreak/>
+        <w:t>DEDICATÓRIA</w:t>
+      </w:r>
+    </w:p>
+    <w:p>
+      <w:r>
+        <w:t>Aqui vai ficar a dedicatória</w:t>
+      </w:r>
+    </w:p>
+    <w:p>
+      <w:r>
+        <w:br w:type="page"/>
+      </w:r>
+    </w:p>
+    <w:p>
+      <w:pPr>
+        <w:pBdr>
+          <w:top w:val="nil"/>
+          <w:left w:val="nil"/>
+          <w:bottom w:val="nil"/>
+          <w:right w:val="nil"/>
+          <w:between w:val="nil"/>
+        </w:pBdr>
+        <w:spacing w:after="0" w:line="240" w:lineRule="auto"/>
+        <w:ind w:firstLine="0"/>
+        <w:jc w:val="center"/>
         <w:rPr>
           <w:b/>
           <w:bCs/>
@@ -601,9 +707,7 @@
           <w:sz w:val="28"/>
           <w:szCs w:val="28"/>
         </w:rPr>
-        <w:t>Rípoli</w:t>
-      </w:r>
-      <w:proofErr w:type="spellEnd"/>
+      </w:pPr>
       <w:r>
         <w:rPr>
           <w:b/>
@@ -612,19 +716,45 @@
           <w:sz w:val="28"/>
           <w:szCs w:val="28"/>
         </w:rPr>
-        <w:t xml:space="preserve"> Pereira Nunes</w:t>
-      </w:r>
-    </w:p>
-    <w:p>
-      <w:pPr>
-        <w:pBdr>
-          <w:top w:val="nil"/>
-          <w:left w:val="nil"/>
-          <w:bottom w:val="nil"/>
-          <w:right w:val="nil"/>
-          <w:between w:val="nil"/>
-        </w:pBdr>
-        <w:spacing w:before="4920" w:after="0" w:line="240" w:lineRule="auto"/>
+        <w:lastRenderedPageBreak/>
+        <w:t>AGRADECIMENTOS</w:t>
+      </w:r>
+    </w:p>
+    <w:p>
+      <w:r>
+        <w:t>Aqui vai ficar os agradecimentos</w:t>
+      </w:r>
+    </w:p>
+    <w:p>
+      <w:r>
+        <w:br w:type="page"/>
+      </w:r>
+    </w:p>
+    <w:p/>
+    <w:p>
+      <w:pPr>
+        <w:spacing w:before="12600"/>
+      </w:pPr>
+      <w:r>
+        <w:t>Frase</w:t>
+      </w:r>
+    </w:p>
+    <w:p>
+      <w:r>
+        <w:t>Autor</w:t>
+      </w:r>
+    </w:p>
+    <w:p/>
+    <w:p>
+      <w:pPr>
+        <w:pBdr>
+          <w:top w:val="nil"/>
+          <w:left w:val="nil"/>
+          <w:bottom w:val="nil"/>
+          <w:right w:val="nil"/>
+          <w:between w:val="nil"/>
+        </w:pBdr>
+        <w:spacing w:after="0" w:line="240" w:lineRule="auto"/>
         <w:ind w:firstLine="0"/>
         <w:jc w:val="center"/>
         <w:rPr>
@@ -643,100 +773,17 @@
           <w:sz w:val="28"/>
           <w:szCs w:val="28"/>
         </w:rPr>
-        <w:t>THERMAUTOMATA: Jogo para conscientização sobre poluição, automação e política</w:t>
-      </w:r>
-    </w:p>
-    <w:p>
-      <w:pPr>
-        <w:pBdr>
-          <w:top w:val="nil"/>
-          <w:left w:val="nil"/>
-          <w:bottom w:val="nil"/>
-          <w:right w:val="nil"/>
-          <w:between w:val="nil"/>
-        </w:pBdr>
-        <w:spacing w:before="960" w:after="0" w:line="240" w:lineRule="auto"/>
-        <w:ind w:left="4535" w:firstLine="0"/>
-        <w:rPr>
-          <w:color w:val="000000"/>
-          <w:sz w:val="22"/>
-          <w:szCs w:val="22"/>
-        </w:rPr>
-      </w:pPr>
-      <w:r>
-        <w:rPr>
-          <w:color w:val="000000"/>
-          <w:sz w:val="22"/>
-          <w:szCs w:val="22"/>
-        </w:rPr>
-        <w:t xml:space="preserve">Trabalho de Conclusão de curso apresentado ao Curso Técnico em Informática para Internet Integrado ao Ensino Médio da ETEC </w:t>
-      </w:r>
-      <w:proofErr w:type="spellStart"/>
-      <w:r>
-        <w:rPr>
-          <w:color w:val="000000"/>
-          <w:sz w:val="22"/>
-          <w:szCs w:val="22"/>
-        </w:rPr>
-        <w:t>ProfªMaria</w:t>
-      </w:r>
-      <w:proofErr w:type="spellEnd"/>
-      <w:r>
-        <w:rPr>
-          <w:color w:val="000000"/>
-          <w:sz w:val="22"/>
-          <w:szCs w:val="22"/>
-        </w:rPr>
-        <w:t xml:space="preserve"> Cristina Medeiros, orientado pela </w:t>
-      </w:r>
-      <w:proofErr w:type="spellStart"/>
-      <w:r>
-        <w:rPr>
-          <w:color w:val="000000"/>
-          <w:sz w:val="22"/>
-          <w:szCs w:val="22"/>
-        </w:rPr>
-        <w:t>ProfªMe</w:t>
-      </w:r>
-      <w:proofErr w:type="spellEnd"/>
-      <w:r>
-        <w:rPr>
-          <w:color w:val="000000"/>
-          <w:sz w:val="22"/>
-          <w:szCs w:val="22"/>
-        </w:rPr>
-        <w:t>. Cíntia Maria de Araújo Pinho, como requisito parcial para obtenção do título de técnico em Informática para Internet</w:t>
-      </w:r>
-    </w:p>
-    <w:p>
-      <w:pPr>
-        <w:pBdr>
-          <w:top w:val="nil"/>
-          <w:left w:val="nil"/>
-          <w:bottom w:val="nil"/>
-          <w:right w:val="nil"/>
-          <w:between w:val="nil"/>
-        </w:pBdr>
-        <w:spacing w:before="2880" w:after="0" w:line="240" w:lineRule="auto"/>
-        <w:ind w:firstLine="0"/>
-        <w:jc w:val="center"/>
-        <w:rPr>
-          <w:b/>
-          <w:bCs/>
-          <w:color w:val="000000"/>
-          <w:sz w:val="22"/>
-          <w:szCs w:val="22"/>
-        </w:rPr>
-      </w:pPr>
-      <w:r>
-        <w:rPr>
-          <w:b/>
-          <w:bCs/>
-          <w:color w:val="000000"/>
-          <w:sz w:val="22"/>
-          <w:szCs w:val="22"/>
-        </w:rPr>
-        <w:t>Ribeirão Pires</w:t>
+        <w:t>RESUMO</w:t>
+      </w:r>
+    </w:p>
+    <w:p>
+      <w:r>
+        <w:t>Aqui jaz o resumo</w:t>
+      </w:r>
+    </w:p>
+    <w:p>
+      <w:r>
+        <w:br w:type="page"/>
       </w:r>
     </w:p>
     <w:p>
@@ -767,209 +814,14 @@
           <w:sz w:val="28"/>
           <w:szCs w:val="28"/>
         </w:rPr>
-        <w:t>2026</w:t>
-      </w:r>
-    </w:p>
-    <w:p>
-      <w:r>
-        <w:br w:type="page"/>
-      </w:r>
-      <w:r>
-        <w:lastRenderedPageBreak/>
-        <w:t>Ficha Catalográfica</w:t>
-      </w:r>
-    </w:p>
-    <w:p>
-      <w:r>
-        <w:br w:type="page"/>
-      </w:r>
-    </w:p>
-    <w:p>
-      <w:pPr>
-        <w:pBdr>
-          <w:top w:val="nil"/>
-          <w:left w:val="nil"/>
-          <w:bottom w:val="nil"/>
-          <w:right w:val="nil"/>
-          <w:between w:val="nil"/>
-        </w:pBdr>
-        <w:spacing w:after="0" w:line="240" w:lineRule="auto"/>
-        <w:ind w:firstLine="0"/>
-        <w:jc w:val="center"/>
-        <w:rPr>
-          <w:b/>
-          <w:bCs/>
-          <w:color w:val="000000"/>
-          <w:sz w:val="28"/>
-          <w:szCs w:val="28"/>
-        </w:rPr>
-      </w:pPr>
-      <w:r>
-        <w:rPr>
-          <w:b/>
-          <w:bCs/>
-          <w:color w:val="000000"/>
-          <w:sz w:val="28"/>
-          <w:szCs w:val="28"/>
-        </w:rPr>
-        <w:lastRenderedPageBreak/>
-        <w:t>DEDICATÓRIA</w:t>
-      </w:r>
-    </w:p>
-    <w:p>
-      <w:r>
-        <w:t>Aqui vai ficar a dedicatória</w:t>
-      </w:r>
-    </w:p>
-    <w:p>
-      <w:r>
-        <w:br w:type="page"/>
-      </w:r>
-    </w:p>
-    <w:p>
-      <w:pPr>
-        <w:pBdr>
-          <w:top w:val="nil"/>
-          <w:left w:val="nil"/>
-          <w:bottom w:val="nil"/>
-          <w:right w:val="nil"/>
-          <w:between w:val="nil"/>
-        </w:pBdr>
-        <w:spacing w:after="0" w:line="240" w:lineRule="auto"/>
-        <w:ind w:firstLine="0"/>
-        <w:jc w:val="center"/>
-        <w:rPr>
-          <w:b/>
-          <w:bCs/>
-          <w:color w:val="000000"/>
-          <w:sz w:val="28"/>
-          <w:szCs w:val="28"/>
-        </w:rPr>
-      </w:pPr>
-      <w:r>
-        <w:rPr>
-          <w:b/>
-          <w:bCs/>
-          <w:color w:val="000000"/>
-          <w:sz w:val="28"/>
-          <w:szCs w:val="28"/>
-        </w:rPr>
-        <w:lastRenderedPageBreak/>
-        <w:t>AGRADECIMENTOS</w:t>
-      </w:r>
-    </w:p>
-    <w:p>
-      <w:r>
-        <w:t>Aqui vai ficar os agradecimentos</w:t>
-      </w:r>
-    </w:p>
-    <w:p>
-      <w:r>
-        <w:br w:type="page"/>
-      </w:r>
-    </w:p>
-    <w:p/>
-    <w:p>
-      <w:pPr>
-        <w:spacing w:before="12600"/>
-      </w:pPr>
-      <w:r>
-        <w:t>Frase</w:t>
-      </w:r>
-    </w:p>
-    <w:p>
-      <w:r>
-        <w:t>Autor</w:t>
-      </w:r>
-    </w:p>
-    <w:p/>
-    <w:p>
-      <w:pPr>
-        <w:pBdr>
-          <w:top w:val="nil"/>
-          <w:left w:val="nil"/>
-          <w:bottom w:val="nil"/>
-          <w:right w:val="nil"/>
-          <w:between w:val="nil"/>
-        </w:pBdr>
-        <w:spacing w:after="0" w:line="240" w:lineRule="auto"/>
-        <w:ind w:firstLine="0"/>
-        <w:jc w:val="center"/>
-        <w:rPr>
-          <w:b/>
-          <w:bCs/>
-          <w:color w:val="000000"/>
-          <w:sz w:val="28"/>
-          <w:szCs w:val="28"/>
-        </w:rPr>
-      </w:pPr>
-      <w:r>
-        <w:rPr>
-          <w:b/>
-          <w:bCs/>
-          <w:color w:val="000000"/>
-          <w:sz w:val="28"/>
-          <w:szCs w:val="28"/>
-        </w:rPr>
-        <w:t>RESUMO</w:t>
-      </w:r>
-    </w:p>
-    <w:p>
-      <w:r>
-        <w:t>Aqui jaz o resumo</w:t>
-      </w:r>
-    </w:p>
-    <w:p>
-      <w:r>
-        <w:br w:type="page"/>
-      </w:r>
-    </w:p>
-    <w:p>
-      <w:pPr>
-        <w:pBdr>
-          <w:top w:val="nil"/>
-          <w:left w:val="nil"/>
-          <w:bottom w:val="nil"/>
-          <w:right w:val="nil"/>
-          <w:between w:val="nil"/>
-        </w:pBdr>
-        <w:spacing w:after="0" w:line="240" w:lineRule="auto"/>
-        <w:ind w:firstLine="0"/>
-        <w:jc w:val="center"/>
-        <w:rPr>
-          <w:b/>
-          <w:bCs/>
-          <w:color w:val="000000"/>
-          <w:sz w:val="28"/>
-          <w:szCs w:val="28"/>
-        </w:rPr>
-      </w:pPr>
-      <w:r>
-        <w:rPr>
-          <w:b/>
-          <w:bCs/>
-          <w:color w:val="000000"/>
-          <w:sz w:val="28"/>
-          <w:szCs w:val="28"/>
-        </w:rPr>
         <w:lastRenderedPageBreak/>
         <w:t>ABSTRACT</w:t>
       </w:r>
     </w:p>
     <w:p>
-      <w:proofErr w:type="spellStart"/>
-      <w:r>
-        <w:t>Resumation</w:t>
-      </w:r>
-      <w:proofErr w:type="spellEnd"/>
-      <w:r>
-        <w:t xml:space="preserve"> em </w:t>
-      </w:r>
-      <w:proofErr w:type="spellStart"/>
-      <w:r>
-        <w:t>engrish</w:t>
-      </w:r>
-      <w:proofErr w:type="spellEnd"/>
+      <w:r>
+        <w:t>Resumation em engrish</w:t>
+      </w:r>
     </w:p>
     <w:p>
       <w:r>
@@ -1495,100 +1347,6 @@
         </w:sdtPr>
         <w:sdtContent>
           <w:commentRangeStart w:id="1"/>
-        </w:sdtContent>
-      </w:sdt>
-      <w:r>
-        <w:rPr>
-          <w:highlight w:val="yellow"/>
-        </w:rPr>
-        <w:t xml:space="preserve">No contexto atual da sociedade, observa-se um período de rápidas transformações impulsionadas pelos avanços tecnológicos e pela crescente automação dos processos produtivos e urbanos. Essas mudanças trazem diversos benefícios para as cidades, que se tornam mais inteligentes, eficientes e sustentáveis por meio da adoção de novas tecnologias. Além disso, tais avanços impactam diretamente a economia, favorecendo o surgimento de novas indústrias, a criação de oportunidades de emprego e a atração de investimentos para diferentes regiões </w:t>
-      </w:r>
-      <w:r>
-        <w:t>(</w:t>
-      </w:r>
-      <w:proofErr w:type="spellStart"/>
-      <w:r>
-        <w:rPr>
-          <w:rFonts w:ascii="Calibri" w:eastAsia="Calibri" w:hAnsi="Calibri" w:cs="Calibri"/>
-          <w:sz w:val="27"/>
-          <w:szCs w:val="27"/>
-        </w:rPr>
-        <w:t>Maestrovirtuale</w:t>
-      </w:r>
-      <w:proofErr w:type="spellEnd"/>
-      <w:r>
-        <w:t xml:space="preserve">, 2024). </w:t>
-      </w:r>
-    </w:p>
-    <w:p>
-      <w:pPr>
-        <w:rPr>
-          <w:highlight w:val="yellow"/>
-        </w:rPr>
-      </w:pPr>
-      <w:r>
-        <w:rPr>
-          <w:highlight w:val="yellow"/>
-        </w:rPr>
-        <w:t xml:space="preserve">Entretanto, apesar dos benefícios proporcionados pelo desenvolvimento tecnológico, também surgem desafios relacionados à elevada demanda por energia, água e matérias-primas necessárias para a implementação e manutenção dessas inovações. De acordo com o World Economic </w:t>
-      </w:r>
-      <w:proofErr w:type="spellStart"/>
-      <w:r>
-        <w:rPr>
-          <w:highlight w:val="yellow"/>
-        </w:rPr>
-        <w:t>Forum</w:t>
-      </w:r>
-      <w:proofErr w:type="spellEnd"/>
-      <w:r>
-        <w:rPr>
-          <w:highlight w:val="yellow"/>
-        </w:rPr>
-        <w:t xml:space="preserve">, embora as cidades ocupem aproximadamente 2% da superfície terrestre, elas são responsáveis pelo consumo de mais de 75% dos recursos naturais do planeta </w:t>
-      </w:r>
-      <w:r>
-        <w:rPr>
-          <w:highlight w:val="yellow"/>
-        </w:rPr>
-        <w:t>(</w:t>
-      </w:r>
-      <w:proofErr w:type="spellStart"/>
-      <w:r>
-        <w:rPr>
-          <w:rFonts w:ascii="Calibri" w:eastAsia="Calibri" w:hAnsi="Calibri" w:cs="Calibri"/>
-          <w:sz w:val="27"/>
-          <w:szCs w:val="27"/>
-          <w:highlight w:val="yellow"/>
-        </w:rPr>
-        <w:t>Venditti</w:t>
-      </w:r>
-      <w:proofErr w:type="spellEnd"/>
-      <w:r>
-        <w:rPr>
-          <w:highlight w:val="yellow"/>
-        </w:rPr>
-        <w:t>, 202</w:t>
-      </w:r>
-      <w:r>
-        <w:rPr>
-          <w:highlight w:val="yellow"/>
-        </w:rPr>
-        <w:t>2</w:t>
-      </w:r>
-      <w:r>
-        <w:rPr>
-          <w:highlight w:val="yellow"/>
-        </w:rPr>
-        <w:t xml:space="preserve">). </w:t>
-      </w:r>
-    </w:p>
-    <w:p>
-      <w:sdt>
-        <w:sdtPr>
-          <w:tag w:val="goog_rdk_2"/>
-          <w:id w:val="1335637430"/>
-        </w:sdtPr>
-        <w:sdtContent>
           <w:commentRangeStart w:id="2"/>
         </w:sdtContent>
       </w:sdt>
@@ -1596,6 +1354,87 @@
         <w:rPr>
           <w:highlight w:val="yellow"/>
         </w:rPr>
+        <w:t xml:space="preserve">No contexto atual da sociedade, observa-se um período de rápidas transformações impulsionadas pelos avanços tecnológicos e pela crescente automação dos processos produtivos e urbanos. Essas mudanças trazem diversos benefícios para as cidades, que se tornam mais inteligentes, eficientes e sustentáveis por meio da adoção de novas tecnologias. Além disso, tais avanços impactam diretamente a economia, favorecendo o surgimento de novas indústrias, a criação de oportunidades de emprego e a atração de investimentos para diferentes regiões </w:t>
+      </w:r>
+      <w:r>
+        <w:t>(</w:t>
+      </w:r>
+      <w:r>
+        <w:rPr>
+          <w:rFonts w:ascii="Calibri" w:eastAsia="Calibri" w:hAnsi="Calibri" w:cs="Calibri"/>
+          <w:sz w:val="27"/>
+          <w:szCs w:val="27"/>
+        </w:rPr>
+        <w:t>Maestrovirtuale</w:t>
+      </w:r>
+      <w:r>
+        <w:t xml:space="preserve">, 2024). </w:t>
+      </w:r>
+    </w:p>
+    <w:p>
+      <w:pPr>
+        <w:rPr>
+          <w:highlight w:val="yellow"/>
+        </w:rPr>
+      </w:pPr>
+      <w:r>
+        <w:rPr>
+          <w:highlight w:val="yellow"/>
+        </w:rPr>
+        <w:t xml:space="preserve">Entretanto, apesar dos benefícios proporcionados pelo desenvolvimento tecnológico, também surgem desafios relacionados à elevada demanda por energia, água e matérias-primas necessárias para a implementação e manutenção dessas inovações. De acordo com o World Economic Forum, embora as cidades ocupem aproximadamente 2% da superfície terrestre, elas são responsáveis pelo consumo de mais de 75% dos recursos naturais do planeta </w:t>
+      </w:r>
+      <w:r>
+        <w:rPr>
+          <w:highlight w:val="yellow"/>
+        </w:rPr>
+        <w:t>(</w:t>
+      </w:r>
+      <w:r>
+        <w:rPr>
+          <w:rFonts w:ascii="Calibri" w:eastAsia="Calibri" w:hAnsi="Calibri" w:cs="Calibri"/>
+          <w:sz w:val="27"/>
+          <w:szCs w:val="27"/>
+          <w:highlight w:val="yellow"/>
+        </w:rPr>
+        <w:t>Venditti</w:t>
+      </w:r>
+      <w:r>
+        <w:rPr>
+          <w:highlight w:val="yellow"/>
+        </w:rPr>
+        <w:t>, 202</w:t>
+      </w:r>
+      <w:r>
+        <w:rPr>
+          <w:highlight w:val="yellow"/>
+        </w:rPr>
+        <w:t>2</w:t>
+      </w:r>
+      <w:r>
+        <w:rPr>
+          <w:highlight w:val="yellow"/>
+        </w:rPr>
+        <w:t xml:space="preserve">). </w:t>
+      </w:r>
+    </w:p>
+    <w:p>
+      <w:pPr>
+        <w:ind w:firstLine="0"/>
+        <w:rPr>
+          <w:highlight w:val="yellow"/>
+        </w:rPr>
+      </w:pPr>
+      <w:r>
+        <w:rPr>
+          <w:highlight w:val="yellow"/>
+        </w:rPr>
+        <w:tab/>
+      </w:r>
+      <w:commentRangeStart w:id="3"/>
+      <w:r>
+        <w:rPr>
+          <w:highlight w:val="yellow"/>
+        </w:rPr>
         <w:t>Nesse contexto, os Objetivos de Desenvolvimento Sustentável (ODS) da Organização das Nações Unidas destacam a necessidade de repensar modelos de infraestrutura, urbanização e consumo, especialmente por meio das ODS 9, 11 e 12, que promovem a inovação sustentável, o desenvolvimento de cidades resilientes e a adoção de padrões responsáveis de produção e consumo.</w:t>
       </w:r>
       <w:commentRangeEnd w:id="1"/>
@@ -1603,8 +1442,70 @@
         <w:commentReference w:id="1"/>
       </w:r>
       <w:commentRangeEnd w:id="2"/>
-      <w:r>
+      <w:commentRangeEnd w:id="3"/>
+      <w:r>
+        <w:t xml:space="preserve"> </w:t>
+      </w:r>
+      <w:r>
+        <w:rPr>
+          <w:highlight w:val="yellow"/>
+        </w:rPr>
+        <w:t>(Organização das Nações Unidas, s.d.)</w:t>
+      </w:r>
+      <w:r>
+        <w:rPr>
+          <w:highlight w:val="yellow"/>
+        </w:rPr>
+        <w:t>.</w:t>
+      </w:r>
+    </w:p>
+    <w:p>
+      <w:pPr>
+        <w:rPr>
+          <w:highlight w:val="yellow"/>
+        </w:rPr>
+      </w:pPr>
+      <w:r>
+        <w:rPr>
+          <w:rStyle w:val="Refdecomentrio"/>
+          <w:highlight w:val="yellow"/>
+        </w:rPr>
         <w:commentReference w:id="2"/>
+      </w:r>
+      <w:r>
+        <w:rPr>
+          <w:highlight w:val="yellow"/>
+        </w:rPr>
+        <w:t>Apesar da relevância desses temas, sua abordagem exige estratégias educativas que aproximem os desafios da sustentabilidade da realidade dos jovens, visto que esses são temas que por si só, isolados, acabam por não serem tão atrativos aos jovens. Programas de educação ambiental podem contribuir para o desenvolvimento juvenil por meio de atividades práticas, experiências participativas e conexões com situações cotidianas. Dessa forma, torna-se importante buscar abordagens que estimulem o envolvimento dos jovens e favoreçam a compreensão dos impactos das ações humanas no ambiente.</w:t>
+      </w:r>
+      <w:r>
+        <w:rPr>
+          <w:highlight w:val="yellow"/>
+        </w:rPr>
+        <w:t xml:space="preserve"> (Gee, 2003).</w:t>
+      </w:r>
+    </w:p>
+    <w:p>
+      <w:r>
+        <w:rPr>
+          <w:highlight w:val="yellow"/>
+        </w:rPr>
+        <w:t xml:space="preserve">Nesse contexto, os jogos digitais apresentam-se como uma alternativa para promover a aprendizagem por meio da interação, permitindo que os jogadores enfrentem desafios, resolvam problemas e compreendam diferentes situações. Os </w:t>
+      </w:r>
+      <w:r>
+        <w:rPr>
+          <w:highlight w:val="yellow"/>
+        </w:rPr>
+        <w:lastRenderedPageBreak/>
+        <w:t>jogos podem favorecer a construção do conhecimento ao proporcionar experiências de aprendizagem baseadas na participação ativa e na resolução de problemas. A partir dessa perspectiva, surgiu o Thermautomata, um jogo desenvolvido para abordar questões relacionadas à sustentabilidade e à inovação, utilizando a simulação interativa como recurso para estimular a conscientização e o pensamento crítico dos jogadores.</w:t>
+      </w:r>
+      <w:r>
+        <w:t xml:space="preserve"> (Ardoin; et al, 2022)</w:t>
+      </w:r>
+    </w:p>
+    <w:p>
+      <w:r>
+        <w:commentReference w:id="3"/>
       </w:r>
     </w:p>
     <w:p/>
@@ -1635,97 +1536,70 @@
         <w:rPr>
           <w:highlight w:val="yellow"/>
         </w:rPr>
+        <w:t>(Purcs, 2025)</w:t>
+      </w:r>
+      <w:r>
+        <w:t>. Como consequência, surgem impactos ambientais significativos, como a poluição, o aumento de resíduos e o esgotamento de recursos naturais, além do agravamento das desigualdades associadas aos padrões de produção e consumo (Programa das Nações Unidas para o Meio Ambiente, 2024).</w:t>
+      </w:r>
+    </w:p>
+    <w:p>
+      <w:r>
+        <w:t>Paralelamente, esse contexto evidencia uma dificuldade generalizada da população em compreender os mecanismos políticos e econômicos que sustentam essas práticas. A ausência de uma educação crítica limita o entendimento sobre os sistemas de produção, consumo e organização social, dificultando a participação cidadã e a mobilização por mudanças estruturais (</w:t>
+      </w:r>
+      <w:r>
+        <w:t>Costa</w:t>
+      </w:r>
+      <w:r>
+        <w:t>, 2024). A falta de consciência política, entendida como a capacidade de analisar criticamente as estruturas de poder e suas implicações, reduz o engajamento democrático e enfraquece a construção de uma sociedade mais justa e participativa (</w:t>
+      </w:r>
+      <w:r>
+        <w:t>Costa</w:t>
+      </w:r>
+      <w:r>
+        <w:t>, 2024).</w:t>
+      </w:r>
+    </w:p>
+    <w:p>
+      <w:r>
+        <w:t xml:space="preserve">Além disso, as transformações tecnológicas, como a automação, a inteligência artificial e o avanço das plataformas digitais, intensificam esses desafios contemporâneos. Embora contribuam para o aumento da produtividade, da eficiência e da flexibilidade nas relações de trabalho, esses avanços também geram impactos </w:t>
+      </w:r>
+      <w:r>
+        <w:lastRenderedPageBreak/>
+        <w:t>sociais significativos, como o desemprego estrutural decorrente da substituição de atividades humanas por máquinas, a precarização dos vínculos empregatícios e o aumento da informalidade. Ademais, a dificuldade de adaptação das legislações trabalhistas aos novos modelos de trabalho evidencia a necessidade de políticas públicas e estratégias que acompanhem essas mudanças. Acarretando em um impacto econômico direto, desvalorizando o trabalhador e gerando uma bolha instável e imperceptivel no mercado global, impossibilitando o poder de compra do cidadão médio. Nesse contexto, tais transformações não afetam apenas o mercado de trabalho, mas também influenciam diretamente as dinâmicas de consumo, a organização social e o desenvolvimento urbano, exigindo uma compreensão mais ampla e integrada da sociedade (Barbosa; Delegá, 2023).</w:t>
+      </w:r>
+    </w:p>
+    <w:p>
+      <w:r>
+        <w:t xml:space="preserve">Nesse sentido, o planejamento urbano surge como um elemento fundamental para enfrentar essas questões, ao propor estratégias que organizam o crescimento das cidades de forma sustentável, equilibrando desenvolvimento econômico, preservação ambiental e bem-estar social. Além disso, destaca-se a importância da participação cidadã nesse processo, garantindo decisões mais inclusivas e alinhadas às necessidades da população </w:t>
+      </w:r>
+      <w:r>
+        <w:rPr>
+          <w:highlight w:val="yellow"/>
+        </w:rPr>
         <w:t>(</w:t>
       </w:r>
-      <w:proofErr w:type="spellStart"/>
-      <w:r>
-        <w:rPr>
-          <w:highlight w:val="yellow"/>
-        </w:rPr>
-        <w:t>Purcs</w:t>
-      </w:r>
-      <w:proofErr w:type="spellEnd"/>
-      <w:r>
-        <w:rPr>
-          <w:highlight w:val="yellow"/>
-        </w:rPr>
-        <w:t>, 2025)</w:t>
-      </w:r>
-      <w:r>
-        <w:t xml:space="preserve">. Como consequência, surgem impactos ambientais significativos, como a poluição, o aumento de resíduos e o esgotamento de recursos naturais, além do </w:t>
+      <w:r>
+        <w:t>Martinez, 2025).</w:t>
+      </w:r>
+    </w:p>
+    <w:p>
+      <w:pPr>
+        <w:spacing w:before="240" w:after="240"/>
+      </w:pPr>
+      <w:r>
+        <w:t xml:space="preserve">Apesar da relevância dessas questões, ainda há pouco investimento em estratégias educacionais que abordem de forma acessível e interativa a relação entre avanço tecnológico, expansão urbana e preservação ambiental, principalmente em escolas onde educariam os mais jovens desde cedo. Grande parte das iniciativas voltadas ao uso de tecnologias digitais prioriza o entretenimento ou a eficiência técnica, sem explorar plenamente seu potencial para promover a conscientização crítica sobre os impactos dessas transformações. Além disso, a própria dificuldade de integração efetiva das tecnologias no contexto educacional limita o desenvolvimento de práticas pedagógicas inovadoras e acessíveis (Salvatierra, 2023). </w:t>
+      </w:r>
+    </w:p>
+    <w:p>
+      <w:pPr>
+        <w:spacing w:before="240" w:after="240"/>
+      </w:pPr>
+      <w:r>
+        <w:t xml:space="preserve">No contexto apresentado, observa-se a necessidade de desenvolver abordagens que integrem elementos educativos a experiências interativas, permitindo que os indivíduos compreendam, de forma prática, as consequências de decisões relacionadas ao uso dos recursos, à urbanização e à automação. Dessa forma, torna-se possível contribuir para o desenvolvimento do pensamento crítico e da consciência socioambiental, em consonância com os Objetivos de Desenvolvimento Sustentável, </w:t>
       </w:r>
       <w:r>
         <w:lastRenderedPageBreak/>
-        <w:t>agravamento das desigualdades associadas aos padrões de produção e consumo (Programa das Nações Unidas para o Meio Ambiente, 2024).</w:t>
-      </w:r>
-    </w:p>
-    <w:p>
-      <w:r>
-        <w:t>Paralelamente, esse contexto evidencia uma dificuldade generalizada da população em compreender os mecanismos políticos e econômicos que sustentam essas práticas. A ausência de uma educação crítica limita o entendimento sobre os sistemas de produção, consumo e organização social, dificultando a participação cidadã e a mobilização por mudanças estruturais (</w:t>
-      </w:r>
-      <w:r>
-        <w:t>Costa</w:t>
-      </w:r>
-      <w:r>
-        <w:t>, 2024). A falta de consciência política, entendida como a capacidade de analisar criticamente as estruturas de poder e suas implicações, reduz o engajamento democrático e enfraquece a construção de uma sociedade mais justa e participativa (</w:t>
-      </w:r>
-      <w:r>
-        <w:t>Costa</w:t>
-      </w:r>
-      <w:r>
-        <w:t>, 2024).</w:t>
-      </w:r>
-    </w:p>
-    <w:p>
-      <w:r>
-        <w:t xml:space="preserve">Além disso, as transformações tecnológicas, como a automação, a inteligência artificial e o avanço das plataformas digitais, intensificam esses desafios contemporâneos. Embora contribuam para o aumento da produtividade, da eficiência e da flexibilidade nas relações de trabalho, esses avanços também geram impactos sociais significativos, como o desemprego estrutural decorrente da substituição de atividades humanas por máquinas, a precarização dos vínculos empregatícios e o aumento da informalidade. Ademais, a dificuldade de adaptação das legislações trabalhistas aos novos modelos de trabalho evidencia a necessidade de políticas públicas e estratégias que acompanhem essas mudanças. Acarretando em um impacto econômico direto, desvalorizando o trabalhador e gerando uma bolha instável e </w:t>
-      </w:r>
-      <w:proofErr w:type="spellStart"/>
-      <w:r>
-        <w:t>imperceptivel</w:t>
-      </w:r>
-      <w:proofErr w:type="spellEnd"/>
-      <w:r>
-        <w:t xml:space="preserve"> no mercado global, impossibilitando o poder de compra do cidadão médio. Nesse contexto, tais transformações não afetam apenas o mercado de trabalho, mas também influenciam diretamente as dinâmicas de consumo, a organização social e o desenvolvimento urbano, exigindo uma compreensão mais ampla e integrada da sociedade (Barbosa; </w:t>
-      </w:r>
-      <w:proofErr w:type="spellStart"/>
-      <w:r>
-        <w:t>Delegá</w:t>
-      </w:r>
-      <w:proofErr w:type="spellEnd"/>
-      <w:r>
-        <w:t>, 2023).</w:t>
-      </w:r>
-    </w:p>
-    <w:p>
-      <w:r>
-        <w:t xml:space="preserve">Nesse sentido, o planejamento urbano surge como um elemento fundamental para enfrentar essas questões, ao propor estratégias que organizam o crescimento das cidades de forma sustentável, equilibrando desenvolvimento econômico, preservação ambiental e bem-estar social. Além disso, destaca-se a importância da participação cidadã nesse processo, garantindo decisões mais inclusivas e alinhadas às necessidades da população </w:t>
-      </w:r>
-      <w:r>
-        <w:rPr>
-          <w:highlight w:val="yellow"/>
-        </w:rPr>
-        <w:t>(</w:t>
-      </w:r>
-      <w:r>
-        <w:t>Martinez, 2025).</w:t>
-      </w:r>
-    </w:p>
-    <w:p>
-      <w:pPr>
-        <w:spacing w:before="240" w:after="240"/>
-      </w:pPr>
-      <w:r>
-        <w:lastRenderedPageBreak/>
-        <w:t xml:space="preserve">Apesar da relevância dessas questões, ainda há pouco investimento em estratégias educacionais que abordem de forma acessível e interativa a relação entre avanço tecnológico, expansão urbana e preservação ambiental, principalmente em escolas onde educariam os mais jovens desde cedo. Grande parte das iniciativas voltadas ao uso de tecnologias digitais prioriza o entretenimento ou a eficiência técnica, sem explorar plenamente seu potencial para promover a conscientização crítica sobre os impactos dessas transformações. Além disso, a própria dificuldade de integração efetiva das tecnologias no contexto educacional limita o desenvolvimento de práticas pedagógicas inovadoras e acessíveis (Salvatierra, 2023). </w:t>
-      </w:r>
-    </w:p>
-    <w:p>
-      <w:pPr>
-        <w:spacing w:before="240" w:after="240"/>
-      </w:pPr>
-      <w:r>
-        <w:t>No contexto apresentado, observa-se a necessidade de desenvolver abordagens que integrem elementos educativos a experiências interativas, permitindo que os indivíduos compreendam, de forma prática, as consequências de decisões relacionadas ao uso dos recursos, à urbanização e à automação. Dessa forma, torna-se possível contribuir para o desenvolvimento do pensamento crítico e da consciência socioambiental, em consonância com os Objetivos de Desenvolvimento Sustentável, especialmente a ODS 9 (Indústria, Inovação e Infraestrutura), ODS 11 (Cidades e Comunidades Sustentáveis) e ODS 12 (Consumo e Produção Responsáveis).</w:t>
+        <w:t>especialmente a ODS 9 (Indústria, Inovação e Infraestrutura), ODS 11 (Cidades e Comunidades Sustentáveis) e ODS 12 (Consumo e Produção Responsáveis).</w:t>
       </w:r>
     </w:p>
     <w:p>
@@ -1776,99 +1650,35 @@
         <w:rPr>
           <w:highlight w:val="yellow"/>
         </w:rPr>
+        <w:t>O uso de jogos digitais como ferramentas educacionais apresenta grande potencial para a conscientização de diferentes públicos, desde os mais jovens até os mais velhos. Essa abordagem ganhou ainda mais relevância no contexto da pandemia, período em que o ensino passou a ocorrer majoritariamente por meio de plataformas digitais, aproximando o uso da tecnologia do cotidiano educacional. Nesse cenário, os jogos destacam-se por serem uma linguagem mais acessível e atrativa, especialmente para o público jovem, facilitando o engajamento e a assimilação de conteúdos complexos (Sict, 2024).</w:t>
+      </w:r>
+    </w:p>
+    <w:p>
+      <w:pPr>
+        <w:rPr>
+          <w:highlight w:val="yellow"/>
+        </w:rPr>
+      </w:pPr>
+      <w:r>
+        <w:rPr>
+          <w:highlight w:val="yellow"/>
+        </w:rPr>
+        <w:t xml:space="preserve">Dentro desse contexto, existem exemplos de jogos que abordam a temática da preservação ambiental e os impactos da ação humana sobre a natureza. Um exemplo é o jogo Endling: Extinction is Forever (2022), no qual o jogador controla uma raposa em um ambiente degradado pela intervenção humana, enfrentando desafios para sobreviver enquanto cuida de seus filhotes. O jogo não apenas retrata a devastação ambiental, mas também promove reflexões sobre a importância da conservação dos </w:t>
+      </w:r>
+      <w:r>
+        <w:rPr>
+          <w:highlight w:val="yellow"/>
+        </w:rPr>
         <w:lastRenderedPageBreak/>
-        <w:t>O uso de jogos digitais como ferramentas educacionais apresenta grande potencial para a conscientização de diferentes públicos, desde os mais jovens até os mais velhos. Essa abordagem ganhou ainda mais relevância no contexto da pandemia, período em que o ensino passou a ocorrer majoritariamente por meio de plataformas digitais, aproximando o uso da tecnologia do cotidiano educacional. Nesse cenário, os jogos destacam-se por serem uma linguagem mais acessível e atrativa, especialmente para o público jovem, facilitando o engajamento e a assimilação de conteúdos complexos (</w:t>
-      </w:r>
-      <w:proofErr w:type="spellStart"/>
-      <w:r>
-        <w:rPr>
-          <w:highlight w:val="yellow"/>
-        </w:rPr>
-        <w:t>Sict</w:t>
-      </w:r>
-      <w:proofErr w:type="spellEnd"/>
-      <w:r>
-        <w:rPr>
-          <w:highlight w:val="yellow"/>
-        </w:rPr>
-        <w:t>, 2024).</w:t>
-      </w:r>
-    </w:p>
-    <w:p>
-      <w:pPr>
-        <w:rPr>
-          <w:highlight w:val="yellow"/>
-        </w:rPr>
-      </w:pPr>
-      <w:r>
-        <w:rPr>
-          <w:highlight w:val="yellow"/>
-        </w:rPr>
-        <w:t xml:space="preserve">Dentro desse contexto, existem exemplos de jogos que abordam a temática da preservação ambiental e os impactos da ação humana sobre a natureza. Um exemplo é o jogo </w:t>
-      </w:r>
-      <w:proofErr w:type="spellStart"/>
-      <w:r>
-        <w:rPr>
-          <w:highlight w:val="yellow"/>
-        </w:rPr>
-        <w:t>Endling</w:t>
-      </w:r>
-      <w:proofErr w:type="spellEnd"/>
-      <w:r>
-        <w:rPr>
-          <w:highlight w:val="yellow"/>
-        </w:rPr>
-        <w:t xml:space="preserve">: </w:t>
-      </w:r>
-      <w:proofErr w:type="spellStart"/>
-      <w:r>
-        <w:rPr>
-          <w:highlight w:val="yellow"/>
-        </w:rPr>
-        <w:t>Extinction</w:t>
-      </w:r>
-      <w:proofErr w:type="spellEnd"/>
-      <w:r>
-        <w:rPr>
-          <w:highlight w:val="yellow"/>
-        </w:rPr>
-        <w:t xml:space="preserve"> </w:t>
-      </w:r>
-      <w:proofErr w:type="spellStart"/>
-      <w:r>
-        <w:rPr>
-          <w:highlight w:val="yellow"/>
-        </w:rPr>
-        <w:t>is</w:t>
-      </w:r>
-      <w:proofErr w:type="spellEnd"/>
-      <w:r>
-        <w:rPr>
-          <w:highlight w:val="yellow"/>
-        </w:rPr>
-        <w:t xml:space="preserve"> Forever (2022), no qual o jogador controla uma raposa em um ambiente degradado pela intervenção humana, enfrentando desafios para sobreviver enquanto cuida de seus filhotes. O jogo não apenas retrata a devastação ambiental, mas também promove reflexões sobre a importância da conservação dos ecossistemas e as consequências da exploração descontrolada dos recursos naturais (Lima, 2022).</w:t>
-      </w:r>
-    </w:p>
-    <w:p>
-      <w:r>
-        <w:rPr>
-          <w:highlight w:val="yellow"/>
-        </w:rPr>
-        <w:t xml:space="preserve">Diante desse cenário, torna-se evidente a importância de desenvolver soluções educativas inovadoras que utilizem o potencial dos jogos digitais para promover a conscientização socioambiental. Nesse sentido, a criação do projeto </w:t>
-      </w:r>
-      <w:proofErr w:type="spellStart"/>
-      <w:r>
-        <w:rPr>
-          <w:highlight w:val="yellow"/>
-        </w:rPr>
-        <w:t>Thermautomata</w:t>
-      </w:r>
-      <w:proofErr w:type="spellEnd"/>
-      <w:r>
-        <w:rPr>
-          <w:highlight w:val="yellow"/>
-        </w:rPr>
-        <w:t xml:space="preserve"> justifica-se pela proposta de simular, de forma interativa, o equilíbrio entre o avanço tecnológico, a automação, o crescimento urbano, a gestão responsável dos recursos e a preservação da natureza. Ao permitir que os usuários experimentem as consequências de suas decisões dentro do jogo, a ferramenta contribui para o desenvolvimento do pensamento crítico e para a formação de uma consciência mais sustentável, alinhando-se às demandas contemporâneas de educação e responsabilidade ambiental (Redação SC, 2026).</w:t>
+        <w:t>ecossistemas e as consequências da exploração descontrolada dos recursos naturais (Lima, 2022).</w:t>
+      </w:r>
+    </w:p>
+    <w:p>
+      <w:r>
+        <w:rPr>
+          <w:highlight w:val="yellow"/>
+        </w:rPr>
+        <w:t>Diante desse cenário, torna-se evidente a importância de desenvolver soluções educativas inovadoras que utilizem o potencial dos jogos digitais para promover a conscientização socioambiental. Nesse sentido, a criação do projeto Thermautomata justifica-se pela proposta de simular, de forma interativa, o equilíbrio entre o avanço tecnológico, a automação, o crescimento urbano, a gestão responsável dos recursos e a preservação da natureza. Ao permitir que os usuários experimentem as consequências de suas decisões dentro do jogo, a ferramenta contribui para o desenvolvimento do pensamento crítico e para a formação de uma consciência mais sustentável, alinhando-se às demandas contemporâneas de educação e responsabilidade ambiental (Redação SC, 2026).</w:t>
       </w:r>
     </w:p>
     <w:p>
@@ -1914,7 +1724,7 @@
           <w:id w:val="-284283889"/>
         </w:sdtPr>
         <w:sdtContent>
-          <w:commentRangeStart w:id="3"/>
+          <w:commentRangeStart w:id="4"/>
         </w:sdtContent>
       </w:sdt>
       <w:sdt>
@@ -1923,19 +1733,19 @@
           <w:id w:val="1631276222"/>
         </w:sdtPr>
         <w:sdtContent>
-          <w:commentRangeStart w:id="4"/>
+          <w:commentRangeStart w:id="5"/>
         </w:sdtContent>
       </w:sdt>
       <w:r>
         <w:t>Objetivos Específicos</w:t>
       </w:r>
-      <w:commentRangeEnd w:id="3"/>
-      <w:r>
-        <w:commentReference w:id="3"/>
-      </w:r>
       <w:commentRangeEnd w:id="4"/>
       <w:r>
         <w:commentReference w:id="4"/>
+      </w:r>
+      <w:commentRangeEnd w:id="5"/>
+      <w:r>
+        <w:commentReference w:id="5"/>
       </w:r>
     </w:p>
     <w:p>
@@ -2198,7 +2008,11 @@
         </w:rPr>
       </w:pPr>
       <w:r>
-        <w:t>O desenvolvimento do jogo fundamentou-se em três abordagens metodológicas complementares: a pesquisa bibliográfica e exploratória, a pesquisa de campo e a pesquisa aplicada de caráter experimental. A adoção dessas metodologias teve como finalidade compreender os referenciais teóricos relacionados aos gêneros de automação, identificar as necessidades e expectativas do público-alvo e, posteriormente, desenvolver uma solução digital capaz de integrar tais elementos em uma experiência lúdica e desafiadora.</w:t>
+        <w:t xml:space="preserve">O desenvolvimento do jogo fundamentou-se em três abordagens metodológicas complementares: a pesquisa bibliográfica e exploratória, a pesquisa de </w:t>
+      </w:r>
+      <w:r>
+        <w:lastRenderedPageBreak/>
+        <w:t>campo e a pesquisa aplicada de caráter experimental. A adoção dessas metodologias teve como finalidade compreender os referenciais teóricos relacionados aos gêneros de automação, identificar as necessidades e expectativas do público-alvo e, posteriormente, desenvolver uma solução digital capaz de integrar tais elementos em uma experiência lúdica e desafiadora.</w:t>
       </w:r>
     </w:p>
     <w:p>
@@ -2218,15 +2032,7 @@
         </w:rPr>
       </w:pPr>
       <w:r>
-        <w:t xml:space="preserve">De forma paralela, foi empregada a metodologia Design </w:t>
-      </w:r>
-      <w:proofErr w:type="spellStart"/>
-      <w:r>
-        <w:t>Thinking</w:t>
-      </w:r>
-      <w:proofErr w:type="spellEnd"/>
-      <w:r>
-        <w:t>, utilizada como suporte durante todas as etapas do desenvolvimento. O processo contemplou as fases de imersão, definição, ideação, prototipação e testes, permitindo compreender o contexto do problema, levantar requisitos, propor soluções e aperfeiçoar continuamente as mecânicas e funcionalidades implementadas. Essa abordagem contribuiu para que o desenvolvimento permanecesse centrado nas necessidades dos usuários e na melhoria contínua da experiência proporcionada pelo jogo.</w:t>
+        <w:t>De forma paralela, foi empregada a metodologia Design Thinking, utilizada como suporte durante todas as etapas do desenvolvimento. O processo contemplou as fases de imersão, definição, ideação, prototipação e testes, permitindo compreender o contexto do problema, levantar requisitos, propor soluções e aperfeiçoar continuamente as mecânicas e funcionalidades implementadas. Essa abordagem contribuiu para que o desenvolvimento permanecesse centrado nas necessidades dos usuários e na melhoria contínua da experiência proporcionada pelo jogo.</w:t>
       </w:r>
     </w:p>
     <w:p>
@@ -2236,7 +2042,6 @@
         </w:rPr>
       </w:pPr>
       <w:r>
-        <w:lastRenderedPageBreak/>
         <w:t>Na etapa exploratória, foi conduzida uma pesquisa de campo. O objetivo dessa etapa consistiu em identificar preferências, dificuldades, expectativas e características consideradas relevantes pelo público-alvo, fornecendo subsídios para a definição das mecânicas de jogo, da progressão do jogador e dos elementos de interface.</w:t>
       </w:r>
     </w:p>
@@ -2264,19 +2069,14 @@
           <w:i/>
           <w:iCs/>
         </w:rPr>
-        <w:t xml:space="preserve">game </w:t>
-      </w:r>
-      <w:proofErr w:type="spellStart"/>
-      <w:r>
-        <w:rPr>
-          <w:i/>
-          <w:iCs/>
-        </w:rPr>
-        <w:t>engine</w:t>
-      </w:r>
-      <w:proofErr w:type="spellEnd"/>
-      <w:r>
-        <w:t xml:space="preserve"> Godot como plataforma principal de programação e implementação das mecânicas, enquanto o Blender foi empregado na modelagem e produção dos recursos tridimensionais utilizados no ambiente virtual. As funcionalidades foram implementadas de forma incremental, priorizando aquelas consideradas essenciais com base nos resultados obtidos durante a pesquisa de campo. </w:t>
+        <w:t>game engine</w:t>
+      </w:r>
+      <w:r>
+        <w:t xml:space="preserve"> Godot como plataforma principal de programação e implementação das mecânicas, enquanto o Blender foi empregado na modelagem e produção dos recursos tridimensionais utilizados no ambiente virtual. As funcionalidades foram implementadas de forma </w:t>
+      </w:r>
+      <w:r>
+        <w:lastRenderedPageBreak/>
+        <w:t xml:space="preserve">incremental, priorizando aquelas consideradas essenciais com base nos resultados obtidos durante a pesquisa de campo. </w:t>
       </w:r>
     </w:p>
     <w:p>
@@ -2293,15 +2093,7 @@
     </w:p>
     <w:p>
       <w:r>
-        <w:t xml:space="preserve">Espera-se que o </w:t>
-      </w:r>
-      <w:proofErr w:type="spellStart"/>
-      <w:r>
-        <w:t>Thermautomata</w:t>
-      </w:r>
-      <w:proofErr w:type="spellEnd"/>
-      <w:r>
-        <w:t xml:space="preserve"> contribua para uma aprendizagem mais dinâmica, estimulando nos usuários o pensamento crítico e a tomada de decisões sobre questões políticas, econômicas, urbanas e ambientais.</w:t>
+        <w:t>Espera-se que o Thermautomata contribua para uma aprendizagem mais dinâmica, estimulando nos usuários o pensamento crítico e a tomada de decisões sobre questões políticas, econômicas, urbanas e ambientais.</w:t>
       </w:r>
     </w:p>
     <w:p>
@@ -2335,15 +2127,15 @@
           <w:id w:val="-1100774101"/>
         </w:sdtPr>
         <w:sdtContent>
-          <w:commentRangeStart w:id="5"/>
+          <w:commentRangeStart w:id="6"/>
         </w:sdtContent>
       </w:sdt>
       <w:r>
         <w:t>REFERENCIAL TEÓRICO</w:t>
       </w:r>
-      <w:commentRangeEnd w:id="5"/>
-      <w:r>
-        <w:commentReference w:id="5"/>
+      <w:commentRangeEnd w:id="6"/>
+      <w:r>
+        <w:commentReference w:id="6"/>
       </w:r>
     </w:p>
     <w:p>
@@ -2368,25 +2160,17 @@
         <w:t>A política é uma atividade presente em diversos tipos de organizações sociais, sendo responsável por estabelecer regras, tomar decisões e organizar a convivência entre os indivíduos. Entre suas principais funções estão a criação de leis, a gestão de recursos públicos, a distribuição de responsabilidades e a promoção do bem-estar da sociedade. Dessa forma, a política exerce um papel fundamental na organização do Estado e no funcionamento das instituições.</w:t>
       </w:r>
       <w:r>
-        <w:t xml:space="preserve"> (</w:t>
-      </w:r>
-      <w:proofErr w:type="spellStart"/>
-      <w:r>
-        <w:t>Bleviglieri</w:t>
-      </w:r>
-      <w:proofErr w:type="spellEnd"/>
-      <w:r>
-        <w:t>, 2020).</w:t>
-      </w:r>
-    </w:p>
-    <w:p>
-      <w:commentRangeStart w:id="6"/>
+        <w:t xml:space="preserve"> (Bleviglieri, 2020).</w:t>
+      </w:r>
+    </w:p>
+    <w:p>
+      <w:commentRangeStart w:id="7"/>
       <w:r>
         <w:t>A política no mundo moderno corresponde ao conjunto de práticas e instituições responsáveis pela organização da sociedade e pela administração do Estado.</w:t>
       </w:r>
-      <w:commentRangeEnd w:id="6"/>
-      <w:r>
-        <w:commentReference w:id="6"/>
+      <w:commentRangeEnd w:id="7"/>
+      <w:r>
+        <w:commentReference w:id="7"/>
       </w:r>
       <w:r>
         <w:t xml:space="preserve"> Com o desenvolvimento da modernidade, surgiram novas formas de governo, ampliou-se a participação da população nas decisões políticas e consolidaram-se princípios como a democracia, os direitos individuais e a divisão dos poderes. Além disso, a política moderna busca atender às demandas da sociedade por meio da criação de leis, políticas públicas e mecanismos de representação, adaptando-se constantemente às transformações sociais, econ</w:t>
@@ -2408,25 +2192,19 @@
       </w:r>
     </w:p>
     <w:p>
-      <w:sdt>
-        <w:sdtPr>
-          <w:tag w:val="goog_rdk_9"/>
-          <w:id w:val="-163398280"/>
-          <w:showingPlcHdr/>
-        </w:sdtPr>
-        <w:sdtContent>
-          <w:r>
-            <w:t xml:space="preserve">     </w:t>
-          </w:r>
-          <w:commentRangeStart w:id="7"/>
-        </w:sdtContent>
-      </w:sdt>
+      <w:pPr>
+        <w:ind w:firstLine="0"/>
+      </w:pPr>
+      <w:r>
+        <w:tab/>
+      </w:r>
+      <w:commentRangeStart w:id="8"/>
       <w:r>
         <w:t>Ao longo da história, diversos filósofos contribuíram para o desenvolvimento do pensamento político moderno. Entre eles, destacam-se Thomas Hobbes, que formulou a teoria do contrato social; John Locke, conhecido como o "pai do liberalismo", por defender os direitos naturais e a limitação do poder do Estado; e Jean-Jacques Rousseau, que apresentou sua visão sobre o estado natural do ser humano e a soberania popular. As ideias desses pensadores influenciaram a construção de diferentes modelos de governo e continuam presentes em debates sobre democracia, cidadania, direitos e deveres da população.</w:t>
       </w:r>
-      <w:commentRangeEnd w:id="7"/>
-      <w:r>
-        <w:commentReference w:id="7"/>
+      <w:commentRangeEnd w:id="8"/>
+      <w:r>
+        <w:commentReference w:id="8"/>
       </w:r>
       <w:r>
         <w:t xml:space="preserve"> </w:t>
@@ -2435,21 +2213,7 @@
         <w:rPr>
           <w:highlight w:val="yellow"/>
         </w:rPr>
-        <w:t xml:space="preserve">(Barreto Júnior; </w:t>
-      </w:r>
-      <w:proofErr w:type="spellStart"/>
-      <w:r>
-        <w:rPr>
-          <w:highlight w:val="yellow"/>
-        </w:rPr>
-        <w:t>Cademartori</w:t>
-      </w:r>
-      <w:proofErr w:type="spellEnd"/>
-      <w:r>
-        <w:rPr>
-          <w:highlight w:val="yellow"/>
-        </w:rPr>
-        <w:t>, 2021).</w:t>
+        <w:t>(Barreto Júnior; Cademartori, 2021).</w:t>
       </w:r>
     </w:p>
     <w:p>
@@ -2467,46 +2231,34 @@
     </w:p>
     <w:p>
       <w:r>
-        <w:t>Os jogos como ferramentas educacionais consistem em recursos pedagógicos desenvolvidos ou adaptados com o objetivo de apoiar o processo de ensino e aprendizagem. Diferentemente dos jogos voltados exclusivamente ao entretenimento, os jogos educacionais possuem objetivos didáticos definidos e utilizam elementos como desafios, regras e recompensas para estimular a construção do conhecimento em contextos formais e informais de aprendizagem. (</w:t>
-      </w:r>
-      <w:proofErr w:type="spellStart"/>
-      <w:r>
-        <w:t>Panosso</w:t>
-      </w:r>
-      <w:proofErr w:type="spellEnd"/>
-      <w:r>
-        <w:t xml:space="preserve">; Souza; </w:t>
-      </w:r>
-      <w:proofErr w:type="spellStart"/>
-      <w:r>
-        <w:t>Haydu</w:t>
-      </w:r>
-      <w:proofErr w:type="spellEnd"/>
-      <w:r>
-        <w:t>, 2015)</w:t>
+        <w:t>Os jogos como ferramentas educacionais consistem em recursos pedagógicos desenvolvidos ou adaptados com o objetivo de apoiar o processo de ensino e aprendizagem. Diferentemente dos jogos voltados exclusivamente ao entretenimento, os jogos educacionais possuem objetivos didáticos definidos e utilizam elementos como desafios, regras e recompensas para estimular a construção do conhecimento em contextos formais e informais de aprendizagem. (Panosso; Souza; Haydu, 2015)</w:t>
+      </w:r>
+      <w:r>
+        <w:t>.</w:t>
       </w:r>
     </w:p>
     <w:p>
       <w:r>
         <w:t>Os jogos digitais vêm sendo cada vez mais utilizados como ferramentas de apoio ao ensino, pois proporcionam uma aprendizagem mais dinâmica e interativa. Além de tornar o processo educativo mais atrativo, eles podem contribuir para a construção do conhecimento em diferentes áreas, estimulando habilidades como o pensamento crítico, a resolução de problemas e a colaboração entre os estudantes. No entanto, para que os jogos cumpram seu papel educacional, é necessário que seu uso esteja alinhado aos objetivos de aprendizagem e às práticas pedagógicas adotadas. (Santos; Rocha, 2024)</w:t>
       </w:r>
-    </w:p>
-    <w:p>
-      <w:r>
-        <w:t>Além de favorecer a aprendizagem dos conteúdos, os jogos educacionais contribuem para o desenvolvimento de competências cognitivas, sociais e emocionais. Quando utilizados de forma planejada, estimulam o raciocínio lógico, a criatividade, a tomada de decisões, o trabalho em equipe e a autonomia dos estudantes, tornando o processo de ensino mais participativo e significativo. (</w:t>
-      </w:r>
-      <w:proofErr w:type="spellStart"/>
-      <w:r>
-        <w:t>Cóser</w:t>
-      </w:r>
-      <w:proofErr w:type="spellEnd"/>
-      <w:r>
-        <w:t>, 2025)</w:t>
+      <w:r>
+        <w:t>.</w:t>
+      </w:r>
+    </w:p>
+    <w:p>
+      <w:r>
+        <w:t>Além de favorecer a aprendizagem dos conteúdos, os jogos educacionais contribuem para o desenvolvimento de competências cognitivas, sociais e emocionais. Quando utilizados de forma planejada, estimulam o raciocínio lógico, a criatividade, a tomada de decisões, o trabalho em equipe e a autonomia dos estudantes, tornando o processo de ensino mais participativo e significativo. (Cóser, 2025)</w:t>
+      </w:r>
+      <w:r>
+        <w:t>.</w:t>
       </w:r>
     </w:p>
     <w:p>
       <w:r>
         <w:t>Entretanto, os jogos não devem ser considerados uma solução isolada para os desafios da educação. Sua eficácia depende do planejamento do professor, da adequação aos objetivos pedagógicos e da forma como são integrados ao currículo escolar. Quando utilizados de maneira intencional, podem complementar outras metodologias de ensino e enriquecer a experiência de aprendizagem dos estudantes. (Santos; Rocha, 2024)</w:t>
+      </w:r>
+      <w:r>
+        <w:t>.</w:t>
       </w:r>
     </w:p>
     <w:p>
@@ -2518,6 +2270,61 @@
         </w:numPr>
       </w:pPr>
       <w:r>
+        <w:t>Gamificação</w:t>
+      </w:r>
+    </w:p>
+    <w:p>
+      <w:pPr>
+        <w:rPr>
+          <w:highlight w:val="yellow"/>
+        </w:rPr>
+      </w:pPr>
+      <w:r>
+        <w:rPr>
+          <w:highlight w:val="yellow"/>
+        </w:rPr>
+        <w:t xml:space="preserve">A gamificação consiste na utilização de elementos e técnicas características dos jogos em atividades que não estão diretamente relacionadas ao entretenimento, com o objetivo de aumentar o engajamento e a motivação dos participantes. Entre os </w:t>
+      </w:r>
+      <w:r>
+        <w:rPr>
+          <w:highlight w:val="yellow"/>
+        </w:rPr>
+        <w:lastRenderedPageBreak/>
+        <w:t>elementos utilizados estão os sistemas de pontuação, níveis, recompensas, desafios e rankings, que podem tornar determinadas atividades mais dinâmicas e estimular os indivíduos a alcançarem seus objetivos. Dessa forma, a gamificação pode ser aplicada em diferentes áreas, como educação, trabalho e saúde, contribuindo para melhorar a participação e a experiência dos usuários. (SOUSA, 2024).</w:t>
+      </w:r>
+    </w:p>
+    <w:p>
+      <w:pPr>
+        <w:rPr>
+          <w:highlight w:val="yellow"/>
+        </w:rPr>
+      </w:pPr>
+      <w:r>
+        <w:rPr>
+          <w:highlight w:val="yellow"/>
+        </w:rPr>
+        <w:t>No contexto educacional, a gamificação pode tornar o processo de aprendizagem mais interativo e atrativo, incentivando os estudantes a participarem das atividades e a acompanharem seu próprio progresso. A utilização de desafios, recompensas e mecanismos de reconhecimento pode estimular a motivação, além de favorecer a colaboração entre os alunos e a competição saudável. Entretanto, para que esses recursos contribuam para a aprendizagem, é importante que sejam utilizados de maneira planejada e estejam relacionados aos objetivos educacionais propostos. (SOUSA, 2024).</w:t>
+      </w:r>
+    </w:p>
+    <w:p>
+      <w:r>
+        <w:rPr>
+          <w:highlight w:val="yellow"/>
+        </w:rPr>
+        <w:t>No desenvolvimento do Thermautomata, a gamificação está relacionada à possibilidade de apresentar questões de sustentabilidade e inovação por meio de experiências interativas. A utilização de desafios e objetivos dentro do jogo pode incentivar os jogadores a explorar os cenários apresentados e refletir sobre as consequências de suas decisões. Dessa maneira, os elementos de design de jogos podem contribuir para tornar o contato com os temas abordados mais envolvente, aproximando os conteúdos relacionados à sustentabilidade da experiência dos jogadores.</w:t>
+      </w:r>
+      <w:bookmarkStart w:id="9" w:name="_GoBack"/>
+      <w:bookmarkEnd w:id="9"/>
+    </w:p>
+    <w:p>
+      <w:pPr>
+        <w:pStyle w:val="Ttulo2"/>
+        <w:numPr>
+          <w:ilvl w:val="1"/>
+          <w:numId w:val="2"/>
+        </w:numPr>
+      </w:pPr>
+      <w:r>
         <w:t>Automação Industrial na Sociedade Atual</w:t>
       </w:r>
     </w:p>
@@ -2526,19 +2333,19 @@
         <w:ind w:left="709"/>
       </w:pPr>
       <w:r>
-        <w:t xml:space="preserve">A automação industrial é o uso de tecnologias, equipamentos e sistemas para controlar e executar processos de produção com pouca ou nenhuma intervenção humana direta. Ela combina recursos como sensores, </w:t>
+        <w:t>A automação industrial é o uso de tecnologias, equipamentos e sistemas para controlar e executar processos de produção com pouca ou nenhuma intervenção humana direta. Ela combina recursos como sensores, controladores, softwares e máquinas inteligentes para realizar tarefas de forma automática, garantindo maior precisão, rapidez e eficiência nas operações. (Massa Pesagem e Automação Industrial, 2020).</w:t>
+      </w:r>
+    </w:p>
+    <w:p>
+      <w:pPr>
+        <w:ind w:left="709"/>
+      </w:pPr>
+      <w:r>
+        <w:t xml:space="preserve">Diferentemente da mecanização, que consiste apenas em substituir o esforço físico humano por máquinas, a automação permite que os equipamentos tomem decisões previamente programadas, monitorem o funcionamento da produção e realizem ajustes quando necessário. Dessa </w:t>
       </w:r>
       <w:r>
         <w:lastRenderedPageBreak/>
-        <w:t>controladores, softwares e máquinas inteligentes para realizar tarefas de forma automática, garantindo maior precisão, rapidez e eficiência nas operações. (Massa Pesagem e Automação Industrial, 2020).</w:t>
-      </w:r>
-    </w:p>
-    <w:p>
-      <w:pPr>
-        <w:ind w:left="709"/>
-      </w:pPr>
-      <w:r>
-        <w:t>Diferentemente da mecanização, que consiste apenas em substituir o esforço físico humano por máquinas, a automação permite que os equipamentos tomem decisões previamente programadas, monitorem o funcionamento da produção e realizem ajustes quando necessário. Dessa forma, o operador passa a desempenhar funções de supervisão, programação e manutenção dos sistemas, em vez de executar manualmente todas as etapas do processo. (Massa Pesagem e Automação Industrial, 2020).</w:t>
+        <w:t>forma, o operador passa a desempenhar funções de supervisão, programação e manutenção dos sistemas, em vez de executar manualmente todas as etapas do processo. (Massa Pesagem e Automação Industrial, 2020).</w:t>
       </w:r>
     </w:p>
     <w:p>
@@ -2575,15 +2382,15 @@
           <w:r>
             <w:t xml:space="preserve">     </w:t>
           </w:r>
-          <w:commentRangeStart w:id="8"/>
+          <w:commentRangeStart w:id="10"/>
         </w:sdtContent>
       </w:sdt>
       <w:r>
         <w:t>Poluição e Sustentabilidade</w:t>
       </w:r>
-      <w:commentRangeEnd w:id="8"/>
-      <w:r>
-        <w:commentReference w:id="8"/>
+      <w:commentRangeEnd w:id="10"/>
+      <w:r>
+        <w:commentReference w:id="10"/>
       </w:r>
     </w:p>
     <w:p>
@@ -2611,7 +2418,6 @@
         <w:rPr>
           <w:color w:val="000000"/>
         </w:rPr>
-        <w:lastRenderedPageBreak/>
         <w:t xml:space="preserve">Em contraponto a poluição, a sustentabilidade são as ações que desejam promover um equilíbrio entre o crescimento econômico que causa poluição, e a preservação do meio ambiente. O desenvolvimento sustentável é aquele que busca criar oportunidades igualitárias, além de buscar a utilização e consumo de recursos naturais balanceados. (DA ROCHA, 2023) </w:t>
       </w:r>
       <w:r>
@@ -2620,7 +2426,16 @@
           <w:sz w:val="26"/>
           <w:szCs w:val="26"/>
         </w:rPr>
-        <w:t>Por isso, a descarbonização (Processo de redução da emissão de gases causadores do efeito estufa) é um dos processos mais essenciais a reduzir o aquecimento global, devido ao fato de que os gases de efeito estufa (GEE) são considerados os mais agravantes da mudança climática. A descarbonização envolve a captura, o armazenamento e a reutilização desses gases a fim de ‘neutralizar’ sua emissão. (</w:t>
+        <w:t xml:space="preserve">Por isso, a descarbonização (Processo de redução da emissão de gases causadores do efeito estufa) é um dos processos mais essenciais a reduzir o aquecimento global, devido ao fato de </w:t>
+      </w:r>
+      <w:r>
+        <w:rPr>
+          <w:color w:val="000000"/>
+          <w:sz w:val="26"/>
+          <w:szCs w:val="26"/>
+        </w:rPr>
+        <w:lastRenderedPageBreak/>
+        <w:t>que os gases de efeito estufa (GEE) são considerados os mais agravantes da mudança climática. A descarbonização envolve a captura, o armazenamento e a reutilização desses gases a fim de ‘neutralizar’ sua emissão. (</w:t>
       </w:r>
       <w:r>
         <w:rPr>
@@ -2666,74 +2481,17 @@
         </w:numPr>
       </w:pPr>
       <w:r>
-        <w:t xml:space="preserve">Godot </w:t>
-      </w:r>
-      <w:proofErr w:type="spellStart"/>
-      <w:r>
-        <w:t>Engine</w:t>
-      </w:r>
-      <w:proofErr w:type="spellEnd"/>
-      <w:r>
-        <w:t xml:space="preserve"> e </w:t>
-      </w:r>
-      <w:proofErr w:type="spellStart"/>
-      <w:r>
-        <w:t>GDScript</w:t>
-      </w:r>
-      <w:proofErr w:type="spellEnd"/>
-    </w:p>
-    <w:p>
-      <w:r>
-        <w:t xml:space="preserve">A Godot </w:t>
-      </w:r>
-      <w:proofErr w:type="spellStart"/>
-      <w:r>
-        <w:t>Engine</w:t>
-      </w:r>
-      <w:proofErr w:type="spellEnd"/>
-      <w:r>
-        <w:t xml:space="preserve"> é um programa utilizado para criar jogos digitais. Ela reúne diversas ferramentas em um só lugar, permitindo desenvolver jogos em 2D e 3D de forma mais simples, sem precisar criar tudo do zero. Com ela, é possível criar personagens, cenários, animações e programar o funcionamento do jogo. Depois de tudo pronto, o jogo pode ser publicado em diferentes plataformas, como computadores ou celulares, além da Godot ser uma ferramenta gratuita e de código aberto, o que permite que qualquer pessoa possa utilizá-la livremente para desenvolver seus próprios jogos. (Godot Community, 2014)</w:t>
-      </w:r>
-    </w:p>
-    <w:p>
-      <w:r>
-        <w:t xml:space="preserve">A </w:t>
-      </w:r>
-      <w:proofErr w:type="spellStart"/>
-      <w:r>
-        <w:t>GDScript</w:t>
-      </w:r>
-      <w:proofErr w:type="spellEnd"/>
-      <w:r>
-        <w:t xml:space="preserve"> é a linguagem de programação criada especialmente para o Godot </w:t>
-      </w:r>
-      <w:proofErr w:type="spellStart"/>
-      <w:r>
-        <w:t>Engine</w:t>
-      </w:r>
-      <w:proofErr w:type="spellEnd"/>
-      <w:r>
-        <w:t xml:space="preserve">. Ela é utilizada para controlar o funcionamento dos jogos, como o movimento </w:t>
-      </w:r>
-      <w:r>
-        <w:lastRenderedPageBreak/>
-        <w:t xml:space="preserve">dos personagens, as ações dos inimigos e os eventos que acontecem. Por ter sido desenvolvida para a Godot, a </w:t>
-      </w:r>
-      <w:proofErr w:type="spellStart"/>
-      <w:r>
-        <w:t>GDScript</w:t>
-      </w:r>
-      <w:proofErr w:type="spellEnd"/>
-      <w:r>
-        <w:t xml:space="preserve"> funciona de forma integrada à </w:t>
-      </w:r>
-      <w:proofErr w:type="spellStart"/>
-      <w:r>
-        <w:t>engine</w:t>
-      </w:r>
-      <w:proofErr w:type="spellEnd"/>
-      <w:r>
-        <w:t>, tornando o desenvolvimento de jogos mais prático e eficiente. (Godot Community, 2014)</w:t>
+        <w:t>Godot Engine e GDScript</w:t>
+      </w:r>
+    </w:p>
+    <w:p>
+      <w:r>
+        <w:t>A Godot Engine é um programa utilizado para criar jogos digitais. Ela reúne diversas ferramentas em um só lugar, permitindo desenvolver jogos em 2D e 3D de forma mais simples, sem precisar criar tudo do zero. Com ela, é possível criar personagens, cenários, animações e programar o funcionamento do jogo. Depois de tudo pronto, o jogo pode ser publicado em diferentes plataformas, como computadores ou celulares, além da Godot ser uma ferramenta gratuita e de código aberto, o que permite que qualquer pessoa possa utilizá-la livremente para desenvolver seus próprios jogos. (Godot Community, 2014)</w:t>
+      </w:r>
+    </w:p>
+    <w:p>
+      <w:r>
+        <w:t>A GDScript é a linguagem de programação criada especialmente para o Godot Engine. Ela é utilizada para controlar o funcionamento dos jogos, como o movimento dos personagens, as ações dos inimigos e os eventos que acontecem. Por ter sido desenvolvida para a Godot, a GDScript funciona de forma integrada à engine, tornando o desenvolvimento de jogos mais prático e eficiente. (Godot Community, 2014)</w:t>
       </w:r>
     </w:p>
     <w:p>
@@ -2745,62 +2503,18 @@
         </w:numPr>
       </w:pPr>
       <w:r>
-        <w:t xml:space="preserve">Visual Studio </w:t>
-      </w:r>
-      <w:proofErr w:type="spellStart"/>
-      <w:r>
-        <w:t>Code</w:t>
-      </w:r>
-      <w:proofErr w:type="spellEnd"/>
-    </w:p>
-    <w:p>
-      <w:r>
-        <w:t xml:space="preserve">O Visual Studio </w:t>
-      </w:r>
-      <w:proofErr w:type="spellStart"/>
-      <w:r>
-        <w:t>Code</w:t>
-      </w:r>
-      <w:proofErr w:type="spellEnd"/>
-      <w:r>
-        <w:t xml:space="preserve"> (VS </w:t>
-      </w:r>
-      <w:proofErr w:type="spellStart"/>
-      <w:r>
-        <w:t>Code</w:t>
-      </w:r>
-      <w:proofErr w:type="spellEnd"/>
-      <w:r>
-        <w:t>) é um editor de código-fonte utilizado para desenvolver programas, sites, aplicativos e jogos. Ele oferece ferramentas que facilitam a escrita, organização e teste do código, tornando o desenvolvimento mais prático. (Microsoft, s.d.)</w:t>
-      </w:r>
-    </w:p>
-    <w:p>
-      <w:r>
-        <w:t xml:space="preserve">O VS </w:t>
-      </w:r>
-      <w:proofErr w:type="spellStart"/>
-      <w:r>
-        <w:t>Code</w:t>
-      </w:r>
-      <w:proofErr w:type="spellEnd"/>
-      <w:r>
-        <w:t xml:space="preserve"> é compatível com diversas linguagens de programação, como Java, Python, </w:t>
-      </w:r>
-      <w:proofErr w:type="spellStart"/>
-      <w:r>
-        <w:t>JavaScript</w:t>
-      </w:r>
-      <w:proofErr w:type="spellEnd"/>
-      <w:r>
-        <w:t xml:space="preserve">, C#, C++ e PHP, além de permitir a instalação de extensões que adicionam novas funcionalidades. Também possui recursos como terminal integrado, depuração de código e controle de versões com </w:t>
-      </w:r>
-      <w:proofErr w:type="spellStart"/>
-      <w:r>
-        <w:t>Git</w:t>
-      </w:r>
-      <w:proofErr w:type="spellEnd"/>
-      <w:r>
-        <w:t>. (Microsoft, s.d.)</w:t>
+        <w:lastRenderedPageBreak/>
+        <w:t>Visual Studio Code</w:t>
+      </w:r>
+    </w:p>
+    <w:p>
+      <w:r>
+        <w:t>O Visual Studio Code (VS Code) é um editor de código-fonte utilizado para desenvolver programas, sites, aplicativos e jogos. Ele oferece ferramentas que facilitam a escrita, organização e teste do código, tornando o desenvolvimento mais prático. (Microsoft, s.d.)</w:t>
+      </w:r>
+    </w:p>
+    <w:p>
+      <w:r>
+        <w:t>O VS Code é compatível com diversas linguagens de programação, como Java, Python, JavaScript, C#, C++ e PHP, além de permitir a instalação de extensões que adicionam novas funcionalidades. Também possui recursos como terminal integrado, depuração de código e controle de versões com Git. (Microsoft, s.d.)</w:t>
       </w:r>
     </w:p>
     <w:p>
@@ -2816,162 +2530,28 @@
       </w:r>
     </w:p>
     <w:p>
-      <w:proofErr w:type="spellStart"/>
-      <w:r>
-        <w:t>JavaScript</w:t>
-      </w:r>
-      <w:proofErr w:type="spellEnd"/>
-      <w:r>
-        <w:t xml:space="preserve"> é uma linguagem de programação utilizada para adicionar interatividade às páginas da web. Com ela, é possível criar funcionalidades como menus dinâmicos, formulários interativos, animações e atualizações de conteúdo sem precisar recarregar a página. (</w:t>
-      </w:r>
-      <w:proofErr w:type="spellStart"/>
-      <w:r>
-        <w:t>Mdn</w:t>
-      </w:r>
-      <w:proofErr w:type="spellEnd"/>
-      <w:r>
-        <w:t xml:space="preserve"> Web </w:t>
-      </w:r>
-      <w:proofErr w:type="spellStart"/>
-      <w:r>
-        <w:t>Docs</w:t>
-      </w:r>
-      <w:proofErr w:type="spellEnd"/>
-      <w:r>
-        <w:t>, 2026)</w:t>
-      </w:r>
-    </w:p>
-    <w:p>
-      <w:r>
-        <w:t xml:space="preserve">PHP é uma linguagem de programação voltada principalmente para o desenvolvimento de sites e sistemas web. Seu código é executado no servidor, permitindo processar informações, acessar bancos de dados e gerar páginas dinâmicas antes que elas sejam enviadas ao navegador do usuário. (PHP </w:t>
-      </w:r>
-      <w:proofErr w:type="spellStart"/>
-      <w:r>
-        <w:t>Documentation</w:t>
-      </w:r>
-      <w:proofErr w:type="spellEnd"/>
-      <w:r>
-        <w:t>, s.d.)</w:t>
-      </w:r>
-    </w:p>
-    <w:p>
-      <w:r>
-        <w:t>HTML (</w:t>
-      </w:r>
-      <w:proofErr w:type="spellStart"/>
-      <w:r>
-        <w:t>HyperText</w:t>
-      </w:r>
-      <w:proofErr w:type="spellEnd"/>
-      <w:r>
-        <w:t xml:space="preserve"> Markup </w:t>
-      </w:r>
-      <w:proofErr w:type="spellStart"/>
-      <w:r>
-        <w:t>Language</w:t>
-      </w:r>
-      <w:proofErr w:type="spellEnd"/>
-      <w:r>
-        <w:t>) é a linguagem responsável por definir a estrutura de uma página da web. Ela organiza os elementos que serão exibidos, como títulos, textos, imagens, links e tabelas, servindo como base para a criação de sites. (</w:t>
-      </w:r>
-      <w:proofErr w:type="spellStart"/>
-      <w:r>
-        <w:t>Mdn</w:t>
-      </w:r>
-      <w:proofErr w:type="spellEnd"/>
-      <w:r>
-        <w:t xml:space="preserve"> Web </w:t>
-      </w:r>
-      <w:proofErr w:type="spellStart"/>
-      <w:r>
-        <w:t>Docs</w:t>
-      </w:r>
-      <w:proofErr w:type="spellEnd"/>
-      <w:r>
-        <w:t>, 2025)</w:t>
-      </w:r>
-    </w:p>
-    <w:p>
-      <w:r>
-        <w:t>CSS (</w:t>
-      </w:r>
-      <w:proofErr w:type="spellStart"/>
-      <w:r>
-        <w:t>Cascading</w:t>
-      </w:r>
-      <w:proofErr w:type="spellEnd"/>
-      <w:r>
-        <w:t xml:space="preserve"> </w:t>
-      </w:r>
-      <w:proofErr w:type="spellStart"/>
-      <w:r>
-        <w:t>Style</w:t>
-      </w:r>
-      <w:proofErr w:type="spellEnd"/>
-      <w:r>
-        <w:t xml:space="preserve"> </w:t>
-      </w:r>
-      <w:proofErr w:type="spellStart"/>
-      <w:r>
-        <w:t>Sheets</w:t>
-      </w:r>
-      <w:proofErr w:type="spellEnd"/>
-      <w:r>
-        <w:t xml:space="preserve">) é a linguagem utilizada para definir a aparência de uma página desenvolvida em HTML. Com ela, é possível alterar cores, fontes, </w:t>
-      </w:r>
-      <w:r>
-        <w:lastRenderedPageBreak/>
-        <w:t>tamanhos, espaçamentos, posicionamento dos elementos e criar layouts mais organizados e atrativos. (</w:t>
-      </w:r>
-      <w:proofErr w:type="spellStart"/>
-      <w:r>
-        <w:t>Mdn</w:t>
-      </w:r>
-      <w:proofErr w:type="spellEnd"/>
-      <w:r>
-        <w:t xml:space="preserve"> Web </w:t>
-      </w:r>
-      <w:proofErr w:type="spellStart"/>
-      <w:r>
-        <w:t>Docs</w:t>
-      </w:r>
-      <w:proofErr w:type="spellEnd"/>
-      <w:r>
-        <w:t>, 2025)</w:t>
-      </w:r>
-    </w:p>
-    <w:p>
-      <w:proofErr w:type="spellStart"/>
-      <w:r>
-        <w:t>Bootstrap</w:t>
-      </w:r>
-      <w:proofErr w:type="spellEnd"/>
-      <w:r>
-        <w:t xml:space="preserve"> é um framework front-</w:t>
-      </w:r>
-      <w:proofErr w:type="spellStart"/>
-      <w:r>
-        <w:t>end</w:t>
-      </w:r>
-      <w:proofErr w:type="spellEnd"/>
-      <w:r>
-        <w:t xml:space="preserve"> utilizado para facilitar o desenvolvimento de páginas e sistemas web. Ele oferece componentes prontos, como botões, menus, formulários e barras de navegação, além de estilos em CSS e recursos em </w:t>
-      </w:r>
-      <w:proofErr w:type="spellStart"/>
-      <w:r>
-        <w:t>JavaScript</w:t>
-      </w:r>
-      <w:proofErr w:type="spellEnd"/>
-      <w:r>
-        <w:t xml:space="preserve"> que ajudam a criar interfaces modernas e responsivas. (</w:t>
-      </w:r>
-      <w:proofErr w:type="spellStart"/>
-      <w:r>
-        <w:t>Bootstrap</w:t>
-      </w:r>
-      <w:proofErr w:type="spellEnd"/>
-      <w:r>
-        <w:t>, s.d.)</w:t>
+      <w:r>
+        <w:t>JavaScript é uma linguagem de programação utilizada para adicionar interatividade às páginas da web. Com ela, é possível criar funcionalidades como menus dinâmicos, formulários interativos, animações e atualizações de conteúdo sem precisar recarregar a página. (Mdn Web Docs, 2026)</w:t>
+      </w:r>
+    </w:p>
+    <w:p>
+      <w:r>
+        <w:t>PHP é uma linguagem de programação voltada principalmente para o desenvolvimento de sites e sistemas web. Seu código é executado no servidor, permitindo processar informações, acessar bancos de dados e gerar páginas dinâmicas antes que elas sejam enviadas ao navegador do usuário. (PHP Documentation, s.d.)</w:t>
+      </w:r>
+    </w:p>
+    <w:p>
+      <w:r>
+        <w:t>HTML (HyperText Markup Language) é a linguagem responsável por definir a estrutura de uma página da web. Ela organiza os elementos que serão exibidos, como títulos, textos, imagens, links e tabelas, servindo como base para a criação de sites. (Mdn Web Docs, 2025)</w:t>
+      </w:r>
+    </w:p>
+    <w:p>
+      <w:r>
+        <w:t>CSS (Cascading Style Sheets) é a linguagem utilizada para definir a aparência de uma página desenvolvida em HTML. Com ela, é possível alterar cores, fontes, tamanhos, espaçamentos, posicionamento dos elementos e criar layouts mais organizados e atrativos. (Mdn Web Docs, 2025)</w:t>
+      </w:r>
+    </w:p>
+    <w:p>
+      <w:r>
+        <w:t>Bootstrap é um framework front-end utilizado para facilitar o desenvolvimento de páginas e sistemas web. Ele oferece componentes prontos, como botões, menus, formulários e barras de navegação, além de estilos em CSS e recursos em JavaScript que ajudam a criar interfaces modernas e responsivas. (Bootstrap, s.d.)</w:t>
       </w:r>
     </w:p>
     <w:p>
@@ -2983,33 +2563,18 @@
         </w:numPr>
       </w:pPr>
       <w:r>
+        <w:lastRenderedPageBreak/>
         <w:t>Blender</w:t>
       </w:r>
     </w:p>
     <w:p>
       <w:r>
-        <w:t xml:space="preserve">Blender é um software gratuito e de código aberto utilizado para a criação de modelos e animações em 3D. Ele oferece ferramentas para modelagem, animação, renderização, edição de vídeos e outros recursos relacionados à produção de </w:t>
-      </w:r>
-      <w:proofErr w:type="spellStart"/>
-      <w:r>
-        <w:t>contéudo</w:t>
-      </w:r>
-      <w:proofErr w:type="spellEnd"/>
-      <w:r>
-        <w:t xml:space="preserve"> tridimensional. (Blender Foundation, 2026)</w:t>
-      </w:r>
-    </w:p>
-    <w:p>
-      <w:r>
-        <w:t xml:space="preserve">Além disso, o Blender é compatível com diferentes sistemas operacionais, como Windows, Linux e </w:t>
-      </w:r>
-      <w:proofErr w:type="spellStart"/>
-      <w:r>
-        <w:t>macOS</w:t>
-      </w:r>
-      <w:proofErr w:type="spellEnd"/>
-      <w:r>
-        <w:t>, sendo amplamente utilizado por estudantes, artistas e desenvolvedores de jogos para criar objetos, personagens e cenários. (Blender Foundation, 2026)</w:t>
+        <w:t>Blender é um software gratuito e de código aberto utilizado para a criação de modelos e animações em 3D. Ele oferece ferramentas para modelagem, animação, renderização, edição de vídeos e outros recursos relacionados à produção de contéudo tridimensional. (Blender Foundation, 2026)</w:t>
+      </w:r>
+    </w:p>
+    <w:p>
+      <w:r>
+        <w:t>Além disso, o Blender é compatível com diferentes sistemas operacionais, como Windows, Linux e macOS, sendo amplamente utilizado por estudantes, artistas e desenvolvedores de jogos para criar objetos, personagens e cenários. (Blender Foundation, 2026)</w:t>
       </w:r>
     </w:p>
     <w:p>
@@ -3026,75 +2591,17 @@
     </w:p>
     <w:p>
       <w:r>
-        <w:t>REAPER é um software de produção de áudio digital utilizado para gravar, editar, mixar e finalizar arquivos de áudio. Ele oferece ferramentas para trabalhar com gravações de voz, músicas e instrumentos, além de permitir a edição de faixas de áudio. (</w:t>
-      </w:r>
-      <w:proofErr w:type="spellStart"/>
-      <w:r>
-        <w:t>Cockos</w:t>
-      </w:r>
-      <w:proofErr w:type="spellEnd"/>
-      <w:r>
-        <w:t>, 2016).</w:t>
-      </w:r>
-    </w:p>
-    <w:p>
-      <w:proofErr w:type="spellStart"/>
-      <w:r>
-        <w:t>Decent</w:t>
-      </w:r>
-      <w:proofErr w:type="spellEnd"/>
-      <w:r>
-        <w:t xml:space="preserve"> </w:t>
-      </w:r>
-      <w:proofErr w:type="spellStart"/>
-      <w:r>
-        <w:t>Sampler</w:t>
-      </w:r>
-      <w:proofErr w:type="spellEnd"/>
-      <w:r>
-        <w:t xml:space="preserve"> é um plugin gratuito utilizado para reproduzir instrumentos virtuais baseados em samples. Ele permite carregar bibliotecas de sons no formato </w:t>
-      </w:r>
-      <w:proofErr w:type="spellStart"/>
-      <w:r>
-        <w:t>Decent</w:t>
-      </w:r>
-      <w:proofErr w:type="spellEnd"/>
-      <w:r>
-        <w:t xml:space="preserve"> </w:t>
-      </w:r>
-      <w:proofErr w:type="spellStart"/>
-      <w:r>
-        <w:t>Sampler</w:t>
-      </w:r>
-      <w:proofErr w:type="spellEnd"/>
-      <w:r>
-        <w:t>, possibilitando que esses sons sejam tocados como instrumentos virtuais em programas de produção musical. (</w:t>
-      </w:r>
-      <w:proofErr w:type="spellStart"/>
-      <w:r>
-        <w:t>Decent</w:t>
-      </w:r>
-      <w:proofErr w:type="spellEnd"/>
-      <w:r>
-        <w:t xml:space="preserve"> Samples, s.d.)</w:t>
-      </w:r>
-    </w:p>
-    <w:p>
-      <w:proofErr w:type="spellStart"/>
-      <w:r>
-        <w:t>Pianobook</w:t>
-      </w:r>
-      <w:proofErr w:type="spellEnd"/>
-      <w:r>
-        <w:t xml:space="preserve"> é uma plataforma colaborativa voltada para músicos, compositores e produtores de áudio, onde usuários compartilham gratuitamente instrumentos virtuais baseados em samples. A plataforma reúne uma ampla coleção de sons criados pela comunidade, permitindo que esses instrumentos sejam utilizados em produções musicais. (</w:t>
-      </w:r>
-      <w:proofErr w:type="spellStart"/>
-      <w:r>
-        <w:t>Pianobook</w:t>
-      </w:r>
-      <w:proofErr w:type="spellEnd"/>
-      <w:r>
-        <w:t>, s.d.)</w:t>
+        <w:t>REAPER é um software de produção de áudio digital utilizado para gravar, editar, mixar e finalizar arquivos de áudio. Ele oferece ferramentas para trabalhar com gravações de voz, músicas e instrumentos, além de permitir a edição de faixas de áudio. (Cockos, 2016).</w:t>
+      </w:r>
+    </w:p>
+    <w:p>
+      <w:r>
+        <w:t>Decent Sampler é um plugin gratuito utilizado para reproduzir instrumentos virtuais baseados em samples. Ele permite carregar bibliotecas de sons no formato Decent Sampler, possibilitando que esses sons sejam tocados como instrumentos virtuais em programas de produção musical. (Decent Samples, s.d.)</w:t>
+      </w:r>
+    </w:p>
+    <w:p>
+      <w:r>
+        <w:t>Pianobook é uma plataforma colaborativa voltada para músicos, compositores e produtores de áudio, onde usuários compartilham gratuitamente instrumentos virtuais baseados em samples. A plataforma reúne uma ampla coleção de sons criados pela comunidade, permitindo que esses instrumentos sejam utilizados em produções musicais. (Pianobook, s.d.)</w:t>
       </w:r>
     </w:p>
     <w:p>
@@ -3116,48 +2623,26 @@
           <w:id w:val="-553499877"/>
         </w:sdtPr>
         <w:sdtContent>
-          <w:commentRangeStart w:id="9"/>
+          <w:commentRangeStart w:id="11"/>
         </w:sdtContent>
       </w:sdt>
       <w:r>
         <w:t>IMERSÃO</w:t>
       </w:r>
-      <w:commentRangeEnd w:id="9"/>
-      <w:r>
-        <w:commentReference w:id="9"/>
-      </w:r>
-    </w:p>
-    <w:p>
-      <w:r>
-        <w:t xml:space="preserve">A imersão constitui a primeira etapa do processo, voltada </w:t>
-      </w:r>
-      <w:proofErr w:type="spellStart"/>
-      <w:r>
-        <w:t>á</w:t>
-      </w:r>
-      <w:proofErr w:type="spellEnd"/>
-      <w:r>
-        <w:t xml:space="preserve"> compreensão aprofundada do problema a ser resolvido. No contexto do projeto, essa fase envolveu a observação do cenário e a realização de uma pesquisa de campo, com o objetivo de entender melhor as necessidades dos usuários e avaliar a viabilidade da proposta </w:t>
-      </w:r>
-      <w:r>
-        <w:rPr>
-          <w:highlight w:val="yellow"/>
-        </w:rPr>
-        <w:t xml:space="preserve">(MJV </w:t>
-      </w:r>
-      <w:proofErr w:type="spellStart"/>
-      <w:r>
-        <w:rPr>
-          <w:highlight w:val="yellow"/>
-        </w:rPr>
-        <w:t>Innovation</w:t>
-      </w:r>
-      <w:proofErr w:type="spellEnd"/>
-      <w:r>
-        <w:rPr>
-          <w:highlight w:val="yellow"/>
-        </w:rPr>
-        <w:t>, 2022).</w:t>
+      <w:commentRangeEnd w:id="11"/>
+      <w:r>
+        <w:commentReference w:id="11"/>
+      </w:r>
+    </w:p>
+    <w:p>
+      <w:r>
+        <w:t xml:space="preserve">A imersão constitui a primeira etapa do processo, voltada á compreensão aprofundada do problema a ser resolvido. No contexto do projeto, essa fase envolveu a observação do cenário e a realização de uma pesquisa de campo, com o objetivo de entender melhor as necessidades dos usuários e avaliar a viabilidade da proposta </w:t>
+      </w:r>
+      <w:r>
+        <w:rPr>
+          <w:highlight w:val="yellow"/>
+        </w:rPr>
+        <w:t>(MJV Innovation, 2022).</w:t>
       </w:r>
     </w:p>
     <w:p>
@@ -3195,7 +2680,7 @@
           <w:id w:val="-1243877869"/>
         </w:sdtPr>
         <w:sdtContent>
-          <w:commentRangeStart w:id="10"/>
+          <w:commentRangeStart w:id="12"/>
         </w:sdtContent>
       </w:sdt>
       <w:r>
@@ -3206,9 +2691,9 @@
         </w:rPr>
         <w:t>Os cadernos são uma forma de obter informações sobre pessoas e seus universos.</w:t>
       </w:r>
-      <w:commentRangeEnd w:id="10"/>
-      <w:r>
-        <w:commentReference w:id="10"/>
+      <w:commentRangeEnd w:id="12"/>
+      <w:r>
+        <w:commentReference w:id="12"/>
       </w:r>
       <w:r>
         <w:rPr>
@@ -3251,25 +2736,7 @@
           <w:sz w:val="20"/>
           <w:szCs w:val="20"/>
         </w:rPr>
-        <w:t xml:space="preserve">(MJV </w:t>
-      </w:r>
-      <w:proofErr w:type="spellStart"/>
-      <w:r>
-        <w:rPr>
-          <w:color w:val="000000"/>
-          <w:sz w:val="20"/>
-          <w:szCs w:val="20"/>
-        </w:rPr>
-        <w:t>Innovation</w:t>
-      </w:r>
-      <w:proofErr w:type="spellEnd"/>
-      <w:r>
-        <w:rPr>
-          <w:color w:val="000000"/>
-          <w:sz w:val="20"/>
-          <w:szCs w:val="20"/>
-        </w:rPr>
-        <w:t>, 2016)</w:t>
+        <w:t>(MJV Innovation, 2016)</w:t>
       </w:r>
     </w:p>
     <w:p>
@@ -3390,62 +2857,44 @@
           <w:sz w:val="20"/>
           <w:szCs w:val="20"/>
         </w:rPr>
-        <w:t xml:space="preserve">Fonte: MJV </w:t>
-      </w:r>
-      <w:proofErr w:type="spellStart"/>
-      <w:r>
-        <w:rPr>
+        <w:t>Fonte: MJV Innovation, 2015</w:t>
+      </w:r>
+    </w:p>
+    <w:p>
+      <w:pPr>
+        <w:keepNext/>
+        <w:pBdr>
+          <w:top w:val="nil"/>
+          <w:left w:val="nil"/>
+          <w:bottom w:val="nil"/>
+          <w:right w:val="nil"/>
+          <w:between w:val="nil"/>
+        </w:pBdr>
+        <w:spacing w:before="120" w:line="240" w:lineRule="auto"/>
+        <w:ind w:firstLine="0"/>
+        <w:jc w:val="center"/>
+        <w:rPr>
+          <w:b/>
+          <w:bCs/>
           <w:color w:val="000000"/>
           <w:sz w:val="20"/>
           <w:szCs w:val="20"/>
         </w:rPr>
-        <w:t>Innovation</w:t>
-      </w:r>
-      <w:proofErr w:type="spellEnd"/>
-      <w:r>
-        <w:rPr>
+      </w:pPr>
+      <w:r>
+        <w:rPr>
+          <w:b/>
+          <w:bCs/>
           <w:color w:val="000000"/>
           <w:sz w:val="20"/>
           <w:szCs w:val="20"/>
         </w:rPr>
-        <w:t>, 2015</w:t>
-      </w:r>
-    </w:p>
-    <w:p>
-      <w:pPr>
-        <w:keepNext/>
-        <w:pBdr>
-          <w:top w:val="nil"/>
-          <w:left w:val="nil"/>
-          <w:bottom w:val="nil"/>
-          <w:right w:val="nil"/>
-          <w:between w:val="nil"/>
-        </w:pBdr>
-        <w:spacing w:before="120" w:line="240" w:lineRule="auto"/>
-        <w:ind w:firstLine="0"/>
-        <w:jc w:val="center"/>
-        <w:rPr>
-          <w:b/>
-          <w:bCs/>
-          <w:color w:val="000000"/>
-          <w:sz w:val="20"/>
-          <w:szCs w:val="20"/>
-        </w:rPr>
-      </w:pPr>
-      <w:r>
-        <w:rPr>
-          <w:b/>
-          <w:bCs/>
-          <w:color w:val="000000"/>
-          <w:sz w:val="20"/>
-          <w:szCs w:val="20"/>
-        </w:rPr>
         <w:t>Quadro 1: Sentimentos e Reações</w:t>
       </w:r>
     </w:p>
     <w:tbl>
       <w:tblPr>
-        <w:tblStyle w:val="a"/>
+        <w:tblStyle w:val="5"/>
         <w:tblW w:w="9061" w:type="dxa"/>
         <w:tblInd w:w="0" w:type="dxa"/>
         <w:tblBorders>
@@ -3481,7 +2930,7 @@
                 <w:id w:val="-248123744"/>
               </w:sdtPr>
               <w:sdtContent>
-                <w:commentRangeStart w:id="11"/>
+                <w:commentRangeStart w:id="13"/>
               </w:sdtContent>
             </w:sdt>
             <w:sdt>
@@ -3490,7 +2939,7 @@
                 <w:id w:val="-186644896"/>
               </w:sdtPr>
               <w:sdtContent>
-                <w:commentRangeStart w:id="12"/>
+                <w:commentRangeStart w:id="14"/>
               </w:sdtContent>
             </w:sdt>
             <w:r>
@@ -3586,7 +3035,6 @@
               <w:rPr>
                 <w:highlight w:val="yellow"/>
               </w:rPr>
-              <w:lastRenderedPageBreak/>
               <w:t>Dificuldade generalizada da população em compreender os mecanismos políticos e econômicos.</w:t>
             </w:r>
           </w:p>
@@ -3620,6 +3068,7 @@
                 <w:szCs w:val="72"/>
                 <w:highlight w:val="yellow"/>
               </w:rPr>
+              <w:lastRenderedPageBreak/>
               <w:t>😭</w:t>
             </w:r>
           </w:p>
@@ -3640,6 +3089,7 @@
               <w:rPr>
                 <w:highlight w:val="yellow"/>
               </w:rPr>
+              <w:lastRenderedPageBreak/>
               <w:t>Poluição e impacto ambiental e social.</w:t>
             </w:r>
           </w:p>
@@ -4051,13 +3501,13 @@
               </w:rPr>
               <w:t>😊</w:t>
             </w:r>
-            <w:commentRangeEnd w:id="11"/>
+            <w:commentRangeEnd w:id="13"/>
             <w:r>
-              <w:commentReference w:id="11"/>
+              <w:commentReference w:id="13"/>
             </w:r>
-            <w:commentRangeEnd w:id="12"/>
+            <w:commentRangeEnd w:id="14"/>
             <w:r>
-              <w:commentReference w:id="12"/>
+              <w:commentReference w:id="14"/>
             </w:r>
           </w:p>
         </w:tc>
@@ -4103,38 +3553,20 @@
       </w:r>
     </w:p>
     <w:p>
-      <w:sdt>
-        <w:sdtPr>
-          <w:tag w:val="goog_rdk_15"/>
-          <w:id w:val="-1977655285"/>
-        </w:sdtPr>
-        <w:sdtContent>
-          <w:commentRangeStart w:id="13"/>
-        </w:sdtContent>
-      </w:sdt>
-      <w:r>
-        <w:t xml:space="preserve">Na pesquisa de campo foram coletadas 24 respostas com o objetivo de identificar a viabilidade e necessidade do projeto, realizada em </w:t>
-      </w:r>
-      <w:r>
-        <w:t>abril e julho</w:t>
-      </w:r>
-      <w:r>
-        <w:t xml:space="preserve"> de 2026 por meio da plataforma Google </w:t>
-      </w:r>
-      <w:proofErr w:type="spellStart"/>
-      <w:r>
-        <w:t>Forms</w:t>
-      </w:r>
-      <w:proofErr w:type="spellEnd"/>
-      <w:r>
-        <w:t>, com participação de pessoas de diferentes perfis e faixas etárias.</w:t>
-      </w:r>
-      <w:commentRangeEnd w:id="13"/>
-      <w:r>
-        <w:commentReference w:id="13"/>
-      </w:r>
-      <w:r>
-        <w:t xml:space="preserve"> Abaixo estão os dados apresentados</w:t>
+      <w:pPr>
+        <w:ind w:firstLine="0"/>
+      </w:pPr>
+      <w:r>
+        <w:tab/>
+      </w:r>
+      <w:r>
+        <w:rPr>
+          <w:highlight w:val="yellow"/>
+        </w:rPr>
+        <w:t>Na pesquisa de campo, foram coletadas 24 respostas, com o objetivo de identificar a viabilidade e a necessidade do projeto. A coleta foi realizada nos meses de abril e julho de 2026, por meio da plataforma Google Forms, com participação voluntária de pessoas de diferentes perfis e faixas etárias. A divulgação aberta do questionário permitiu alcançar participantes de maneira acessível, buscando reunir diferentes opiniões e percepções sobre o tema abordado. A escolha desse formato ocorreu pela praticidade de distribuição e preenchimento do formulário, possibilitando coletar informações relevantes para auxiliar na compreensão do problema investigado e na avaliação da proposta do Thermautomata. Abaixo estão os dados apresentados</w:t>
+      </w:r>
+      <w:r>
+        <w:t>.</w:t>
       </w:r>
     </w:p>
     <w:p>
@@ -4164,7 +3596,7 @@
           <w:id w:val="-1835846909"/>
         </w:sdtPr>
         <w:sdtContent>
-          <w:commentRangeStart w:id="14"/>
+          <w:commentRangeStart w:id="15"/>
         </w:sdtContent>
       </w:sdt>
       <w:r>
@@ -4177,9 +3609,9 @@
         </w:rPr>
         <w:t>Gráfico 1: Idade dos Entrevistados</w:t>
       </w:r>
-      <w:commentRangeEnd w:id="14"/>
-      <w:r>
-        <w:commentReference w:id="14"/>
+      <w:commentRangeEnd w:id="15"/>
+      <w:r>
+        <w:commentReference w:id="15"/>
       </w:r>
     </w:p>
     <w:p>
@@ -4206,7 +3638,7 @@
           <w:id w:val="2089384733"/>
         </w:sdtPr>
         <w:sdtContent>
-          <w:commentRangeStart w:id="15"/>
+          <w:commentRangeStart w:id="16"/>
         </w:sdtContent>
       </w:sdt>
       <w:r>
@@ -4257,9 +3689,9 @@
           </wp:inline>
         </w:drawing>
       </w:r>
-      <w:commentRangeEnd w:id="15"/>
-      <w:r>
-        <w:commentReference w:id="15"/>
+      <w:commentRangeEnd w:id="16"/>
+      <w:r>
+        <w:commentReference w:id="16"/>
       </w:r>
     </w:p>
     <w:p>
@@ -5101,15 +4533,36 @@
           <w:id w:val="-1459118119"/>
         </w:sdtPr>
         <w:sdtContent>
-          <w:commentRangeStart w:id="16"/>
+          <w:commentRangeStart w:id="17"/>
         </w:sdtContent>
       </w:sdt>
       <w:r>
         <w:t>Esse gráfico demonstra a quantidade de pessoas que possuem algum desejo ou interesse em uma das mecânicas que integram o projeto. Observa-se que a grande maioria (75%) possuem interesse nessas mecânicas de jogo.</w:t>
       </w:r>
-      <w:commentRangeEnd w:id="16"/>
-      <w:r>
-        <w:commentReference w:id="16"/>
+      <w:commentRangeEnd w:id="17"/>
+      <w:r>
+        <w:commentReference w:id="17"/>
+      </w:r>
+    </w:p>
+    <w:p>
+      <w:pPr>
+        <w:rPr>
+          <w:highlight w:val="yellow"/>
+        </w:rPr>
+      </w:pPr>
+      <w:r>
+        <w:rPr>
+          <w:highlight w:val="yellow"/>
+        </w:rPr>
+        <w:t xml:space="preserve">A partir dos dados coletados, observa-se que a pesquisa apresentou resultados favoráveis à proposta do Thermautomata. A maioria dos participantes demonstrou ter o hábito de jogar videogames, além de apresentar interesse no projeto e nas mecânicas propostas, incluindo o sistema de facções e outras funcionalidades do jogo. O interesse de 79,2% dos entrevistados pelo projeto e pelas mecânicas de facções, assim como os 75% de interesse nas demais mecânicas apresentadas, indica uma receptividade positiva à proposta. </w:t>
+      </w:r>
+    </w:p>
+    <w:p>
+      <w:r>
+        <w:rPr>
+          <w:highlight w:val="yellow"/>
+        </w:rPr>
+        <w:t>Dessa forma, os resultados contribuem para fundamentar a viabilidade inicial do desenvolvimento do jogo e auxiliam na identificação de aspectos que podem despertar o interesse dos jogadores. Entretanto, considerando o número de participantes e a divulgação aberta do questionário, os dados representam as opiniões dos respondentes e não podem ser generalizados para toda a população. Essas informações servem como base para a etapa seguinte, de Análise e Síntese, na qual os resultados serão relacionados aos objetivos e às características do projeto.</w:t>
       </w:r>
     </w:p>
     <w:p>
@@ -5125,33 +4578,25 @@
           <w:numId w:val="2"/>
         </w:numPr>
       </w:pPr>
-      <w:sdt>
-        <w:sdtPr>
-          <w:tag w:val="goog_rdk_19"/>
-          <w:id w:val="2025884198"/>
-          <w:showingPlcHdr/>
-        </w:sdtPr>
-        <w:sdtContent>
-          <w:r>
-            <w:t xml:space="preserve">     </w:t>
-          </w:r>
-          <w:commentRangeStart w:id="17"/>
-        </w:sdtContent>
-      </w:sdt>
-      <w:r>
+      <w:commentRangeStart w:id="18"/>
+      <w:r>
+        <w:lastRenderedPageBreak/>
         <w:t>ANÁLIS</w:t>
       </w:r>
-      <w:commentRangeStart w:id="18"/>
       <w:r>
         <w:t>E SÍNTESE</w:t>
       </w:r>
-      <w:commentRangeEnd w:id="17"/>
-      <w:r>
-        <w:commentReference w:id="17"/>
-      </w:r>
       <w:commentRangeEnd w:id="18"/>
       <w:r>
         <w:commentReference w:id="18"/>
+      </w:r>
+    </w:p>
+    <w:p>
+      <w:r>
+        <w:rPr>
+          <w:highlight w:val="yellow"/>
+        </w:rPr>
+        <w:t>Este capítulo apresenta a análise e a síntese das informações obtidas durante o desenvolvimento do projeto, com o objetivo de compreender as necessidades, os interesses e as dificuldades do público em relação aos temas abordados. A partir desses dados, são utilizadas ferramentas do Design Thinking, como a criação de personas, para representar possíveis usuários e orientar as decisões de desenvolvimento do Thermautomata.</w:t>
       </w:r>
     </w:p>
     <w:p>
@@ -5162,19 +4607,7 @@
           <w:numId w:val="2"/>
         </w:numPr>
       </w:pPr>
-      <w:sdt>
-        <w:sdtPr>
-          <w:tag w:val="goog_rdk_21"/>
-          <w:id w:val="77298410"/>
-          <w:showingPlcHdr/>
-        </w:sdtPr>
-        <w:sdtContent>
-          <w:r>
-            <w:t xml:space="preserve">     </w:t>
-          </w:r>
-          <w:commentRangeStart w:id="19"/>
-        </w:sdtContent>
-      </w:sdt>
+      <w:commentRangeStart w:id="19"/>
       <w:r>
         <w:t>Persona</w:t>
       </w:r>
@@ -5351,30 +4784,11 @@
           <w:sz w:val="20"/>
           <w:szCs w:val="20"/>
         </w:rPr>
-        <w:t xml:space="preserve">Fonte: </w:t>
-      </w:r>
-      <w:proofErr w:type="spellStart"/>
-      <w:r>
-        <w:rPr>
-          <w:color w:val="000000"/>
-          <w:sz w:val="20"/>
-          <w:szCs w:val="20"/>
-        </w:rPr>
-        <w:t>Tallyson</w:t>
-      </w:r>
-      <w:proofErr w:type="spellEnd"/>
-      <w:r>
-        <w:rPr>
-          <w:color w:val="000000"/>
-          <w:sz w:val="20"/>
-          <w:szCs w:val="20"/>
-        </w:rPr>
-        <w:t xml:space="preserve"> Faustino, 2024</w:t>
-      </w:r>
-    </w:p>
-    <w:p>
-      <w:r>
-        <w:lastRenderedPageBreak/>
+        <w:t>Fonte: Tallyson Faustino, 2024</w:t>
+      </w:r>
+    </w:p>
+    <w:p>
+      <w:r>
         <w:t>Sendo assim nesse trabalho foi criado as personas Bruno e Erasmo, que atende os requisitos da citação acima.</w:t>
       </w:r>
     </w:p>
@@ -5464,28 +4878,7 @@
         <w:rPr>
           <w:highlight w:val="yellow"/>
         </w:rPr>
-        <w:t xml:space="preserve">Erasmo Altoé Candido </w:t>
-      </w:r>
-      <w:proofErr w:type="spellStart"/>
-      <w:r>
-        <w:rPr>
-          <w:highlight w:val="yellow"/>
-        </w:rPr>
-        <w:t>Bastianeli</w:t>
-      </w:r>
-      <w:proofErr w:type="spellEnd"/>
-      <w:r>
-        <w:rPr>
-          <w:highlight w:val="yellow"/>
-        </w:rPr>
-        <w:t xml:space="preserve"> é um homem de 42 anos residente em Santa Catarina. Ele possui um conhecimento superficial </w:t>
-      </w:r>
-      <w:proofErr w:type="gramStart"/>
-      <w:r>
-        <w:rPr>
-          <w:highlight w:val="yellow"/>
-        </w:rPr>
-        <w:t>de Geopol</w:t>
+        <w:t>Erasmo Altoé Candido Bastianeli é um homem de 42 anos residente em Santa Catarina. Ele possui um conhecimento superficial de Geopol</w:t>
       </w:r>
       <w:r>
         <w:rPr>
@@ -5497,14 +4890,14 @@
         <w:rPr>
           <w:highlight w:val="yellow"/>
         </w:rPr>
-        <w:t>tica</w:t>
-      </w:r>
-      <w:proofErr w:type="gramEnd"/>
-      <w:r>
-        <w:rPr>
-          <w:highlight w:val="yellow"/>
-        </w:rPr>
-        <w:t xml:space="preserve"> e gostaria de explorar mais o assunto, contudo, a dificuldade de pesquisar facilmente, e um ensino que seja mais prático, torna esse desejo mais distante.</w:t>
+        <w:t xml:space="preserve">tica e gostaria de </w:t>
+      </w:r>
+      <w:r>
+        <w:rPr>
+          <w:highlight w:val="yellow"/>
+        </w:rPr>
+        <w:lastRenderedPageBreak/>
+        <w:t>explorar mais o assunto, contudo, a dificuldade de pesquisar facilmente, e um ensino que seja mais prático, torna esse desejo mais distante.</w:t>
       </w:r>
       <w:commentRangeEnd w:id="23"/>
       <w:r>
@@ -5516,15 +4909,7 @@
     </w:p>
     <w:p>
       <w:r>
-        <w:t xml:space="preserve">Ambas personas gostariam de perseguir o conhecimento, porém, a indisponibilidade para pesquisa não permite um estudo prático, a gamificação emerge como uma estratégia crucial para esse problema, com sua interface familiar e atraente, </w:t>
-      </w:r>
-      <w:proofErr w:type="gramStart"/>
-      <w:r>
-        <w:t>o estudo de temas relacionados podem</w:t>
-      </w:r>
-      <w:proofErr w:type="gramEnd"/>
-      <w:r>
-        <w:t xml:space="preserve"> ser facilitados e condensados de forma prática, criando um hábito natural e r</w:t>
+        <w:t>Ambas personas gostariam de perseguir o conhecimento, porém, a indisponibilidade para pesquisa não permite um estudo prático, a gamificação emerge como uma estratégia crucial para esse problema, com sua interface familiar e atraente, o estudo de temas relacionados podem ser facilitados e condensados de forma prática, criando um hábito natural e r</w:t>
       </w:r>
       <w:r>
         <w:t>á</w:t>
@@ -5649,7 +5034,7 @@
     </w:p>
     <w:tbl>
       <w:tblPr>
-        <w:tblStyle w:val="a0"/>
+        <w:tblStyle w:val="4"/>
         <w:tblW w:w="9045" w:type="dxa"/>
         <w:tblInd w:w="0" w:type="dxa"/>
         <w:tblBorders>
@@ -6090,6 +5475,7 @@
                 <w:bCs/>
                 <w:color w:val="000000"/>
               </w:rPr>
+              <w:lastRenderedPageBreak/>
               <w:t>Financiar o projeto principal da equipe*</w:t>
             </w:r>
           </w:p>
@@ -6114,63 +5500,7 @@
               <w:rPr>
                 <w:color w:val="000000"/>
               </w:rPr>
-              <w:t>Adição de subsídios de financiamento (</w:t>
-            </w:r>
-            <w:proofErr w:type="spellStart"/>
-            <w:r>
-              <w:rPr>
-                <w:color w:val="000000"/>
-              </w:rPr>
-              <w:t>Patreon</w:t>
-            </w:r>
-            <w:proofErr w:type="spellEnd"/>
-            <w:r>
-              <w:rPr>
-                <w:color w:val="000000"/>
-              </w:rPr>
-              <w:t xml:space="preserve">, </w:t>
-            </w:r>
-            <w:proofErr w:type="spellStart"/>
-            <w:r>
-              <w:rPr>
-                <w:color w:val="000000"/>
-              </w:rPr>
-              <w:t>SubcribeStar</w:t>
-            </w:r>
-            <w:proofErr w:type="spellEnd"/>
-            <w:r>
-              <w:rPr>
-                <w:color w:val="000000"/>
-              </w:rPr>
-              <w:t xml:space="preserve">, </w:t>
-            </w:r>
-            <w:proofErr w:type="spellStart"/>
-            <w:r>
-              <w:rPr>
-                <w:color w:val="000000"/>
-              </w:rPr>
-              <w:t>Discord</w:t>
-            </w:r>
-            <w:proofErr w:type="spellEnd"/>
-            <w:r>
-              <w:rPr>
-                <w:color w:val="000000"/>
-              </w:rPr>
-              <w:t xml:space="preserve"> Privado, Kickstarter, </w:t>
-            </w:r>
-            <w:proofErr w:type="spellStart"/>
-            <w:r>
-              <w:rPr>
-                <w:color w:val="000000"/>
-              </w:rPr>
-              <w:t>Ko-Fi</w:t>
-            </w:r>
-            <w:proofErr w:type="spellEnd"/>
-            <w:r>
-              <w:rPr>
-                <w:color w:val="000000"/>
-              </w:rPr>
-              <w:t>, Catarse, Apoia.se) e venda de produtos envolvendo o projeto.</w:t>
+              <w:t>Adição de subsídios de financiamento (Patreon, SubcribeStar, Discord Privado, Kickstarter, Ko-Fi, Catarse, Apoia.se) e venda de produtos envolvendo o projeto.</w:t>
             </w:r>
           </w:p>
         </w:tc>
@@ -6211,87 +5541,33 @@
           <w:sz w:val="20"/>
           <w:szCs w:val="20"/>
         </w:rPr>
-        <w:t xml:space="preserve">Golden Circle, ou em português, Círculo de Ouro, é uma metodologia, criada pelo inglês Simon </w:t>
-      </w:r>
-      <w:proofErr w:type="spellStart"/>
-      <w:r>
+        <w:t xml:space="preserve">Golden Circle, ou em português, Círculo de Ouro, é uma metodologia, criada pelo inglês Simon Sinek, que ajuda empresas e líderes a gerarem impacto por meio do seu propósito. Zendesk (2024) </w:t>
+      </w:r>
+    </w:p>
+    <w:p>
+      <w:pPr>
+        <w:pBdr>
+          <w:top w:val="nil"/>
+          <w:left w:val="nil"/>
+          <w:bottom w:val="nil"/>
+          <w:right w:val="nil"/>
+          <w:between w:val="nil"/>
+        </w:pBdr>
+        <w:spacing w:before="120" w:line="240" w:lineRule="auto"/>
+        <w:ind w:left="2268" w:firstLine="0"/>
         <w:rPr>
           <w:color w:val="000000"/>
           <w:sz w:val="20"/>
           <w:szCs w:val="20"/>
         </w:rPr>
-        <w:t>Sinek</w:t>
-      </w:r>
-      <w:proofErr w:type="spellEnd"/>
+      </w:pPr>
       <w:r>
         <w:rPr>
           <w:color w:val="000000"/>
           <w:sz w:val="20"/>
           <w:szCs w:val="20"/>
         </w:rPr>
-        <w:t xml:space="preserve">, que ajuda empresas e líderes a gerarem impacto por meio do seu propósito. </w:t>
-      </w:r>
-      <w:proofErr w:type="spellStart"/>
-      <w:r>
-        <w:rPr>
-          <w:color w:val="000000"/>
-          <w:sz w:val="20"/>
-          <w:szCs w:val="20"/>
-        </w:rPr>
-        <w:t>Zendesk</w:t>
-      </w:r>
-      <w:proofErr w:type="spellEnd"/>
-      <w:r>
-        <w:rPr>
-          <w:color w:val="000000"/>
-          <w:sz w:val="20"/>
-          <w:szCs w:val="20"/>
-        </w:rPr>
-        <w:t xml:space="preserve"> (2024) </w:t>
-      </w:r>
-    </w:p>
-    <w:p>
-      <w:pPr>
-        <w:pBdr>
-          <w:top w:val="nil"/>
-          <w:left w:val="nil"/>
-          <w:bottom w:val="nil"/>
-          <w:right w:val="nil"/>
-          <w:between w:val="nil"/>
-        </w:pBdr>
-        <w:spacing w:before="120" w:line="240" w:lineRule="auto"/>
-        <w:ind w:left="2268" w:firstLine="0"/>
-        <w:rPr>
-          <w:color w:val="000000"/>
-          <w:sz w:val="20"/>
-          <w:szCs w:val="20"/>
-        </w:rPr>
-      </w:pPr>
-      <w:r>
-        <w:rPr>
-          <w:color w:val="000000"/>
-          <w:sz w:val="20"/>
-          <w:szCs w:val="20"/>
-        </w:rPr>
-        <w:t xml:space="preserve">O conceito se apoia na ideia de que as empresas e os líderes devem pensar, agir e comunicar de dentro para fora, do centro do círculo em direção às extremidades. Para isso, devem seguir 3 camadas, também conhecidas como esferas de trabalho, que ajudam a empresa a extrair seu potencial e se destacar. </w:t>
-      </w:r>
-      <w:proofErr w:type="spellStart"/>
-      <w:r>
-        <w:rPr>
-          <w:color w:val="000000"/>
-          <w:sz w:val="20"/>
-          <w:szCs w:val="20"/>
-        </w:rPr>
-        <w:t>Zendesk</w:t>
-      </w:r>
-      <w:proofErr w:type="spellEnd"/>
-      <w:r>
-        <w:rPr>
-          <w:color w:val="000000"/>
-          <w:sz w:val="20"/>
-          <w:szCs w:val="20"/>
-        </w:rPr>
-        <w:t xml:space="preserve"> (2024)</w:t>
+        <w:t>O conceito se apoia na ideia de que as empresas e os líderes devem pensar, agir e comunicar de dentro para fora, do centro do círculo em direção às extremidades. Para isso, devem seguir 3 camadas, também conhecidas como esferas de trabalho, que ajudam a empresa a extrair seu potencial e se destacar. Zendesk (2024)</w:t>
       </w:r>
     </w:p>
     <w:p>
@@ -6461,6 +5737,14 @@
       </w:r>
     </w:p>
     <w:p>
+      <w:r>
+        <w:rPr>
+          <w:highlight w:val="yellow"/>
+        </w:rPr>
+        <w:t>Este capítulo apresenta os aspectos estratégicos relacionados ao planejamento e à viabilidade do Thermautomata, abordando a organização financeira do projeto. Dessa forma, busca-se demonstrar como o planejamento financeiro contribui para a estruturação e a sustentabilidade econômica do projeto.</w:t>
+      </w:r>
+    </w:p>
+    <w:p>
       <w:pPr>
         <w:pStyle w:val="Ttulo2"/>
         <w:numPr>
@@ -6507,7 +5791,7 @@
     </w:p>
     <w:tbl>
       <w:tblPr>
-        <w:tblStyle w:val="a1"/>
+        <w:tblStyle w:val="3"/>
         <w:tblW w:w="9061" w:type="dxa"/>
         <w:tblInd w:w="0" w:type="dxa"/>
         <w:tblBorders>
@@ -6768,33 +6052,7 @@
           <w:szCs w:val="27"/>
           <w:highlight w:val="yellow"/>
         </w:rPr>
-        <w:t xml:space="preserve">Design </w:t>
-      </w:r>
-      <w:proofErr w:type="spellStart"/>
-      <w:r>
-        <w:rPr>
-          <w:rFonts w:ascii="Calibri" w:eastAsia="Calibri" w:hAnsi="Calibri" w:cs="Calibri"/>
-          <w:b/>
-          <w:bCs/>
-          <w:color w:val="000000"/>
-          <w:sz w:val="27"/>
-          <w:szCs w:val="27"/>
-          <w:highlight w:val="yellow"/>
-        </w:rPr>
-        <w:t>Thinking</w:t>
-      </w:r>
-      <w:proofErr w:type="spellEnd"/>
-      <w:r>
-        <w:rPr>
-          <w:rFonts w:ascii="Calibri" w:eastAsia="Calibri" w:hAnsi="Calibri" w:cs="Calibri"/>
-          <w:b/>
-          <w:bCs/>
-          <w:color w:val="000000"/>
-          <w:sz w:val="27"/>
-          <w:szCs w:val="27"/>
-          <w:highlight w:val="yellow"/>
-        </w:rPr>
-        <w:t>: o que são Cadernos de Sensibilização</w:t>
+        <w:t>Design Thinking: o que são Cadernos de Sensibilização</w:t>
       </w:r>
       <w:r>
         <w:rPr>
@@ -7528,85 +6786,7 @@
           <w:szCs w:val="27"/>
           <w:highlight w:val="yellow"/>
         </w:rPr>
-        <w:t xml:space="preserve">Análise: </w:t>
-      </w:r>
-      <w:proofErr w:type="spellStart"/>
-      <w:r>
-        <w:rPr>
-          <w:rFonts w:ascii="Calibri" w:eastAsia="Calibri" w:hAnsi="Calibri" w:cs="Calibri"/>
-          <w:b/>
-          <w:bCs/>
-          <w:color w:val="000000"/>
-          <w:sz w:val="27"/>
-          <w:szCs w:val="27"/>
-          <w:highlight w:val="yellow"/>
-        </w:rPr>
-        <w:t>Endling</w:t>
-      </w:r>
-      <w:proofErr w:type="spellEnd"/>
-      <w:r>
-        <w:rPr>
-          <w:rFonts w:ascii="Calibri" w:eastAsia="Calibri" w:hAnsi="Calibri" w:cs="Calibri"/>
-          <w:b/>
-          <w:bCs/>
-          <w:color w:val="000000"/>
-          <w:sz w:val="27"/>
-          <w:szCs w:val="27"/>
-          <w:highlight w:val="yellow"/>
-        </w:rPr>
-        <w:t xml:space="preserve"> – </w:t>
-      </w:r>
-      <w:proofErr w:type="spellStart"/>
-      <w:r>
-        <w:rPr>
-          <w:rFonts w:ascii="Calibri" w:eastAsia="Calibri" w:hAnsi="Calibri" w:cs="Calibri"/>
-          <w:b/>
-          <w:bCs/>
-          <w:color w:val="000000"/>
-          <w:sz w:val="27"/>
-          <w:szCs w:val="27"/>
-          <w:highlight w:val="yellow"/>
-        </w:rPr>
-        <w:t>Extinction</w:t>
-      </w:r>
-      <w:proofErr w:type="spellEnd"/>
-      <w:r>
-        <w:rPr>
-          <w:rFonts w:ascii="Calibri" w:eastAsia="Calibri" w:hAnsi="Calibri" w:cs="Calibri"/>
-          <w:b/>
-          <w:bCs/>
-          <w:color w:val="000000"/>
-          <w:sz w:val="27"/>
-          <w:szCs w:val="27"/>
-          <w:highlight w:val="yellow"/>
-        </w:rPr>
-        <w:t xml:space="preserve"> </w:t>
-      </w:r>
-      <w:proofErr w:type="spellStart"/>
-      <w:r>
-        <w:rPr>
-          <w:rFonts w:ascii="Calibri" w:eastAsia="Calibri" w:hAnsi="Calibri" w:cs="Calibri"/>
-          <w:b/>
-          <w:bCs/>
-          <w:color w:val="000000"/>
-          <w:sz w:val="27"/>
-          <w:szCs w:val="27"/>
-          <w:highlight w:val="yellow"/>
-        </w:rPr>
-        <w:t>is</w:t>
-      </w:r>
-      <w:proofErr w:type="spellEnd"/>
-      <w:r>
-        <w:rPr>
-          <w:rFonts w:ascii="Calibri" w:eastAsia="Calibri" w:hAnsi="Calibri" w:cs="Calibri"/>
-          <w:b/>
-          <w:bCs/>
-          <w:color w:val="000000"/>
-          <w:sz w:val="27"/>
-          <w:szCs w:val="27"/>
-          <w:highlight w:val="yellow"/>
-        </w:rPr>
-        <w:t xml:space="preserve"> Forever. 2022</w:t>
+        <w:t>Análise: Endling – Extinction is Forever. 2022</w:t>
       </w:r>
       <w:r>
         <w:rPr>
@@ -7804,265 +6984,17 @@
         </w:rPr>
         <w:t xml:space="preserve">VENDITTI, Bruno. </w:t>
       </w:r>
-      <w:proofErr w:type="spellStart"/>
-      <w:r>
-        <w:rPr>
-          <w:rFonts w:ascii="Calibri" w:eastAsia="Calibri" w:hAnsi="Calibri" w:cs="Calibri"/>
-          <w:b/>
-          <w:bCs/>
-          <w:color w:val="000000"/>
-          <w:sz w:val="27"/>
-          <w:szCs w:val="27"/>
-          <w:highlight w:val="yellow"/>
-        </w:rPr>
-        <w:t>This</w:t>
-      </w:r>
-      <w:proofErr w:type="spellEnd"/>
-      <w:r>
-        <w:rPr>
-          <w:rFonts w:ascii="Calibri" w:eastAsia="Calibri" w:hAnsi="Calibri" w:cs="Calibri"/>
-          <w:b/>
-          <w:bCs/>
-          <w:color w:val="000000"/>
-          <w:sz w:val="27"/>
-          <w:szCs w:val="27"/>
-          <w:highlight w:val="yellow"/>
-        </w:rPr>
-        <w:t xml:space="preserve"> </w:t>
-      </w:r>
-      <w:proofErr w:type="spellStart"/>
-      <w:r>
-        <w:rPr>
-          <w:rFonts w:ascii="Calibri" w:eastAsia="Calibri" w:hAnsi="Calibri" w:cs="Calibri"/>
-          <w:b/>
-          <w:bCs/>
-          <w:color w:val="000000"/>
-          <w:sz w:val="27"/>
-          <w:szCs w:val="27"/>
-          <w:highlight w:val="yellow"/>
-        </w:rPr>
-        <w:t>chart</w:t>
-      </w:r>
-      <w:proofErr w:type="spellEnd"/>
-      <w:r>
-        <w:rPr>
-          <w:rFonts w:ascii="Calibri" w:eastAsia="Calibri" w:hAnsi="Calibri" w:cs="Calibri"/>
-          <w:b/>
-          <w:bCs/>
-          <w:color w:val="000000"/>
-          <w:sz w:val="27"/>
-          <w:szCs w:val="27"/>
-          <w:highlight w:val="yellow"/>
-        </w:rPr>
-        <w:t xml:space="preserve"> shows </w:t>
-      </w:r>
-      <w:proofErr w:type="spellStart"/>
-      <w:r>
-        <w:rPr>
-          <w:rFonts w:ascii="Calibri" w:eastAsia="Calibri" w:hAnsi="Calibri" w:cs="Calibri"/>
-          <w:b/>
-          <w:bCs/>
-          <w:color w:val="000000"/>
-          <w:sz w:val="27"/>
-          <w:szCs w:val="27"/>
-          <w:highlight w:val="yellow"/>
-        </w:rPr>
-        <w:t>the</w:t>
-      </w:r>
-      <w:proofErr w:type="spellEnd"/>
-      <w:r>
-        <w:rPr>
-          <w:rFonts w:ascii="Calibri" w:eastAsia="Calibri" w:hAnsi="Calibri" w:cs="Calibri"/>
-          <w:b/>
-          <w:bCs/>
-          <w:color w:val="000000"/>
-          <w:sz w:val="27"/>
-          <w:szCs w:val="27"/>
-          <w:highlight w:val="yellow"/>
-        </w:rPr>
-        <w:t xml:space="preserve"> </w:t>
-      </w:r>
-      <w:proofErr w:type="spellStart"/>
-      <w:r>
-        <w:rPr>
-          <w:rFonts w:ascii="Calibri" w:eastAsia="Calibri" w:hAnsi="Calibri" w:cs="Calibri"/>
-          <w:b/>
-          <w:bCs/>
-          <w:color w:val="000000"/>
-          <w:sz w:val="27"/>
-          <w:szCs w:val="27"/>
-          <w:highlight w:val="yellow"/>
-        </w:rPr>
-        <w:t>impact</w:t>
-      </w:r>
-      <w:proofErr w:type="spellEnd"/>
-      <w:r>
-        <w:rPr>
-          <w:rFonts w:ascii="Calibri" w:eastAsia="Calibri" w:hAnsi="Calibri" w:cs="Calibri"/>
-          <w:b/>
-          <w:bCs/>
-          <w:color w:val="000000"/>
-          <w:sz w:val="27"/>
-          <w:szCs w:val="27"/>
-          <w:highlight w:val="yellow"/>
-        </w:rPr>
-        <w:t xml:space="preserve"> </w:t>
-      </w:r>
-      <w:proofErr w:type="spellStart"/>
-      <w:r>
-        <w:rPr>
-          <w:rFonts w:ascii="Calibri" w:eastAsia="Calibri" w:hAnsi="Calibri" w:cs="Calibri"/>
-          <w:b/>
-          <w:bCs/>
-          <w:color w:val="000000"/>
-          <w:sz w:val="27"/>
-          <w:szCs w:val="27"/>
-          <w:highlight w:val="yellow"/>
-        </w:rPr>
-        <w:t>rising</w:t>
-      </w:r>
-      <w:proofErr w:type="spellEnd"/>
-      <w:r>
-        <w:rPr>
-          <w:rFonts w:ascii="Calibri" w:eastAsia="Calibri" w:hAnsi="Calibri" w:cs="Calibri"/>
-          <w:b/>
-          <w:bCs/>
-          <w:color w:val="000000"/>
-          <w:sz w:val="27"/>
-          <w:szCs w:val="27"/>
-          <w:highlight w:val="yellow"/>
-        </w:rPr>
-        <w:t xml:space="preserve"> </w:t>
-      </w:r>
-      <w:proofErr w:type="spellStart"/>
-      <w:r>
-        <w:rPr>
-          <w:rFonts w:ascii="Calibri" w:eastAsia="Calibri" w:hAnsi="Calibri" w:cs="Calibri"/>
-          <w:b/>
-          <w:bCs/>
-          <w:color w:val="000000"/>
-          <w:sz w:val="27"/>
-          <w:szCs w:val="27"/>
-          <w:highlight w:val="yellow"/>
-        </w:rPr>
-        <w:t>urbanization</w:t>
-      </w:r>
-      <w:proofErr w:type="spellEnd"/>
-      <w:r>
-        <w:rPr>
-          <w:rFonts w:ascii="Calibri" w:eastAsia="Calibri" w:hAnsi="Calibri" w:cs="Calibri"/>
-          <w:b/>
-          <w:bCs/>
-          <w:color w:val="000000"/>
-          <w:sz w:val="27"/>
-          <w:szCs w:val="27"/>
-          <w:highlight w:val="yellow"/>
-        </w:rPr>
-        <w:t xml:space="preserve"> </w:t>
-      </w:r>
-      <w:proofErr w:type="spellStart"/>
-      <w:r>
-        <w:rPr>
-          <w:rFonts w:ascii="Calibri" w:eastAsia="Calibri" w:hAnsi="Calibri" w:cs="Calibri"/>
-          <w:b/>
-          <w:bCs/>
-          <w:color w:val="000000"/>
-          <w:sz w:val="27"/>
-          <w:szCs w:val="27"/>
-          <w:highlight w:val="yellow"/>
-        </w:rPr>
-        <w:t>will</w:t>
-      </w:r>
-      <w:proofErr w:type="spellEnd"/>
-      <w:r>
-        <w:rPr>
-          <w:rFonts w:ascii="Calibri" w:eastAsia="Calibri" w:hAnsi="Calibri" w:cs="Calibri"/>
-          <w:b/>
-          <w:bCs/>
-          <w:color w:val="000000"/>
-          <w:sz w:val="27"/>
-          <w:szCs w:val="27"/>
-          <w:highlight w:val="yellow"/>
-        </w:rPr>
-        <w:t xml:space="preserve"> </w:t>
-      </w:r>
-      <w:proofErr w:type="spellStart"/>
-      <w:r>
-        <w:rPr>
-          <w:rFonts w:ascii="Calibri" w:eastAsia="Calibri" w:hAnsi="Calibri" w:cs="Calibri"/>
-          <w:b/>
-          <w:bCs/>
-          <w:color w:val="000000"/>
-          <w:sz w:val="27"/>
-          <w:szCs w:val="27"/>
-          <w:highlight w:val="yellow"/>
-        </w:rPr>
-        <w:t>have</w:t>
-      </w:r>
-      <w:proofErr w:type="spellEnd"/>
-      <w:r>
-        <w:rPr>
-          <w:rFonts w:ascii="Calibri" w:eastAsia="Calibri" w:hAnsi="Calibri" w:cs="Calibri"/>
-          <w:b/>
-          <w:bCs/>
-          <w:color w:val="000000"/>
-          <w:sz w:val="27"/>
-          <w:szCs w:val="27"/>
-          <w:highlight w:val="yellow"/>
-        </w:rPr>
-        <w:t xml:space="preserve"> </w:t>
-      </w:r>
-      <w:proofErr w:type="spellStart"/>
-      <w:r>
-        <w:rPr>
-          <w:rFonts w:ascii="Calibri" w:eastAsia="Calibri" w:hAnsi="Calibri" w:cs="Calibri"/>
-          <w:b/>
-          <w:bCs/>
-          <w:color w:val="000000"/>
-          <w:sz w:val="27"/>
-          <w:szCs w:val="27"/>
-          <w:highlight w:val="yellow"/>
-        </w:rPr>
-        <w:t>on</w:t>
-      </w:r>
-      <w:proofErr w:type="spellEnd"/>
-      <w:r>
-        <w:rPr>
-          <w:rFonts w:ascii="Calibri" w:eastAsia="Calibri" w:hAnsi="Calibri" w:cs="Calibri"/>
-          <w:b/>
-          <w:bCs/>
-          <w:color w:val="000000"/>
-          <w:sz w:val="27"/>
-          <w:szCs w:val="27"/>
-          <w:highlight w:val="yellow"/>
-        </w:rPr>
-        <w:t xml:space="preserve"> </w:t>
-      </w:r>
-      <w:proofErr w:type="spellStart"/>
-      <w:r>
-        <w:rPr>
-          <w:rFonts w:ascii="Calibri" w:eastAsia="Calibri" w:hAnsi="Calibri" w:cs="Calibri"/>
-          <w:b/>
-          <w:bCs/>
-          <w:color w:val="000000"/>
-          <w:sz w:val="27"/>
-          <w:szCs w:val="27"/>
-          <w:highlight w:val="yellow"/>
-        </w:rPr>
-        <w:t>the</w:t>
-      </w:r>
-      <w:proofErr w:type="spellEnd"/>
-      <w:r>
-        <w:rPr>
-          <w:rFonts w:ascii="Calibri" w:eastAsia="Calibri" w:hAnsi="Calibri" w:cs="Calibri"/>
-          <w:b/>
-          <w:bCs/>
-          <w:color w:val="000000"/>
-          <w:sz w:val="27"/>
-          <w:szCs w:val="27"/>
-          <w:highlight w:val="yellow"/>
-        </w:rPr>
-        <w:t xml:space="preserve"> world</w:t>
+      <w:r>
+        <w:rPr>
+          <w:rFonts w:ascii="Calibri" w:eastAsia="Calibri" w:hAnsi="Calibri" w:cs="Calibri"/>
+          <w:b/>
+          <w:bCs/>
+          <w:color w:val="000000"/>
+          <w:sz w:val="27"/>
+          <w:szCs w:val="27"/>
+          <w:highlight w:val="yellow"/>
+        </w:rPr>
+        <w:t>This chart shows the impact rising urbanization will have on the world</w:t>
       </w:r>
       <w:r>
         <w:rPr>
@@ -8254,48 +7186,8 @@
           <w:szCs w:val="27"/>
           <w:highlight w:val="yellow"/>
         </w:rPr>
-        <w:t xml:space="preserve">Imersão Design </w:t>
-      </w:r>
-      <w:proofErr w:type="spellStart"/>
-      <w:r>
-        <w:rPr>
-          <w:rFonts w:ascii="Calibri" w:eastAsia="Calibri" w:hAnsi="Calibri" w:cs="Calibri"/>
-          <w:b/>
-          <w:bCs/>
-          <w:color w:val="000000"/>
-          <w:sz w:val="27"/>
-          <w:szCs w:val="27"/>
-          <w:highlight w:val="yellow"/>
-        </w:rPr>
-        <w:t>Thinking</w:t>
-      </w:r>
-      <w:proofErr w:type="spellEnd"/>
-      <w:r>
-        <w:rPr>
-          <w:rFonts w:ascii="Calibri" w:eastAsia="Calibri" w:hAnsi="Calibri" w:cs="Calibri"/>
-          <w:b/>
-          <w:bCs/>
-          <w:color w:val="000000"/>
-          <w:sz w:val="27"/>
-          <w:szCs w:val="27"/>
-          <w:highlight w:val="yellow"/>
-        </w:rPr>
-        <w:t xml:space="preserve">: como funciona essa </w:t>
-      </w:r>
-      <w:proofErr w:type="gramStart"/>
-      <w:r>
-        <w:rPr>
-          <w:rFonts w:ascii="Calibri" w:eastAsia="Calibri" w:hAnsi="Calibri" w:cs="Calibri"/>
-          <w:b/>
-          <w:bCs/>
-          <w:color w:val="000000"/>
-          <w:sz w:val="27"/>
-          <w:szCs w:val="27"/>
-          <w:highlight w:val="yellow"/>
-        </w:rPr>
-        <w:t>fase?.</w:t>
-      </w:r>
-      <w:proofErr w:type="gramEnd"/>
+        <w:t>Imersão Design Thinking: como funciona essa fase?.</w:t>
+      </w:r>
       <w:r>
         <w:rPr>
           <w:rFonts w:ascii="Calibri" w:eastAsia="Calibri" w:hAnsi="Calibri" w:cs="Calibri"/>
@@ -8466,29 +7358,7 @@
           <w:szCs w:val="27"/>
           <w:highlight w:val="yellow"/>
         </w:rPr>
-        <w:t xml:space="preserve">. Revista </w:t>
-      </w:r>
-      <w:proofErr w:type="spellStart"/>
-      <w:r>
-        <w:rPr>
-          <w:rFonts w:ascii="Calibri" w:eastAsia="Calibri" w:hAnsi="Calibri" w:cs="Calibri"/>
-          <w:color w:val="000000"/>
-          <w:sz w:val="27"/>
-          <w:szCs w:val="27"/>
-          <w:highlight w:val="yellow"/>
-        </w:rPr>
-        <w:t>Katálysis</w:t>
-      </w:r>
-      <w:proofErr w:type="spellEnd"/>
-      <w:r>
-        <w:rPr>
-          <w:rFonts w:ascii="Calibri" w:eastAsia="Calibri" w:hAnsi="Calibri" w:cs="Calibri"/>
-          <w:color w:val="000000"/>
-          <w:sz w:val="27"/>
-          <w:szCs w:val="27"/>
-          <w:highlight w:val="yellow"/>
-        </w:rPr>
-        <w:t xml:space="preserve">, Florianópolis, v. 10, n. 2, p. 143-153, 2007. Disponível em: </w:t>
+        <w:t xml:space="preserve">. Revista Katálysis, Florianópolis, v. 10, n. 2, p. 143-153, 2007. Disponível em: </w:t>
       </w:r>
       <w:hyperlink r:id="rId39" w:history="1">
         <w:r>
@@ -8548,27 +7418,7 @@
           <w:sz w:val="27"/>
           <w:szCs w:val="27"/>
         </w:rPr>
-        <w:t xml:space="preserve">SHUVO, </w:t>
-      </w:r>
-      <w:proofErr w:type="spellStart"/>
-      <w:r>
-        <w:rPr>
-          <w:rFonts w:ascii="Calibri" w:eastAsia="Calibri" w:hAnsi="Calibri" w:cs="Calibri"/>
-          <w:color w:val="000000"/>
-          <w:sz w:val="27"/>
-          <w:szCs w:val="27"/>
-        </w:rPr>
-        <w:t>Sakibuzzaman</w:t>
-      </w:r>
-      <w:proofErr w:type="spellEnd"/>
-      <w:r>
-        <w:rPr>
-          <w:rFonts w:ascii="Calibri" w:eastAsia="Calibri" w:hAnsi="Calibri" w:cs="Calibri"/>
-          <w:color w:val="000000"/>
-          <w:sz w:val="27"/>
-          <w:szCs w:val="27"/>
-        </w:rPr>
-        <w:t xml:space="preserve">. </w:t>
+        <w:t xml:space="preserve">SHUVO, Sakibuzzaman. </w:t>
       </w:r>
       <w:r>
         <w:rPr>
@@ -8656,21 +7506,8 @@
           <w:sz w:val="27"/>
           <w:szCs w:val="27"/>
         </w:rPr>
-        <w:t xml:space="preserve">Poluição ambiental, um problema de urbanização e crescimento desordenado das cidades. Revista </w:t>
-      </w:r>
-      <w:proofErr w:type="spellStart"/>
-      <w:r>
-        <w:rPr>
-          <w:rFonts w:ascii="Calibri" w:eastAsia="Calibri" w:hAnsi="Calibri" w:cs="Calibri"/>
-          <w:b/>
-          <w:bCs/>
-          <w:color w:val="000000"/>
-          <w:sz w:val="27"/>
-          <w:szCs w:val="27"/>
-        </w:rPr>
-        <w:t>Sustinere</w:t>
-      </w:r>
-      <w:proofErr w:type="spellEnd"/>
+        <w:t>Poluição ambiental, um problema de urbanização e crescimento desordenado das cidades. Revista Sustinere</w:t>
+      </w:r>
       <w:r>
         <w:rPr>
           <w:rFonts w:ascii="Calibri" w:eastAsia="Calibri" w:hAnsi="Calibri" w:cs="Calibri"/>
@@ -8818,31 +7655,7 @@
           <w:sz w:val="27"/>
           <w:szCs w:val="27"/>
         </w:rPr>
-        <w:t xml:space="preserve">Nova evidência do efeito das literacias na redução da desinformação e das fake </w:t>
-      </w:r>
-      <w:proofErr w:type="spellStart"/>
-      <w:r>
-        <w:rPr>
-          <w:rFonts w:ascii="Calibri" w:eastAsia="Calibri" w:hAnsi="Calibri" w:cs="Calibri"/>
-          <w:b/>
-          <w:bCs/>
-          <w:color w:val="000000"/>
-          <w:sz w:val="27"/>
-          <w:szCs w:val="27"/>
-        </w:rPr>
-        <w:t>news</w:t>
-      </w:r>
-      <w:proofErr w:type="spellEnd"/>
-      <w:r>
-        <w:rPr>
-          <w:rFonts w:ascii="Calibri" w:eastAsia="Calibri" w:hAnsi="Calibri" w:cs="Calibri"/>
-          <w:b/>
-          <w:bCs/>
-          <w:color w:val="000000"/>
-          <w:sz w:val="27"/>
-          <w:szCs w:val="27"/>
-        </w:rPr>
-        <w:t>. 2021</w:t>
+        <w:t>Nova evidência do efeito das literacias na redução da desinformação e das fake news. 2021</w:t>
       </w:r>
       <w:r>
         <w:rPr>
@@ -8859,43 +7672,7 @@
           <w:sz w:val="27"/>
           <w:szCs w:val="27"/>
         </w:rPr>
-        <w:t xml:space="preserve">Claudia Lisete Oliveira </w:t>
-      </w:r>
-      <w:proofErr w:type="spellStart"/>
-      <w:r>
-        <w:rPr>
-          <w:rFonts w:ascii="Calibri" w:eastAsia="Calibri" w:hAnsi="Calibri" w:cs="Calibri"/>
-          <w:sz w:val="27"/>
-          <w:szCs w:val="27"/>
-        </w:rPr>
-        <w:t>Groenwald</w:t>
-      </w:r>
-      <w:proofErr w:type="spellEnd"/>
-      <w:r>
-        <w:rPr>
-          <w:rFonts w:ascii="Calibri" w:eastAsia="Calibri" w:hAnsi="Calibri" w:cs="Calibri"/>
-          <w:sz w:val="27"/>
-          <w:szCs w:val="27"/>
-        </w:rPr>
-        <w:t xml:space="preserve"> </w:t>
-      </w:r>
-      <w:proofErr w:type="spellStart"/>
-      <w:r>
-        <w:rPr>
-          <w:rFonts w:ascii="Calibri" w:eastAsia="Calibri" w:hAnsi="Calibri" w:cs="Calibri"/>
-          <w:sz w:val="27"/>
-          <w:szCs w:val="27"/>
-        </w:rPr>
-        <w:t>Disponivel</w:t>
-      </w:r>
-      <w:proofErr w:type="spellEnd"/>
-      <w:r>
-        <w:rPr>
-          <w:rFonts w:ascii="Calibri" w:eastAsia="Calibri" w:hAnsi="Calibri" w:cs="Calibri"/>
-          <w:sz w:val="27"/>
-          <w:szCs w:val="27"/>
-        </w:rPr>
-        <w:t xml:space="preserve"> em: academia.edu </w:t>
+        <w:t xml:space="preserve">Claudia Lisete Oliveira Groenwald Disponivel em: academia.edu </w:t>
       </w:r>
       <w:r>
         <w:rPr>
@@ -9247,21 +8024,8 @@
           <w:sz w:val="27"/>
           <w:szCs w:val="27"/>
         </w:rPr>
-        <w:t xml:space="preserve">O que é Golden Circle: entenda o conceito de Simon </w:t>
-      </w:r>
-      <w:proofErr w:type="spellStart"/>
-      <w:r>
-        <w:rPr>
-          <w:rFonts w:ascii="Calibri" w:eastAsia="Calibri" w:hAnsi="Calibri" w:cs="Calibri"/>
-          <w:b/>
-          <w:bCs/>
-          <w:color w:val="000000"/>
-          <w:sz w:val="27"/>
-          <w:szCs w:val="27"/>
-        </w:rPr>
-        <w:t>Sinek</w:t>
-      </w:r>
-      <w:proofErr w:type="spellEnd"/>
+        <w:t>O que é Golden Circle: entenda o conceito de Simon Sinek</w:t>
+      </w:r>
       <w:r>
         <w:rPr>
           <w:rFonts w:ascii="Calibri" w:eastAsia="Calibri" w:hAnsi="Calibri" w:cs="Calibri"/>
@@ -9387,115 +8151,17 @@
         </w:rPr>
         <w:t xml:space="preserve">GODOT COMMUNITY. </w:t>
       </w:r>
-      <w:proofErr w:type="spellStart"/>
-      <w:r>
-        <w:rPr>
-          <w:rFonts w:ascii="Calibri" w:eastAsia="Calibri" w:hAnsi="Calibri" w:cs="Calibri"/>
-          <w:b/>
-          <w:bCs/>
-          <w:color w:val="000000"/>
-          <w:sz w:val="27"/>
-          <w:szCs w:val="27"/>
-        </w:rPr>
-        <w:t>Introduction</w:t>
-      </w:r>
-      <w:proofErr w:type="spellEnd"/>
-      <w:r>
-        <w:rPr>
-          <w:rFonts w:ascii="Calibri" w:eastAsia="Calibri" w:hAnsi="Calibri" w:cs="Calibri"/>
-          <w:b/>
-          <w:bCs/>
-          <w:color w:val="000000"/>
-          <w:sz w:val="27"/>
-          <w:szCs w:val="27"/>
-        </w:rPr>
-        <w:t xml:space="preserve"> — Godot </w:t>
-      </w:r>
-      <w:proofErr w:type="spellStart"/>
-      <w:r>
-        <w:rPr>
-          <w:rFonts w:ascii="Calibri" w:eastAsia="Calibri" w:hAnsi="Calibri" w:cs="Calibri"/>
-          <w:b/>
-          <w:bCs/>
-          <w:color w:val="000000"/>
-          <w:sz w:val="27"/>
-          <w:szCs w:val="27"/>
-        </w:rPr>
-        <w:t>Engine</w:t>
-      </w:r>
-      <w:proofErr w:type="spellEnd"/>
-      <w:r>
-        <w:rPr>
-          <w:rFonts w:ascii="Calibri" w:eastAsia="Calibri" w:hAnsi="Calibri" w:cs="Calibri"/>
-          <w:b/>
-          <w:bCs/>
-          <w:color w:val="000000"/>
-          <w:sz w:val="27"/>
-          <w:szCs w:val="27"/>
-        </w:rPr>
-        <w:t xml:space="preserve"> (</w:t>
-      </w:r>
-      <w:proofErr w:type="spellStart"/>
-      <w:r>
-        <w:rPr>
-          <w:rFonts w:ascii="Calibri" w:eastAsia="Calibri" w:hAnsi="Calibri" w:cs="Calibri"/>
-          <w:b/>
-          <w:bCs/>
-          <w:color w:val="000000"/>
-          <w:sz w:val="27"/>
-          <w:szCs w:val="27"/>
-        </w:rPr>
-        <w:t>stable</w:t>
-      </w:r>
-      <w:proofErr w:type="spellEnd"/>
-      <w:r>
-        <w:rPr>
-          <w:rFonts w:ascii="Calibri" w:eastAsia="Calibri" w:hAnsi="Calibri" w:cs="Calibri"/>
-          <w:b/>
-          <w:bCs/>
-          <w:color w:val="000000"/>
-          <w:sz w:val="27"/>
-          <w:szCs w:val="27"/>
-        </w:rPr>
-        <w:t xml:space="preserve">) </w:t>
-      </w:r>
-      <w:proofErr w:type="spellStart"/>
-      <w:r>
-        <w:rPr>
-          <w:rFonts w:ascii="Calibri" w:eastAsia="Calibri" w:hAnsi="Calibri" w:cs="Calibri"/>
-          <w:b/>
-          <w:bCs/>
-          <w:color w:val="000000"/>
-          <w:sz w:val="27"/>
-          <w:szCs w:val="27"/>
-        </w:rPr>
-        <w:t>documentation</w:t>
-      </w:r>
-      <w:proofErr w:type="spellEnd"/>
-      <w:r>
-        <w:rPr>
-          <w:rFonts w:ascii="Calibri" w:eastAsia="Calibri" w:hAnsi="Calibri" w:cs="Calibri"/>
-          <w:b/>
-          <w:bCs/>
-          <w:color w:val="000000"/>
-          <w:sz w:val="27"/>
-          <w:szCs w:val="27"/>
-        </w:rPr>
-        <w:t xml:space="preserve"> in </w:t>
-      </w:r>
-      <w:proofErr w:type="spellStart"/>
-      <w:r>
-        <w:rPr>
-          <w:rFonts w:ascii="Calibri" w:eastAsia="Calibri" w:hAnsi="Calibri" w:cs="Calibri"/>
-          <w:b/>
-          <w:bCs/>
-          <w:color w:val="000000"/>
-          <w:sz w:val="27"/>
-          <w:szCs w:val="27"/>
-        </w:rPr>
-        <w:t>English</w:t>
-      </w:r>
-      <w:proofErr w:type="spellEnd"/>
+      <w:r>
+        <w:rPr>
+          <w:rFonts w:ascii="Calibri" w:eastAsia="Calibri" w:hAnsi="Calibri" w:cs="Calibri"/>
+          <w:b/>
+          <w:bCs/>
+          <w:color w:val="000000"/>
+          <w:sz w:val="27"/>
+          <w:szCs w:val="27"/>
+        </w:rPr>
+        <w:t>Introduction — Godot Engine (stable) documentation in English</w:t>
+      </w:r>
       <w:r>
         <w:rPr>
           <w:rFonts w:ascii="Calibri" w:eastAsia="Calibri" w:hAnsi="Calibri" w:cs="Calibri"/>
@@ -9553,139 +8219,17 @@
         </w:rPr>
         <w:t xml:space="preserve">GODOT COMMUNITY. </w:t>
       </w:r>
-      <w:proofErr w:type="spellStart"/>
-      <w:r>
-        <w:rPr>
-          <w:rFonts w:ascii="Calibri" w:eastAsia="Calibri" w:hAnsi="Calibri" w:cs="Calibri"/>
-          <w:b/>
-          <w:bCs/>
-          <w:color w:val="000000"/>
-          <w:sz w:val="27"/>
-          <w:szCs w:val="27"/>
-        </w:rPr>
-        <w:t>GDScript</w:t>
-      </w:r>
-      <w:proofErr w:type="spellEnd"/>
-      <w:r>
-        <w:rPr>
-          <w:rFonts w:ascii="Calibri" w:eastAsia="Calibri" w:hAnsi="Calibri" w:cs="Calibri"/>
-          <w:b/>
-          <w:bCs/>
-          <w:color w:val="000000"/>
-          <w:sz w:val="27"/>
-          <w:szCs w:val="27"/>
-        </w:rPr>
-        <w:t xml:space="preserve"> </w:t>
-      </w:r>
-      <w:proofErr w:type="spellStart"/>
-      <w:r>
-        <w:rPr>
-          <w:rFonts w:ascii="Calibri" w:eastAsia="Calibri" w:hAnsi="Calibri" w:cs="Calibri"/>
-          <w:b/>
-          <w:bCs/>
-          <w:color w:val="000000"/>
-          <w:sz w:val="27"/>
-          <w:szCs w:val="27"/>
-        </w:rPr>
-        <w:t>reference</w:t>
-      </w:r>
-      <w:proofErr w:type="spellEnd"/>
-      <w:r>
-        <w:rPr>
-          <w:rFonts w:ascii="Calibri" w:eastAsia="Calibri" w:hAnsi="Calibri" w:cs="Calibri"/>
-          <w:b/>
-          <w:bCs/>
-          <w:color w:val="000000"/>
-          <w:sz w:val="27"/>
-          <w:szCs w:val="27"/>
-        </w:rPr>
-        <w:t xml:space="preserve"> — Godot </w:t>
-      </w:r>
-      <w:proofErr w:type="spellStart"/>
-      <w:r>
-        <w:rPr>
-          <w:rFonts w:ascii="Calibri" w:eastAsia="Calibri" w:hAnsi="Calibri" w:cs="Calibri"/>
-          <w:b/>
-          <w:bCs/>
-          <w:color w:val="000000"/>
-          <w:sz w:val="27"/>
-          <w:szCs w:val="27"/>
-        </w:rPr>
-        <w:t>Engine</w:t>
-      </w:r>
-      <w:proofErr w:type="spellEnd"/>
-      <w:r>
-        <w:rPr>
-          <w:rFonts w:ascii="Calibri" w:eastAsia="Calibri" w:hAnsi="Calibri" w:cs="Calibri"/>
-          <w:b/>
-          <w:bCs/>
-          <w:color w:val="000000"/>
-          <w:sz w:val="27"/>
-          <w:szCs w:val="27"/>
-        </w:rPr>
-        <w:t xml:space="preserve"> (</w:t>
-      </w:r>
-      <w:proofErr w:type="spellStart"/>
-      <w:r>
-        <w:rPr>
-          <w:rFonts w:ascii="Calibri" w:eastAsia="Calibri" w:hAnsi="Calibri" w:cs="Calibri"/>
-          <w:b/>
-          <w:bCs/>
-          <w:color w:val="000000"/>
-          <w:sz w:val="27"/>
-          <w:szCs w:val="27"/>
-        </w:rPr>
-        <w:t>stable</w:t>
-      </w:r>
-      <w:proofErr w:type="spellEnd"/>
-      <w:r>
-        <w:rPr>
-          <w:rFonts w:ascii="Calibri" w:eastAsia="Calibri" w:hAnsi="Calibri" w:cs="Calibri"/>
-          <w:b/>
-          <w:bCs/>
-          <w:color w:val="000000"/>
-          <w:sz w:val="27"/>
-          <w:szCs w:val="27"/>
-        </w:rPr>
-        <w:t xml:space="preserve">) </w:t>
-      </w:r>
-      <w:proofErr w:type="spellStart"/>
-      <w:r>
-        <w:rPr>
-          <w:rFonts w:ascii="Calibri" w:eastAsia="Calibri" w:hAnsi="Calibri" w:cs="Calibri"/>
-          <w:b/>
-          <w:bCs/>
-          <w:color w:val="000000"/>
-          <w:sz w:val="27"/>
-          <w:szCs w:val="27"/>
-        </w:rPr>
-        <w:t>documentation</w:t>
-      </w:r>
-      <w:proofErr w:type="spellEnd"/>
-      <w:r>
-        <w:rPr>
-          <w:rFonts w:ascii="Calibri" w:eastAsia="Calibri" w:hAnsi="Calibri" w:cs="Calibri"/>
-          <w:b/>
-          <w:bCs/>
-          <w:color w:val="000000"/>
-          <w:sz w:val="27"/>
-          <w:szCs w:val="27"/>
-        </w:rPr>
-        <w:t xml:space="preserve"> in </w:t>
-      </w:r>
-      <w:proofErr w:type="spellStart"/>
-      <w:r>
-        <w:rPr>
-          <w:rFonts w:ascii="Calibri" w:eastAsia="Calibri" w:hAnsi="Calibri" w:cs="Calibri"/>
-          <w:b/>
-          <w:bCs/>
-          <w:color w:val="000000"/>
-          <w:sz w:val="27"/>
-          <w:szCs w:val="27"/>
-        </w:rPr>
-        <w:t>English</w:t>
-      </w:r>
-      <w:proofErr w:type="spellEnd"/>
+      <w:r>
+        <w:rPr>
+          <w:rFonts w:ascii="Calibri" w:eastAsia="Calibri" w:hAnsi="Calibri" w:cs="Calibri"/>
+          <w:b/>
+          <w:bCs/>
+          <w:color w:val="000000"/>
+          <w:sz w:val="27"/>
+          <w:szCs w:val="27"/>
+        </w:rPr>
+        <w:t>GDScript reference — Godot Engine (stable) documentation in English</w:t>
+      </w:r>
       <w:r>
         <w:rPr>
           <w:rFonts w:ascii="Calibri" w:eastAsia="Calibri" w:hAnsi="Calibri" w:cs="Calibri"/>
@@ -9752,55 +8296,7 @@
           <w:sz w:val="27"/>
           <w:szCs w:val="27"/>
         </w:rPr>
-        <w:t xml:space="preserve">Visual Studio </w:t>
-      </w:r>
-      <w:proofErr w:type="spellStart"/>
-      <w:r>
-        <w:rPr>
-          <w:rFonts w:ascii="Calibri" w:eastAsia="Calibri" w:hAnsi="Calibri" w:cs="Calibri"/>
-          <w:b/>
-          <w:bCs/>
-          <w:color w:val="000000"/>
-          <w:sz w:val="27"/>
-          <w:szCs w:val="27"/>
-        </w:rPr>
-        <w:t>Code</w:t>
-      </w:r>
-      <w:proofErr w:type="spellEnd"/>
-      <w:r>
-        <w:rPr>
-          <w:rFonts w:ascii="Calibri" w:eastAsia="Calibri" w:hAnsi="Calibri" w:cs="Calibri"/>
-          <w:b/>
-          <w:bCs/>
-          <w:color w:val="000000"/>
-          <w:sz w:val="27"/>
-          <w:szCs w:val="27"/>
-        </w:rPr>
-        <w:t xml:space="preserve"> - O editor de código de IA de código open </w:t>
-      </w:r>
-      <w:proofErr w:type="spellStart"/>
-      <w:r>
-        <w:rPr>
-          <w:rFonts w:ascii="Calibri" w:eastAsia="Calibri" w:hAnsi="Calibri" w:cs="Calibri"/>
-          <w:b/>
-          <w:bCs/>
-          <w:color w:val="000000"/>
-          <w:sz w:val="27"/>
-          <w:szCs w:val="27"/>
-        </w:rPr>
-        <w:t>source</w:t>
-      </w:r>
-      <w:proofErr w:type="spellEnd"/>
-      <w:r>
-        <w:rPr>
-          <w:rFonts w:ascii="Calibri" w:eastAsia="Calibri" w:hAnsi="Calibri" w:cs="Calibri"/>
-          <w:b/>
-          <w:bCs/>
-          <w:color w:val="000000"/>
-          <w:sz w:val="27"/>
-          <w:szCs w:val="27"/>
-        </w:rPr>
-        <w:t xml:space="preserve"> | Sua casa para desenvolvimento multiagente</w:t>
+        <w:t>Visual Studio Code - O editor de código de IA de código open source | Sua casa para desenvolvimento multiagente</w:t>
       </w:r>
       <w:r>
         <w:rPr>
@@ -9859,29 +8355,16 @@
         </w:rPr>
         <w:t xml:space="preserve">MDN WEB DOCS. </w:t>
       </w:r>
-      <w:proofErr w:type="spellStart"/>
-      <w:r>
-        <w:rPr>
-          <w:rFonts w:ascii="Calibri" w:eastAsia="Calibri" w:hAnsi="Calibri" w:cs="Calibri"/>
-          <w:b/>
-          <w:bCs/>
-          <w:color w:val="000000"/>
-          <w:sz w:val="27"/>
-          <w:szCs w:val="27"/>
-        </w:rPr>
-        <w:t>JavaScript</w:t>
-      </w:r>
-      <w:proofErr w:type="spellEnd"/>
-      <w:r>
-        <w:rPr>
-          <w:rFonts w:ascii="Calibri" w:eastAsia="Calibri" w:hAnsi="Calibri" w:cs="Calibri"/>
-          <w:b/>
-          <w:bCs/>
-          <w:color w:val="000000"/>
-          <w:sz w:val="27"/>
-          <w:szCs w:val="27"/>
-        </w:rPr>
-        <w:t xml:space="preserve"> | MDN</w:t>
+      <w:r>
+        <w:rPr>
+          <w:rFonts w:ascii="Calibri" w:eastAsia="Calibri" w:hAnsi="Calibri" w:cs="Calibri"/>
+          <w:b/>
+          <w:bCs/>
+          <w:color w:val="000000"/>
+          <w:sz w:val="27"/>
+          <w:szCs w:val="27"/>
+        </w:rPr>
+        <w:t>JavaScript | MDN</w:t>
       </w:r>
       <w:r>
         <w:rPr>
@@ -10017,55 +8500,7 @@
           <w:sz w:val="27"/>
           <w:szCs w:val="27"/>
         </w:rPr>
-        <w:t xml:space="preserve">HTML: </w:t>
-      </w:r>
-      <w:proofErr w:type="spellStart"/>
-      <w:r>
-        <w:rPr>
-          <w:rFonts w:ascii="Calibri" w:eastAsia="Calibri" w:hAnsi="Calibri" w:cs="Calibri"/>
-          <w:b/>
-          <w:bCs/>
-          <w:color w:val="000000"/>
-          <w:sz w:val="27"/>
-          <w:szCs w:val="27"/>
-        </w:rPr>
-        <w:t>HyperText</w:t>
-      </w:r>
-      <w:proofErr w:type="spellEnd"/>
-      <w:r>
-        <w:rPr>
-          <w:rFonts w:ascii="Calibri" w:eastAsia="Calibri" w:hAnsi="Calibri" w:cs="Calibri"/>
-          <w:b/>
-          <w:bCs/>
-          <w:color w:val="000000"/>
-          <w:sz w:val="27"/>
-          <w:szCs w:val="27"/>
-        </w:rPr>
-        <w:t xml:space="preserve"> Markup </w:t>
-      </w:r>
-      <w:proofErr w:type="spellStart"/>
-      <w:r>
-        <w:rPr>
-          <w:rFonts w:ascii="Calibri" w:eastAsia="Calibri" w:hAnsi="Calibri" w:cs="Calibri"/>
-          <w:b/>
-          <w:bCs/>
-          <w:color w:val="000000"/>
-          <w:sz w:val="27"/>
-          <w:szCs w:val="27"/>
-        </w:rPr>
-        <w:t>Language</w:t>
-      </w:r>
-      <w:proofErr w:type="spellEnd"/>
-      <w:r>
-        <w:rPr>
-          <w:rFonts w:ascii="Calibri" w:eastAsia="Calibri" w:hAnsi="Calibri" w:cs="Calibri"/>
-          <w:b/>
-          <w:bCs/>
-          <w:color w:val="000000"/>
-          <w:sz w:val="27"/>
-          <w:szCs w:val="27"/>
-        </w:rPr>
-        <w:t xml:space="preserve"> | MDN</w:t>
+        <w:t>HTML: HyperText Markup Language | MDN</w:t>
       </w:r>
       <w:r>
         <w:rPr>
@@ -10133,79 +8568,7 @@
           <w:sz w:val="27"/>
           <w:szCs w:val="27"/>
         </w:rPr>
-        <w:t xml:space="preserve">CSS: </w:t>
-      </w:r>
-      <w:proofErr w:type="spellStart"/>
-      <w:r>
-        <w:rPr>
-          <w:rFonts w:ascii="Calibri" w:eastAsia="Calibri" w:hAnsi="Calibri" w:cs="Calibri"/>
-          <w:b/>
-          <w:bCs/>
-          <w:color w:val="000000"/>
-          <w:sz w:val="27"/>
-          <w:szCs w:val="27"/>
-        </w:rPr>
-        <w:t>Cascading</w:t>
-      </w:r>
-      <w:proofErr w:type="spellEnd"/>
-      <w:r>
-        <w:rPr>
-          <w:rFonts w:ascii="Calibri" w:eastAsia="Calibri" w:hAnsi="Calibri" w:cs="Calibri"/>
-          <w:b/>
-          <w:bCs/>
-          <w:color w:val="000000"/>
-          <w:sz w:val="27"/>
-          <w:szCs w:val="27"/>
-        </w:rPr>
-        <w:t xml:space="preserve"> </w:t>
-      </w:r>
-      <w:proofErr w:type="spellStart"/>
-      <w:r>
-        <w:rPr>
-          <w:rFonts w:ascii="Calibri" w:eastAsia="Calibri" w:hAnsi="Calibri" w:cs="Calibri"/>
-          <w:b/>
-          <w:bCs/>
-          <w:color w:val="000000"/>
-          <w:sz w:val="27"/>
-          <w:szCs w:val="27"/>
-        </w:rPr>
-        <w:t>Style</w:t>
-      </w:r>
-      <w:proofErr w:type="spellEnd"/>
-      <w:r>
-        <w:rPr>
-          <w:rFonts w:ascii="Calibri" w:eastAsia="Calibri" w:hAnsi="Calibri" w:cs="Calibri"/>
-          <w:b/>
-          <w:bCs/>
-          <w:color w:val="000000"/>
-          <w:sz w:val="27"/>
-          <w:szCs w:val="27"/>
-        </w:rPr>
-        <w:t xml:space="preserve"> </w:t>
-      </w:r>
-      <w:proofErr w:type="spellStart"/>
-      <w:r>
-        <w:rPr>
-          <w:rFonts w:ascii="Calibri" w:eastAsia="Calibri" w:hAnsi="Calibri" w:cs="Calibri"/>
-          <w:b/>
-          <w:bCs/>
-          <w:color w:val="000000"/>
-          <w:sz w:val="27"/>
-          <w:szCs w:val="27"/>
-        </w:rPr>
-        <w:t>Sheets</w:t>
-      </w:r>
-      <w:proofErr w:type="spellEnd"/>
-      <w:r>
-        <w:rPr>
-          <w:rFonts w:ascii="Calibri" w:eastAsia="Calibri" w:hAnsi="Calibri" w:cs="Calibri"/>
-          <w:b/>
-          <w:bCs/>
-          <w:color w:val="000000"/>
-          <w:sz w:val="27"/>
-          <w:szCs w:val="27"/>
-        </w:rPr>
-        <w:t xml:space="preserve"> | MDN</w:t>
+        <w:t>CSS: Cascading Style Sheets | MDN</w:t>
       </w:r>
       <w:r>
         <w:rPr>
@@ -10264,29 +8627,16 @@
         </w:rPr>
         <w:t xml:space="preserve">BLENDER FOUDATION. </w:t>
       </w:r>
-      <w:proofErr w:type="spellStart"/>
-      <w:r>
-        <w:rPr>
-          <w:rFonts w:ascii="Calibri" w:eastAsia="Calibri" w:hAnsi="Calibri" w:cs="Calibri"/>
-          <w:b/>
-          <w:bCs/>
-          <w:color w:val="000000"/>
-          <w:sz w:val="27"/>
-          <w:szCs w:val="27"/>
-        </w:rPr>
-        <w:t>About</w:t>
-      </w:r>
-      <w:proofErr w:type="spellEnd"/>
-      <w:r>
-        <w:rPr>
-          <w:rFonts w:ascii="Calibri" w:eastAsia="Calibri" w:hAnsi="Calibri" w:cs="Calibri"/>
-          <w:b/>
-          <w:bCs/>
-          <w:color w:val="000000"/>
-          <w:sz w:val="27"/>
-          <w:szCs w:val="27"/>
-        </w:rPr>
-        <w:t xml:space="preserve"> Blender - Blender 5.2 LTS Manual</w:t>
+      <w:r>
+        <w:rPr>
+          <w:rFonts w:ascii="Calibri" w:eastAsia="Calibri" w:hAnsi="Calibri" w:cs="Calibri"/>
+          <w:b/>
+          <w:bCs/>
+          <w:color w:val="000000"/>
+          <w:sz w:val="27"/>
+          <w:szCs w:val="27"/>
+        </w:rPr>
+        <w:t>About Blender - Blender 5.2 LTS Manual</w:t>
       </w:r>
       <w:r>
         <w:rPr>
@@ -10354,79 +8704,7 @@
           <w:sz w:val="27"/>
           <w:szCs w:val="27"/>
         </w:rPr>
-        <w:t xml:space="preserve">REAPER | </w:t>
-      </w:r>
-      <w:proofErr w:type="spellStart"/>
-      <w:r>
-        <w:rPr>
-          <w:rFonts w:ascii="Calibri" w:eastAsia="Calibri" w:hAnsi="Calibri" w:cs="Calibri"/>
-          <w:b/>
-          <w:bCs/>
-          <w:color w:val="000000"/>
-          <w:sz w:val="27"/>
-          <w:szCs w:val="27"/>
-        </w:rPr>
-        <w:t>Audio</w:t>
-      </w:r>
-      <w:proofErr w:type="spellEnd"/>
-      <w:r>
-        <w:rPr>
-          <w:rFonts w:ascii="Calibri" w:eastAsia="Calibri" w:hAnsi="Calibri" w:cs="Calibri"/>
-          <w:b/>
-          <w:bCs/>
-          <w:color w:val="000000"/>
-          <w:sz w:val="27"/>
-          <w:szCs w:val="27"/>
-        </w:rPr>
-        <w:t xml:space="preserve"> </w:t>
-      </w:r>
-      <w:proofErr w:type="spellStart"/>
-      <w:r>
-        <w:rPr>
-          <w:rFonts w:ascii="Calibri" w:eastAsia="Calibri" w:hAnsi="Calibri" w:cs="Calibri"/>
-          <w:b/>
-          <w:bCs/>
-          <w:color w:val="000000"/>
-          <w:sz w:val="27"/>
-          <w:szCs w:val="27"/>
-        </w:rPr>
-        <w:t>Production</w:t>
-      </w:r>
-      <w:proofErr w:type="spellEnd"/>
-      <w:r>
-        <w:rPr>
-          <w:rFonts w:ascii="Calibri" w:eastAsia="Calibri" w:hAnsi="Calibri" w:cs="Calibri"/>
-          <w:b/>
-          <w:bCs/>
-          <w:color w:val="000000"/>
-          <w:sz w:val="27"/>
-          <w:szCs w:val="27"/>
-        </w:rPr>
-        <w:t xml:space="preserve"> </w:t>
-      </w:r>
-      <w:proofErr w:type="spellStart"/>
-      <w:r>
-        <w:rPr>
-          <w:rFonts w:ascii="Calibri" w:eastAsia="Calibri" w:hAnsi="Calibri" w:cs="Calibri"/>
-          <w:b/>
-          <w:bCs/>
-          <w:color w:val="000000"/>
-          <w:sz w:val="27"/>
-          <w:szCs w:val="27"/>
-        </w:rPr>
-        <w:t>Without</w:t>
-      </w:r>
-      <w:proofErr w:type="spellEnd"/>
-      <w:r>
-        <w:rPr>
-          <w:rFonts w:ascii="Calibri" w:eastAsia="Calibri" w:hAnsi="Calibri" w:cs="Calibri"/>
-          <w:b/>
-          <w:bCs/>
-          <w:color w:val="000000"/>
-          <w:sz w:val="27"/>
-          <w:szCs w:val="27"/>
-        </w:rPr>
-        <w:t xml:space="preserve"> Limits</w:t>
+        <w:t>REAPER | Audio Production Without Limits</w:t>
       </w:r>
       <w:r>
         <w:rPr>
@@ -10486,67 +8764,17 @@
         <w:lastRenderedPageBreak/>
         <w:t xml:space="preserve">DECENT SAMPLES. </w:t>
       </w:r>
-      <w:proofErr w:type="spellStart"/>
-      <w:r>
-        <w:rPr>
-          <w:rFonts w:ascii="Calibri" w:eastAsia="Calibri" w:hAnsi="Calibri" w:cs="Calibri"/>
-          <w:b/>
-          <w:bCs/>
-          <w:color w:val="000000"/>
-          <w:sz w:val="27"/>
-          <w:szCs w:val="27"/>
-        </w:rPr>
-        <w:t>Decent</w:t>
-      </w:r>
-      <w:proofErr w:type="spellEnd"/>
-      <w:r>
-        <w:rPr>
-          <w:rFonts w:ascii="Calibri" w:eastAsia="Calibri" w:hAnsi="Calibri" w:cs="Calibri"/>
-          <w:b/>
-          <w:bCs/>
-          <w:color w:val="000000"/>
-          <w:sz w:val="27"/>
-          <w:szCs w:val="27"/>
-        </w:rPr>
-        <w:t xml:space="preserve"> </w:t>
-      </w:r>
-      <w:proofErr w:type="spellStart"/>
-      <w:r>
-        <w:rPr>
-          <w:rFonts w:ascii="Calibri" w:eastAsia="Calibri" w:hAnsi="Calibri" w:cs="Calibri"/>
-          <w:b/>
-          <w:bCs/>
-          <w:color w:val="000000"/>
-          <w:sz w:val="27"/>
-          <w:szCs w:val="27"/>
-        </w:rPr>
-        <w:t>Sampler</w:t>
-      </w:r>
-      <w:proofErr w:type="spellEnd"/>
-      <w:r>
-        <w:rPr>
-          <w:rFonts w:ascii="Calibri" w:eastAsia="Calibri" w:hAnsi="Calibri" w:cs="Calibri"/>
-          <w:b/>
-          <w:bCs/>
-          <w:color w:val="000000"/>
-          <w:sz w:val="27"/>
-          <w:szCs w:val="27"/>
-        </w:rPr>
-        <w:t xml:space="preserve"> Plugin [FREE] - </w:t>
-      </w:r>
-      <w:proofErr w:type="spellStart"/>
-      <w:r>
-        <w:rPr>
-          <w:rFonts w:ascii="Calibri" w:eastAsia="Calibri" w:hAnsi="Calibri" w:cs="Calibri"/>
-          <w:b/>
-          <w:bCs/>
-          <w:color w:val="000000"/>
-          <w:sz w:val="27"/>
-          <w:szCs w:val="27"/>
-        </w:rPr>
-        <w:t>decent|SAMPLES</w:t>
-      </w:r>
-      <w:proofErr w:type="spellEnd"/>
+      <w:r>
+        <w:rPr>
+          <w:rFonts w:ascii="Calibri" w:eastAsia="Calibri" w:hAnsi="Calibri" w:cs="Calibri"/>
+          <w:b/>
+          <w:bCs/>
+          <w:color w:val="000000"/>
+          <w:sz w:val="27"/>
+          <w:szCs w:val="27"/>
+        </w:rPr>
+        <w:t>Decent Sampler Plugin [FREE] - decent|SAMPLES</w:t>
+      </w:r>
       <w:r>
         <w:rPr>
           <w:rFonts w:ascii="Calibri" w:eastAsia="Calibri" w:hAnsi="Calibri" w:cs="Calibri"/>
@@ -10604,163 +8832,17 @@
         </w:rPr>
         <w:t xml:space="preserve">PIANOBOOK. </w:t>
       </w:r>
-      <w:proofErr w:type="spellStart"/>
-      <w:r>
-        <w:rPr>
-          <w:rFonts w:ascii="Calibri" w:eastAsia="Calibri" w:hAnsi="Calibri" w:cs="Calibri"/>
-          <w:b/>
-          <w:bCs/>
-          <w:color w:val="000000"/>
-          <w:sz w:val="27"/>
-          <w:szCs w:val="27"/>
-        </w:rPr>
-        <w:t>What</w:t>
-      </w:r>
-      <w:proofErr w:type="spellEnd"/>
-      <w:r>
-        <w:rPr>
-          <w:rFonts w:ascii="Calibri" w:eastAsia="Calibri" w:hAnsi="Calibri" w:cs="Calibri"/>
-          <w:b/>
-          <w:bCs/>
-          <w:color w:val="000000"/>
-          <w:sz w:val="27"/>
-          <w:szCs w:val="27"/>
-        </w:rPr>
-        <w:t xml:space="preserve"> </w:t>
-      </w:r>
-      <w:proofErr w:type="spellStart"/>
-      <w:r>
-        <w:rPr>
-          <w:rFonts w:ascii="Calibri" w:eastAsia="Calibri" w:hAnsi="Calibri" w:cs="Calibri"/>
-          <w:b/>
-          <w:bCs/>
-          <w:color w:val="000000"/>
-          <w:sz w:val="27"/>
-          <w:szCs w:val="27"/>
-        </w:rPr>
-        <w:t>is</w:t>
-      </w:r>
-      <w:proofErr w:type="spellEnd"/>
-      <w:r>
-        <w:rPr>
-          <w:rFonts w:ascii="Calibri" w:eastAsia="Calibri" w:hAnsi="Calibri" w:cs="Calibri"/>
-          <w:b/>
-          <w:bCs/>
-          <w:color w:val="000000"/>
-          <w:sz w:val="27"/>
-          <w:szCs w:val="27"/>
-        </w:rPr>
-        <w:t xml:space="preserve"> </w:t>
-      </w:r>
-      <w:proofErr w:type="spellStart"/>
-      <w:r>
-        <w:rPr>
-          <w:rFonts w:ascii="Calibri" w:eastAsia="Calibri" w:hAnsi="Calibri" w:cs="Calibri"/>
-          <w:b/>
-          <w:bCs/>
-          <w:color w:val="000000"/>
-          <w:sz w:val="27"/>
-          <w:szCs w:val="27"/>
-        </w:rPr>
-        <w:t>this</w:t>
-      </w:r>
-      <w:proofErr w:type="spellEnd"/>
-      <w:r>
-        <w:rPr>
-          <w:rFonts w:ascii="Calibri" w:eastAsia="Calibri" w:hAnsi="Calibri" w:cs="Calibri"/>
-          <w:b/>
-          <w:bCs/>
-          <w:color w:val="000000"/>
-          <w:sz w:val="27"/>
-          <w:szCs w:val="27"/>
-        </w:rPr>
-        <w:t xml:space="preserve"> </w:t>
-      </w:r>
-      <w:proofErr w:type="spellStart"/>
-      <w:r>
-        <w:rPr>
-          <w:rFonts w:ascii="Calibri" w:eastAsia="Calibri" w:hAnsi="Calibri" w:cs="Calibri"/>
-          <w:b/>
-          <w:bCs/>
-          <w:color w:val="000000"/>
-          <w:sz w:val="27"/>
-          <w:szCs w:val="27"/>
-        </w:rPr>
-        <w:t>all</w:t>
-      </w:r>
-      <w:proofErr w:type="spellEnd"/>
-      <w:r>
-        <w:rPr>
-          <w:rFonts w:ascii="Calibri" w:eastAsia="Calibri" w:hAnsi="Calibri" w:cs="Calibri"/>
-          <w:b/>
-          <w:bCs/>
-          <w:color w:val="000000"/>
-          <w:sz w:val="27"/>
-          <w:szCs w:val="27"/>
-        </w:rPr>
-        <w:t xml:space="preserve"> </w:t>
-      </w:r>
-      <w:proofErr w:type="spellStart"/>
-      <w:r>
-        <w:rPr>
-          <w:rFonts w:ascii="Calibri" w:eastAsia="Calibri" w:hAnsi="Calibri" w:cs="Calibri"/>
-          <w:b/>
-          <w:bCs/>
-          <w:color w:val="000000"/>
-          <w:sz w:val="27"/>
-          <w:szCs w:val="27"/>
-        </w:rPr>
-        <w:t>about</w:t>
-      </w:r>
-      <w:proofErr w:type="spellEnd"/>
-      <w:r>
-        <w:rPr>
-          <w:rFonts w:ascii="Calibri" w:eastAsia="Calibri" w:hAnsi="Calibri" w:cs="Calibri"/>
-          <w:b/>
-          <w:bCs/>
-          <w:color w:val="000000"/>
-          <w:sz w:val="27"/>
-          <w:szCs w:val="27"/>
-        </w:rPr>
-        <w:t xml:space="preserve"> </w:t>
-      </w:r>
-      <w:proofErr w:type="spellStart"/>
-      <w:r>
-        <w:rPr>
-          <w:rFonts w:ascii="Calibri" w:eastAsia="Calibri" w:hAnsi="Calibri" w:cs="Calibri"/>
-          <w:b/>
-          <w:bCs/>
-          <w:color w:val="000000"/>
-          <w:sz w:val="27"/>
-          <w:szCs w:val="27"/>
-        </w:rPr>
-        <w:t>then</w:t>
-      </w:r>
-      <w:proofErr w:type="spellEnd"/>
-      <w:r>
-        <w:rPr>
-          <w:rFonts w:ascii="Calibri" w:eastAsia="Calibri" w:hAnsi="Calibri" w:cs="Calibri"/>
-          <w:b/>
-          <w:bCs/>
-          <w:color w:val="000000"/>
-          <w:sz w:val="27"/>
-          <w:szCs w:val="27"/>
-        </w:rPr>
-        <w:t xml:space="preserve">? – </w:t>
-      </w:r>
-      <w:proofErr w:type="spellStart"/>
-      <w:r>
-        <w:rPr>
-          <w:rFonts w:ascii="Calibri" w:eastAsia="Calibri" w:hAnsi="Calibri" w:cs="Calibri"/>
-          <w:b/>
-          <w:bCs/>
-          <w:color w:val="000000"/>
-          <w:sz w:val="27"/>
-          <w:szCs w:val="27"/>
-        </w:rPr>
-        <w:t>Pianobook</w:t>
-      </w:r>
-      <w:proofErr w:type="spellEnd"/>
+      <w:r>
+        <w:rPr>
+          <w:rFonts w:ascii="Calibri" w:eastAsia="Calibri" w:hAnsi="Calibri" w:cs="Calibri"/>
+          <w:b/>
+          <w:bCs/>
+          <w:color w:val="000000"/>
+          <w:sz w:val="27"/>
+          <w:szCs w:val="27"/>
+        </w:rPr>
+        <w:t>What is this all about then? – Pianobook</w:t>
+      </w:r>
       <w:r>
         <w:rPr>
           <w:rFonts w:ascii="Calibri" w:eastAsia="Calibri" w:hAnsi="Calibri" w:cs="Calibri"/>
@@ -11001,21 +9083,8 @@
           <w:sz w:val="27"/>
           <w:szCs w:val="27"/>
         </w:rPr>
-        <w:t xml:space="preserve">Revista Iberoamericana De </w:t>
-      </w:r>
-      <w:proofErr w:type="spellStart"/>
-      <w:r>
-        <w:rPr>
-          <w:rFonts w:ascii="Calibri" w:eastAsia="Calibri" w:hAnsi="Calibri" w:cs="Calibri"/>
-          <w:i/>
-          <w:iCs/>
-          <w:color w:val="000000"/>
-          <w:sz w:val="27"/>
-          <w:szCs w:val="27"/>
-        </w:rPr>
-        <w:t>Educación</w:t>
-      </w:r>
-      <w:proofErr w:type="spellEnd"/>
+        <w:t>Revista Iberoamericana De Educación</w:t>
+      </w:r>
       <w:r>
         <w:rPr>
           <w:rFonts w:ascii="Calibri" w:eastAsia="Calibri" w:hAnsi="Calibri" w:cs="Calibri"/>
@@ -11186,29 +9255,7 @@
           <w:szCs w:val="27"/>
           <w:highlight w:val="yellow"/>
         </w:rPr>
-        <w:t xml:space="preserve">ANTOS, </w:t>
-      </w:r>
-      <w:proofErr w:type="spellStart"/>
-      <w:r>
-        <w:rPr>
-          <w:rFonts w:ascii="Calibri" w:eastAsia="Calibri" w:hAnsi="Calibri" w:cs="Calibri"/>
-          <w:color w:val="000000"/>
-          <w:sz w:val="27"/>
-          <w:szCs w:val="27"/>
-          <w:highlight w:val="yellow"/>
-        </w:rPr>
-        <w:t>Irlane</w:t>
-      </w:r>
-      <w:proofErr w:type="spellEnd"/>
-      <w:r>
-        <w:rPr>
-          <w:rFonts w:ascii="Calibri" w:eastAsia="Calibri" w:hAnsi="Calibri" w:cs="Calibri"/>
-          <w:color w:val="000000"/>
-          <w:sz w:val="27"/>
-          <w:szCs w:val="27"/>
-          <w:highlight w:val="yellow"/>
-        </w:rPr>
-        <w:t xml:space="preserve"> Moreno; ROCHA, Gabriela Silveira.</w:t>
+        <w:t>ANTOS, Irlane Moreno; ROCHA, Gabriela Silveira.</w:t>
       </w:r>
       <w:r>
         <w:rPr>
@@ -11500,21 +9547,7 @@
           <w:sz w:val="27"/>
           <w:szCs w:val="27"/>
         </w:rPr>
-        <w:t xml:space="preserve">O que é automação </w:t>
-      </w:r>
-      <w:proofErr w:type="gramStart"/>
-      <w:r>
-        <w:rPr>
-          <w:rFonts w:ascii="Calibri" w:eastAsia="Calibri" w:hAnsi="Calibri" w:cs="Calibri"/>
-          <w:b/>
-          <w:bCs/>
-          <w:i/>
-          <w:iCs/>
-          <w:color w:val="000000"/>
-          <w:sz w:val="27"/>
-          <w:szCs w:val="27"/>
-        </w:rPr>
-        <w:t>industrial</w:t>
+        <w:t>O que é automação industrial</w:t>
       </w:r>
       <w:r>
         <w:rPr>
@@ -11534,17 +9567,7 @@
           <w:sz w:val="27"/>
           <w:szCs w:val="27"/>
         </w:rPr>
-        <w:t>.</w:t>
-      </w:r>
-      <w:proofErr w:type="gramEnd"/>
-      <w:r>
-        <w:rPr>
-          <w:rFonts w:ascii="Calibri" w:eastAsia="Calibri" w:hAnsi="Calibri" w:cs="Calibri"/>
-          <w:color w:val="000000"/>
-          <w:sz w:val="27"/>
-          <w:szCs w:val="27"/>
-        </w:rPr>
-        <w:t xml:space="preserve"> Disponível em: </w:t>
+        <w:t xml:space="preserve">. Disponível em: </w:t>
       </w:r>
       <w:hyperlink r:id="rId64">
         <w:r>
@@ -11682,67 +9705,19 @@
           <w:szCs w:val="27"/>
           <w:highlight w:val="yellow"/>
         </w:rPr>
-        <w:t xml:space="preserve">ROCHA, </w:t>
-      </w:r>
-      <w:proofErr w:type="spellStart"/>
-      <w:r>
-        <w:rPr>
-          <w:rFonts w:ascii="Calibri" w:eastAsia="Calibri" w:hAnsi="Calibri" w:cs="Calibri"/>
-          <w:color w:val="000000"/>
-          <w:sz w:val="27"/>
-          <w:szCs w:val="27"/>
-          <w:highlight w:val="yellow"/>
-        </w:rPr>
-        <w:t>Julio</w:t>
-      </w:r>
-      <w:proofErr w:type="spellEnd"/>
-      <w:r>
-        <w:rPr>
-          <w:rFonts w:ascii="Calibri" w:eastAsia="Calibri" w:hAnsi="Calibri" w:cs="Calibri"/>
-          <w:color w:val="000000"/>
-          <w:sz w:val="27"/>
-          <w:szCs w:val="27"/>
-          <w:highlight w:val="yellow"/>
-        </w:rPr>
-        <w:t xml:space="preserve"> Cesar De Sá da. </w:t>
-      </w:r>
-      <w:r>
-        <w:rPr>
-          <w:rFonts w:ascii="Calibri" w:eastAsia="Calibri" w:hAnsi="Calibri" w:cs="Calibri"/>
-          <w:b/>
-          <w:bCs/>
-          <w:color w:val="000000"/>
-          <w:sz w:val="27"/>
-          <w:szCs w:val="27"/>
-          <w:highlight w:val="yellow"/>
-        </w:rPr>
-        <w:t xml:space="preserve">O </w:t>
-      </w:r>
-      <w:proofErr w:type="gramStart"/>
-      <w:r>
-        <w:rPr>
-          <w:rFonts w:ascii="Calibri" w:eastAsia="Calibri" w:hAnsi="Calibri" w:cs="Calibri"/>
-          <w:b/>
-          <w:bCs/>
-          <w:color w:val="000000"/>
-          <w:sz w:val="27"/>
-          <w:szCs w:val="27"/>
-          <w:highlight w:val="yellow"/>
-        </w:rPr>
-        <w:t>que É</w:t>
-      </w:r>
-      <w:proofErr w:type="gramEnd"/>
-      <w:r>
-        <w:rPr>
-          <w:rFonts w:ascii="Calibri" w:eastAsia="Calibri" w:hAnsi="Calibri" w:cs="Calibri"/>
-          <w:b/>
-          <w:bCs/>
-          <w:color w:val="000000"/>
-          <w:sz w:val="27"/>
-          <w:szCs w:val="27"/>
-          <w:highlight w:val="yellow"/>
-        </w:rPr>
-        <w:t xml:space="preserve"> Sustentabilidade</w:t>
+        <w:t xml:space="preserve">ROCHA, Julio Cesar De Sá da. </w:t>
+      </w:r>
+      <w:r>
+        <w:rPr>
+          <w:rFonts w:ascii="Calibri" w:eastAsia="Calibri" w:hAnsi="Calibri" w:cs="Calibri"/>
+          <w:b/>
+          <w:bCs/>
+          <w:color w:val="000000"/>
+          <w:sz w:val="27"/>
+          <w:szCs w:val="27"/>
+          <w:highlight w:val="yellow"/>
+        </w:rPr>
+        <w:t>O que É Sustentabilidade</w:t>
       </w:r>
       <w:r>
         <w:rPr>
@@ -11894,27 +9869,7 @@
           <w:sz w:val="27"/>
           <w:szCs w:val="27"/>
         </w:rPr>
-        <w:t xml:space="preserve">BARRETO JÚNIOR, Willian da Silva; CADEMARTORI, Sérgio </w:t>
-      </w:r>
-      <w:proofErr w:type="spellStart"/>
-      <w:r>
-        <w:rPr>
-          <w:rFonts w:ascii="Calibri" w:eastAsia="Calibri" w:hAnsi="Calibri" w:cs="Calibri"/>
-          <w:color w:val="000000"/>
-          <w:sz w:val="27"/>
-          <w:szCs w:val="27"/>
-        </w:rPr>
-        <w:t>Urqhart</w:t>
-      </w:r>
-      <w:proofErr w:type="spellEnd"/>
-      <w:r>
-        <w:rPr>
-          <w:rFonts w:ascii="Calibri" w:eastAsia="Calibri" w:hAnsi="Calibri" w:cs="Calibri"/>
-          <w:color w:val="000000"/>
-          <w:sz w:val="27"/>
-          <w:szCs w:val="27"/>
-        </w:rPr>
-        <w:t xml:space="preserve"> de. </w:t>
+        <w:t xml:space="preserve">BARRETO JÚNIOR, Willian da Silva; CADEMARTORI, Sérgio Urqhart de. </w:t>
       </w:r>
       <w:r>
         <w:rPr>
@@ -11934,27 +9889,7 @@
           <w:sz w:val="27"/>
           <w:szCs w:val="27"/>
         </w:rPr>
-        <w:t>. Revista Vertentes do Direito, v. 8, n. 2, p. 221-240, 2021. DOI: 10.20873/utf.2359-</w:t>
-      </w:r>
-      <w:proofErr w:type="gramStart"/>
-      <w:r>
-        <w:rPr>
-          <w:rFonts w:ascii="Calibri" w:eastAsia="Calibri" w:hAnsi="Calibri" w:cs="Calibri"/>
-          <w:color w:val="000000"/>
-          <w:sz w:val="27"/>
-          <w:szCs w:val="27"/>
-        </w:rPr>
-        <w:t>0106.2021.v</w:t>
-      </w:r>
-      <w:proofErr w:type="gramEnd"/>
-      <w:r>
-        <w:rPr>
-          <w:rFonts w:ascii="Calibri" w:eastAsia="Calibri" w:hAnsi="Calibri" w:cs="Calibri"/>
-          <w:color w:val="000000"/>
-          <w:sz w:val="27"/>
-          <w:szCs w:val="27"/>
-        </w:rPr>
-        <w:t xml:space="preserve">8n2.p221-240. Disponível em: </w:t>
+        <w:t xml:space="preserve">. Revista Vertentes do Direito, v. 8, n. 2, p. 221-240, 2021. DOI: 10.20873/utf.2359-0106.2021.v8n2.p221-240. Disponível em: </w:t>
       </w:r>
       <w:hyperlink r:id="rId68" w:history="1">
         <w:r>
@@ -11977,9 +9912,327 @@
         <w:t xml:space="preserve">. Acesso em: 23/09/2026. </w:t>
       </w:r>
     </w:p>
+    <w:p>
+      <w:pPr>
+        <w:pBdr>
+          <w:top w:val="nil"/>
+          <w:left w:val="nil"/>
+          <w:bottom w:val="nil"/>
+          <w:right w:val="nil"/>
+          <w:between w:val="nil"/>
+        </w:pBdr>
+        <w:spacing w:line="240" w:lineRule="auto"/>
+        <w:ind w:firstLine="0"/>
+        <w:jc w:val="left"/>
+        <w:rPr>
+          <w:rFonts w:ascii="Calibri" w:eastAsia="Calibri" w:hAnsi="Calibri" w:cs="Calibri"/>
+          <w:color w:val="000000"/>
+          <w:sz w:val="27"/>
+          <w:szCs w:val="27"/>
+        </w:rPr>
+      </w:pPr>
+      <w:r>
+        <w:rPr>
+          <w:rFonts w:ascii="Calibri" w:eastAsia="Calibri" w:hAnsi="Calibri" w:cs="Calibri"/>
+          <w:color w:val="000000"/>
+          <w:sz w:val="27"/>
+          <w:szCs w:val="27"/>
+        </w:rPr>
+        <w:t xml:space="preserve">ORGANIZAÇÃO DAS NAÇÕES UNIDAS (ONU). </w:t>
+      </w:r>
+      <w:r>
+        <w:rPr>
+          <w:rFonts w:ascii="Calibri" w:eastAsia="Calibri" w:hAnsi="Calibri" w:cs="Calibri"/>
+          <w:b/>
+          <w:color w:val="000000"/>
+          <w:sz w:val="27"/>
+          <w:szCs w:val="27"/>
+        </w:rPr>
+        <w:t>Objetivos de Desenvolvimento Sustentável 9, 11 e 12. ONU Brasil, [s.d.]</w:t>
+      </w:r>
+      <w:r>
+        <w:rPr>
+          <w:rFonts w:ascii="Calibri" w:eastAsia="Calibri" w:hAnsi="Calibri" w:cs="Calibri"/>
+          <w:color w:val="000000"/>
+          <w:sz w:val="27"/>
+          <w:szCs w:val="27"/>
+        </w:rPr>
+        <w:t>.</w:t>
+      </w:r>
+      <w:r>
+        <w:rPr>
+          <w:rFonts w:ascii="Calibri" w:eastAsia="Calibri" w:hAnsi="Calibri" w:cs="Calibri"/>
+          <w:b/>
+          <w:color w:val="000000"/>
+          <w:sz w:val="27"/>
+          <w:szCs w:val="27"/>
+        </w:rPr>
+        <w:t xml:space="preserve"> </w:t>
+      </w:r>
+      <w:r>
+        <w:rPr>
+          <w:rFonts w:ascii="Calibri" w:eastAsia="Calibri" w:hAnsi="Calibri" w:cs="Calibri"/>
+          <w:color w:val="000000"/>
+          <w:sz w:val="27"/>
+          <w:szCs w:val="27"/>
+        </w:rPr>
+        <w:t>Disponível em:</w:t>
+      </w:r>
+      <w:r>
+        <w:rPr>
+          <w:rFonts w:ascii="Calibri" w:eastAsia="Calibri" w:hAnsi="Calibri" w:cs="Calibri"/>
+          <w:color w:val="000000"/>
+          <w:sz w:val="27"/>
+          <w:szCs w:val="27"/>
+        </w:rPr>
+        <w:t xml:space="preserve"> </w:t>
+      </w:r>
+      <w:hyperlink r:id="rId69" w:history="1">
+        <w:r>
+          <w:rPr>
+            <w:rStyle w:val="Hyperlink"/>
+            <w:rFonts w:ascii="Calibri" w:eastAsia="Calibri" w:hAnsi="Calibri" w:cs="Calibri"/>
+            <w:sz w:val="27"/>
+            <w:szCs w:val="27"/>
+          </w:rPr>
+          <w:t>https://brasil.un.org/pt-br/sdgs</w:t>
+        </w:r>
+      </w:hyperlink>
+      <w:r>
+        <w:rPr>
+          <w:rFonts w:ascii="Calibri" w:eastAsia="Calibri" w:hAnsi="Calibri" w:cs="Calibri"/>
+          <w:color w:val="000000"/>
+          <w:sz w:val="27"/>
+          <w:szCs w:val="27"/>
+        </w:rPr>
+        <w:t>. Acesso em: 10/10/2026.</w:t>
+      </w:r>
+    </w:p>
+    <w:p>
+      <w:pPr>
+        <w:pBdr>
+          <w:top w:val="nil"/>
+          <w:left w:val="nil"/>
+          <w:bottom w:val="nil"/>
+          <w:right w:val="nil"/>
+          <w:between w:val="nil"/>
+        </w:pBdr>
+        <w:spacing w:line="240" w:lineRule="auto"/>
+        <w:ind w:firstLine="0"/>
+        <w:jc w:val="left"/>
+        <w:rPr>
+          <w:rFonts w:ascii="Calibri" w:eastAsia="Calibri" w:hAnsi="Calibri" w:cs="Calibri"/>
+          <w:color w:val="000000"/>
+          <w:sz w:val="27"/>
+          <w:szCs w:val="27"/>
+        </w:rPr>
+      </w:pPr>
+      <w:r>
+        <w:rPr>
+          <w:rFonts w:ascii="Calibri" w:eastAsia="Calibri" w:hAnsi="Calibri" w:cs="Calibri"/>
+          <w:color w:val="000000"/>
+          <w:sz w:val="27"/>
+          <w:szCs w:val="27"/>
+        </w:rPr>
+        <w:t xml:space="preserve">GEE, James Paul. </w:t>
+      </w:r>
+      <w:r>
+        <w:rPr>
+          <w:rFonts w:ascii="Calibri" w:eastAsia="Calibri" w:hAnsi="Calibri" w:cs="Calibri"/>
+          <w:b/>
+          <w:color w:val="000000"/>
+          <w:sz w:val="27"/>
+          <w:szCs w:val="27"/>
+        </w:rPr>
+        <w:t>What Video Games Have to Teach Us About Learning and Literacy</w:t>
+      </w:r>
+      <w:r>
+        <w:rPr>
+          <w:rFonts w:ascii="Calibri" w:eastAsia="Calibri" w:hAnsi="Calibri" w:cs="Calibri"/>
+          <w:color w:val="000000"/>
+          <w:sz w:val="27"/>
+          <w:szCs w:val="27"/>
+        </w:rPr>
+        <w:t>. New York: Palgrave Macmillan, 2003.</w:t>
+      </w:r>
+      <w:r>
+        <w:rPr>
+          <w:rFonts w:ascii="Calibri" w:eastAsia="Calibri" w:hAnsi="Calibri" w:cs="Calibri"/>
+          <w:color w:val="000000"/>
+          <w:sz w:val="27"/>
+          <w:szCs w:val="27"/>
+        </w:rPr>
+        <w:t xml:space="preserve"> Disponível em: </w:t>
+      </w:r>
+      <w:hyperlink r:id="rId70" w:history="1">
+        <w:r>
+          <w:rPr>
+            <w:rStyle w:val="Hyperlink"/>
+            <w:rFonts w:ascii="Calibri" w:eastAsia="Calibri" w:hAnsi="Calibri" w:cs="Calibri"/>
+            <w:sz w:val="27"/>
+            <w:szCs w:val="27"/>
+          </w:rPr>
+          <w:t>https://www.researchgate.net/publication/220686314_What_Video_Games_Have_to_Teach_Us_About_Learning_and_Literacy</w:t>
+        </w:r>
+      </w:hyperlink>
+      <w:r>
+        <w:rPr>
+          <w:rFonts w:ascii="Calibri" w:eastAsia="Calibri" w:hAnsi="Calibri" w:cs="Calibri"/>
+          <w:color w:val="000000"/>
+          <w:sz w:val="27"/>
+          <w:szCs w:val="27"/>
+        </w:rPr>
+        <w:t>. Acesso em: 10/10/2026.</w:t>
+      </w:r>
+    </w:p>
+    <w:p>
+      <w:pPr>
+        <w:pBdr>
+          <w:top w:val="nil"/>
+          <w:left w:val="nil"/>
+          <w:bottom w:val="nil"/>
+          <w:right w:val="nil"/>
+          <w:between w:val="nil"/>
+        </w:pBdr>
+        <w:spacing w:line="240" w:lineRule="auto"/>
+        <w:ind w:firstLine="0"/>
+        <w:jc w:val="left"/>
+        <w:rPr>
+          <w:rFonts w:ascii="Calibri" w:eastAsia="Calibri" w:hAnsi="Calibri" w:cs="Calibri"/>
+          <w:color w:val="000000"/>
+          <w:sz w:val="27"/>
+          <w:szCs w:val="27"/>
+        </w:rPr>
+      </w:pPr>
+      <w:r>
+        <w:rPr>
+          <w:rFonts w:ascii="Calibri" w:eastAsia="Calibri" w:hAnsi="Calibri" w:cs="Calibri"/>
+          <w:color w:val="000000"/>
+          <w:sz w:val="27"/>
+          <w:szCs w:val="27"/>
+        </w:rPr>
+        <w:t xml:space="preserve">ARDOIN, Nicole M. et al. </w:t>
+      </w:r>
+      <w:r>
+        <w:rPr>
+          <w:rFonts w:ascii="Calibri" w:eastAsia="Calibri" w:hAnsi="Calibri" w:cs="Calibri"/>
+          <w:b/>
+          <w:color w:val="000000"/>
+          <w:sz w:val="27"/>
+          <w:szCs w:val="27"/>
+        </w:rPr>
+        <w:t>Positive youth development outcomes and environmental education: a review of research</w:t>
+      </w:r>
+      <w:r>
+        <w:rPr>
+          <w:rFonts w:ascii="Calibri" w:eastAsia="Calibri" w:hAnsi="Calibri" w:cs="Calibri"/>
+          <w:color w:val="000000"/>
+          <w:sz w:val="27"/>
+          <w:szCs w:val="27"/>
+        </w:rPr>
+        <w:t>. International Journal of Adolescence and Youth, v. 27, n. 1, p. 475–492, 2022.</w:t>
+      </w:r>
+      <w:hyperlink r:id="rId71" w:history="1">
+        <w:r>
+          <w:rPr>
+            <w:rStyle w:val="Hyperlink"/>
+            <w:rFonts w:ascii="Calibri" w:eastAsia="Calibri" w:hAnsi="Calibri" w:cs="Calibri"/>
+            <w:sz w:val="27"/>
+            <w:szCs w:val="27"/>
+          </w:rPr>
+          <w:t xml:space="preserve"> DOI: 10.1080/02673843.2022.2147442</w:t>
+        </w:r>
+      </w:hyperlink>
+      <w:r>
+        <w:rPr>
+          <w:rFonts w:ascii="Calibri" w:eastAsia="Calibri" w:hAnsi="Calibri" w:cs="Calibri"/>
+          <w:color w:val="000000"/>
+          <w:sz w:val="27"/>
+          <w:szCs w:val="27"/>
+        </w:rPr>
+        <w:t>.</w:t>
+      </w:r>
+      <w:r>
+        <w:rPr>
+          <w:rFonts w:ascii="Calibri" w:eastAsia="Calibri" w:hAnsi="Calibri" w:cs="Calibri"/>
+          <w:color w:val="000000"/>
+          <w:sz w:val="27"/>
+          <w:szCs w:val="27"/>
+        </w:rPr>
+        <w:t xml:space="preserve"> Acesso em: 10/10/2026.</w:t>
+      </w:r>
+    </w:p>
+    <w:p>
+      <w:pPr>
+        <w:pBdr>
+          <w:top w:val="nil"/>
+          <w:left w:val="nil"/>
+          <w:bottom w:val="nil"/>
+          <w:right w:val="nil"/>
+          <w:between w:val="nil"/>
+        </w:pBdr>
+        <w:spacing w:line="240" w:lineRule="auto"/>
+        <w:ind w:firstLine="0"/>
+        <w:jc w:val="left"/>
+        <w:rPr>
+          <w:rFonts w:ascii="Calibri" w:eastAsia="Calibri" w:hAnsi="Calibri" w:cs="Calibri"/>
+          <w:color w:val="000000"/>
+          <w:sz w:val="27"/>
+          <w:szCs w:val="27"/>
+        </w:rPr>
+      </w:pPr>
+      <w:r>
+        <w:rPr>
+          <w:rFonts w:ascii="Calibri" w:eastAsia="Calibri" w:hAnsi="Calibri" w:cs="Calibri"/>
+          <w:color w:val="000000"/>
+          <w:sz w:val="27"/>
+          <w:szCs w:val="27"/>
+        </w:rPr>
+        <w:t xml:space="preserve">SOUSA, Priscila. </w:t>
+      </w:r>
+      <w:r>
+        <w:rPr>
+          <w:rFonts w:ascii="Calibri" w:eastAsia="Calibri" w:hAnsi="Calibri" w:cs="Calibri"/>
+          <w:b/>
+          <w:color w:val="000000"/>
+          <w:sz w:val="27"/>
+          <w:szCs w:val="27"/>
+        </w:rPr>
+        <w:t>Gamificação: o que é, origem, conceito e definição.</w:t>
+      </w:r>
+      <w:r>
+        <w:rPr>
+          <w:rFonts w:ascii="Calibri" w:eastAsia="Calibri" w:hAnsi="Calibri" w:cs="Calibri"/>
+          <w:color w:val="000000"/>
+          <w:sz w:val="27"/>
+          <w:szCs w:val="27"/>
+        </w:rPr>
+        <w:t xml:space="preserve"> Conceito.de, 23 jul. 2024. Disponível em:</w:t>
+      </w:r>
+      <w:hyperlink r:id="rId72" w:history="1">
+        <w:r>
+          <w:rPr>
+            <w:rStyle w:val="Hyperlink"/>
+            <w:rFonts w:ascii="Calibri" w:eastAsia="Calibri" w:hAnsi="Calibri" w:cs="Calibri"/>
+            <w:sz w:val="27"/>
+            <w:szCs w:val="27"/>
+          </w:rPr>
+          <w:t xml:space="preserve"> https://conceito.de/gamificacao</w:t>
+        </w:r>
+      </w:hyperlink>
+      <w:r>
+        <w:rPr>
+          <w:rFonts w:ascii="Calibri" w:eastAsia="Calibri" w:hAnsi="Calibri" w:cs="Calibri"/>
+          <w:color w:val="000000"/>
+          <w:sz w:val="27"/>
+          <w:szCs w:val="27"/>
+        </w:rPr>
+        <w:t>. Acesso em: 9 out. 2026.</w:t>
+      </w:r>
+    </w:p>
     <w:sectPr>
-      <w:headerReference w:type="first" r:id="rId69"/>
-      <w:footerReference w:type="first" r:id="rId70"/>
+      <w:headerReference w:type="first" r:id="rId73"/>
+      <w:footerReference w:type="first" r:id="rId74"/>
       <w:pgSz w:w="11906" w:h="16838"/>
       <w:pgMar w:top="1701" w:right="1134" w:bottom="1134" w:left="1701" w:header="709" w:footer="709" w:gutter="0"/>
       <w:pgNumType w:start="1"/>
@@ -11990,7 +10243,7 @@
 </file>
 
 <file path=word/comments.xml><?xml version="1.0" encoding="utf-8"?>
-<w:comments xmlns:wpc="http://schemas.microsoft.com/office/word/2010/wordprocessingCanvas" xmlns:cx="http://schemas.microsoft.com/office/drawing/2014/chartex" xmlns:cx1="http://schemas.microsoft.com/office/drawing/2015/9/8/chartex" xmlns:cx2="http://schemas.microsoft.com/office/drawing/2015/10/21/chartex" xmlns:cx3="http://schemas.microsoft.com/office/drawing/2016/5/9/chartex" xmlns:cx4="http://schemas.microsoft.com/office/drawing/2016/5/10/chartex" xmlns:cx5="http://schemas.microsoft.com/office/drawing/2016/5/11/chartex" xmlns:cx6="http://schemas.microsoft.com/office/drawing/2016/5/12/chartex" xmlns:cx7="http://schemas.microsoft.com/office/drawing/2016/5/13/chartex" xmlns:cx8="http://schemas.microsoft.com/office/drawing/2016/5/14/chartex" xmlns:mc="http://schemas.openxmlformats.org/markup-compatibility/2006" xmlns:aink="http://schemas.microsoft.com/office/drawing/2016/ink" xmlns:am3d="http://schemas.microsoft.com/office/drawing/2017/model3d" xmlns:o="urn:schemas-microsoft-com:office:office" xmlns:oel="http://schemas.microsoft.com/office/2019/extlst" xmlns:r="http://schemas.openxmlformats.org/officeDocument/2006/relationships" xmlns:m="http://schemas.openxmlformats.org/officeDocument/2006/math" xmlns:v="urn:schemas-microsoft-com:vml" xmlns:wp14="http://schemas.microsoft.com/office/word/2010/wordprocessingDrawing" xmlns:wp="http://schemas.openxmlformats.org/drawingml/2006/wordprocessingDrawing" xmlns:w10="urn:schemas-microsoft-com:office:word" xmlns:w="http://schemas.openxmlformats.org/wordprocessingml/2006/main" xmlns:w14="http://schemas.microsoft.com/office/word/2010/wordml" xmlns:w15="http://schemas.microsoft.com/office/word/2012/wordml" xmlns:w16cex="http://schemas.microsoft.com/office/word/2018/wordml/cex" xmlns:w16cid="http://schemas.microsoft.com/office/word/2016/wordml/cid" xmlns:w16="http://schemas.microsoft.com/office/word/2018/wordml" xmlns:w16sdtdh="http://schemas.microsoft.com/office/word/2020/wordml/sdtdatahash" xmlns:w16se="http://schemas.microsoft.com/office/word/2015/wordml/symex" xmlns:wpg="http://schemas.microsoft.com/office/word/2010/wordprocessingGroup" xmlns:wpi="http://schemas.microsoft.com/office/word/2010/wordprocessingInk" xmlns:wne="http://schemas.microsoft.com/office/word/2006/wordml" xmlns:wps="http://schemas.microsoft.com/office/word/2010/wordprocessingShape" mc:Ignorable="w14 w15 w16se w16cid w16 w16cex w16sdtdh wp14">
+<w:comments xmlns:wpc="http://schemas.microsoft.com/office/word/2010/wordprocessingCanvas" xmlns:cx="http://schemas.microsoft.com/office/drawing/2014/chartex" xmlns:mc="http://schemas.openxmlformats.org/markup-compatibility/2006" xmlns:o="urn:schemas-microsoft-com:office:office" xmlns:r="http://schemas.openxmlformats.org/officeDocument/2006/relationships" xmlns:m="http://schemas.openxmlformats.org/officeDocument/2006/math" xmlns:v="urn:schemas-microsoft-com:vml" xmlns:wp14="http://schemas.microsoft.com/office/word/2010/wordprocessingDrawing" xmlns:wp="http://schemas.openxmlformats.org/drawingml/2006/wordprocessingDrawing" xmlns:w10="urn:schemas-microsoft-com:office:word" xmlns:w="http://schemas.openxmlformats.org/wordprocessingml/2006/main" xmlns:w14="http://schemas.microsoft.com/office/word/2010/wordml" xmlns:w15="http://schemas.microsoft.com/office/word/2012/wordml" xmlns:w16se="http://schemas.microsoft.com/office/word/2015/wordml/symex" xmlns:wpg="http://schemas.microsoft.com/office/word/2010/wordprocessingGroup" xmlns:wpi="http://schemas.microsoft.com/office/word/2010/wordprocessingInk" xmlns:wne="http://schemas.microsoft.com/office/word/2006/wordml" xmlns:wps="http://schemas.microsoft.com/office/word/2010/wordprocessingShape" mc:Ignorable="w14 w15 w16se wp14">
   <w:comment w:id="0" w:author="Cíntia Maria de Araújo Pinho" w:date="2026-09-01T19:52:00Z" w:initials="">
     <w:p>
       <w:pPr>
@@ -12195,7 +10448,20 @@
       </w:r>
     </w:p>
   </w:comment>
-  <w:comment w:id="2" w:author="Cíntia Maria de Araújo Pinho" w:date="2026-09-01T22:44:00Z" w:initials="">
+  <w:comment w:id="2" w:author="lab1-aluno" w:date="2026-10-14T07:25:00Z" w:initials="l">
+    <w:p>
+      <w:pPr>
+        <w:pStyle w:val="Textodecomentrio"/>
+      </w:pPr>
+      <w:r>
+        <w:rPr>
+          <w:rStyle w:val="Refdecomentrio"/>
+        </w:rPr>
+        <w:annotationRef/>
+      </w:r>
+    </w:p>
+  </w:comment>
+  <w:comment w:id="3" w:author="Cíntia Maria de Araújo Pinho" w:date="2026-09-01T22:44:00Z" w:initials="">
     <w:p>
       <w:pPr>
         <w:widowControl w:val="0"/>
@@ -12225,7 +10491,7 @@
       </w:r>
     </w:p>
   </w:comment>
-  <w:comment w:id="3" w:author="Cíntia Maria de Araújo Pinho" w:date="2026-09-01T22:44:00Z" w:initials="">
+  <w:comment w:id="4" w:author="Cíntia Maria de Araújo Pinho" w:date="2026-09-01T22:44:00Z" w:initials="">
     <w:p>
       <w:pPr>
         <w:widowControl w:val="0"/>
@@ -12255,7 +10521,7 @@
       </w:r>
     </w:p>
   </w:comment>
-  <w:comment w:id="4" w:author="Cíntia Maria de Araújo Pinho" w:date="2026-09-01T19:56:00Z" w:initials="">
+  <w:comment w:id="5" w:author="Cíntia Maria de Araújo Pinho" w:date="2026-09-01T19:56:00Z" w:initials="">
     <w:p>
       <w:pPr>
         <w:widowControl w:val="0"/>
@@ -12313,7 +10579,7 @@
       </w:r>
     </w:p>
   </w:comment>
-  <w:comment w:id="5" w:author="Cíntia Maria de Araújo Pinho" w:date="2026-09-01T22:44:00Z" w:initials="">
+  <w:comment w:id="6" w:author="Cíntia Maria de Araújo Pinho" w:date="2026-09-01T22:44:00Z" w:initials="">
     <w:p>
       <w:pPr>
         <w:widowControl w:val="0"/>
@@ -12343,7 +10609,7 @@
       </w:r>
     </w:p>
   </w:comment>
-  <w:comment w:id="6" w:author="Cíntia Maria de Araújo Pinho" w:date="2026-09-01T22:44:00Z" w:initials="">
+  <w:comment w:id="7" w:author="Cíntia Maria de Araújo Pinho" w:date="2026-09-01T22:44:00Z" w:initials="">
     <w:p>
       <w:pPr>
         <w:widowControl w:val="0"/>
@@ -12373,7 +10639,7 @@
       </w:r>
     </w:p>
   </w:comment>
-  <w:comment w:id="7" w:author="Cíntia Maria de Araújo Pinho" w:date="2026-09-01T19:58:00Z" w:initials="">
+  <w:comment w:id="8" w:author="Cíntia Maria de Araújo Pinho" w:date="2026-09-01T19:58:00Z" w:initials="">
     <w:p>
       <w:pPr>
         <w:widowControl w:val="0"/>
@@ -12403,7 +10669,7 @@
       </w:r>
     </w:p>
   </w:comment>
-  <w:comment w:id="8" w:author="Cíntia Maria de Araújo Pinho" w:date="2026-09-01T20:01:00Z" w:initials="">
+  <w:comment w:id="10" w:author="Cíntia Maria de Araújo Pinho" w:date="2026-09-01T20:01:00Z" w:initials="">
     <w:p>
       <w:pPr>
         <w:widowControl w:val="0"/>
@@ -12433,7 +10699,7 @@
       </w:r>
     </w:p>
   </w:comment>
-  <w:comment w:id="9" w:author="Cíntia Maria de Araújo Pinho" w:date="2026-09-01T20:01:00Z" w:initials="">
+  <w:comment w:id="11" w:author="Cíntia Maria de Araújo Pinho" w:date="2026-09-01T20:01:00Z" w:initials="">
     <w:p>
       <w:pPr>
         <w:widowControl w:val="0"/>
@@ -12463,7 +10729,7 @@
       </w:r>
     </w:p>
   </w:comment>
-  <w:comment w:id="10" w:author="Cíntia Maria de Araújo Pinho" w:date="2026-09-01T22:44:00Z" w:initials="">
+  <w:comment w:id="12" w:author="Cíntia Maria de Araújo Pinho" w:date="2026-09-01T22:44:00Z" w:initials="">
     <w:p>
       <w:pPr>
         <w:widowControl w:val="0"/>
@@ -12541,7 +10807,7 @@
       </w:r>
     </w:p>
   </w:comment>
-  <w:comment w:id="11" w:author="Prof" w:date="2026-06-11T10:39:00Z" w:initials="">
+  <w:comment w:id="13" w:author="Prof" w:date="2026-06-11T10:39:00Z" w:initials="">
     <w:p>
       <w:pPr>
         <w:widowControl w:val="0"/>
@@ -12571,7 +10837,7 @@
       </w:r>
     </w:p>
   </w:comment>
-  <w:comment w:id="12" w:author="USER" w:date="2026-06-24T19:47:00Z" w:initials="">
+  <w:comment w:id="14" w:author="USER" w:date="2026-06-24T19:47:00Z" w:initials="">
     <w:p>
       <w:pPr>
         <w:widowControl w:val="0"/>
@@ -12601,7 +10867,7 @@
       </w:r>
     </w:p>
   </w:comment>
-  <w:comment w:id="13" w:author="Cíntia Maria de Araújo Pinho" w:date="2026-09-01T22:44:00Z" w:initials="">
+  <w:comment w:id="15" w:author="Cíntia Maria de Araújo Pinho" w:date="2026-09-01T22:44:00Z" w:initials="">
     <w:p>
       <w:pPr>
         <w:widowControl w:val="0"/>
@@ -12627,11 +10893,11 @@
           <w:sz w:val="22"/>
           <w:szCs w:val="22"/>
         </w:rPr>
-        <w:t>"Julho e abril" está fora de ordem cronológica (abril vem antes) — revisar para "abril a julho de 2026" ou o período correto. Também falta justificar por que esse público específico foi escolhido.</w:t>
+        <w:t>A Lista de Ilustrações no início do documento só lista os Gráficos 1 e 2 — faltam os Gráficos 3 a 7, que existem no corpo do texto. Atualizar a lista.</w:t>
       </w:r>
     </w:p>
   </w:comment>
-  <w:comment w:id="14" w:author="Cíntia Maria de Araújo Pinho" w:date="2026-09-01T22:44:00Z" w:initials="">
+  <w:comment w:id="16" w:author="Cíntia Maria de Araújo Pinho" w:date="2026-09-01T20:03:00Z" w:initials="">
     <w:p>
       <w:pPr>
         <w:widowControl w:val="0"/>
@@ -12657,11 +10923,11 @@
           <w:sz w:val="22"/>
           <w:szCs w:val="22"/>
         </w:rPr>
-        <w:t>A Lista de Ilustrações no início do documento só lista os Gráficos 1 e 2 — faltam os Gráficos 3 a 7, que existem no corpo do texto. Atualizar a lista.</w:t>
+        <w:t>Todas as imagens precisam ter bordas, corrigir em todos.</w:t>
       </w:r>
     </w:p>
   </w:comment>
-  <w:comment w:id="15" w:author="Cíntia Maria de Araújo Pinho" w:date="2026-09-01T20:03:00Z" w:initials="">
+  <w:comment w:id="17" w:author="Cíntia Maria de Araújo Pinho" w:date="2026-09-01T22:44:00Z" w:initials="">
     <w:p>
       <w:pPr>
         <w:widowControl w:val="0"/>
@@ -12687,11 +10953,11 @@
           <w:sz w:val="22"/>
           <w:szCs w:val="22"/>
         </w:rPr>
-        <w:t>Todas as imagens precisam ter bordas, corrigir em todos.</w:t>
+        <w:t>Falta a conclusão da pesquisa de campo depois deste último gráfico, sintetizando os achados antes de avançar para a Análise e Síntese.</w:t>
       </w:r>
     </w:p>
   </w:comment>
-  <w:comment w:id="16" w:author="Cíntia Maria de Araújo Pinho" w:date="2026-09-01T22:44:00Z" w:initials="">
+  <w:comment w:id="18" w:author="Cíntia Maria de Araújo Pinho" w:date="2026-09-01T22:44:00Z" w:initials="">
     <w:p>
       <w:pPr>
         <w:widowControl w:val="0"/>
@@ -12717,67 +10983,7 @@
           <w:sz w:val="22"/>
           <w:szCs w:val="22"/>
         </w:rPr>
-        <w:t>Falta a conclusão da pesquisa de campo depois deste último gráfico, sintetizando os achados antes de avançar para a Análise e Síntese.</w:t>
-      </w:r>
-    </w:p>
-  </w:comment>
-  <w:comment w:id="17" w:author="Cíntia Maria de Araújo Pinho" w:date="2026-09-01T22:44:00Z" w:initials="">
-    <w:p>
-      <w:pPr>
-        <w:widowControl w:val="0"/>
-        <w:pBdr>
-          <w:top w:val="nil"/>
-          <w:left w:val="nil"/>
-          <w:bottom w:val="nil"/>
-          <w:right w:val="nil"/>
-          <w:between w:val="nil"/>
-        </w:pBdr>
-        <w:spacing w:after="0" w:line="240" w:lineRule="auto"/>
-        <w:ind w:firstLine="0"/>
-        <w:jc w:val="left"/>
-        <w:rPr>
-          <w:color w:val="000000"/>
-          <w:sz w:val="22"/>
-          <w:szCs w:val="22"/>
-        </w:rPr>
-      </w:pPr>
-      <w:r>
-        <w:rPr>
-          <w:color w:val="000000"/>
-          <w:sz w:val="22"/>
-          <w:szCs w:val="22"/>
-        </w:rPr>
         <w:t>Falta um parágrafo curto logo após o título explicando o que será tratado no capítulo, antes de entrar em "Persona".</w:t>
-      </w:r>
-    </w:p>
-  </w:comment>
-  <w:comment w:id="18" w:author="Cíntia Maria de Araújo Pinho" w:date="2026-09-01T20:03:00Z" w:initials="">
-    <w:p>
-      <w:pPr>
-        <w:widowControl w:val="0"/>
-        <w:pBdr>
-          <w:top w:val="nil"/>
-          <w:left w:val="nil"/>
-          <w:bottom w:val="nil"/>
-          <w:right w:val="nil"/>
-          <w:between w:val="nil"/>
-        </w:pBdr>
-        <w:spacing w:after="0" w:line="240" w:lineRule="auto"/>
-        <w:ind w:firstLine="0"/>
-        <w:jc w:val="left"/>
-        <w:rPr>
-          <w:color w:val="000000"/>
-          <w:sz w:val="22"/>
-          <w:szCs w:val="22"/>
-        </w:rPr>
-      </w:pPr>
-      <w:r>
-        <w:rPr>
-          <w:color w:val="000000"/>
-          <w:sz w:val="22"/>
-          <w:szCs w:val="22"/>
-        </w:rPr>
-        <w:t>Espaço muito grande antes do capitulo.</w:t>
       </w:r>
     </w:p>
   </w:comment>
@@ -13261,10 +11467,11 @@
 </file>
 
 <file path=word/commentsExtended.xml><?xml version="1.0" encoding="utf-8"?>
-<w15:commentsEx xmlns:wpc="http://schemas.microsoft.com/office/word/2010/wordprocessingCanvas" xmlns:cx="http://schemas.microsoft.com/office/drawing/2014/chartex" xmlns:cx1="http://schemas.microsoft.com/office/drawing/2015/9/8/chartex" xmlns:cx2="http://schemas.microsoft.com/office/drawing/2015/10/21/chartex" xmlns:cx3="http://schemas.microsoft.com/office/drawing/2016/5/9/chartex" xmlns:cx4="http://schemas.microsoft.com/office/drawing/2016/5/10/chartex" xmlns:cx5="http://schemas.microsoft.com/office/drawing/2016/5/11/chartex" xmlns:cx6="http://schemas.microsoft.com/office/drawing/2016/5/12/chartex" xmlns:cx7="http://schemas.microsoft.com/office/drawing/2016/5/13/chartex" xmlns:cx8="http://schemas.microsoft.com/office/drawing/2016/5/14/chartex" xmlns:mc="http://schemas.openxmlformats.org/markup-compatibility/2006" xmlns:aink="http://schemas.microsoft.com/office/drawing/2016/ink" xmlns:am3d="http://schemas.microsoft.com/office/drawing/2017/model3d" xmlns:o="urn:schemas-microsoft-com:office:office" xmlns:oel="http://schemas.microsoft.com/office/2019/extlst" xmlns:r="http://schemas.openxmlformats.org/officeDocument/2006/relationships" xmlns:m="http://schemas.openxmlformats.org/officeDocument/2006/math" xmlns:v="urn:schemas-microsoft-com:vml" xmlns:wp14="http://schemas.microsoft.com/office/word/2010/wordprocessingDrawing" xmlns:wp="http://schemas.openxmlformats.org/drawingml/2006/wordprocessingDrawing" xmlns:w10="urn:schemas-microsoft-com:office:word" xmlns:w="http://schemas.openxmlformats.org/wordprocessingml/2006/main" xmlns:w14="http://schemas.microsoft.com/office/word/2010/wordml" xmlns:w15="http://schemas.microsoft.com/office/word/2012/wordml" xmlns:w16cex="http://schemas.microsoft.com/office/word/2018/wordml/cex" xmlns:w16cid="http://schemas.microsoft.com/office/word/2016/wordml/cid" xmlns:w16="http://schemas.microsoft.com/office/word/2018/wordml" xmlns:w16sdtdh="http://schemas.microsoft.com/office/word/2020/wordml/sdtdatahash" xmlns:w16se="http://schemas.microsoft.com/office/word/2015/wordml/symex" xmlns:wpg="http://schemas.microsoft.com/office/word/2010/wordprocessingGroup" xmlns:wpi="http://schemas.microsoft.com/office/word/2010/wordprocessingInk" xmlns:wne="http://schemas.microsoft.com/office/word/2006/wordml" xmlns:wps="http://schemas.microsoft.com/office/word/2010/wordprocessingShape" mc:Ignorable="w14 w15 w16se w16cid w16 w16cex w16sdtdh wp14">
+<w15:commentsEx xmlns:wpc="http://schemas.microsoft.com/office/word/2010/wordprocessingCanvas" xmlns:cx="http://schemas.microsoft.com/office/drawing/2014/chartex" xmlns:mc="http://schemas.openxmlformats.org/markup-compatibility/2006" xmlns:o="urn:schemas-microsoft-com:office:office" xmlns:r="http://schemas.openxmlformats.org/officeDocument/2006/relationships" xmlns:m="http://schemas.openxmlformats.org/officeDocument/2006/math" xmlns:v="urn:schemas-microsoft-com:vml" xmlns:wp14="http://schemas.microsoft.com/office/word/2010/wordprocessingDrawing" xmlns:wp="http://schemas.openxmlformats.org/drawingml/2006/wordprocessingDrawing" xmlns:w10="urn:schemas-microsoft-com:office:word" xmlns:w="http://schemas.openxmlformats.org/wordprocessingml/2006/main" xmlns:w14="http://schemas.microsoft.com/office/word/2010/wordml" xmlns:w15="http://schemas.microsoft.com/office/word/2012/wordml" xmlns:w16se="http://schemas.microsoft.com/office/word/2015/wordml/symex" xmlns:wpg="http://schemas.microsoft.com/office/word/2010/wordprocessingGroup" xmlns:wpi="http://schemas.microsoft.com/office/word/2010/wordprocessingInk" xmlns:wne="http://schemas.microsoft.com/office/word/2006/wordml" xmlns:wps="http://schemas.microsoft.com/office/word/2010/wordprocessingShape" mc:Ignorable="w14 w15 w16se wp14">
   <w15:commentEx w15:paraId="0000017F" w15:done="1"/>
   <w15:commentEx w15:paraId="0000019E" w15:done="1"/>
-  <w15:commentEx w15:paraId="00000175" w15:done="0"/>
+  <w15:commentEx w15:paraId="5766B1F8" w15:paraIdParent="0000019E" w15:done="0"/>
+  <w15:commentEx w15:paraId="00000175" w15:done="1"/>
   <w15:commentEx w15:paraId="0000018C" w15:done="1"/>
   <w15:commentEx w15:paraId="00000190" w15:done="1"/>
   <w15:commentEx w15:paraId="00000195" w15:done="0"/>
@@ -13275,12 +11482,10 @@
   <w15:commentEx w15:paraId="00000183" w15:done="0"/>
   <w15:commentEx w15:paraId="00000191" w15:done="1"/>
   <w15:commentEx w15:paraId="00000192" w15:paraIdParent="00000191" w15:done="1"/>
-  <w15:commentEx w15:paraId="0000017D" w15:done="0"/>
   <w15:commentEx w15:paraId="0000017A" w15:done="0"/>
   <w15:commentEx w15:paraId="0000017C" w15:done="1"/>
-  <w15:commentEx w15:paraId="00000189" w15:done="0"/>
-  <w15:commentEx w15:paraId="0000019A" w15:done="0"/>
-  <w15:commentEx w15:paraId="00000180" w15:done="1"/>
+  <w15:commentEx w15:paraId="00000189" w15:done="1"/>
+  <w15:commentEx w15:paraId="0000019A" w15:done="1"/>
   <w15:commentEx w15:paraId="00000194" w15:done="0"/>
   <w15:commentEx w15:paraId="00000199" w15:done="0"/>
   <w15:commentEx w15:paraId="00000187" w15:done="0"/>
@@ -13289,7 +11494,7 @@
   <w15:commentEx w15:paraId="61F4F615" w15:done="1"/>
   <w15:commentEx w15:paraId="0D916B42" w15:done="1"/>
   <w15:commentEx w15:paraId="00000178" w15:done="1"/>
-  <w15:commentEx w15:paraId="00000198" w15:done="0"/>
+  <w15:commentEx w15:paraId="00000198" w15:done="1"/>
   <w15:commentEx w15:paraId="00000177" w15:done="1"/>
   <w15:commentEx w15:paraId="00000193" w15:done="1"/>
   <w15:commentEx w15:paraId="0000018A" w15:done="1"/>
@@ -13298,46 +11503,8 @@
 </w15:commentsEx>
 </file>
 
-<file path=word/commentsIds.xml><?xml version="1.0" encoding="utf-8"?>
-<w16cid:commentsIds xmlns:wpc="http://schemas.microsoft.com/office/word/2010/wordprocessingCanvas" xmlns:cx="http://schemas.microsoft.com/office/drawing/2014/chartex" xmlns:cx1="http://schemas.microsoft.com/office/drawing/2015/9/8/chartex" xmlns:cx2="http://schemas.microsoft.com/office/drawing/2015/10/21/chartex" xmlns:cx3="http://schemas.microsoft.com/office/drawing/2016/5/9/chartex" xmlns:cx4="http://schemas.microsoft.com/office/drawing/2016/5/10/chartex" xmlns:cx5="http://schemas.microsoft.com/office/drawing/2016/5/11/chartex" xmlns:cx6="http://schemas.microsoft.com/office/drawing/2016/5/12/chartex" xmlns:cx7="http://schemas.microsoft.com/office/drawing/2016/5/13/chartex" xmlns:cx8="http://schemas.microsoft.com/office/drawing/2016/5/14/chartex" xmlns:mc="http://schemas.openxmlformats.org/markup-compatibility/2006" xmlns:aink="http://schemas.microsoft.com/office/drawing/2016/ink" xmlns:am3d="http://schemas.microsoft.com/office/drawing/2017/model3d" xmlns:o="urn:schemas-microsoft-com:office:office" xmlns:oel="http://schemas.microsoft.com/office/2019/extlst" xmlns:r="http://schemas.openxmlformats.org/officeDocument/2006/relationships" xmlns:m="http://schemas.openxmlformats.org/officeDocument/2006/math" xmlns:v="urn:schemas-microsoft-com:vml" xmlns:wp14="http://schemas.microsoft.com/office/word/2010/wordprocessingDrawing" xmlns:wp="http://schemas.openxmlformats.org/drawingml/2006/wordprocessingDrawing" xmlns:w10="urn:schemas-microsoft-com:office:word" xmlns:w="http://schemas.openxmlformats.org/wordprocessingml/2006/main" xmlns:w14="http://schemas.microsoft.com/office/word/2010/wordml" xmlns:w15="http://schemas.microsoft.com/office/word/2012/wordml" xmlns:w16cex="http://schemas.microsoft.com/office/word/2018/wordml/cex" xmlns:w16cid="http://schemas.microsoft.com/office/word/2016/wordml/cid" xmlns:w16="http://schemas.microsoft.com/office/word/2018/wordml" xmlns:w16sdtdh="http://schemas.microsoft.com/office/word/2020/wordml/sdtdatahash" xmlns:w16se="http://schemas.microsoft.com/office/word/2015/wordml/symex" xmlns:wpg="http://schemas.microsoft.com/office/word/2010/wordprocessingGroup" xmlns:wpi="http://schemas.microsoft.com/office/word/2010/wordprocessingInk" xmlns:wne="http://schemas.microsoft.com/office/word/2006/wordml" xmlns:wps="http://schemas.microsoft.com/office/word/2010/wordprocessingShape" mc:Ignorable="w14 w15 w16se w16cid w16 w16cex w16sdtdh wp14">
-  <w16cid:commentId w16cid:paraId="0000017F" w16cid:durableId="46BF4FE8"/>
-  <w16cid:commentId w16cid:paraId="0000019E" w16cid:durableId="2932281A"/>
-  <w16cid:commentId w16cid:paraId="00000175" w16cid:durableId="13D93948"/>
-  <w16cid:commentId w16cid:paraId="0000018C" w16cid:durableId="4F2F1FD9"/>
-  <w16cid:commentId w16cid:paraId="00000190" w16cid:durableId="4F4F8F00"/>
-  <w16cid:commentId w16cid:paraId="00000195" w16cid:durableId="690DA8FA"/>
-  <w16cid:commentId w16cid:paraId="00000188" w16cid:durableId="6BEA9389"/>
-  <w16cid:commentId w16cid:paraId="0000018B" w16cid:durableId="471BA07E"/>
-  <w16cid:commentId w16cid:paraId="3FCC6324" w16cid:durableId="40260820"/>
-  <w16cid:commentId w16cid:paraId="00000185" w16cid:durableId="484F4CE5"/>
-  <w16cid:commentId w16cid:paraId="00000183" w16cid:durableId="18A9E17E"/>
-  <w16cid:commentId w16cid:paraId="00000191" w16cid:durableId="69409F60"/>
-  <w16cid:commentId w16cid:paraId="00000192" w16cid:durableId="34D70230"/>
-  <w16cid:commentId w16cid:paraId="0000017D" w16cid:durableId="5DEE8F58"/>
-  <w16cid:commentId w16cid:paraId="0000017A" w16cid:durableId="4EC3CB94"/>
-  <w16cid:commentId w16cid:paraId="0000017C" w16cid:durableId="33084E50"/>
-  <w16cid:commentId w16cid:paraId="00000189" w16cid:durableId="6BBD2AFC"/>
-  <w16cid:commentId w16cid:paraId="0000019A" w16cid:durableId="66A9A3CA"/>
-  <w16cid:commentId w16cid:paraId="00000180" w16cid:durableId="5B5B66E8"/>
-  <w16cid:commentId w16cid:paraId="00000194" w16cid:durableId="0728AD7A"/>
-  <w16cid:commentId w16cid:paraId="00000199" w16cid:durableId="1CE532DD"/>
-  <w16cid:commentId w16cid:paraId="00000187" w16cid:durableId="3FD9032C"/>
-  <w16cid:commentId w16cid:paraId="0000018E" w16cid:durableId="366C409A"/>
-  <w16cid:commentId w16cid:paraId="000001A0" w16cid:durableId="0C3886F9"/>
-  <w16cid:commentId w16cid:paraId="61F4F615" w16cid:durableId="430CEB7E"/>
-  <w16cid:commentId w16cid:paraId="0D916B42" w16cid:durableId="7E0B1E42"/>
-  <w16cid:commentId w16cid:paraId="00000178" w16cid:durableId="72EB3365"/>
-  <w16cid:commentId w16cid:paraId="00000198" w16cid:durableId="2186C6D1"/>
-  <w16cid:commentId w16cid:paraId="00000177" w16cid:durableId="59BDF10C"/>
-  <w16cid:commentId w16cid:paraId="00000193" w16cid:durableId="496E9860"/>
-  <w16cid:commentId w16cid:paraId="0000018A" w16cid:durableId="3F6C9301"/>
-  <w16cid:commentId w16cid:paraId="00000186" w16cid:durableId="0D67020B"/>
-  <w16cid:commentId w16cid:paraId="00000184" w16cid:durableId="5BF3C36C"/>
-</w16cid:commentsIds>
-</file>
-
 <file path=word/endnotes.xml><?xml version="1.0" encoding="utf-8"?>
-<w:endnotes xmlns:wpc="http://schemas.microsoft.com/office/word/2010/wordprocessingCanvas" xmlns:cx="http://schemas.microsoft.com/office/drawing/2014/chartex" xmlns:cx1="http://schemas.microsoft.com/office/drawing/2015/9/8/chartex" xmlns:cx2="http://schemas.microsoft.com/office/drawing/2015/10/21/chartex" xmlns:cx3="http://schemas.microsoft.com/office/drawing/2016/5/9/chartex" xmlns:cx4="http://schemas.microsoft.com/office/drawing/2016/5/10/chartex" xmlns:cx5="http://schemas.microsoft.com/office/drawing/2016/5/11/chartex" xmlns:cx6="http://schemas.microsoft.com/office/drawing/2016/5/12/chartex" xmlns:cx7="http://schemas.microsoft.com/office/drawing/2016/5/13/chartex" xmlns:cx8="http://schemas.microsoft.com/office/drawing/2016/5/14/chartex" xmlns:mc="http://schemas.openxmlformats.org/markup-compatibility/2006" xmlns:aink="http://schemas.microsoft.com/office/drawing/2016/ink" xmlns:am3d="http://schemas.microsoft.com/office/drawing/2017/model3d" xmlns:o="urn:schemas-microsoft-com:office:office" xmlns:oel="http://schemas.microsoft.com/office/2019/extlst" xmlns:r="http://schemas.openxmlformats.org/officeDocument/2006/relationships" xmlns:m="http://schemas.openxmlformats.org/officeDocument/2006/math" xmlns:v="urn:schemas-microsoft-com:vml" xmlns:wp14="http://schemas.microsoft.com/office/word/2010/wordprocessingDrawing" xmlns:wp="http://schemas.openxmlformats.org/drawingml/2006/wordprocessingDrawing" xmlns:w10="urn:schemas-microsoft-com:office:word" xmlns:w="http://schemas.openxmlformats.org/wordprocessingml/2006/main" xmlns:w14="http://schemas.microsoft.com/office/word/2010/wordml" xmlns:w15="http://schemas.microsoft.com/office/word/2012/wordml" xmlns:w16cex="http://schemas.microsoft.com/office/word/2018/wordml/cex" xmlns:w16cid="http://schemas.microsoft.com/office/word/2016/wordml/cid" xmlns:w16="http://schemas.microsoft.com/office/word/2018/wordml" xmlns:w16sdtdh="http://schemas.microsoft.com/office/word/2020/wordml/sdtdatahash" xmlns:w16se="http://schemas.microsoft.com/office/word/2015/wordml/symex" xmlns:wpg="http://schemas.microsoft.com/office/word/2010/wordprocessingGroup" xmlns:wpi="http://schemas.microsoft.com/office/word/2010/wordprocessingInk" xmlns:wne="http://schemas.microsoft.com/office/word/2006/wordml" xmlns:wps="http://schemas.microsoft.com/office/word/2010/wordprocessingShape" mc:Ignorable="w14 w15 w16se w16cid w16 w16cex w16sdtdh wp14">
+<w:endnotes xmlns:wpc="http://schemas.microsoft.com/office/word/2010/wordprocessingCanvas" xmlns:cx="http://schemas.microsoft.com/office/drawing/2014/chartex" xmlns:mc="http://schemas.openxmlformats.org/markup-compatibility/2006" xmlns:o="urn:schemas-microsoft-com:office:office" xmlns:r="http://schemas.openxmlformats.org/officeDocument/2006/relationships" xmlns:m="http://schemas.openxmlformats.org/officeDocument/2006/math" xmlns:v="urn:schemas-microsoft-com:vml" xmlns:wp14="http://schemas.microsoft.com/office/word/2010/wordprocessingDrawing" xmlns:wp="http://schemas.openxmlformats.org/drawingml/2006/wordprocessingDrawing" xmlns:w10="urn:schemas-microsoft-com:office:word" xmlns:w="http://schemas.openxmlformats.org/wordprocessingml/2006/main" xmlns:w14="http://schemas.microsoft.com/office/word/2010/wordml" xmlns:w15="http://schemas.microsoft.com/office/word/2012/wordml" xmlns:w16se="http://schemas.microsoft.com/office/word/2015/wordml/symex" xmlns:wpg="http://schemas.microsoft.com/office/word/2010/wordprocessingGroup" xmlns:wpi="http://schemas.microsoft.com/office/word/2010/wordprocessingInk" xmlns:wne="http://schemas.microsoft.com/office/word/2006/wordml" xmlns:wps="http://schemas.microsoft.com/office/word/2010/wordprocessingShape" mc:Ignorable="w14 w15 w16se wp14">
   <w:endnote w:type="separator" w:id="-1">
     <w:p>
       <w:pPr>
@@ -13362,7 +11529,7 @@
 </file>
 
 <file path=word/footer1.xml><?xml version="1.0" encoding="utf-8"?>
-<w:ftr xmlns:wpc="http://schemas.microsoft.com/office/word/2010/wordprocessingCanvas" xmlns:cx="http://schemas.microsoft.com/office/drawing/2014/chartex" xmlns:cx1="http://schemas.microsoft.com/office/drawing/2015/9/8/chartex" xmlns:cx2="http://schemas.microsoft.com/office/drawing/2015/10/21/chartex" xmlns:cx3="http://schemas.microsoft.com/office/drawing/2016/5/9/chartex" xmlns:cx4="http://schemas.microsoft.com/office/drawing/2016/5/10/chartex" xmlns:cx5="http://schemas.microsoft.com/office/drawing/2016/5/11/chartex" xmlns:cx6="http://schemas.microsoft.com/office/drawing/2016/5/12/chartex" xmlns:cx7="http://schemas.microsoft.com/office/drawing/2016/5/13/chartex" xmlns:cx8="http://schemas.microsoft.com/office/drawing/2016/5/14/chartex" xmlns:mc="http://schemas.openxmlformats.org/markup-compatibility/2006" xmlns:aink="http://schemas.microsoft.com/office/drawing/2016/ink" xmlns:am3d="http://schemas.microsoft.com/office/drawing/2017/model3d" xmlns:o="urn:schemas-microsoft-com:office:office" xmlns:oel="http://schemas.microsoft.com/office/2019/extlst" xmlns:r="http://schemas.openxmlformats.org/officeDocument/2006/relationships" xmlns:m="http://schemas.openxmlformats.org/officeDocument/2006/math" xmlns:v="urn:schemas-microsoft-com:vml" xmlns:wp14="http://schemas.microsoft.com/office/word/2010/wordprocessingDrawing" xmlns:wp="http://schemas.openxmlformats.org/drawingml/2006/wordprocessingDrawing" xmlns:w10="urn:schemas-microsoft-com:office:word" xmlns:w="http://schemas.openxmlformats.org/wordprocessingml/2006/main" xmlns:w14="http://schemas.microsoft.com/office/word/2010/wordml" xmlns:w15="http://schemas.microsoft.com/office/word/2012/wordml" xmlns:w16cex="http://schemas.microsoft.com/office/word/2018/wordml/cex" xmlns:w16cid="http://schemas.microsoft.com/office/word/2016/wordml/cid" xmlns:w16="http://schemas.microsoft.com/office/word/2018/wordml" xmlns:w16sdtdh="http://schemas.microsoft.com/office/word/2020/wordml/sdtdatahash" xmlns:w16se="http://schemas.microsoft.com/office/word/2015/wordml/symex" xmlns:wpg="http://schemas.microsoft.com/office/word/2010/wordprocessingGroup" xmlns:wpi="http://schemas.microsoft.com/office/word/2010/wordprocessingInk" xmlns:wne="http://schemas.microsoft.com/office/word/2006/wordml" xmlns:wps="http://schemas.microsoft.com/office/word/2010/wordprocessingShape" mc:Ignorable="w14 w15 w16se w16cid w16 w16cex w16sdtdh wp14">
+<w:ftr xmlns:wpc="http://schemas.microsoft.com/office/word/2010/wordprocessingCanvas" xmlns:cx="http://schemas.microsoft.com/office/drawing/2014/chartex" xmlns:mc="http://schemas.openxmlformats.org/markup-compatibility/2006" xmlns:o="urn:schemas-microsoft-com:office:office" xmlns:r="http://schemas.openxmlformats.org/officeDocument/2006/relationships" xmlns:m="http://schemas.openxmlformats.org/officeDocument/2006/math" xmlns:v="urn:schemas-microsoft-com:vml" xmlns:wp14="http://schemas.microsoft.com/office/word/2010/wordprocessingDrawing" xmlns:wp="http://schemas.openxmlformats.org/drawingml/2006/wordprocessingDrawing" xmlns:w10="urn:schemas-microsoft-com:office:word" xmlns:w="http://schemas.openxmlformats.org/wordprocessingml/2006/main" xmlns:w14="http://schemas.microsoft.com/office/word/2010/wordml" xmlns:w15="http://schemas.microsoft.com/office/word/2012/wordml" xmlns:w16se="http://schemas.microsoft.com/office/word/2015/wordml/symex" xmlns:wpg="http://schemas.microsoft.com/office/word/2010/wordprocessingGroup" xmlns:wpi="http://schemas.microsoft.com/office/word/2010/wordprocessingInk" xmlns:wne="http://schemas.microsoft.com/office/word/2006/wordml" xmlns:wps="http://schemas.microsoft.com/office/word/2010/wordprocessingShape" mc:Ignorable="w14 w15 w16se wp14">
   <w:p>
     <w:pPr>
       <w:widowControl w:val="0"/>
@@ -13383,7 +11550,7 @@
   </w:p>
   <w:tbl>
     <w:tblPr>
-      <w:tblStyle w:val="a3"/>
+      <w:tblStyle w:val="1"/>
       <w:tblW w:w="9060" w:type="dxa"/>
       <w:tblInd w:w="0" w:type="dxa"/>
       <w:tblLayout w:type="fixed"/>
@@ -13500,7 +11667,7 @@
 </file>
 
 <file path=word/footnotes.xml><?xml version="1.0" encoding="utf-8"?>
-<w:footnotes xmlns:wpc="http://schemas.microsoft.com/office/word/2010/wordprocessingCanvas" xmlns:cx="http://schemas.microsoft.com/office/drawing/2014/chartex" xmlns:cx1="http://schemas.microsoft.com/office/drawing/2015/9/8/chartex" xmlns:cx2="http://schemas.microsoft.com/office/drawing/2015/10/21/chartex" xmlns:cx3="http://schemas.microsoft.com/office/drawing/2016/5/9/chartex" xmlns:cx4="http://schemas.microsoft.com/office/drawing/2016/5/10/chartex" xmlns:cx5="http://schemas.microsoft.com/office/drawing/2016/5/11/chartex" xmlns:cx6="http://schemas.microsoft.com/office/drawing/2016/5/12/chartex" xmlns:cx7="http://schemas.microsoft.com/office/drawing/2016/5/13/chartex" xmlns:cx8="http://schemas.microsoft.com/office/drawing/2016/5/14/chartex" xmlns:mc="http://schemas.openxmlformats.org/markup-compatibility/2006" xmlns:aink="http://schemas.microsoft.com/office/drawing/2016/ink" xmlns:am3d="http://schemas.microsoft.com/office/drawing/2017/model3d" xmlns:o="urn:schemas-microsoft-com:office:office" xmlns:oel="http://schemas.microsoft.com/office/2019/extlst" xmlns:r="http://schemas.openxmlformats.org/officeDocument/2006/relationships" xmlns:m="http://schemas.openxmlformats.org/officeDocument/2006/math" xmlns:v="urn:schemas-microsoft-com:vml" xmlns:wp14="http://schemas.microsoft.com/office/word/2010/wordprocessingDrawing" xmlns:wp="http://schemas.openxmlformats.org/drawingml/2006/wordprocessingDrawing" xmlns:w10="urn:schemas-microsoft-com:office:word" xmlns:w="http://schemas.openxmlformats.org/wordprocessingml/2006/main" xmlns:w14="http://schemas.microsoft.com/office/word/2010/wordml" xmlns:w15="http://schemas.microsoft.com/office/word/2012/wordml" xmlns:w16cex="http://schemas.microsoft.com/office/word/2018/wordml/cex" xmlns:w16cid="http://schemas.microsoft.com/office/word/2016/wordml/cid" xmlns:w16="http://schemas.microsoft.com/office/word/2018/wordml" xmlns:w16sdtdh="http://schemas.microsoft.com/office/word/2020/wordml/sdtdatahash" xmlns:w16se="http://schemas.microsoft.com/office/word/2015/wordml/symex" xmlns:wpg="http://schemas.microsoft.com/office/word/2010/wordprocessingGroup" xmlns:wpi="http://schemas.microsoft.com/office/word/2010/wordprocessingInk" xmlns:wne="http://schemas.microsoft.com/office/word/2006/wordml" xmlns:wps="http://schemas.microsoft.com/office/word/2010/wordprocessingShape" mc:Ignorable="w14 w15 w16se w16cid w16 w16cex w16sdtdh wp14">
+<w:footnotes xmlns:wpc="http://schemas.microsoft.com/office/word/2010/wordprocessingCanvas" xmlns:cx="http://schemas.microsoft.com/office/drawing/2014/chartex" xmlns:mc="http://schemas.openxmlformats.org/markup-compatibility/2006" xmlns:o="urn:schemas-microsoft-com:office:office" xmlns:r="http://schemas.openxmlformats.org/officeDocument/2006/relationships" xmlns:m="http://schemas.openxmlformats.org/officeDocument/2006/math" xmlns:v="urn:schemas-microsoft-com:vml" xmlns:wp14="http://schemas.microsoft.com/office/word/2010/wordprocessingDrawing" xmlns:wp="http://schemas.openxmlformats.org/drawingml/2006/wordprocessingDrawing" xmlns:w10="urn:schemas-microsoft-com:office:word" xmlns:w="http://schemas.openxmlformats.org/wordprocessingml/2006/main" xmlns:w14="http://schemas.microsoft.com/office/word/2010/wordml" xmlns:w15="http://schemas.microsoft.com/office/word/2012/wordml" xmlns:w16se="http://schemas.microsoft.com/office/word/2015/wordml/symex" xmlns:wpg="http://schemas.microsoft.com/office/word/2010/wordprocessingGroup" xmlns:wpi="http://schemas.microsoft.com/office/word/2010/wordprocessingInk" xmlns:wne="http://schemas.microsoft.com/office/word/2006/wordml" xmlns:wps="http://schemas.microsoft.com/office/word/2010/wordprocessingShape" mc:Ignorable="w14 w15 w16se wp14">
   <w:footnote w:type="separator" w:id="-1">
     <w:p>
       <w:pPr>
@@ -13525,7 +11692,7 @@
 </file>
 
 <file path=word/header1.xml><?xml version="1.0" encoding="utf-8"?>
-<w:hdr xmlns:wpc="http://schemas.microsoft.com/office/word/2010/wordprocessingCanvas" xmlns:cx="http://schemas.microsoft.com/office/drawing/2014/chartex" xmlns:cx1="http://schemas.microsoft.com/office/drawing/2015/9/8/chartex" xmlns:cx2="http://schemas.microsoft.com/office/drawing/2015/10/21/chartex" xmlns:cx3="http://schemas.microsoft.com/office/drawing/2016/5/9/chartex" xmlns:cx4="http://schemas.microsoft.com/office/drawing/2016/5/10/chartex" xmlns:cx5="http://schemas.microsoft.com/office/drawing/2016/5/11/chartex" xmlns:cx6="http://schemas.microsoft.com/office/drawing/2016/5/12/chartex" xmlns:cx7="http://schemas.microsoft.com/office/drawing/2016/5/13/chartex" xmlns:cx8="http://schemas.microsoft.com/office/drawing/2016/5/14/chartex" xmlns:mc="http://schemas.openxmlformats.org/markup-compatibility/2006" xmlns:aink="http://schemas.microsoft.com/office/drawing/2016/ink" xmlns:am3d="http://schemas.microsoft.com/office/drawing/2017/model3d" xmlns:o="urn:schemas-microsoft-com:office:office" xmlns:oel="http://schemas.microsoft.com/office/2019/extlst" xmlns:r="http://schemas.openxmlformats.org/officeDocument/2006/relationships" xmlns:m="http://schemas.openxmlformats.org/officeDocument/2006/math" xmlns:v="urn:schemas-microsoft-com:vml" xmlns:wp14="http://schemas.microsoft.com/office/word/2010/wordprocessingDrawing" xmlns:wp="http://schemas.openxmlformats.org/drawingml/2006/wordprocessingDrawing" xmlns:w10="urn:schemas-microsoft-com:office:word" xmlns:w="http://schemas.openxmlformats.org/wordprocessingml/2006/main" xmlns:w14="http://schemas.microsoft.com/office/word/2010/wordml" xmlns:w15="http://schemas.microsoft.com/office/word/2012/wordml" xmlns:w16cex="http://schemas.microsoft.com/office/word/2018/wordml/cex" xmlns:w16cid="http://schemas.microsoft.com/office/word/2016/wordml/cid" xmlns:w16="http://schemas.microsoft.com/office/word/2018/wordml" xmlns:w16sdtdh="http://schemas.microsoft.com/office/word/2020/wordml/sdtdatahash" xmlns:w16se="http://schemas.microsoft.com/office/word/2015/wordml/symex" xmlns:wpg="http://schemas.microsoft.com/office/word/2010/wordprocessingGroup" xmlns:wpi="http://schemas.microsoft.com/office/word/2010/wordprocessingInk" xmlns:wne="http://schemas.microsoft.com/office/word/2006/wordml" xmlns:wps="http://schemas.microsoft.com/office/word/2010/wordprocessingShape" mc:Ignorable="w14 w15 w16se w16cid w16 w16cex w16sdtdh wp14">
+<w:hdr xmlns:wpc="http://schemas.microsoft.com/office/word/2010/wordprocessingCanvas" xmlns:cx="http://schemas.microsoft.com/office/drawing/2014/chartex" xmlns:mc="http://schemas.openxmlformats.org/markup-compatibility/2006" xmlns:o="urn:schemas-microsoft-com:office:office" xmlns:r="http://schemas.openxmlformats.org/officeDocument/2006/relationships" xmlns:m="http://schemas.openxmlformats.org/officeDocument/2006/math" xmlns:v="urn:schemas-microsoft-com:vml" xmlns:wp14="http://schemas.microsoft.com/office/word/2010/wordprocessingDrawing" xmlns:wp="http://schemas.openxmlformats.org/drawingml/2006/wordprocessingDrawing" xmlns:w10="urn:schemas-microsoft-com:office:word" xmlns:w="http://schemas.openxmlformats.org/wordprocessingml/2006/main" xmlns:w14="http://schemas.microsoft.com/office/word/2010/wordml" xmlns:w15="http://schemas.microsoft.com/office/word/2012/wordml" xmlns:w16se="http://schemas.microsoft.com/office/word/2015/wordml/symex" xmlns:wpg="http://schemas.microsoft.com/office/word/2010/wordprocessingGroup" xmlns:wpi="http://schemas.microsoft.com/office/word/2010/wordprocessingInk" xmlns:wne="http://schemas.microsoft.com/office/word/2006/wordml" xmlns:wps="http://schemas.microsoft.com/office/word/2010/wordprocessingShape" mc:Ignorable="w14 w15 w16se wp14">
   <w:p>
     <w:pPr>
       <w:widowControl w:val="0"/>
@@ -13543,7 +11710,7 @@
   </w:p>
   <w:tbl>
     <w:tblPr>
-      <w:tblStyle w:val="a2"/>
+      <w:tblStyle w:val="2"/>
       <w:tblW w:w="9060" w:type="dxa"/>
       <w:tblInd w:w="0" w:type="dxa"/>
       <w:tblLayout w:type="fixed"/>
@@ -13660,7 +11827,7 @@
 </file>
 
 <file path=word/numbering.xml><?xml version="1.0" encoding="utf-8"?>
-<w:numbering xmlns:wpc="http://schemas.microsoft.com/office/word/2010/wordprocessingCanvas" xmlns:cx="http://schemas.microsoft.com/office/drawing/2014/chartex" xmlns:cx1="http://schemas.microsoft.com/office/drawing/2015/9/8/chartex" xmlns:cx2="http://schemas.microsoft.com/office/drawing/2015/10/21/chartex" xmlns:cx3="http://schemas.microsoft.com/office/drawing/2016/5/9/chartex" xmlns:cx4="http://schemas.microsoft.com/office/drawing/2016/5/10/chartex" xmlns:cx5="http://schemas.microsoft.com/office/drawing/2016/5/11/chartex" xmlns:cx6="http://schemas.microsoft.com/office/drawing/2016/5/12/chartex" xmlns:cx7="http://schemas.microsoft.com/office/drawing/2016/5/13/chartex" xmlns:cx8="http://schemas.microsoft.com/office/drawing/2016/5/14/chartex" xmlns:mc="http://schemas.openxmlformats.org/markup-compatibility/2006" xmlns:aink="http://schemas.microsoft.com/office/drawing/2016/ink" xmlns:am3d="http://schemas.microsoft.com/office/drawing/2017/model3d" xmlns:o="urn:schemas-microsoft-com:office:office" xmlns:oel="http://schemas.microsoft.com/office/2019/extlst" xmlns:r="http://schemas.openxmlformats.org/officeDocument/2006/relationships" xmlns:m="http://schemas.openxmlformats.org/officeDocument/2006/math" xmlns:v="urn:schemas-microsoft-com:vml" xmlns:wp14="http://schemas.microsoft.com/office/word/2010/wordprocessingDrawing" xmlns:wp="http://schemas.openxmlformats.org/drawingml/2006/wordprocessingDrawing" xmlns:w10="urn:schemas-microsoft-com:office:word" xmlns:w="http://schemas.openxmlformats.org/wordprocessingml/2006/main" xmlns:w14="http://schemas.microsoft.com/office/word/2010/wordml" xmlns:w15="http://schemas.microsoft.com/office/word/2012/wordml" xmlns:w16cex="http://schemas.microsoft.com/office/word/2018/wordml/cex" xmlns:w16cid="http://schemas.microsoft.com/office/word/2016/wordml/cid" xmlns:w16="http://schemas.microsoft.com/office/word/2018/wordml" xmlns:w16sdtdh="http://schemas.microsoft.com/office/word/2020/wordml/sdtdatahash" xmlns:w16se="http://schemas.microsoft.com/office/word/2015/wordml/symex" xmlns:wpg="http://schemas.microsoft.com/office/word/2010/wordprocessingGroup" xmlns:wpi="http://schemas.microsoft.com/office/word/2010/wordprocessingInk" xmlns:wne="http://schemas.microsoft.com/office/word/2006/wordml" xmlns:wps="http://schemas.microsoft.com/office/word/2010/wordprocessingShape" mc:Ignorable="w14 w15 w16se w16cid w16 w16cex w16sdtdh wp14">
+<w:numbering xmlns:wpc="http://schemas.microsoft.com/office/word/2010/wordprocessingCanvas" xmlns:cx="http://schemas.microsoft.com/office/drawing/2014/chartex" xmlns:mc="http://schemas.openxmlformats.org/markup-compatibility/2006" xmlns:o="urn:schemas-microsoft-com:office:office" xmlns:r="http://schemas.openxmlformats.org/officeDocument/2006/relationships" xmlns:m="http://schemas.openxmlformats.org/officeDocument/2006/math" xmlns:v="urn:schemas-microsoft-com:vml" xmlns:wp14="http://schemas.microsoft.com/office/word/2010/wordprocessingDrawing" xmlns:wp="http://schemas.openxmlformats.org/drawingml/2006/wordprocessingDrawing" xmlns:w10="urn:schemas-microsoft-com:office:word" xmlns:w="http://schemas.openxmlformats.org/wordprocessingml/2006/main" xmlns:w14="http://schemas.microsoft.com/office/word/2010/wordml" xmlns:w15="http://schemas.microsoft.com/office/word/2012/wordml" xmlns:w16se="http://schemas.microsoft.com/office/word/2015/wordml/symex" xmlns:wpg="http://schemas.microsoft.com/office/word/2010/wordprocessingGroup" xmlns:wpi="http://schemas.microsoft.com/office/word/2010/wordprocessingInk" xmlns:wne="http://schemas.microsoft.com/office/word/2006/wordml" xmlns:wps="http://schemas.microsoft.com/office/word/2010/wordprocessingShape" mc:Ignorable="w14 w15 w16se wp14">
   <w:abstractNum w:abstractNumId="0" w15:restartNumberingAfterBreak="0">
     <w:nsid w:val="1E3D485F"/>
     <w:multiLevelType w:val="multilevel"/>
@@ -14290,32 +12457,40 @@
       </w:pPr>
     </w:lvl>
   </w:abstractNum>
-  <w:num w:numId="1" w16cid:durableId="1408846353">
+  <w:num w:numId="1">
     <w:abstractNumId w:val="5"/>
   </w:num>
-  <w:num w:numId="2" w16cid:durableId="997610425">
+  <w:num w:numId="2">
     <w:abstractNumId w:val="6"/>
   </w:num>
-  <w:num w:numId="3" w16cid:durableId="2094276984">
+  <w:num w:numId="3">
     <w:abstractNumId w:val="2"/>
   </w:num>
-  <w:num w:numId="4" w16cid:durableId="185367374">
+  <w:num w:numId="4">
     <w:abstractNumId w:val="1"/>
   </w:num>
-  <w:num w:numId="5" w16cid:durableId="1728185702">
+  <w:num w:numId="5">
     <w:abstractNumId w:val="0"/>
   </w:num>
-  <w:num w:numId="6" w16cid:durableId="1882550880">
+  <w:num w:numId="6">
     <w:abstractNumId w:val="3"/>
   </w:num>
-  <w:num w:numId="7" w16cid:durableId="1572808555">
+  <w:num w:numId="7">
     <w:abstractNumId w:val="4"/>
   </w:num>
 </w:numbering>
 </file>
 
+<file path=word/people.xml><?xml version="1.0" encoding="utf-8"?>
+<w15:people xmlns:wpc="http://schemas.microsoft.com/office/word/2010/wordprocessingCanvas" xmlns:cx="http://schemas.microsoft.com/office/drawing/2014/chartex" xmlns:mc="http://schemas.openxmlformats.org/markup-compatibility/2006" xmlns:o="urn:schemas-microsoft-com:office:office" xmlns:r="http://schemas.openxmlformats.org/officeDocument/2006/relationships" xmlns:m="http://schemas.openxmlformats.org/officeDocument/2006/math" xmlns:v="urn:schemas-microsoft-com:vml" xmlns:wp14="http://schemas.microsoft.com/office/word/2010/wordprocessingDrawing" xmlns:wp="http://schemas.openxmlformats.org/drawingml/2006/wordprocessingDrawing" xmlns:w10="urn:schemas-microsoft-com:office:word" xmlns:w="http://schemas.openxmlformats.org/wordprocessingml/2006/main" xmlns:w14="http://schemas.microsoft.com/office/word/2010/wordml" xmlns:w15="http://schemas.microsoft.com/office/word/2012/wordml" xmlns:w16se="http://schemas.microsoft.com/office/word/2015/wordml/symex" xmlns:wpg="http://schemas.microsoft.com/office/word/2010/wordprocessingGroup" xmlns:wpi="http://schemas.microsoft.com/office/word/2010/wordprocessingInk" xmlns:wne="http://schemas.microsoft.com/office/word/2006/wordml" xmlns:wps="http://schemas.microsoft.com/office/word/2010/wordprocessingShape" mc:Ignorable="w14 w15 w16se wp14">
+  <w15:person w15:author="lab1-aluno">
+    <w15:presenceInfo w15:providerId="None" w15:userId="lab1-aluno"/>
+  </w15:person>
+</w15:people>
+</file>
+
 <file path=word/styles.xml><?xml version="1.0" encoding="utf-8"?>
-<w:styles xmlns:mc="http://schemas.openxmlformats.org/markup-compatibility/2006" xmlns:r="http://schemas.openxmlformats.org/officeDocument/2006/relationships" xmlns:w="http://schemas.openxmlformats.org/wordprocessingml/2006/main" xmlns:w14="http://schemas.microsoft.com/office/word/2010/wordml" xmlns:w15="http://schemas.microsoft.com/office/word/2012/wordml" xmlns:w16cex="http://schemas.microsoft.com/office/word/2018/wordml/cex" xmlns:w16cid="http://schemas.microsoft.com/office/word/2016/wordml/cid" xmlns:w16="http://schemas.microsoft.com/office/word/2018/wordml" xmlns:w16sdtdh="http://schemas.microsoft.com/office/word/2020/wordml/sdtdatahash" xmlns:w16se="http://schemas.microsoft.com/office/word/2015/wordml/symex" mc:Ignorable="w14 w15 w16se w16cid w16 w16cex w16sdtdh">
+<w:styles xmlns:mc="http://schemas.openxmlformats.org/markup-compatibility/2006" xmlns:r="http://schemas.openxmlformats.org/officeDocument/2006/relationships" xmlns:w="http://schemas.openxmlformats.org/wordprocessingml/2006/main" xmlns:w14="http://schemas.microsoft.com/office/word/2010/wordml" xmlns:w15="http://schemas.microsoft.com/office/word/2012/wordml" xmlns:w16se="http://schemas.microsoft.com/office/word/2015/wordml/symex" mc:Ignorable="w14 w15 w16se">
   <w:docDefaults>
     <w:rPrDefault>
       <w:rPr>
@@ -14333,7 +12508,7 @@
       </w:pPr>
     </w:pPrDefault>
   </w:docDefaults>
-  <w:latentStyles w:defLockedState="0" w:defUIPriority="99" w:defSemiHidden="0" w:defUnhideWhenUsed="0" w:defQFormat="0" w:count="376">
+  <w:latentStyles w:defLockedState="0" w:defUIPriority="99" w:defSemiHidden="0" w:defUnhideWhenUsed="0" w:defQFormat="0" w:count="371">
     <w:lsdException w:name="Normal" w:uiPriority="0" w:qFormat="1"/>
     <w:lsdException w:name="heading 1" w:uiPriority="9" w:qFormat="1"/>
     <w:lsdException w:name="heading 2" w:semiHidden="1" w:uiPriority="9" w:unhideWhenUsed="1" w:qFormat="1"/>
@@ -14705,11 +12880,6 @@
     <w:lsdException w:name="List Table 5 Dark Accent 6" w:uiPriority="50"/>
     <w:lsdException w:name="List Table 6 Colorful Accent 6" w:uiPriority="51"/>
     <w:lsdException w:name="List Table 7 Colorful Accent 6" w:uiPriority="52"/>
-    <w:lsdException w:name="Mention" w:semiHidden="1" w:unhideWhenUsed="1"/>
-    <w:lsdException w:name="Smart Hyperlink" w:semiHidden="1" w:unhideWhenUsed="1"/>
-    <w:lsdException w:name="Hashtag" w:semiHidden="1" w:unhideWhenUsed="1"/>
-    <w:lsdException w:name="Unresolved Mention" w:semiHidden="1" w:unhideWhenUsed="1"/>
-    <w:lsdException w:name="Smart Link" w:semiHidden="1" w:unhideWhenUsed="1"/>
   </w:latentStyles>
   <w:style w:type="paragraph" w:default="1" w:styleId="Normal">
     <w:name w:val="Normal"/>
@@ -14840,7 +13010,6 @@
   <w:style w:type="character" w:default="1" w:styleId="Fontepargpadro">
     <w:name w:val="Default Paragraph Font"/>
     <w:uiPriority w:val="1"/>
-    <w:semiHidden/>
     <w:unhideWhenUsed/>
   </w:style>
   <w:style w:type="table" w:default="1" w:styleId="Tabelanormal">
@@ -15529,7 +13698,8 @@
       <w:szCs w:val="48"/>
     </w:rPr>
   </w:style>
-  <w:style w:type="table" w:customStyle="1" w:styleId="a">
+  <w:style w:type="table" w:customStyle="1" w:styleId="5">
+    <w:name w:val="5"/>
     <w:basedOn w:val="TableNormal"/>
     <w:pPr>
       <w:spacing w:after="0" w:line="240" w:lineRule="auto"/>
@@ -15545,7 +13715,8 @@
       </w:tblCellMar>
     </w:tblPr>
   </w:style>
-  <w:style w:type="table" w:customStyle="1" w:styleId="a0">
+  <w:style w:type="table" w:customStyle="1" w:styleId="4">
+    <w:name w:val="4"/>
     <w:basedOn w:val="TableNormal"/>
     <w:pPr>
       <w:spacing w:after="0" w:line="240" w:lineRule="auto"/>
@@ -15561,7 +13732,8 @@
       </w:tblCellMar>
     </w:tblPr>
   </w:style>
-  <w:style w:type="table" w:customStyle="1" w:styleId="a1">
+  <w:style w:type="table" w:customStyle="1" w:styleId="3">
+    <w:name w:val="3"/>
     <w:basedOn w:val="TableNormal"/>
     <w:pPr>
       <w:spacing w:after="0" w:line="240" w:lineRule="auto"/>
@@ -15632,7 +13804,8 @@
       </w:tcPr>
     </w:tblStylePr>
   </w:style>
-  <w:style w:type="table" w:customStyle="1" w:styleId="a2">
+  <w:style w:type="table" w:customStyle="1" w:styleId="2">
+    <w:name w:val="2"/>
     <w:basedOn w:val="TableNormal"/>
     <w:tblPr>
       <w:tblStyleRowBandSize w:val="1"/>
@@ -15645,7 +13818,8 @@
       </w:tblCellMar>
     </w:tblPr>
   </w:style>
-  <w:style w:type="table" w:customStyle="1" w:styleId="a3">
+  <w:style w:type="table" w:customStyle="1" w:styleId="1">
+    <w:name w:val="1"/>
     <w:basedOn w:val="TableNormal"/>
     <w:tblPr>
       <w:tblStyleRowBandSize w:val="1"/>
@@ -15670,7 +13844,7 @@
       <w:shd w:val="clear" w:color="auto" w:fill="E1DFDD"/>
     </w:rPr>
   </w:style>
-  <w:style w:type="character" w:styleId="MenoPendente">
+  <w:style w:type="character" w:customStyle="1" w:styleId="UnresolvedMention">
     <w:name w:val="Unresolved Mention"/>
     <w:basedOn w:val="Fontepargpadro"/>
     <w:uiPriority w:val="99"/>
@@ -15952,6 +14126,10 @@
 </go:gDocsCustomXmlDataStorage>
 </file>
 
+<file path=customXml/item2.xml><?xml version="1.0" encoding="utf-8"?>
+<b:Sources xmlns:b="http://schemas.openxmlformats.org/officeDocument/2006/bibliography" xmlns="http://schemas.openxmlformats.org/officeDocument/2006/bibliography" SelectedStyle="\APASixthEditionOfficeOnline.xsl" StyleName="APA" Version="6"/>
+</file>
+
 <file path=customXml/itemProps1.xml><?xml version="1.0" encoding="utf-8"?>
 <ds:datastoreItem xmlns:ds="http://schemas.openxmlformats.org/officeDocument/2006/customXml" ds:itemID="{11111111-1234-1234-1234-123412341234}">
   <ds:schemaRefs>
@@ -15959,4 +14137,12 @@
     <ds:schemaRef ds:uri="http://schemas.openxmlformats.org/officeDocument/2006/relationships"/>
   </ds:schemaRefs>
 </ds:datastoreItem>
+</file>
+
+<file path=customXml/itemProps2.xml><?xml version="1.0" encoding="utf-8"?>
+<ds:datastoreItem xmlns:ds="http://schemas.openxmlformats.org/officeDocument/2006/customXml" ds:itemID="{4373EAFD-C1B8-4BF8-BDB8-2382D65CDF26}">
+  <ds:schemaRefs>
+    <ds:schemaRef ds:uri="http://schemas.openxmlformats.org/officeDocument/2006/bibliography"/>
+  </ds:schemaRefs>
+</ds:datastoreItem>
 </file>